--- a/진척 관리.docx
+++ b/진척 관리.docx
@@ -333,25 +333,21 @@
               <w:autoSpaceDE/>
               <w:autoSpaceDN/>
               <w:rPr>
-                <w:sz w:val="20"/>
-                <w:szCs w:val="20"/>
-              </w:rPr>
-            </w:pPr>
-            <w:r>
-              <w:rPr>
-                <w:rFonts w:hint="eastAsia"/>
-                <w:sz w:val="20"/>
-                <w:szCs w:val="20"/>
-              </w:rPr>
-              <w:t>Player Class</w:t>
-            </w:r>
-            <w:r>
-              <w:rPr>
-                <w:rFonts w:hint="eastAsia"/>
-                <w:sz w:val="20"/>
-                <w:szCs w:val="20"/>
-              </w:rPr>
-              <w:t xml:space="preserve"> 생성</w:t>
+                <w:b/>
+                <w:bCs/>
+                <w:sz w:val="20"/>
+                <w:szCs w:val="20"/>
+              </w:rPr>
+            </w:pPr>
+            <w:r>
+              <w:rPr>
+                <w:rFonts w:hint="eastAsia"/>
+                <w:b/>
+                <w:bCs/>
+                <w:sz w:val="20"/>
+                <w:szCs w:val="20"/>
+              </w:rPr>
+              <w:t>Player Class 생성</w:t>
             </w:r>
           </w:p>
         </w:tc>
@@ -451,6 +447,8 @@
               <w:autoSpaceDE/>
               <w:autoSpaceDN/>
               <w:rPr>
+                <w:b/>
+                <w:bCs/>
                 <w:sz w:val="20"/>
                 <w:szCs w:val="20"/>
               </w:rPr>
@@ -459,6 +457,8 @@
             <w:r>
               <w:rPr>
                 <w:rFonts w:hint="eastAsia"/>
+                <w:b/>
+                <w:bCs/>
                 <w:sz w:val="20"/>
                 <w:szCs w:val="20"/>
               </w:rPr>
@@ -3696,6 +3696,8 @@
               <w:autoSpaceDE/>
               <w:autoSpaceDN/>
               <w:rPr>
+                <w:b/>
+                <w:bCs/>
                 <w:sz w:val="16"/>
                 <w:szCs w:val="16"/>
               </w:rPr>
@@ -3704,6 +3706,8 @@
             <w:r>
               <w:rPr>
                 <w:rFonts w:hint="eastAsia"/>
+                <w:b/>
+                <w:bCs/>
                 <w:sz w:val="16"/>
                 <w:szCs w:val="16"/>
               </w:rPr>
@@ -3713,6 +3717,8 @@
             <w:r>
               <w:rPr>
                 <w:rFonts w:hint="eastAsia"/>
+                <w:b/>
+                <w:bCs/>
                 <w:sz w:val="16"/>
                 <w:szCs w:val="16"/>
               </w:rPr>
@@ -3726,13 +3732,17 @@
               <w:autoSpaceDE/>
               <w:autoSpaceDN/>
               <w:rPr>
-                <w:sz w:val="16"/>
-                <w:szCs w:val="16"/>
-              </w:rPr>
-            </w:pPr>
-            <w:r>
-              <w:rPr>
-                <w:rFonts w:hint="eastAsia"/>
+                <w:b/>
+                <w:bCs/>
+                <w:sz w:val="16"/>
+                <w:szCs w:val="16"/>
+              </w:rPr>
+            </w:pPr>
+            <w:r>
+              <w:rPr>
+                <w:rFonts w:hint="eastAsia"/>
+                <w:b/>
+                <w:bCs/>
                 <w:sz w:val="16"/>
                 <w:szCs w:val="16"/>
               </w:rPr>
@@ -3742,6 +3752,8 @@
             <w:r>
               <w:rPr>
                 <w:rFonts w:hint="eastAsia"/>
+                <w:b/>
+                <w:bCs/>
                 <w:sz w:val="16"/>
                 <w:szCs w:val="16"/>
               </w:rPr>
@@ -3751,6 +3763,61 @@
             <w:r>
               <w:rPr>
                 <w:rFonts w:hint="eastAsia"/>
+                <w:b/>
+                <w:bCs/>
+                <w:sz w:val="16"/>
+                <w:szCs w:val="16"/>
+              </w:rPr>
+              <w:t>)</w:t>
+            </w:r>
+          </w:p>
+          <w:p>
+            <w:pPr>
+              <w:widowControl/>
+              <w:wordWrap/>
+              <w:autoSpaceDE/>
+              <w:autoSpaceDN/>
+              <w:rPr>
+                <w:sz w:val="16"/>
+                <w:szCs w:val="16"/>
+              </w:rPr>
+            </w:pPr>
+            <w:r>
+              <w:rPr>
+                <w:b/>
+                <w:bCs/>
+                <w:sz w:val="16"/>
+                <w:szCs w:val="16"/>
+              </w:rPr>
+              <w:t>S</w:t>
+            </w:r>
+            <w:r>
+              <w:rPr>
+                <w:rFonts w:hint="eastAsia"/>
+                <w:b/>
+                <w:bCs/>
+                <w:sz w:val="16"/>
+                <w:szCs w:val="16"/>
+              </w:rPr>
+              <w:t xml:space="preserve">erver </w:t>
+            </w:r>
+            <w:proofErr w:type="gramStart"/>
+            <w:r>
+              <w:rPr>
+                <w:rFonts w:hint="eastAsia"/>
+                <w:b/>
+                <w:bCs/>
+                <w:sz w:val="16"/>
+                <w:szCs w:val="16"/>
+              </w:rPr>
+              <w:t>main(</w:t>
+            </w:r>
+            <w:proofErr w:type="gramEnd"/>
+            <w:r>
+              <w:rPr>
+                <w:rFonts w:hint="eastAsia"/>
+                <w:b/>
+                <w:bCs/>
                 <w:sz w:val="16"/>
                 <w:szCs w:val="16"/>
               </w:rPr>
@@ -4015,39 +4082,6 @@
                 <w:szCs w:val="16"/>
               </w:rPr>
             </w:pPr>
-            <w:r>
-              <w:rPr>
-                <w:sz w:val="16"/>
-                <w:szCs w:val="16"/>
-              </w:rPr>
-              <w:t>S</w:t>
-            </w:r>
-            <w:r>
-              <w:rPr>
-                <w:rFonts w:hint="eastAsia"/>
-                <w:sz w:val="16"/>
-                <w:szCs w:val="16"/>
-              </w:rPr>
-              <w:t xml:space="preserve">erver </w:t>
-            </w:r>
-            <w:proofErr w:type="gramStart"/>
-            <w:r>
-              <w:rPr>
-                <w:rFonts w:hint="eastAsia"/>
-                <w:sz w:val="16"/>
-                <w:szCs w:val="16"/>
-              </w:rPr>
-              <w:t>main(</w:t>
-            </w:r>
-            <w:proofErr w:type="gramEnd"/>
-            <w:r>
-              <w:rPr>
-                <w:rFonts w:hint="eastAsia"/>
-                <w:sz w:val="16"/>
-                <w:szCs w:val="16"/>
-              </w:rPr>
-              <w:t>)</w:t>
-            </w:r>
           </w:p>
         </w:tc>
         <w:tc>

--- a/진척 관리.docx
+++ b/진척 관리.docx
@@ -1,6 +1,6 @@
 
 <file path=word/document.xml><?xml version="1.0" encoding="utf-8"?>
-<w:document xmlns:wpc="http://schemas.microsoft.com/office/word/2010/wordprocessingCanvas" xmlns:cx="http://schemas.microsoft.com/office/drawing/2014/chartex" xmlns:cx1="http://schemas.microsoft.com/office/drawing/2015/9/8/chartex" xmlns:cx2="http://schemas.microsoft.com/office/drawing/2015/10/21/chartex" xmlns:cx3="http://schemas.microsoft.com/office/drawing/2016/5/9/chartex" xmlns:cx4="http://schemas.microsoft.com/office/drawing/2016/5/10/chartex" xmlns:cx5="http://schemas.microsoft.com/office/drawing/2016/5/11/chartex" xmlns:cx6="http://schemas.microsoft.com/office/drawing/2016/5/12/chartex" xmlns:cx7="http://schemas.microsoft.com/office/drawing/2016/5/13/chartex" xmlns:cx8="http://schemas.microsoft.com/office/drawing/2016/5/14/chartex" xmlns:mc="http://schemas.openxmlformats.org/markup-compatibility/2006" xmlns:aink="http://schemas.microsoft.com/office/drawing/2016/ink" xmlns:am3d="http://schemas.microsoft.com/office/drawing/2017/model3d" xmlns:o="urn:schemas-microsoft-com:office:office" xmlns:oel="http://schemas.microsoft.com/office/2019/extlst" xmlns:r="http://schemas.openxmlformats.org/officeDocument/2006/relationships" xmlns:m="http://schemas.openxmlformats.org/officeDocument/2006/math" xmlns:v="urn:schemas-microsoft-com:vml" xmlns:wp14="http://schemas.microsoft.com/office/word/2010/wordprocessingDrawing" xmlns:wp="http://schemas.openxmlformats.org/drawingml/2006/wordprocessingDrawing" xmlns:w10="urn:schemas-microsoft-com:office:word" xmlns:w="http://schemas.openxmlformats.org/wordprocessingml/2006/main" xmlns:w14="http://schemas.microsoft.com/office/word/2010/wordml" xmlns:w15="http://schemas.microsoft.com/office/word/2012/wordml" xmlns:w16cex="http://schemas.microsoft.com/office/word/2018/wordml/cex" xmlns:w16cid="http://schemas.microsoft.com/office/word/2016/wordml/cid" xmlns:w16="http://schemas.microsoft.com/office/word/2018/wordml" xmlns:w16sdtdh="http://schemas.microsoft.com/office/word/2020/wordml/sdtdatahash" xmlns:w16se="http://schemas.microsoft.com/office/word/2015/wordml/symex" xmlns:wpg="http://schemas.microsoft.com/office/word/2010/wordprocessingGroup" xmlns:wpi="http://schemas.microsoft.com/office/word/2010/wordprocessingInk" xmlns:wne="http://schemas.microsoft.com/office/word/2006/wordml" xmlns:wps="http://schemas.microsoft.com/office/word/2010/wordprocessingShape" mc:Ignorable="w14 w15 w16se w16cid w16 w16cex w16sdtdh wp14">
+<w:document xmlns:wpc="http://schemas.microsoft.com/office/word/2010/wordprocessingCanvas" xmlns:cx="http://schemas.microsoft.com/office/drawing/2014/chartex" xmlns:cx1="http://schemas.microsoft.com/office/drawing/2015/9/8/chartex" xmlns:cx2="http://schemas.microsoft.com/office/drawing/2015/10/21/chartex" xmlns:cx3="http://schemas.microsoft.com/office/drawing/2016/5/9/chartex" xmlns:cx4="http://schemas.microsoft.com/office/drawing/2016/5/10/chartex" xmlns:cx5="http://schemas.microsoft.com/office/drawing/2016/5/11/chartex" xmlns:cx6="http://schemas.microsoft.com/office/drawing/2016/5/12/chartex" xmlns:cx7="http://schemas.microsoft.com/office/drawing/2016/5/13/chartex" xmlns:cx8="http://schemas.microsoft.com/office/drawing/2016/5/14/chartex" xmlns:mc="http://schemas.openxmlformats.org/markup-compatibility/2006" xmlns:aink="http://schemas.microsoft.com/office/drawing/2016/ink" xmlns:am3d="http://schemas.microsoft.com/office/drawing/2017/model3d" xmlns:o="urn:schemas-microsoft-com:office:office" xmlns:oel="http://schemas.microsoft.com/office/2019/extlst" xmlns:r="http://schemas.openxmlformats.org/officeDocument/2006/relationships" xmlns:m="http://schemas.openxmlformats.org/officeDocument/2006/math" xmlns:v="urn:schemas-microsoft-com:vml" xmlns:wp14="http://schemas.microsoft.com/office/word/2010/wordprocessingDrawing" xmlns:wp="http://schemas.openxmlformats.org/drawingml/2006/wordprocessingDrawing" xmlns:w10="urn:schemas-microsoft-com:office:word" xmlns:w="http://schemas.openxmlformats.org/wordprocessingml/2006/main" xmlns:w14="http://schemas.microsoft.com/office/word/2010/wordml" xmlns:w15="http://schemas.microsoft.com/office/word/2012/wordml" xmlns:w16cex="http://schemas.microsoft.com/office/word/2018/wordml/cex" xmlns:w16cid="http://schemas.microsoft.com/office/word/2016/wordml/cid" xmlns:w16="http://schemas.microsoft.com/office/word/2018/wordml" xmlns:w16du="http://schemas.microsoft.com/office/word/2023/wordml/word16du" xmlns:w16sdtdh="http://schemas.microsoft.com/office/word/2020/wordml/sdtdatahash" xmlns:w16sdtfl="http://schemas.microsoft.com/office/word/2024/wordml/sdtformatlock" xmlns:w16se="http://schemas.microsoft.com/office/word/2015/wordml/symex" xmlns:wpg="http://schemas.microsoft.com/office/word/2010/wordprocessingGroup" xmlns:wpi="http://schemas.microsoft.com/office/word/2010/wordprocessingInk" xmlns:wne="http://schemas.microsoft.com/office/word/2006/wordml" xmlns:wps="http://schemas.microsoft.com/office/word/2010/wordprocessingShape" mc:Ignorable="w14 w15 w16se w16cid w16 w16cex w16sdtdh w16sdtfl w16du wp14">
   <w:body>
     <w:p>
       <w:pPr>
@@ -565,7 +565,15 @@
                 <w:sz w:val="20"/>
                 <w:szCs w:val="20"/>
               </w:rPr>
-              <w:t>recv_packet</w:t>
+              <w:t>recv_</w:t>
+            </w:r>
+            <w:proofErr w:type="gramStart"/>
+            <w:r>
+              <w:rPr>
+                <w:sz w:val="20"/>
+                <w:szCs w:val="20"/>
+              </w:rPr>
+              <w:t>packet</w:t>
             </w:r>
             <w:proofErr w:type="spellEnd"/>
             <w:r>
@@ -573,7 +581,15 @@
                 <w:sz w:val="20"/>
                 <w:szCs w:val="20"/>
               </w:rPr>
-              <w:t>();</w:t>
+              <w:t>(</w:t>
+            </w:r>
+            <w:proofErr w:type="gramEnd"/>
+            <w:r>
+              <w:rPr>
+                <w:sz w:val="20"/>
+                <w:szCs w:val="20"/>
+              </w:rPr>
+              <w:t>);</w:t>
             </w:r>
           </w:p>
         </w:tc>
@@ -683,7 +699,15 @@
                 <w:sz w:val="20"/>
                 <w:szCs w:val="20"/>
               </w:rPr>
-              <w:t>_packet</w:t>
+              <w:t>_</w:t>
+            </w:r>
+            <w:proofErr w:type="gramStart"/>
+            <w:r>
+              <w:rPr>
+                <w:sz w:val="20"/>
+                <w:szCs w:val="20"/>
+              </w:rPr>
+              <w:t>packet</w:t>
             </w:r>
             <w:proofErr w:type="spellEnd"/>
             <w:r>
@@ -691,7 +715,15 @@
                 <w:sz w:val="20"/>
                 <w:szCs w:val="20"/>
               </w:rPr>
-              <w:t>();</w:t>
+              <w:t>(</w:t>
+            </w:r>
+            <w:proofErr w:type="gramEnd"/>
+            <w:r>
+              <w:rPr>
+                <w:sz w:val="20"/>
+                <w:szCs w:val="20"/>
+              </w:rPr>
+              <w:t>);</w:t>
             </w:r>
           </w:p>
         </w:tc>
@@ -814,17 +846,9 @@
                 <w:sz w:val="20"/>
                 <w:szCs w:val="20"/>
               </w:rPr>
-              <w:t>(</w:t>
+              <w:t>();</w:t>
             </w:r>
             <w:proofErr w:type="gramEnd"/>
-            <w:r>
-              <w:rPr>
-                <w:rFonts w:eastAsiaTheme="minorHAnsi"/>
-                <w:sz w:val="20"/>
-                <w:szCs w:val="20"/>
-              </w:rPr>
-              <w:t>);</w:t>
-            </w:r>
           </w:p>
           <w:p>
             <w:pPr>
@@ -1024,6 +1048,7 @@
               <w:t>target_id</w:t>
             </w:r>
             <w:proofErr w:type="spellEnd"/>
+            <w:proofErr w:type="gramStart"/>
             <w:r>
               <w:rPr>
                 <w:rFonts w:eastAsiaTheme="minorHAnsi"/>
@@ -1032,6 +1057,7 @@
               </w:rPr>
               <w:t>);</w:t>
             </w:r>
+            <w:proofErr w:type="gramEnd"/>
           </w:p>
           <w:p>
             <w:pPr>
@@ -2606,7 +2632,7 @@
                 <w:sz w:val="20"/>
                 <w:szCs w:val="20"/>
               </w:rPr>
-              <w:t>::</w:t>
+              <w:t>::Init(</w:t>
             </w:r>
             <w:proofErr w:type="gramEnd"/>
             <w:r>
@@ -2614,7 +2640,7 @@
                 <w:sz w:val="20"/>
                 <w:szCs w:val="20"/>
               </w:rPr>
-              <w:t>Init()</w:t>
+              <w:t>)</w:t>
             </w:r>
           </w:p>
           <w:p>
@@ -2646,21 +2672,28 @@
               <w:t>::</w:t>
             </w:r>
             <w:proofErr w:type="spellStart"/>
+            <w:r>
+              <w:rPr>
+                <w:sz w:val="20"/>
+                <w:szCs w:val="20"/>
+              </w:rPr>
+              <w:t>SendPacket</w:t>
+            </w:r>
+            <w:proofErr w:type="spellEnd"/>
+            <w:r>
+              <w:rPr>
+                <w:sz w:val="20"/>
+                <w:szCs w:val="20"/>
+              </w:rPr>
+              <w:t>(</w:t>
+            </w:r>
             <w:proofErr w:type="gramEnd"/>
             <w:r>
               <w:rPr>
                 <w:sz w:val="20"/>
                 <w:szCs w:val="20"/>
               </w:rPr>
-              <w:t>SendPacket</w:t>
-            </w:r>
-            <w:proofErr w:type="spellEnd"/>
-            <w:r>
-              <w:rPr>
-                <w:sz w:val="20"/>
-                <w:szCs w:val="20"/>
-              </w:rPr>
-              <w:t>()</w:t>
+              <w:t>)</w:t>
             </w:r>
           </w:p>
         </w:tc>
@@ -3989,7 +4022,15 @@
                 <w:sz w:val="16"/>
                 <w:szCs w:val="16"/>
               </w:rPr>
-              <w:t>recv_packet</w:t>
+              <w:t>recv_</w:t>
+            </w:r>
+            <w:proofErr w:type="gramStart"/>
+            <w:r>
+              <w:rPr>
+                <w:sz w:val="16"/>
+                <w:szCs w:val="16"/>
+              </w:rPr>
+              <w:t>packet</w:t>
             </w:r>
             <w:proofErr w:type="spellEnd"/>
             <w:r>
@@ -3999,6 +4040,7 @@
               </w:rPr>
               <w:t>();</w:t>
             </w:r>
+            <w:proofErr w:type="gramEnd"/>
           </w:p>
           <w:p>
             <w:pPr>
@@ -4035,7 +4077,15 @@
                 <w:sz w:val="16"/>
                 <w:szCs w:val="16"/>
               </w:rPr>
-              <w:t>_packet</w:t>
+              <w:t>_</w:t>
+            </w:r>
+            <w:proofErr w:type="gramStart"/>
+            <w:r>
+              <w:rPr>
+                <w:sz w:val="16"/>
+                <w:szCs w:val="16"/>
+              </w:rPr>
+              <w:t>packet</w:t>
             </w:r>
             <w:proofErr w:type="spellEnd"/>
             <w:r>
@@ -4043,7 +4093,15 @@
                 <w:sz w:val="16"/>
                 <w:szCs w:val="16"/>
               </w:rPr>
-              <w:t>();</w:t>
+              <w:t>(</w:t>
+            </w:r>
+            <w:proofErr w:type="gramEnd"/>
+            <w:r>
+              <w:rPr>
+                <w:sz w:val="16"/>
+                <w:szCs w:val="16"/>
+              </w:rPr>
+              <w:t>);</w:t>
             </w:r>
           </w:p>
         </w:tc>
@@ -4479,6 +4537,7 @@
               <w:t>target_id</w:t>
             </w:r>
             <w:proofErr w:type="spellEnd"/>
+            <w:proofErr w:type="gramStart"/>
             <w:r>
               <w:rPr>
                 <w:rFonts w:eastAsiaTheme="minorHAnsi"/>
@@ -4487,6 +4546,7 @@
               </w:rPr>
               <w:t>);</w:t>
             </w:r>
+            <w:proofErr w:type="gramEnd"/>
           </w:p>
           <w:p>
             <w:pPr>
@@ -6160,13 +6220,13 @@
         <w:tblLook w:val="04A0" w:firstRow="1" w:lastRow="0" w:firstColumn="1" w:lastColumn="0" w:noHBand="0" w:noVBand="1"/>
       </w:tblPr>
       <w:tblGrid>
-        <w:gridCol w:w="1706"/>
-        <w:gridCol w:w="1739"/>
-        <w:gridCol w:w="1707"/>
-        <w:gridCol w:w="1707"/>
-        <w:gridCol w:w="1804"/>
-        <w:gridCol w:w="1707"/>
-        <w:gridCol w:w="546"/>
+        <w:gridCol w:w="1703"/>
+        <w:gridCol w:w="1759"/>
+        <w:gridCol w:w="1703"/>
+        <w:gridCol w:w="1703"/>
+        <w:gridCol w:w="1800"/>
+        <w:gridCol w:w="1703"/>
+        <w:gridCol w:w="545"/>
       </w:tblGrid>
       <w:tr>
         <w:trPr>
@@ -9265,64 +9325,6 @@
                 <w:szCs w:val="16"/>
               </w:rPr>
             </w:pPr>
-            <w:r>
-              <w:rPr>
-                <w:rFonts w:hint="eastAsia"/>
-                <w:sz w:val="16"/>
-                <w:szCs w:val="16"/>
-              </w:rPr>
-              <w:t>클라이언트</w:t>
-            </w:r>
-          </w:p>
-          <w:p>
-            <w:pPr>
-              <w:widowControl/>
-              <w:wordWrap/>
-              <w:autoSpaceDE/>
-              <w:rPr>
-                <w:sz w:val="16"/>
-                <w:szCs w:val="16"/>
-              </w:rPr>
-            </w:pPr>
-            <w:proofErr w:type="spellStart"/>
-            <w:r>
-              <w:rPr>
-                <w:rFonts w:hint="eastAsia"/>
-                <w:sz w:val="16"/>
-                <w:szCs w:val="16"/>
-              </w:rPr>
-              <w:t>NetworkMgr</w:t>
-            </w:r>
-            <w:proofErr w:type="spellEnd"/>
-          </w:p>
-          <w:p>
-            <w:pPr>
-              <w:widowControl/>
-              <w:wordWrap/>
-              <w:autoSpaceDE/>
-              <w:rPr>
-                <w:sz w:val="16"/>
-                <w:szCs w:val="16"/>
-              </w:rPr>
-            </w:pPr>
-            <w:proofErr w:type="gramStart"/>
-            <w:r>
-              <w:rPr>
-                <w:rFonts w:hint="eastAsia"/>
-                <w:sz w:val="16"/>
-                <w:szCs w:val="16"/>
-              </w:rPr>
-              <w:t>::</w:t>
-            </w:r>
-            <w:proofErr w:type="gramEnd"/>
-            <w:r>
-              <w:rPr>
-                <w:rFonts w:hint="eastAsia"/>
-                <w:sz w:val="16"/>
-                <w:szCs w:val="16"/>
-              </w:rPr>
-              <w:t>Init()</w:t>
-            </w:r>
           </w:p>
         </w:tc>
         <w:tc>
@@ -9361,13 +9363,17 @@
               <w:wordWrap/>
               <w:autoSpaceDE/>
               <w:rPr>
-                <w:sz w:val="16"/>
-                <w:szCs w:val="16"/>
-              </w:rPr>
-            </w:pPr>
-            <w:r>
-              <w:rPr>
-                <w:rFonts w:hint="eastAsia"/>
+                <w:b/>
+                <w:bCs/>
+                <w:sz w:val="16"/>
+                <w:szCs w:val="16"/>
+              </w:rPr>
+            </w:pPr>
+            <w:r>
+              <w:rPr>
+                <w:rFonts w:hint="eastAsia"/>
+                <w:b/>
+                <w:bCs/>
                 <w:sz w:val="16"/>
                 <w:szCs w:val="16"/>
               </w:rPr>
@@ -9380,6 +9386,8 @@
               <w:wordWrap/>
               <w:autoSpaceDE/>
               <w:rPr>
+                <w:b/>
+                <w:bCs/>
                 <w:sz w:val="16"/>
                 <w:szCs w:val="16"/>
               </w:rPr>
@@ -9388,6 +9396,8 @@
             <w:r>
               <w:rPr>
                 <w:rFonts w:hint="eastAsia"/>
+                <w:b/>
+                <w:bCs/>
                 <w:sz w:val="16"/>
                 <w:szCs w:val="16"/>
               </w:rPr>
@@ -9401,6 +9411,8 @@
               <w:wordWrap/>
               <w:autoSpaceDE/>
               <w:rPr>
+                <w:b/>
+                <w:bCs/>
                 <w:sz w:val="16"/>
                 <w:szCs w:val="16"/>
               </w:rPr>
@@ -9409,29 +9421,113 @@
             <w:r>
               <w:rPr>
                 <w:rFonts w:hint="eastAsia"/>
+                <w:b/>
+                <w:bCs/>
                 <w:sz w:val="16"/>
                 <w:szCs w:val="16"/>
               </w:rPr>
               <w:t>::</w:t>
             </w:r>
             <w:proofErr w:type="spellStart"/>
+            <w:r>
+              <w:rPr>
+                <w:rFonts w:hint="eastAsia"/>
+                <w:b/>
+                <w:bCs/>
+                <w:sz w:val="16"/>
+                <w:szCs w:val="16"/>
+              </w:rPr>
+              <w:t>SendPacket</w:t>
+            </w:r>
+            <w:proofErr w:type="spellEnd"/>
+            <w:r>
+              <w:rPr>
+                <w:rFonts w:hint="eastAsia"/>
+                <w:b/>
+                <w:bCs/>
+                <w:sz w:val="16"/>
+                <w:szCs w:val="16"/>
+              </w:rPr>
+              <w:t>(</w:t>
+            </w:r>
             <w:proofErr w:type="gramEnd"/>
             <w:r>
               <w:rPr>
                 <w:rFonts w:hint="eastAsia"/>
-                <w:sz w:val="16"/>
-                <w:szCs w:val="16"/>
-              </w:rPr>
-              <w:t>SendPacket</w:t>
+                <w:b/>
+                <w:bCs/>
+                <w:sz w:val="16"/>
+                <w:szCs w:val="16"/>
+              </w:rPr>
+              <w:t>)</w:t>
+            </w:r>
+            <w:r>
+              <w:rPr>
+                <w:rFonts w:hint="eastAsia"/>
+                <w:b/>
+                <w:bCs/>
+                <w:sz w:val="16"/>
+                <w:szCs w:val="16"/>
+              </w:rPr>
+              <w:t>,</w:t>
+            </w:r>
+          </w:p>
+          <w:p>
+            <w:pPr>
+              <w:widowControl/>
+              <w:wordWrap/>
+              <w:autoSpaceDE/>
+              <w:rPr>
+                <w:b/>
+                <w:bCs/>
+                <w:sz w:val="16"/>
+                <w:szCs w:val="16"/>
+              </w:rPr>
+            </w:pPr>
+            <w:proofErr w:type="spellStart"/>
+            <w:r>
+              <w:rPr>
+                <w:rFonts w:hint="eastAsia"/>
+                <w:b/>
+                <w:bCs/>
+                <w:sz w:val="16"/>
+                <w:szCs w:val="16"/>
+              </w:rPr>
+              <w:t>NetworkMgr</w:t>
             </w:r>
             <w:proofErr w:type="spellEnd"/>
-            <w:r>
-              <w:rPr>
-                <w:rFonts w:hint="eastAsia"/>
-                <w:sz w:val="16"/>
-                <w:szCs w:val="16"/>
-              </w:rPr>
-              <w:t>()</w:t>
+          </w:p>
+          <w:p>
+            <w:pPr>
+              <w:widowControl/>
+              <w:wordWrap/>
+              <w:autoSpaceDE/>
+              <w:rPr>
+                <w:sz w:val="16"/>
+                <w:szCs w:val="16"/>
+              </w:rPr>
+            </w:pPr>
+            <w:proofErr w:type="gramStart"/>
+            <w:r>
+              <w:rPr>
+                <w:rFonts w:hint="eastAsia"/>
+                <w:b/>
+                <w:bCs/>
+                <w:sz w:val="16"/>
+                <w:szCs w:val="16"/>
+              </w:rPr>
+              <w:t>::Init(</w:t>
+            </w:r>
+            <w:proofErr w:type="gramEnd"/>
+            <w:r>
+              <w:rPr>
+                <w:rFonts w:hint="eastAsia"/>
+                <w:b/>
+                <w:bCs/>
+                <w:sz w:val="16"/>
+                <w:szCs w:val="16"/>
+              </w:rPr>
+              <w:t>)</w:t>
             </w:r>
           </w:p>
         </w:tc>
@@ -11570,17 +11666,9 @@
                 <w:sz w:val="16"/>
                 <w:szCs w:val="16"/>
               </w:rPr>
-              <w:t>(</w:t>
+              <w:t>();</w:t>
             </w:r>
             <w:proofErr w:type="gramEnd"/>
-            <w:r>
-              <w:rPr>
-                <w:rFonts w:hint="eastAsia"/>
-                <w:sz w:val="16"/>
-                <w:szCs w:val="16"/>
-              </w:rPr>
-              <w:t>);</w:t>
-            </w:r>
           </w:p>
           <w:p>
             <w:pPr>
@@ -12402,7 +12490,7 @@
 </file>
 
 <file path=word/endnotes.xml><?xml version="1.0" encoding="utf-8"?>
-<w:endnotes xmlns:wpc="http://schemas.microsoft.com/office/word/2010/wordprocessingCanvas" xmlns:cx="http://schemas.microsoft.com/office/drawing/2014/chartex" xmlns:cx1="http://schemas.microsoft.com/office/drawing/2015/9/8/chartex" xmlns:cx2="http://schemas.microsoft.com/office/drawing/2015/10/21/chartex" xmlns:cx3="http://schemas.microsoft.com/office/drawing/2016/5/9/chartex" xmlns:cx4="http://schemas.microsoft.com/office/drawing/2016/5/10/chartex" xmlns:cx5="http://schemas.microsoft.com/office/drawing/2016/5/11/chartex" xmlns:cx6="http://schemas.microsoft.com/office/drawing/2016/5/12/chartex" xmlns:cx7="http://schemas.microsoft.com/office/drawing/2016/5/13/chartex" xmlns:cx8="http://schemas.microsoft.com/office/drawing/2016/5/14/chartex" xmlns:mc="http://schemas.openxmlformats.org/markup-compatibility/2006" xmlns:aink="http://schemas.microsoft.com/office/drawing/2016/ink" xmlns:am3d="http://schemas.microsoft.com/office/drawing/2017/model3d" xmlns:o="urn:schemas-microsoft-com:office:office" xmlns:oel="http://schemas.microsoft.com/office/2019/extlst" xmlns:r="http://schemas.openxmlformats.org/officeDocument/2006/relationships" xmlns:m="http://schemas.openxmlformats.org/officeDocument/2006/math" xmlns:v="urn:schemas-microsoft-com:vml" xmlns:wp14="http://schemas.microsoft.com/office/word/2010/wordprocessingDrawing" xmlns:wp="http://schemas.openxmlformats.org/drawingml/2006/wordprocessingDrawing" xmlns:w10="urn:schemas-microsoft-com:office:word" xmlns:w="http://schemas.openxmlformats.org/wordprocessingml/2006/main" xmlns:w14="http://schemas.microsoft.com/office/word/2010/wordml" xmlns:w15="http://schemas.microsoft.com/office/word/2012/wordml" xmlns:w16cex="http://schemas.microsoft.com/office/word/2018/wordml/cex" xmlns:w16cid="http://schemas.microsoft.com/office/word/2016/wordml/cid" xmlns:w16="http://schemas.microsoft.com/office/word/2018/wordml" xmlns:w16sdtdh="http://schemas.microsoft.com/office/word/2020/wordml/sdtdatahash" xmlns:w16se="http://schemas.microsoft.com/office/word/2015/wordml/symex" xmlns:wpg="http://schemas.microsoft.com/office/word/2010/wordprocessingGroup" xmlns:wpi="http://schemas.microsoft.com/office/word/2010/wordprocessingInk" xmlns:wne="http://schemas.microsoft.com/office/word/2006/wordml" xmlns:wps="http://schemas.microsoft.com/office/word/2010/wordprocessingShape" mc:Ignorable="w14 w15 w16se w16cid w16 w16cex w16sdtdh wp14">
+<w:endnotes xmlns:wpc="http://schemas.microsoft.com/office/word/2010/wordprocessingCanvas" xmlns:cx="http://schemas.microsoft.com/office/drawing/2014/chartex" xmlns:cx1="http://schemas.microsoft.com/office/drawing/2015/9/8/chartex" xmlns:cx2="http://schemas.microsoft.com/office/drawing/2015/10/21/chartex" xmlns:cx3="http://schemas.microsoft.com/office/drawing/2016/5/9/chartex" xmlns:cx4="http://schemas.microsoft.com/office/drawing/2016/5/10/chartex" xmlns:cx5="http://schemas.microsoft.com/office/drawing/2016/5/11/chartex" xmlns:cx6="http://schemas.microsoft.com/office/drawing/2016/5/12/chartex" xmlns:cx7="http://schemas.microsoft.com/office/drawing/2016/5/13/chartex" xmlns:cx8="http://schemas.microsoft.com/office/drawing/2016/5/14/chartex" xmlns:mc="http://schemas.openxmlformats.org/markup-compatibility/2006" xmlns:aink="http://schemas.microsoft.com/office/drawing/2016/ink" xmlns:am3d="http://schemas.microsoft.com/office/drawing/2017/model3d" xmlns:o="urn:schemas-microsoft-com:office:office" xmlns:oel="http://schemas.microsoft.com/office/2019/extlst" xmlns:r="http://schemas.openxmlformats.org/officeDocument/2006/relationships" xmlns:m="http://schemas.openxmlformats.org/officeDocument/2006/math" xmlns:v="urn:schemas-microsoft-com:vml" xmlns:wp14="http://schemas.microsoft.com/office/word/2010/wordprocessingDrawing" xmlns:wp="http://schemas.openxmlformats.org/drawingml/2006/wordprocessingDrawing" xmlns:w10="urn:schemas-microsoft-com:office:word" xmlns:w="http://schemas.openxmlformats.org/wordprocessingml/2006/main" xmlns:w14="http://schemas.microsoft.com/office/word/2010/wordml" xmlns:w15="http://schemas.microsoft.com/office/word/2012/wordml" xmlns:w16cex="http://schemas.microsoft.com/office/word/2018/wordml/cex" xmlns:w16cid="http://schemas.microsoft.com/office/word/2016/wordml/cid" xmlns:w16="http://schemas.microsoft.com/office/word/2018/wordml" xmlns:w16du="http://schemas.microsoft.com/office/word/2023/wordml/word16du" xmlns:w16sdtdh="http://schemas.microsoft.com/office/word/2020/wordml/sdtdatahash" xmlns:w16sdtfl="http://schemas.microsoft.com/office/word/2024/wordml/sdtformatlock" xmlns:w16se="http://schemas.microsoft.com/office/word/2015/wordml/symex" xmlns:wpg="http://schemas.microsoft.com/office/word/2010/wordprocessingGroup" xmlns:wpi="http://schemas.microsoft.com/office/word/2010/wordprocessingInk" xmlns:wne="http://schemas.microsoft.com/office/word/2006/wordml" xmlns:wps="http://schemas.microsoft.com/office/word/2010/wordprocessingShape" mc:Ignorable="w14 w15 w16se w16cid w16 w16cex w16sdtdh w16sdtfl w16du wp14">
   <w:endnote w:type="separator" w:id="-1">
     <w:p>
       <w:pPr>
@@ -12427,7 +12515,7 @@
 </file>
 
 <file path=word/footer1.xml><?xml version="1.0" encoding="utf-8"?>
-<w:ftr xmlns:wpc="http://schemas.microsoft.com/office/word/2010/wordprocessingCanvas" xmlns:cx="http://schemas.microsoft.com/office/drawing/2014/chartex" xmlns:cx1="http://schemas.microsoft.com/office/drawing/2015/9/8/chartex" xmlns:cx2="http://schemas.microsoft.com/office/drawing/2015/10/21/chartex" xmlns:cx3="http://schemas.microsoft.com/office/drawing/2016/5/9/chartex" xmlns:cx4="http://schemas.microsoft.com/office/drawing/2016/5/10/chartex" xmlns:cx5="http://schemas.microsoft.com/office/drawing/2016/5/11/chartex" xmlns:cx6="http://schemas.microsoft.com/office/drawing/2016/5/12/chartex" xmlns:cx7="http://schemas.microsoft.com/office/drawing/2016/5/13/chartex" xmlns:cx8="http://schemas.microsoft.com/office/drawing/2016/5/14/chartex" xmlns:mc="http://schemas.openxmlformats.org/markup-compatibility/2006" xmlns:aink="http://schemas.microsoft.com/office/drawing/2016/ink" xmlns:am3d="http://schemas.microsoft.com/office/drawing/2017/model3d" xmlns:o="urn:schemas-microsoft-com:office:office" xmlns:oel="http://schemas.microsoft.com/office/2019/extlst" xmlns:r="http://schemas.openxmlformats.org/officeDocument/2006/relationships" xmlns:m="http://schemas.openxmlformats.org/officeDocument/2006/math" xmlns:v="urn:schemas-microsoft-com:vml" xmlns:wp14="http://schemas.microsoft.com/office/word/2010/wordprocessingDrawing" xmlns:wp="http://schemas.openxmlformats.org/drawingml/2006/wordprocessingDrawing" xmlns:w10="urn:schemas-microsoft-com:office:word" xmlns:w="http://schemas.openxmlformats.org/wordprocessingml/2006/main" xmlns:w14="http://schemas.microsoft.com/office/word/2010/wordml" xmlns:w15="http://schemas.microsoft.com/office/word/2012/wordml" xmlns:w16cex="http://schemas.microsoft.com/office/word/2018/wordml/cex" xmlns:w16cid="http://schemas.microsoft.com/office/word/2016/wordml/cid" xmlns:w16="http://schemas.microsoft.com/office/word/2018/wordml" xmlns:w16sdtdh="http://schemas.microsoft.com/office/word/2020/wordml/sdtdatahash" xmlns:w16se="http://schemas.microsoft.com/office/word/2015/wordml/symex" xmlns:wpg="http://schemas.microsoft.com/office/word/2010/wordprocessingGroup" xmlns:wpi="http://schemas.microsoft.com/office/word/2010/wordprocessingInk" xmlns:wne="http://schemas.microsoft.com/office/word/2006/wordml" xmlns:wps="http://schemas.microsoft.com/office/word/2010/wordprocessingShape" mc:Ignorable="w14 w15 w16se w16cid w16 w16cex w16sdtdh wp14">
+<w:ftr xmlns:wpc="http://schemas.microsoft.com/office/word/2010/wordprocessingCanvas" xmlns:cx="http://schemas.microsoft.com/office/drawing/2014/chartex" xmlns:cx1="http://schemas.microsoft.com/office/drawing/2015/9/8/chartex" xmlns:cx2="http://schemas.microsoft.com/office/drawing/2015/10/21/chartex" xmlns:cx3="http://schemas.microsoft.com/office/drawing/2016/5/9/chartex" xmlns:cx4="http://schemas.microsoft.com/office/drawing/2016/5/10/chartex" xmlns:cx5="http://schemas.microsoft.com/office/drawing/2016/5/11/chartex" xmlns:cx6="http://schemas.microsoft.com/office/drawing/2016/5/12/chartex" xmlns:cx7="http://schemas.microsoft.com/office/drawing/2016/5/13/chartex" xmlns:cx8="http://schemas.microsoft.com/office/drawing/2016/5/14/chartex" xmlns:mc="http://schemas.openxmlformats.org/markup-compatibility/2006" xmlns:aink="http://schemas.microsoft.com/office/drawing/2016/ink" xmlns:am3d="http://schemas.microsoft.com/office/drawing/2017/model3d" xmlns:o="urn:schemas-microsoft-com:office:office" xmlns:oel="http://schemas.microsoft.com/office/2019/extlst" xmlns:r="http://schemas.openxmlformats.org/officeDocument/2006/relationships" xmlns:m="http://schemas.openxmlformats.org/officeDocument/2006/math" xmlns:v="urn:schemas-microsoft-com:vml" xmlns:wp14="http://schemas.microsoft.com/office/word/2010/wordprocessingDrawing" xmlns:wp="http://schemas.openxmlformats.org/drawingml/2006/wordprocessingDrawing" xmlns:w10="urn:schemas-microsoft-com:office:word" xmlns:w="http://schemas.openxmlformats.org/wordprocessingml/2006/main" xmlns:w14="http://schemas.microsoft.com/office/word/2010/wordml" xmlns:w15="http://schemas.microsoft.com/office/word/2012/wordml" xmlns:w16cex="http://schemas.microsoft.com/office/word/2018/wordml/cex" xmlns:w16cid="http://schemas.microsoft.com/office/word/2016/wordml/cid" xmlns:w16="http://schemas.microsoft.com/office/word/2018/wordml" xmlns:w16du="http://schemas.microsoft.com/office/word/2023/wordml/word16du" xmlns:w16sdtdh="http://schemas.microsoft.com/office/word/2020/wordml/sdtdatahash" xmlns:w16sdtfl="http://schemas.microsoft.com/office/word/2024/wordml/sdtformatlock" xmlns:w16se="http://schemas.microsoft.com/office/word/2015/wordml/symex" xmlns:wpg="http://schemas.microsoft.com/office/word/2010/wordprocessingGroup" xmlns:wpi="http://schemas.microsoft.com/office/word/2010/wordprocessingInk" xmlns:wne="http://schemas.microsoft.com/office/word/2006/wordml" xmlns:wps="http://schemas.microsoft.com/office/word/2010/wordprocessingShape" mc:Ignorable="w14 w15 w16se w16cid w16 w16cex w16sdtdh w16sdtfl w16du wp14">
   <w:sdt>
     <w:sdtPr>
       <w:id w:val="1471174885"/>
@@ -12472,7 +12560,7 @@
 </file>
 
 <file path=word/footnotes.xml><?xml version="1.0" encoding="utf-8"?>
-<w:footnotes xmlns:wpc="http://schemas.microsoft.com/office/word/2010/wordprocessingCanvas" xmlns:cx="http://schemas.microsoft.com/office/drawing/2014/chartex" xmlns:cx1="http://schemas.microsoft.com/office/drawing/2015/9/8/chartex" xmlns:cx2="http://schemas.microsoft.com/office/drawing/2015/10/21/chartex" xmlns:cx3="http://schemas.microsoft.com/office/drawing/2016/5/9/chartex" xmlns:cx4="http://schemas.microsoft.com/office/drawing/2016/5/10/chartex" xmlns:cx5="http://schemas.microsoft.com/office/drawing/2016/5/11/chartex" xmlns:cx6="http://schemas.microsoft.com/office/drawing/2016/5/12/chartex" xmlns:cx7="http://schemas.microsoft.com/office/drawing/2016/5/13/chartex" xmlns:cx8="http://schemas.microsoft.com/office/drawing/2016/5/14/chartex" xmlns:mc="http://schemas.openxmlformats.org/markup-compatibility/2006" xmlns:aink="http://schemas.microsoft.com/office/drawing/2016/ink" xmlns:am3d="http://schemas.microsoft.com/office/drawing/2017/model3d" xmlns:o="urn:schemas-microsoft-com:office:office" xmlns:oel="http://schemas.microsoft.com/office/2019/extlst" xmlns:r="http://schemas.openxmlformats.org/officeDocument/2006/relationships" xmlns:m="http://schemas.openxmlformats.org/officeDocument/2006/math" xmlns:v="urn:schemas-microsoft-com:vml" xmlns:wp14="http://schemas.microsoft.com/office/word/2010/wordprocessingDrawing" xmlns:wp="http://schemas.openxmlformats.org/drawingml/2006/wordprocessingDrawing" xmlns:w10="urn:schemas-microsoft-com:office:word" xmlns:w="http://schemas.openxmlformats.org/wordprocessingml/2006/main" xmlns:w14="http://schemas.microsoft.com/office/word/2010/wordml" xmlns:w15="http://schemas.microsoft.com/office/word/2012/wordml" xmlns:w16cex="http://schemas.microsoft.com/office/word/2018/wordml/cex" xmlns:w16cid="http://schemas.microsoft.com/office/word/2016/wordml/cid" xmlns:w16="http://schemas.microsoft.com/office/word/2018/wordml" xmlns:w16sdtdh="http://schemas.microsoft.com/office/word/2020/wordml/sdtdatahash" xmlns:w16se="http://schemas.microsoft.com/office/word/2015/wordml/symex" xmlns:wpg="http://schemas.microsoft.com/office/word/2010/wordprocessingGroup" xmlns:wpi="http://schemas.microsoft.com/office/word/2010/wordprocessingInk" xmlns:wne="http://schemas.microsoft.com/office/word/2006/wordml" xmlns:wps="http://schemas.microsoft.com/office/word/2010/wordprocessingShape" mc:Ignorable="w14 w15 w16se w16cid w16 w16cex w16sdtdh wp14">
+<w:footnotes xmlns:wpc="http://schemas.microsoft.com/office/word/2010/wordprocessingCanvas" xmlns:cx="http://schemas.microsoft.com/office/drawing/2014/chartex" xmlns:cx1="http://schemas.microsoft.com/office/drawing/2015/9/8/chartex" xmlns:cx2="http://schemas.microsoft.com/office/drawing/2015/10/21/chartex" xmlns:cx3="http://schemas.microsoft.com/office/drawing/2016/5/9/chartex" xmlns:cx4="http://schemas.microsoft.com/office/drawing/2016/5/10/chartex" xmlns:cx5="http://schemas.microsoft.com/office/drawing/2016/5/11/chartex" xmlns:cx6="http://schemas.microsoft.com/office/drawing/2016/5/12/chartex" xmlns:cx7="http://schemas.microsoft.com/office/drawing/2016/5/13/chartex" xmlns:cx8="http://schemas.microsoft.com/office/drawing/2016/5/14/chartex" xmlns:mc="http://schemas.openxmlformats.org/markup-compatibility/2006" xmlns:aink="http://schemas.microsoft.com/office/drawing/2016/ink" xmlns:am3d="http://schemas.microsoft.com/office/drawing/2017/model3d" xmlns:o="urn:schemas-microsoft-com:office:office" xmlns:oel="http://schemas.microsoft.com/office/2019/extlst" xmlns:r="http://schemas.openxmlformats.org/officeDocument/2006/relationships" xmlns:m="http://schemas.openxmlformats.org/officeDocument/2006/math" xmlns:v="urn:schemas-microsoft-com:vml" xmlns:wp14="http://schemas.microsoft.com/office/word/2010/wordprocessingDrawing" xmlns:wp="http://schemas.openxmlformats.org/drawingml/2006/wordprocessingDrawing" xmlns:w10="urn:schemas-microsoft-com:office:word" xmlns:w="http://schemas.openxmlformats.org/wordprocessingml/2006/main" xmlns:w14="http://schemas.microsoft.com/office/word/2010/wordml" xmlns:w15="http://schemas.microsoft.com/office/word/2012/wordml" xmlns:w16cex="http://schemas.microsoft.com/office/word/2018/wordml/cex" xmlns:w16cid="http://schemas.microsoft.com/office/word/2016/wordml/cid" xmlns:w16="http://schemas.microsoft.com/office/word/2018/wordml" xmlns:w16du="http://schemas.microsoft.com/office/word/2023/wordml/word16du" xmlns:w16sdtdh="http://schemas.microsoft.com/office/word/2020/wordml/sdtdatahash" xmlns:w16sdtfl="http://schemas.microsoft.com/office/word/2024/wordml/sdtformatlock" xmlns:w16se="http://schemas.microsoft.com/office/word/2015/wordml/symex" xmlns:wpg="http://schemas.microsoft.com/office/word/2010/wordprocessingGroup" xmlns:wpi="http://schemas.microsoft.com/office/word/2010/wordprocessingInk" xmlns:wne="http://schemas.microsoft.com/office/word/2006/wordml" xmlns:wps="http://schemas.microsoft.com/office/word/2010/wordprocessingShape" mc:Ignorable="w14 w15 w16se w16cid w16 w16cex w16sdtdh w16sdtfl w16du wp14">
   <w:footnote w:type="separator" w:id="-1">
     <w:p>
       <w:pPr>
@@ -12497,7 +12585,7 @@
 </file>
 
 <file path=word/numbering.xml><?xml version="1.0" encoding="utf-8"?>
-<w:numbering xmlns:wpc="http://schemas.microsoft.com/office/word/2010/wordprocessingCanvas" xmlns:cx="http://schemas.microsoft.com/office/drawing/2014/chartex" xmlns:cx1="http://schemas.microsoft.com/office/drawing/2015/9/8/chartex" xmlns:cx2="http://schemas.microsoft.com/office/drawing/2015/10/21/chartex" xmlns:cx3="http://schemas.microsoft.com/office/drawing/2016/5/9/chartex" xmlns:cx4="http://schemas.microsoft.com/office/drawing/2016/5/10/chartex" xmlns:cx5="http://schemas.microsoft.com/office/drawing/2016/5/11/chartex" xmlns:cx6="http://schemas.microsoft.com/office/drawing/2016/5/12/chartex" xmlns:cx7="http://schemas.microsoft.com/office/drawing/2016/5/13/chartex" xmlns:cx8="http://schemas.microsoft.com/office/drawing/2016/5/14/chartex" xmlns:mc="http://schemas.openxmlformats.org/markup-compatibility/2006" xmlns:aink="http://schemas.microsoft.com/office/drawing/2016/ink" xmlns:am3d="http://schemas.microsoft.com/office/drawing/2017/model3d" xmlns:o="urn:schemas-microsoft-com:office:office" xmlns:oel="http://schemas.microsoft.com/office/2019/extlst" xmlns:r="http://schemas.openxmlformats.org/officeDocument/2006/relationships" xmlns:m="http://schemas.openxmlformats.org/officeDocument/2006/math" xmlns:v="urn:schemas-microsoft-com:vml" xmlns:wp14="http://schemas.microsoft.com/office/word/2010/wordprocessingDrawing" xmlns:wp="http://schemas.openxmlformats.org/drawingml/2006/wordprocessingDrawing" xmlns:w10="urn:schemas-microsoft-com:office:word" xmlns:w="http://schemas.openxmlformats.org/wordprocessingml/2006/main" xmlns:w14="http://schemas.microsoft.com/office/word/2010/wordml" xmlns:w15="http://schemas.microsoft.com/office/word/2012/wordml" xmlns:w16cex="http://schemas.microsoft.com/office/word/2018/wordml/cex" xmlns:w16cid="http://schemas.microsoft.com/office/word/2016/wordml/cid" xmlns:w16="http://schemas.microsoft.com/office/word/2018/wordml" xmlns:w16sdtdh="http://schemas.microsoft.com/office/word/2020/wordml/sdtdatahash" xmlns:w16se="http://schemas.microsoft.com/office/word/2015/wordml/symex" xmlns:wpg="http://schemas.microsoft.com/office/word/2010/wordprocessingGroup" xmlns:wpi="http://schemas.microsoft.com/office/word/2010/wordprocessingInk" xmlns:wne="http://schemas.microsoft.com/office/word/2006/wordml" xmlns:wps="http://schemas.microsoft.com/office/word/2010/wordprocessingShape" mc:Ignorable="w14 w15 w16se w16cid w16 w16cex w16sdtdh wp14">
+<w:numbering xmlns:wpc="http://schemas.microsoft.com/office/word/2010/wordprocessingCanvas" xmlns:cx="http://schemas.microsoft.com/office/drawing/2014/chartex" xmlns:cx1="http://schemas.microsoft.com/office/drawing/2015/9/8/chartex" xmlns:cx2="http://schemas.microsoft.com/office/drawing/2015/10/21/chartex" xmlns:cx3="http://schemas.microsoft.com/office/drawing/2016/5/9/chartex" xmlns:cx4="http://schemas.microsoft.com/office/drawing/2016/5/10/chartex" xmlns:cx5="http://schemas.microsoft.com/office/drawing/2016/5/11/chartex" xmlns:cx6="http://schemas.microsoft.com/office/drawing/2016/5/12/chartex" xmlns:cx7="http://schemas.microsoft.com/office/drawing/2016/5/13/chartex" xmlns:cx8="http://schemas.microsoft.com/office/drawing/2016/5/14/chartex" xmlns:mc="http://schemas.openxmlformats.org/markup-compatibility/2006" xmlns:aink="http://schemas.microsoft.com/office/drawing/2016/ink" xmlns:am3d="http://schemas.microsoft.com/office/drawing/2017/model3d" xmlns:o="urn:schemas-microsoft-com:office:office" xmlns:oel="http://schemas.microsoft.com/office/2019/extlst" xmlns:r="http://schemas.openxmlformats.org/officeDocument/2006/relationships" xmlns:m="http://schemas.openxmlformats.org/officeDocument/2006/math" xmlns:v="urn:schemas-microsoft-com:vml" xmlns:wp14="http://schemas.microsoft.com/office/word/2010/wordprocessingDrawing" xmlns:wp="http://schemas.openxmlformats.org/drawingml/2006/wordprocessingDrawing" xmlns:w10="urn:schemas-microsoft-com:office:word" xmlns:w="http://schemas.openxmlformats.org/wordprocessingml/2006/main" xmlns:w14="http://schemas.microsoft.com/office/word/2010/wordml" xmlns:w15="http://schemas.microsoft.com/office/word/2012/wordml" xmlns:w16cex="http://schemas.microsoft.com/office/word/2018/wordml/cex" xmlns:w16cid="http://schemas.microsoft.com/office/word/2016/wordml/cid" xmlns:w16="http://schemas.microsoft.com/office/word/2018/wordml" xmlns:w16du="http://schemas.microsoft.com/office/word/2023/wordml/word16du" xmlns:w16sdtdh="http://schemas.microsoft.com/office/word/2020/wordml/sdtdatahash" xmlns:w16sdtfl="http://schemas.microsoft.com/office/word/2024/wordml/sdtformatlock" xmlns:w16se="http://schemas.microsoft.com/office/word/2015/wordml/symex" xmlns:wpg="http://schemas.microsoft.com/office/word/2010/wordprocessingGroup" xmlns:wpi="http://schemas.microsoft.com/office/word/2010/wordprocessingInk" xmlns:wne="http://schemas.microsoft.com/office/word/2006/wordml" xmlns:wps="http://schemas.microsoft.com/office/word/2010/wordprocessingShape" mc:Ignorable="w14 w15 w16se w16cid w16 w16cex w16sdtdh w16sdtfl w16du wp14">
   <w:abstractNum w:abstractNumId="0" w15:restartNumberingAfterBreak="0">
     <w:nsid w:val="05E96921"/>
     <w:multiLevelType w:val="hybridMultilevel"/>
@@ -14838,7 +14926,7 @@
 </file>
 
 <file path=word/styles.xml><?xml version="1.0" encoding="utf-8"?>
-<w:styles xmlns:mc="http://schemas.openxmlformats.org/markup-compatibility/2006" xmlns:r="http://schemas.openxmlformats.org/officeDocument/2006/relationships" xmlns:w="http://schemas.openxmlformats.org/wordprocessingml/2006/main" xmlns:w14="http://schemas.microsoft.com/office/word/2010/wordml" xmlns:w15="http://schemas.microsoft.com/office/word/2012/wordml" xmlns:w16cex="http://schemas.microsoft.com/office/word/2018/wordml/cex" xmlns:w16cid="http://schemas.microsoft.com/office/word/2016/wordml/cid" xmlns:w16="http://schemas.microsoft.com/office/word/2018/wordml" xmlns:w16sdtdh="http://schemas.microsoft.com/office/word/2020/wordml/sdtdatahash" xmlns:w16se="http://schemas.microsoft.com/office/word/2015/wordml/symex" mc:Ignorable="w14 w15 w16se w16cid w16 w16cex w16sdtdh">
+<w:styles xmlns:mc="http://schemas.openxmlformats.org/markup-compatibility/2006" xmlns:r="http://schemas.openxmlformats.org/officeDocument/2006/relationships" xmlns:w="http://schemas.openxmlformats.org/wordprocessingml/2006/main" xmlns:w14="http://schemas.microsoft.com/office/word/2010/wordml" xmlns:w15="http://schemas.microsoft.com/office/word/2012/wordml" xmlns:w16cex="http://schemas.microsoft.com/office/word/2018/wordml/cex" xmlns:w16cid="http://schemas.microsoft.com/office/word/2016/wordml/cid" xmlns:w16="http://schemas.microsoft.com/office/word/2018/wordml" xmlns:w16du="http://schemas.microsoft.com/office/word/2023/wordml/word16du" xmlns:w16sdtdh="http://schemas.microsoft.com/office/word/2020/wordml/sdtdatahash" xmlns:w16sdtfl="http://schemas.microsoft.com/office/word/2024/wordml/sdtformatlock" xmlns:w16se="http://schemas.microsoft.com/office/word/2015/wordml/symex" mc:Ignorable="w14 w15 w16se w16cid w16 w16cex w16sdtdh w16sdtfl w16du">
   <w:docDefaults>
     <w:rPrDefault>
       <w:rPr>
@@ -15934,7 +16022,7 @@
     <w:unhideWhenUsed/>
     <w:rsid w:val="002815C6"/>
     <w:rPr>
-      <w:rFonts w:ascii="GulimChe" w:eastAsia="GulimChe" w:hAnsi="GulimChe" w:cs="GulimChe"/>
+      <w:rFonts w:ascii="굴림체" w:eastAsia="굴림체" w:hAnsi="굴림체" w:cs="굴림체"/>
       <w:sz w:val="24"/>
       <w:szCs w:val="24"/>
     </w:rPr>

--- a/진척 관리.docx
+++ b/진척 관리.docx
@@ -9632,6 +9632,8 @@
               <w:wordWrap/>
               <w:autoSpaceDE/>
               <w:rPr>
+                <w:b/>
+                <w:bCs/>
                 <w:sz w:val="16"/>
                 <w:szCs w:val="16"/>
               </w:rPr>
@@ -9651,6 +9653,15 @@
                 <w:szCs w:val="16"/>
               </w:rPr>
               <w:br/>
+            </w:r>
+            <w:r>
+              <w:rPr>
+                <w:rFonts w:hint="eastAsia"/>
+                <w:b/>
+                <w:bCs/>
+                <w:sz w:val="16"/>
+                <w:szCs w:val="16"/>
+              </w:rPr>
               <w:t>클라이언트</w:t>
             </w:r>
           </w:p>
@@ -9660,32 +9671,74 @@
               <w:wordWrap/>
               <w:autoSpaceDE/>
               <w:rPr>
-                <w:sz w:val="16"/>
-                <w:szCs w:val="16"/>
-              </w:rPr>
-            </w:pPr>
-            <w:r>
-              <w:rPr>
-                <w:rFonts w:hint="eastAsia"/>
+                <w:rFonts w:hint="eastAsia"/>
+                <w:b/>
+                <w:bCs/>
+                <w:sz w:val="16"/>
+                <w:szCs w:val="16"/>
+              </w:rPr>
+            </w:pPr>
+            <w:r>
+              <w:rPr>
+                <w:rFonts w:hint="eastAsia"/>
+                <w:b/>
+                <w:bCs/>
                 <w:sz w:val="16"/>
                 <w:szCs w:val="16"/>
               </w:rPr>
               <w:t>프레임워크에</w:t>
             </w:r>
-          </w:p>
-          <w:p>
-            <w:pPr>
-              <w:widowControl/>
-              <w:wordWrap/>
-              <w:autoSpaceDE/>
-              <w:rPr>
-                <w:sz w:val="16"/>
-                <w:szCs w:val="16"/>
-              </w:rPr>
-            </w:pPr>
-            <w:r>
-              <w:rPr>
-                <w:rFonts w:hint="eastAsia"/>
+            <w:r>
+              <w:rPr>
+                <w:rFonts w:hint="eastAsia"/>
+                <w:b/>
+                <w:bCs/>
+                <w:sz w:val="16"/>
+                <w:szCs w:val="16"/>
+              </w:rPr>
+              <w:t xml:space="preserve"> </w:t>
+            </w:r>
+            <w:proofErr w:type="spellStart"/>
+            <w:r>
+              <w:rPr>
+                <w:rFonts w:hint="eastAsia"/>
+                <w:b/>
+                <w:bCs/>
+                <w:sz w:val="16"/>
+                <w:szCs w:val="16"/>
+              </w:rPr>
+              <w:t>RecvThread</w:t>
+            </w:r>
+            <w:proofErr w:type="spellEnd"/>
+            <w:r>
+              <w:rPr>
+                <w:rFonts w:hint="eastAsia"/>
+                <w:b/>
+                <w:bCs/>
+                <w:sz w:val="16"/>
+                <w:szCs w:val="16"/>
+              </w:rPr>
+              <w:t>()</w:t>
+            </w:r>
+          </w:p>
+          <w:p>
+            <w:pPr>
+              <w:widowControl/>
+              <w:wordWrap/>
+              <w:autoSpaceDE/>
+              <w:rPr>
+                <w:rFonts w:hint="eastAsia"/>
+                <w:b/>
+                <w:bCs/>
+                <w:sz w:val="16"/>
+                <w:szCs w:val="16"/>
+              </w:rPr>
+            </w:pPr>
+            <w:r>
+              <w:rPr>
+                <w:rFonts w:hint="eastAsia"/>
+                <w:b/>
+                <w:bCs/>
                 <w:sz w:val="16"/>
                 <w:szCs w:val="16"/>
               </w:rPr>

--- a/진척 관리.docx
+++ b/진척 관리.docx
@@ -1,6 +1,6 @@
 
 <file path=word/document.xml><?xml version="1.0" encoding="utf-8"?>
-<w:document xmlns:wpc="http://schemas.microsoft.com/office/word/2010/wordprocessingCanvas" xmlns:cx="http://schemas.microsoft.com/office/drawing/2014/chartex" xmlns:cx1="http://schemas.microsoft.com/office/drawing/2015/9/8/chartex" xmlns:cx2="http://schemas.microsoft.com/office/drawing/2015/10/21/chartex" xmlns:cx3="http://schemas.microsoft.com/office/drawing/2016/5/9/chartex" xmlns:cx4="http://schemas.microsoft.com/office/drawing/2016/5/10/chartex" xmlns:cx5="http://schemas.microsoft.com/office/drawing/2016/5/11/chartex" xmlns:cx6="http://schemas.microsoft.com/office/drawing/2016/5/12/chartex" xmlns:cx7="http://schemas.microsoft.com/office/drawing/2016/5/13/chartex" xmlns:cx8="http://schemas.microsoft.com/office/drawing/2016/5/14/chartex" xmlns:mc="http://schemas.openxmlformats.org/markup-compatibility/2006" xmlns:aink="http://schemas.microsoft.com/office/drawing/2016/ink" xmlns:am3d="http://schemas.microsoft.com/office/drawing/2017/model3d" xmlns:o="urn:schemas-microsoft-com:office:office" xmlns:oel="http://schemas.microsoft.com/office/2019/extlst" xmlns:r="http://schemas.openxmlformats.org/officeDocument/2006/relationships" xmlns:m="http://schemas.openxmlformats.org/officeDocument/2006/math" xmlns:v="urn:schemas-microsoft-com:vml" xmlns:wp14="http://schemas.microsoft.com/office/word/2010/wordprocessingDrawing" xmlns:wp="http://schemas.openxmlformats.org/drawingml/2006/wordprocessingDrawing" xmlns:w10="urn:schemas-microsoft-com:office:word" xmlns:w="http://schemas.openxmlformats.org/wordprocessingml/2006/main" xmlns:w14="http://schemas.microsoft.com/office/word/2010/wordml" xmlns:w15="http://schemas.microsoft.com/office/word/2012/wordml" xmlns:w16cex="http://schemas.microsoft.com/office/word/2018/wordml/cex" xmlns:w16cid="http://schemas.microsoft.com/office/word/2016/wordml/cid" xmlns:w16="http://schemas.microsoft.com/office/word/2018/wordml" xmlns:w16du="http://schemas.microsoft.com/office/word/2023/wordml/word16du" xmlns:w16sdtdh="http://schemas.microsoft.com/office/word/2020/wordml/sdtdatahash" xmlns:w16sdtfl="http://schemas.microsoft.com/office/word/2024/wordml/sdtformatlock" xmlns:w16se="http://schemas.microsoft.com/office/word/2015/wordml/symex" xmlns:wpg="http://schemas.microsoft.com/office/word/2010/wordprocessingGroup" xmlns:wpi="http://schemas.microsoft.com/office/word/2010/wordprocessingInk" xmlns:wne="http://schemas.microsoft.com/office/word/2006/wordml" xmlns:wps="http://schemas.microsoft.com/office/word/2010/wordprocessingShape" mc:Ignorable="w14 w15 w16se w16cid w16 w16cex w16sdtdh w16sdtfl w16du wp14">
+<w:document xmlns:wpc="http://schemas.microsoft.com/office/word/2010/wordprocessingCanvas" xmlns:cx="http://schemas.microsoft.com/office/drawing/2014/chartex" xmlns:cx1="http://schemas.microsoft.com/office/drawing/2015/9/8/chartex" xmlns:cx2="http://schemas.microsoft.com/office/drawing/2015/10/21/chartex" xmlns:cx3="http://schemas.microsoft.com/office/drawing/2016/5/9/chartex" xmlns:cx4="http://schemas.microsoft.com/office/drawing/2016/5/10/chartex" xmlns:cx5="http://schemas.microsoft.com/office/drawing/2016/5/11/chartex" xmlns:cx6="http://schemas.microsoft.com/office/drawing/2016/5/12/chartex" xmlns:cx7="http://schemas.microsoft.com/office/drawing/2016/5/13/chartex" xmlns:cx8="http://schemas.microsoft.com/office/drawing/2016/5/14/chartex" xmlns:mc="http://schemas.openxmlformats.org/markup-compatibility/2006" xmlns:aink="http://schemas.microsoft.com/office/drawing/2016/ink" xmlns:am3d="http://schemas.microsoft.com/office/drawing/2017/model3d" xmlns:o="urn:schemas-microsoft-com:office:office" xmlns:oel="http://schemas.microsoft.com/office/2019/extlst" xmlns:r="http://schemas.openxmlformats.org/officeDocument/2006/relationships" xmlns:m="http://schemas.openxmlformats.org/officeDocument/2006/math" xmlns:v="urn:schemas-microsoft-com:vml" xmlns:wp14="http://schemas.microsoft.com/office/word/2010/wordprocessingDrawing" xmlns:wp="http://schemas.openxmlformats.org/drawingml/2006/wordprocessingDrawing" xmlns:w10="urn:schemas-microsoft-com:office:word" xmlns:w="http://schemas.openxmlformats.org/wordprocessingml/2006/main" xmlns:w14="http://schemas.microsoft.com/office/word/2010/wordml" xmlns:w15="http://schemas.microsoft.com/office/word/2012/wordml" xmlns:w16cex="http://schemas.microsoft.com/office/word/2018/wordml/cex" xmlns:w16cid="http://schemas.microsoft.com/office/word/2016/wordml/cid" xmlns:w16="http://schemas.microsoft.com/office/word/2018/wordml" xmlns:w16sdtdh="http://schemas.microsoft.com/office/word/2020/wordml/sdtdatahash" xmlns:w16se="http://schemas.microsoft.com/office/word/2015/wordml/symex" xmlns:wpg="http://schemas.microsoft.com/office/word/2010/wordprocessingGroup" xmlns:wpi="http://schemas.microsoft.com/office/word/2010/wordprocessingInk" xmlns:wne="http://schemas.microsoft.com/office/word/2006/wordml" xmlns:wps="http://schemas.microsoft.com/office/word/2010/wordprocessingShape" mc:Ignorable="w14 w15 w16se w16cid w16 w16cex w16sdtdh wp14">
   <w:body>
     <w:p>
       <w:pPr>
@@ -565,15 +565,7 @@
                 <w:sz w:val="20"/>
                 <w:szCs w:val="20"/>
               </w:rPr>
-              <w:t>recv_</w:t>
-            </w:r>
-            <w:proofErr w:type="gramStart"/>
-            <w:r>
-              <w:rPr>
-                <w:sz w:val="20"/>
-                <w:szCs w:val="20"/>
-              </w:rPr>
-              <w:t>packet</w:t>
+              <w:t>recv_packet</w:t>
             </w:r>
             <w:proofErr w:type="spellEnd"/>
             <w:r>
@@ -581,15 +573,7 @@
                 <w:sz w:val="20"/>
                 <w:szCs w:val="20"/>
               </w:rPr>
-              <w:t>(</w:t>
-            </w:r>
-            <w:proofErr w:type="gramEnd"/>
-            <w:r>
-              <w:rPr>
-                <w:sz w:val="20"/>
-                <w:szCs w:val="20"/>
-              </w:rPr>
-              <w:t>);</w:t>
+              <w:t>();</w:t>
             </w:r>
           </w:p>
         </w:tc>
@@ -699,15 +683,7 @@
                 <w:sz w:val="20"/>
                 <w:szCs w:val="20"/>
               </w:rPr>
-              <w:t>_</w:t>
-            </w:r>
-            <w:proofErr w:type="gramStart"/>
-            <w:r>
-              <w:rPr>
-                <w:sz w:val="20"/>
-                <w:szCs w:val="20"/>
-              </w:rPr>
-              <w:t>packet</w:t>
+              <w:t>_packet</w:t>
             </w:r>
             <w:proofErr w:type="spellEnd"/>
             <w:r>
@@ -715,15 +691,7 @@
                 <w:sz w:val="20"/>
                 <w:szCs w:val="20"/>
               </w:rPr>
-              <w:t>(</w:t>
-            </w:r>
-            <w:proofErr w:type="gramEnd"/>
-            <w:r>
-              <w:rPr>
-                <w:sz w:val="20"/>
-                <w:szCs w:val="20"/>
-              </w:rPr>
-              <w:t>);</w:t>
+              <w:t>();</w:t>
             </w:r>
           </w:p>
         </w:tc>
@@ -846,9 +814,17 @@
                 <w:sz w:val="20"/>
                 <w:szCs w:val="20"/>
               </w:rPr>
-              <w:t>();</w:t>
+              <w:t>(</w:t>
             </w:r>
             <w:proofErr w:type="gramEnd"/>
+            <w:r>
+              <w:rPr>
+                <w:rFonts w:eastAsiaTheme="minorHAnsi"/>
+                <w:sz w:val="20"/>
+                <w:szCs w:val="20"/>
+              </w:rPr>
+              <w:t>);</w:t>
+            </w:r>
           </w:p>
           <w:p>
             <w:pPr>
@@ -1048,7 +1024,6 @@
               <w:t>target_id</w:t>
             </w:r>
             <w:proofErr w:type="spellEnd"/>
-            <w:proofErr w:type="gramStart"/>
             <w:r>
               <w:rPr>
                 <w:rFonts w:eastAsiaTheme="minorHAnsi"/>
@@ -1057,7 +1032,6 @@
               </w:rPr>
               <w:t>);</w:t>
             </w:r>
-            <w:proofErr w:type="gramEnd"/>
           </w:p>
           <w:p>
             <w:pPr>
@@ -2632,7 +2606,7 @@
                 <w:sz w:val="20"/>
                 <w:szCs w:val="20"/>
               </w:rPr>
-              <w:t>::Init(</w:t>
+              <w:t>::</w:t>
             </w:r>
             <w:proofErr w:type="gramEnd"/>
             <w:r>
@@ -2640,7 +2614,7 @@
                 <w:sz w:val="20"/>
                 <w:szCs w:val="20"/>
               </w:rPr>
-              <w:t>)</w:t>
+              <w:t>Init()</w:t>
             </w:r>
           </w:p>
           <w:p>
@@ -2672,6 +2646,7 @@
               <w:t>::</w:t>
             </w:r>
             <w:proofErr w:type="spellStart"/>
+            <w:proofErr w:type="gramEnd"/>
             <w:r>
               <w:rPr>
                 <w:sz w:val="20"/>
@@ -2685,15 +2660,7 @@
                 <w:sz w:val="20"/>
                 <w:szCs w:val="20"/>
               </w:rPr>
-              <w:t>(</w:t>
-            </w:r>
-            <w:proofErr w:type="gramEnd"/>
-            <w:r>
-              <w:rPr>
-                <w:sz w:val="20"/>
-                <w:szCs w:val="20"/>
-              </w:rPr>
-              <w:t>)</w:t>
+              <w:t>()</w:t>
             </w:r>
           </w:p>
         </w:tc>
@@ -3811,30 +3778,21 @@
               <w:autoSpaceDE/>
               <w:autoSpaceDN/>
               <w:rPr>
-                <w:sz w:val="16"/>
-                <w:szCs w:val="16"/>
-              </w:rPr>
-            </w:pPr>
-            <w:r>
-              <w:rPr>
                 <w:b/>
                 <w:bCs/>
                 <w:sz w:val="16"/>
                 <w:szCs w:val="16"/>
               </w:rPr>
-              <w:t>S</w:t>
-            </w:r>
-            <w:r>
-              <w:rPr>
-                <w:rFonts w:hint="eastAsia"/>
+            </w:pPr>
+            <w:r>
+              <w:rPr>
                 <w:b/>
                 <w:bCs/>
                 <w:sz w:val="16"/>
                 <w:szCs w:val="16"/>
               </w:rPr>
-              <w:t xml:space="preserve">erver </w:t>
-            </w:r>
-            <w:proofErr w:type="gramStart"/>
+              <w:t>S</w:t>
+            </w:r>
             <w:r>
               <w:rPr>
                 <w:rFonts w:hint="eastAsia"/>
@@ -3843,9 +3801,9 @@
                 <w:sz w:val="16"/>
                 <w:szCs w:val="16"/>
               </w:rPr>
-              <w:t>main(</w:t>
-            </w:r>
-            <w:proofErr w:type="gramEnd"/>
+              <w:t xml:space="preserve">erver </w:t>
+            </w:r>
+            <w:proofErr w:type="gramStart"/>
             <w:r>
               <w:rPr>
                 <w:rFonts w:hint="eastAsia"/>
@@ -3854,7 +3812,52 @@
                 <w:sz w:val="16"/>
                 <w:szCs w:val="16"/>
               </w:rPr>
+              <w:t>main(</w:t>
+            </w:r>
+            <w:proofErr w:type="gramEnd"/>
+            <w:r>
+              <w:rPr>
+                <w:rFonts w:hint="eastAsia"/>
+                <w:b/>
+                <w:bCs/>
+                <w:sz w:val="16"/>
+                <w:szCs w:val="16"/>
+              </w:rPr>
               <w:t>)</w:t>
+            </w:r>
+          </w:p>
+          <w:p>
+            <w:pPr>
+              <w:widowControl/>
+              <w:wordWrap/>
+              <w:autoSpaceDE/>
+              <w:autoSpaceDN/>
+              <w:rPr>
+                <w:rFonts w:hint="eastAsia"/>
+                <w:b/>
+                <w:bCs/>
+                <w:sz w:val="16"/>
+                <w:szCs w:val="16"/>
+              </w:rPr>
+            </w:pPr>
+            <w:r>
+              <w:rPr>
+                <w:b/>
+                <w:bCs/>
+                <w:sz w:val="16"/>
+                <w:szCs w:val="16"/>
+              </w:rPr>
+              <w:t>C</w:t>
+            </w:r>
+            <w:r>
+              <w:rPr>
+                <w:rFonts w:hint="eastAsia"/>
+                <w:b/>
+                <w:bCs/>
+                <w:sz w:val="16"/>
+                <w:szCs w:val="16"/>
+              </w:rPr>
+              <w:t>lient thread 생성 로직</w:t>
             </w:r>
           </w:p>
         </w:tc>
@@ -3963,6 +3966,8 @@
             <w:r>
               <w:rPr>
                 <w:rFonts w:hint="eastAsia"/>
+                <w:b/>
+                <w:bCs/>
                 <w:color w:val="8E0000"/>
                 <w:sz w:val="16"/>
                 <w:szCs w:val="16"/>
@@ -4022,15 +4027,7 @@
                 <w:sz w:val="16"/>
                 <w:szCs w:val="16"/>
               </w:rPr>
-              <w:t>recv_</w:t>
-            </w:r>
-            <w:proofErr w:type="gramStart"/>
-            <w:r>
-              <w:rPr>
-                <w:sz w:val="16"/>
-                <w:szCs w:val="16"/>
-              </w:rPr>
-              <w:t>packet</w:t>
+              <w:t>recv_packet</w:t>
             </w:r>
             <w:proofErr w:type="spellEnd"/>
             <w:r>
@@ -4040,7 +4037,6 @@
               </w:rPr>
               <w:t>();</w:t>
             </w:r>
-            <w:proofErr w:type="gramEnd"/>
           </w:p>
           <w:p>
             <w:pPr>
@@ -4077,15 +4073,7 @@
                 <w:sz w:val="16"/>
                 <w:szCs w:val="16"/>
               </w:rPr>
-              <w:t>_</w:t>
-            </w:r>
-            <w:proofErr w:type="gramStart"/>
-            <w:r>
-              <w:rPr>
-                <w:sz w:val="16"/>
-                <w:szCs w:val="16"/>
-              </w:rPr>
-              <w:t>packet</w:t>
+              <w:t>_packet</w:t>
             </w:r>
             <w:proofErr w:type="spellEnd"/>
             <w:r>
@@ -4093,15 +4081,7 @@
                 <w:sz w:val="16"/>
                 <w:szCs w:val="16"/>
               </w:rPr>
-              <w:t>(</w:t>
-            </w:r>
-            <w:proofErr w:type="gramEnd"/>
-            <w:r>
-              <w:rPr>
-                <w:sz w:val="16"/>
-                <w:szCs w:val="16"/>
-              </w:rPr>
-              <w:t>);</w:t>
+              <w:t>();</w:t>
             </w:r>
           </w:p>
         </w:tc>
@@ -4236,33 +4216,6 @@
                 <w:szCs w:val="16"/>
               </w:rPr>
               <w:t>6</w:t>
-            </w:r>
-          </w:p>
-          <w:p>
-            <w:pPr>
-              <w:widowControl/>
-              <w:wordWrap/>
-              <w:autoSpaceDE/>
-              <w:autoSpaceDN/>
-              <w:rPr>
-                <w:sz w:val="16"/>
-                <w:szCs w:val="16"/>
-              </w:rPr>
-            </w:pPr>
-            <w:r>
-              <w:rPr>
-                <w:sz w:val="16"/>
-                <w:szCs w:val="16"/>
-              </w:rPr>
-              <w:t>C</w:t>
-            </w:r>
-            <w:r>
-              <w:rPr>
-                <w:rFonts w:hint="eastAsia"/>
-                <w:sz w:val="16"/>
-                <w:szCs w:val="16"/>
-              </w:rPr>
-              <w:t>lient thread 생성 로직</w:t>
             </w:r>
           </w:p>
           <w:p>
@@ -4537,7 +4490,6 @@
               <w:t>target_id</w:t>
             </w:r>
             <w:proofErr w:type="spellEnd"/>
-            <w:proofErr w:type="gramStart"/>
             <w:r>
               <w:rPr>
                 <w:rFonts w:eastAsiaTheme="minorHAnsi"/>
@@ -4546,7 +4498,6 @@
               </w:rPr>
               <w:t>);</w:t>
             </w:r>
-            <w:proofErr w:type="gramEnd"/>
           </w:p>
           <w:p>
             <w:pPr>
@@ -6220,13 +6171,13 @@
         <w:tblLook w:val="04A0" w:firstRow="1" w:lastRow="0" w:firstColumn="1" w:lastColumn="0" w:noHBand="0" w:noVBand="1"/>
       </w:tblPr>
       <w:tblGrid>
-        <w:gridCol w:w="1703"/>
-        <w:gridCol w:w="1759"/>
-        <w:gridCol w:w="1703"/>
-        <w:gridCol w:w="1703"/>
-        <w:gridCol w:w="1800"/>
-        <w:gridCol w:w="1703"/>
-        <w:gridCol w:w="545"/>
+        <w:gridCol w:w="1706"/>
+        <w:gridCol w:w="1739"/>
+        <w:gridCol w:w="1707"/>
+        <w:gridCol w:w="1707"/>
+        <w:gridCol w:w="1804"/>
+        <w:gridCol w:w="1707"/>
+        <w:gridCol w:w="546"/>
       </w:tblGrid>
       <w:tr>
         <w:trPr>
@@ -9429,6 +9380,7 @@
               <w:t>::</w:t>
             </w:r>
             <w:proofErr w:type="spellStart"/>
+            <w:proofErr w:type="gramEnd"/>
             <w:r>
               <w:rPr>
                 <w:rFonts w:hint="eastAsia"/>
@@ -9448,9 +9400,8 @@
                 <w:sz w:val="16"/>
                 <w:szCs w:val="16"/>
               </w:rPr>
-              <w:t>(</w:t>
-            </w:r>
-            <w:proofErr w:type="gramEnd"/>
+              <w:t>()</w:t>
+            </w:r>
             <w:r>
               <w:rPr>
                 <w:rFonts w:hint="eastAsia"/>
@@ -9459,32 +9410,45 @@
                 <w:sz w:val="16"/>
                 <w:szCs w:val="16"/>
               </w:rPr>
-              <w:t>)</w:t>
-            </w:r>
-            <w:r>
-              <w:rPr>
-                <w:rFonts w:hint="eastAsia"/>
+              <w:t>,</w:t>
+            </w:r>
+          </w:p>
+          <w:p>
+            <w:pPr>
+              <w:widowControl/>
+              <w:wordWrap/>
+              <w:autoSpaceDE/>
+              <w:rPr>
                 <w:b/>
                 <w:bCs/>
                 <w:sz w:val="16"/>
                 <w:szCs w:val="16"/>
               </w:rPr>
-              <w:t>,</w:t>
-            </w:r>
-          </w:p>
-          <w:p>
-            <w:pPr>
-              <w:widowControl/>
-              <w:wordWrap/>
-              <w:autoSpaceDE/>
-              <w:rPr>
+            </w:pPr>
+            <w:proofErr w:type="spellStart"/>
+            <w:r>
+              <w:rPr>
+                <w:rFonts w:hint="eastAsia"/>
                 <w:b/>
                 <w:bCs/>
                 <w:sz w:val="16"/>
                 <w:szCs w:val="16"/>
               </w:rPr>
-            </w:pPr>
-            <w:proofErr w:type="spellStart"/>
+              <w:t>NetworkMgr</w:t>
+            </w:r>
+            <w:proofErr w:type="spellEnd"/>
+          </w:p>
+          <w:p>
+            <w:pPr>
+              <w:widowControl/>
+              <w:wordWrap/>
+              <w:autoSpaceDE/>
+              <w:rPr>
+                <w:sz w:val="16"/>
+                <w:szCs w:val="16"/>
+              </w:rPr>
+            </w:pPr>
+            <w:proofErr w:type="gramStart"/>
             <w:r>
               <w:rPr>
                 <w:rFonts w:hint="eastAsia"/>
@@ -9493,21 +9457,9 @@
                 <w:sz w:val="16"/>
                 <w:szCs w:val="16"/>
               </w:rPr>
-              <w:t>NetworkMgr</w:t>
-            </w:r>
-            <w:proofErr w:type="spellEnd"/>
-          </w:p>
-          <w:p>
-            <w:pPr>
-              <w:widowControl/>
-              <w:wordWrap/>
-              <w:autoSpaceDE/>
-              <w:rPr>
-                <w:sz w:val="16"/>
-                <w:szCs w:val="16"/>
-              </w:rPr>
-            </w:pPr>
-            <w:proofErr w:type="gramStart"/>
+              <w:t>::</w:t>
+            </w:r>
+            <w:proofErr w:type="gramEnd"/>
             <w:r>
               <w:rPr>
                 <w:rFonts w:hint="eastAsia"/>
@@ -9516,18 +9468,7 @@
                 <w:sz w:val="16"/>
                 <w:szCs w:val="16"/>
               </w:rPr>
-              <w:t>::Init(</w:t>
-            </w:r>
-            <w:proofErr w:type="gramEnd"/>
-            <w:r>
-              <w:rPr>
-                <w:rFonts w:hint="eastAsia"/>
-                <w:b/>
-                <w:bCs/>
-                <w:sz w:val="16"/>
-                <w:szCs w:val="16"/>
-              </w:rPr>
-              <w:t>)</w:t>
+              <w:t>Init()</w:t>
             </w:r>
           </w:p>
         </w:tc>
@@ -9671,7 +9612,6 @@
               <w:wordWrap/>
               <w:autoSpaceDE/>
               <w:rPr>
-                <w:rFonts w:hint="eastAsia"/>
                 <w:b/>
                 <w:bCs/>
                 <w:sz w:val="16"/>
@@ -9727,7 +9667,6 @@
               <w:wordWrap/>
               <w:autoSpaceDE/>
               <w:rPr>
-                <w:rFonts w:hint="eastAsia"/>
                 <w:b/>
                 <w:bCs/>
                 <w:sz w:val="16"/>
@@ -11719,9 +11658,17 @@
                 <w:sz w:val="16"/>
                 <w:szCs w:val="16"/>
               </w:rPr>
-              <w:t>();</w:t>
+              <w:t>(</w:t>
             </w:r>
             <w:proofErr w:type="gramEnd"/>
+            <w:r>
+              <w:rPr>
+                <w:rFonts w:hint="eastAsia"/>
+                <w:sz w:val="16"/>
+                <w:szCs w:val="16"/>
+              </w:rPr>
+              <w:t>);</w:t>
+            </w:r>
           </w:p>
           <w:p>
             <w:pPr>
@@ -12543,7 +12490,7 @@
 </file>
 
 <file path=word/endnotes.xml><?xml version="1.0" encoding="utf-8"?>
-<w:endnotes xmlns:wpc="http://schemas.microsoft.com/office/word/2010/wordprocessingCanvas" xmlns:cx="http://schemas.microsoft.com/office/drawing/2014/chartex" xmlns:cx1="http://schemas.microsoft.com/office/drawing/2015/9/8/chartex" xmlns:cx2="http://schemas.microsoft.com/office/drawing/2015/10/21/chartex" xmlns:cx3="http://schemas.microsoft.com/office/drawing/2016/5/9/chartex" xmlns:cx4="http://schemas.microsoft.com/office/drawing/2016/5/10/chartex" xmlns:cx5="http://schemas.microsoft.com/office/drawing/2016/5/11/chartex" xmlns:cx6="http://schemas.microsoft.com/office/drawing/2016/5/12/chartex" xmlns:cx7="http://schemas.microsoft.com/office/drawing/2016/5/13/chartex" xmlns:cx8="http://schemas.microsoft.com/office/drawing/2016/5/14/chartex" xmlns:mc="http://schemas.openxmlformats.org/markup-compatibility/2006" xmlns:aink="http://schemas.microsoft.com/office/drawing/2016/ink" xmlns:am3d="http://schemas.microsoft.com/office/drawing/2017/model3d" xmlns:o="urn:schemas-microsoft-com:office:office" xmlns:oel="http://schemas.microsoft.com/office/2019/extlst" xmlns:r="http://schemas.openxmlformats.org/officeDocument/2006/relationships" xmlns:m="http://schemas.openxmlformats.org/officeDocument/2006/math" xmlns:v="urn:schemas-microsoft-com:vml" xmlns:wp14="http://schemas.microsoft.com/office/word/2010/wordprocessingDrawing" xmlns:wp="http://schemas.openxmlformats.org/drawingml/2006/wordprocessingDrawing" xmlns:w10="urn:schemas-microsoft-com:office:word" xmlns:w="http://schemas.openxmlformats.org/wordprocessingml/2006/main" xmlns:w14="http://schemas.microsoft.com/office/word/2010/wordml" xmlns:w15="http://schemas.microsoft.com/office/word/2012/wordml" xmlns:w16cex="http://schemas.microsoft.com/office/word/2018/wordml/cex" xmlns:w16cid="http://schemas.microsoft.com/office/word/2016/wordml/cid" xmlns:w16="http://schemas.microsoft.com/office/word/2018/wordml" xmlns:w16du="http://schemas.microsoft.com/office/word/2023/wordml/word16du" xmlns:w16sdtdh="http://schemas.microsoft.com/office/word/2020/wordml/sdtdatahash" xmlns:w16sdtfl="http://schemas.microsoft.com/office/word/2024/wordml/sdtformatlock" xmlns:w16se="http://schemas.microsoft.com/office/word/2015/wordml/symex" xmlns:wpg="http://schemas.microsoft.com/office/word/2010/wordprocessingGroup" xmlns:wpi="http://schemas.microsoft.com/office/word/2010/wordprocessingInk" xmlns:wne="http://schemas.microsoft.com/office/word/2006/wordml" xmlns:wps="http://schemas.microsoft.com/office/word/2010/wordprocessingShape" mc:Ignorable="w14 w15 w16se w16cid w16 w16cex w16sdtdh w16sdtfl w16du wp14">
+<w:endnotes xmlns:wpc="http://schemas.microsoft.com/office/word/2010/wordprocessingCanvas" xmlns:cx="http://schemas.microsoft.com/office/drawing/2014/chartex" xmlns:cx1="http://schemas.microsoft.com/office/drawing/2015/9/8/chartex" xmlns:cx2="http://schemas.microsoft.com/office/drawing/2015/10/21/chartex" xmlns:cx3="http://schemas.microsoft.com/office/drawing/2016/5/9/chartex" xmlns:cx4="http://schemas.microsoft.com/office/drawing/2016/5/10/chartex" xmlns:cx5="http://schemas.microsoft.com/office/drawing/2016/5/11/chartex" xmlns:cx6="http://schemas.microsoft.com/office/drawing/2016/5/12/chartex" xmlns:cx7="http://schemas.microsoft.com/office/drawing/2016/5/13/chartex" xmlns:cx8="http://schemas.microsoft.com/office/drawing/2016/5/14/chartex" xmlns:mc="http://schemas.openxmlformats.org/markup-compatibility/2006" xmlns:aink="http://schemas.microsoft.com/office/drawing/2016/ink" xmlns:am3d="http://schemas.microsoft.com/office/drawing/2017/model3d" xmlns:o="urn:schemas-microsoft-com:office:office" xmlns:oel="http://schemas.microsoft.com/office/2019/extlst" xmlns:r="http://schemas.openxmlformats.org/officeDocument/2006/relationships" xmlns:m="http://schemas.openxmlformats.org/officeDocument/2006/math" xmlns:v="urn:schemas-microsoft-com:vml" xmlns:wp14="http://schemas.microsoft.com/office/word/2010/wordprocessingDrawing" xmlns:wp="http://schemas.openxmlformats.org/drawingml/2006/wordprocessingDrawing" xmlns:w10="urn:schemas-microsoft-com:office:word" xmlns:w="http://schemas.openxmlformats.org/wordprocessingml/2006/main" xmlns:w14="http://schemas.microsoft.com/office/word/2010/wordml" xmlns:w15="http://schemas.microsoft.com/office/word/2012/wordml" xmlns:w16cex="http://schemas.microsoft.com/office/word/2018/wordml/cex" xmlns:w16cid="http://schemas.microsoft.com/office/word/2016/wordml/cid" xmlns:w16="http://schemas.microsoft.com/office/word/2018/wordml" xmlns:w16sdtdh="http://schemas.microsoft.com/office/word/2020/wordml/sdtdatahash" xmlns:w16se="http://schemas.microsoft.com/office/word/2015/wordml/symex" xmlns:wpg="http://schemas.microsoft.com/office/word/2010/wordprocessingGroup" xmlns:wpi="http://schemas.microsoft.com/office/word/2010/wordprocessingInk" xmlns:wne="http://schemas.microsoft.com/office/word/2006/wordml" xmlns:wps="http://schemas.microsoft.com/office/word/2010/wordprocessingShape" mc:Ignorable="w14 w15 w16se w16cid w16 w16cex w16sdtdh wp14">
   <w:endnote w:type="separator" w:id="-1">
     <w:p>
       <w:pPr>
@@ -12568,7 +12515,7 @@
 </file>
 
 <file path=word/footer1.xml><?xml version="1.0" encoding="utf-8"?>
-<w:ftr xmlns:wpc="http://schemas.microsoft.com/office/word/2010/wordprocessingCanvas" xmlns:cx="http://schemas.microsoft.com/office/drawing/2014/chartex" xmlns:cx1="http://schemas.microsoft.com/office/drawing/2015/9/8/chartex" xmlns:cx2="http://schemas.microsoft.com/office/drawing/2015/10/21/chartex" xmlns:cx3="http://schemas.microsoft.com/office/drawing/2016/5/9/chartex" xmlns:cx4="http://schemas.microsoft.com/office/drawing/2016/5/10/chartex" xmlns:cx5="http://schemas.microsoft.com/office/drawing/2016/5/11/chartex" xmlns:cx6="http://schemas.microsoft.com/office/drawing/2016/5/12/chartex" xmlns:cx7="http://schemas.microsoft.com/office/drawing/2016/5/13/chartex" xmlns:cx8="http://schemas.microsoft.com/office/drawing/2016/5/14/chartex" xmlns:mc="http://schemas.openxmlformats.org/markup-compatibility/2006" xmlns:aink="http://schemas.microsoft.com/office/drawing/2016/ink" xmlns:am3d="http://schemas.microsoft.com/office/drawing/2017/model3d" xmlns:o="urn:schemas-microsoft-com:office:office" xmlns:oel="http://schemas.microsoft.com/office/2019/extlst" xmlns:r="http://schemas.openxmlformats.org/officeDocument/2006/relationships" xmlns:m="http://schemas.openxmlformats.org/officeDocument/2006/math" xmlns:v="urn:schemas-microsoft-com:vml" xmlns:wp14="http://schemas.microsoft.com/office/word/2010/wordprocessingDrawing" xmlns:wp="http://schemas.openxmlformats.org/drawingml/2006/wordprocessingDrawing" xmlns:w10="urn:schemas-microsoft-com:office:word" xmlns:w="http://schemas.openxmlformats.org/wordprocessingml/2006/main" xmlns:w14="http://schemas.microsoft.com/office/word/2010/wordml" xmlns:w15="http://schemas.microsoft.com/office/word/2012/wordml" xmlns:w16cex="http://schemas.microsoft.com/office/word/2018/wordml/cex" xmlns:w16cid="http://schemas.microsoft.com/office/word/2016/wordml/cid" xmlns:w16="http://schemas.microsoft.com/office/word/2018/wordml" xmlns:w16du="http://schemas.microsoft.com/office/word/2023/wordml/word16du" xmlns:w16sdtdh="http://schemas.microsoft.com/office/word/2020/wordml/sdtdatahash" xmlns:w16sdtfl="http://schemas.microsoft.com/office/word/2024/wordml/sdtformatlock" xmlns:w16se="http://schemas.microsoft.com/office/word/2015/wordml/symex" xmlns:wpg="http://schemas.microsoft.com/office/word/2010/wordprocessingGroup" xmlns:wpi="http://schemas.microsoft.com/office/word/2010/wordprocessingInk" xmlns:wne="http://schemas.microsoft.com/office/word/2006/wordml" xmlns:wps="http://schemas.microsoft.com/office/word/2010/wordprocessingShape" mc:Ignorable="w14 w15 w16se w16cid w16 w16cex w16sdtdh w16sdtfl w16du wp14">
+<w:ftr xmlns:wpc="http://schemas.microsoft.com/office/word/2010/wordprocessingCanvas" xmlns:cx="http://schemas.microsoft.com/office/drawing/2014/chartex" xmlns:cx1="http://schemas.microsoft.com/office/drawing/2015/9/8/chartex" xmlns:cx2="http://schemas.microsoft.com/office/drawing/2015/10/21/chartex" xmlns:cx3="http://schemas.microsoft.com/office/drawing/2016/5/9/chartex" xmlns:cx4="http://schemas.microsoft.com/office/drawing/2016/5/10/chartex" xmlns:cx5="http://schemas.microsoft.com/office/drawing/2016/5/11/chartex" xmlns:cx6="http://schemas.microsoft.com/office/drawing/2016/5/12/chartex" xmlns:cx7="http://schemas.microsoft.com/office/drawing/2016/5/13/chartex" xmlns:cx8="http://schemas.microsoft.com/office/drawing/2016/5/14/chartex" xmlns:mc="http://schemas.openxmlformats.org/markup-compatibility/2006" xmlns:aink="http://schemas.microsoft.com/office/drawing/2016/ink" xmlns:am3d="http://schemas.microsoft.com/office/drawing/2017/model3d" xmlns:o="urn:schemas-microsoft-com:office:office" xmlns:oel="http://schemas.microsoft.com/office/2019/extlst" xmlns:r="http://schemas.openxmlformats.org/officeDocument/2006/relationships" xmlns:m="http://schemas.openxmlformats.org/officeDocument/2006/math" xmlns:v="urn:schemas-microsoft-com:vml" xmlns:wp14="http://schemas.microsoft.com/office/word/2010/wordprocessingDrawing" xmlns:wp="http://schemas.openxmlformats.org/drawingml/2006/wordprocessingDrawing" xmlns:w10="urn:schemas-microsoft-com:office:word" xmlns:w="http://schemas.openxmlformats.org/wordprocessingml/2006/main" xmlns:w14="http://schemas.microsoft.com/office/word/2010/wordml" xmlns:w15="http://schemas.microsoft.com/office/word/2012/wordml" xmlns:w16cex="http://schemas.microsoft.com/office/word/2018/wordml/cex" xmlns:w16cid="http://schemas.microsoft.com/office/word/2016/wordml/cid" xmlns:w16="http://schemas.microsoft.com/office/word/2018/wordml" xmlns:w16sdtdh="http://schemas.microsoft.com/office/word/2020/wordml/sdtdatahash" xmlns:w16se="http://schemas.microsoft.com/office/word/2015/wordml/symex" xmlns:wpg="http://schemas.microsoft.com/office/word/2010/wordprocessingGroup" xmlns:wpi="http://schemas.microsoft.com/office/word/2010/wordprocessingInk" xmlns:wne="http://schemas.microsoft.com/office/word/2006/wordml" xmlns:wps="http://schemas.microsoft.com/office/word/2010/wordprocessingShape" mc:Ignorable="w14 w15 w16se w16cid w16 w16cex w16sdtdh wp14">
   <w:sdt>
     <w:sdtPr>
       <w:id w:val="1471174885"/>
@@ -12613,7 +12560,7 @@
 </file>
 
 <file path=word/footnotes.xml><?xml version="1.0" encoding="utf-8"?>
-<w:footnotes xmlns:wpc="http://schemas.microsoft.com/office/word/2010/wordprocessingCanvas" xmlns:cx="http://schemas.microsoft.com/office/drawing/2014/chartex" xmlns:cx1="http://schemas.microsoft.com/office/drawing/2015/9/8/chartex" xmlns:cx2="http://schemas.microsoft.com/office/drawing/2015/10/21/chartex" xmlns:cx3="http://schemas.microsoft.com/office/drawing/2016/5/9/chartex" xmlns:cx4="http://schemas.microsoft.com/office/drawing/2016/5/10/chartex" xmlns:cx5="http://schemas.microsoft.com/office/drawing/2016/5/11/chartex" xmlns:cx6="http://schemas.microsoft.com/office/drawing/2016/5/12/chartex" xmlns:cx7="http://schemas.microsoft.com/office/drawing/2016/5/13/chartex" xmlns:cx8="http://schemas.microsoft.com/office/drawing/2016/5/14/chartex" xmlns:mc="http://schemas.openxmlformats.org/markup-compatibility/2006" xmlns:aink="http://schemas.microsoft.com/office/drawing/2016/ink" xmlns:am3d="http://schemas.microsoft.com/office/drawing/2017/model3d" xmlns:o="urn:schemas-microsoft-com:office:office" xmlns:oel="http://schemas.microsoft.com/office/2019/extlst" xmlns:r="http://schemas.openxmlformats.org/officeDocument/2006/relationships" xmlns:m="http://schemas.openxmlformats.org/officeDocument/2006/math" xmlns:v="urn:schemas-microsoft-com:vml" xmlns:wp14="http://schemas.microsoft.com/office/word/2010/wordprocessingDrawing" xmlns:wp="http://schemas.openxmlformats.org/drawingml/2006/wordprocessingDrawing" xmlns:w10="urn:schemas-microsoft-com:office:word" xmlns:w="http://schemas.openxmlformats.org/wordprocessingml/2006/main" xmlns:w14="http://schemas.microsoft.com/office/word/2010/wordml" xmlns:w15="http://schemas.microsoft.com/office/word/2012/wordml" xmlns:w16cex="http://schemas.microsoft.com/office/word/2018/wordml/cex" xmlns:w16cid="http://schemas.microsoft.com/office/word/2016/wordml/cid" xmlns:w16="http://schemas.microsoft.com/office/word/2018/wordml" xmlns:w16du="http://schemas.microsoft.com/office/word/2023/wordml/word16du" xmlns:w16sdtdh="http://schemas.microsoft.com/office/word/2020/wordml/sdtdatahash" xmlns:w16sdtfl="http://schemas.microsoft.com/office/word/2024/wordml/sdtformatlock" xmlns:w16se="http://schemas.microsoft.com/office/word/2015/wordml/symex" xmlns:wpg="http://schemas.microsoft.com/office/word/2010/wordprocessingGroup" xmlns:wpi="http://schemas.microsoft.com/office/word/2010/wordprocessingInk" xmlns:wne="http://schemas.microsoft.com/office/word/2006/wordml" xmlns:wps="http://schemas.microsoft.com/office/word/2010/wordprocessingShape" mc:Ignorable="w14 w15 w16se w16cid w16 w16cex w16sdtdh w16sdtfl w16du wp14">
+<w:footnotes xmlns:wpc="http://schemas.microsoft.com/office/word/2010/wordprocessingCanvas" xmlns:cx="http://schemas.microsoft.com/office/drawing/2014/chartex" xmlns:cx1="http://schemas.microsoft.com/office/drawing/2015/9/8/chartex" xmlns:cx2="http://schemas.microsoft.com/office/drawing/2015/10/21/chartex" xmlns:cx3="http://schemas.microsoft.com/office/drawing/2016/5/9/chartex" xmlns:cx4="http://schemas.microsoft.com/office/drawing/2016/5/10/chartex" xmlns:cx5="http://schemas.microsoft.com/office/drawing/2016/5/11/chartex" xmlns:cx6="http://schemas.microsoft.com/office/drawing/2016/5/12/chartex" xmlns:cx7="http://schemas.microsoft.com/office/drawing/2016/5/13/chartex" xmlns:cx8="http://schemas.microsoft.com/office/drawing/2016/5/14/chartex" xmlns:mc="http://schemas.openxmlformats.org/markup-compatibility/2006" xmlns:aink="http://schemas.microsoft.com/office/drawing/2016/ink" xmlns:am3d="http://schemas.microsoft.com/office/drawing/2017/model3d" xmlns:o="urn:schemas-microsoft-com:office:office" xmlns:oel="http://schemas.microsoft.com/office/2019/extlst" xmlns:r="http://schemas.openxmlformats.org/officeDocument/2006/relationships" xmlns:m="http://schemas.openxmlformats.org/officeDocument/2006/math" xmlns:v="urn:schemas-microsoft-com:vml" xmlns:wp14="http://schemas.microsoft.com/office/word/2010/wordprocessingDrawing" xmlns:wp="http://schemas.openxmlformats.org/drawingml/2006/wordprocessingDrawing" xmlns:w10="urn:schemas-microsoft-com:office:word" xmlns:w="http://schemas.openxmlformats.org/wordprocessingml/2006/main" xmlns:w14="http://schemas.microsoft.com/office/word/2010/wordml" xmlns:w15="http://schemas.microsoft.com/office/word/2012/wordml" xmlns:w16cex="http://schemas.microsoft.com/office/word/2018/wordml/cex" xmlns:w16cid="http://schemas.microsoft.com/office/word/2016/wordml/cid" xmlns:w16="http://schemas.microsoft.com/office/word/2018/wordml" xmlns:w16sdtdh="http://schemas.microsoft.com/office/word/2020/wordml/sdtdatahash" xmlns:w16se="http://schemas.microsoft.com/office/word/2015/wordml/symex" xmlns:wpg="http://schemas.microsoft.com/office/word/2010/wordprocessingGroup" xmlns:wpi="http://schemas.microsoft.com/office/word/2010/wordprocessingInk" xmlns:wne="http://schemas.microsoft.com/office/word/2006/wordml" xmlns:wps="http://schemas.microsoft.com/office/word/2010/wordprocessingShape" mc:Ignorable="w14 w15 w16se w16cid w16 w16cex w16sdtdh wp14">
   <w:footnote w:type="separator" w:id="-1">
     <w:p>
       <w:pPr>
@@ -12638,7 +12585,7 @@
 </file>
 
 <file path=word/numbering.xml><?xml version="1.0" encoding="utf-8"?>
-<w:numbering xmlns:wpc="http://schemas.microsoft.com/office/word/2010/wordprocessingCanvas" xmlns:cx="http://schemas.microsoft.com/office/drawing/2014/chartex" xmlns:cx1="http://schemas.microsoft.com/office/drawing/2015/9/8/chartex" xmlns:cx2="http://schemas.microsoft.com/office/drawing/2015/10/21/chartex" xmlns:cx3="http://schemas.microsoft.com/office/drawing/2016/5/9/chartex" xmlns:cx4="http://schemas.microsoft.com/office/drawing/2016/5/10/chartex" xmlns:cx5="http://schemas.microsoft.com/office/drawing/2016/5/11/chartex" xmlns:cx6="http://schemas.microsoft.com/office/drawing/2016/5/12/chartex" xmlns:cx7="http://schemas.microsoft.com/office/drawing/2016/5/13/chartex" xmlns:cx8="http://schemas.microsoft.com/office/drawing/2016/5/14/chartex" xmlns:mc="http://schemas.openxmlformats.org/markup-compatibility/2006" xmlns:aink="http://schemas.microsoft.com/office/drawing/2016/ink" xmlns:am3d="http://schemas.microsoft.com/office/drawing/2017/model3d" xmlns:o="urn:schemas-microsoft-com:office:office" xmlns:oel="http://schemas.microsoft.com/office/2019/extlst" xmlns:r="http://schemas.openxmlformats.org/officeDocument/2006/relationships" xmlns:m="http://schemas.openxmlformats.org/officeDocument/2006/math" xmlns:v="urn:schemas-microsoft-com:vml" xmlns:wp14="http://schemas.microsoft.com/office/word/2010/wordprocessingDrawing" xmlns:wp="http://schemas.openxmlformats.org/drawingml/2006/wordprocessingDrawing" xmlns:w10="urn:schemas-microsoft-com:office:word" xmlns:w="http://schemas.openxmlformats.org/wordprocessingml/2006/main" xmlns:w14="http://schemas.microsoft.com/office/word/2010/wordml" xmlns:w15="http://schemas.microsoft.com/office/word/2012/wordml" xmlns:w16cex="http://schemas.microsoft.com/office/word/2018/wordml/cex" xmlns:w16cid="http://schemas.microsoft.com/office/word/2016/wordml/cid" xmlns:w16="http://schemas.microsoft.com/office/word/2018/wordml" xmlns:w16du="http://schemas.microsoft.com/office/word/2023/wordml/word16du" xmlns:w16sdtdh="http://schemas.microsoft.com/office/word/2020/wordml/sdtdatahash" xmlns:w16sdtfl="http://schemas.microsoft.com/office/word/2024/wordml/sdtformatlock" xmlns:w16se="http://schemas.microsoft.com/office/word/2015/wordml/symex" xmlns:wpg="http://schemas.microsoft.com/office/word/2010/wordprocessingGroup" xmlns:wpi="http://schemas.microsoft.com/office/word/2010/wordprocessingInk" xmlns:wne="http://schemas.microsoft.com/office/word/2006/wordml" xmlns:wps="http://schemas.microsoft.com/office/word/2010/wordprocessingShape" mc:Ignorable="w14 w15 w16se w16cid w16 w16cex w16sdtdh w16sdtfl w16du wp14">
+<w:numbering xmlns:wpc="http://schemas.microsoft.com/office/word/2010/wordprocessingCanvas" xmlns:cx="http://schemas.microsoft.com/office/drawing/2014/chartex" xmlns:cx1="http://schemas.microsoft.com/office/drawing/2015/9/8/chartex" xmlns:cx2="http://schemas.microsoft.com/office/drawing/2015/10/21/chartex" xmlns:cx3="http://schemas.microsoft.com/office/drawing/2016/5/9/chartex" xmlns:cx4="http://schemas.microsoft.com/office/drawing/2016/5/10/chartex" xmlns:cx5="http://schemas.microsoft.com/office/drawing/2016/5/11/chartex" xmlns:cx6="http://schemas.microsoft.com/office/drawing/2016/5/12/chartex" xmlns:cx7="http://schemas.microsoft.com/office/drawing/2016/5/13/chartex" xmlns:cx8="http://schemas.microsoft.com/office/drawing/2016/5/14/chartex" xmlns:mc="http://schemas.openxmlformats.org/markup-compatibility/2006" xmlns:aink="http://schemas.microsoft.com/office/drawing/2016/ink" xmlns:am3d="http://schemas.microsoft.com/office/drawing/2017/model3d" xmlns:o="urn:schemas-microsoft-com:office:office" xmlns:oel="http://schemas.microsoft.com/office/2019/extlst" xmlns:r="http://schemas.openxmlformats.org/officeDocument/2006/relationships" xmlns:m="http://schemas.openxmlformats.org/officeDocument/2006/math" xmlns:v="urn:schemas-microsoft-com:vml" xmlns:wp14="http://schemas.microsoft.com/office/word/2010/wordprocessingDrawing" xmlns:wp="http://schemas.openxmlformats.org/drawingml/2006/wordprocessingDrawing" xmlns:w10="urn:schemas-microsoft-com:office:word" xmlns:w="http://schemas.openxmlformats.org/wordprocessingml/2006/main" xmlns:w14="http://schemas.microsoft.com/office/word/2010/wordml" xmlns:w15="http://schemas.microsoft.com/office/word/2012/wordml" xmlns:w16cex="http://schemas.microsoft.com/office/word/2018/wordml/cex" xmlns:w16cid="http://schemas.microsoft.com/office/word/2016/wordml/cid" xmlns:w16="http://schemas.microsoft.com/office/word/2018/wordml" xmlns:w16sdtdh="http://schemas.microsoft.com/office/word/2020/wordml/sdtdatahash" xmlns:w16se="http://schemas.microsoft.com/office/word/2015/wordml/symex" xmlns:wpg="http://schemas.microsoft.com/office/word/2010/wordprocessingGroup" xmlns:wpi="http://schemas.microsoft.com/office/word/2010/wordprocessingInk" xmlns:wne="http://schemas.microsoft.com/office/word/2006/wordml" xmlns:wps="http://schemas.microsoft.com/office/word/2010/wordprocessingShape" mc:Ignorable="w14 w15 w16se w16cid w16 w16cex w16sdtdh wp14">
   <w:abstractNum w:abstractNumId="0" w15:restartNumberingAfterBreak="0">
     <w:nsid w:val="05E96921"/>
     <w:multiLevelType w:val="hybridMultilevel"/>
@@ -14979,7 +14926,7 @@
 </file>
 
 <file path=word/styles.xml><?xml version="1.0" encoding="utf-8"?>
-<w:styles xmlns:mc="http://schemas.openxmlformats.org/markup-compatibility/2006" xmlns:r="http://schemas.openxmlformats.org/officeDocument/2006/relationships" xmlns:w="http://schemas.openxmlformats.org/wordprocessingml/2006/main" xmlns:w14="http://schemas.microsoft.com/office/word/2010/wordml" xmlns:w15="http://schemas.microsoft.com/office/word/2012/wordml" xmlns:w16cex="http://schemas.microsoft.com/office/word/2018/wordml/cex" xmlns:w16cid="http://schemas.microsoft.com/office/word/2016/wordml/cid" xmlns:w16="http://schemas.microsoft.com/office/word/2018/wordml" xmlns:w16du="http://schemas.microsoft.com/office/word/2023/wordml/word16du" xmlns:w16sdtdh="http://schemas.microsoft.com/office/word/2020/wordml/sdtdatahash" xmlns:w16sdtfl="http://schemas.microsoft.com/office/word/2024/wordml/sdtformatlock" xmlns:w16se="http://schemas.microsoft.com/office/word/2015/wordml/symex" mc:Ignorable="w14 w15 w16se w16cid w16 w16cex w16sdtdh w16sdtfl w16du">
+<w:styles xmlns:mc="http://schemas.openxmlformats.org/markup-compatibility/2006" xmlns:r="http://schemas.openxmlformats.org/officeDocument/2006/relationships" xmlns:w="http://schemas.openxmlformats.org/wordprocessingml/2006/main" xmlns:w14="http://schemas.microsoft.com/office/word/2010/wordml" xmlns:w15="http://schemas.microsoft.com/office/word/2012/wordml" xmlns:w16cex="http://schemas.microsoft.com/office/word/2018/wordml/cex" xmlns:w16cid="http://schemas.microsoft.com/office/word/2016/wordml/cid" xmlns:w16="http://schemas.microsoft.com/office/word/2018/wordml" xmlns:w16sdtdh="http://schemas.microsoft.com/office/word/2020/wordml/sdtdatahash" xmlns:w16se="http://schemas.microsoft.com/office/word/2015/wordml/symex" mc:Ignorable="w14 w15 w16se w16cid w16 w16cex w16sdtdh">
   <w:docDefaults>
     <w:rPrDefault>
       <w:rPr>
@@ -16075,7 +16022,7 @@
     <w:unhideWhenUsed/>
     <w:rsid w:val="002815C6"/>
     <w:rPr>
-      <w:rFonts w:ascii="굴림체" w:eastAsia="굴림체" w:hAnsi="굴림체" w:cs="굴림체"/>
+      <w:rFonts w:ascii="GulimChe" w:eastAsia="GulimChe" w:hAnsi="GulimChe" w:cs="GulimChe"/>
       <w:sz w:val="24"/>
       <w:szCs w:val="24"/>
     </w:rPr>

--- a/진척 관리.docx
+++ b/진척 관리.docx
@@ -210,7 +210,6 @@
                 <w:szCs w:val="20"/>
               </w:rPr>
             </w:pPr>
-            <w:proofErr w:type="spellStart"/>
             <w:r>
               <w:rPr>
                 <w:b/>
@@ -228,18 +227,7 @@
                 <w:sz w:val="20"/>
                 <w:szCs w:val="20"/>
               </w:rPr>
-              <w:t>rotocol.h</w:t>
-            </w:r>
-            <w:proofErr w:type="spellEnd"/>
-            <w:r>
-              <w:rPr>
-                <w:rFonts w:hint="eastAsia"/>
-                <w:b/>
-                <w:bCs/>
-                <w:sz w:val="20"/>
-                <w:szCs w:val="20"/>
-              </w:rPr>
-              <w:t xml:space="preserve"> 파일 생성</w:t>
+              <w:t>rotocol.h 파일 생성</w:t>
             </w:r>
           </w:p>
         </w:tc>
@@ -414,25 +402,7 @@
                 <w:sz w:val="20"/>
                 <w:szCs w:val="20"/>
               </w:rPr>
-              <w:t xml:space="preserve">메인 함수 및 </w:t>
-            </w:r>
-            <w:proofErr w:type="spellStart"/>
-            <w:r>
-              <w:rPr>
-                <w:rFonts w:hint="eastAsia"/>
-                <w:sz w:val="20"/>
-                <w:szCs w:val="20"/>
-              </w:rPr>
-              <w:t>메인쓰레드</w:t>
-            </w:r>
-            <w:proofErr w:type="spellEnd"/>
-            <w:r>
-              <w:rPr>
-                <w:rFonts w:hint="eastAsia"/>
-                <w:sz w:val="20"/>
-                <w:szCs w:val="20"/>
-              </w:rPr>
-              <w:t xml:space="preserve"> 생성</w:t>
+              <w:t>메인 함수 및 메인쓰레드 생성</w:t>
             </w:r>
           </w:p>
         </w:tc>
@@ -453,7 +423,6 @@
                 <w:szCs w:val="20"/>
               </w:rPr>
             </w:pPr>
-            <w:proofErr w:type="spellStart"/>
             <w:r>
               <w:rPr>
                 <w:rFonts w:hint="eastAsia"/>
@@ -464,7 +433,6 @@
               </w:rPr>
               <w:t>ServerMain</w:t>
             </w:r>
-            <w:proofErr w:type="spellEnd"/>
           </w:p>
         </w:tc>
         <w:tc>
@@ -558,22 +526,13 @@
               </w:rPr>
               <w:t>Player::</w:t>
             </w:r>
-            <w:proofErr w:type="spellStart"/>
             <w:proofErr w:type="gramEnd"/>
             <w:r>
               <w:rPr>
                 <w:sz w:val="20"/>
                 <w:szCs w:val="20"/>
               </w:rPr>
-              <w:t>recv_packet</w:t>
-            </w:r>
-            <w:proofErr w:type="spellEnd"/>
-            <w:r>
-              <w:rPr>
-                <w:sz w:val="20"/>
-                <w:szCs w:val="20"/>
-              </w:rPr>
-              <w:t>();</w:t>
+              <w:t>recv_packet();</w:t>
             </w:r>
           </w:p>
         </w:tc>
@@ -668,7 +627,6 @@
               </w:rPr>
               <w:t>Player::</w:t>
             </w:r>
-            <w:proofErr w:type="spellStart"/>
             <w:proofErr w:type="gramEnd"/>
             <w:r>
               <w:rPr>
@@ -683,15 +641,7 @@
                 <w:sz w:val="20"/>
                 <w:szCs w:val="20"/>
               </w:rPr>
-              <w:t>_packet</w:t>
-            </w:r>
-            <w:proofErr w:type="spellEnd"/>
-            <w:r>
-              <w:rPr>
-                <w:sz w:val="20"/>
-                <w:szCs w:val="20"/>
-              </w:rPr>
-              <w:t>();</w:t>
+              <w:t>_packet();</w:t>
             </w:r>
           </w:p>
         </w:tc>
@@ -787,16 +737,46 @@
                 <w:sz w:val="20"/>
                 <w:szCs w:val="20"/>
               </w:rPr>
-              <w:t xml:space="preserve">void </w:t>
-            </w:r>
-            <w:proofErr w:type="spellStart"/>
+              <w:t>void send_playerInfo_</w:t>
+            </w:r>
+            <w:proofErr w:type="gramStart"/>
             <w:r>
               <w:rPr>
                 <w:rFonts w:eastAsiaTheme="minorHAnsi"/>
                 <w:sz w:val="20"/>
                 <w:szCs w:val="20"/>
               </w:rPr>
-              <w:t>send_playerInfo_</w:t>
+              <w:t>packet(</w:t>
+            </w:r>
+            <w:proofErr w:type="gramEnd"/>
+            <w:r>
+              <w:rPr>
+                <w:rFonts w:eastAsiaTheme="minorHAnsi"/>
+                <w:sz w:val="20"/>
+                <w:szCs w:val="20"/>
+              </w:rPr>
+              <w:t>);</w:t>
+            </w:r>
+          </w:p>
+          <w:p>
+            <w:pPr>
+              <w:widowControl/>
+              <w:wordWrap/>
+              <w:autoSpaceDE/>
+              <w:autoSpaceDN/>
+              <w:rPr>
+                <w:rFonts w:eastAsiaTheme="minorHAnsi"/>
+                <w:sz w:val="20"/>
+                <w:szCs w:val="20"/>
+              </w:rPr>
+            </w:pPr>
+            <w:r>
+              <w:rPr>
+                <w:rFonts w:eastAsiaTheme="minorHAnsi"/>
+                <w:sz w:val="20"/>
+                <w:szCs w:val="20"/>
+              </w:rPr>
+              <w:t>void send_login_fail_</w:t>
             </w:r>
             <w:proofErr w:type="gramStart"/>
             <w:r>
@@ -805,73 +785,7 @@
                 <w:sz w:val="20"/>
                 <w:szCs w:val="20"/>
               </w:rPr>
-              <w:t>packet</w:t>
-            </w:r>
-            <w:proofErr w:type="spellEnd"/>
-            <w:r>
-              <w:rPr>
-                <w:rFonts w:eastAsiaTheme="minorHAnsi"/>
-                <w:sz w:val="20"/>
-                <w:szCs w:val="20"/>
-              </w:rPr>
-              <w:t>(</w:t>
-            </w:r>
-            <w:proofErr w:type="gramEnd"/>
-            <w:r>
-              <w:rPr>
-                <w:rFonts w:eastAsiaTheme="minorHAnsi"/>
-                <w:sz w:val="20"/>
-                <w:szCs w:val="20"/>
-              </w:rPr>
-              <w:t>);</w:t>
-            </w:r>
-          </w:p>
-          <w:p>
-            <w:pPr>
-              <w:widowControl/>
-              <w:wordWrap/>
-              <w:autoSpaceDE/>
-              <w:autoSpaceDN/>
-              <w:rPr>
-                <w:rFonts w:eastAsiaTheme="minorHAnsi"/>
-                <w:sz w:val="20"/>
-                <w:szCs w:val="20"/>
-              </w:rPr>
-            </w:pPr>
-            <w:r>
-              <w:rPr>
-                <w:rFonts w:eastAsiaTheme="minorHAnsi"/>
-                <w:sz w:val="20"/>
-                <w:szCs w:val="20"/>
-              </w:rPr>
-              <w:t xml:space="preserve">void </w:t>
-            </w:r>
-            <w:proofErr w:type="spellStart"/>
-            <w:r>
-              <w:rPr>
-                <w:rFonts w:eastAsiaTheme="minorHAnsi"/>
-                <w:sz w:val="20"/>
-                <w:szCs w:val="20"/>
-              </w:rPr>
-              <w:t>send_login_fail_</w:t>
-            </w:r>
-            <w:proofErr w:type="gramStart"/>
-            <w:r>
-              <w:rPr>
-                <w:rFonts w:eastAsiaTheme="minorHAnsi"/>
-                <w:sz w:val="20"/>
-                <w:szCs w:val="20"/>
-              </w:rPr>
-              <w:t>packet</w:t>
-            </w:r>
-            <w:proofErr w:type="spellEnd"/>
-            <w:r>
-              <w:rPr>
-                <w:rFonts w:eastAsiaTheme="minorHAnsi"/>
-                <w:sz w:val="20"/>
-                <w:szCs w:val="20"/>
-              </w:rPr>
-              <w:t>(</w:t>
+              <w:t>packet(</w:t>
             </w:r>
             <w:proofErr w:type="gramEnd"/>
             <w:r>
@@ -976,118 +890,46 @@
                 <w:sz w:val="20"/>
                 <w:szCs w:val="20"/>
               </w:rPr>
-              <w:t xml:space="preserve">void </w:t>
-            </w:r>
-            <w:proofErr w:type="spellStart"/>
+              <w:t>void send_enter_room_</w:t>
+            </w:r>
+            <w:proofErr w:type="gramStart"/>
             <w:r>
               <w:rPr>
                 <w:rFonts w:eastAsiaTheme="minorHAnsi"/>
                 <w:sz w:val="20"/>
                 <w:szCs w:val="20"/>
               </w:rPr>
-              <w:t>send_enter_room_</w:t>
-            </w:r>
-            <w:proofErr w:type="gramStart"/>
+              <w:t>packet(</w:t>
+            </w:r>
+            <w:proofErr w:type="gramEnd"/>
             <w:r>
               <w:rPr>
                 <w:rFonts w:eastAsiaTheme="minorHAnsi"/>
                 <w:sz w:val="20"/>
                 <w:szCs w:val="20"/>
               </w:rPr>
-              <w:t>packet</w:t>
-            </w:r>
-            <w:proofErr w:type="spellEnd"/>
-            <w:r>
+              <w:t>int target_id);</w:t>
+            </w:r>
+          </w:p>
+          <w:p>
+            <w:pPr>
+              <w:widowControl/>
+              <w:wordWrap/>
+              <w:autoSpaceDE/>
+              <w:autoSpaceDN/>
               <w:rPr>
                 <w:rFonts w:eastAsiaTheme="minorHAnsi"/>
                 <w:sz w:val="20"/>
                 <w:szCs w:val="20"/>
               </w:rPr>
-              <w:t>(</w:t>
-            </w:r>
-            <w:proofErr w:type="gramEnd"/>
+            </w:pPr>
             <w:r>
               <w:rPr>
                 <w:rFonts w:eastAsiaTheme="minorHAnsi"/>
                 <w:sz w:val="20"/>
                 <w:szCs w:val="20"/>
               </w:rPr>
-              <w:t xml:space="preserve">int </w:t>
-            </w:r>
-            <w:proofErr w:type="spellStart"/>
-            <w:r>
-              <w:rPr>
-                <w:rFonts w:eastAsiaTheme="minorHAnsi"/>
-                <w:sz w:val="20"/>
-                <w:szCs w:val="20"/>
-              </w:rPr>
-              <w:t>target_id</w:t>
-            </w:r>
-            <w:proofErr w:type="spellEnd"/>
-            <w:r>
-              <w:rPr>
-                <w:rFonts w:eastAsiaTheme="minorHAnsi"/>
-                <w:sz w:val="20"/>
-                <w:szCs w:val="20"/>
-              </w:rPr>
-              <w:t>);</w:t>
-            </w:r>
-          </w:p>
-          <w:p>
-            <w:pPr>
-              <w:widowControl/>
-              <w:wordWrap/>
-              <w:autoSpaceDE/>
-              <w:autoSpaceDN/>
-              <w:rPr>
-                <w:rFonts w:eastAsiaTheme="minorHAnsi"/>
-                <w:sz w:val="20"/>
-                <w:szCs w:val="20"/>
-              </w:rPr>
-            </w:pPr>
-            <w:r>
-              <w:rPr>
-                <w:rFonts w:eastAsiaTheme="minorHAnsi"/>
-                <w:sz w:val="20"/>
-                <w:szCs w:val="20"/>
-              </w:rPr>
-              <w:t xml:space="preserve">void </w:t>
-            </w:r>
-            <w:proofErr w:type="spellStart"/>
-            <w:r>
-              <w:rPr>
-                <w:rFonts w:eastAsiaTheme="minorHAnsi"/>
-                <w:sz w:val="20"/>
-                <w:szCs w:val="20"/>
-              </w:rPr>
-              <w:t>send_ready_packet</w:t>
-            </w:r>
-            <w:proofErr w:type="spellEnd"/>
-            <w:r>
-              <w:rPr>
-                <w:rFonts w:eastAsiaTheme="minorHAnsi"/>
-                <w:sz w:val="20"/>
-                <w:szCs w:val="20"/>
-              </w:rPr>
-              <w:t>(</w:t>
-            </w:r>
-            <w:proofErr w:type="spellStart"/>
-            <w:r>
-              <w:rPr>
-                <w:rFonts w:eastAsiaTheme="minorHAnsi"/>
-                <w:sz w:val="20"/>
-                <w:szCs w:val="20"/>
-              </w:rPr>
-              <w:t>target_id</w:t>
-            </w:r>
-            <w:proofErr w:type="spellEnd"/>
-            <w:r>
-              <w:rPr>
-                <w:rFonts w:eastAsiaTheme="minorHAnsi"/>
-                <w:sz w:val="20"/>
-                <w:szCs w:val="20"/>
-              </w:rPr>
-              <w:t>);</w:t>
+              <w:t>void send_ready_packet(target_id);</w:t>
             </w:r>
           </w:p>
         </w:tc>
@@ -1180,43 +1022,7 @@
                 <w:sz w:val="20"/>
                 <w:szCs w:val="20"/>
               </w:rPr>
-              <w:t xml:space="preserve">void </w:t>
-            </w:r>
-            <w:proofErr w:type="spellStart"/>
-            <w:r>
-              <w:rPr>
-                <w:rFonts w:eastAsiaTheme="minorHAnsi"/>
-                <w:sz w:val="20"/>
-                <w:szCs w:val="20"/>
-              </w:rPr>
-              <w:t>send_booster_packet</w:t>
-            </w:r>
-            <w:proofErr w:type="spellEnd"/>
-            <w:r>
-              <w:rPr>
-                <w:rFonts w:eastAsiaTheme="minorHAnsi"/>
-                <w:sz w:val="20"/>
-                <w:szCs w:val="20"/>
-              </w:rPr>
-              <w:t>(</w:t>
-            </w:r>
-            <w:proofErr w:type="spellStart"/>
-            <w:r>
-              <w:rPr>
-                <w:rFonts w:eastAsiaTheme="minorHAnsi"/>
-                <w:sz w:val="20"/>
-                <w:szCs w:val="20"/>
-              </w:rPr>
-              <w:t>target_id</w:t>
-            </w:r>
-            <w:proofErr w:type="spellEnd"/>
-            <w:r>
-              <w:rPr>
-                <w:rFonts w:eastAsiaTheme="minorHAnsi"/>
-                <w:sz w:val="20"/>
-                <w:szCs w:val="20"/>
-              </w:rPr>
-              <w:t>);</w:t>
+              <w:t>void send_booster_packet(target_id);</w:t>
             </w:r>
           </w:p>
         </w:tc>
@@ -1308,61 +1114,25 @@
                 <w:sz w:val="20"/>
                 <w:szCs w:val="20"/>
               </w:rPr>
-              <w:t xml:space="preserve">void </w:t>
-            </w:r>
-            <w:proofErr w:type="spellStart"/>
+              <w:t>void send_rank_</w:t>
+            </w:r>
+            <w:proofErr w:type="gramStart"/>
             <w:r>
               <w:rPr>
                 <w:rFonts w:eastAsiaTheme="minorHAnsi"/>
                 <w:sz w:val="20"/>
                 <w:szCs w:val="20"/>
               </w:rPr>
-              <w:t>send_rank_</w:t>
-            </w:r>
-            <w:proofErr w:type="gramStart"/>
+              <w:t>packet(</w:t>
+            </w:r>
+            <w:proofErr w:type="gramEnd"/>
             <w:r>
               <w:rPr>
                 <w:rFonts w:eastAsiaTheme="minorHAnsi"/>
                 <w:sz w:val="20"/>
                 <w:szCs w:val="20"/>
               </w:rPr>
-              <w:t>packet</w:t>
-            </w:r>
-            <w:proofErr w:type="spellEnd"/>
-            <w:r>
-              <w:rPr>
-                <w:rFonts w:eastAsiaTheme="minorHAnsi"/>
-                <w:sz w:val="20"/>
-                <w:szCs w:val="20"/>
-              </w:rPr>
-              <w:t>(</w:t>
-            </w:r>
-            <w:proofErr w:type="gramEnd"/>
-            <w:r>
-              <w:rPr>
-                <w:rFonts w:eastAsiaTheme="minorHAnsi"/>
-                <w:sz w:val="20"/>
-                <w:szCs w:val="20"/>
-              </w:rPr>
-              <w:t xml:space="preserve">int </w:t>
-            </w:r>
-            <w:proofErr w:type="spellStart"/>
-            <w:r>
-              <w:rPr>
-                <w:rFonts w:eastAsiaTheme="minorHAnsi"/>
-                <w:sz w:val="20"/>
-                <w:szCs w:val="20"/>
-              </w:rPr>
-              <w:t>target_id</w:t>
-            </w:r>
-            <w:proofErr w:type="spellEnd"/>
-            <w:r>
-              <w:rPr>
-                <w:rFonts w:eastAsiaTheme="minorHAnsi"/>
-                <w:sz w:val="20"/>
-                <w:szCs w:val="20"/>
-              </w:rPr>
-              <w:t>);</w:t>
+              <w:t>int target_id);</w:t>
             </w:r>
           </w:p>
         </w:tc>
@@ -1481,151 +1251,79 @@
                 <w:sz w:val="20"/>
                 <w:szCs w:val="20"/>
               </w:rPr>
-              <w:t xml:space="preserve">oid </w:t>
-            </w:r>
-            <w:proofErr w:type="spellStart"/>
+              <w:t>oid send_Game_Start_</w:t>
+            </w:r>
+            <w:proofErr w:type="gramStart"/>
             <w:r>
               <w:rPr>
                 <w:rFonts w:eastAsiaTheme="minorHAnsi" w:hint="eastAsia"/>
                 <w:sz w:val="20"/>
                 <w:szCs w:val="20"/>
               </w:rPr>
-              <w:t>send_Game_Start_</w:t>
+              <w:t>Packet(</w:t>
+            </w:r>
+            <w:proofErr w:type="gramEnd"/>
+            <w:r>
+              <w:rPr>
+                <w:rFonts w:eastAsiaTheme="minorHAnsi" w:hint="eastAsia"/>
+                <w:sz w:val="20"/>
+                <w:szCs w:val="20"/>
+              </w:rPr>
+              <w:t>int target_id)</w:t>
+            </w:r>
+          </w:p>
+          <w:p>
+            <w:pPr>
+              <w:widowControl/>
+              <w:wordWrap/>
+              <w:autoSpaceDE/>
+              <w:autoSpaceDN/>
+              <w:rPr>
+                <w:sz w:val="20"/>
+                <w:szCs w:val="20"/>
+              </w:rPr>
+            </w:pPr>
+            <w:r>
+              <w:rPr>
+                <w:rFonts w:eastAsiaTheme="minorHAnsi"/>
+                <w:sz w:val="20"/>
+                <w:szCs w:val="20"/>
+              </w:rPr>
+              <w:t>void send_</w:t>
+            </w:r>
+            <w:r>
+              <w:rPr>
+                <w:rFonts w:eastAsiaTheme="minorHAnsi" w:hint="eastAsia"/>
+                <w:sz w:val="20"/>
+                <w:szCs w:val="20"/>
+              </w:rPr>
+              <w:t>Finish</w:t>
+            </w:r>
+            <w:r>
+              <w:rPr>
+                <w:rFonts w:eastAsiaTheme="minorHAnsi"/>
+                <w:sz w:val="20"/>
+                <w:szCs w:val="20"/>
+              </w:rPr>
+              <w:t>_</w:t>
             </w:r>
             <w:proofErr w:type="gramStart"/>
             <w:r>
               <w:rPr>
-                <w:rFonts w:eastAsiaTheme="minorHAnsi" w:hint="eastAsia"/>
-                <w:sz w:val="20"/>
-                <w:szCs w:val="20"/>
-              </w:rPr>
-              <w:t>Packet</w:t>
-            </w:r>
-            <w:proofErr w:type="spellEnd"/>
-            <w:r>
-              <w:rPr>
-                <w:rFonts w:eastAsiaTheme="minorHAnsi" w:hint="eastAsia"/>
-                <w:sz w:val="20"/>
-                <w:szCs w:val="20"/>
-              </w:rPr>
-              <w:t>(</w:t>
+                <w:rFonts w:eastAsiaTheme="minorHAnsi"/>
+                <w:sz w:val="20"/>
+                <w:szCs w:val="20"/>
+              </w:rPr>
+              <w:t>packet(</w:t>
             </w:r>
             <w:proofErr w:type="gramEnd"/>
             <w:r>
               <w:rPr>
-                <w:rFonts w:eastAsiaTheme="minorHAnsi" w:hint="eastAsia"/>
-                <w:sz w:val="20"/>
-                <w:szCs w:val="20"/>
-              </w:rPr>
-              <w:t xml:space="preserve">int </w:t>
-            </w:r>
-            <w:proofErr w:type="spellStart"/>
-            <w:r>
-              <w:rPr>
-                <w:rFonts w:eastAsiaTheme="minorHAnsi" w:hint="eastAsia"/>
-                <w:sz w:val="20"/>
-                <w:szCs w:val="20"/>
-              </w:rPr>
-              <w:t>target_id</w:t>
-            </w:r>
-            <w:proofErr w:type="spellEnd"/>
-            <w:r>
-              <w:rPr>
-                <w:rFonts w:eastAsiaTheme="minorHAnsi" w:hint="eastAsia"/>
-                <w:sz w:val="20"/>
-                <w:szCs w:val="20"/>
-              </w:rPr>
-              <w:t>)</w:t>
-            </w:r>
-          </w:p>
-          <w:p>
-            <w:pPr>
-              <w:widowControl/>
-              <w:wordWrap/>
-              <w:autoSpaceDE/>
-              <w:autoSpaceDN/>
-              <w:rPr>
-                <w:sz w:val="20"/>
-                <w:szCs w:val="20"/>
-              </w:rPr>
-            </w:pPr>
-            <w:r>
-              <w:rPr>
                 <w:rFonts w:eastAsiaTheme="minorHAnsi"/>
                 <w:sz w:val="20"/>
                 <w:szCs w:val="20"/>
               </w:rPr>
-              <w:t xml:space="preserve">void </w:t>
-            </w:r>
-            <w:proofErr w:type="spellStart"/>
-            <w:r>
-              <w:rPr>
-                <w:rFonts w:eastAsiaTheme="minorHAnsi"/>
-                <w:sz w:val="20"/>
-                <w:szCs w:val="20"/>
-              </w:rPr>
-              <w:t>send_</w:t>
-            </w:r>
-            <w:r>
-              <w:rPr>
-                <w:rFonts w:eastAsiaTheme="minorHAnsi" w:hint="eastAsia"/>
-                <w:sz w:val="20"/>
-                <w:szCs w:val="20"/>
-              </w:rPr>
-              <w:t>Finish</w:t>
-            </w:r>
-            <w:r>
-              <w:rPr>
-                <w:rFonts w:eastAsiaTheme="minorHAnsi"/>
-                <w:sz w:val="20"/>
-                <w:szCs w:val="20"/>
-              </w:rPr>
-              <w:t>_</w:t>
-            </w:r>
-            <w:proofErr w:type="gramStart"/>
-            <w:r>
-              <w:rPr>
-                <w:rFonts w:eastAsiaTheme="minorHAnsi"/>
-                <w:sz w:val="20"/>
-                <w:szCs w:val="20"/>
-              </w:rPr>
-              <w:t>packet</w:t>
-            </w:r>
-            <w:proofErr w:type="spellEnd"/>
-            <w:r>
-              <w:rPr>
-                <w:rFonts w:eastAsiaTheme="minorHAnsi"/>
-                <w:sz w:val="20"/>
-                <w:szCs w:val="20"/>
-              </w:rPr>
-              <w:t>(</w:t>
-            </w:r>
-            <w:proofErr w:type="gramEnd"/>
-            <w:r>
-              <w:rPr>
-                <w:rFonts w:eastAsiaTheme="minorHAnsi"/>
-                <w:sz w:val="20"/>
-                <w:szCs w:val="20"/>
-              </w:rPr>
-              <w:t xml:space="preserve">int </w:t>
-            </w:r>
-            <w:proofErr w:type="spellStart"/>
-            <w:r>
-              <w:rPr>
-                <w:rFonts w:eastAsiaTheme="minorHAnsi"/>
-                <w:sz w:val="20"/>
-                <w:szCs w:val="20"/>
-              </w:rPr>
-              <w:t>target_id</w:t>
-            </w:r>
-            <w:proofErr w:type="spellEnd"/>
-            <w:r>
-              <w:rPr>
-                <w:rFonts w:eastAsiaTheme="minorHAnsi"/>
-                <w:sz w:val="20"/>
-                <w:szCs w:val="20"/>
-              </w:rPr>
-              <w:t>);</w:t>
+              <w:t>int target_id);</w:t>
             </w:r>
           </w:p>
         </w:tc>
@@ -1712,23 +1410,13 @@
                 <w:szCs w:val="20"/>
               </w:rPr>
             </w:pPr>
-            <w:proofErr w:type="spellStart"/>
-            <w:r>
-              <w:rPr>
-                <w:rFonts w:hint="eastAsia"/>
-                <w:sz w:val="20"/>
-                <w:szCs w:val="20"/>
-              </w:rPr>
-              <w:t>UpdatePosition</w:t>
-            </w:r>
-            <w:proofErr w:type="spellEnd"/>
-            <w:r>
-              <w:rPr>
-                <w:rFonts w:hint="eastAsia"/>
-                <w:sz w:val="20"/>
-                <w:szCs w:val="20"/>
-              </w:rPr>
-              <w:t xml:space="preserve"> Thread</w:t>
+            <w:r>
+              <w:rPr>
+                <w:rFonts w:hint="eastAsia"/>
+                <w:sz w:val="20"/>
+                <w:szCs w:val="20"/>
+              </w:rPr>
+              <w:t>UpdatePosition Thread</w:t>
             </w:r>
             <w:r>
               <w:rPr>
@@ -1757,43 +1445,7 @@
                 <w:sz w:val="20"/>
                 <w:szCs w:val="20"/>
               </w:rPr>
-              <w:t xml:space="preserve">void </w:t>
-            </w:r>
-            <w:proofErr w:type="spellStart"/>
-            <w:r>
-              <w:rPr>
-                <w:rFonts w:eastAsiaTheme="minorHAnsi"/>
-                <w:sz w:val="20"/>
-                <w:szCs w:val="20"/>
-              </w:rPr>
-              <w:t>send_move_packet</w:t>
-            </w:r>
-            <w:proofErr w:type="spellEnd"/>
-            <w:r>
-              <w:rPr>
-                <w:rFonts w:eastAsiaTheme="minorHAnsi"/>
-                <w:sz w:val="20"/>
-                <w:szCs w:val="20"/>
-              </w:rPr>
-              <w:t>(</w:t>
-            </w:r>
-            <w:proofErr w:type="spellStart"/>
-            <w:r>
-              <w:rPr>
-                <w:rFonts w:eastAsiaTheme="minorHAnsi"/>
-                <w:sz w:val="20"/>
-                <w:szCs w:val="20"/>
-              </w:rPr>
-              <w:t>target_id</w:t>
-            </w:r>
-            <w:proofErr w:type="spellEnd"/>
-            <w:r>
-              <w:rPr>
-                <w:rFonts w:eastAsiaTheme="minorHAnsi"/>
-                <w:sz w:val="20"/>
-                <w:szCs w:val="20"/>
-              </w:rPr>
-              <w:t>);</w:t>
+              <w:t>void send_move_packet(target_id);</w:t>
             </w:r>
           </w:p>
         </w:tc>
@@ -1896,7 +1548,6 @@
               </w:rPr>
               <w:t xml:space="preserve">bool </w:t>
             </w:r>
-            <w:proofErr w:type="spellStart"/>
             <w:proofErr w:type="gramStart"/>
             <w:r>
               <w:rPr>
@@ -1904,16 +1555,46 @@
                 <w:sz w:val="20"/>
                 <w:szCs w:val="20"/>
               </w:rPr>
-              <w:t>CollisionCheck</w:t>
-            </w:r>
-            <w:proofErr w:type="spellEnd"/>
+              <w:t>CollisionCheck(</w:t>
+            </w:r>
+            <w:proofErr w:type="gramEnd"/>
             <w:r>
               <w:rPr>
                 <w:rFonts w:eastAsiaTheme="minorHAnsi"/>
                 <w:sz w:val="20"/>
                 <w:szCs w:val="20"/>
               </w:rPr>
-              <w:t>(</w:t>
+              <w:t>)</w:t>
+            </w:r>
+          </w:p>
+          <w:p>
+            <w:pPr>
+              <w:widowControl/>
+              <w:wordWrap/>
+              <w:autoSpaceDE/>
+              <w:autoSpaceDN/>
+              <w:rPr>
+                <w:rFonts w:eastAsiaTheme="minorHAnsi"/>
+                <w:sz w:val="20"/>
+                <w:szCs w:val="20"/>
+              </w:rPr>
+            </w:pPr>
+            <w:r>
+              <w:rPr>
+                <w:rFonts w:eastAsiaTheme="minorHAnsi"/>
+                <w:sz w:val="20"/>
+                <w:szCs w:val="20"/>
+              </w:rPr>
+              <w:t xml:space="preserve">void </w:t>
+            </w:r>
+            <w:proofErr w:type="gramStart"/>
+            <w:r>
+              <w:rPr>
+                <w:rFonts w:eastAsiaTheme="minorHAnsi"/>
+                <w:sz w:val="20"/>
+                <w:szCs w:val="20"/>
+              </w:rPr>
+              <w:t>PlayerCollisionCheck(</w:t>
             </w:r>
             <w:proofErr w:type="gramEnd"/>
             <w:r>
@@ -1925,55 +1606,6 @@
               <w:t>)</w:t>
             </w:r>
           </w:p>
-          <w:p>
-            <w:pPr>
-              <w:widowControl/>
-              <w:wordWrap/>
-              <w:autoSpaceDE/>
-              <w:autoSpaceDN/>
-              <w:rPr>
-                <w:rFonts w:eastAsiaTheme="minorHAnsi"/>
-                <w:sz w:val="20"/>
-                <w:szCs w:val="20"/>
-              </w:rPr>
-            </w:pPr>
-            <w:r>
-              <w:rPr>
-                <w:rFonts w:eastAsiaTheme="minorHAnsi"/>
-                <w:sz w:val="20"/>
-                <w:szCs w:val="20"/>
-              </w:rPr>
-              <w:t xml:space="preserve">void </w:t>
-            </w:r>
-            <w:proofErr w:type="spellStart"/>
-            <w:proofErr w:type="gramStart"/>
-            <w:r>
-              <w:rPr>
-                <w:rFonts w:eastAsiaTheme="minorHAnsi"/>
-                <w:sz w:val="20"/>
-                <w:szCs w:val="20"/>
-              </w:rPr>
-              <w:t>PlayerCollisionCheck</w:t>
-            </w:r>
-            <w:proofErr w:type="spellEnd"/>
-            <w:r>
-              <w:rPr>
-                <w:rFonts w:eastAsiaTheme="minorHAnsi"/>
-                <w:sz w:val="20"/>
-                <w:szCs w:val="20"/>
-              </w:rPr>
-              <w:t>(</w:t>
-            </w:r>
-            <w:proofErr w:type="gramEnd"/>
-            <w:r>
-              <w:rPr>
-                <w:rFonts w:eastAsiaTheme="minorHAnsi"/>
-                <w:sz w:val="20"/>
-                <w:szCs w:val="20"/>
-              </w:rPr>
-              <w:t>)</w:t>
-            </w:r>
-          </w:p>
         </w:tc>
         <w:tc>
           <w:tcPr>
@@ -1990,7 +1622,6 @@
                 <w:szCs w:val="20"/>
               </w:rPr>
             </w:pPr>
-            <w:proofErr w:type="spellStart"/>
             <w:r>
               <w:rPr>
                 <w:rFonts w:hint="eastAsia"/>
@@ -1999,7 +1630,6 @@
               </w:rPr>
               <w:t>유영빈</w:t>
             </w:r>
-            <w:proofErr w:type="spellEnd"/>
           </w:p>
         </w:tc>
       </w:tr>
@@ -2068,7 +1698,6 @@
               </w:rPr>
               <w:t xml:space="preserve">void </w:t>
             </w:r>
-            <w:proofErr w:type="spellStart"/>
             <w:proofErr w:type="gramStart"/>
             <w:r>
               <w:rPr>
@@ -2076,16 +1705,7 @@
                 <w:sz w:val="20"/>
                 <w:szCs w:val="20"/>
               </w:rPr>
-              <w:t>WallCollisionCheck</w:t>
-            </w:r>
-            <w:proofErr w:type="spellEnd"/>
-            <w:r>
-              <w:rPr>
-                <w:rFonts w:eastAsiaTheme="minorHAnsi"/>
-                <w:sz w:val="20"/>
-                <w:szCs w:val="20"/>
-              </w:rPr>
-              <w:t>(</w:t>
+              <w:t>WallCollisionCheck(</w:t>
             </w:r>
             <w:proofErr w:type="gramEnd"/>
             <w:r>
@@ -2120,7 +1740,6 @@
                 <w:szCs w:val="20"/>
               </w:rPr>
             </w:pPr>
-            <w:proofErr w:type="spellStart"/>
             <w:r>
               <w:rPr>
                 <w:rFonts w:hint="eastAsia"/>
@@ -2129,7 +1748,6 @@
               </w:rPr>
               <w:t>유영빈</w:t>
             </w:r>
-            <w:proofErr w:type="spellEnd"/>
           </w:p>
         </w:tc>
       </w:tr>
@@ -2164,23 +1782,13 @@
                 <w:szCs w:val="20"/>
               </w:rPr>
             </w:pPr>
-            <w:proofErr w:type="spellStart"/>
-            <w:r>
-              <w:rPr>
-                <w:rFonts w:hint="eastAsia"/>
-                <w:sz w:val="20"/>
-                <w:szCs w:val="20"/>
-              </w:rPr>
-              <w:t>클라에서</w:t>
-            </w:r>
-            <w:proofErr w:type="spellEnd"/>
-            <w:r>
-              <w:rPr>
-                <w:rFonts w:hint="eastAsia"/>
-                <w:sz w:val="20"/>
-                <w:szCs w:val="20"/>
-              </w:rPr>
-              <w:t xml:space="preserve"> 받은</w:t>
+            <w:r>
+              <w:rPr>
+                <w:rFonts w:hint="eastAsia"/>
+                <w:sz w:val="20"/>
+                <w:szCs w:val="20"/>
+              </w:rPr>
+              <w:t>클라에서 받은</w:t>
             </w:r>
             <w:r>
               <w:rPr>
@@ -2208,7 +1816,6 @@
                 <w:szCs w:val="20"/>
               </w:rPr>
             </w:pPr>
-            <w:proofErr w:type="spellStart"/>
             <w:r>
               <w:rPr>
                 <w:rFonts w:hint="eastAsia"/>
@@ -2217,7 +1824,6 @@
               </w:rPr>
               <w:t>ClientThread</w:t>
             </w:r>
-            <w:proofErr w:type="spellEnd"/>
           </w:p>
         </w:tc>
         <w:tc>
@@ -2303,7 +1909,6 @@
                 <w:szCs w:val="20"/>
               </w:rPr>
             </w:pPr>
-            <w:proofErr w:type="spellStart"/>
             <w:r>
               <w:rPr>
                 <w:rFonts w:eastAsiaTheme="minorHAnsi"/>
@@ -2320,7 +1925,6 @@
               </w:rPr>
               <w:t>rocess_packet</w:t>
             </w:r>
-            <w:proofErr w:type="spellEnd"/>
           </w:p>
         </w:tc>
         <w:tc>
@@ -2461,23 +2065,13 @@
                 <w:szCs w:val="20"/>
               </w:rPr>
             </w:pPr>
-            <w:proofErr w:type="spellStart"/>
-            <w:r>
-              <w:rPr>
-                <w:rFonts w:hint="eastAsia"/>
-                <w:sz w:val="20"/>
-                <w:szCs w:val="20"/>
-              </w:rPr>
-              <w:t>유영빈</w:t>
-            </w:r>
-            <w:proofErr w:type="spellEnd"/>
-            <w:r>
-              <w:rPr>
-                <w:rFonts w:hint="eastAsia"/>
-                <w:sz w:val="20"/>
-                <w:szCs w:val="20"/>
-              </w:rPr>
-              <w:t>, 양현서</w:t>
+            <w:r>
+              <w:rPr>
+                <w:rFonts w:hint="eastAsia"/>
+                <w:sz w:val="20"/>
+                <w:szCs w:val="20"/>
+              </w:rPr>
+              <w:t>유영빈, 양현서</w:t>
             </w:r>
           </w:p>
         </w:tc>
@@ -2554,7 +2148,6 @@
               </w:rPr>
               <w:t xml:space="preserve">lass </w:t>
             </w:r>
-            <w:proofErr w:type="spellStart"/>
             <w:r>
               <w:rPr>
                 <w:rFonts w:asciiTheme="majorEastAsia" w:eastAsiaTheme="majorEastAsia" w:hAnsiTheme="majorEastAsia" w:hint="eastAsia"/>
@@ -2563,7 +2156,6 @@
               </w:rPr>
               <w:t>NetworkMgr</w:t>
             </w:r>
-            <w:proofErr w:type="spellEnd"/>
             <w:r>
               <w:rPr>
                 <w:rFonts w:asciiTheme="majorEastAsia" w:eastAsiaTheme="majorEastAsia" w:hAnsiTheme="majorEastAsia" w:hint="eastAsia"/>
@@ -2591,22 +2183,13 @@
               </w:rPr>
               <w:t xml:space="preserve">bool </w:t>
             </w:r>
-            <w:proofErr w:type="spellStart"/>
             <w:proofErr w:type="gramStart"/>
             <w:r>
               <w:rPr>
                 <w:sz w:val="20"/>
                 <w:szCs w:val="20"/>
               </w:rPr>
-              <w:t>NetworkMgr</w:t>
-            </w:r>
-            <w:proofErr w:type="spellEnd"/>
-            <w:r>
-              <w:rPr>
-                <w:sz w:val="20"/>
-                <w:szCs w:val="20"/>
-              </w:rPr>
-              <w:t>::</w:t>
+              <w:t>NetworkMgr::</w:t>
             </w:r>
             <w:proofErr w:type="gramEnd"/>
             <w:r>
@@ -2628,39 +2211,21 @@
                 <w:szCs w:val="20"/>
               </w:rPr>
             </w:pPr>
-            <w:proofErr w:type="spellStart"/>
             <w:proofErr w:type="gramStart"/>
             <w:r>
               <w:rPr>
                 <w:sz w:val="20"/>
                 <w:szCs w:val="20"/>
               </w:rPr>
-              <w:t>NetworkMgr</w:t>
-            </w:r>
-            <w:proofErr w:type="spellEnd"/>
-            <w:r>
-              <w:rPr>
-                <w:sz w:val="20"/>
-                <w:szCs w:val="20"/>
-              </w:rPr>
-              <w:t>::</w:t>
-            </w:r>
-            <w:proofErr w:type="spellStart"/>
+              <w:t>NetworkMgr::</w:t>
+            </w:r>
             <w:proofErr w:type="gramEnd"/>
             <w:r>
               <w:rPr>
                 <w:sz w:val="20"/>
                 <w:szCs w:val="20"/>
               </w:rPr>
-              <w:t>SendPacket</w:t>
-            </w:r>
-            <w:proofErr w:type="spellEnd"/>
-            <w:r>
-              <w:rPr>
-                <w:sz w:val="20"/>
-                <w:szCs w:val="20"/>
-              </w:rPr>
-              <w:t>()</w:t>
+              <w:t>SendPacket()</w:t>
             </w:r>
           </w:p>
         </w:tc>
@@ -2791,7 +2356,6 @@
                 <w:szCs w:val="20"/>
               </w:rPr>
             </w:pPr>
-            <w:proofErr w:type="spellStart"/>
             <w:r>
               <w:rPr>
                 <w:rFonts w:hint="eastAsia"/>
@@ -2800,7 +2364,6 @@
               </w:rPr>
               <w:t>유영빈</w:t>
             </w:r>
-            <w:proofErr w:type="spellEnd"/>
           </w:p>
         </w:tc>
       </w:tr>
@@ -2885,7 +2448,6 @@
                 <w:szCs w:val="20"/>
               </w:rPr>
             </w:pPr>
-            <w:proofErr w:type="spellStart"/>
             <w:r>
               <w:rPr>
                 <w:rFonts w:hint="eastAsia"/>
@@ -2894,7 +2456,6 @@
               </w:rPr>
               <w:t>유영빈</w:t>
             </w:r>
-            <w:proofErr w:type="spellEnd"/>
           </w:p>
         </w:tc>
       </w:tr>
@@ -2963,7 +2524,6 @@
                 <w:szCs w:val="20"/>
               </w:rPr>
             </w:pPr>
-            <w:proofErr w:type="spellStart"/>
             <w:r>
               <w:rPr>
                 <w:rFonts w:asciiTheme="majorEastAsia" w:eastAsiaTheme="majorEastAsia" w:hAnsiTheme="majorEastAsia"/>
@@ -2972,7 +2532,6 @@
               </w:rPr>
               <w:t>RecvThread</w:t>
             </w:r>
-            <w:proofErr w:type="spellEnd"/>
           </w:p>
           <w:p>
             <w:pPr>
@@ -2986,7 +2545,6 @@
                 <w:szCs w:val="20"/>
               </w:rPr>
             </w:pPr>
-            <w:proofErr w:type="spellStart"/>
             <w:r>
               <w:rPr>
                 <w:rFonts w:asciiTheme="majorEastAsia" w:eastAsiaTheme="majorEastAsia" w:hAnsiTheme="majorEastAsia" w:hint="eastAsia"/>
@@ -2995,7 +2553,6 @@
               </w:rPr>
               <w:t>ProcessPacket</w:t>
             </w:r>
-            <w:proofErr w:type="spellEnd"/>
           </w:p>
         </w:tc>
         <w:tc>
@@ -3019,18 +2576,8 @@
                 <w:sz w:val="20"/>
                 <w:szCs w:val="20"/>
               </w:rPr>
-              <w:t xml:space="preserve">양현서, </w:t>
-            </w:r>
-            <w:proofErr w:type="spellStart"/>
-            <w:r>
-              <w:rPr>
-                <w:rFonts w:hint="eastAsia"/>
-                <w:sz w:val="20"/>
-                <w:szCs w:val="20"/>
-              </w:rPr>
-              <w:t>유영빈</w:t>
-            </w:r>
-            <w:proofErr w:type="spellEnd"/>
+              <w:t>양현서, 유영빈</w:t>
+            </w:r>
           </w:p>
         </w:tc>
       </w:tr>
@@ -3620,7 +3167,6 @@
                 <w:szCs w:val="16"/>
               </w:rPr>
             </w:pPr>
-            <w:proofErr w:type="spellStart"/>
             <w:r>
               <w:rPr>
                 <w:b/>
@@ -3638,71 +3184,71 @@
                 <w:sz w:val="16"/>
                 <w:szCs w:val="16"/>
               </w:rPr>
-              <w:t>rotocol.h</w:t>
-            </w:r>
-            <w:proofErr w:type="spellEnd"/>
-            <w:r>
-              <w:rPr>
-                <w:rFonts w:hint="eastAsia"/>
+              <w:t>rotocol.h 작성</w:t>
+            </w:r>
+          </w:p>
+          <w:p>
+            <w:pPr>
+              <w:widowControl/>
+              <w:wordWrap/>
+              <w:autoSpaceDE/>
+              <w:autoSpaceDN/>
+              <w:rPr>
+                <w:sz w:val="16"/>
+                <w:szCs w:val="16"/>
+              </w:rPr>
+            </w:pPr>
+          </w:p>
+        </w:tc>
+        <w:tc>
+          <w:tcPr>
+            <w:tcW w:w="1701" w:type="dxa"/>
+          </w:tcPr>
+          <w:p>
+            <w:pPr>
+              <w:widowControl/>
+              <w:wordWrap/>
+              <w:autoSpaceDE/>
+              <w:autoSpaceDN/>
+              <w:rPr>
+                <w:sz w:val="16"/>
+                <w:szCs w:val="16"/>
+              </w:rPr>
+            </w:pPr>
+            <w:r>
+              <w:rPr>
+                <w:rFonts w:hint="eastAsia"/>
+                <w:sz w:val="16"/>
+                <w:szCs w:val="16"/>
+              </w:rPr>
+              <w:t>31</w:t>
+            </w:r>
+          </w:p>
+          <w:p>
+            <w:pPr>
+              <w:widowControl/>
+              <w:wordWrap/>
+              <w:autoSpaceDE/>
+              <w:autoSpaceDN/>
+              <w:rPr>
                 <w:b/>
                 <w:bCs/>
                 <w:sz w:val="16"/>
                 <w:szCs w:val="16"/>
               </w:rPr>
-              <w:t xml:space="preserve"> 작성</w:t>
-            </w:r>
-          </w:p>
-          <w:p>
-            <w:pPr>
-              <w:widowControl/>
-              <w:wordWrap/>
-              <w:autoSpaceDE/>
-              <w:autoSpaceDN/>
-              <w:rPr>
-                <w:sz w:val="16"/>
-                <w:szCs w:val="16"/>
-              </w:rPr>
-            </w:pPr>
-          </w:p>
-        </w:tc>
-        <w:tc>
-          <w:tcPr>
-            <w:tcW w:w="1701" w:type="dxa"/>
-          </w:tcPr>
-          <w:p>
-            <w:pPr>
-              <w:widowControl/>
-              <w:wordWrap/>
-              <w:autoSpaceDE/>
-              <w:autoSpaceDN/>
-              <w:rPr>
-                <w:sz w:val="16"/>
-                <w:szCs w:val="16"/>
-              </w:rPr>
-            </w:pPr>
-            <w:r>
-              <w:rPr>
-                <w:rFonts w:hint="eastAsia"/>
-                <w:sz w:val="16"/>
-                <w:szCs w:val="16"/>
-              </w:rPr>
-              <w:t>31</w:t>
-            </w:r>
-          </w:p>
-          <w:p>
-            <w:pPr>
-              <w:widowControl/>
-              <w:wordWrap/>
-              <w:autoSpaceDE/>
-              <w:autoSpaceDN/>
-              <w:rPr>
+            </w:pPr>
+            <w:proofErr w:type="gramStart"/>
+            <w:r>
+              <w:rPr>
+                <w:rFonts w:hint="eastAsia"/>
                 <w:b/>
                 <w:bCs/>
                 <w:sz w:val="16"/>
                 <w:szCs w:val="16"/>
               </w:rPr>
-            </w:pPr>
-            <w:proofErr w:type="gramStart"/>
+              <w:t>Player(</w:t>
+            </w:r>
+            <w:proofErr w:type="gramEnd"/>
             <w:r>
               <w:rPr>
                 <w:rFonts w:hint="eastAsia"/>
@@ -3711,33 +3257,33 @@
                 <w:sz w:val="16"/>
                 <w:szCs w:val="16"/>
               </w:rPr>
-              <w:t>Player(</w:t>
-            </w:r>
-            <w:proofErr w:type="gramEnd"/>
-            <w:r>
-              <w:rPr>
-                <w:rFonts w:hint="eastAsia"/>
+              <w:t>)</w:t>
+            </w:r>
+          </w:p>
+          <w:p>
+            <w:pPr>
+              <w:widowControl/>
+              <w:wordWrap/>
+              <w:autoSpaceDE/>
+              <w:autoSpaceDN/>
+              <w:rPr>
                 <w:b/>
                 <w:bCs/>
                 <w:sz w:val="16"/>
                 <w:szCs w:val="16"/>
               </w:rPr>
-              <w:t>)</w:t>
-            </w:r>
-          </w:p>
-          <w:p>
-            <w:pPr>
-              <w:widowControl/>
-              <w:wordWrap/>
-              <w:autoSpaceDE/>
-              <w:autoSpaceDN/>
-              <w:rPr>
+            </w:pPr>
+            <w:r>
+              <w:rPr>
+                <w:rFonts w:hint="eastAsia"/>
                 <w:b/>
                 <w:bCs/>
                 <w:sz w:val="16"/>
                 <w:szCs w:val="16"/>
               </w:rPr>
-            </w:pPr>
+              <w:t>~</w:t>
+            </w:r>
+            <w:proofErr w:type="gramStart"/>
             <w:r>
               <w:rPr>
                 <w:rFonts w:hint="eastAsia"/>
@@ -3746,9 +3292,9 @@
                 <w:sz w:val="16"/>
                 <w:szCs w:val="16"/>
               </w:rPr>
-              <w:t>~</w:t>
-            </w:r>
-            <w:proofErr w:type="gramStart"/>
+              <w:t>Player(</w:t>
+            </w:r>
+            <w:proofErr w:type="gramEnd"/>
             <w:r>
               <w:rPr>
                 <w:rFonts w:hint="eastAsia"/>
@@ -3757,42 +3303,42 @@
                 <w:sz w:val="16"/>
                 <w:szCs w:val="16"/>
               </w:rPr>
-              <w:t>Player(</w:t>
-            </w:r>
-            <w:proofErr w:type="gramEnd"/>
-            <w:r>
-              <w:rPr>
-                <w:rFonts w:hint="eastAsia"/>
+              <w:t>)</w:t>
+            </w:r>
+          </w:p>
+          <w:p>
+            <w:pPr>
+              <w:widowControl/>
+              <w:wordWrap/>
+              <w:autoSpaceDE/>
+              <w:autoSpaceDN/>
+              <w:rPr>
                 <w:b/>
                 <w:bCs/>
                 <w:sz w:val="16"/>
                 <w:szCs w:val="16"/>
               </w:rPr>
-              <w:t>)</w:t>
-            </w:r>
-          </w:p>
-          <w:p>
-            <w:pPr>
-              <w:widowControl/>
-              <w:wordWrap/>
-              <w:autoSpaceDE/>
-              <w:autoSpaceDN/>
+            </w:pPr>
+            <w:r>
               <w:rPr>
                 <w:b/>
                 <w:bCs/>
                 <w:sz w:val="16"/>
                 <w:szCs w:val="16"/>
               </w:rPr>
-            </w:pPr>
-            <w:r>
-              <w:rPr>
+              <w:t>S</w:t>
+            </w:r>
+            <w:r>
+              <w:rPr>
+                <w:rFonts w:hint="eastAsia"/>
                 <w:b/>
                 <w:bCs/>
                 <w:sz w:val="16"/>
                 <w:szCs w:val="16"/>
               </w:rPr>
-              <w:t>S</w:t>
-            </w:r>
+              <w:t xml:space="preserve">erver </w:t>
+            </w:r>
+            <w:proofErr w:type="gramStart"/>
             <w:r>
               <w:rPr>
                 <w:rFonts w:hint="eastAsia"/>
@@ -3801,9 +3347,9 @@
                 <w:sz w:val="16"/>
                 <w:szCs w:val="16"/>
               </w:rPr>
-              <w:t xml:space="preserve">erver </w:t>
-            </w:r>
-            <w:proofErr w:type="gramStart"/>
+              <w:t>main(</w:t>
+            </w:r>
+            <w:proofErr w:type="gramEnd"/>
             <w:r>
               <w:rPr>
                 <w:rFonts w:hint="eastAsia"/>
@@ -3812,17 +3358,6 @@
                 <w:sz w:val="16"/>
                 <w:szCs w:val="16"/>
               </w:rPr>
-              <w:t>main(</w:t>
-            </w:r>
-            <w:proofErr w:type="gramEnd"/>
-            <w:r>
-              <w:rPr>
-                <w:rFonts w:hint="eastAsia"/>
-                <w:b/>
-                <w:bCs/>
-                <w:sz w:val="16"/>
-                <w:szCs w:val="16"/>
-              </w:rPr>
               <w:t>)</w:t>
             </w:r>
           </w:p>
@@ -3833,7 +3368,6 @@
               <w:autoSpaceDE/>
               <w:autoSpaceDN/>
               <w:rPr>
-                <w:rFonts w:hint="eastAsia"/>
                 <w:b/>
                 <w:bCs/>
                 <w:sz w:val="16"/>
@@ -4007,33 +3541,145 @@
               <w:autoSpaceDE/>
               <w:autoSpaceDN/>
               <w:rPr>
-                <w:sz w:val="16"/>
-                <w:szCs w:val="16"/>
+                <w:b/>
+                <w:bCs/>
+                <w:sz w:val="14"/>
+                <w:szCs w:val="14"/>
               </w:rPr>
             </w:pPr>
             <w:proofErr w:type="gramStart"/>
             <w:r>
               <w:rPr>
                 <w:rFonts w:hint="eastAsia"/>
-                <w:sz w:val="16"/>
-                <w:szCs w:val="16"/>
+                <w:b/>
+                <w:bCs/>
+                <w:sz w:val="14"/>
+                <w:szCs w:val="14"/>
               </w:rPr>
               <w:t>Player::</w:t>
             </w:r>
-            <w:proofErr w:type="spellStart"/>
             <w:proofErr w:type="gramEnd"/>
             <w:r>
               <w:rPr>
-                <w:sz w:val="16"/>
-                <w:szCs w:val="16"/>
-              </w:rPr>
-              <w:t>recv_packet</w:t>
-            </w:r>
-            <w:proofErr w:type="spellEnd"/>
-            <w:r>
-              <w:rPr>
-                <w:sz w:val="16"/>
-                <w:szCs w:val="16"/>
+                <w:b/>
+                <w:bCs/>
+                <w:sz w:val="14"/>
+                <w:szCs w:val="14"/>
+              </w:rPr>
+              <w:t>recv_packet();</w:t>
+            </w:r>
+          </w:p>
+          <w:p>
+            <w:pPr>
+              <w:widowControl/>
+              <w:wordWrap/>
+              <w:autoSpaceDE/>
+              <w:autoSpaceDN/>
+              <w:rPr>
+                <w:b/>
+                <w:bCs/>
+                <w:sz w:val="14"/>
+                <w:szCs w:val="14"/>
+              </w:rPr>
+            </w:pPr>
+            <w:proofErr w:type="gramStart"/>
+            <w:r>
+              <w:rPr>
+                <w:rFonts w:hint="eastAsia"/>
+                <w:b/>
+                <w:bCs/>
+                <w:sz w:val="14"/>
+                <w:szCs w:val="14"/>
+              </w:rPr>
+              <w:t>Player::</w:t>
+            </w:r>
+            <w:proofErr w:type="gramEnd"/>
+            <w:r>
+              <w:rPr>
+                <w:rFonts w:hint="eastAsia"/>
+                <w:b/>
+                <w:bCs/>
+                <w:sz w:val="14"/>
+                <w:szCs w:val="14"/>
+              </w:rPr>
+              <w:t>send</w:t>
+            </w:r>
+            <w:r>
+              <w:rPr>
+                <w:b/>
+                <w:bCs/>
+                <w:sz w:val="14"/>
+                <w:szCs w:val="14"/>
+              </w:rPr>
+              <w:t>_packet();</w:t>
+            </w:r>
+          </w:p>
+        </w:tc>
+        <w:tc>
+          <w:tcPr>
+            <w:tcW w:w="1701" w:type="dxa"/>
+          </w:tcPr>
+          <w:p>
+            <w:pPr>
+              <w:widowControl/>
+              <w:wordWrap/>
+              <w:autoSpaceDE/>
+              <w:autoSpaceDN/>
+              <w:rPr>
+                <w:sz w:val="16"/>
+                <w:szCs w:val="16"/>
+              </w:rPr>
+            </w:pPr>
+            <w:r>
+              <w:rPr>
+                <w:rFonts w:hint="eastAsia"/>
+                <w:sz w:val="16"/>
+                <w:szCs w:val="16"/>
+              </w:rPr>
+              <w:t>4</w:t>
+            </w:r>
+          </w:p>
+          <w:p>
+            <w:pPr>
+              <w:widowControl/>
+              <w:wordWrap/>
+              <w:autoSpaceDE/>
+              <w:autoSpaceDN/>
+              <w:rPr>
+                <w:b/>
+                <w:bCs/>
+                <w:sz w:val="14"/>
+                <w:szCs w:val="14"/>
+              </w:rPr>
+            </w:pPr>
+            <w:proofErr w:type="gramStart"/>
+            <w:r>
+              <w:rPr>
+                <w:rFonts w:hint="eastAsia"/>
+                <w:b/>
+                <w:bCs/>
+                <w:sz w:val="14"/>
+                <w:szCs w:val="14"/>
+              </w:rPr>
+              <w:t>Player::</w:t>
+            </w:r>
+            <w:proofErr w:type="gramEnd"/>
+            <w:r>
+              <w:rPr>
+                <w:rFonts w:hint="eastAsia"/>
+                <w:b/>
+                <w:bCs/>
+                <w:sz w:val="14"/>
+                <w:szCs w:val="14"/>
+              </w:rPr>
+              <w:t>disconnect</w:t>
+            </w:r>
+            <w:r>
+              <w:rPr>
+                <w:b/>
+                <w:bCs/>
+                <w:sz w:val="14"/>
+                <w:szCs w:val="14"/>
               </w:rPr>
               <w:t>();</w:t>
             </w:r>
@@ -4049,40 +3695,6 @@
                 <w:szCs w:val="16"/>
               </w:rPr>
             </w:pPr>
-            <w:proofErr w:type="gramStart"/>
-            <w:r>
-              <w:rPr>
-                <w:rFonts w:hint="eastAsia"/>
-                <w:sz w:val="16"/>
-                <w:szCs w:val="16"/>
-              </w:rPr>
-              <w:t>Player::</w:t>
-            </w:r>
-            <w:proofErr w:type="spellStart"/>
-            <w:proofErr w:type="gramEnd"/>
-            <w:r>
-              <w:rPr>
-                <w:rFonts w:hint="eastAsia"/>
-                <w:sz w:val="16"/>
-                <w:szCs w:val="16"/>
-              </w:rPr>
-              <w:t>send</w:t>
-            </w:r>
-            <w:r>
-              <w:rPr>
-                <w:sz w:val="16"/>
-                <w:szCs w:val="16"/>
-              </w:rPr>
-              <w:t>_packet</w:t>
-            </w:r>
-            <w:proofErr w:type="spellEnd"/>
-            <w:r>
-              <w:rPr>
-                <w:sz w:val="16"/>
-                <w:szCs w:val="16"/>
-              </w:rPr>
-              <w:t>();</w:t>
-            </w:r>
           </w:p>
         </w:tc>
         <w:tc>
@@ -4096,30 +3708,63 @@
               <w:autoSpaceDE/>
               <w:autoSpaceDN/>
               <w:rPr>
-                <w:sz w:val="16"/>
-                <w:szCs w:val="16"/>
-              </w:rPr>
-            </w:pPr>
-            <w:r>
-              <w:rPr>
-                <w:rFonts w:hint="eastAsia"/>
-                <w:sz w:val="16"/>
-                <w:szCs w:val="16"/>
-              </w:rPr>
-              <w:t>4</w:t>
-            </w:r>
-          </w:p>
-          <w:p>
-            <w:pPr>
-              <w:widowControl/>
-              <w:wordWrap/>
-              <w:autoSpaceDE/>
-              <w:autoSpaceDN/>
-              <w:rPr>
-                <w:sz w:val="16"/>
-                <w:szCs w:val="16"/>
-              </w:rPr>
-            </w:pPr>
+                <w:color w:val="960000"/>
+                <w:sz w:val="16"/>
+                <w:szCs w:val="16"/>
+              </w:rPr>
+            </w:pPr>
+            <w:r>
+              <w:rPr>
+                <w:rFonts w:hint="eastAsia"/>
+                <w:sz w:val="16"/>
+                <w:szCs w:val="16"/>
+              </w:rPr>
+              <w:t>5</w:t>
+            </w:r>
+          </w:p>
+          <w:p>
+            <w:pPr>
+              <w:widowControl/>
+              <w:wordWrap/>
+              <w:autoSpaceDE/>
+              <w:autoSpaceDN/>
+              <w:rPr>
+                <w:color w:val="960000"/>
+                <w:sz w:val="16"/>
+                <w:szCs w:val="16"/>
+              </w:rPr>
+            </w:pPr>
+            <w:r>
+              <w:rPr>
+                <w:rFonts w:hint="eastAsia"/>
+                <w:color w:val="960000"/>
+                <w:sz w:val="16"/>
+                <w:szCs w:val="16"/>
+              </w:rPr>
+              <w:t>패킷테스트</w:t>
+            </w:r>
+          </w:p>
+          <w:p>
+            <w:pPr>
+              <w:widowControl/>
+              <w:wordWrap/>
+              <w:autoSpaceDE/>
+              <w:autoSpaceDN/>
+              <w:rPr>
+                <w:color w:val="960000"/>
+                <w:sz w:val="16"/>
+                <w:szCs w:val="16"/>
+              </w:rPr>
+            </w:pPr>
+            <w:r>
+              <w:rPr>
+                <w:rFonts w:hint="eastAsia"/>
+                <w:color w:val="960000"/>
+                <w:sz w:val="16"/>
+                <w:szCs w:val="16"/>
+              </w:rPr>
+              <w:t>진행 보고</w:t>
+            </w:r>
           </w:p>
         </w:tc>
         <w:tc>
@@ -4133,78 +3778,6 @@
               <w:autoSpaceDE/>
               <w:autoSpaceDN/>
               <w:rPr>
-                <w:color w:val="960000"/>
-                <w:sz w:val="16"/>
-                <w:szCs w:val="16"/>
-              </w:rPr>
-            </w:pPr>
-            <w:r>
-              <w:rPr>
-                <w:rFonts w:hint="eastAsia"/>
-                <w:sz w:val="16"/>
-                <w:szCs w:val="16"/>
-              </w:rPr>
-              <w:t>5</w:t>
-            </w:r>
-          </w:p>
-          <w:p>
-            <w:pPr>
-              <w:widowControl/>
-              <w:wordWrap/>
-              <w:autoSpaceDE/>
-              <w:autoSpaceDN/>
-              <w:rPr>
-                <w:color w:val="960000"/>
-                <w:sz w:val="16"/>
-                <w:szCs w:val="16"/>
-              </w:rPr>
-            </w:pPr>
-            <w:proofErr w:type="spellStart"/>
-            <w:r>
-              <w:rPr>
-                <w:rFonts w:hint="eastAsia"/>
-                <w:color w:val="960000"/>
-                <w:sz w:val="16"/>
-                <w:szCs w:val="16"/>
-              </w:rPr>
-              <w:t>패킷테스트</w:t>
-            </w:r>
-            <w:proofErr w:type="spellEnd"/>
-          </w:p>
-          <w:p>
-            <w:pPr>
-              <w:widowControl/>
-              <w:wordWrap/>
-              <w:autoSpaceDE/>
-              <w:autoSpaceDN/>
-              <w:rPr>
-                <w:color w:val="960000"/>
-                <w:sz w:val="16"/>
-                <w:szCs w:val="16"/>
-              </w:rPr>
-            </w:pPr>
-            <w:r>
-              <w:rPr>
-                <w:rFonts w:hint="eastAsia"/>
-                <w:color w:val="960000"/>
-                <w:sz w:val="16"/>
-                <w:szCs w:val="16"/>
-              </w:rPr>
-              <w:t>진행 보고</w:t>
-            </w:r>
-          </w:p>
-        </w:tc>
-        <w:tc>
-          <w:tcPr>
-            <w:tcW w:w="1701" w:type="dxa"/>
-          </w:tcPr>
-          <w:p>
-            <w:pPr>
-              <w:widowControl/>
-              <w:wordWrap/>
-              <w:autoSpaceDE/>
-              <w:autoSpaceDN/>
-              <w:rPr>
                 <w:sz w:val="16"/>
                 <w:szCs w:val="16"/>
               </w:rPr>
@@ -4225,6 +3798,8 @@
               <w:autoSpaceDE/>
               <w:autoSpaceDN/>
               <w:rPr>
+                <w:b/>
+                <w:bCs/>
                 <w:sz w:val="16"/>
                 <w:szCs w:val="16"/>
               </w:rPr>
@@ -4232,6 +3807,8 @@
             <w:r>
               <w:rPr>
                 <w:rFonts w:eastAsiaTheme="minorHAnsi"/>
+                <w:b/>
+                <w:bCs/>
                 <w:sz w:val="16"/>
                 <w:szCs w:val="16"/>
               </w:rPr>
@@ -4240,15 +3817,18 @@
             <w:r>
               <w:rPr>
                 <w:rFonts w:eastAsiaTheme="minorHAnsi" w:hint="eastAsia"/>
+                <w:b/>
+                <w:bCs/>
                 <w:sz w:val="16"/>
                 <w:szCs w:val="16"/>
               </w:rPr>
               <w:t xml:space="preserve">erver </w:t>
             </w:r>
-            <w:proofErr w:type="spellStart"/>
             <w:r>
               <w:rPr>
                 <w:rFonts w:eastAsiaTheme="minorHAnsi"/>
+                <w:b/>
+                <w:bCs/>
                 <w:sz w:val="16"/>
                 <w:szCs w:val="16"/>
               </w:rPr>
@@ -4257,19 +3837,12 @@
             <w:r>
               <w:rPr>
                 <w:rFonts w:eastAsiaTheme="minorHAnsi" w:hint="eastAsia"/>
-                <w:sz w:val="16"/>
-                <w:szCs w:val="16"/>
-              </w:rPr>
-              <w:t>rocess_packet</w:t>
-            </w:r>
-            <w:proofErr w:type="spellEnd"/>
-            <w:r>
-              <w:rPr>
-                <w:rFonts w:eastAsiaTheme="minorHAnsi" w:hint="eastAsia"/>
-                <w:sz w:val="16"/>
-                <w:szCs w:val="16"/>
-              </w:rPr>
-              <w:t>() 생성</w:t>
+                <w:b/>
+                <w:bCs/>
+                <w:sz w:val="16"/>
+                <w:szCs w:val="16"/>
+              </w:rPr>
+              <w:t>rocess_packet() 생성</w:t>
             </w:r>
           </w:p>
         </w:tc>
@@ -4444,7 +4017,6 @@
                 <w:szCs w:val="16"/>
               </w:rPr>
             </w:pPr>
-            <w:proofErr w:type="spellStart"/>
             <w:r>
               <w:rPr>
                 <w:rFonts w:eastAsiaTheme="minorHAnsi"/>
@@ -4460,245 +4032,204 @@
                 <w:sz w:val="16"/>
                 <w:szCs w:val="16"/>
               </w:rPr>
-              <w:t>packet</w:t>
-            </w:r>
-            <w:proofErr w:type="spellEnd"/>
+              <w:t>packet(</w:t>
+            </w:r>
+            <w:proofErr w:type="gramEnd"/>
             <w:r>
               <w:rPr>
                 <w:rFonts w:eastAsiaTheme="minorHAnsi"/>
                 <w:sz w:val="16"/>
                 <w:szCs w:val="16"/>
               </w:rPr>
-              <w:t>(</w:t>
-            </w:r>
-            <w:proofErr w:type="gramEnd"/>
-            <w:r>
+              <w:t>int target_id);</w:t>
+            </w:r>
+          </w:p>
+          <w:p>
+            <w:pPr>
+              <w:widowControl/>
+              <w:wordWrap/>
+              <w:autoSpaceDE/>
+              <w:autoSpaceDN/>
+              <w:rPr>
+                <w:sz w:val="16"/>
+                <w:szCs w:val="16"/>
+              </w:rPr>
+            </w:pPr>
+          </w:p>
+        </w:tc>
+        <w:tc>
+          <w:tcPr>
+            <w:tcW w:w="1701" w:type="dxa"/>
+          </w:tcPr>
+          <w:p>
+            <w:pPr>
+              <w:widowControl/>
+              <w:wordWrap/>
+              <w:autoSpaceDE/>
+              <w:autoSpaceDN/>
+              <w:rPr>
+                <w:sz w:val="16"/>
+                <w:szCs w:val="16"/>
+              </w:rPr>
+            </w:pPr>
+            <w:r>
+              <w:rPr>
+                <w:rFonts w:hint="eastAsia"/>
+                <w:sz w:val="16"/>
+                <w:szCs w:val="16"/>
+              </w:rPr>
+              <w:t>11</w:t>
+            </w:r>
+          </w:p>
+        </w:tc>
+        <w:tc>
+          <w:tcPr>
+            <w:tcW w:w="1701" w:type="dxa"/>
+          </w:tcPr>
+          <w:p>
+            <w:pPr>
+              <w:widowControl/>
+              <w:wordWrap/>
+              <w:autoSpaceDE/>
+              <w:autoSpaceDN/>
+              <w:rPr>
+                <w:color w:val="960000"/>
+                <w:sz w:val="16"/>
+                <w:szCs w:val="16"/>
+              </w:rPr>
+            </w:pPr>
+            <w:r>
+              <w:rPr>
+                <w:rFonts w:hint="eastAsia"/>
+                <w:sz w:val="16"/>
+                <w:szCs w:val="16"/>
+              </w:rPr>
+              <w:t>12</w:t>
+            </w:r>
+          </w:p>
+          <w:p>
+            <w:pPr>
+              <w:widowControl/>
+              <w:wordWrap/>
+              <w:autoSpaceDE/>
+              <w:autoSpaceDN/>
+              <w:rPr>
+                <w:color w:val="960000"/>
+                <w:sz w:val="16"/>
+                <w:szCs w:val="16"/>
+              </w:rPr>
+            </w:pPr>
+            <w:r>
+              <w:rPr>
+                <w:rFonts w:hint="eastAsia"/>
+                <w:color w:val="960000"/>
+                <w:sz w:val="16"/>
+                <w:szCs w:val="16"/>
+              </w:rPr>
+              <w:t>패킷테스트</w:t>
+            </w:r>
+          </w:p>
+          <w:p>
+            <w:pPr>
+              <w:widowControl/>
+              <w:wordWrap/>
+              <w:autoSpaceDE/>
+              <w:autoSpaceDN/>
+              <w:rPr>
+                <w:sz w:val="16"/>
+                <w:szCs w:val="16"/>
+              </w:rPr>
+            </w:pPr>
+            <w:r>
+              <w:rPr>
+                <w:rFonts w:hint="eastAsia"/>
+                <w:color w:val="960000"/>
+                <w:sz w:val="16"/>
+                <w:szCs w:val="16"/>
+              </w:rPr>
+              <w:t>진행 보고</w:t>
+            </w:r>
+          </w:p>
+        </w:tc>
+        <w:tc>
+          <w:tcPr>
+            <w:tcW w:w="1701" w:type="dxa"/>
+          </w:tcPr>
+          <w:p>
+            <w:pPr>
+              <w:widowControl/>
+              <w:wordWrap/>
+              <w:autoSpaceDE/>
+              <w:autoSpaceDN/>
+              <w:rPr>
+                <w:sz w:val="16"/>
+                <w:szCs w:val="16"/>
+              </w:rPr>
+            </w:pPr>
+            <w:r>
+              <w:rPr>
+                <w:rFonts w:hint="eastAsia"/>
+                <w:sz w:val="16"/>
+                <w:szCs w:val="16"/>
+              </w:rPr>
+              <w:t>13</w:t>
+            </w:r>
+          </w:p>
+          <w:p>
+            <w:pPr>
+              <w:widowControl/>
+              <w:wordWrap/>
+              <w:autoSpaceDE/>
+              <w:autoSpaceDN/>
               <w:rPr>
                 <w:rFonts w:eastAsiaTheme="minorHAnsi"/>
                 <w:sz w:val="16"/>
                 <w:szCs w:val="16"/>
               </w:rPr>
-              <w:t xml:space="preserve">int </w:t>
-            </w:r>
-            <w:proofErr w:type="spellStart"/>
+            </w:pPr>
             <w:r>
               <w:rPr>
                 <w:rFonts w:eastAsiaTheme="minorHAnsi"/>
                 <w:sz w:val="16"/>
                 <w:szCs w:val="16"/>
               </w:rPr>
-              <w:t>target_id</w:t>
-            </w:r>
-            <w:proofErr w:type="spellEnd"/>
+              <w:t>send_ready_packet(target_id)</w:t>
+            </w:r>
+          </w:p>
+          <w:p>
+            <w:pPr>
+              <w:widowControl/>
+              <w:wordWrap/>
+              <w:autoSpaceDE/>
+              <w:autoSpaceDN/>
+              <w:rPr>
+                <w:sz w:val="16"/>
+                <w:szCs w:val="16"/>
+              </w:rPr>
+            </w:pPr>
             <w:r>
               <w:rPr>
                 <w:rFonts w:eastAsiaTheme="minorHAnsi"/>
                 <w:sz w:val="16"/>
                 <w:szCs w:val="16"/>
               </w:rPr>
-              <w:t>);</w:t>
-            </w:r>
-          </w:p>
-          <w:p>
-            <w:pPr>
-              <w:widowControl/>
-              <w:wordWrap/>
-              <w:autoSpaceDE/>
-              <w:autoSpaceDN/>
-              <w:rPr>
-                <w:sz w:val="16"/>
-                <w:szCs w:val="16"/>
-              </w:rPr>
-            </w:pPr>
-          </w:p>
-        </w:tc>
-        <w:tc>
-          <w:tcPr>
-            <w:tcW w:w="1701" w:type="dxa"/>
-          </w:tcPr>
-          <w:p>
-            <w:pPr>
-              <w:widowControl/>
-              <w:wordWrap/>
-              <w:autoSpaceDE/>
-              <w:autoSpaceDN/>
-              <w:rPr>
-                <w:sz w:val="16"/>
-                <w:szCs w:val="16"/>
-              </w:rPr>
-            </w:pPr>
-            <w:r>
-              <w:rPr>
-                <w:rFonts w:hint="eastAsia"/>
-                <w:sz w:val="16"/>
-                <w:szCs w:val="16"/>
-              </w:rPr>
-              <w:t>11</w:t>
-            </w:r>
-          </w:p>
-        </w:tc>
-        <w:tc>
-          <w:tcPr>
-            <w:tcW w:w="1701" w:type="dxa"/>
-          </w:tcPr>
-          <w:p>
-            <w:pPr>
-              <w:widowControl/>
-              <w:wordWrap/>
-              <w:autoSpaceDE/>
-              <w:autoSpaceDN/>
-              <w:rPr>
-                <w:color w:val="960000"/>
-                <w:sz w:val="16"/>
-                <w:szCs w:val="16"/>
-              </w:rPr>
-            </w:pPr>
-            <w:r>
-              <w:rPr>
-                <w:rFonts w:hint="eastAsia"/>
-                <w:sz w:val="16"/>
-                <w:szCs w:val="16"/>
-              </w:rPr>
-              <w:t>12</w:t>
-            </w:r>
-          </w:p>
-          <w:p>
-            <w:pPr>
-              <w:widowControl/>
-              <w:wordWrap/>
-              <w:autoSpaceDE/>
-              <w:autoSpaceDN/>
-              <w:rPr>
-                <w:color w:val="960000"/>
-                <w:sz w:val="16"/>
-                <w:szCs w:val="16"/>
-              </w:rPr>
-            </w:pPr>
-            <w:proofErr w:type="spellStart"/>
-            <w:r>
-              <w:rPr>
-                <w:rFonts w:hint="eastAsia"/>
-                <w:color w:val="960000"/>
-                <w:sz w:val="16"/>
-                <w:szCs w:val="16"/>
-              </w:rPr>
-              <w:t>패킷테스트</w:t>
-            </w:r>
-            <w:proofErr w:type="spellEnd"/>
-          </w:p>
-          <w:p>
-            <w:pPr>
-              <w:widowControl/>
-              <w:wordWrap/>
-              <w:autoSpaceDE/>
-              <w:autoSpaceDN/>
-              <w:rPr>
-                <w:sz w:val="16"/>
-                <w:szCs w:val="16"/>
-              </w:rPr>
-            </w:pPr>
-            <w:r>
-              <w:rPr>
-                <w:rFonts w:hint="eastAsia"/>
-                <w:color w:val="960000"/>
-                <w:sz w:val="16"/>
-                <w:szCs w:val="16"/>
-              </w:rPr>
-              <w:t>진행 보고</w:t>
-            </w:r>
-          </w:p>
-        </w:tc>
-        <w:tc>
-          <w:tcPr>
-            <w:tcW w:w="1701" w:type="dxa"/>
-          </w:tcPr>
-          <w:p>
-            <w:pPr>
-              <w:widowControl/>
-              <w:wordWrap/>
-              <w:autoSpaceDE/>
-              <w:autoSpaceDN/>
-              <w:rPr>
-                <w:sz w:val="16"/>
-                <w:szCs w:val="16"/>
-              </w:rPr>
-            </w:pPr>
-            <w:r>
-              <w:rPr>
-                <w:rFonts w:hint="eastAsia"/>
-                <w:sz w:val="16"/>
-                <w:szCs w:val="16"/>
-              </w:rPr>
-              <w:t>13</w:t>
-            </w:r>
-          </w:p>
-          <w:p>
-            <w:pPr>
-              <w:widowControl/>
-              <w:wordWrap/>
-              <w:autoSpaceDE/>
-              <w:autoSpaceDN/>
+              <w:t>S</w:t>
+            </w:r>
+            <w:r>
+              <w:rPr>
+                <w:rFonts w:eastAsiaTheme="minorHAnsi" w:hint="eastAsia"/>
+                <w:sz w:val="16"/>
+                <w:szCs w:val="16"/>
+              </w:rPr>
+              <w:t xml:space="preserve">erver </w:t>
+            </w:r>
+            <w:r>
               <w:rPr>
                 <w:rFonts w:eastAsiaTheme="minorHAnsi"/>
                 <w:sz w:val="16"/>
                 <w:szCs w:val="16"/>
               </w:rPr>
-            </w:pPr>
-            <w:proofErr w:type="spellStart"/>
-            <w:r>
-              <w:rPr>
-                <w:rFonts w:eastAsiaTheme="minorHAnsi"/>
-                <w:sz w:val="16"/>
-                <w:szCs w:val="16"/>
-              </w:rPr>
-              <w:t>send_ready_packet</w:t>
-            </w:r>
-            <w:proofErr w:type="spellEnd"/>
-            <w:r>
-              <w:rPr>
-                <w:rFonts w:eastAsiaTheme="minorHAnsi"/>
-                <w:sz w:val="16"/>
-                <w:szCs w:val="16"/>
-              </w:rPr>
-              <w:t>(</w:t>
-            </w:r>
-            <w:proofErr w:type="spellStart"/>
-            <w:r>
-              <w:rPr>
-                <w:rFonts w:eastAsiaTheme="minorHAnsi"/>
-                <w:sz w:val="16"/>
-                <w:szCs w:val="16"/>
-              </w:rPr>
-              <w:t>target_id</w:t>
-            </w:r>
-            <w:proofErr w:type="spellEnd"/>
-            <w:r>
-              <w:rPr>
-                <w:rFonts w:eastAsiaTheme="minorHAnsi"/>
-                <w:sz w:val="16"/>
-                <w:szCs w:val="16"/>
-              </w:rPr>
-              <w:t>)</w:t>
-            </w:r>
-          </w:p>
-          <w:p>
-            <w:pPr>
-              <w:widowControl/>
-              <w:wordWrap/>
-              <w:autoSpaceDE/>
-              <w:autoSpaceDN/>
-              <w:rPr>
-                <w:sz w:val="16"/>
-                <w:szCs w:val="16"/>
-              </w:rPr>
-            </w:pPr>
-            <w:r>
-              <w:rPr>
-                <w:rFonts w:eastAsiaTheme="minorHAnsi"/>
-                <w:sz w:val="16"/>
-                <w:szCs w:val="16"/>
-              </w:rPr>
-              <w:t>S</w:t>
+              <w:t>P</w:t>
             </w:r>
             <w:r>
               <w:rPr>
@@ -4706,33 +4237,7 @@
                 <w:sz w:val="16"/>
                 <w:szCs w:val="16"/>
               </w:rPr>
-              <w:t xml:space="preserve">erver </w:t>
-            </w:r>
-            <w:proofErr w:type="spellStart"/>
-            <w:r>
-              <w:rPr>
-                <w:rFonts w:eastAsiaTheme="minorHAnsi"/>
-                <w:sz w:val="16"/>
-                <w:szCs w:val="16"/>
-              </w:rPr>
-              <w:t>P</w:t>
-            </w:r>
-            <w:r>
-              <w:rPr>
-                <w:rFonts w:eastAsiaTheme="minorHAnsi" w:hint="eastAsia"/>
-                <w:sz w:val="16"/>
-                <w:szCs w:val="16"/>
-              </w:rPr>
-              <w:t>rocess_packet</w:t>
-            </w:r>
-            <w:proofErr w:type="spellEnd"/>
-            <w:r>
-              <w:rPr>
-                <w:rFonts w:eastAsiaTheme="minorHAnsi" w:hint="eastAsia"/>
-                <w:sz w:val="16"/>
-                <w:szCs w:val="16"/>
-              </w:rPr>
-              <w:t>() 업데이트</w:t>
+              <w:t>rocess_packet() 업데이트</w:t>
             </w:r>
           </w:p>
         </w:tc>
@@ -4995,7 +4500,6 @@
                 <w:szCs w:val="16"/>
               </w:rPr>
             </w:pPr>
-            <w:proofErr w:type="spellStart"/>
             <w:r>
               <w:rPr>
                 <w:rFonts w:hint="eastAsia"/>
@@ -5005,7 +4509,6 @@
               </w:rPr>
               <w:t>패킷테스트</w:t>
             </w:r>
-            <w:proofErr w:type="spellEnd"/>
           </w:p>
           <w:p>
             <w:pPr>
@@ -5080,7 +4583,6 @@
               </w:rPr>
               <w:t xml:space="preserve">erver </w:t>
             </w:r>
-            <w:proofErr w:type="spellStart"/>
             <w:r>
               <w:rPr>
                 <w:rFonts w:eastAsiaTheme="minorHAnsi"/>
@@ -5095,16 +4597,7 @@
                 <w:sz w:val="16"/>
                 <w:szCs w:val="16"/>
               </w:rPr>
-              <w:t>rocess_packet</w:t>
-            </w:r>
-            <w:proofErr w:type="spellEnd"/>
-            <w:r>
-              <w:rPr>
-                <w:rFonts w:eastAsiaTheme="minorHAnsi" w:hint="eastAsia"/>
-                <w:sz w:val="16"/>
-                <w:szCs w:val="16"/>
-              </w:rPr>
-              <w:t>() 업데이트</w:t>
+              <w:t>rocess_packet() 업데이트</w:t>
             </w:r>
           </w:p>
         </w:tc>
@@ -5319,7 +4812,6 @@
                 <w:szCs w:val="16"/>
               </w:rPr>
             </w:pPr>
-            <w:proofErr w:type="spellStart"/>
             <w:r>
               <w:rPr>
                 <w:rFonts w:hint="eastAsia"/>
@@ -5329,7 +4821,6 @@
               </w:rPr>
               <w:t>패킷테스트</w:t>
             </w:r>
-            <w:proofErr w:type="spellEnd"/>
           </w:p>
           <w:p>
             <w:pPr>
@@ -5404,7 +4895,6 @@
               </w:rPr>
               <w:t xml:space="preserve">erver </w:t>
             </w:r>
-            <w:proofErr w:type="spellStart"/>
             <w:r>
               <w:rPr>
                 <w:rFonts w:eastAsiaTheme="minorHAnsi"/>
@@ -5419,16 +4909,7 @@
                 <w:sz w:val="16"/>
                 <w:szCs w:val="16"/>
               </w:rPr>
-              <w:t>rocess_packet</w:t>
-            </w:r>
-            <w:proofErr w:type="spellEnd"/>
-            <w:r>
-              <w:rPr>
-                <w:rFonts w:eastAsiaTheme="minorHAnsi" w:hint="eastAsia"/>
-                <w:sz w:val="16"/>
-                <w:szCs w:val="16"/>
-              </w:rPr>
-              <w:t>() 업데이트</w:t>
+              <w:t>rocess_packet() 업데이트</w:t>
             </w:r>
           </w:p>
         </w:tc>
@@ -5628,7 +5109,6 @@
                 <w:szCs w:val="16"/>
               </w:rPr>
             </w:pPr>
-            <w:proofErr w:type="spellStart"/>
             <w:r>
               <w:rPr>
                 <w:rFonts w:hint="eastAsia"/>
@@ -5638,7 +5118,6 @@
               </w:rPr>
               <w:t>패킷테스트</w:t>
             </w:r>
-            <w:proofErr w:type="spellEnd"/>
           </w:p>
           <w:p>
             <w:pPr>
@@ -6154,14 +5633,12 @@
         <w:autoSpaceDE/>
         <w:autoSpaceDN/>
       </w:pPr>
-      <w:proofErr w:type="spellStart"/>
       <w:r>
         <w:rPr>
           <w:rFonts w:hint="eastAsia"/>
         </w:rPr>
         <w:t>유영빈</w:t>
       </w:r>
-      <w:proofErr w:type="spellEnd"/>
     </w:p>
     <w:tbl>
       <w:tblPr>
@@ -6605,7 +6082,6 @@
               </w:rPr>
               <w:t xml:space="preserve">client </w:t>
             </w:r>
-            <w:proofErr w:type="spellStart"/>
             <w:r>
               <w:rPr>
                 <w:rFonts w:eastAsiaTheme="minorHAnsi" w:hint="eastAsia"/>
@@ -6614,7 +6090,6 @@
               </w:rPr>
               <w:t>RecvThread</w:t>
             </w:r>
-            <w:proofErr w:type="spellEnd"/>
           </w:p>
           <w:p>
             <w:pPr>
@@ -6744,25 +6219,7 @@
                 <w:sz w:val="16"/>
                 <w:szCs w:val="16"/>
               </w:rPr>
-              <w:t xml:space="preserve">로그인/로비 화면 </w:t>
-            </w:r>
-            <w:proofErr w:type="spellStart"/>
-            <w:r>
-              <w:rPr>
-                <w:rFonts w:hint="eastAsia"/>
-                <w:sz w:val="16"/>
-                <w:szCs w:val="16"/>
-              </w:rPr>
-              <w:t>ui</w:t>
-            </w:r>
-            <w:proofErr w:type="spellEnd"/>
-            <w:r>
-              <w:rPr>
-                <w:rFonts w:hint="eastAsia"/>
-                <w:sz w:val="16"/>
-                <w:szCs w:val="16"/>
-              </w:rPr>
-              <w:t xml:space="preserve"> 구현</w:t>
+              <w:t>로그인/로비 화면 ui 구현</w:t>
             </w:r>
           </w:p>
         </w:tc>
@@ -6897,7 +6354,6 @@
                 <w:szCs w:val="16"/>
               </w:rPr>
             </w:pPr>
-            <w:proofErr w:type="spellStart"/>
             <w:r>
               <w:rPr>
                 <w:rFonts w:hint="eastAsia"/>
@@ -6907,7 +6363,6 @@
               </w:rPr>
               <w:t>패킷테스트</w:t>
             </w:r>
-            <w:proofErr w:type="spellEnd"/>
           </w:p>
           <w:p>
             <w:pPr>
@@ -7240,7 +6695,6 @@
                 <w:szCs w:val="16"/>
               </w:rPr>
             </w:pPr>
-            <w:proofErr w:type="spellStart"/>
             <w:r>
               <w:rPr>
                 <w:rFonts w:hint="eastAsia"/>
@@ -7250,7 +6704,6 @@
               </w:rPr>
               <w:t>패킷테스트</w:t>
             </w:r>
-            <w:proofErr w:type="spellEnd"/>
           </w:p>
           <w:p>
             <w:pPr>
@@ -7310,7 +6763,6 @@
                 <w:szCs w:val="16"/>
               </w:rPr>
             </w:pPr>
-            <w:proofErr w:type="spellStart"/>
             <w:proofErr w:type="gramStart"/>
             <w:r>
               <w:rPr>
@@ -7318,16 +6770,7 @@
                 <w:sz w:val="16"/>
                 <w:szCs w:val="16"/>
               </w:rPr>
-              <w:t>CollisionCheck</w:t>
-            </w:r>
-            <w:proofErr w:type="spellEnd"/>
-            <w:r>
-              <w:rPr>
-                <w:rFonts w:eastAsiaTheme="minorHAnsi"/>
-                <w:sz w:val="16"/>
-                <w:szCs w:val="16"/>
-              </w:rPr>
-              <w:t>(</w:t>
+              <w:t>CollisionCheck(</w:t>
             </w:r>
             <w:proofErr w:type="gramEnd"/>
             <w:r>
@@ -7476,25 +6919,7 @@
                 <w:sz w:val="16"/>
                 <w:szCs w:val="16"/>
               </w:rPr>
-              <w:t xml:space="preserve">대기실 화면 </w:t>
-            </w:r>
-            <w:proofErr w:type="spellStart"/>
-            <w:r>
-              <w:rPr>
-                <w:rFonts w:hint="eastAsia"/>
-                <w:sz w:val="16"/>
-                <w:szCs w:val="16"/>
-              </w:rPr>
-              <w:t>ui</w:t>
-            </w:r>
-            <w:proofErr w:type="spellEnd"/>
-            <w:r>
-              <w:rPr>
-                <w:rFonts w:hint="eastAsia"/>
-                <w:sz w:val="16"/>
-                <w:szCs w:val="16"/>
-              </w:rPr>
-              <w:t xml:space="preserve"> 구현</w:t>
+              <w:t>대기실 화면 ui 구현</w:t>
             </w:r>
           </w:p>
         </w:tc>
@@ -7533,7 +6958,6 @@
                 <w:szCs w:val="16"/>
               </w:rPr>
             </w:pPr>
-            <w:proofErr w:type="spellStart"/>
             <w:proofErr w:type="gramStart"/>
             <w:r>
               <w:rPr>
@@ -7541,202 +6965,181 @@
                 <w:sz w:val="16"/>
                 <w:szCs w:val="16"/>
               </w:rPr>
-              <w:t>WallCollisionCheck</w:t>
-            </w:r>
-            <w:proofErr w:type="spellEnd"/>
+              <w:t>WallCollisionCheck(</w:t>
+            </w:r>
+            <w:proofErr w:type="gramEnd"/>
             <w:r>
               <w:rPr>
                 <w:rFonts w:eastAsiaTheme="minorHAnsi"/>
                 <w:sz w:val="16"/>
                 <w:szCs w:val="16"/>
               </w:rPr>
-              <w:t>(</w:t>
-            </w:r>
-            <w:proofErr w:type="gramEnd"/>
-            <w:r>
+              <w:t>) </w:t>
+            </w:r>
+          </w:p>
+          <w:p>
+            <w:pPr>
+              <w:widowControl/>
+              <w:wordWrap/>
+              <w:autoSpaceDE/>
+              <w:autoSpaceDN/>
+              <w:rPr>
+                <w:sz w:val="16"/>
+                <w:szCs w:val="16"/>
+              </w:rPr>
+            </w:pPr>
+          </w:p>
+        </w:tc>
+        <w:tc>
+          <w:tcPr>
+            <w:tcW w:w="1701" w:type="dxa"/>
+          </w:tcPr>
+          <w:p>
+            <w:pPr>
+              <w:widowControl/>
+              <w:wordWrap/>
+              <w:autoSpaceDE/>
+              <w:autoSpaceDN/>
+              <w:rPr>
+                <w:sz w:val="16"/>
+                <w:szCs w:val="16"/>
+              </w:rPr>
+            </w:pPr>
+            <w:r>
+              <w:rPr>
+                <w:rFonts w:hint="eastAsia"/>
+                <w:sz w:val="16"/>
+                <w:szCs w:val="16"/>
+              </w:rPr>
+              <w:t>18</w:t>
+            </w:r>
+          </w:p>
+          <w:p>
+            <w:pPr>
+              <w:widowControl/>
+              <w:wordWrap/>
+              <w:autoSpaceDE/>
+              <w:autoSpaceDN/>
+              <w:rPr>
+                <w:sz w:val="16"/>
+                <w:szCs w:val="16"/>
+              </w:rPr>
+            </w:pPr>
+          </w:p>
+        </w:tc>
+        <w:tc>
+          <w:tcPr>
+            <w:tcW w:w="1701" w:type="dxa"/>
+          </w:tcPr>
+          <w:p>
+            <w:pPr>
+              <w:widowControl/>
+              <w:wordWrap/>
+              <w:autoSpaceDE/>
+              <w:autoSpaceDN/>
+              <w:rPr>
+                <w:color w:val="960000"/>
+                <w:sz w:val="16"/>
+                <w:szCs w:val="16"/>
+              </w:rPr>
+            </w:pPr>
+            <w:r>
+              <w:rPr>
+                <w:rFonts w:hint="eastAsia"/>
+                <w:sz w:val="16"/>
+                <w:szCs w:val="16"/>
+              </w:rPr>
+              <w:t>19</w:t>
+            </w:r>
+          </w:p>
+          <w:p>
+            <w:pPr>
+              <w:widowControl/>
+              <w:wordWrap/>
+              <w:autoSpaceDE/>
+              <w:autoSpaceDN/>
+              <w:rPr>
+                <w:color w:val="960000"/>
+                <w:sz w:val="16"/>
+                <w:szCs w:val="16"/>
+              </w:rPr>
+            </w:pPr>
+            <w:r>
+              <w:rPr>
+                <w:rFonts w:hint="eastAsia"/>
+                <w:color w:val="960000"/>
+                <w:sz w:val="16"/>
+                <w:szCs w:val="16"/>
+              </w:rPr>
+              <w:t>패킷테스트</w:t>
+            </w:r>
+          </w:p>
+          <w:p>
+            <w:pPr>
+              <w:widowControl/>
+              <w:wordWrap/>
+              <w:autoSpaceDE/>
+              <w:autoSpaceDN/>
+              <w:rPr>
+                <w:sz w:val="16"/>
+                <w:szCs w:val="16"/>
+              </w:rPr>
+            </w:pPr>
+            <w:r>
+              <w:rPr>
+                <w:rFonts w:hint="eastAsia"/>
+                <w:color w:val="960000"/>
+                <w:sz w:val="16"/>
+                <w:szCs w:val="16"/>
+              </w:rPr>
+              <w:t>진행 보고</w:t>
+            </w:r>
+          </w:p>
+        </w:tc>
+        <w:tc>
+          <w:tcPr>
+            <w:tcW w:w="1701" w:type="dxa"/>
+          </w:tcPr>
+          <w:p>
+            <w:pPr>
+              <w:widowControl/>
+              <w:wordWrap/>
+              <w:autoSpaceDE/>
+              <w:autoSpaceDN/>
+              <w:rPr>
+                <w:sz w:val="16"/>
+                <w:szCs w:val="16"/>
+              </w:rPr>
+            </w:pPr>
+            <w:r>
+              <w:rPr>
+                <w:rFonts w:hint="eastAsia"/>
+                <w:sz w:val="16"/>
+                <w:szCs w:val="16"/>
+              </w:rPr>
+              <w:t>20</w:t>
+            </w:r>
+          </w:p>
+          <w:p>
+            <w:pPr>
+              <w:widowControl/>
+              <w:wordWrap/>
+              <w:autoSpaceDE/>
+              <w:autoSpaceDN/>
               <w:rPr>
                 <w:rFonts w:eastAsiaTheme="minorHAnsi"/>
                 <w:sz w:val="16"/>
                 <w:szCs w:val="16"/>
               </w:rPr>
-              <w:t>) </w:t>
-            </w:r>
-          </w:p>
-          <w:p>
-            <w:pPr>
-              <w:widowControl/>
-              <w:wordWrap/>
-              <w:autoSpaceDE/>
-              <w:autoSpaceDN/>
-              <w:rPr>
-                <w:sz w:val="16"/>
-                <w:szCs w:val="16"/>
-              </w:rPr>
-            </w:pPr>
-          </w:p>
-        </w:tc>
-        <w:tc>
-          <w:tcPr>
-            <w:tcW w:w="1701" w:type="dxa"/>
-          </w:tcPr>
-          <w:p>
-            <w:pPr>
-              <w:widowControl/>
-              <w:wordWrap/>
-              <w:autoSpaceDE/>
-              <w:autoSpaceDN/>
-              <w:rPr>
-                <w:sz w:val="16"/>
-                <w:szCs w:val="16"/>
-              </w:rPr>
-            </w:pPr>
-            <w:r>
-              <w:rPr>
-                <w:rFonts w:hint="eastAsia"/>
-                <w:sz w:val="16"/>
-                <w:szCs w:val="16"/>
-              </w:rPr>
-              <w:t>18</w:t>
-            </w:r>
-          </w:p>
-          <w:p>
-            <w:pPr>
-              <w:widowControl/>
-              <w:wordWrap/>
-              <w:autoSpaceDE/>
-              <w:autoSpaceDN/>
-              <w:rPr>
-                <w:sz w:val="16"/>
-                <w:szCs w:val="16"/>
-              </w:rPr>
-            </w:pPr>
-          </w:p>
-        </w:tc>
-        <w:tc>
-          <w:tcPr>
-            <w:tcW w:w="1701" w:type="dxa"/>
-          </w:tcPr>
-          <w:p>
-            <w:pPr>
-              <w:widowControl/>
-              <w:wordWrap/>
-              <w:autoSpaceDE/>
-              <w:autoSpaceDN/>
-              <w:rPr>
-                <w:color w:val="960000"/>
-                <w:sz w:val="16"/>
-                <w:szCs w:val="16"/>
-              </w:rPr>
-            </w:pPr>
-            <w:r>
-              <w:rPr>
-                <w:rFonts w:hint="eastAsia"/>
-                <w:sz w:val="16"/>
-                <w:szCs w:val="16"/>
-              </w:rPr>
-              <w:t>19</w:t>
-            </w:r>
-          </w:p>
-          <w:p>
-            <w:pPr>
-              <w:widowControl/>
-              <w:wordWrap/>
-              <w:autoSpaceDE/>
-              <w:autoSpaceDN/>
-              <w:rPr>
-                <w:color w:val="960000"/>
-                <w:sz w:val="16"/>
-                <w:szCs w:val="16"/>
-              </w:rPr>
-            </w:pPr>
-            <w:proofErr w:type="spellStart"/>
-            <w:r>
-              <w:rPr>
-                <w:rFonts w:hint="eastAsia"/>
-                <w:color w:val="960000"/>
-                <w:sz w:val="16"/>
-                <w:szCs w:val="16"/>
-              </w:rPr>
-              <w:t>패킷테스트</w:t>
-            </w:r>
-            <w:proofErr w:type="spellEnd"/>
-          </w:p>
-          <w:p>
-            <w:pPr>
-              <w:widowControl/>
-              <w:wordWrap/>
-              <w:autoSpaceDE/>
-              <w:autoSpaceDN/>
-              <w:rPr>
-                <w:sz w:val="16"/>
-                <w:szCs w:val="16"/>
-              </w:rPr>
-            </w:pPr>
-            <w:r>
-              <w:rPr>
-                <w:rFonts w:hint="eastAsia"/>
-                <w:color w:val="960000"/>
-                <w:sz w:val="16"/>
-                <w:szCs w:val="16"/>
-              </w:rPr>
-              <w:t>진행 보고</w:t>
-            </w:r>
-          </w:p>
-        </w:tc>
-        <w:tc>
-          <w:tcPr>
-            <w:tcW w:w="1701" w:type="dxa"/>
-          </w:tcPr>
-          <w:p>
-            <w:pPr>
-              <w:widowControl/>
-              <w:wordWrap/>
-              <w:autoSpaceDE/>
-              <w:autoSpaceDN/>
-              <w:rPr>
-                <w:sz w:val="16"/>
-                <w:szCs w:val="16"/>
-              </w:rPr>
-            </w:pPr>
-            <w:r>
-              <w:rPr>
-                <w:rFonts w:hint="eastAsia"/>
-                <w:sz w:val="16"/>
-                <w:szCs w:val="16"/>
-              </w:rPr>
-              <w:t>20</w:t>
-            </w:r>
-          </w:p>
-          <w:p>
-            <w:pPr>
-              <w:widowControl/>
-              <w:wordWrap/>
-              <w:autoSpaceDE/>
-              <w:autoSpaceDN/>
+            </w:pPr>
+            <w:proofErr w:type="gramStart"/>
+            <w:r>
               <w:rPr>
                 <w:rFonts w:eastAsiaTheme="minorHAnsi"/>
                 <w:sz w:val="16"/>
                 <w:szCs w:val="16"/>
               </w:rPr>
-            </w:pPr>
-            <w:proofErr w:type="spellStart"/>
-            <w:proofErr w:type="gramStart"/>
-            <w:r>
-              <w:rPr>
-                <w:rFonts w:eastAsiaTheme="minorHAnsi"/>
-                <w:sz w:val="16"/>
-                <w:szCs w:val="16"/>
-              </w:rPr>
-              <w:t>PlayerCollisionCheck</w:t>
-            </w:r>
-            <w:proofErr w:type="spellEnd"/>
-            <w:r>
-              <w:rPr>
-                <w:rFonts w:eastAsiaTheme="minorHAnsi"/>
-                <w:sz w:val="16"/>
-                <w:szCs w:val="16"/>
-              </w:rPr>
-              <w:t>(</w:t>
+              <w:t>PlayerCollisionCheck(</w:t>
             </w:r>
             <w:proofErr w:type="gramEnd"/>
             <w:r>
@@ -7989,7 +7392,6 @@
                 <w:szCs w:val="16"/>
               </w:rPr>
             </w:pPr>
-            <w:proofErr w:type="spellStart"/>
             <w:r>
               <w:rPr>
                 <w:rFonts w:hint="eastAsia"/>
@@ -7999,7 +7401,6 @@
               </w:rPr>
               <w:t>패킷테스트</w:t>
             </w:r>
-            <w:proofErr w:type="spellEnd"/>
           </w:p>
           <w:p>
             <w:pPr>
@@ -8282,7 +7683,6 @@
                 <w:szCs w:val="16"/>
               </w:rPr>
             </w:pPr>
-            <w:proofErr w:type="spellStart"/>
             <w:r>
               <w:rPr>
                 <w:rFonts w:hint="eastAsia"/>
@@ -8292,7 +7692,6 @@
               </w:rPr>
               <w:t>패킷테스트</w:t>
             </w:r>
-            <w:proofErr w:type="spellEnd"/>
           </w:p>
           <w:p>
             <w:pPr>
@@ -9343,7 +8742,6 @@
                 <w:szCs w:val="16"/>
               </w:rPr>
             </w:pPr>
-            <w:proofErr w:type="spellStart"/>
             <w:r>
               <w:rPr>
                 <w:rFonts w:hint="eastAsia"/>
@@ -9354,7 +8752,6 @@
               </w:rPr>
               <w:t>NetworkMgr</w:t>
             </w:r>
-            <w:proofErr w:type="spellEnd"/>
           </w:p>
           <w:p>
             <w:pPr>
@@ -9379,7 +8776,6 @@
               </w:rPr>
               <w:t>::</w:t>
             </w:r>
-            <w:proofErr w:type="spellStart"/>
             <w:proofErr w:type="gramEnd"/>
             <w:r>
               <w:rPr>
@@ -9389,9 +8785,8 @@
                 <w:sz w:val="16"/>
                 <w:szCs w:val="16"/>
               </w:rPr>
-              <w:t>SendPacket</w:t>
-            </w:r>
-            <w:proofErr w:type="spellEnd"/>
+              <w:t>SendPacket()</w:t>
+            </w:r>
             <w:r>
               <w:rPr>
                 <w:rFonts w:hint="eastAsia"/>
@@ -9400,43 +8795,31 @@
                 <w:sz w:val="16"/>
                 <w:szCs w:val="16"/>
               </w:rPr>
-              <w:t>()</w:t>
-            </w:r>
-            <w:r>
-              <w:rPr>
-                <w:rFonts w:hint="eastAsia"/>
+              <w:t>,</w:t>
+            </w:r>
+          </w:p>
+          <w:p>
+            <w:pPr>
+              <w:widowControl/>
+              <w:wordWrap/>
+              <w:autoSpaceDE/>
+              <w:rPr>
                 <w:b/>
                 <w:bCs/>
                 <w:sz w:val="16"/>
                 <w:szCs w:val="16"/>
               </w:rPr>
-              <w:t>,</w:t>
-            </w:r>
-          </w:p>
-          <w:p>
-            <w:pPr>
-              <w:widowControl/>
-              <w:wordWrap/>
-              <w:autoSpaceDE/>
-              <w:rPr>
+            </w:pPr>
+            <w:r>
+              <w:rPr>
+                <w:rFonts w:hint="eastAsia"/>
                 <w:b/>
                 <w:bCs/>
                 <w:sz w:val="16"/>
                 <w:szCs w:val="16"/>
               </w:rPr>
-            </w:pPr>
-            <w:proofErr w:type="spellStart"/>
-            <w:r>
-              <w:rPr>
-                <w:rFonts w:hint="eastAsia"/>
-                <w:b/>
-                <w:bCs/>
-                <w:sz w:val="16"/>
-                <w:szCs w:val="16"/>
-              </w:rPr>
               <w:t>NetworkMgr</w:t>
             </w:r>
-            <w:proofErr w:type="spellEnd"/>
           </w:p>
           <w:p>
             <w:pPr>
@@ -9636,29 +9019,7 @@
                 <w:sz w:val="16"/>
                 <w:szCs w:val="16"/>
               </w:rPr>
-              <w:t xml:space="preserve"> </w:t>
-            </w:r>
-            <w:proofErr w:type="spellStart"/>
-            <w:r>
-              <w:rPr>
-                <w:rFonts w:hint="eastAsia"/>
-                <w:b/>
-                <w:bCs/>
-                <w:sz w:val="16"/>
-                <w:szCs w:val="16"/>
-              </w:rPr>
-              <w:t>RecvThread</w:t>
-            </w:r>
-            <w:proofErr w:type="spellEnd"/>
-            <w:r>
-              <w:rPr>
-                <w:rFonts w:hint="eastAsia"/>
-                <w:b/>
-                <w:bCs/>
-                <w:sz w:val="16"/>
-                <w:szCs w:val="16"/>
-              </w:rPr>
-              <w:t>()</w:t>
+              <w:t xml:space="preserve"> RecvThread()</w:t>
             </w:r>
           </w:p>
           <w:p>
@@ -9756,7 +9117,6 @@
                 <w:szCs w:val="16"/>
               </w:rPr>
             </w:pPr>
-            <w:proofErr w:type="spellStart"/>
             <w:proofErr w:type="gramStart"/>
             <w:r>
               <w:rPr>
@@ -9764,56 +9124,37 @@
                 <w:sz w:val="16"/>
                 <w:szCs w:val="16"/>
               </w:rPr>
-              <w:t>RecvThread</w:t>
-            </w:r>
-            <w:proofErr w:type="spellEnd"/>
+              <w:t>RecvThread(</w:t>
+            </w:r>
+            <w:proofErr w:type="gramEnd"/>
             <w:r>
               <w:rPr>
                 <w:rFonts w:asciiTheme="majorEastAsia" w:eastAsiaTheme="majorEastAsia" w:hAnsiTheme="majorEastAsia" w:hint="eastAsia"/>
                 <w:sz w:val="16"/>
                 <w:szCs w:val="16"/>
               </w:rPr>
-              <w:t>(</w:t>
-            </w:r>
-            <w:proofErr w:type="gramEnd"/>
+              <w:t xml:space="preserve">), </w:t>
+            </w:r>
+          </w:p>
+          <w:p>
+            <w:pPr>
+              <w:widowControl/>
+              <w:wordWrap/>
+              <w:autoSpaceDE/>
+              <w:rPr>
+                <w:rFonts w:asciiTheme="majorEastAsia" w:eastAsiaTheme="majorEastAsia" w:hAnsiTheme="majorEastAsia"/>
+                <w:sz w:val="16"/>
+                <w:szCs w:val="16"/>
+              </w:rPr>
+            </w:pPr>
+            <w:proofErr w:type="gramStart"/>
             <w:r>
               <w:rPr>
                 <w:rFonts w:asciiTheme="majorEastAsia" w:eastAsiaTheme="majorEastAsia" w:hAnsiTheme="majorEastAsia" w:hint="eastAsia"/>
                 <w:sz w:val="16"/>
                 <w:szCs w:val="16"/>
               </w:rPr>
-              <w:t xml:space="preserve">), </w:t>
-            </w:r>
-          </w:p>
-          <w:p>
-            <w:pPr>
-              <w:widowControl/>
-              <w:wordWrap/>
-              <w:autoSpaceDE/>
-              <w:rPr>
-                <w:rFonts w:asciiTheme="majorEastAsia" w:eastAsiaTheme="majorEastAsia" w:hAnsiTheme="majorEastAsia"/>
-                <w:sz w:val="16"/>
-                <w:szCs w:val="16"/>
-              </w:rPr>
-            </w:pPr>
-            <w:proofErr w:type="spellStart"/>
-            <w:proofErr w:type="gramStart"/>
-            <w:r>
-              <w:rPr>
-                <w:rFonts w:asciiTheme="majorEastAsia" w:eastAsiaTheme="majorEastAsia" w:hAnsiTheme="majorEastAsia" w:hint="eastAsia"/>
-                <w:sz w:val="16"/>
-                <w:szCs w:val="16"/>
-              </w:rPr>
-              <w:t>Processpacket</w:t>
-            </w:r>
-            <w:proofErr w:type="spellEnd"/>
-            <w:r>
-              <w:rPr>
-                <w:rFonts w:asciiTheme="majorEastAsia" w:eastAsiaTheme="majorEastAsia" w:hAnsiTheme="majorEastAsia" w:hint="eastAsia"/>
-                <w:sz w:val="16"/>
-                <w:szCs w:val="16"/>
-              </w:rPr>
-              <w:t>(</w:t>
+              <w:t>Processpacket(</w:t>
             </w:r>
             <w:proofErr w:type="gramEnd"/>
             <w:r>
@@ -9930,7 +9271,6 @@
                 <w:szCs w:val="16"/>
               </w:rPr>
             </w:pPr>
-            <w:proofErr w:type="spellStart"/>
             <w:r>
               <w:rPr>
                 <w:rFonts w:hint="eastAsia"/>
@@ -9940,7 +9280,6 @@
               </w:rPr>
               <w:t>패킷테스트</w:t>
             </w:r>
-            <w:proofErr w:type="spellEnd"/>
           </w:p>
           <w:p>
             <w:pPr>
@@ -10004,7 +9343,6 @@
                 <w:szCs w:val="16"/>
               </w:rPr>
             </w:pPr>
-            <w:proofErr w:type="spellStart"/>
             <w:r>
               <w:rPr>
                 <w:rFonts w:hint="eastAsia"/>
@@ -10013,7 +9351,6 @@
               </w:rPr>
               <w:t>send_playerInfo</w:t>
             </w:r>
-            <w:proofErr w:type="spellEnd"/>
           </w:p>
           <w:p>
             <w:pPr>
@@ -10143,7 +9480,6 @@
                 <w:szCs w:val="16"/>
               </w:rPr>
             </w:pPr>
-            <w:proofErr w:type="spellStart"/>
             <w:r>
               <w:rPr>
                 <w:rFonts w:hint="eastAsia"/>
@@ -10152,7 +9488,6 @@
               </w:rPr>
               <w:t>UpdatePosition</w:t>
             </w:r>
-            <w:proofErr w:type="spellEnd"/>
           </w:p>
           <w:p>
             <w:pPr>
@@ -10292,7 +9627,6 @@
                 <w:szCs w:val="16"/>
               </w:rPr>
             </w:pPr>
-            <w:proofErr w:type="spellStart"/>
             <w:r>
               <w:rPr>
                 <w:rFonts w:asciiTheme="majorEastAsia" w:eastAsiaTheme="majorEastAsia" w:hAnsiTheme="majorEastAsia" w:hint="eastAsia"/>
@@ -10301,7 +9635,6 @@
               </w:rPr>
               <w:t>Processpacket</w:t>
             </w:r>
-            <w:proofErr w:type="spellEnd"/>
           </w:p>
           <w:p>
             <w:pPr>
@@ -10371,7 +9704,6 @@
               </w:rPr>
               <w:t xml:space="preserve"> </w:t>
             </w:r>
-            <w:proofErr w:type="spellStart"/>
             <w:r>
               <w:rPr>
                 <w:rFonts w:hint="eastAsia"/>
@@ -10380,34 +9712,24 @@
               </w:rPr>
               <w:t>send_Game</w:t>
             </w:r>
-            <w:proofErr w:type="spellEnd"/>
-          </w:p>
-          <w:p>
-            <w:pPr>
-              <w:widowControl/>
-              <w:wordWrap/>
-              <w:autoSpaceDE/>
-              <w:rPr>
-                <w:sz w:val="16"/>
-                <w:szCs w:val="16"/>
-              </w:rPr>
-            </w:pPr>
-            <w:r>
-              <w:rPr>
-                <w:rFonts w:hint="eastAsia"/>
-                <w:sz w:val="16"/>
-                <w:szCs w:val="16"/>
-              </w:rPr>
-              <w:t>_</w:t>
-            </w:r>
-            <w:proofErr w:type="spellStart"/>
-            <w:r>
-              <w:rPr>
-                <w:rFonts w:hint="eastAsia"/>
-                <w:sz w:val="16"/>
-                <w:szCs w:val="16"/>
-              </w:rPr>
-              <w:t>Start_</w:t>
+          </w:p>
+          <w:p>
+            <w:pPr>
+              <w:widowControl/>
+              <w:wordWrap/>
+              <w:autoSpaceDE/>
+              <w:rPr>
+                <w:sz w:val="16"/>
+                <w:szCs w:val="16"/>
+              </w:rPr>
+            </w:pPr>
+            <w:r>
+              <w:rPr>
+                <w:rFonts w:hint="eastAsia"/>
+                <w:sz w:val="16"/>
+                <w:szCs w:val="16"/>
+              </w:rPr>
+              <w:t>_Start_</w:t>
             </w:r>
             <w:proofErr w:type="gramStart"/>
             <w:r>
@@ -10416,16 +9738,7 @@
                 <w:sz w:val="16"/>
                 <w:szCs w:val="16"/>
               </w:rPr>
-              <w:t>Packet</w:t>
-            </w:r>
-            <w:proofErr w:type="spellEnd"/>
-            <w:r>
-              <w:rPr>
-                <w:rFonts w:hint="eastAsia"/>
-                <w:sz w:val="16"/>
-                <w:szCs w:val="16"/>
-              </w:rPr>
-              <w:t>(</w:t>
+              <w:t>Packet(</w:t>
             </w:r>
             <w:proofErr w:type="gramEnd"/>
             <w:r>
@@ -10543,7 +9856,6 @@
                 <w:szCs w:val="16"/>
               </w:rPr>
             </w:pPr>
-            <w:proofErr w:type="spellStart"/>
             <w:r>
               <w:rPr>
                 <w:rFonts w:hint="eastAsia"/>
@@ -10553,7 +9865,6 @@
               </w:rPr>
               <w:t>패킷테스트</w:t>
             </w:r>
-            <w:proofErr w:type="spellEnd"/>
           </w:p>
           <w:p>
             <w:pPr>
@@ -10674,7 +9985,6 @@
                 <w:szCs w:val="16"/>
               </w:rPr>
             </w:pPr>
-            <w:proofErr w:type="spellStart"/>
             <w:r>
               <w:rPr>
                 <w:rFonts w:hint="eastAsia"/>
@@ -10683,7 +9993,6 @@
               </w:rPr>
               <w:t>send_move</w:t>
             </w:r>
-            <w:proofErr w:type="spellEnd"/>
           </w:p>
           <w:p>
             <w:pPr>
@@ -10861,7 +10170,6 @@
                 <w:szCs w:val="16"/>
               </w:rPr>
             </w:pPr>
-            <w:proofErr w:type="spellStart"/>
             <w:r>
               <w:rPr>
                 <w:rFonts w:asciiTheme="majorEastAsia" w:eastAsiaTheme="majorEastAsia" w:hAnsiTheme="majorEastAsia" w:hint="eastAsia"/>
@@ -10870,7 +10178,6 @@
               </w:rPr>
               <w:t>Processpacket</w:t>
             </w:r>
-            <w:proofErr w:type="spellEnd"/>
           </w:p>
           <w:p>
             <w:pPr>
@@ -11055,7 +10362,6 @@
                 <w:szCs w:val="16"/>
               </w:rPr>
             </w:pPr>
-            <w:proofErr w:type="spellStart"/>
             <w:r>
               <w:rPr>
                 <w:rFonts w:hint="eastAsia"/>
@@ -11065,7 +10371,6 @@
               </w:rPr>
               <w:t>패킷테스트</w:t>
             </w:r>
-            <w:proofErr w:type="spellEnd"/>
           </w:p>
           <w:p>
             <w:pPr>
@@ -11189,7 +10494,6 @@
                 <w:szCs w:val="16"/>
               </w:rPr>
             </w:pPr>
-            <w:proofErr w:type="spellStart"/>
             <w:r>
               <w:rPr>
                 <w:rFonts w:hint="eastAsia"/>
@@ -11205,16 +10509,7 @@
                 <w:sz w:val="16"/>
                 <w:szCs w:val="16"/>
               </w:rPr>
-              <w:t>packet</w:t>
-            </w:r>
-            <w:proofErr w:type="spellEnd"/>
-            <w:r>
-              <w:rPr>
-                <w:rFonts w:hint="eastAsia"/>
-                <w:sz w:val="16"/>
-                <w:szCs w:val="16"/>
-              </w:rPr>
-              <w:t>(</w:t>
+              <w:t>packet(</w:t>
             </w:r>
             <w:proofErr w:type="gramEnd"/>
             <w:r>
@@ -11343,7 +10638,6 @@
                 <w:szCs w:val="16"/>
               </w:rPr>
             </w:pPr>
-            <w:proofErr w:type="spellStart"/>
             <w:r>
               <w:rPr>
                 <w:rFonts w:asciiTheme="majorEastAsia" w:eastAsiaTheme="majorEastAsia" w:hAnsiTheme="majorEastAsia" w:hint="eastAsia"/>
@@ -11352,7 +10646,6 @@
               </w:rPr>
               <w:t>Processpacket</w:t>
             </w:r>
-            <w:proofErr w:type="spellEnd"/>
           </w:p>
           <w:p>
             <w:pPr>
@@ -11413,7 +10706,6 @@
                 <w:szCs w:val="16"/>
               </w:rPr>
             </w:pPr>
-            <w:proofErr w:type="spellStart"/>
             <w:r>
               <w:rPr>
                 <w:rFonts w:hint="eastAsia"/>
@@ -11422,7 +10714,6 @@
               </w:rPr>
               <w:t>send_rank</w:t>
             </w:r>
-            <w:proofErr w:type="spellEnd"/>
           </w:p>
           <w:p>
             <w:pPr>
@@ -11531,7 +10822,6 @@
                 <w:szCs w:val="16"/>
               </w:rPr>
             </w:pPr>
-            <w:proofErr w:type="spellStart"/>
             <w:r>
               <w:rPr>
                 <w:rFonts w:hint="eastAsia"/>
@@ -11541,7 +10831,6 @@
               </w:rPr>
               <w:t>패킷테스트</w:t>
             </w:r>
-            <w:proofErr w:type="spellEnd"/>
           </w:p>
           <w:p>
             <w:pPr>
@@ -11604,7 +10893,6 @@
                 <w:szCs w:val="16"/>
               </w:rPr>
             </w:pPr>
-            <w:proofErr w:type="spellStart"/>
             <w:r>
               <w:rPr>
                 <w:rFonts w:hint="eastAsia"/>
@@ -11613,34 +10901,24 @@
               </w:rPr>
               <w:t>send_login</w:t>
             </w:r>
-            <w:proofErr w:type="spellEnd"/>
-          </w:p>
-          <w:p>
-            <w:pPr>
-              <w:widowControl/>
-              <w:wordWrap/>
-              <w:autoSpaceDE/>
-              <w:rPr>
-                <w:sz w:val="16"/>
-                <w:szCs w:val="16"/>
-              </w:rPr>
-            </w:pPr>
-            <w:r>
-              <w:rPr>
-                <w:rFonts w:hint="eastAsia"/>
-                <w:sz w:val="16"/>
-                <w:szCs w:val="16"/>
-              </w:rPr>
-              <w:t>_</w:t>
-            </w:r>
-            <w:proofErr w:type="spellStart"/>
-            <w:r>
-              <w:rPr>
-                <w:rFonts w:hint="eastAsia"/>
-                <w:sz w:val="16"/>
-                <w:szCs w:val="16"/>
-              </w:rPr>
-              <w:t>fail_</w:t>
+          </w:p>
+          <w:p>
+            <w:pPr>
+              <w:widowControl/>
+              <w:wordWrap/>
+              <w:autoSpaceDE/>
+              <w:rPr>
+                <w:sz w:val="16"/>
+                <w:szCs w:val="16"/>
+              </w:rPr>
+            </w:pPr>
+            <w:r>
+              <w:rPr>
+                <w:rFonts w:hint="eastAsia"/>
+                <w:sz w:val="16"/>
+                <w:szCs w:val="16"/>
+              </w:rPr>
+              <w:t>_fail_</w:t>
             </w:r>
             <w:proofErr w:type="gramStart"/>
             <w:r>
@@ -11649,16 +10927,7 @@
                 <w:sz w:val="16"/>
                 <w:szCs w:val="16"/>
               </w:rPr>
-              <w:t>packet</w:t>
-            </w:r>
-            <w:proofErr w:type="spellEnd"/>
-            <w:r>
-              <w:rPr>
-                <w:rFonts w:hint="eastAsia"/>
-                <w:sz w:val="16"/>
-                <w:szCs w:val="16"/>
-              </w:rPr>
-              <w:t>(</w:t>
+              <w:t>packet(</w:t>
             </w:r>
             <w:proofErr w:type="gramEnd"/>
             <w:r>
@@ -11918,7 +11187,6 @@
                 <w:szCs w:val="16"/>
               </w:rPr>
             </w:pPr>
-            <w:proofErr w:type="spellStart"/>
             <w:r>
               <w:rPr>
                 <w:rFonts w:hint="eastAsia"/>
@@ -11928,7 +11196,6 @@
               </w:rPr>
               <w:t>패킷테스트</w:t>
             </w:r>
-            <w:proofErr w:type="spellEnd"/>
           </w:p>
           <w:p>
             <w:pPr>
@@ -16022,7 +15289,7 @@
     <w:unhideWhenUsed/>
     <w:rsid w:val="002815C6"/>
     <w:rPr>
-      <w:rFonts w:ascii="GulimChe" w:eastAsia="GulimChe" w:hAnsi="GulimChe" w:cs="GulimChe"/>
+      <w:rFonts w:ascii="굴림체" w:eastAsia="굴림체" w:hAnsi="굴림체" w:cs="굴림체"/>
       <w:sz w:val="24"/>
       <w:szCs w:val="24"/>
     </w:rPr>

--- a/진척 관리.docx
+++ b/진척 관리.docx
@@ -210,6 +210,7 @@
                 <w:szCs w:val="20"/>
               </w:rPr>
             </w:pPr>
+            <w:proofErr w:type="spellStart"/>
             <w:r>
               <w:rPr>
                 <w:b/>
@@ -227,7 +228,18 @@
                 <w:sz w:val="20"/>
                 <w:szCs w:val="20"/>
               </w:rPr>
-              <w:t>rotocol.h 파일 생성</w:t>
+              <w:t>rotocol.h</w:t>
+            </w:r>
+            <w:proofErr w:type="spellEnd"/>
+            <w:r>
+              <w:rPr>
+                <w:rFonts w:hint="eastAsia"/>
+                <w:b/>
+                <w:bCs/>
+                <w:sz w:val="20"/>
+                <w:szCs w:val="20"/>
+              </w:rPr>
+              <w:t xml:space="preserve"> 파일 생성</w:t>
             </w:r>
           </w:p>
         </w:tc>
@@ -402,7 +414,25 @@
                 <w:sz w:val="20"/>
                 <w:szCs w:val="20"/>
               </w:rPr>
-              <w:t>메인 함수 및 메인쓰레드 생성</w:t>
+              <w:t xml:space="preserve">메인 함수 및 </w:t>
+            </w:r>
+            <w:proofErr w:type="spellStart"/>
+            <w:r>
+              <w:rPr>
+                <w:rFonts w:hint="eastAsia"/>
+                <w:sz w:val="20"/>
+                <w:szCs w:val="20"/>
+              </w:rPr>
+              <w:t>메인쓰레드</w:t>
+            </w:r>
+            <w:proofErr w:type="spellEnd"/>
+            <w:r>
+              <w:rPr>
+                <w:rFonts w:hint="eastAsia"/>
+                <w:sz w:val="20"/>
+                <w:szCs w:val="20"/>
+              </w:rPr>
+              <w:t xml:space="preserve"> 생성</w:t>
             </w:r>
           </w:p>
         </w:tc>
@@ -423,6 +453,7 @@
                 <w:szCs w:val="20"/>
               </w:rPr>
             </w:pPr>
+            <w:proofErr w:type="spellStart"/>
             <w:r>
               <w:rPr>
                 <w:rFonts w:hint="eastAsia"/>
@@ -433,6 +464,7 @@
               </w:rPr>
               <w:t>ServerMain</w:t>
             </w:r>
+            <w:proofErr w:type="spellEnd"/>
           </w:p>
         </w:tc>
         <w:tc>
@@ -517,7 +549,6 @@
                 <w:szCs w:val="20"/>
               </w:rPr>
             </w:pPr>
-            <w:proofErr w:type="gramStart"/>
             <w:r>
               <w:rPr>
                 <w:rFonts w:hint="eastAsia"/>
@@ -526,13 +557,21 @@
               </w:rPr>
               <w:t>Player::</w:t>
             </w:r>
-            <w:proofErr w:type="gramEnd"/>
-            <w:r>
-              <w:rPr>
-                <w:sz w:val="20"/>
-                <w:szCs w:val="20"/>
-              </w:rPr>
-              <w:t>recv_packet();</w:t>
+            <w:proofErr w:type="spellStart"/>
+            <w:r>
+              <w:rPr>
+                <w:sz w:val="20"/>
+                <w:szCs w:val="20"/>
+              </w:rPr>
+              <w:t>recv_packet</w:t>
+            </w:r>
+            <w:proofErr w:type="spellEnd"/>
+            <w:r>
+              <w:rPr>
+                <w:sz w:val="20"/>
+                <w:szCs w:val="20"/>
+              </w:rPr>
+              <w:t>();</w:t>
             </w:r>
           </w:p>
         </w:tc>
@@ -618,7 +657,6 @@
                 <w:szCs w:val="20"/>
               </w:rPr>
             </w:pPr>
-            <w:proofErr w:type="gramStart"/>
             <w:r>
               <w:rPr>
                 <w:rFonts w:hint="eastAsia"/>
@@ -627,7 +665,7 @@
               </w:rPr>
               <w:t>Player::</w:t>
             </w:r>
-            <w:proofErr w:type="gramEnd"/>
+            <w:proofErr w:type="spellStart"/>
             <w:r>
               <w:rPr>
                 <w:rFonts w:hint="eastAsia"/>
@@ -641,7 +679,15 @@
                 <w:sz w:val="20"/>
                 <w:szCs w:val="20"/>
               </w:rPr>
-              <w:t>_packet();</w:t>
+              <w:t>_packet</w:t>
+            </w:r>
+            <w:proofErr w:type="spellEnd"/>
+            <w:r>
+              <w:rPr>
+                <w:sz w:val="20"/>
+                <w:szCs w:val="20"/>
+              </w:rPr>
+              <w:t>();</w:t>
             </w:r>
           </w:p>
         </w:tc>
@@ -737,25 +783,25 @@
                 <w:sz w:val="20"/>
                 <w:szCs w:val="20"/>
               </w:rPr>
-              <w:t>void send_playerInfo_</w:t>
-            </w:r>
-            <w:proofErr w:type="gramStart"/>
+              <w:t xml:space="preserve">void </w:t>
+            </w:r>
+            <w:proofErr w:type="spellStart"/>
             <w:r>
               <w:rPr>
                 <w:rFonts w:eastAsiaTheme="minorHAnsi"/>
                 <w:sz w:val="20"/>
                 <w:szCs w:val="20"/>
               </w:rPr>
-              <w:t>packet(</w:t>
-            </w:r>
-            <w:proofErr w:type="gramEnd"/>
+              <w:t>send_playerInfo_packet</w:t>
+            </w:r>
+            <w:proofErr w:type="spellEnd"/>
             <w:r>
               <w:rPr>
                 <w:rFonts w:eastAsiaTheme="minorHAnsi"/>
                 <w:sz w:val="20"/>
                 <w:szCs w:val="20"/>
               </w:rPr>
-              <w:t>);</w:t>
+              <w:t>();</w:t>
             </w:r>
           </w:p>
           <w:p>
@@ -776,25 +822,25 @@
                 <w:sz w:val="20"/>
                 <w:szCs w:val="20"/>
               </w:rPr>
-              <w:t>void send_login_fail_</w:t>
-            </w:r>
-            <w:proofErr w:type="gramStart"/>
+              <w:t xml:space="preserve">void </w:t>
+            </w:r>
+            <w:proofErr w:type="spellStart"/>
             <w:r>
               <w:rPr>
                 <w:rFonts w:eastAsiaTheme="minorHAnsi"/>
                 <w:sz w:val="20"/>
                 <w:szCs w:val="20"/>
               </w:rPr>
-              <w:t>packet(</w:t>
-            </w:r>
-            <w:proofErr w:type="gramEnd"/>
+              <w:t>send_login_fail_packet</w:t>
+            </w:r>
+            <w:proofErr w:type="spellEnd"/>
             <w:r>
               <w:rPr>
                 <w:rFonts w:eastAsiaTheme="minorHAnsi"/>
                 <w:sz w:val="20"/>
                 <w:szCs w:val="20"/>
               </w:rPr>
-              <w:t>);</w:t>
+              <w:t>();</w:t>
             </w:r>
           </w:p>
         </w:tc>
@@ -890,46 +936,100 @@
                 <w:sz w:val="20"/>
                 <w:szCs w:val="20"/>
               </w:rPr>
-              <w:t>void send_enter_room_</w:t>
-            </w:r>
-            <w:proofErr w:type="gramStart"/>
+              <w:t xml:space="preserve">void </w:t>
+            </w:r>
+            <w:proofErr w:type="spellStart"/>
             <w:r>
               <w:rPr>
                 <w:rFonts w:eastAsiaTheme="minorHAnsi"/>
                 <w:sz w:val="20"/>
                 <w:szCs w:val="20"/>
               </w:rPr>
-              <w:t>packet(</w:t>
-            </w:r>
-            <w:proofErr w:type="gramEnd"/>
+              <w:t>send_enter_room_packet</w:t>
+            </w:r>
+            <w:proofErr w:type="spellEnd"/>
             <w:r>
               <w:rPr>
                 <w:rFonts w:eastAsiaTheme="minorHAnsi"/>
                 <w:sz w:val="20"/>
                 <w:szCs w:val="20"/>
               </w:rPr>
-              <w:t>int target_id);</w:t>
-            </w:r>
-          </w:p>
-          <w:p>
-            <w:pPr>
-              <w:widowControl/>
-              <w:wordWrap/>
-              <w:autoSpaceDE/>
-              <w:autoSpaceDN/>
+              <w:t xml:space="preserve">(int </w:t>
+            </w:r>
+            <w:proofErr w:type="spellStart"/>
+            <w:r>
               <w:rPr>
                 <w:rFonts w:eastAsiaTheme="minorHAnsi"/>
                 <w:sz w:val="20"/>
                 <w:szCs w:val="20"/>
               </w:rPr>
-            </w:pPr>
+              <w:t>target_id</w:t>
+            </w:r>
+            <w:proofErr w:type="spellEnd"/>
             <w:r>
               <w:rPr>
                 <w:rFonts w:eastAsiaTheme="minorHAnsi"/>
                 <w:sz w:val="20"/>
                 <w:szCs w:val="20"/>
               </w:rPr>
-              <w:t>void send_ready_packet(target_id);</w:t>
+              <w:t>);</w:t>
+            </w:r>
+          </w:p>
+          <w:p>
+            <w:pPr>
+              <w:widowControl/>
+              <w:wordWrap/>
+              <w:autoSpaceDE/>
+              <w:autoSpaceDN/>
+              <w:rPr>
+                <w:rFonts w:eastAsiaTheme="minorHAnsi"/>
+                <w:sz w:val="20"/>
+                <w:szCs w:val="20"/>
+              </w:rPr>
+            </w:pPr>
+            <w:r>
+              <w:rPr>
+                <w:rFonts w:eastAsiaTheme="minorHAnsi"/>
+                <w:sz w:val="20"/>
+                <w:szCs w:val="20"/>
+              </w:rPr>
+              <w:t xml:space="preserve">void </w:t>
+            </w:r>
+            <w:proofErr w:type="spellStart"/>
+            <w:r>
+              <w:rPr>
+                <w:rFonts w:eastAsiaTheme="minorHAnsi"/>
+                <w:sz w:val="20"/>
+                <w:szCs w:val="20"/>
+              </w:rPr>
+              <w:t>send_ready_packet</w:t>
+            </w:r>
+            <w:proofErr w:type="spellEnd"/>
+            <w:r>
+              <w:rPr>
+                <w:rFonts w:eastAsiaTheme="minorHAnsi"/>
+                <w:sz w:val="20"/>
+                <w:szCs w:val="20"/>
+              </w:rPr>
+              <w:t>(</w:t>
+            </w:r>
+            <w:proofErr w:type="spellStart"/>
+            <w:r>
+              <w:rPr>
+                <w:rFonts w:eastAsiaTheme="minorHAnsi"/>
+                <w:sz w:val="20"/>
+                <w:szCs w:val="20"/>
+              </w:rPr>
+              <w:t>target_id</w:t>
+            </w:r>
+            <w:proofErr w:type="spellEnd"/>
+            <w:r>
+              <w:rPr>
+                <w:rFonts w:eastAsiaTheme="minorHAnsi"/>
+                <w:sz w:val="20"/>
+                <w:szCs w:val="20"/>
+              </w:rPr>
+              <w:t>);</w:t>
             </w:r>
           </w:p>
         </w:tc>
@@ -1022,7 +1122,43 @@
                 <w:sz w:val="20"/>
                 <w:szCs w:val="20"/>
               </w:rPr>
-              <w:t>void send_booster_packet(target_id);</w:t>
+              <w:t xml:space="preserve">void </w:t>
+            </w:r>
+            <w:proofErr w:type="spellStart"/>
+            <w:r>
+              <w:rPr>
+                <w:rFonts w:eastAsiaTheme="minorHAnsi"/>
+                <w:sz w:val="20"/>
+                <w:szCs w:val="20"/>
+              </w:rPr>
+              <w:t>send_booster_packet</w:t>
+            </w:r>
+            <w:proofErr w:type="spellEnd"/>
+            <w:r>
+              <w:rPr>
+                <w:rFonts w:eastAsiaTheme="minorHAnsi"/>
+                <w:sz w:val="20"/>
+                <w:szCs w:val="20"/>
+              </w:rPr>
+              <w:t>(</w:t>
+            </w:r>
+            <w:proofErr w:type="spellStart"/>
+            <w:r>
+              <w:rPr>
+                <w:rFonts w:eastAsiaTheme="minorHAnsi"/>
+                <w:sz w:val="20"/>
+                <w:szCs w:val="20"/>
+              </w:rPr>
+              <w:t>target_id</w:t>
+            </w:r>
+            <w:proofErr w:type="spellEnd"/>
+            <w:r>
+              <w:rPr>
+                <w:rFonts w:eastAsiaTheme="minorHAnsi"/>
+                <w:sz w:val="20"/>
+                <w:szCs w:val="20"/>
+              </w:rPr>
+              <w:t>);</w:t>
             </w:r>
           </w:p>
         </w:tc>
@@ -1114,25 +1250,43 @@
                 <w:sz w:val="20"/>
                 <w:szCs w:val="20"/>
               </w:rPr>
-              <w:t>void send_rank_</w:t>
-            </w:r>
-            <w:proofErr w:type="gramStart"/>
+              <w:t xml:space="preserve">void </w:t>
+            </w:r>
+            <w:proofErr w:type="spellStart"/>
             <w:r>
               <w:rPr>
                 <w:rFonts w:eastAsiaTheme="minorHAnsi"/>
                 <w:sz w:val="20"/>
                 <w:szCs w:val="20"/>
               </w:rPr>
-              <w:t>packet(</w:t>
-            </w:r>
-            <w:proofErr w:type="gramEnd"/>
+              <w:t>send_rank_packet</w:t>
+            </w:r>
+            <w:proofErr w:type="spellEnd"/>
             <w:r>
               <w:rPr>
                 <w:rFonts w:eastAsiaTheme="minorHAnsi"/>
                 <w:sz w:val="20"/>
                 <w:szCs w:val="20"/>
               </w:rPr>
-              <w:t>int target_id);</w:t>
+              <w:t xml:space="preserve">(int </w:t>
+            </w:r>
+            <w:proofErr w:type="spellStart"/>
+            <w:r>
+              <w:rPr>
+                <w:rFonts w:eastAsiaTheme="minorHAnsi"/>
+                <w:sz w:val="20"/>
+                <w:szCs w:val="20"/>
+              </w:rPr>
+              <w:t>target_id</w:t>
+            </w:r>
+            <w:proofErr w:type="spellEnd"/>
+            <w:r>
+              <w:rPr>
+                <w:rFonts w:eastAsiaTheme="minorHAnsi"/>
+                <w:sz w:val="20"/>
+                <w:szCs w:val="20"/>
+              </w:rPr>
+              <w:t>);</w:t>
             </w:r>
           </w:p>
         </w:tc>
@@ -1199,25 +1353,7 @@
                 <w:sz w:val="20"/>
                 <w:szCs w:val="20"/>
               </w:rPr>
-              <w:t xml:space="preserve">게임 </w:t>
-            </w:r>
-            <w:proofErr w:type="gramStart"/>
-            <w:r>
-              <w:rPr>
-                <w:rFonts w:hint="eastAsia"/>
-                <w:sz w:val="20"/>
-                <w:szCs w:val="20"/>
-              </w:rPr>
-              <w:t>시작.게임</w:t>
-            </w:r>
-            <w:proofErr w:type="gramEnd"/>
-            <w:r>
-              <w:rPr>
-                <w:rFonts w:hint="eastAsia"/>
-                <w:sz w:val="20"/>
-                <w:szCs w:val="20"/>
-              </w:rPr>
-              <w:t xml:space="preserve"> 종료</w:t>
+              <w:t>게임 시작.게임 종료</w:t>
             </w:r>
           </w:p>
         </w:tc>
@@ -1251,25 +1387,43 @@
                 <w:sz w:val="20"/>
                 <w:szCs w:val="20"/>
               </w:rPr>
-              <w:t>oid send_Game_Start_</w:t>
-            </w:r>
-            <w:proofErr w:type="gramStart"/>
+              <w:t xml:space="preserve">oid </w:t>
+            </w:r>
+            <w:proofErr w:type="spellStart"/>
             <w:r>
               <w:rPr>
                 <w:rFonts w:eastAsiaTheme="minorHAnsi" w:hint="eastAsia"/>
                 <w:sz w:val="20"/>
                 <w:szCs w:val="20"/>
               </w:rPr>
-              <w:t>Packet(</w:t>
-            </w:r>
-            <w:proofErr w:type="gramEnd"/>
+              <w:t>send_Game_Start_Packet</w:t>
+            </w:r>
+            <w:proofErr w:type="spellEnd"/>
             <w:r>
               <w:rPr>
                 <w:rFonts w:eastAsiaTheme="minorHAnsi" w:hint="eastAsia"/>
                 <w:sz w:val="20"/>
                 <w:szCs w:val="20"/>
               </w:rPr>
-              <w:t>int target_id)</w:t>
+              <w:t xml:space="preserve">(int </w:t>
+            </w:r>
+            <w:proofErr w:type="spellStart"/>
+            <w:r>
+              <w:rPr>
+                <w:rFonts w:eastAsiaTheme="minorHAnsi" w:hint="eastAsia"/>
+                <w:sz w:val="20"/>
+                <w:szCs w:val="20"/>
+              </w:rPr>
+              <w:t>target_id</w:t>
+            </w:r>
+            <w:proofErr w:type="spellEnd"/>
+            <w:r>
+              <w:rPr>
+                <w:rFonts w:eastAsiaTheme="minorHAnsi" w:hint="eastAsia"/>
+                <w:sz w:val="20"/>
+                <w:szCs w:val="20"/>
+              </w:rPr>
+              <w:t>)</w:t>
             </w:r>
           </w:p>
           <w:p>
@@ -1289,7 +1443,16 @@
                 <w:sz w:val="20"/>
                 <w:szCs w:val="20"/>
               </w:rPr>
-              <w:t>void send_</w:t>
+              <w:t xml:space="preserve">void </w:t>
+            </w:r>
+            <w:proofErr w:type="spellStart"/>
+            <w:r>
+              <w:rPr>
+                <w:rFonts w:eastAsiaTheme="minorHAnsi"/>
+                <w:sz w:val="20"/>
+                <w:szCs w:val="20"/>
+              </w:rPr>
+              <w:t>send_</w:t>
             </w:r>
             <w:r>
               <w:rPr>
@@ -1305,25 +1468,34 @@
                 <w:sz w:val="20"/>
                 <w:szCs w:val="20"/>
               </w:rPr>
-              <w:t>_</w:t>
-            </w:r>
-            <w:proofErr w:type="gramStart"/>
+              <w:t>_packet</w:t>
+            </w:r>
+            <w:proofErr w:type="spellEnd"/>
             <w:r>
               <w:rPr>
                 <w:rFonts w:eastAsiaTheme="minorHAnsi"/>
                 <w:sz w:val="20"/>
                 <w:szCs w:val="20"/>
               </w:rPr>
-              <w:t>packet(</w:t>
-            </w:r>
-            <w:proofErr w:type="gramEnd"/>
+              <w:t xml:space="preserve">(int </w:t>
+            </w:r>
+            <w:proofErr w:type="spellStart"/>
             <w:r>
               <w:rPr>
                 <w:rFonts w:eastAsiaTheme="minorHAnsi"/>
                 <w:sz w:val="20"/>
                 <w:szCs w:val="20"/>
               </w:rPr>
-              <w:t>int target_id);</w:t>
+              <w:t>target_id</w:t>
+            </w:r>
+            <w:proofErr w:type="spellEnd"/>
+            <w:r>
+              <w:rPr>
+                <w:rFonts w:eastAsiaTheme="minorHAnsi"/>
+                <w:sz w:val="20"/>
+                <w:szCs w:val="20"/>
+              </w:rPr>
+              <w:t>);</w:t>
             </w:r>
           </w:p>
         </w:tc>
@@ -1410,13 +1582,23 @@
                 <w:szCs w:val="20"/>
               </w:rPr>
             </w:pPr>
-            <w:r>
-              <w:rPr>
-                <w:rFonts w:hint="eastAsia"/>
-                <w:sz w:val="20"/>
-                <w:szCs w:val="20"/>
-              </w:rPr>
-              <w:t>UpdatePosition Thread</w:t>
+            <w:proofErr w:type="spellStart"/>
+            <w:r>
+              <w:rPr>
+                <w:rFonts w:hint="eastAsia"/>
+                <w:sz w:val="20"/>
+                <w:szCs w:val="20"/>
+              </w:rPr>
+              <w:t>UpdatePosition</w:t>
+            </w:r>
+            <w:proofErr w:type="spellEnd"/>
+            <w:r>
+              <w:rPr>
+                <w:rFonts w:hint="eastAsia"/>
+                <w:sz w:val="20"/>
+                <w:szCs w:val="20"/>
+              </w:rPr>
+              <w:t xml:space="preserve"> Thread</w:t>
             </w:r>
             <w:r>
               <w:rPr>
@@ -1445,7 +1627,43 @@
                 <w:sz w:val="20"/>
                 <w:szCs w:val="20"/>
               </w:rPr>
-              <w:t>void send_move_packet(target_id);</w:t>
+              <w:t xml:space="preserve">void </w:t>
+            </w:r>
+            <w:proofErr w:type="spellStart"/>
+            <w:r>
+              <w:rPr>
+                <w:rFonts w:eastAsiaTheme="minorHAnsi"/>
+                <w:sz w:val="20"/>
+                <w:szCs w:val="20"/>
+              </w:rPr>
+              <w:t>send_move_packet</w:t>
+            </w:r>
+            <w:proofErr w:type="spellEnd"/>
+            <w:r>
+              <w:rPr>
+                <w:rFonts w:eastAsiaTheme="minorHAnsi"/>
+                <w:sz w:val="20"/>
+                <w:szCs w:val="20"/>
+              </w:rPr>
+              <w:t>(</w:t>
+            </w:r>
+            <w:proofErr w:type="spellStart"/>
+            <w:r>
+              <w:rPr>
+                <w:rFonts w:eastAsiaTheme="minorHAnsi"/>
+                <w:sz w:val="20"/>
+                <w:szCs w:val="20"/>
+              </w:rPr>
+              <w:t>target_id</w:t>
+            </w:r>
+            <w:proofErr w:type="spellEnd"/>
+            <w:r>
+              <w:rPr>
+                <w:rFonts w:eastAsiaTheme="minorHAnsi"/>
+                <w:sz w:val="20"/>
+                <w:szCs w:val="20"/>
+              </w:rPr>
+              <w:t>);</w:t>
             </w:r>
           </w:p>
         </w:tc>
@@ -1548,23 +1766,23 @@
               </w:rPr>
               <w:t xml:space="preserve">bool </w:t>
             </w:r>
-            <w:proofErr w:type="gramStart"/>
+            <w:proofErr w:type="spellStart"/>
             <w:r>
               <w:rPr>
                 <w:rFonts w:eastAsiaTheme="minorHAnsi"/>
                 <w:sz w:val="20"/>
                 <w:szCs w:val="20"/>
               </w:rPr>
-              <w:t>CollisionCheck(</w:t>
-            </w:r>
-            <w:proofErr w:type="gramEnd"/>
+              <w:t>CollisionCheck</w:t>
+            </w:r>
+            <w:proofErr w:type="spellEnd"/>
             <w:r>
               <w:rPr>
                 <w:rFonts w:eastAsiaTheme="minorHAnsi"/>
                 <w:sz w:val="20"/>
                 <w:szCs w:val="20"/>
               </w:rPr>
-              <w:t>)</w:t>
+              <w:t>()</w:t>
             </w:r>
           </w:p>
           <w:p>
@@ -1587,23 +1805,23 @@
               </w:rPr>
               <w:t xml:space="preserve">void </w:t>
             </w:r>
-            <w:proofErr w:type="gramStart"/>
+            <w:proofErr w:type="spellStart"/>
             <w:r>
               <w:rPr>
                 <w:rFonts w:eastAsiaTheme="minorHAnsi"/>
                 <w:sz w:val="20"/>
                 <w:szCs w:val="20"/>
               </w:rPr>
-              <w:t>PlayerCollisionCheck(</w:t>
-            </w:r>
-            <w:proofErr w:type="gramEnd"/>
+              <w:t>PlayerCollisionCheck</w:t>
+            </w:r>
+            <w:proofErr w:type="spellEnd"/>
             <w:r>
               <w:rPr>
                 <w:rFonts w:eastAsiaTheme="minorHAnsi"/>
                 <w:sz w:val="20"/>
                 <w:szCs w:val="20"/>
               </w:rPr>
-              <w:t>)</w:t>
+              <w:t>()</w:t>
             </w:r>
           </w:p>
         </w:tc>
@@ -1622,6 +1840,7 @@
                 <w:szCs w:val="20"/>
               </w:rPr>
             </w:pPr>
+            <w:proofErr w:type="spellStart"/>
             <w:r>
               <w:rPr>
                 <w:rFonts w:hint="eastAsia"/>
@@ -1630,6 +1849,7 @@
               </w:rPr>
               <w:t>유영빈</w:t>
             </w:r>
+            <w:proofErr w:type="spellEnd"/>
           </w:p>
         </w:tc>
       </w:tr>
@@ -1698,23 +1918,23 @@
               </w:rPr>
               <w:t xml:space="preserve">void </w:t>
             </w:r>
-            <w:proofErr w:type="gramStart"/>
+            <w:proofErr w:type="spellStart"/>
             <w:r>
               <w:rPr>
                 <w:rFonts w:eastAsiaTheme="minorHAnsi"/>
                 <w:sz w:val="20"/>
                 <w:szCs w:val="20"/>
               </w:rPr>
-              <w:t>WallCollisionCheck(</w:t>
-            </w:r>
-            <w:proofErr w:type="gramEnd"/>
+              <w:t>WallCollisionCheck</w:t>
+            </w:r>
+            <w:proofErr w:type="spellEnd"/>
             <w:r>
               <w:rPr>
                 <w:rFonts w:eastAsiaTheme="minorHAnsi"/>
                 <w:sz w:val="20"/>
                 <w:szCs w:val="20"/>
               </w:rPr>
-              <w:t>)</w:t>
+              <w:t>()</w:t>
             </w:r>
             <w:r>
               <w:rPr>
@@ -1740,6 +1960,7 @@
                 <w:szCs w:val="20"/>
               </w:rPr>
             </w:pPr>
+            <w:proofErr w:type="spellStart"/>
             <w:r>
               <w:rPr>
                 <w:rFonts w:hint="eastAsia"/>
@@ -1748,6 +1969,7 @@
               </w:rPr>
               <w:t>유영빈</w:t>
             </w:r>
+            <w:proofErr w:type="spellEnd"/>
           </w:p>
         </w:tc>
       </w:tr>
@@ -1782,13 +2004,23 @@
                 <w:szCs w:val="20"/>
               </w:rPr>
             </w:pPr>
-            <w:r>
-              <w:rPr>
-                <w:rFonts w:hint="eastAsia"/>
-                <w:sz w:val="20"/>
-                <w:szCs w:val="20"/>
-              </w:rPr>
-              <w:t>클라에서 받은</w:t>
+            <w:proofErr w:type="spellStart"/>
+            <w:r>
+              <w:rPr>
+                <w:rFonts w:hint="eastAsia"/>
+                <w:sz w:val="20"/>
+                <w:szCs w:val="20"/>
+              </w:rPr>
+              <w:t>클라에서</w:t>
+            </w:r>
+            <w:proofErr w:type="spellEnd"/>
+            <w:r>
+              <w:rPr>
+                <w:rFonts w:hint="eastAsia"/>
+                <w:sz w:val="20"/>
+                <w:szCs w:val="20"/>
+              </w:rPr>
+              <w:t xml:space="preserve"> 받은</w:t>
             </w:r>
             <w:r>
               <w:rPr>
@@ -1816,6 +2048,7 @@
                 <w:szCs w:val="20"/>
               </w:rPr>
             </w:pPr>
+            <w:proofErr w:type="spellStart"/>
             <w:r>
               <w:rPr>
                 <w:rFonts w:hint="eastAsia"/>
@@ -1824,6 +2057,7 @@
               </w:rPr>
               <w:t>ClientThread</w:t>
             </w:r>
+            <w:proofErr w:type="spellEnd"/>
           </w:p>
         </w:tc>
         <w:tc>
@@ -1909,6 +2143,7 @@
                 <w:szCs w:val="20"/>
               </w:rPr>
             </w:pPr>
+            <w:proofErr w:type="spellStart"/>
             <w:r>
               <w:rPr>
                 <w:rFonts w:eastAsiaTheme="minorHAnsi"/>
@@ -1925,6 +2160,7 @@
               </w:rPr>
               <w:t>rocess_packet</w:t>
             </w:r>
+            <w:proofErr w:type="spellEnd"/>
           </w:p>
         </w:tc>
         <w:tc>
@@ -2065,13 +2301,23 @@
                 <w:szCs w:val="20"/>
               </w:rPr>
             </w:pPr>
-            <w:r>
-              <w:rPr>
-                <w:rFonts w:hint="eastAsia"/>
-                <w:sz w:val="20"/>
-                <w:szCs w:val="20"/>
-              </w:rPr>
-              <w:t>유영빈, 양현서</w:t>
+            <w:proofErr w:type="spellStart"/>
+            <w:r>
+              <w:rPr>
+                <w:rFonts w:hint="eastAsia"/>
+                <w:sz w:val="20"/>
+                <w:szCs w:val="20"/>
+              </w:rPr>
+              <w:t>유영빈</w:t>
+            </w:r>
+            <w:proofErr w:type="spellEnd"/>
+            <w:r>
+              <w:rPr>
+                <w:rFonts w:hint="eastAsia"/>
+                <w:sz w:val="20"/>
+                <w:szCs w:val="20"/>
+              </w:rPr>
+              <w:t>, 양현서</w:t>
             </w:r>
           </w:p>
         </w:tc>
@@ -2148,6 +2394,7 @@
               </w:rPr>
               <w:t xml:space="preserve">lass </w:t>
             </w:r>
+            <w:proofErr w:type="spellStart"/>
             <w:r>
               <w:rPr>
                 <w:rFonts w:asciiTheme="majorEastAsia" w:eastAsiaTheme="majorEastAsia" w:hAnsiTheme="majorEastAsia" w:hint="eastAsia"/>
@@ -2156,6 +2403,7 @@
               </w:rPr>
               <w:t>NetworkMgr</w:t>
             </w:r>
+            <w:proofErr w:type="spellEnd"/>
             <w:r>
               <w:rPr>
                 <w:rFonts w:asciiTheme="majorEastAsia" w:eastAsiaTheme="majorEastAsia" w:hAnsiTheme="majorEastAsia" w:hint="eastAsia"/>
@@ -2183,49 +2431,65 @@
               </w:rPr>
               <w:t xml:space="preserve">bool </w:t>
             </w:r>
-            <w:proofErr w:type="gramStart"/>
-            <w:r>
-              <w:rPr>
-                <w:sz w:val="20"/>
-                <w:szCs w:val="20"/>
-              </w:rPr>
-              <w:t>NetworkMgr::</w:t>
-            </w:r>
-            <w:proofErr w:type="gramEnd"/>
-            <w:r>
-              <w:rPr>
-                <w:sz w:val="20"/>
-                <w:szCs w:val="20"/>
-              </w:rPr>
-              <w:t>Init()</w:t>
-            </w:r>
-          </w:p>
-          <w:p>
-            <w:pPr>
-              <w:widowControl/>
-              <w:wordWrap/>
-              <w:autoSpaceDE/>
-              <w:autoSpaceDN/>
-              <w:rPr>
-                <w:sz w:val="20"/>
-                <w:szCs w:val="20"/>
-              </w:rPr>
-            </w:pPr>
-            <w:proofErr w:type="gramStart"/>
-            <w:r>
-              <w:rPr>
-                <w:sz w:val="20"/>
-                <w:szCs w:val="20"/>
-              </w:rPr>
-              <w:t>NetworkMgr::</w:t>
-            </w:r>
-            <w:proofErr w:type="gramEnd"/>
-            <w:r>
-              <w:rPr>
-                <w:sz w:val="20"/>
-                <w:szCs w:val="20"/>
-              </w:rPr>
-              <w:t>SendPacket()</w:t>
+            <w:proofErr w:type="spellStart"/>
+            <w:r>
+              <w:rPr>
+                <w:sz w:val="20"/>
+                <w:szCs w:val="20"/>
+              </w:rPr>
+              <w:t>NetworkMgr</w:t>
+            </w:r>
+            <w:proofErr w:type="spellEnd"/>
+            <w:r>
+              <w:rPr>
+                <w:sz w:val="20"/>
+                <w:szCs w:val="20"/>
+              </w:rPr>
+              <w:t>::Init()</w:t>
+            </w:r>
+          </w:p>
+          <w:p>
+            <w:pPr>
+              <w:widowControl/>
+              <w:wordWrap/>
+              <w:autoSpaceDE/>
+              <w:autoSpaceDN/>
+              <w:rPr>
+                <w:sz w:val="20"/>
+                <w:szCs w:val="20"/>
+              </w:rPr>
+            </w:pPr>
+            <w:proofErr w:type="spellStart"/>
+            <w:r>
+              <w:rPr>
+                <w:sz w:val="20"/>
+                <w:szCs w:val="20"/>
+              </w:rPr>
+              <w:t>NetworkMgr</w:t>
+            </w:r>
+            <w:proofErr w:type="spellEnd"/>
+            <w:r>
+              <w:rPr>
+                <w:sz w:val="20"/>
+                <w:szCs w:val="20"/>
+              </w:rPr>
+              <w:t>::</w:t>
+            </w:r>
+            <w:proofErr w:type="spellStart"/>
+            <w:r>
+              <w:rPr>
+                <w:sz w:val="20"/>
+                <w:szCs w:val="20"/>
+              </w:rPr>
+              <w:t>SendPacket</w:t>
+            </w:r>
+            <w:proofErr w:type="spellEnd"/>
+            <w:r>
+              <w:rPr>
+                <w:sz w:val="20"/>
+                <w:szCs w:val="20"/>
+              </w:rPr>
+              <w:t>()</w:t>
             </w:r>
           </w:p>
         </w:tc>
@@ -2356,6 +2620,7 @@
                 <w:szCs w:val="20"/>
               </w:rPr>
             </w:pPr>
+            <w:proofErr w:type="spellStart"/>
             <w:r>
               <w:rPr>
                 <w:rFonts w:hint="eastAsia"/>
@@ -2364,6 +2629,7 @@
               </w:rPr>
               <w:t>유영빈</w:t>
             </w:r>
+            <w:proofErr w:type="spellEnd"/>
           </w:p>
         </w:tc>
       </w:tr>
@@ -2448,6 +2714,7 @@
                 <w:szCs w:val="20"/>
               </w:rPr>
             </w:pPr>
+            <w:proofErr w:type="spellStart"/>
             <w:r>
               <w:rPr>
                 <w:rFonts w:hint="eastAsia"/>
@@ -2456,6 +2723,7 @@
               </w:rPr>
               <w:t>유영빈</w:t>
             </w:r>
+            <w:proofErr w:type="spellEnd"/>
           </w:p>
         </w:tc>
       </w:tr>
@@ -2524,6 +2792,7 @@
                 <w:szCs w:val="20"/>
               </w:rPr>
             </w:pPr>
+            <w:proofErr w:type="spellStart"/>
             <w:r>
               <w:rPr>
                 <w:rFonts w:asciiTheme="majorEastAsia" w:eastAsiaTheme="majorEastAsia" w:hAnsiTheme="majorEastAsia"/>
@@ -2532,6 +2801,7 @@
               </w:rPr>
               <w:t>RecvThread</w:t>
             </w:r>
+            <w:proofErr w:type="spellEnd"/>
           </w:p>
           <w:p>
             <w:pPr>
@@ -2545,6 +2815,7 @@
                 <w:szCs w:val="20"/>
               </w:rPr>
             </w:pPr>
+            <w:proofErr w:type="spellStart"/>
             <w:r>
               <w:rPr>
                 <w:rFonts w:asciiTheme="majorEastAsia" w:eastAsiaTheme="majorEastAsia" w:hAnsiTheme="majorEastAsia" w:hint="eastAsia"/>
@@ -2553,6 +2824,7 @@
               </w:rPr>
               <w:t>ProcessPacket</w:t>
             </w:r>
+            <w:proofErr w:type="spellEnd"/>
           </w:p>
         </w:tc>
         <w:tc>
@@ -2576,8 +2848,18 @@
                 <w:sz w:val="20"/>
                 <w:szCs w:val="20"/>
               </w:rPr>
-              <w:t>양현서, 유영빈</w:t>
-            </w:r>
+              <w:t xml:space="preserve">양현서, </w:t>
+            </w:r>
+            <w:proofErr w:type="spellStart"/>
+            <w:r>
+              <w:rPr>
+                <w:rFonts w:hint="eastAsia"/>
+                <w:sz w:val="20"/>
+                <w:szCs w:val="20"/>
+              </w:rPr>
+              <w:t>유영빈</w:t>
+            </w:r>
+            <w:proofErr w:type="spellEnd"/>
           </w:p>
         </w:tc>
       </w:tr>
@@ -3167,6 +3449,7 @@
                 <w:szCs w:val="16"/>
               </w:rPr>
             </w:pPr>
+            <w:proofErr w:type="spellStart"/>
             <w:r>
               <w:rPr>
                 <w:b/>
@@ -3184,71 +3467,70 @@
                 <w:sz w:val="16"/>
                 <w:szCs w:val="16"/>
               </w:rPr>
-              <w:t>rotocol.h 작성</w:t>
-            </w:r>
-          </w:p>
-          <w:p>
-            <w:pPr>
-              <w:widowControl/>
-              <w:wordWrap/>
-              <w:autoSpaceDE/>
-              <w:autoSpaceDN/>
-              <w:rPr>
-                <w:sz w:val="16"/>
-                <w:szCs w:val="16"/>
-              </w:rPr>
-            </w:pPr>
-          </w:p>
-        </w:tc>
-        <w:tc>
-          <w:tcPr>
-            <w:tcW w:w="1701" w:type="dxa"/>
-          </w:tcPr>
-          <w:p>
-            <w:pPr>
-              <w:widowControl/>
-              <w:wordWrap/>
-              <w:autoSpaceDE/>
-              <w:autoSpaceDN/>
-              <w:rPr>
-                <w:sz w:val="16"/>
-                <w:szCs w:val="16"/>
-              </w:rPr>
-            </w:pPr>
-            <w:r>
-              <w:rPr>
-                <w:rFonts w:hint="eastAsia"/>
-                <w:sz w:val="16"/>
-                <w:szCs w:val="16"/>
-              </w:rPr>
-              <w:t>31</w:t>
-            </w:r>
-          </w:p>
-          <w:p>
-            <w:pPr>
-              <w:widowControl/>
-              <w:wordWrap/>
-              <w:autoSpaceDE/>
-              <w:autoSpaceDN/>
-              <w:rPr>
+              <w:t>rotocol.h</w:t>
+            </w:r>
+            <w:proofErr w:type="spellEnd"/>
+            <w:r>
+              <w:rPr>
+                <w:rFonts w:hint="eastAsia"/>
                 <w:b/>
                 <w:bCs/>
                 <w:sz w:val="16"/>
                 <w:szCs w:val="16"/>
               </w:rPr>
-            </w:pPr>
-            <w:proofErr w:type="gramStart"/>
-            <w:r>
-              <w:rPr>
-                <w:rFonts w:hint="eastAsia"/>
+              <w:t xml:space="preserve"> 작성</w:t>
+            </w:r>
+          </w:p>
+          <w:p>
+            <w:pPr>
+              <w:widowControl/>
+              <w:wordWrap/>
+              <w:autoSpaceDE/>
+              <w:autoSpaceDN/>
+              <w:rPr>
+                <w:sz w:val="16"/>
+                <w:szCs w:val="16"/>
+              </w:rPr>
+            </w:pPr>
+          </w:p>
+        </w:tc>
+        <w:tc>
+          <w:tcPr>
+            <w:tcW w:w="1701" w:type="dxa"/>
+          </w:tcPr>
+          <w:p>
+            <w:pPr>
+              <w:widowControl/>
+              <w:wordWrap/>
+              <w:autoSpaceDE/>
+              <w:autoSpaceDN/>
+              <w:rPr>
+                <w:sz w:val="16"/>
+                <w:szCs w:val="16"/>
+              </w:rPr>
+            </w:pPr>
+            <w:r>
+              <w:rPr>
+                <w:rFonts w:hint="eastAsia"/>
+                <w:sz w:val="16"/>
+                <w:szCs w:val="16"/>
+              </w:rPr>
+              <w:t>31</w:t>
+            </w:r>
+          </w:p>
+          <w:p>
+            <w:pPr>
+              <w:widowControl/>
+              <w:wordWrap/>
+              <w:autoSpaceDE/>
+              <w:autoSpaceDN/>
+              <w:rPr>
                 <w:b/>
                 <w:bCs/>
                 <w:sz w:val="16"/>
                 <w:szCs w:val="16"/>
               </w:rPr>
-              <w:t>Player(</w:t>
-            </w:r>
-            <w:proofErr w:type="gramEnd"/>
+            </w:pPr>
             <w:r>
               <w:rPr>
                 <w:rFonts w:hint="eastAsia"/>
@@ -3257,7 +3539,7 @@
                 <w:sz w:val="16"/>
                 <w:szCs w:val="16"/>
               </w:rPr>
-              <w:t>)</w:t>
+              <w:t>Player()</w:t>
             </w:r>
           </w:p>
           <w:p>
@@ -3281,84 +3563,40 @@
                 <w:sz w:val="16"/>
                 <w:szCs w:val="16"/>
               </w:rPr>
-              <w:t>~</w:t>
-            </w:r>
-            <w:proofErr w:type="gramStart"/>
-            <w:r>
-              <w:rPr>
-                <w:rFonts w:hint="eastAsia"/>
+              <w:t>~Player()</w:t>
+            </w:r>
+          </w:p>
+          <w:p>
+            <w:pPr>
+              <w:widowControl/>
+              <w:wordWrap/>
+              <w:autoSpaceDE/>
+              <w:autoSpaceDN/>
+              <w:rPr>
                 <w:b/>
                 <w:bCs/>
                 <w:sz w:val="16"/>
                 <w:szCs w:val="16"/>
               </w:rPr>
-              <w:t>Player(</w:t>
-            </w:r>
-            <w:proofErr w:type="gramEnd"/>
-            <w:r>
-              <w:rPr>
-                <w:rFonts w:hint="eastAsia"/>
+            </w:pPr>
+            <w:r>
+              <w:rPr>
                 <w:b/>
                 <w:bCs/>
                 <w:sz w:val="16"/>
                 <w:szCs w:val="16"/>
               </w:rPr>
-              <w:t>)</w:t>
-            </w:r>
-          </w:p>
-          <w:p>
-            <w:pPr>
-              <w:widowControl/>
-              <w:wordWrap/>
-              <w:autoSpaceDE/>
-              <w:autoSpaceDN/>
-              <w:rPr>
+              <w:t>S</w:t>
+            </w:r>
+            <w:r>
+              <w:rPr>
+                <w:rFonts w:hint="eastAsia"/>
                 <w:b/>
                 <w:bCs/>
                 <w:sz w:val="16"/>
                 <w:szCs w:val="16"/>
               </w:rPr>
-            </w:pPr>
-            <w:r>
-              <w:rPr>
-                <w:b/>
-                <w:bCs/>
-                <w:sz w:val="16"/>
-                <w:szCs w:val="16"/>
-              </w:rPr>
-              <w:t>S</w:t>
-            </w:r>
-            <w:r>
-              <w:rPr>
-                <w:rFonts w:hint="eastAsia"/>
-                <w:b/>
-                <w:bCs/>
-                <w:sz w:val="16"/>
-                <w:szCs w:val="16"/>
-              </w:rPr>
-              <w:t xml:space="preserve">erver </w:t>
-            </w:r>
-            <w:proofErr w:type="gramStart"/>
-            <w:r>
-              <w:rPr>
-                <w:rFonts w:hint="eastAsia"/>
-                <w:b/>
-                <w:bCs/>
-                <w:sz w:val="16"/>
-                <w:szCs w:val="16"/>
-              </w:rPr>
-              <w:t>main(</w:t>
-            </w:r>
-            <w:proofErr w:type="gramEnd"/>
-            <w:r>
-              <w:rPr>
-                <w:rFonts w:hint="eastAsia"/>
-                <w:b/>
-                <w:bCs/>
-                <w:sz w:val="16"/>
-                <w:szCs w:val="16"/>
-              </w:rPr>
-              <w:t>)</w:t>
+              <w:t>erver main()</w:t>
             </w:r>
           </w:p>
           <w:p>
@@ -3547,7 +3785,6 @@
                 <w:szCs w:val="14"/>
               </w:rPr>
             </w:pPr>
-            <w:proofErr w:type="gramStart"/>
             <w:r>
               <w:rPr>
                 <w:rFonts w:hint="eastAsia"/>
@@ -3558,7 +3795,7 @@
               </w:rPr>
               <w:t>Player::</w:t>
             </w:r>
-            <w:proofErr w:type="gramEnd"/>
+            <w:proofErr w:type="spellStart"/>
             <w:r>
               <w:rPr>
                 <w:b/>
@@ -3566,34 +3803,32 @@
                 <w:sz w:val="14"/>
                 <w:szCs w:val="14"/>
               </w:rPr>
-              <w:t>recv_packet();</w:t>
-            </w:r>
-          </w:p>
-          <w:p>
-            <w:pPr>
-              <w:widowControl/>
-              <w:wordWrap/>
-              <w:autoSpaceDE/>
-              <w:autoSpaceDN/>
+              <w:t>recv_packet</w:t>
+            </w:r>
+            <w:proofErr w:type="spellEnd"/>
+            <w:r>
               <w:rPr>
                 <w:b/>
                 <w:bCs/>
                 <w:sz w:val="14"/>
                 <w:szCs w:val="14"/>
               </w:rPr>
-            </w:pPr>
-            <w:proofErr w:type="gramStart"/>
-            <w:r>
-              <w:rPr>
-                <w:rFonts w:hint="eastAsia"/>
+              <w:t>();</w:t>
+            </w:r>
+          </w:p>
+          <w:p>
+            <w:pPr>
+              <w:widowControl/>
+              <w:wordWrap/>
+              <w:autoSpaceDE/>
+              <w:autoSpaceDN/>
+              <w:rPr>
                 <w:b/>
                 <w:bCs/>
                 <w:sz w:val="14"/>
                 <w:szCs w:val="14"/>
               </w:rPr>
-              <w:t>Player::</w:t>
-            </w:r>
-            <w:proofErr w:type="gramEnd"/>
+            </w:pPr>
             <w:r>
               <w:rPr>
                 <w:rFonts w:hint="eastAsia"/>
@@ -3602,208 +3837,106 @@
                 <w:sz w:val="14"/>
                 <w:szCs w:val="14"/>
               </w:rPr>
-              <w:t>send</w:t>
-            </w:r>
-            <w:r>
-              <w:rPr>
+              <w:t>Player::</w:t>
+            </w:r>
+            <w:proofErr w:type="spellStart"/>
+            <w:r>
+              <w:rPr>
+                <w:rFonts w:hint="eastAsia"/>
                 <w:b/>
                 <w:bCs/>
                 <w:sz w:val="14"/>
                 <w:szCs w:val="14"/>
               </w:rPr>
-              <w:t>_packet();</w:t>
-            </w:r>
-          </w:p>
-        </w:tc>
-        <w:tc>
-          <w:tcPr>
-            <w:tcW w:w="1701" w:type="dxa"/>
-          </w:tcPr>
-          <w:p>
-            <w:pPr>
-              <w:widowControl/>
-              <w:wordWrap/>
-              <w:autoSpaceDE/>
-              <w:autoSpaceDN/>
-              <w:rPr>
-                <w:sz w:val="16"/>
-                <w:szCs w:val="16"/>
-              </w:rPr>
-            </w:pPr>
-            <w:r>
-              <w:rPr>
-                <w:rFonts w:hint="eastAsia"/>
-                <w:sz w:val="16"/>
-                <w:szCs w:val="16"/>
-              </w:rPr>
-              <w:t>4</w:t>
-            </w:r>
-          </w:p>
-          <w:p>
-            <w:pPr>
-              <w:widowControl/>
-              <w:wordWrap/>
-              <w:autoSpaceDE/>
-              <w:autoSpaceDN/>
+              <w:t>send</w:t>
+            </w:r>
+            <w:r>
               <w:rPr>
                 <w:b/>
                 <w:bCs/>
                 <w:sz w:val="14"/>
                 <w:szCs w:val="14"/>
               </w:rPr>
-            </w:pPr>
-            <w:proofErr w:type="gramStart"/>
-            <w:r>
-              <w:rPr>
-                <w:rFonts w:hint="eastAsia"/>
+              <w:t>_packet</w:t>
+            </w:r>
+            <w:proofErr w:type="spellEnd"/>
+            <w:r>
+              <w:rPr>
                 <w:b/>
                 <w:bCs/>
                 <w:sz w:val="14"/>
                 <w:szCs w:val="14"/>
               </w:rPr>
-              <w:t>Player::</w:t>
-            </w:r>
-            <w:proofErr w:type="gramEnd"/>
-            <w:r>
-              <w:rPr>
-                <w:rFonts w:hint="eastAsia"/>
+              <w:t>();</w:t>
+            </w:r>
+          </w:p>
+          <w:p>
+            <w:pPr>
+              <w:widowControl/>
+              <w:wordWrap/>
+              <w:autoSpaceDE/>
+              <w:autoSpaceDN/>
+              <w:rPr>
                 <w:b/>
                 <w:bCs/>
                 <w:sz w:val="14"/>
                 <w:szCs w:val="14"/>
               </w:rPr>
-              <w:t>disconnect</w:t>
-            </w:r>
-            <w:r>
-              <w:rPr>
+            </w:pPr>
+            <w:r>
+              <w:rPr>
+                <w:rFonts w:hint="eastAsia"/>
                 <w:b/>
                 <w:bCs/>
                 <w:sz w:val="14"/>
                 <w:szCs w:val="14"/>
               </w:rPr>
-              <w:t>();</w:t>
-            </w:r>
-          </w:p>
-          <w:p>
-            <w:pPr>
-              <w:widowControl/>
-              <w:wordWrap/>
-              <w:autoSpaceDE/>
-              <w:autoSpaceDN/>
-              <w:rPr>
-                <w:sz w:val="16"/>
-                <w:szCs w:val="16"/>
-              </w:rPr>
-            </w:pPr>
-          </w:p>
-        </w:tc>
-        <w:tc>
-          <w:tcPr>
-            <w:tcW w:w="1701" w:type="dxa"/>
-          </w:tcPr>
-          <w:p>
-            <w:pPr>
-              <w:widowControl/>
-              <w:wordWrap/>
-              <w:autoSpaceDE/>
-              <w:autoSpaceDN/>
-              <w:rPr>
-                <w:color w:val="960000"/>
-                <w:sz w:val="16"/>
-                <w:szCs w:val="16"/>
-              </w:rPr>
-            </w:pPr>
-            <w:r>
-              <w:rPr>
-                <w:rFonts w:hint="eastAsia"/>
-                <w:sz w:val="16"/>
-                <w:szCs w:val="16"/>
-              </w:rPr>
-              <w:t>5</w:t>
-            </w:r>
-          </w:p>
-          <w:p>
-            <w:pPr>
-              <w:widowControl/>
-              <w:wordWrap/>
-              <w:autoSpaceDE/>
-              <w:autoSpaceDN/>
-              <w:rPr>
-                <w:color w:val="960000"/>
-                <w:sz w:val="16"/>
-                <w:szCs w:val="16"/>
-              </w:rPr>
-            </w:pPr>
-            <w:r>
-              <w:rPr>
-                <w:rFonts w:hint="eastAsia"/>
-                <w:color w:val="960000"/>
-                <w:sz w:val="16"/>
-                <w:szCs w:val="16"/>
-              </w:rPr>
-              <w:t>패킷테스트</w:t>
-            </w:r>
-          </w:p>
-          <w:p>
-            <w:pPr>
-              <w:widowControl/>
-              <w:wordWrap/>
-              <w:autoSpaceDE/>
-              <w:autoSpaceDN/>
-              <w:rPr>
-                <w:color w:val="960000"/>
-                <w:sz w:val="16"/>
-                <w:szCs w:val="16"/>
-              </w:rPr>
-            </w:pPr>
-            <w:r>
-              <w:rPr>
-                <w:rFonts w:hint="eastAsia"/>
-                <w:color w:val="960000"/>
-                <w:sz w:val="16"/>
-                <w:szCs w:val="16"/>
-              </w:rPr>
-              <w:t>진행 보고</w:t>
-            </w:r>
-          </w:p>
-        </w:tc>
-        <w:tc>
-          <w:tcPr>
-            <w:tcW w:w="1701" w:type="dxa"/>
-          </w:tcPr>
-          <w:p>
-            <w:pPr>
-              <w:widowControl/>
-              <w:wordWrap/>
-              <w:autoSpaceDE/>
-              <w:autoSpaceDN/>
-              <w:rPr>
-                <w:sz w:val="16"/>
-                <w:szCs w:val="16"/>
-              </w:rPr>
-            </w:pPr>
-            <w:r>
-              <w:rPr>
-                <w:rFonts w:hint="eastAsia"/>
-                <w:sz w:val="16"/>
-                <w:szCs w:val="16"/>
-              </w:rPr>
-              <w:t>6</w:t>
-            </w:r>
-          </w:p>
-          <w:p>
-            <w:pPr>
-              <w:widowControl/>
-              <w:wordWrap/>
-              <w:autoSpaceDE/>
-              <w:autoSpaceDN/>
-              <w:rPr>
+              <w:t>Player::</w:t>
+            </w:r>
+            <w:r>
+              <w:rPr>
+                <w:rFonts w:hint="eastAsia"/>
                 <w:b/>
                 <w:bCs/>
-                <w:sz w:val="16"/>
-                <w:szCs w:val="16"/>
-              </w:rPr>
-            </w:pPr>
+                <w:sz w:val="14"/>
+                <w:szCs w:val="14"/>
+              </w:rPr>
+              <w:t>disconnect</w:t>
+            </w:r>
+            <w:r>
+              <w:rPr>
+                <w:b/>
+                <w:bCs/>
+                <w:sz w:val="14"/>
+                <w:szCs w:val="14"/>
+              </w:rPr>
+              <w:t>();</w:t>
+            </w:r>
+          </w:p>
+          <w:p>
+            <w:pPr>
+              <w:widowControl/>
+              <w:wordWrap/>
+              <w:autoSpaceDE/>
+              <w:autoSpaceDN/>
+              <w:rPr>
+                <w:rFonts w:hint="eastAsia"/>
+                <w:b/>
+                <w:bCs/>
+                <w:sz w:val="14"/>
+                <w:szCs w:val="14"/>
+              </w:rPr>
+            </w:pPr>
+            <w:r>
+              <w:rPr>
+                <w:rFonts w:hint="eastAsia"/>
+                <w:b/>
+                <w:bCs/>
+                <w:sz w:val="14"/>
+                <w:szCs w:val="14"/>
+              </w:rPr>
+              <w:t>Player::</w:t>
+            </w:r>
             <w:r>
               <w:rPr>
                 <w:rFonts w:eastAsiaTheme="minorHAnsi"/>
@@ -3812,38 +3945,188 @@
                 <w:sz w:val="16"/>
                 <w:szCs w:val="16"/>
               </w:rPr>
-              <w:t>S</w:t>
-            </w:r>
+              <w:t xml:space="preserve"> </w:t>
+            </w:r>
+            <w:proofErr w:type="spellStart"/>
             <w:r>
               <w:rPr>
                 <w:rFonts w:eastAsiaTheme="minorHAnsi" w:hint="eastAsia"/>
                 <w:b/>
                 <w:bCs/>
-                <w:sz w:val="16"/>
-                <w:szCs w:val="16"/>
-              </w:rPr>
-              <w:t xml:space="preserve">erver </w:t>
-            </w:r>
-            <w:r>
-              <w:rPr>
-                <w:rFonts w:eastAsiaTheme="minorHAnsi"/>
-                <w:b/>
-                <w:bCs/>
-                <w:sz w:val="16"/>
-                <w:szCs w:val="16"/>
-              </w:rPr>
-              <w:t>P</w:t>
+                <w:sz w:val="14"/>
+                <w:szCs w:val="14"/>
+              </w:rPr>
+              <w:t>p</w:t>
             </w:r>
             <w:r>
               <w:rPr>
                 <w:rFonts w:eastAsiaTheme="minorHAnsi" w:hint="eastAsia"/>
                 <w:b/>
                 <w:bCs/>
-                <w:sz w:val="16"/>
-                <w:szCs w:val="16"/>
-              </w:rPr>
-              <w:t>rocess_packet() 생성</w:t>
-            </w:r>
+                <w:sz w:val="14"/>
+                <w:szCs w:val="14"/>
+              </w:rPr>
+              <w:t>rocess_packet</w:t>
+            </w:r>
+            <w:proofErr w:type="spellEnd"/>
+            <w:r>
+              <w:rPr>
+                <w:rFonts w:eastAsiaTheme="minorHAnsi" w:hint="eastAsia"/>
+                <w:b/>
+                <w:bCs/>
+                <w:sz w:val="14"/>
+                <w:szCs w:val="14"/>
+              </w:rPr>
+              <w:t>()</w:t>
+            </w:r>
+          </w:p>
+        </w:tc>
+        <w:tc>
+          <w:tcPr>
+            <w:tcW w:w="1701" w:type="dxa"/>
+          </w:tcPr>
+          <w:p>
+            <w:pPr>
+              <w:widowControl/>
+              <w:wordWrap/>
+              <w:autoSpaceDE/>
+              <w:autoSpaceDN/>
+              <w:rPr>
+                <w:sz w:val="16"/>
+                <w:szCs w:val="16"/>
+              </w:rPr>
+            </w:pPr>
+            <w:r>
+              <w:rPr>
+                <w:rFonts w:hint="eastAsia"/>
+                <w:sz w:val="16"/>
+                <w:szCs w:val="16"/>
+              </w:rPr>
+              <w:t>4</w:t>
+            </w:r>
+          </w:p>
+          <w:p>
+            <w:pPr>
+              <w:widowControl/>
+              <w:wordWrap/>
+              <w:autoSpaceDE/>
+              <w:autoSpaceDN/>
+              <w:rPr>
+                <w:sz w:val="16"/>
+                <w:szCs w:val="16"/>
+              </w:rPr>
+            </w:pPr>
+          </w:p>
+        </w:tc>
+        <w:tc>
+          <w:tcPr>
+            <w:tcW w:w="1701" w:type="dxa"/>
+          </w:tcPr>
+          <w:p>
+            <w:pPr>
+              <w:widowControl/>
+              <w:wordWrap/>
+              <w:autoSpaceDE/>
+              <w:autoSpaceDN/>
+              <w:rPr>
+                <w:color w:val="960000"/>
+                <w:sz w:val="16"/>
+                <w:szCs w:val="16"/>
+              </w:rPr>
+            </w:pPr>
+            <w:r>
+              <w:rPr>
+                <w:rFonts w:hint="eastAsia"/>
+                <w:sz w:val="16"/>
+                <w:szCs w:val="16"/>
+              </w:rPr>
+              <w:t>5</w:t>
+            </w:r>
+          </w:p>
+          <w:p>
+            <w:pPr>
+              <w:widowControl/>
+              <w:wordWrap/>
+              <w:autoSpaceDE/>
+              <w:autoSpaceDN/>
+              <w:rPr>
+                <w:color w:val="960000"/>
+                <w:sz w:val="16"/>
+                <w:szCs w:val="16"/>
+              </w:rPr>
+            </w:pPr>
+            <w:proofErr w:type="spellStart"/>
+            <w:r>
+              <w:rPr>
+                <w:rFonts w:hint="eastAsia"/>
+                <w:color w:val="960000"/>
+                <w:sz w:val="16"/>
+                <w:szCs w:val="16"/>
+              </w:rPr>
+              <w:t>패킷테스트</w:t>
+            </w:r>
+            <w:proofErr w:type="spellEnd"/>
+          </w:p>
+          <w:p>
+            <w:pPr>
+              <w:widowControl/>
+              <w:wordWrap/>
+              <w:autoSpaceDE/>
+              <w:autoSpaceDN/>
+              <w:rPr>
+                <w:color w:val="960000"/>
+                <w:sz w:val="16"/>
+                <w:szCs w:val="16"/>
+              </w:rPr>
+            </w:pPr>
+            <w:r>
+              <w:rPr>
+                <w:rFonts w:hint="eastAsia"/>
+                <w:color w:val="960000"/>
+                <w:sz w:val="16"/>
+                <w:szCs w:val="16"/>
+              </w:rPr>
+              <w:t>진행 보고</w:t>
+            </w:r>
+          </w:p>
+        </w:tc>
+        <w:tc>
+          <w:tcPr>
+            <w:tcW w:w="1701" w:type="dxa"/>
+          </w:tcPr>
+          <w:p>
+            <w:pPr>
+              <w:widowControl/>
+              <w:wordWrap/>
+              <w:autoSpaceDE/>
+              <w:autoSpaceDN/>
+              <w:rPr>
+                <w:sz w:val="16"/>
+                <w:szCs w:val="16"/>
+              </w:rPr>
+            </w:pPr>
+            <w:r>
+              <w:rPr>
+                <w:rFonts w:hint="eastAsia"/>
+                <w:sz w:val="16"/>
+                <w:szCs w:val="16"/>
+              </w:rPr>
+              <w:t>6</w:t>
+            </w:r>
+          </w:p>
+          <w:p>
+            <w:pPr>
+              <w:widowControl/>
+              <w:wordWrap/>
+              <w:autoSpaceDE/>
+              <w:autoSpaceDN/>
+              <w:rPr>
+                <w:b/>
+                <w:bCs/>
+                <w:sz w:val="16"/>
+                <w:szCs w:val="16"/>
+              </w:rPr>
+            </w:pPr>
           </w:p>
         </w:tc>
         <w:tc>
@@ -4017,31 +4300,41 @@
                 <w:szCs w:val="16"/>
               </w:rPr>
             </w:pPr>
+            <w:proofErr w:type="spellStart"/>
             <w:r>
               <w:rPr>
                 <w:rFonts w:eastAsiaTheme="minorHAnsi"/>
                 <w:sz w:val="16"/>
                 <w:szCs w:val="16"/>
               </w:rPr>
-              <w:t>send_enter_room_</w:t>
-            </w:r>
-            <w:proofErr w:type="gramStart"/>
+              <w:t>send_enter_room_packet</w:t>
+            </w:r>
+            <w:proofErr w:type="spellEnd"/>
             <w:r>
               <w:rPr>
                 <w:rFonts w:eastAsiaTheme="minorHAnsi"/>
                 <w:sz w:val="16"/>
                 <w:szCs w:val="16"/>
               </w:rPr>
-              <w:t>packet(</w:t>
-            </w:r>
-            <w:proofErr w:type="gramEnd"/>
+              <w:t xml:space="preserve">(int </w:t>
+            </w:r>
+            <w:proofErr w:type="spellStart"/>
             <w:r>
               <w:rPr>
                 <w:rFonts w:eastAsiaTheme="minorHAnsi"/>
                 <w:sz w:val="16"/>
                 <w:szCs w:val="16"/>
               </w:rPr>
-              <w:t>int target_id);</w:t>
+              <w:t>target_id</w:t>
+            </w:r>
+            <w:proofErr w:type="spellEnd"/>
+            <w:r>
+              <w:rPr>
+                <w:rFonts w:eastAsiaTheme="minorHAnsi"/>
+                <w:sz w:val="16"/>
+                <w:szCs w:val="16"/>
+              </w:rPr>
+              <w:t>);</w:t>
             </w:r>
           </w:p>
           <w:p>
@@ -4119,6 +4412,7 @@
                 <w:szCs w:val="16"/>
               </w:rPr>
             </w:pPr>
+            <w:proofErr w:type="spellStart"/>
             <w:r>
               <w:rPr>
                 <w:rFonts w:hint="eastAsia"/>
@@ -4128,6 +4422,7 @@
               </w:rPr>
               <w:t>패킷테스트</w:t>
             </w:r>
+            <w:proofErr w:type="spellEnd"/>
           </w:p>
           <w:p>
             <w:pPr>
@@ -4187,32 +4482,60 @@
                 <w:szCs w:val="16"/>
               </w:rPr>
             </w:pPr>
+            <w:proofErr w:type="spellStart"/>
             <w:r>
               <w:rPr>
                 <w:rFonts w:eastAsiaTheme="minorHAnsi"/>
                 <w:sz w:val="16"/>
                 <w:szCs w:val="16"/>
               </w:rPr>
-              <w:t>send_ready_packet(target_id)</w:t>
-            </w:r>
-          </w:p>
-          <w:p>
-            <w:pPr>
-              <w:widowControl/>
-              <w:wordWrap/>
-              <w:autoSpaceDE/>
-              <w:autoSpaceDN/>
-              <w:rPr>
-                <w:sz w:val="16"/>
-                <w:szCs w:val="16"/>
-              </w:rPr>
-            </w:pPr>
+              <w:t>send_ready_packet</w:t>
+            </w:r>
+            <w:proofErr w:type="spellEnd"/>
             <w:r>
               <w:rPr>
                 <w:rFonts w:eastAsiaTheme="minorHAnsi"/>
                 <w:sz w:val="16"/>
                 <w:szCs w:val="16"/>
               </w:rPr>
+              <w:t>(</w:t>
+            </w:r>
+            <w:proofErr w:type="spellStart"/>
+            <w:r>
+              <w:rPr>
+                <w:rFonts w:eastAsiaTheme="minorHAnsi"/>
+                <w:sz w:val="16"/>
+                <w:szCs w:val="16"/>
+              </w:rPr>
+              <w:t>target_id</w:t>
+            </w:r>
+            <w:proofErr w:type="spellEnd"/>
+            <w:r>
+              <w:rPr>
+                <w:rFonts w:eastAsiaTheme="minorHAnsi"/>
+                <w:sz w:val="16"/>
+                <w:szCs w:val="16"/>
+              </w:rPr>
+              <w:t>)</w:t>
+            </w:r>
+          </w:p>
+          <w:p>
+            <w:pPr>
+              <w:widowControl/>
+              <w:wordWrap/>
+              <w:autoSpaceDE/>
+              <w:autoSpaceDN/>
+              <w:rPr>
+                <w:sz w:val="16"/>
+                <w:szCs w:val="16"/>
+              </w:rPr>
+            </w:pPr>
+            <w:r>
+              <w:rPr>
+                <w:rFonts w:eastAsiaTheme="minorHAnsi"/>
+                <w:sz w:val="16"/>
+                <w:szCs w:val="16"/>
+              </w:rPr>
               <w:t>S</w:t>
             </w:r>
             <w:r>
@@ -4223,6 +4546,7 @@
               </w:rPr>
               <w:t xml:space="preserve">erver </w:t>
             </w:r>
+            <w:proofErr w:type="spellStart"/>
             <w:r>
               <w:rPr>
                 <w:rFonts w:eastAsiaTheme="minorHAnsi"/>
@@ -4237,7 +4561,16 @@
                 <w:sz w:val="16"/>
                 <w:szCs w:val="16"/>
               </w:rPr>
-              <w:t>rocess_packet() 업데이트</w:t>
+              <w:t>rocess_packet</w:t>
+            </w:r>
+            <w:proofErr w:type="spellEnd"/>
+            <w:r>
+              <w:rPr>
+                <w:rFonts w:eastAsiaTheme="minorHAnsi" w:hint="eastAsia"/>
+                <w:sz w:val="16"/>
+                <w:szCs w:val="16"/>
+              </w:rPr>
+              <w:t>() 업데이트</w:t>
             </w:r>
           </w:p>
         </w:tc>
@@ -4500,6 +4833,7 @@
                 <w:szCs w:val="16"/>
               </w:rPr>
             </w:pPr>
+            <w:proofErr w:type="spellStart"/>
             <w:r>
               <w:rPr>
                 <w:rFonts w:hint="eastAsia"/>
@@ -4509,6 +4843,7 @@
               </w:rPr>
               <w:t>패킷테스트</w:t>
             </w:r>
+            <w:proofErr w:type="spellEnd"/>
           </w:p>
           <w:p>
             <w:pPr>
@@ -4583,6 +4918,7 @@
               </w:rPr>
               <w:t xml:space="preserve">erver </w:t>
             </w:r>
+            <w:proofErr w:type="spellStart"/>
             <w:r>
               <w:rPr>
                 <w:rFonts w:eastAsiaTheme="minorHAnsi"/>
@@ -4597,7 +4933,16 @@
                 <w:sz w:val="16"/>
                 <w:szCs w:val="16"/>
               </w:rPr>
-              <w:t>rocess_packet() 업데이트</w:t>
+              <w:t>rocess_packet</w:t>
+            </w:r>
+            <w:proofErr w:type="spellEnd"/>
+            <w:r>
+              <w:rPr>
+                <w:rFonts w:eastAsiaTheme="minorHAnsi" w:hint="eastAsia"/>
+                <w:sz w:val="16"/>
+                <w:szCs w:val="16"/>
+              </w:rPr>
+              <w:t>() 업데이트</w:t>
             </w:r>
           </w:p>
         </w:tc>
@@ -4812,6 +5157,7 @@
                 <w:szCs w:val="16"/>
               </w:rPr>
             </w:pPr>
+            <w:proofErr w:type="spellStart"/>
             <w:r>
               <w:rPr>
                 <w:rFonts w:hint="eastAsia"/>
@@ -4821,6 +5167,7 @@
               </w:rPr>
               <w:t>패킷테스트</w:t>
             </w:r>
+            <w:proofErr w:type="spellEnd"/>
           </w:p>
           <w:p>
             <w:pPr>
@@ -4895,6 +5242,7 @@
               </w:rPr>
               <w:t xml:space="preserve">erver </w:t>
             </w:r>
+            <w:proofErr w:type="spellStart"/>
             <w:r>
               <w:rPr>
                 <w:rFonts w:eastAsiaTheme="minorHAnsi"/>
@@ -4909,7 +5257,16 @@
                 <w:sz w:val="16"/>
                 <w:szCs w:val="16"/>
               </w:rPr>
-              <w:t>rocess_packet() 업데이트</w:t>
+              <w:t>rocess_packet</w:t>
+            </w:r>
+            <w:proofErr w:type="spellEnd"/>
+            <w:r>
+              <w:rPr>
+                <w:rFonts w:eastAsiaTheme="minorHAnsi" w:hint="eastAsia"/>
+                <w:sz w:val="16"/>
+                <w:szCs w:val="16"/>
+              </w:rPr>
+              <w:t>() 업데이트</w:t>
             </w:r>
           </w:p>
         </w:tc>
@@ -5109,6 +5466,7 @@
                 <w:szCs w:val="16"/>
               </w:rPr>
             </w:pPr>
+            <w:proofErr w:type="spellStart"/>
             <w:r>
               <w:rPr>
                 <w:rFonts w:hint="eastAsia"/>
@@ -5118,6 +5476,7 @@
               </w:rPr>
               <w:t>패킷테스트</w:t>
             </w:r>
+            <w:proofErr w:type="spellEnd"/>
           </w:p>
           <w:p>
             <w:pPr>
@@ -5633,12 +5992,14 @@
         <w:autoSpaceDE/>
         <w:autoSpaceDN/>
       </w:pPr>
+      <w:proofErr w:type="spellStart"/>
       <w:r>
         <w:rPr>
           <w:rFonts w:hint="eastAsia"/>
         </w:rPr>
         <w:t>유영빈</w:t>
       </w:r>
+      <w:proofErr w:type="spellEnd"/>
     </w:p>
     <w:tbl>
       <w:tblPr>
@@ -6082,6 +6443,7 @@
               </w:rPr>
               <w:t xml:space="preserve">client </w:t>
             </w:r>
+            <w:proofErr w:type="spellStart"/>
             <w:r>
               <w:rPr>
                 <w:rFonts w:eastAsiaTheme="minorHAnsi" w:hint="eastAsia"/>
@@ -6090,6 +6452,7 @@
               </w:rPr>
               <w:t>RecvThread</w:t>
             </w:r>
+            <w:proofErr w:type="spellEnd"/>
           </w:p>
           <w:p>
             <w:pPr>
@@ -6219,7 +6582,25 @@
                 <w:sz w:val="16"/>
                 <w:szCs w:val="16"/>
               </w:rPr>
-              <w:t>로그인/로비 화면 ui 구현</w:t>
+              <w:t xml:space="preserve">로그인/로비 화면 </w:t>
+            </w:r>
+            <w:proofErr w:type="spellStart"/>
+            <w:r>
+              <w:rPr>
+                <w:rFonts w:hint="eastAsia"/>
+                <w:sz w:val="16"/>
+                <w:szCs w:val="16"/>
+              </w:rPr>
+              <w:t>ui</w:t>
+            </w:r>
+            <w:proofErr w:type="spellEnd"/>
+            <w:r>
+              <w:rPr>
+                <w:rFonts w:hint="eastAsia"/>
+                <w:sz w:val="16"/>
+                <w:szCs w:val="16"/>
+              </w:rPr>
+              <w:t xml:space="preserve"> 구현</w:t>
             </w:r>
           </w:p>
         </w:tc>
@@ -6354,6 +6735,7 @@
                 <w:szCs w:val="16"/>
               </w:rPr>
             </w:pPr>
+            <w:proofErr w:type="spellStart"/>
             <w:r>
               <w:rPr>
                 <w:rFonts w:hint="eastAsia"/>
@@ -6363,6 +6745,7 @@
               </w:rPr>
               <w:t>패킷테스트</w:t>
             </w:r>
+            <w:proofErr w:type="spellEnd"/>
           </w:p>
           <w:p>
             <w:pPr>
@@ -6695,6 +7078,7 @@
                 <w:szCs w:val="16"/>
               </w:rPr>
             </w:pPr>
+            <w:proofErr w:type="spellStart"/>
             <w:r>
               <w:rPr>
                 <w:rFonts w:hint="eastAsia"/>
@@ -6704,6 +7088,7 @@
               </w:rPr>
               <w:t>패킷테스트</w:t>
             </w:r>
+            <w:proofErr w:type="spellEnd"/>
           </w:p>
           <w:p>
             <w:pPr>
@@ -6763,23 +7148,23 @@
                 <w:szCs w:val="16"/>
               </w:rPr>
             </w:pPr>
-            <w:proofErr w:type="gramStart"/>
+            <w:proofErr w:type="spellStart"/>
             <w:r>
               <w:rPr>
                 <w:rFonts w:eastAsiaTheme="minorHAnsi"/>
                 <w:sz w:val="16"/>
                 <w:szCs w:val="16"/>
               </w:rPr>
-              <w:t>CollisionCheck(</w:t>
-            </w:r>
-            <w:proofErr w:type="gramEnd"/>
+              <w:t>CollisionCheck</w:t>
+            </w:r>
+            <w:proofErr w:type="spellEnd"/>
             <w:r>
               <w:rPr>
                 <w:rFonts w:eastAsiaTheme="minorHAnsi"/>
                 <w:sz w:val="16"/>
                 <w:szCs w:val="16"/>
               </w:rPr>
-              <w:t>)</w:t>
+              <w:t>()</w:t>
             </w:r>
           </w:p>
           <w:p>
@@ -6919,7 +7304,25 @@
                 <w:sz w:val="16"/>
                 <w:szCs w:val="16"/>
               </w:rPr>
-              <w:t>대기실 화면 ui 구현</w:t>
+              <w:t xml:space="preserve">대기실 화면 </w:t>
+            </w:r>
+            <w:proofErr w:type="spellStart"/>
+            <w:r>
+              <w:rPr>
+                <w:rFonts w:hint="eastAsia"/>
+                <w:sz w:val="16"/>
+                <w:szCs w:val="16"/>
+              </w:rPr>
+              <w:t>ui</w:t>
+            </w:r>
+            <w:proofErr w:type="spellEnd"/>
+            <w:r>
+              <w:rPr>
+                <w:rFonts w:hint="eastAsia"/>
+                <w:sz w:val="16"/>
+                <w:szCs w:val="16"/>
+              </w:rPr>
+              <w:t xml:space="preserve"> 구현</w:t>
             </w:r>
           </w:p>
         </w:tc>
@@ -6958,23 +7361,23 @@
                 <w:szCs w:val="16"/>
               </w:rPr>
             </w:pPr>
-            <w:proofErr w:type="gramStart"/>
+            <w:proofErr w:type="spellStart"/>
             <w:r>
               <w:rPr>
                 <w:rFonts w:eastAsiaTheme="minorHAnsi"/>
                 <w:sz w:val="16"/>
                 <w:szCs w:val="16"/>
               </w:rPr>
-              <w:t>WallCollisionCheck(</w:t>
-            </w:r>
-            <w:proofErr w:type="gramEnd"/>
+              <w:t>WallCollisionCheck</w:t>
+            </w:r>
+            <w:proofErr w:type="spellEnd"/>
             <w:r>
               <w:rPr>
                 <w:rFonts w:eastAsiaTheme="minorHAnsi"/>
                 <w:sz w:val="16"/>
                 <w:szCs w:val="16"/>
               </w:rPr>
-              <w:t>) </w:t>
+              <w:t>() </w:t>
             </w:r>
           </w:p>
           <w:p>
@@ -7064,6 +7467,7 @@
                 <w:szCs w:val="16"/>
               </w:rPr>
             </w:pPr>
+            <w:proofErr w:type="spellStart"/>
             <w:r>
               <w:rPr>
                 <w:rFonts w:hint="eastAsia"/>
@@ -7073,6 +7477,7 @@
               </w:rPr>
               <w:t>패킷테스트</w:t>
             </w:r>
+            <w:proofErr w:type="spellEnd"/>
           </w:p>
           <w:p>
             <w:pPr>
@@ -7132,23 +7537,23 @@
                 <w:szCs w:val="16"/>
               </w:rPr>
             </w:pPr>
-            <w:proofErr w:type="gramStart"/>
+            <w:proofErr w:type="spellStart"/>
             <w:r>
               <w:rPr>
                 <w:rFonts w:eastAsiaTheme="minorHAnsi"/>
                 <w:sz w:val="16"/>
                 <w:szCs w:val="16"/>
               </w:rPr>
-              <w:t>PlayerCollisionCheck(</w:t>
-            </w:r>
-            <w:proofErr w:type="gramEnd"/>
+              <w:t>PlayerCollisionCheck</w:t>
+            </w:r>
+            <w:proofErr w:type="spellEnd"/>
             <w:r>
               <w:rPr>
                 <w:rFonts w:eastAsiaTheme="minorHAnsi"/>
                 <w:sz w:val="16"/>
                 <w:szCs w:val="16"/>
               </w:rPr>
-              <w:t>)</w:t>
+              <w:t>()</w:t>
             </w:r>
           </w:p>
           <w:p>
@@ -7392,6 +7797,7 @@
                 <w:szCs w:val="16"/>
               </w:rPr>
             </w:pPr>
+            <w:proofErr w:type="spellStart"/>
             <w:r>
               <w:rPr>
                 <w:rFonts w:hint="eastAsia"/>
@@ -7401,6 +7807,7 @@
               </w:rPr>
               <w:t>패킷테스트</w:t>
             </w:r>
+            <w:proofErr w:type="spellEnd"/>
           </w:p>
           <w:p>
             <w:pPr>
@@ -7683,6 +8090,7 @@
                 <w:szCs w:val="16"/>
               </w:rPr>
             </w:pPr>
+            <w:proofErr w:type="spellStart"/>
             <w:r>
               <w:rPr>
                 <w:rFonts w:hint="eastAsia"/>
@@ -7692,6 +8100,7 @@
               </w:rPr>
               <w:t>패킷테스트</w:t>
             </w:r>
+            <w:proofErr w:type="spellEnd"/>
           </w:p>
           <w:p>
             <w:pPr>
@@ -8742,6 +9151,7 @@
                 <w:szCs w:val="16"/>
               </w:rPr>
             </w:pPr>
+            <w:proofErr w:type="spellStart"/>
             <w:r>
               <w:rPr>
                 <w:rFonts w:hint="eastAsia"/>
@@ -8752,6 +9162,7 @@
               </w:rPr>
               <w:t>NetworkMgr</w:t>
             </w:r>
+            <w:proofErr w:type="spellEnd"/>
           </w:p>
           <w:p>
             <w:pPr>
@@ -8765,7 +9176,6 @@
                 <w:szCs w:val="16"/>
               </w:rPr>
             </w:pPr>
-            <w:proofErr w:type="gramStart"/>
             <w:r>
               <w:rPr>
                 <w:rFonts w:hint="eastAsia"/>
@@ -8776,7 +9186,7 @@
               </w:rPr>
               <w:t>::</w:t>
             </w:r>
-            <w:proofErr w:type="gramEnd"/>
+            <w:proofErr w:type="spellStart"/>
             <w:r>
               <w:rPr>
                 <w:rFonts w:hint="eastAsia"/>
@@ -8785,8 +9195,9 @@
                 <w:sz w:val="16"/>
                 <w:szCs w:val="16"/>
               </w:rPr>
-              <w:t>SendPacket()</w:t>
-            </w:r>
+              <w:t>SendPacket</w:t>
+            </w:r>
+            <w:proofErr w:type="spellEnd"/>
             <w:r>
               <w:rPr>
                 <w:rFonts w:hint="eastAsia"/>
@@ -8795,43 +9206,32 @@
                 <w:sz w:val="16"/>
                 <w:szCs w:val="16"/>
               </w:rPr>
-              <w:t>,</w:t>
-            </w:r>
-          </w:p>
-          <w:p>
-            <w:pPr>
-              <w:widowControl/>
-              <w:wordWrap/>
-              <w:autoSpaceDE/>
-              <w:rPr>
+              <w:t>()</w:t>
+            </w:r>
+            <w:r>
+              <w:rPr>
+                <w:rFonts w:hint="eastAsia"/>
                 <w:b/>
                 <w:bCs/>
                 <w:sz w:val="16"/>
                 <w:szCs w:val="16"/>
               </w:rPr>
-            </w:pPr>
-            <w:r>
-              <w:rPr>
-                <w:rFonts w:hint="eastAsia"/>
+              <w:t>,</w:t>
+            </w:r>
+          </w:p>
+          <w:p>
+            <w:pPr>
+              <w:widowControl/>
+              <w:wordWrap/>
+              <w:autoSpaceDE/>
+              <w:rPr>
                 <w:b/>
                 <w:bCs/>
                 <w:sz w:val="16"/>
                 <w:szCs w:val="16"/>
               </w:rPr>
-              <w:t>NetworkMgr</w:t>
-            </w:r>
-          </w:p>
-          <w:p>
-            <w:pPr>
-              <w:widowControl/>
-              <w:wordWrap/>
-              <w:autoSpaceDE/>
-              <w:rPr>
-                <w:sz w:val="16"/>
-                <w:szCs w:val="16"/>
-              </w:rPr>
-            </w:pPr>
-            <w:proofErr w:type="gramStart"/>
+            </w:pPr>
+            <w:proofErr w:type="spellStart"/>
             <w:r>
               <w:rPr>
                 <w:rFonts w:hint="eastAsia"/>
@@ -8840,9 +9240,20 @@
                 <w:sz w:val="16"/>
                 <w:szCs w:val="16"/>
               </w:rPr>
-              <w:t>::</w:t>
-            </w:r>
-            <w:proofErr w:type="gramEnd"/>
+              <w:t>NetworkMgr</w:t>
+            </w:r>
+            <w:proofErr w:type="spellEnd"/>
+          </w:p>
+          <w:p>
+            <w:pPr>
+              <w:widowControl/>
+              <w:wordWrap/>
+              <w:autoSpaceDE/>
+              <w:rPr>
+                <w:sz w:val="16"/>
+                <w:szCs w:val="16"/>
+              </w:rPr>
+            </w:pPr>
             <w:r>
               <w:rPr>
                 <w:rFonts w:hint="eastAsia"/>
@@ -8851,7 +9262,7 @@
                 <w:sz w:val="16"/>
                 <w:szCs w:val="16"/>
               </w:rPr>
-              <w:t>Init()</w:t>
+              <w:t>::Init()</w:t>
             </w:r>
           </w:p>
         </w:tc>
@@ -9019,7 +9430,29 @@
                 <w:sz w:val="16"/>
                 <w:szCs w:val="16"/>
               </w:rPr>
-              <w:t xml:space="preserve"> RecvThread()</w:t>
+              <w:t xml:space="preserve"> </w:t>
+            </w:r>
+            <w:proofErr w:type="spellStart"/>
+            <w:r>
+              <w:rPr>
+                <w:rFonts w:hint="eastAsia"/>
+                <w:b/>
+                <w:bCs/>
+                <w:sz w:val="16"/>
+                <w:szCs w:val="16"/>
+              </w:rPr>
+              <w:t>RecvThread</w:t>
+            </w:r>
+            <w:proofErr w:type="spellEnd"/>
+            <w:r>
+              <w:rPr>
+                <w:rFonts w:hint="eastAsia"/>
+                <w:b/>
+                <w:bCs/>
+                <w:sz w:val="16"/>
+                <w:szCs w:val="16"/>
+              </w:rPr>
+              <w:t>()</w:t>
             </w:r>
           </w:p>
           <w:p>
@@ -9117,23 +9550,23 @@
                 <w:szCs w:val="16"/>
               </w:rPr>
             </w:pPr>
-            <w:proofErr w:type="gramStart"/>
+            <w:proofErr w:type="spellStart"/>
             <w:r>
               <w:rPr>
                 <w:rFonts w:asciiTheme="majorEastAsia" w:eastAsiaTheme="majorEastAsia" w:hAnsiTheme="majorEastAsia" w:hint="eastAsia"/>
                 <w:sz w:val="16"/>
                 <w:szCs w:val="16"/>
               </w:rPr>
-              <w:t>RecvThread(</w:t>
-            </w:r>
-            <w:proofErr w:type="gramEnd"/>
+              <w:t>RecvThread</w:t>
+            </w:r>
+            <w:proofErr w:type="spellEnd"/>
             <w:r>
               <w:rPr>
                 <w:rFonts w:asciiTheme="majorEastAsia" w:eastAsiaTheme="majorEastAsia" w:hAnsiTheme="majorEastAsia" w:hint="eastAsia"/>
                 <w:sz w:val="16"/>
                 <w:szCs w:val="16"/>
               </w:rPr>
-              <w:t xml:space="preserve">), </w:t>
+              <w:t xml:space="preserve">(), </w:t>
             </w:r>
           </w:p>
           <w:p>
@@ -9147,23 +9580,23 @@
                 <w:szCs w:val="16"/>
               </w:rPr>
             </w:pPr>
-            <w:proofErr w:type="gramStart"/>
+            <w:proofErr w:type="spellStart"/>
             <w:r>
               <w:rPr>
                 <w:rFonts w:asciiTheme="majorEastAsia" w:eastAsiaTheme="majorEastAsia" w:hAnsiTheme="majorEastAsia" w:hint="eastAsia"/>
                 <w:sz w:val="16"/>
                 <w:szCs w:val="16"/>
               </w:rPr>
-              <w:t>Processpacket(</w:t>
-            </w:r>
-            <w:proofErr w:type="gramEnd"/>
+              <w:t>Processpacket</w:t>
+            </w:r>
+            <w:proofErr w:type="spellEnd"/>
             <w:r>
               <w:rPr>
                 <w:rFonts w:asciiTheme="majorEastAsia" w:eastAsiaTheme="majorEastAsia" w:hAnsiTheme="majorEastAsia" w:hint="eastAsia"/>
                 <w:sz w:val="16"/>
                 <w:szCs w:val="16"/>
               </w:rPr>
-              <w:t>)</w:t>
+              <w:t>()</w:t>
             </w:r>
           </w:p>
           <w:p>
@@ -9271,6 +9704,7 @@
                 <w:szCs w:val="16"/>
               </w:rPr>
             </w:pPr>
+            <w:proofErr w:type="spellStart"/>
             <w:r>
               <w:rPr>
                 <w:rFonts w:hint="eastAsia"/>
@@ -9280,6 +9714,7 @@
               </w:rPr>
               <w:t>패킷테스트</w:t>
             </w:r>
+            <w:proofErr w:type="spellEnd"/>
           </w:p>
           <w:p>
             <w:pPr>
@@ -9343,6 +9778,7 @@
                 <w:szCs w:val="16"/>
               </w:rPr>
             </w:pPr>
+            <w:proofErr w:type="spellStart"/>
             <w:r>
               <w:rPr>
                 <w:rFonts w:hint="eastAsia"/>
@@ -9351,42 +9787,25 @@
               </w:rPr>
               <w:t>send_playerInfo</w:t>
             </w:r>
-          </w:p>
-          <w:p>
-            <w:pPr>
-              <w:widowControl/>
-              <w:wordWrap/>
-              <w:autoSpaceDE/>
-              <w:rPr>
-                <w:sz w:val="16"/>
-                <w:szCs w:val="16"/>
-              </w:rPr>
-            </w:pPr>
-            <w:r>
-              <w:rPr>
-                <w:rFonts w:hint="eastAsia"/>
-                <w:sz w:val="16"/>
-                <w:szCs w:val="16"/>
-              </w:rPr>
-              <w:t>_</w:t>
-            </w:r>
-            <w:proofErr w:type="gramStart"/>
-            <w:r>
-              <w:rPr>
-                <w:rFonts w:hint="eastAsia"/>
-                <w:sz w:val="16"/>
-                <w:szCs w:val="16"/>
-              </w:rPr>
-              <w:t>packet(</w:t>
-            </w:r>
-            <w:proofErr w:type="gramEnd"/>
-            <w:r>
-              <w:rPr>
-                <w:rFonts w:hint="eastAsia"/>
-                <w:sz w:val="16"/>
-                <w:szCs w:val="16"/>
-              </w:rPr>
-              <w:t>)</w:t>
+            <w:proofErr w:type="spellEnd"/>
+          </w:p>
+          <w:p>
+            <w:pPr>
+              <w:widowControl/>
+              <w:wordWrap/>
+              <w:autoSpaceDE/>
+              <w:rPr>
+                <w:sz w:val="16"/>
+                <w:szCs w:val="16"/>
+              </w:rPr>
+            </w:pPr>
+            <w:r>
+              <w:rPr>
+                <w:rFonts w:hint="eastAsia"/>
+                <w:sz w:val="16"/>
+                <w:szCs w:val="16"/>
+              </w:rPr>
+              <w:t>_packet()</w:t>
             </w:r>
           </w:p>
           <w:p>
@@ -9480,6 +9899,7 @@
                 <w:szCs w:val="16"/>
               </w:rPr>
             </w:pPr>
+            <w:proofErr w:type="spellStart"/>
             <w:r>
               <w:rPr>
                 <w:rFonts w:hint="eastAsia"/>
@@ -9488,6 +9908,7 @@
               </w:rPr>
               <w:t>UpdatePosition</w:t>
             </w:r>
+            <w:proofErr w:type="spellEnd"/>
           </w:p>
           <w:p>
             <w:pPr>
@@ -9627,6 +10048,7 @@
                 <w:szCs w:val="16"/>
               </w:rPr>
             </w:pPr>
+            <w:proofErr w:type="spellStart"/>
             <w:r>
               <w:rPr>
                 <w:rFonts w:asciiTheme="majorEastAsia" w:eastAsiaTheme="majorEastAsia" w:hAnsiTheme="majorEastAsia" w:hint="eastAsia"/>
@@ -9635,6 +10057,7 @@
               </w:rPr>
               <w:t>Processpacket</w:t>
             </w:r>
+            <w:proofErr w:type="spellEnd"/>
           </w:p>
           <w:p>
             <w:pPr>
@@ -9704,6 +10127,7 @@
               </w:rPr>
               <w:t xml:space="preserve"> </w:t>
             </w:r>
+            <w:proofErr w:type="spellStart"/>
             <w:r>
               <w:rPr>
                 <w:rFonts w:hint="eastAsia"/>
@@ -9712,42 +10136,43 @@
               </w:rPr>
               <w:t>send_Game</w:t>
             </w:r>
-          </w:p>
-          <w:p>
-            <w:pPr>
-              <w:widowControl/>
-              <w:wordWrap/>
-              <w:autoSpaceDE/>
-              <w:rPr>
-                <w:sz w:val="16"/>
-                <w:szCs w:val="16"/>
-              </w:rPr>
-            </w:pPr>
-            <w:r>
-              <w:rPr>
-                <w:rFonts w:hint="eastAsia"/>
-                <w:sz w:val="16"/>
-                <w:szCs w:val="16"/>
-              </w:rPr>
-              <w:t>_Start_</w:t>
-            </w:r>
-            <w:proofErr w:type="gramStart"/>
-            <w:r>
-              <w:rPr>
-                <w:rFonts w:hint="eastAsia"/>
-                <w:sz w:val="16"/>
-                <w:szCs w:val="16"/>
-              </w:rPr>
-              <w:t>Packet(</w:t>
-            </w:r>
-            <w:proofErr w:type="gramEnd"/>
-            <w:r>
-              <w:rPr>
-                <w:rFonts w:hint="eastAsia"/>
-                <w:sz w:val="16"/>
-                <w:szCs w:val="16"/>
-              </w:rPr>
-              <w:t>)</w:t>
+            <w:proofErr w:type="spellEnd"/>
+          </w:p>
+          <w:p>
+            <w:pPr>
+              <w:widowControl/>
+              <w:wordWrap/>
+              <w:autoSpaceDE/>
+              <w:rPr>
+                <w:sz w:val="16"/>
+                <w:szCs w:val="16"/>
+              </w:rPr>
+            </w:pPr>
+            <w:r>
+              <w:rPr>
+                <w:rFonts w:hint="eastAsia"/>
+                <w:sz w:val="16"/>
+                <w:szCs w:val="16"/>
+              </w:rPr>
+              <w:t>_</w:t>
+            </w:r>
+            <w:proofErr w:type="spellStart"/>
+            <w:r>
+              <w:rPr>
+                <w:rFonts w:hint="eastAsia"/>
+                <w:sz w:val="16"/>
+                <w:szCs w:val="16"/>
+              </w:rPr>
+              <w:t>Start_Packet</w:t>
+            </w:r>
+            <w:proofErr w:type="spellEnd"/>
+            <w:r>
+              <w:rPr>
+                <w:rFonts w:hint="eastAsia"/>
+                <w:sz w:val="16"/>
+                <w:szCs w:val="16"/>
+              </w:rPr>
+              <w:t>()</w:t>
             </w:r>
           </w:p>
           <w:p>
@@ -9856,6 +10281,7 @@
                 <w:szCs w:val="16"/>
               </w:rPr>
             </w:pPr>
+            <w:proofErr w:type="spellStart"/>
             <w:r>
               <w:rPr>
                 <w:rFonts w:hint="eastAsia"/>
@@ -9865,6 +10291,7 @@
               </w:rPr>
               <w:t>패킷테스트</w:t>
             </w:r>
+            <w:proofErr w:type="spellEnd"/>
           </w:p>
           <w:p>
             <w:pPr>
@@ -9985,6 +10412,7 @@
                 <w:szCs w:val="16"/>
               </w:rPr>
             </w:pPr>
+            <w:proofErr w:type="spellStart"/>
             <w:r>
               <w:rPr>
                 <w:rFonts w:hint="eastAsia"/>
@@ -9993,42 +10421,25 @@
               </w:rPr>
               <w:t>send_move</w:t>
             </w:r>
-          </w:p>
-          <w:p>
-            <w:pPr>
-              <w:widowControl/>
-              <w:wordWrap/>
-              <w:autoSpaceDE/>
-              <w:rPr>
-                <w:sz w:val="16"/>
-                <w:szCs w:val="16"/>
-              </w:rPr>
-            </w:pPr>
-            <w:r>
-              <w:rPr>
-                <w:rFonts w:hint="eastAsia"/>
-                <w:sz w:val="16"/>
-                <w:szCs w:val="16"/>
-              </w:rPr>
-              <w:t>_</w:t>
-            </w:r>
-            <w:proofErr w:type="gramStart"/>
-            <w:r>
-              <w:rPr>
-                <w:rFonts w:hint="eastAsia"/>
-                <w:sz w:val="16"/>
-                <w:szCs w:val="16"/>
-              </w:rPr>
-              <w:t>packet(</w:t>
-            </w:r>
-            <w:proofErr w:type="gramEnd"/>
-            <w:r>
-              <w:rPr>
-                <w:rFonts w:hint="eastAsia"/>
-                <w:sz w:val="16"/>
-                <w:szCs w:val="16"/>
-              </w:rPr>
-              <w:t>)</w:t>
+            <w:proofErr w:type="spellEnd"/>
+          </w:p>
+          <w:p>
+            <w:pPr>
+              <w:widowControl/>
+              <w:wordWrap/>
+              <w:autoSpaceDE/>
+              <w:rPr>
+                <w:sz w:val="16"/>
+                <w:szCs w:val="16"/>
+              </w:rPr>
+            </w:pPr>
+            <w:r>
+              <w:rPr>
+                <w:rFonts w:hint="eastAsia"/>
+                <w:sz w:val="16"/>
+                <w:szCs w:val="16"/>
+              </w:rPr>
+              <w:t>_packet()</w:t>
             </w:r>
           </w:p>
           <w:p>
@@ -10170,6 +10581,7 @@
                 <w:szCs w:val="16"/>
               </w:rPr>
             </w:pPr>
+            <w:proofErr w:type="spellStart"/>
             <w:r>
               <w:rPr>
                 <w:rFonts w:asciiTheme="majorEastAsia" w:eastAsiaTheme="majorEastAsia" w:hAnsiTheme="majorEastAsia" w:hint="eastAsia"/>
@@ -10178,6 +10590,7 @@
               </w:rPr>
               <w:t>Processpacket</w:t>
             </w:r>
+            <w:proofErr w:type="spellEnd"/>
           </w:p>
           <w:p>
             <w:pPr>
@@ -10362,6 +10775,7 @@
                 <w:szCs w:val="16"/>
               </w:rPr>
             </w:pPr>
+            <w:proofErr w:type="spellStart"/>
             <w:r>
               <w:rPr>
                 <w:rFonts w:hint="eastAsia"/>
@@ -10371,6 +10785,7 @@
               </w:rPr>
               <w:t>패킷테스트</w:t>
             </w:r>
+            <w:proofErr w:type="spellEnd"/>
           </w:p>
           <w:p>
             <w:pPr>
@@ -10494,31 +10909,23 @@
                 <w:szCs w:val="16"/>
               </w:rPr>
             </w:pPr>
-            <w:r>
-              <w:rPr>
-                <w:rFonts w:hint="eastAsia"/>
-                <w:sz w:val="16"/>
-                <w:szCs w:val="16"/>
-              </w:rPr>
-              <w:t>Finish_</w:t>
-            </w:r>
-            <w:proofErr w:type="gramStart"/>
-            <w:r>
-              <w:rPr>
-                <w:rFonts w:hint="eastAsia"/>
-                <w:sz w:val="16"/>
-                <w:szCs w:val="16"/>
-              </w:rPr>
-              <w:t>packet(</w:t>
-            </w:r>
-            <w:proofErr w:type="gramEnd"/>
-            <w:r>
-              <w:rPr>
-                <w:rFonts w:hint="eastAsia"/>
-                <w:sz w:val="16"/>
-                <w:szCs w:val="16"/>
-              </w:rPr>
-              <w:t>)</w:t>
+            <w:proofErr w:type="spellStart"/>
+            <w:r>
+              <w:rPr>
+                <w:rFonts w:hint="eastAsia"/>
+                <w:sz w:val="16"/>
+                <w:szCs w:val="16"/>
+              </w:rPr>
+              <w:t>Finish_packet</w:t>
+            </w:r>
+            <w:proofErr w:type="spellEnd"/>
+            <w:r>
+              <w:rPr>
+                <w:rFonts w:hint="eastAsia"/>
+                <w:sz w:val="16"/>
+                <w:szCs w:val="16"/>
+              </w:rPr>
+              <w:t>()</w:t>
             </w:r>
           </w:p>
           <w:p>
@@ -10638,6 +11045,7 @@
                 <w:szCs w:val="16"/>
               </w:rPr>
             </w:pPr>
+            <w:proofErr w:type="spellStart"/>
             <w:r>
               <w:rPr>
                 <w:rFonts w:asciiTheme="majorEastAsia" w:eastAsiaTheme="majorEastAsia" w:hAnsiTheme="majorEastAsia" w:hint="eastAsia"/>
@@ -10646,6 +11054,7 @@
               </w:rPr>
               <w:t>Processpacket</w:t>
             </w:r>
+            <w:proofErr w:type="spellEnd"/>
           </w:p>
           <w:p>
             <w:pPr>
@@ -10706,6 +11115,7 @@
                 <w:szCs w:val="16"/>
               </w:rPr>
             </w:pPr>
+            <w:proofErr w:type="spellStart"/>
             <w:r>
               <w:rPr>
                 <w:rFonts w:hint="eastAsia"/>
@@ -10714,6 +11124,7 @@
               </w:rPr>
               <w:t>send_rank</w:t>
             </w:r>
+            <w:proofErr w:type="spellEnd"/>
           </w:p>
           <w:p>
             <w:pPr>
@@ -10822,6 +11233,7 @@
                 <w:szCs w:val="16"/>
               </w:rPr>
             </w:pPr>
+            <w:proofErr w:type="spellStart"/>
             <w:r>
               <w:rPr>
                 <w:rFonts w:hint="eastAsia"/>
@@ -10831,6 +11243,7 @@
               </w:rPr>
               <w:t>패킷테스트</w:t>
             </w:r>
+            <w:proofErr w:type="spellEnd"/>
           </w:p>
           <w:p>
             <w:pPr>
@@ -10893,6 +11306,7 @@
                 <w:szCs w:val="16"/>
               </w:rPr>
             </w:pPr>
+            <w:proofErr w:type="spellStart"/>
             <w:r>
               <w:rPr>
                 <w:rFonts w:hint="eastAsia"/>
@@ -10901,42 +11315,43 @@
               </w:rPr>
               <w:t>send_login</w:t>
             </w:r>
-          </w:p>
-          <w:p>
-            <w:pPr>
-              <w:widowControl/>
-              <w:wordWrap/>
-              <w:autoSpaceDE/>
-              <w:rPr>
-                <w:sz w:val="16"/>
-                <w:szCs w:val="16"/>
-              </w:rPr>
-            </w:pPr>
-            <w:r>
-              <w:rPr>
-                <w:rFonts w:hint="eastAsia"/>
-                <w:sz w:val="16"/>
-                <w:szCs w:val="16"/>
-              </w:rPr>
-              <w:t>_fail_</w:t>
-            </w:r>
-            <w:proofErr w:type="gramStart"/>
-            <w:r>
-              <w:rPr>
-                <w:rFonts w:hint="eastAsia"/>
-                <w:sz w:val="16"/>
-                <w:szCs w:val="16"/>
-              </w:rPr>
-              <w:t>packet(</w:t>
-            </w:r>
-            <w:proofErr w:type="gramEnd"/>
-            <w:r>
-              <w:rPr>
-                <w:rFonts w:hint="eastAsia"/>
-                <w:sz w:val="16"/>
-                <w:szCs w:val="16"/>
-              </w:rPr>
-              <w:t>);</w:t>
+            <w:proofErr w:type="spellEnd"/>
+          </w:p>
+          <w:p>
+            <w:pPr>
+              <w:widowControl/>
+              <w:wordWrap/>
+              <w:autoSpaceDE/>
+              <w:rPr>
+                <w:sz w:val="16"/>
+                <w:szCs w:val="16"/>
+              </w:rPr>
+            </w:pPr>
+            <w:r>
+              <w:rPr>
+                <w:rFonts w:hint="eastAsia"/>
+                <w:sz w:val="16"/>
+                <w:szCs w:val="16"/>
+              </w:rPr>
+              <w:t>_</w:t>
+            </w:r>
+            <w:proofErr w:type="spellStart"/>
+            <w:r>
+              <w:rPr>
+                <w:rFonts w:hint="eastAsia"/>
+                <w:sz w:val="16"/>
+                <w:szCs w:val="16"/>
+              </w:rPr>
+              <w:t>fail_packet</w:t>
+            </w:r>
+            <w:proofErr w:type="spellEnd"/>
+            <w:r>
+              <w:rPr>
+                <w:rFonts w:hint="eastAsia"/>
+                <w:sz w:val="16"/>
+                <w:szCs w:val="16"/>
+              </w:rPr>
+              <w:t>();</w:t>
             </w:r>
           </w:p>
           <w:p>
@@ -11187,6 +11602,7 @@
                 <w:szCs w:val="16"/>
               </w:rPr>
             </w:pPr>
+            <w:proofErr w:type="spellStart"/>
             <w:r>
               <w:rPr>
                 <w:rFonts w:hint="eastAsia"/>
@@ -11196,6 +11612,7 @@
               </w:rPr>
               <w:t>패킷테스트</w:t>
             </w:r>
+            <w:proofErr w:type="spellEnd"/>
           </w:p>
           <w:p>
             <w:pPr>
@@ -15289,7 +15706,7 @@
     <w:unhideWhenUsed/>
     <w:rsid w:val="002815C6"/>
     <w:rPr>
-      <w:rFonts w:ascii="굴림체" w:eastAsia="굴림체" w:hAnsi="굴림체" w:cs="굴림체"/>
+      <w:rFonts w:ascii="GulimChe" w:eastAsia="GulimChe" w:hAnsi="GulimChe" w:cs="GulimChe"/>
       <w:sz w:val="24"/>
       <w:szCs w:val="24"/>
     </w:rPr>

--- a/진척 관리.docx
+++ b/진척 관리.docx
@@ -1,6 +1,6 @@
 
 <file path=word/document.xml><?xml version="1.0" encoding="utf-8"?>
-<w:document xmlns:wpc="http://schemas.microsoft.com/office/word/2010/wordprocessingCanvas" xmlns:cx="http://schemas.microsoft.com/office/drawing/2014/chartex" xmlns:cx1="http://schemas.microsoft.com/office/drawing/2015/9/8/chartex" xmlns:cx2="http://schemas.microsoft.com/office/drawing/2015/10/21/chartex" xmlns:cx3="http://schemas.microsoft.com/office/drawing/2016/5/9/chartex" xmlns:cx4="http://schemas.microsoft.com/office/drawing/2016/5/10/chartex" xmlns:cx5="http://schemas.microsoft.com/office/drawing/2016/5/11/chartex" xmlns:cx6="http://schemas.microsoft.com/office/drawing/2016/5/12/chartex" xmlns:cx7="http://schemas.microsoft.com/office/drawing/2016/5/13/chartex" xmlns:cx8="http://schemas.microsoft.com/office/drawing/2016/5/14/chartex" xmlns:mc="http://schemas.openxmlformats.org/markup-compatibility/2006" xmlns:aink="http://schemas.microsoft.com/office/drawing/2016/ink" xmlns:am3d="http://schemas.microsoft.com/office/drawing/2017/model3d" xmlns:o="urn:schemas-microsoft-com:office:office" xmlns:oel="http://schemas.microsoft.com/office/2019/extlst" xmlns:r="http://schemas.openxmlformats.org/officeDocument/2006/relationships" xmlns:m="http://schemas.openxmlformats.org/officeDocument/2006/math" xmlns:v="urn:schemas-microsoft-com:vml" xmlns:wp14="http://schemas.microsoft.com/office/word/2010/wordprocessingDrawing" xmlns:wp="http://schemas.openxmlformats.org/drawingml/2006/wordprocessingDrawing" xmlns:w10="urn:schemas-microsoft-com:office:word" xmlns:w="http://schemas.openxmlformats.org/wordprocessingml/2006/main" xmlns:w14="http://schemas.microsoft.com/office/word/2010/wordml" xmlns:w15="http://schemas.microsoft.com/office/word/2012/wordml" xmlns:w16cex="http://schemas.microsoft.com/office/word/2018/wordml/cex" xmlns:w16cid="http://schemas.microsoft.com/office/word/2016/wordml/cid" xmlns:w16="http://schemas.microsoft.com/office/word/2018/wordml" xmlns:w16sdtdh="http://schemas.microsoft.com/office/word/2020/wordml/sdtdatahash" xmlns:w16se="http://schemas.microsoft.com/office/word/2015/wordml/symex" xmlns:wpg="http://schemas.microsoft.com/office/word/2010/wordprocessingGroup" xmlns:wpi="http://schemas.microsoft.com/office/word/2010/wordprocessingInk" xmlns:wne="http://schemas.microsoft.com/office/word/2006/wordml" xmlns:wps="http://schemas.microsoft.com/office/word/2010/wordprocessingShape" mc:Ignorable="w14 w15 w16se w16cid w16 w16cex w16sdtdh wp14">
+<w:document xmlns:wpc="http://schemas.microsoft.com/office/word/2010/wordprocessingCanvas" xmlns:cx="http://schemas.microsoft.com/office/drawing/2014/chartex" xmlns:cx1="http://schemas.microsoft.com/office/drawing/2015/9/8/chartex" xmlns:cx2="http://schemas.microsoft.com/office/drawing/2015/10/21/chartex" xmlns:cx3="http://schemas.microsoft.com/office/drawing/2016/5/9/chartex" xmlns:cx4="http://schemas.microsoft.com/office/drawing/2016/5/10/chartex" xmlns:cx5="http://schemas.microsoft.com/office/drawing/2016/5/11/chartex" xmlns:cx6="http://schemas.microsoft.com/office/drawing/2016/5/12/chartex" xmlns:cx7="http://schemas.microsoft.com/office/drawing/2016/5/13/chartex" xmlns:cx8="http://schemas.microsoft.com/office/drawing/2016/5/14/chartex" xmlns:mc="http://schemas.openxmlformats.org/markup-compatibility/2006" xmlns:aink="http://schemas.microsoft.com/office/drawing/2016/ink" xmlns:am3d="http://schemas.microsoft.com/office/drawing/2017/model3d" xmlns:o="urn:schemas-microsoft-com:office:office" xmlns:oel="http://schemas.microsoft.com/office/2019/extlst" xmlns:r="http://schemas.openxmlformats.org/officeDocument/2006/relationships" xmlns:m="http://schemas.openxmlformats.org/officeDocument/2006/math" xmlns:v="urn:schemas-microsoft-com:vml" xmlns:wp14="http://schemas.microsoft.com/office/word/2010/wordprocessingDrawing" xmlns:wp="http://schemas.openxmlformats.org/drawingml/2006/wordprocessingDrawing" xmlns:w10="urn:schemas-microsoft-com:office:word" xmlns:w="http://schemas.openxmlformats.org/wordprocessingml/2006/main" xmlns:w14="http://schemas.microsoft.com/office/word/2010/wordml" xmlns:w15="http://schemas.microsoft.com/office/word/2012/wordml" xmlns:w16cex="http://schemas.microsoft.com/office/word/2018/wordml/cex" xmlns:w16cid="http://schemas.microsoft.com/office/word/2016/wordml/cid" xmlns:w16="http://schemas.microsoft.com/office/word/2018/wordml" xmlns:w16du="http://schemas.microsoft.com/office/word/2023/wordml/word16du" xmlns:w16sdtdh="http://schemas.microsoft.com/office/word/2020/wordml/sdtdatahash" xmlns:w16sdtfl="http://schemas.microsoft.com/office/word/2024/wordml/sdtformatlock" xmlns:w16se="http://schemas.microsoft.com/office/word/2015/wordml/symex" xmlns:wpg="http://schemas.microsoft.com/office/word/2010/wordprocessingGroup" xmlns:wpi="http://schemas.microsoft.com/office/word/2010/wordprocessingInk" xmlns:wne="http://schemas.microsoft.com/office/word/2006/wordml" xmlns:wps="http://schemas.microsoft.com/office/word/2010/wordprocessingShape" mc:Ignorable="w14 w15 w16se w16cid w16 w16cex w16sdtdh w16sdtfl w16du wp14">
   <w:body>
     <w:p>
       <w:pPr>
@@ -549,6 +549,7 @@
                 <w:szCs w:val="20"/>
               </w:rPr>
             </w:pPr>
+            <w:proofErr w:type="gramStart"/>
             <w:r>
               <w:rPr>
                 <w:rFonts w:hint="eastAsia"/>
@@ -558,12 +559,21 @@
               <w:t>Player::</w:t>
             </w:r>
             <w:proofErr w:type="spellStart"/>
-            <w:r>
-              <w:rPr>
-                <w:sz w:val="20"/>
-                <w:szCs w:val="20"/>
-              </w:rPr>
-              <w:t>recv_packet</w:t>
+            <w:proofErr w:type="gramEnd"/>
+            <w:r>
+              <w:rPr>
+                <w:sz w:val="20"/>
+                <w:szCs w:val="20"/>
+              </w:rPr>
+              <w:t>recv_</w:t>
+            </w:r>
+            <w:proofErr w:type="gramStart"/>
+            <w:r>
+              <w:rPr>
+                <w:sz w:val="20"/>
+                <w:szCs w:val="20"/>
+              </w:rPr>
+              <w:t>packet</w:t>
             </w:r>
             <w:proofErr w:type="spellEnd"/>
             <w:r>
@@ -571,7 +581,15 @@
                 <w:sz w:val="20"/>
                 <w:szCs w:val="20"/>
               </w:rPr>
-              <w:t>();</w:t>
+              <w:t>(</w:t>
+            </w:r>
+            <w:proofErr w:type="gramEnd"/>
+            <w:r>
+              <w:rPr>
+                <w:sz w:val="20"/>
+                <w:szCs w:val="20"/>
+              </w:rPr>
+              <w:t>);</w:t>
             </w:r>
           </w:p>
         </w:tc>
@@ -657,6 +675,7 @@
                 <w:szCs w:val="20"/>
               </w:rPr>
             </w:pPr>
+            <w:proofErr w:type="gramStart"/>
             <w:r>
               <w:rPr>
                 <w:rFonts w:hint="eastAsia"/>
@@ -666,6 +685,7 @@
               <w:t>Player::</w:t>
             </w:r>
             <w:proofErr w:type="spellStart"/>
+            <w:proofErr w:type="gramEnd"/>
             <w:r>
               <w:rPr>
                 <w:rFonts w:hint="eastAsia"/>
@@ -679,7 +699,15 @@
                 <w:sz w:val="20"/>
                 <w:szCs w:val="20"/>
               </w:rPr>
-              <w:t>_packet</w:t>
+              <w:t>_</w:t>
+            </w:r>
+            <w:proofErr w:type="gramStart"/>
+            <w:r>
+              <w:rPr>
+                <w:sz w:val="20"/>
+                <w:szCs w:val="20"/>
+              </w:rPr>
+              <w:t>packet</w:t>
             </w:r>
             <w:proofErr w:type="spellEnd"/>
             <w:r>
@@ -687,7 +715,15 @@
                 <w:sz w:val="20"/>
                 <w:szCs w:val="20"/>
               </w:rPr>
-              <w:t>();</w:t>
+              <w:t>(</w:t>
+            </w:r>
+            <w:proofErr w:type="gramEnd"/>
+            <w:r>
+              <w:rPr>
+                <w:sz w:val="20"/>
+                <w:szCs w:val="20"/>
+              </w:rPr>
+              <w:t>);</w:t>
             </w:r>
           </w:p>
         </w:tc>
@@ -792,7 +828,16 @@
                 <w:sz w:val="20"/>
                 <w:szCs w:val="20"/>
               </w:rPr>
-              <w:t>send_playerInfo_packet</w:t>
+              <w:t>send_playerInfo_</w:t>
+            </w:r>
+            <w:proofErr w:type="gramStart"/>
+            <w:r>
+              <w:rPr>
+                <w:rFonts w:eastAsiaTheme="minorHAnsi"/>
+                <w:sz w:val="20"/>
+                <w:szCs w:val="20"/>
+              </w:rPr>
+              <w:t>packet</w:t>
             </w:r>
             <w:proofErr w:type="spellEnd"/>
             <w:r>
@@ -803,6 +848,7 @@
               </w:rPr>
               <w:t>();</w:t>
             </w:r>
+            <w:proofErr w:type="gramEnd"/>
           </w:p>
           <w:p>
             <w:pPr>
@@ -831,7 +877,16 @@
                 <w:sz w:val="20"/>
                 <w:szCs w:val="20"/>
               </w:rPr>
-              <w:t>send_login_fail_packet</w:t>
+              <w:t>send_login_fail_</w:t>
+            </w:r>
+            <w:proofErr w:type="gramStart"/>
+            <w:r>
+              <w:rPr>
+                <w:rFonts w:eastAsiaTheme="minorHAnsi"/>
+                <w:sz w:val="20"/>
+                <w:szCs w:val="20"/>
+              </w:rPr>
+              <w:t>packet</w:t>
             </w:r>
             <w:proofErr w:type="spellEnd"/>
             <w:r>
@@ -840,7 +895,16 @@
                 <w:sz w:val="20"/>
                 <w:szCs w:val="20"/>
               </w:rPr>
-              <w:t>();</w:t>
+              <w:t>(</w:t>
+            </w:r>
+            <w:proofErr w:type="gramEnd"/>
+            <w:r>
+              <w:rPr>
+                <w:rFonts w:eastAsiaTheme="minorHAnsi"/>
+                <w:sz w:val="20"/>
+                <w:szCs w:val="20"/>
+              </w:rPr>
+              <w:t>);</w:t>
             </w:r>
           </w:p>
         </w:tc>
@@ -945,7 +1009,16 @@
                 <w:sz w:val="20"/>
                 <w:szCs w:val="20"/>
               </w:rPr>
-              <w:t>send_enter_room_packet</w:t>
+              <w:t>send_enter_room_</w:t>
+            </w:r>
+            <w:proofErr w:type="gramStart"/>
+            <w:r>
+              <w:rPr>
+                <w:rFonts w:eastAsiaTheme="minorHAnsi"/>
+                <w:sz w:val="20"/>
+                <w:szCs w:val="20"/>
+              </w:rPr>
+              <w:t>packet</w:t>
             </w:r>
             <w:proofErr w:type="spellEnd"/>
             <w:r>
@@ -954,7 +1027,16 @@
                 <w:sz w:val="20"/>
                 <w:szCs w:val="20"/>
               </w:rPr>
-              <w:t xml:space="preserve">(int </w:t>
+              <w:t>(</w:t>
+            </w:r>
+            <w:proofErr w:type="gramEnd"/>
+            <w:r>
+              <w:rPr>
+                <w:rFonts w:eastAsiaTheme="minorHAnsi"/>
+                <w:sz w:val="20"/>
+                <w:szCs w:val="20"/>
+              </w:rPr>
+              <w:t xml:space="preserve">int </w:t>
             </w:r>
             <w:proofErr w:type="spellStart"/>
             <w:r>
@@ -966,6 +1048,7 @@
               <w:t>target_id</w:t>
             </w:r>
             <w:proofErr w:type="spellEnd"/>
+            <w:proofErr w:type="gramStart"/>
             <w:r>
               <w:rPr>
                 <w:rFonts w:eastAsiaTheme="minorHAnsi"/>
@@ -974,6 +1057,7 @@
               </w:rPr>
               <w:t>);</w:t>
             </w:r>
+            <w:proofErr w:type="gramEnd"/>
           </w:p>
           <w:p>
             <w:pPr>
@@ -1014,13 +1098,23 @@
               <w:t>(</w:t>
             </w:r>
             <w:proofErr w:type="spellStart"/>
+            <w:proofErr w:type="gramStart"/>
             <w:r>
               <w:rPr>
                 <w:rFonts w:eastAsiaTheme="minorHAnsi"/>
                 <w:sz w:val="20"/>
                 <w:szCs w:val="20"/>
               </w:rPr>
-              <w:t>target_id</w:t>
+              <w:t>target</w:t>
+            </w:r>
+            <w:proofErr w:type="gramEnd"/>
+            <w:r>
+              <w:rPr>
+                <w:rFonts w:eastAsiaTheme="minorHAnsi"/>
+                <w:sz w:val="20"/>
+                <w:szCs w:val="20"/>
+              </w:rPr>
+              <w:t>_id</w:t>
             </w:r>
             <w:proofErr w:type="spellEnd"/>
             <w:r>
@@ -1259,7 +1353,16 @@
                 <w:sz w:val="20"/>
                 <w:szCs w:val="20"/>
               </w:rPr>
-              <w:t>send_rank_packet</w:t>
+              <w:t>send_rank_</w:t>
+            </w:r>
+            <w:proofErr w:type="gramStart"/>
+            <w:r>
+              <w:rPr>
+                <w:rFonts w:eastAsiaTheme="minorHAnsi"/>
+                <w:sz w:val="20"/>
+                <w:szCs w:val="20"/>
+              </w:rPr>
+              <w:t>packet</w:t>
             </w:r>
             <w:proofErr w:type="spellEnd"/>
             <w:r>
@@ -1268,7 +1371,16 @@
                 <w:sz w:val="20"/>
                 <w:szCs w:val="20"/>
               </w:rPr>
-              <w:t xml:space="preserve">(int </w:t>
+              <w:t>(</w:t>
+            </w:r>
+            <w:proofErr w:type="gramEnd"/>
+            <w:r>
+              <w:rPr>
+                <w:rFonts w:eastAsiaTheme="minorHAnsi"/>
+                <w:sz w:val="20"/>
+                <w:szCs w:val="20"/>
+              </w:rPr>
+              <w:t xml:space="preserve">int </w:t>
             </w:r>
             <w:proofErr w:type="spellStart"/>
             <w:r>
@@ -1353,7 +1465,25 @@
                 <w:sz w:val="20"/>
                 <w:szCs w:val="20"/>
               </w:rPr>
-              <w:t>게임 시작.게임 종료</w:t>
+              <w:t xml:space="preserve">게임 </w:t>
+            </w:r>
+            <w:proofErr w:type="gramStart"/>
+            <w:r>
+              <w:rPr>
+                <w:rFonts w:hint="eastAsia"/>
+                <w:sz w:val="20"/>
+                <w:szCs w:val="20"/>
+              </w:rPr>
+              <w:t>시작.게임</w:t>
+            </w:r>
+            <w:proofErr w:type="gramEnd"/>
+            <w:r>
+              <w:rPr>
+                <w:rFonts w:hint="eastAsia"/>
+                <w:sz w:val="20"/>
+                <w:szCs w:val="20"/>
+              </w:rPr>
+              <w:t xml:space="preserve"> 종료</w:t>
             </w:r>
           </w:p>
         </w:tc>
@@ -1396,7 +1526,16 @@
                 <w:sz w:val="20"/>
                 <w:szCs w:val="20"/>
               </w:rPr>
-              <w:t>send_Game_Start_Packet</w:t>
+              <w:t>send_Game_Start_</w:t>
+            </w:r>
+            <w:proofErr w:type="gramStart"/>
+            <w:r>
+              <w:rPr>
+                <w:rFonts w:eastAsiaTheme="minorHAnsi" w:hint="eastAsia"/>
+                <w:sz w:val="20"/>
+                <w:szCs w:val="20"/>
+              </w:rPr>
+              <w:t>Packet</w:t>
             </w:r>
             <w:proofErr w:type="spellEnd"/>
             <w:r>
@@ -1405,7 +1544,16 @@
                 <w:sz w:val="20"/>
                 <w:szCs w:val="20"/>
               </w:rPr>
-              <w:t xml:space="preserve">(int </w:t>
+              <w:t>(</w:t>
+            </w:r>
+            <w:proofErr w:type="gramEnd"/>
+            <w:r>
+              <w:rPr>
+                <w:rFonts w:eastAsiaTheme="minorHAnsi" w:hint="eastAsia"/>
+                <w:sz w:val="20"/>
+                <w:szCs w:val="20"/>
+              </w:rPr>
+              <w:t xml:space="preserve">int </w:t>
             </w:r>
             <w:proofErr w:type="spellStart"/>
             <w:r>
@@ -1468,7 +1616,16 @@
                 <w:sz w:val="20"/>
                 <w:szCs w:val="20"/>
               </w:rPr>
-              <w:t>_packet</w:t>
+              <w:t>_</w:t>
+            </w:r>
+            <w:proofErr w:type="gramStart"/>
+            <w:r>
+              <w:rPr>
+                <w:rFonts w:eastAsiaTheme="minorHAnsi"/>
+                <w:sz w:val="20"/>
+                <w:szCs w:val="20"/>
+              </w:rPr>
+              <w:t>packet</w:t>
             </w:r>
             <w:proofErr w:type="spellEnd"/>
             <w:r>
@@ -1477,7 +1634,16 @@
                 <w:sz w:val="20"/>
                 <w:szCs w:val="20"/>
               </w:rPr>
-              <w:t xml:space="preserve">(int </w:t>
+              <w:t>(</w:t>
+            </w:r>
+            <w:proofErr w:type="gramEnd"/>
+            <w:r>
+              <w:rPr>
+                <w:rFonts w:eastAsiaTheme="minorHAnsi"/>
+                <w:sz w:val="20"/>
+                <w:szCs w:val="20"/>
+              </w:rPr>
+              <w:t xml:space="preserve">int </w:t>
             </w:r>
             <w:proofErr w:type="spellStart"/>
             <w:r>
@@ -1767,6 +1933,7 @@
               <w:t xml:space="preserve">bool </w:t>
             </w:r>
             <w:proofErr w:type="spellStart"/>
+            <w:proofErr w:type="gramStart"/>
             <w:r>
               <w:rPr>
                 <w:rFonts w:eastAsiaTheme="minorHAnsi"/>
@@ -1782,30 +1949,40 @@
                 <w:sz w:val="20"/>
                 <w:szCs w:val="20"/>
               </w:rPr>
-              <w:t>()</w:t>
-            </w:r>
-          </w:p>
-          <w:p>
-            <w:pPr>
-              <w:widowControl/>
-              <w:wordWrap/>
-              <w:autoSpaceDE/>
-              <w:autoSpaceDN/>
+              <w:t>(</w:t>
+            </w:r>
+            <w:proofErr w:type="gramEnd"/>
+            <w:r>
               <w:rPr>
                 <w:rFonts w:eastAsiaTheme="minorHAnsi"/>
                 <w:sz w:val="20"/>
                 <w:szCs w:val="20"/>
               </w:rPr>
-            </w:pPr>
-            <w:r>
+              <w:t>)</w:t>
+            </w:r>
+          </w:p>
+          <w:p>
+            <w:pPr>
+              <w:widowControl/>
+              <w:wordWrap/>
+              <w:autoSpaceDE/>
+              <w:autoSpaceDN/>
               <w:rPr>
                 <w:rFonts w:eastAsiaTheme="minorHAnsi"/>
                 <w:sz w:val="20"/>
                 <w:szCs w:val="20"/>
               </w:rPr>
+            </w:pPr>
+            <w:r>
+              <w:rPr>
+                <w:rFonts w:eastAsiaTheme="minorHAnsi"/>
+                <w:sz w:val="20"/>
+                <w:szCs w:val="20"/>
+              </w:rPr>
               <w:t xml:space="preserve">void </w:t>
             </w:r>
             <w:proofErr w:type="spellStart"/>
+            <w:proofErr w:type="gramStart"/>
             <w:r>
               <w:rPr>
                 <w:rFonts w:eastAsiaTheme="minorHAnsi"/>
@@ -1821,7 +1998,16 @@
                 <w:sz w:val="20"/>
                 <w:szCs w:val="20"/>
               </w:rPr>
-              <w:t>()</w:t>
+              <w:t>(</w:t>
+            </w:r>
+            <w:proofErr w:type="gramEnd"/>
+            <w:r>
+              <w:rPr>
+                <w:rFonts w:eastAsiaTheme="minorHAnsi"/>
+                <w:sz w:val="20"/>
+                <w:szCs w:val="20"/>
+              </w:rPr>
+              <w:t>)</w:t>
             </w:r>
           </w:p>
         </w:tc>
@@ -1840,7 +2026,6 @@
                 <w:szCs w:val="20"/>
               </w:rPr>
             </w:pPr>
-            <w:proofErr w:type="spellStart"/>
             <w:r>
               <w:rPr>
                 <w:rFonts w:hint="eastAsia"/>
@@ -1849,7 +2034,6 @@
               </w:rPr>
               <w:t>유영빈</w:t>
             </w:r>
-            <w:proofErr w:type="spellEnd"/>
           </w:p>
         </w:tc>
       </w:tr>
@@ -1919,6 +2103,7 @@
               <w:t xml:space="preserve">void </w:t>
             </w:r>
             <w:proofErr w:type="spellStart"/>
+            <w:proofErr w:type="gramStart"/>
             <w:r>
               <w:rPr>
                 <w:rFonts w:eastAsiaTheme="minorHAnsi"/>
@@ -1934,7 +2119,16 @@
                 <w:sz w:val="20"/>
                 <w:szCs w:val="20"/>
               </w:rPr>
-              <w:t>()</w:t>
+              <w:t>(</w:t>
+            </w:r>
+            <w:proofErr w:type="gramEnd"/>
+            <w:r>
+              <w:rPr>
+                <w:rFonts w:eastAsiaTheme="minorHAnsi"/>
+                <w:sz w:val="20"/>
+                <w:szCs w:val="20"/>
+              </w:rPr>
+              <w:t>)</w:t>
             </w:r>
             <w:r>
               <w:rPr>
@@ -1960,7 +2154,6 @@
                 <w:szCs w:val="20"/>
               </w:rPr>
             </w:pPr>
-            <w:proofErr w:type="spellStart"/>
             <w:r>
               <w:rPr>
                 <w:rFonts w:hint="eastAsia"/>
@@ -1969,7 +2162,6 @@
               </w:rPr>
               <w:t>유영빈</w:t>
             </w:r>
-            <w:proofErr w:type="spellEnd"/>
           </w:p>
         </w:tc>
       </w:tr>
@@ -2301,23 +2493,13 @@
                 <w:szCs w:val="20"/>
               </w:rPr>
             </w:pPr>
-            <w:proofErr w:type="spellStart"/>
-            <w:r>
-              <w:rPr>
-                <w:rFonts w:hint="eastAsia"/>
-                <w:sz w:val="20"/>
-                <w:szCs w:val="20"/>
-              </w:rPr>
-              <w:t>유영빈</w:t>
-            </w:r>
-            <w:proofErr w:type="spellEnd"/>
-            <w:r>
-              <w:rPr>
-                <w:rFonts w:hint="eastAsia"/>
-                <w:sz w:val="20"/>
-                <w:szCs w:val="20"/>
-              </w:rPr>
-              <w:t>, 양현서</w:t>
+            <w:r>
+              <w:rPr>
+                <w:rFonts w:hint="eastAsia"/>
+                <w:sz w:val="20"/>
+                <w:szCs w:val="20"/>
+              </w:rPr>
+              <w:t>유영빈, 양현서</w:t>
             </w:r>
           </w:p>
         </w:tc>
@@ -2432,6 +2614,7 @@
               <w:t xml:space="preserve">bool </w:t>
             </w:r>
             <w:proofErr w:type="spellStart"/>
+            <w:proofErr w:type="gramStart"/>
             <w:r>
               <w:rPr>
                 <w:sz w:val="20"/>
@@ -2445,7 +2628,15 @@
                 <w:sz w:val="20"/>
                 <w:szCs w:val="20"/>
               </w:rPr>
-              <w:t>::Init()</w:t>
+              <w:t>::Init(</w:t>
+            </w:r>
+            <w:proofErr w:type="gramEnd"/>
+            <w:r>
+              <w:rPr>
+                <w:sz w:val="20"/>
+                <w:szCs w:val="20"/>
+              </w:rPr>
+              <w:t>)</w:t>
             </w:r>
           </w:p>
           <w:p>
@@ -2460,6 +2651,7 @@
               </w:rPr>
             </w:pPr>
             <w:proofErr w:type="spellStart"/>
+            <w:proofErr w:type="gramStart"/>
             <w:r>
               <w:rPr>
                 <w:sz w:val="20"/>
@@ -2489,7 +2681,15 @@
                 <w:sz w:val="20"/>
                 <w:szCs w:val="20"/>
               </w:rPr>
-              <w:t>()</w:t>
+              <w:t>(</w:t>
+            </w:r>
+            <w:proofErr w:type="gramEnd"/>
+            <w:r>
+              <w:rPr>
+                <w:sz w:val="20"/>
+                <w:szCs w:val="20"/>
+              </w:rPr>
+              <w:t>)</w:t>
             </w:r>
           </w:p>
         </w:tc>
@@ -2620,7 +2820,6 @@
                 <w:szCs w:val="20"/>
               </w:rPr>
             </w:pPr>
-            <w:proofErr w:type="spellStart"/>
             <w:r>
               <w:rPr>
                 <w:rFonts w:hint="eastAsia"/>
@@ -2629,7 +2828,6 @@
               </w:rPr>
               <w:t>유영빈</w:t>
             </w:r>
-            <w:proofErr w:type="spellEnd"/>
           </w:p>
         </w:tc>
       </w:tr>
@@ -2714,7 +2912,6 @@
                 <w:szCs w:val="20"/>
               </w:rPr>
             </w:pPr>
-            <w:proofErr w:type="spellStart"/>
             <w:r>
               <w:rPr>
                 <w:rFonts w:hint="eastAsia"/>
@@ -2723,7 +2920,6 @@
               </w:rPr>
               <w:t>유영빈</w:t>
             </w:r>
-            <w:proofErr w:type="spellEnd"/>
           </w:p>
         </w:tc>
       </w:tr>
@@ -2848,18 +3044,8 @@
                 <w:sz w:val="20"/>
                 <w:szCs w:val="20"/>
               </w:rPr>
-              <w:t xml:space="preserve">양현서, </w:t>
-            </w:r>
-            <w:proofErr w:type="spellStart"/>
-            <w:r>
-              <w:rPr>
-                <w:rFonts w:hint="eastAsia"/>
-                <w:sz w:val="20"/>
-                <w:szCs w:val="20"/>
-              </w:rPr>
-              <w:t>유영빈</w:t>
-            </w:r>
-            <w:proofErr w:type="spellEnd"/>
+              <w:t>양현서, 유영빈</w:t>
+            </w:r>
           </w:p>
         </w:tc>
       </w:tr>
@@ -3531,6 +3717,7 @@
                 <w:szCs w:val="16"/>
               </w:rPr>
             </w:pPr>
+            <w:proofErr w:type="gramStart"/>
             <w:r>
               <w:rPr>
                 <w:rFonts w:hint="eastAsia"/>
@@ -3539,55 +3726,55 @@
                 <w:sz w:val="16"/>
                 <w:szCs w:val="16"/>
               </w:rPr>
-              <w:t>Player()</w:t>
-            </w:r>
-          </w:p>
-          <w:p>
-            <w:pPr>
-              <w:widowControl/>
-              <w:wordWrap/>
-              <w:autoSpaceDE/>
-              <w:autoSpaceDN/>
-              <w:rPr>
+              <w:t>Player(</w:t>
+            </w:r>
+            <w:proofErr w:type="gramEnd"/>
+            <w:r>
+              <w:rPr>
+                <w:rFonts w:hint="eastAsia"/>
                 <w:b/>
                 <w:bCs/>
                 <w:sz w:val="16"/>
                 <w:szCs w:val="16"/>
               </w:rPr>
-            </w:pPr>
-            <w:r>
-              <w:rPr>
-                <w:rFonts w:hint="eastAsia"/>
+              <w:t>)</w:t>
+            </w:r>
+          </w:p>
+          <w:p>
+            <w:pPr>
+              <w:widowControl/>
+              <w:wordWrap/>
+              <w:autoSpaceDE/>
+              <w:autoSpaceDN/>
+              <w:rPr>
                 <w:b/>
                 <w:bCs/>
                 <w:sz w:val="16"/>
                 <w:szCs w:val="16"/>
               </w:rPr>
-              <w:t>~Player()</w:t>
-            </w:r>
-          </w:p>
-          <w:p>
-            <w:pPr>
-              <w:widowControl/>
-              <w:wordWrap/>
-              <w:autoSpaceDE/>
-              <w:autoSpaceDN/>
-              <w:rPr>
+            </w:pPr>
+            <w:r>
+              <w:rPr>
+                <w:rFonts w:hint="eastAsia"/>
                 <w:b/>
                 <w:bCs/>
                 <w:sz w:val="16"/>
                 <w:szCs w:val="16"/>
               </w:rPr>
-            </w:pPr>
-            <w:r>
-              <w:rPr>
+              <w:t>~</w:t>
+            </w:r>
+            <w:proofErr w:type="gramStart"/>
+            <w:r>
+              <w:rPr>
+                <w:rFonts w:hint="eastAsia"/>
                 <w:b/>
                 <w:bCs/>
                 <w:sz w:val="16"/>
                 <w:szCs w:val="16"/>
               </w:rPr>
-              <w:t>S</w:t>
-            </w:r>
+              <w:t>Player(</w:t>
+            </w:r>
+            <w:proofErr w:type="gramEnd"/>
             <w:r>
               <w:rPr>
                 <w:rFonts w:hint="eastAsia"/>
@@ -3596,7 +3783,62 @@
                 <w:sz w:val="16"/>
                 <w:szCs w:val="16"/>
               </w:rPr>
-              <w:t>erver main()</w:t>
+              <w:t>)</w:t>
+            </w:r>
+          </w:p>
+          <w:p>
+            <w:pPr>
+              <w:widowControl/>
+              <w:wordWrap/>
+              <w:autoSpaceDE/>
+              <w:autoSpaceDN/>
+              <w:rPr>
+                <w:b/>
+                <w:bCs/>
+                <w:sz w:val="16"/>
+                <w:szCs w:val="16"/>
+              </w:rPr>
+            </w:pPr>
+            <w:r>
+              <w:rPr>
+                <w:b/>
+                <w:bCs/>
+                <w:sz w:val="16"/>
+                <w:szCs w:val="16"/>
+              </w:rPr>
+              <w:t>S</w:t>
+            </w:r>
+            <w:r>
+              <w:rPr>
+                <w:rFonts w:hint="eastAsia"/>
+                <w:b/>
+                <w:bCs/>
+                <w:sz w:val="16"/>
+                <w:szCs w:val="16"/>
+              </w:rPr>
+              <w:t xml:space="preserve">erver </w:t>
+            </w:r>
+            <w:proofErr w:type="gramStart"/>
+            <w:r>
+              <w:rPr>
+                <w:rFonts w:hint="eastAsia"/>
+                <w:b/>
+                <w:bCs/>
+                <w:sz w:val="16"/>
+                <w:szCs w:val="16"/>
+              </w:rPr>
+              <w:t>main(</w:t>
+            </w:r>
+            <w:proofErr w:type="gramEnd"/>
+            <w:r>
+              <w:rPr>
+                <w:rFonts w:hint="eastAsia"/>
+                <w:b/>
+                <w:bCs/>
+                <w:sz w:val="16"/>
+                <w:szCs w:val="16"/>
+              </w:rPr>
+              <w:t>)</w:t>
             </w:r>
           </w:p>
           <w:p>
@@ -3785,6 +4027,7 @@
                 <w:szCs w:val="14"/>
               </w:rPr>
             </w:pPr>
+            <w:proofErr w:type="gramStart"/>
             <w:r>
               <w:rPr>
                 <w:rFonts w:hint="eastAsia"/>
@@ -3796,6 +4039,7 @@
               <w:t>Player::</w:t>
             </w:r>
             <w:proofErr w:type="spellStart"/>
+            <w:proofErr w:type="gramEnd"/>
             <w:r>
               <w:rPr>
                 <w:b/>
@@ -3803,9 +4047,9 @@
                 <w:sz w:val="14"/>
                 <w:szCs w:val="14"/>
               </w:rPr>
-              <w:t>recv_packet</w:t>
-            </w:r>
-            <w:proofErr w:type="spellEnd"/>
+              <w:t>recv_</w:t>
+            </w:r>
+            <w:proofErr w:type="gramStart"/>
             <w:r>
               <w:rPr>
                 <w:b/>
@@ -3813,33 +4057,34 @@
                 <w:sz w:val="14"/>
                 <w:szCs w:val="14"/>
               </w:rPr>
-              <w:t>();</w:t>
-            </w:r>
-          </w:p>
-          <w:p>
-            <w:pPr>
-              <w:widowControl/>
-              <w:wordWrap/>
-              <w:autoSpaceDE/>
-              <w:autoSpaceDN/>
+              <w:t>packet</w:t>
+            </w:r>
+            <w:proofErr w:type="spellEnd"/>
+            <w:r>
               <w:rPr>
                 <w:b/>
                 <w:bCs/>
                 <w:sz w:val="14"/>
                 <w:szCs w:val="14"/>
               </w:rPr>
-            </w:pPr>
-            <w:r>
-              <w:rPr>
-                <w:rFonts w:hint="eastAsia"/>
+              <w:t>();</w:t>
+            </w:r>
+            <w:proofErr w:type="gramEnd"/>
+          </w:p>
+          <w:p>
+            <w:pPr>
+              <w:widowControl/>
+              <w:wordWrap/>
+              <w:autoSpaceDE/>
+              <w:autoSpaceDN/>
+              <w:rPr>
                 <w:b/>
                 <w:bCs/>
                 <w:sz w:val="14"/>
                 <w:szCs w:val="14"/>
               </w:rPr>
-              <w:t>Player::</w:t>
-            </w:r>
-            <w:proofErr w:type="spellStart"/>
+            </w:pPr>
+            <w:proofErr w:type="gramStart"/>
             <w:r>
               <w:rPr>
                 <w:rFonts w:hint="eastAsia"/>
@@ -3848,18 +4093,20 @@
                 <w:sz w:val="14"/>
                 <w:szCs w:val="14"/>
               </w:rPr>
-              <w:t>send</w:t>
-            </w:r>
-            <w:r>
-              <w:rPr>
+              <w:t>Player::</w:t>
+            </w:r>
+            <w:proofErr w:type="spellStart"/>
+            <w:proofErr w:type="gramEnd"/>
+            <w:r>
+              <w:rPr>
+                <w:rFonts w:hint="eastAsia"/>
                 <w:b/>
                 <w:bCs/>
                 <w:sz w:val="14"/>
                 <w:szCs w:val="14"/>
               </w:rPr>
-              <w:t>_packet</w:t>
-            </w:r>
-            <w:proofErr w:type="spellEnd"/>
+              <w:t>send</w:t>
+            </w:r>
             <w:r>
               <w:rPr>
                 <w:b/>
@@ -3867,58 +4114,55 @@
                 <w:sz w:val="14"/>
                 <w:szCs w:val="14"/>
               </w:rPr>
-              <w:t>();</w:t>
-            </w:r>
-          </w:p>
-          <w:p>
-            <w:pPr>
-              <w:widowControl/>
-              <w:wordWrap/>
-              <w:autoSpaceDE/>
-              <w:autoSpaceDN/>
+              <w:t>_</w:t>
+            </w:r>
+            <w:proofErr w:type="gramStart"/>
+            <w:r>
               <w:rPr>
                 <w:b/>
                 <w:bCs/>
                 <w:sz w:val="14"/>
                 <w:szCs w:val="14"/>
               </w:rPr>
-            </w:pPr>
-            <w:r>
-              <w:rPr>
-                <w:rFonts w:hint="eastAsia"/>
+              <w:t>packet</w:t>
+            </w:r>
+            <w:proofErr w:type="spellEnd"/>
+            <w:r>
+              <w:rPr>
                 <w:b/>
                 <w:bCs/>
                 <w:sz w:val="14"/>
                 <w:szCs w:val="14"/>
               </w:rPr>
-              <w:t>Player::</w:t>
-            </w:r>
-            <w:r>
-              <w:rPr>
-                <w:rFonts w:hint="eastAsia"/>
+              <w:t>();</w:t>
+            </w:r>
+            <w:proofErr w:type="gramEnd"/>
+          </w:p>
+          <w:p>
+            <w:pPr>
+              <w:widowControl/>
+              <w:wordWrap/>
+              <w:autoSpaceDE/>
+              <w:autoSpaceDN/>
+              <w:rPr>
                 <w:b/>
                 <w:bCs/>
                 <w:sz w:val="14"/>
                 <w:szCs w:val="14"/>
               </w:rPr>
-              <w:t>disconnect</w:t>
-            </w:r>
-            <w:r>
-              <w:rPr>
+            </w:pPr>
+            <w:proofErr w:type="gramStart"/>
+            <w:r>
+              <w:rPr>
+                <w:rFonts w:hint="eastAsia"/>
                 <w:b/>
                 <w:bCs/>
                 <w:sz w:val="14"/>
                 <w:szCs w:val="14"/>
               </w:rPr>
-              <w:t>();</w:t>
-            </w:r>
-          </w:p>
-          <w:p>
-            <w:pPr>
-              <w:widowControl/>
-              <w:wordWrap/>
-              <w:autoSpaceDE/>
-              <w:autoSpaceDN/>
+              <w:t>Player::</w:t>
+            </w:r>
+            <w:r>
               <w:rPr>
                 <w:rFonts w:hint="eastAsia"/>
                 <w:b/>
@@ -3926,17 +4170,44 @@
                 <w:sz w:val="14"/>
                 <w:szCs w:val="14"/>
               </w:rPr>
-            </w:pPr>
-            <w:r>
-              <w:rPr>
-                <w:rFonts w:hint="eastAsia"/>
+              <w:t>disconnect</w:t>
+            </w:r>
+            <w:r>
+              <w:rPr>
                 <w:b/>
                 <w:bCs/>
                 <w:sz w:val="14"/>
                 <w:szCs w:val="14"/>
               </w:rPr>
+              <w:t>();</w:t>
+            </w:r>
+            <w:proofErr w:type="gramEnd"/>
+          </w:p>
+          <w:p>
+            <w:pPr>
+              <w:widowControl/>
+              <w:wordWrap/>
+              <w:autoSpaceDE/>
+              <w:autoSpaceDN/>
+              <w:rPr>
+                <w:b/>
+                <w:bCs/>
+                <w:sz w:val="14"/>
+                <w:szCs w:val="14"/>
+              </w:rPr>
+            </w:pPr>
+            <w:proofErr w:type="gramStart"/>
+            <w:r>
+              <w:rPr>
+                <w:rFonts w:hint="eastAsia"/>
+                <w:b/>
+                <w:bCs/>
+                <w:sz w:val="14"/>
+                <w:szCs w:val="14"/>
+              </w:rPr>
               <w:t>Player::</w:t>
             </w:r>
+            <w:proofErr w:type="gramEnd"/>
             <w:r>
               <w:rPr>
                 <w:rFonts w:eastAsiaTheme="minorHAnsi"/>
@@ -3956,8 +4227,9 @@
                 <w:sz w:val="14"/>
                 <w:szCs w:val="14"/>
               </w:rPr>
-              <w:t>p</w:t>
-            </w:r>
+              <w:t>process_</w:t>
+            </w:r>
+            <w:proofErr w:type="gramStart"/>
             <w:r>
               <w:rPr>
                 <w:rFonts w:eastAsiaTheme="minorHAnsi" w:hint="eastAsia"/>
@@ -3966,7 +4238,7 @@
                 <w:sz w:val="14"/>
                 <w:szCs w:val="14"/>
               </w:rPr>
-              <w:t>rocess_packet</w:t>
+              <w:t>packet</w:t>
             </w:r>
             <w:proofErr w:type="spellEnd"/>
             <w:r>
@@ -3977,7 +4249,18 @@
                 <w:sz w:val="14"/>
                 <w:szCs w:val="14"/>
               </w:rPr>
-              <w:t>()</w:t>
+              <w:t>(</w:t>
+            </w:r>
+            <w:proofErr w:type="gramEnd"/>
+            <w:r>
+              <w:rPr>
+                <w:rFonts w:eastAsiaTheme="minorHAnsi" w:hint="eastAsia"/>
+                <w:b/>
+                <w:bCs/>
+                <w:sz w:val="14"/>
+                <w:szCs w:val="14"/>
+              </w:rPr>
+              <w:t>)</w:t>
             </w:r>
           </w:p>
         </w:tc>
@@ -4307,7 +4590,16 @@
                 <w:sz w:val="16"/>
                 <w:szCs w:val="16"/>
               </w:rPr>
-              <w:t>send_enter_room_packet</w:t>
+              <w:t>send_enter_room_</w:t>
+            </w:r>
+            <w:proofErr w:type="gramStart"/>
+            <w:r>
+              <w:rPr>
+                <w:rFonts w:eastAsiaTheme="minorHAnsi"/>
+                <w:sz w:val="16"/>
+                <w:szCs w:val="16"/>
+              </w:rPr>
+              <w:t>packet</w:t>
             </w:r>
             <w:proofErr w:type="spellEnd"/>
             <w:r>
@@ -4316,7 +4608,16 @@
                 <w:sz w:val="16"/>
                 <w:szCs w:val="16"/>
               </w:rPr>
-              <w:t xml:space="preserve">(int </w:t>
+              <w:t>(</w:t>
+            </w:r>
+            <w:proofErr w:type="gramEnd"/>
+            <w:r>
+              <w:rPr>
+                <w:rFonts w:eastAsiaTheme="minorHAnsi"/>
+                <w:sz w:val="16"/>
+                <w:szCs w:val="16"/>
+              </w:rPr>
+              <w:t xml:space="preserve">int </w:t>
             </w:r>
             <w:proofErr w:type="spellStart"/>
             <w:r>
@@ -4328,6 +4629,7 @@
               <w:t>target_id</w:t>
             </w:r>
             <w:proofErr w:type="spellEnd"/>
+            <w:proofErr w:type="gramStart"/>
             <w:r>
               <w:rPr>
                 <w:rFonts w:eastAsiaTheme="minorHAnsi"/>
@@ -4336,6 +4638,7 @@
               </w:rPr>
               <w:t>);</w:t>
             </w:r>
+            <w:proofErr w:type="gramEnd"/>
           </w:p>
           <w:p>
             <w:pPr>
@@ -5992,14 +6295,12 @@
         <w:autoSpaceDE/>
         <w:autoSpaceDN/>
       </w:pPr>
-      <w:proofErr w:type="spellStart"/>
       <w:r>
         <w:rPr>
           <w:rFonts w:hint="eastAsia"/>
         </w:rPr>
         <w:t>유영빈</w:t>
       </w:r>
-      <w:proofErr w:type="spellEnd"/>
     </w:p>
     <w:tbl>
       <w:tblPr>
@@ -6009,13 +6310,13 @@
         <w:tblLook w:val="04A0" w:firstRow="1" w:lastRow="0" w:firstColumn="1" w:lastColumn="0" w:noHBand="0" w:noVBand="1"/>
       </w:tblPr>
       <w:tblGrid>
-        <w:gridCol w:w="1706"/>
-        <w:gridCol w:w="1739"/>
-        <w:gridCol w:w="1707"/>
-        <w:gridCol w:w="1707"/>
-        <w:gridCol w:w="1804"/>
-        <w:gridCol w:w="1707"/>
-        <w:gridCol w:w="546"/>
+        <w:gridCol w:w="1703"/>
+        <w:gridCol w:w="1759"/>
+        <w:gridCol w:w="1703"/>
+        <w:gridCol w:w="1703"/>
+        <w:gridCol w:w="1800"/>
+        <w:gridCol w:w="1703"/>
+        <w:gridCol w:w="545"/>
       </w:tblGrid>
       <w:tr>
         <w:trPr>
@@ -6432,12 +6733,16 @@
               <w:autoSpaceDN/>
               <w:rPr>
                 <w:rFonts w:eastAsiaTheme="minorHAnsi"/>
-                <w:sz w:val="16"/>
-                <w:szCs w:val="16"/>
-              </w:rPr>
-            </w:pPr>
-            <w:r>
-              <w:rPr>
+                <w:b/>
+                <w:bCs/>
+                <w:sz w:val="16"/>
+                <w:szCs w:val="16"/>
+              </w:rPr>
+            </w:pPr>
+            <w:r>
+              <w:rPr>
+                <w:b/>
+                <w:bCs/>
                 <w:sz w:val="16"/>
                 <w:szCs w:val="16"/>
               </w:rPr>
@@ -6447,6 +6752,8 @@
             <w:r>
               <w:rPr>
                 <w:rFonts w:eastAsiaTheme="minorHAnsi" w:hint="eastAsia"/>
+                <w:b/>
+                <w:bCs/>
                 <w:sz w:val="16"/>
                 <w:szCs w:val="16"/>
               </w:rPr>
@@ -6467,6 +6774,8 @@
             </w:pPr>
             <w:r>
               <w:rPr>
+                <w:b/>
+                <w:bCs/>
                 <w:sz w:val="16"/>
                 <w:szCs w:val="16"/>
               </w:rPr>
@@ -6635,13 +6944,17 @@
               <w:autoSpaceDE/>
               <w:autoSpaceDN/>
               <w:rPr>
-                <w:sz w:val="16"/>
-                <w:szCs w:val="16"/>
-              </w:rPr>
-            </w:pPr>
-            <w:r>
-              <w:rPr>
-                <w:rFonts w:hint="eastAsia"/>
+                <w:b/>
+                <w:bCs/>
+                <w:sz w:val="16"/>
+                <w:szCs w:val="16"/>
+              </w:rPr>
+            </w:pPr>
+            <w:r>
+              <w:rPr>
+                <w:rFonts w:hint="eastAsia"/>
+                <w:b/>
+                <w:bCs/>
                 <w:sz w:val="16"/>
                 <w:szCs w:val="16"/>
               </w:rPr>
@@ -7149,6 +7462,7 @@
               </w:rPr>
             </w:pPr>
             <w:proofErr w:type="spellStart"/>
+            <w:proofErr w:type="gramStart"/>
             <w:r>
               <w:rPr>
                 <w:rFonts w:eastAsiaTheme="minorHAnsi"/>
@@ -7164,7 +7478,16 @@
                 <w:sz w:val="16"/>
                 <w:szCs w:val="16"/>
               </w:rPr>
-              <w:t>()</w:t>
+              <w:t>(</w:t>
+            </w:r>
+            <w:proofErr w:type="gramEnd"/>
+            <w:r>
+              <w:rPr>
+                <w:rFonts w:eastAsiaTheme="minorHAnsi"/>
+                <w:sz w:val="16"/>
+                <w:szCs w:val="16"/>
+              </w:rPr>
+              <w:t>)</w:t>
             </w:r>
           </w:p>
           <w:p>
@@ -7362,6 +7685,7 @@
               </w:rPr>
             </w:pPr>
             <w:proofErr w:type="spellStart"/>
+            <w:proofErr w:type="gramStart"/>
             <w:r>
               <w:rPr>
                 <w:rFonts w:eastAsiaTheme="minorHAnsi"/>
@@ -7377,7 +7701,16 @@
                 <w:sz w:val="16"/>
                 <w:szCs w:val="16"/>
               </w:rPr>
-              <w:t>() </w:t>
+              <w:t>(</w:t>
+            </w:r>
+            <w:proofErr w:type="gramEnd"/>
+            <w:r>
+              <w:rPr>
+                <w:rFonts w:eastAsiaTheme="minorHAnsi"/>
+                <w:sz w:val="16"/>
+                <w:szCs w:val="16"/>
+              </w:rPr>
+              <w:t>) </w:t>
             </w:r>
           </w:p>
           <w:p>
@@ -7538,6 +7871,7 @@
               </w:rPr>
             </w:pPr>
             <w:proofErr w:type="spellStart"/>
+            <w:proofErr w:type="gramStart"/>
             <w:r>
               <w:rPr>
                 <w:rFonts w:eastAsiaTheme="minorHAnsi"/>
@@ -7553,7 +7887,16 @@
                 <w:sz w:val="16"/>
                 <w:szCs w:val="16"/>
               </w:rPr>
-              <w:t>()</w:t>
+              <w:t>(</w:t>
+            </w:r>
+            <w:proofErr w:type="gramEnd"/>
+            <w:r>
+              <w:rPr>
+                <w:rFonts w:eastAsiaTheme="minorHAnsi"/>
+                <w:sz w:val="16"/>
+                <w:szCs w:val="16"/>
+              </w:rPr>
+              <w:t>)</w:t>
             </w:r>
           </w:p>
           <w:p>
@@ -9176,6 +9519,7 @@
                 <w:szCs w:val="16"/>
               </w:rPr>
             </w:pPr>
+            <w:proofErr w:type="gramStart"/>
             <w:r>
               <w:rPr>
                 <w:rFonts w:hint="eastAsia"/>
@@ -9206,8 +9550,9 @@
                 <w:sz w:val="16"/>
                 <w:szCs w:val="16"/>
               </w:rPr>
-              <w:t>()</w:t>
-            </w:r>
+              <w:t>(</w:t>
+            </w:r>
+            <w:proofErr w:type="gramEnd"/>
             <w:r>
               <w:rPr>
                 <w:rFonts w:hint="eastAsia"/>
@@ -9216,44 +9561,32 @@
                 <w:sz w:val="16"/>
                 <w:szCs w:val="16"/>
               </w:rPr>
-              <w:t>,</w:t>
-            </w:r>
-          </w:p>
-          <w:p>
-            <w:pPr>
-              <w:widowControl/>
-              <w:wordWrap/>
-              <w:autoSpaceDE/>
-              <w:rPr>
+              <w:t>)</w:t>
+            </w:r>
+            <w:r>
+              <w:rPr>
+                <w:rFonts w:hint="eastAsia"/>
                 <w:b/>
                 <w:bCs/>
                 <w:sz w:val="16"/>
                 <w:szCs w:val="16"/>
               </w:rPr>
-            </w:pPr>
-            <w:proofErr w:type="spellStart"/>
-            <w:r>
-              <w:rPr>
-                <w:rFonts w:hint="eastAsia"/>
+              <w:t>,</w:t>
+            </w:r>
+          </w:p>
+          <w:p>
+            <w:pPr>
+              <w:widowControl/>
+              <w:wordWrap/>
+              <w:autoSpaceDE/>
+              <w:rPr>
                 <w:b/>
                 <w:bCs/>
                 <w:sz w:val="16"/>
                 <w:szCs w:val="16"/>
               </w:rPr>
-              <w:t>NetworkMgr</w:t>
-            </w:r>
-            <w:proofErr w:type="spellEnd"/>
-          </w:p>
-          <w:p>
-            <w:pPr>
-              <w:widowControl/>
-              <w:wordWrap/>
-              <w:autoSpaceDE/>
-              <w:rPr>
-                <w:sz w:val="16"/>
-                <w:szCs w:val="16"/>
-              </w:rPr>
-            </w:pPr>
+            </w:pPr>
+            <w:proofErr w:type="spellStart"/>
             <w:r>
               <w:rPr>
                 <w:rFonts w:hint="eastAsia"/>
@@ -9262,7 +9595,41 @@
                 <w:sz w:val="16"/>
                 <w:szCs w:val="16"/>
               </w:rPr>
-              <w:t>::Init()</w:t>
+              <w:t>NetworkMgr</w:t>
+            </w:r>
+            <w:proofErr w:type="spellEnd"/>
+          </w:p>
+          <w:p>
+            <w:pPr>
+              <w:widowControl/>
+              <w:wordWrap/>
+              <w:autoSpaceDE/>
+              <w:rPr>
+                <w:sz w:val="16"/>
+                <w:szCs w:val="16"/>
+              </w:rPr>
+            </w:pPr>
+            <w:proofErr w:type="gramStart"/>
+            <w:r>
+              <w:rPr>
+                <w:rFonts w:hint="eastAsia"/>
+                <w:b/>
+                <w:bCs/>
+                <w:sz w:val="16"/>
+                <w:szCs w:val="16"/>
+              </w:rPr>
+              <w:t>::Init(</w:t>
+            </w:r>
+            <w:proofErr w:type="gramEnd"/>
+            <w:r>
+              <w:rPr>
+                <w:rFonts w:hint="eastAsia"/>
+                <w:b/>
+                <w:bCs/>
+                <w:sz w:val="16"/>
+                <w:szCs w:val="16"/>
+              </w:rPr>
+              <w:t>)</w:t>
             </w:r>
           </w:p>
         </w:tc>
@@ -9551,6 +9918,7 @@
               </w:rPr>
             </w:pPr>
             <w:proofErr w:type="spellStart"/>
+            <w:proofErr w:type="gramStart"/>
             <w:r>
               <w:rPr>
                 <w:rFonts w:asciiTheme="majorEastAsia" w:eastAsiaTheme="majorEastAsia" w:hAnsiTheme="majorEastAsia" w:hint="eastAsia"/>
@@ -9566,7 +9934,16 @@
                 <w:sz w:val="16"/>
                 <w:szCs w:val="16"/>
               </w:rPr>
-              <w:t xml:space="preserve">(), </w:t>
+              <w:t>(</w:t>
+            </w:r>
+            <w:proofErr w:type="gramEnd"/>
+            <w:r>
+              <w:rPr>
+                <w:rFonts w:asciiTheme="majorEastAsia" w:eastAsiaTheme="majorEastAsia" w:hAnsiTheme="majorEastAsia" w:hint="eastAsia"/>
+                <w:sz w:val="16"/>
+                <w:szCs w:val="16"/>
+              </w:rPr>
+              <w:t xml:space="preserve">), </w:t>
             </w:r>
           </w:p>
           <w:p>
@@ -9581,6 +9958,7 @@
               </w:rPr>
             </w:pPr>
             <w:proofErr w:type="spellStart"/>
+            <w:proofErr w:type="gramStart"/>
             <w:r>
               <w:rPr>
                 <w:rFonts w:asciiTheme="majorEastAsia" w:eastAsiaTheme="majorEastAsia" w:hAnsiTheme="majorEastAsia" w:hint="eastAsia"/>
@@ -9596,7 +9974,16 @@
                 <w:sz w:val="16"/>
                 <w:szCs w:val="16"/>
               </w:rPr>
-              <w:t>()</w:t>
+              <w:t>(</w:t>
+            </w:r>
+            <w:proofErr w:type="gramEnd"/>
+            <w:r>
+              <w:rPr>
+                <w:rFonts w:asciiTheme="majorEastAsia" w:eastAsiaTheme="majorEastAsia" w:hAnsiTheme="majorEastAsia" w:hint="eastAsia"/>
+                <w:sz w:val="16"/>
+                <w:szCs w:val="16"/>
+              </w:rPr>
+              <w:t>)</w:t>
             </w:r>
           </w:p>
           <w:p>
@@ -9805,7 +10192,25 @@
                 <w:sz w:val="16"/>
                 <w:szCs w:val="16"/>
               </w:rPr>
-              <w:t>_packet()</w:t>
+              <w:t>_</w:t>
+            </w:r>
+            <w:proofErr w:type="gramStart"/>
+            <w:r>
+              <w:rPr>
+                <w:rFonts w:hint="eastAsia"/>
+                <w:sz w:val="16"/>
+                <w:szCs w:val="16"/>
+              </w:rPr>
+              <w:t>packet(</w:t>
+            </w:r>
+            <w:proofErr w:type="gramEnd"/>
+            <w:r>
+              <w:rPr>
+                <w:rFonts w:hint="eastAsia"/>
+                <w:sz w:val="16"/>
+                <w:szCs w:val="16"/>
+              </w:rPr>
+              <w:t>)</w:t>
             </w:r>
           </w:p>
           <w:p>
@@ -10163,7 +10568,16 @@
                 <w:sz w:val="16"/>
                 <w:szCs w:val="16"/>
               </w:rPr>
-              <w:t>Start_Packet</w:t>
+              <w:t>Start_</w:t>
+            </w:r>
+            <w:proofErr w:type="gramStart"/>
+            <w:r>
+              <w:rPr>
+                <w:rFonts w:hint="eastAsia"/>
+                <w:sz w:val="16"/>
+                <w:szCs w:val="16"/>
+              </w:rPr>
+              <w:t>Packet</w:t>
             </w:r>
             <w:proofErr w:type="spellEnd"/>
             <w:r>
@@ -10172,7 +10586,16 @@
                 <w:sz w:val="16"/>
                 <w:szCs w:val="16"/>
               </w:rPr>
-              <w:t>()</w:t>
+              <w:t>(</w:t>
+            </w:r>
+            <w:proofErr w:type="gramEnd"/>
+            <w:r>
+              <w:rPr>
+                <w:rFonts w:hint="eastAsia"/>
+                <w:sz w:val="16"/>
+                <w:szCs w:val="16"/>
+              </w:rPr>
+              <w:t>)</w:t>
             </w:r>
           </w:p>
           <w:p>
@@ -10439,7 +10862,25 @@
                 <w:sz w:val="16"/>
                 <w:szCs w:val="16"/>
               </w:rPr>
-              <w:t>_packet()</w:t>
+              <w:t>_</w:t>
+            </w:r>
+            <w:proofErr w:type="gramStart"/>
+            <w:r>
+              <w:rPr>
+                <w:rFonts w:hint="eastAsia"/>
+                <w:sz w:val="16"/>
+                <w:szCs w:val="16"/>
+              </w:rPr>
+              <w:t>packet(</w:t>
+            </w:r>
+            <w:proofErr w:type="gramEnd"/>
+            <w:r>
+              <w:rPr>
+                <w:rFonts w:hint="eastAsia"/>
+                <w:sz w:val="16"/>
+                <w:szCs w:val="16"/>
+              </w:rPr>
+              <w:t>)</w:t>
             </w:r>
           </w:p>
           <w:p>
@@ -10916,7 +11357,16 @@
                 <w:sz w:val="16"/>
                 <w:szCs w:val="16"/>
               </w:rPr>
-              <w:t>Finish_packet</w:t>
+              <w:t>Finish_</w:t>
+            </w:r>
+            <w:proofErr w:type="gramStart"/>
+            <w:r>
+              <w:rPr>
+                <w:rFonts w:hint="eastAsia"/>
+                <w:sz w:val="16"/>
+                <w:szCs w:val="16"/>
+              </w:rPr>
+              <w:t>packet</w:t>
             </w:r>
             <w:proofErr w:type="spellEnd"/>
             <w:r>
@@ -10925,7 +11375,16 @@
                 <w:sz w:val="16"/>
                 <w:szCs w:val="16"/>
               </w:rPr>
-              <w:t>()</w:t>
+              <w:t>(</w:t>
+            </w:r>
+            <w:proofErr w:type="gramEnd"/>
+            <w:r>
+              <w:rPr>
+                <w:rFonts w:hint="eastAsia"/>
+                <w:sz w:val="16"/>
+                <w:szCs w:val="16"/>
+              </w:rPr>
+              <w:t>)</w:t>
             </w:r>
           </w:p>
           <w:p>
@@ -11342,7 +11801,16 @@
                 <w:sz w:val="16"/>
                 <w:szCs w:val="16"/>
               </w:rPr>
-              <w:t>fail_packet</w:t>
+              <w:t>fail_</w:t>
+            </w:r>
+            <w:proofErr w:type="gramStart"/>
+            <w:r>
+              <w:rPr>
+                <w:rFonts w:hint="eastAsia"/>
+                <w:sz w:val="16"/>
+                <w:szCs w:val="16"/>
+              </w:rPr>
+              <w:t>packet</w:t>
             </w:r>
             <w:proofErr w:type="spellEnd"/>
             <w:r>
@@ -11353,6 +11821,7 @@
               </w:rPr>
               <w:t>();</w:t>
             </w:r>
+            <w:proofErr w:type="gramEnd"/>
           </w:p>
           <w:p>
             <w:pPr>
@@ -12174,7 +12643,7 @@
 </file>
 
 <file path=word/endnotes.xml><?xml version="1.0" encoding="utf-8"?>
-<w:endnotes xmlns:wpc="http://schemas.microsoft.com/office/word/2010/wordprocessingCanvas" xmlns:cx="http://schemas.microsoft.com/office/drawing/2014/chartex" xmlns:cx1="http://schemas.microsoft.com/office/drawing/2015/9/8/chartex" xmlns:cx2="http://schemas.microsoft.com/office/drawing/2015/10/21/chartex" xmlns:cx3="http://schemas.microsoft.com/office/drawing/2016/5/9/chartex" xmlns:cx4="http://schemas.microsoft.com/office/drawing/2016/5/10/chartex" xmlns:cx5="http://schemas.microsoft.com/office/drawing/2016/5/11/chartex" xmlns:cx6="http://schemas.microsoft.com/office/drawing/2016/5/12/chartex" xmlns:cx7="http://schemas.microsoft.com/office/drawing/2016/5/13/chartex" xmlns:cx8="http://schemas.microsoft.com/office/drawing/2016/5/14/chartex" xmlns:mc="http://schemas.openxmlformats.org/markup-compatibility/2006" xmlns:aink="http://schemas.microsoft.com/office/drawing/2016/ink" xmlns:am3d="http://schemas.microsoft.com/office/drawing/2017/model3d" xmlns:o="urn:schemas-microsoft-com:office:office" xmlns:oel="http://schemas.microsoft.com/office/2019/extlst" xmlns:r="http://schemas.openxmlformats.org/officeDocument/2006/relationships" xmlns:m="http://schemas.openxmlformats.org/officeDocument/2006/math" xmlns:v="urn:schemas-microsoft-com:vml" xmlns:wp14="http://schemas.microsoft.com/office/word/2010/wordprocessingDrawing" xmlns:wp="http://schemas.openxmlformats.org/drawingml/2006/wordprocessingDrawing" xmlns:w10="urn:schemas-microsoft-com:office:word" xmlns:w="http://schemas.openxmlformats.org/wordprocessingml/2006/main" xmlns:w14="http://schemas.microsoft.com/office/word/2010/wordml" xmlns:w15="http://schemas.microsoft.com/office/word/2012/wordml" xmlns:w16cex="http://schemas.microsoft.com/office/word/2018/wordml/cex" xmlns:w16cid="http://schemas.microsoft.com/office/word/2016/wordml/cid" xmlns:w16="http://schemas.microsoft.com/office/word/2018/wordml" xmlns:w16sdtdh="http://schemas.microsoft.com/office/word/2020/wordml/sdtdatahash" xmlns:w16se="http://schemas.microsoft.com/office/word/2015/wordml/symex" xmlns:wpg="http://schemas.microsoft.com/office/word/2010/wordprocessingGroup" xmlns:wpi="http://schemas.microsoft.com/office/word/2010/wordprocessingInk" xmlns:wne="http://schemas.microsoft.com/office/word/2006/wordml" xmlns:wps="http://schemas.microsoft.com/office/word/2010/wordprocessingShape" mc:Ignorable="w14 w15 w16se w16cid w16 w16cex w16sdtdh wp14">
+<w:endnotes xmlns:wpc="http://schemas.microsoft.com/office/word/2010/wordprocessingCanvas" xmlns:cx="http://schemas.microsoft.com/office/drawing/2014/chartex" xmlns:cx1="http://schemas.microsoft.com/office/drawing/2015/9/8/chartex" xmlns:cx2="http://schemas.microsoft.com/office/drawing/2015/10/21/chartex" xmlns:cx3="http://schemas.microsoft.com/office/drawing/2016/5/9/chartex" xmlns:cx4="http://schemas.microsoft.com/office/drawing/2016/5/10/chartex" xmlns:cx5="http://schemas.microsoft.com/office/drawing/2016/5/11/chartex" xmlns:cx6="http://schemas.microsoft.com/office/drawing/2016/5/12/chartex" xmlns:cx7="http://schemas.microsoft.com/office/drawing/2016/5/13/chartex" xmlns:cx8="http://schemas.microsoft.com/office/drawing/2016/5/14/chartex" xmlns:mc="http://schemas.openxmlformats.org/markup-compatibility/2006" xmlns:aink="http://schemas.microsoft.com/office/drawing/2016/ink" xmlns:am3d="http://schemas.microsoft.com/office/drawing/2017/model3d" xmlns:o="urn:schemas-microsoft-com:office:office" xmlns:oel="http://schemas.microsoft.com/office/2019/extlst" xmlns:r="http://schemas.openxmlformats.org/officeDocument/2006/relationships" xmlns:m="http://schemas.openxmlformats.org/officeDocument/2006/math" xmlns:v="urn:schemas-microsoft-com:vml" xmlns:wp14="http://schemas.microsoft.com/office/word/2010/wordprocessingDrawing" xmlns:wp="http://schemas.openxmlformats.org/drawingml/2006/wordprocessingDrawing" xmlns:w10="urn:schemas-microsoft-com:office:word" xmlns:w="http://schemas.openxmlformats.org/wordprocessingml/2006/main" xmlns:w14="http://schemas.microsoft.com/office/word/2010/wordml" xmlns:w15="http://schemas.microsoft.com/office/word/2012/wordml" xmlns:w16cex="http://schemas.microsoft.com/office/word/2018/wordml/cex" xmlns:w16cid="http://schemas.microsoft.com/office/word/2016/wordml/cid" xmlns:w16="http://schemas.microsoft.com/office/word/2018/wordml" xmlns:w16du="http://schemas.microsoft.com/office/word/2023/wordml/word16du" xmlns:w16sdtdh="http://schemas.microsoft.com/office/word/2020/wordml/sdtdatahash" xmlns:w16sdtfl="http://schemas.microsoft.com/office/word/2024/wordml/sdtformatlock" xmlns:w16se="http://schemas.microsoft.com/office/word/2015/wordml/symex" xmlns:wpg="http://schemas.microsoft.com/office/word/2010/wordprocessingGroup" xmlns:wpi="http://schemas.microsoft.com/office/word/2010/wordprocessingInk" xmlns:wne="http://schemas.microsoft.com/office/word/2006/wordml" xmlns:wps="http://schemas.microsoft.com/office/word/2010/wordprocessingShape" mc:Ignorable="w14 w15 w16se w16cid w16 w16cex w16sdtdh w16sdtfl w16du wp14">
   <w:endnote w:type="separator" w:id="-1">
     <w:p>
       <w:pPr>
@@ -12199,7 +12668,7 @@
 </file>
 
 <file path=word/footer1.xml><?xml version="1.0" encoding="utf-8"?>
-<w:ftr xmlns:wpc="http://schemas.microsoft.com/office/word/2010/wordprocessingCanvas" xmlns:cx="http://schemas.microsoft.com/office/drawing/2014/chartex" xmlns:cx1="http://schemas.microsoft.com/office/drawing/2015/9/8/chartex" xmlns:cx2="http://schemas.microsoft.com/office/drawing/2015/10/21/chartex" xmlns:cx3="http://schemas.microsoft.com/office/drawing/2016/5/9/chartex" xmlns:cx4="http://schemas.microsoft.com/office/drawing/2016/5/10/chartex" xmlns:cx5="http://schemas.microsoft.com/office/drawing/2016/5/11/chartex" xmlns:cx6="http://schemas.microsoft.com/office/drawing/2016/5/12/chartex" xmlns:cx7="http://schemas.microsoft.com/office/drawing/2016/5/13/chartex" xmlns:cx8="http://schemas.microsoft.com/office/drawing/2016/5/14/chartex" xmlns:mc="http://schemas.openxmlformats.org/markup-compatibility/2006" xmlns:aink="http://schemas.microsoft.com/office/drawing/2016/ink" xmlns:am3d="http://schemas.microsoft.com/office/drawing/2017/model3d" xmlns:o="urn:schemas-microsoft-com:office:office" xmlns:oel="http://schemas.microsoft.com/office/2019/extlst" xmlns:r="http://schemas.openxmlformats.org/officeDocument/2006/relationships" xmlns:m="http://schemas.openxmlformats.org/officeDocument/2006/math" xmlns:v="urn:schemas-microsoft-com:vml" xmlns:wp14="http://schemas.microsoft.com/office/word/2010/wordprocessingDrawing" xmlns:wp="http://schemas.openxmlformats.org/drawingml/2006/wordprocessingDrawing" xmlns:w10="urn:schemas-microsoft-com:office:word" xmlns:w="http://schemas.openxmlformats.org/wordprocessingml/2006/main" xmlns:w14="http://schemas.microsoft.com/office/word/2010/wordml" xmlns:w15="http://schemas.microsoft.com/office/word/2012/wordml" xmlns:w16cex="http://schemas.microsoft.com/office/word/2018/wordml/cex" xmlns:w16cid="http://schemas.microsoft.com/office/word/2016/wordml/cid" xmlns:w16="http://schemas.microsoft.com/office/word/2018/wordml" xmlns:w16sdtdh="http://schemas.microsoft.com/office/word/2020/wordml/sdtdatahash" xmlns:w16se="http://schemas.microsoft.com/office/word/2015/wordml/symex" xmlns:wpg="http://schemas.microsoft.com/office/word/2010/wordprocessingGroup" xmlns:wpi="http://schemas.microsoft.com/office/word/2010/wordprocessingInk" xmlns:wne="http://schemas.microsoft.com/office/word/2006/wordml" xmlns:wps="http://schemas.microsoft.com/office/word/2010/wordprocessingShape" mc:Ignorable="w14 w15 w16se w16cid w16 w16cex w16sdtdh wp14">
+<w:ftr xmlns:wpc="http://schemas.microsoft.com/office/word/2010/wordprocessingCanvas" xmlns:cx="http://schemas.microsoft.com/office/drawing/2014/chartex" xmlns:cx1="http://schemas.microsoft.com/office/drawing/2015/9/8/chartex" xmlns:cx2="http://schemas.microsoft.com/office/drawing/2015/10/21/chartex" xmlns:cx3="http://schemas.microsoft.com/office/drawing/2016/5/9/chartex" xmlns:cx4="http://schemas.microsoft.com/office/drawing/2016/5/10/chartex" xmlns:cx5="http://schemas.microsoft.com/office/drawing/2016/5/11/chartex" xmlns:cx6="http://schemas.microsoft.com/office/drawing/2016/5/12/chartex" xmlns:cx7="http://schemas.microsoft.com/office/drawing/2016/5/13/chartex" xmlns:cx8="http://schemas.microsoft.com/office/drawing/2016/5/14/chartex" xmlns:mc="http://schemas.openxmlformats.org/markup-compatibility/2006" xmlns:aink="http://schemas.microsoft.com/office/drawing/2016/ink" xmlns:am3d="http://schemas.microsoft.com/office/drawing/2017/model3d" xmlns:o="urn:schemas-microsoft-com:office:office" xmlns:oel="http://schemas.microsoft.com/office/2019/extlst" xmlns:r="http://schemas.openxmlformats.org/officeDocument/2006/relationships" xmlns:m="http://schemas.openxmlformats.org/officeDocument/2006/math" xmlns:v="urn:schemas-microsoft-com:vml" xmlns:wp14="http://schemas.microsoft.com/office/word/2010/wordprocessingDrawing" xmlns:wp="http://schemas.openxmlformats.org/drawingml/2006/wordprocessingDrawing" xmlns:w10="urn:schemas-microsoft-com:office:word" xmlns:w="http://schemas.openxmlformats.org/wordprocessingml/2006/main" xmlns:w14="http://schemas.microsoft.com/office/word/2010/wordml" xmlns:w15="http://schemas.microsoft.com/office/word/2012/wordml" xmlns:w16cex="http://schemas.microsoft.com/office/word/2018/wordml/cex" xmlns:w16cid="http://schemas.microsoft.com/office/word/2016/wordml/cid" xmlns:w16="http://schemas.microsoft.com/office/word/2018/wordml" xmlns:w16du="http://schemas.microsoft.com/office/word/2023/wordml/word16du" xmlns:w16sdtdh="http://schemas.microsoft.com/office/word/2020/wordml/sdtdatahash" xmlns:w16sdtfl="http://schemas.microsoft.com/office/word/2024/wordml/sdtformatlock" xmlns:w16se="http://schemas.microsoft.com/office/word/2015/wordml/symex" xmlns:wpg="http://schemas.microsoft.com/office/word/2010/wordprocessingGroup" xmlns:wpi="http://schemas.microsoft.com/office/word/2010/wordprocessingInk" xmlns:wne="http://schemas.microsoft.com/office/word/2006/wordml" xmlns:wps="http://schemas.microsoft.com/office/word/2010/wordprocessingShape" mc:Ignorable="w14 w15 w16se w16cid w16 w16cex w16sdtdh w16sdtfl w16du wp14">
   <w:sdt>
     <w:sdtPr>
       <w:id w:val="1471174885"/>
@@ -12244,7 +12713,7 @@
 </file>
 
 <file path=word/footnotes.xml><?xml version="1.0" encoding="utf-8"?>
-<w:footnotes xmlns:wpc="http://schemas.microsoft.com/office/word/2010/wordprocessingCanvas" xmlns:cx="http://schemas.microsoft.com/office/drawing/2014/chartex" xmlns:cx1="http://schemas.microsoft.com/office/drawing/2015/9/8/chartex" xmlns:cx2="http://schemas.microsoft.com/office/drawing/2015/10/21/chartex" xmlns:cx3="http://schemas.microsoft.com/office/drawing/2016/5/9/chartex" xmlns:cx4="http://schemas.microsoft.com/office/drawing/2016/5/10/chartex" xmlns:cx5="http://schemas.microsoft.com/office/drawing/2016/5/11/chartex" xmlns:cx6="http://schemas.microsoft.com/office/drawing/2016/5/12/chartex" xmlns:cx7="http://schemas.microsoft.com/office/drawing/2016/5/13/chartex" xmlns:cx8="http://schemas.microsoft.com/office/drawing/2016/5/14/chartex" xmlns:mc="http://schemas.openxmlformats.org/markup-compatibility/2006" xmlns:aink="http://schemas.microsoft.com/office/drawing/2016/ink" xmlns:am3d="http://schemas.microsoft.com/office/drawing/2017/model3d" xmlns:o="urn:schemas-microsoft-com:office:office" xmlns:oel="http://schemas.microsoft.com/office/2019/extlst" xmlns:r="http://schemas.openxmlformats.org/officeDocument/2006/relationships" xmlns:m="http://schemas.openxmlformats.org/officeDocument/2006/math" xmlns:v="urn:schemas-microsoft-com:vml" xmlns:wp14="http://schemas.microsoft.com/office/word/2010/wordprocessingDrawing" xmlns:wp="http://schemas.openxmlformats.org/drawingml/2006/wordprocessingDrawing" xmlns:w10="urn:schemas-microsoft-com:office:word" xmlns:w="http://schemas.openxmlformats.org/wordprocessingml/2006/main" xmlns:w14="http://schemas.microsoft.com/office/word/2010/wordml" xmlns:w15="http://schemas.microsoft.com/office/word/2012/wordml" xmlns:w16cex="http://schemas.microsoft.com/office/word/2018/wordml/cex" xmlns:w16cid="http://schemas.microsoft.com/office/word/2016/wordml/cid" xmlns:w16="http://schemas.microsoft.com/office/word/2018/wordml" xmlns:w16sdtdh="http://schemas.microsoft.com/office/word/2020/wordml/sdtdatahash" xmlns:w16se="http://schemas.microsoft.com/office/word/2015/wordml/symex" xmlns:wpg="http://schemas.microsoft.com/office/word/2010/wordprocessingGroup" xmlns:wpi="http://schemas.microsoft.com/office/word/2010/wordprocessingInk" xmlns:wne="http://schemas.microsoft.com/office/word/2006/wordml" xmlns:wps="http://schemas.microsoft.com/office/word/2010/wordprocessingShape" mc:Ignorable="w14 w15 w16se w16cid w16 w16cex w16sdtdh wp14">
+<w:footnotes xmlns:wpc="http://schemas.microsoft.com/office/word/2010/wordprocessingCanvas" xmlns:cx="http://schemas.microsoft.com/office/drawing/2014/chartex" xmlns:cx1="http://schemas.microsoft.com/office/drawing/2015/9/8/chartex" xmlns:cx2="http://schemas.microsoft.com/office/drawing/2015/10/21/chartex" xmlns:cx3="http://schemas.microsoft.com/office/drawing/2016/5/9/chartex" xmlns:cx4="http://schemas.microsoft.com/office/drawing/2016/5/10/chartex" xmlns:cx5="http://schemas.microsoft.com/office/drawing/2016/5/11/chartex" xmlns:cx6="http://schemas.microsoft.com/office/drawing/2016/5/12/chartex" xmlns:cx7="http://schemas.microsoft.com/office/drawing/2016/5/13/chartex" xmlns:cx8="http://schemas.microsoft.com/office/drawing/2016/5/14/chartex" xmlns:mc="http://schemas.openxmlformats.org/markup-compatibility/2006" xmlns:aink="http://schemas.microsoft.com/office/drawing/2016/ink" xmlns:am3d="http://schemas.microsoft.com/office/drawing/2017/model3d" xmlns:o="urn:schemas-microsoft-com:office:office" xmlns:oel="http://schemas.microsoft.com/office/2019/extlst" xmlns:r="http://schemas.openxmlformats.org/officeDocument/2006/relationships" xmlns:m="http://schemas.openxmlformats.org/officeDocument/2006/math" xmlns:v="urn:schemas-microsoft-com:vml" xmlns:wp14="http://schemas.microsoft.com/office/word/2010/wordprocessingDrawing" xmlns:wp="http://schemas.openxmlformats.org/drawingml/2006/wordprocessingDrawing" xmlns:w10="urn:schemas-microsoft-com:office:word" xmlns:w="http://schemas.openxmlformats.org/wordprocessingml/2006/main" xmlns:w14="http://schemas.microsoft.com/office/word/2010/wordml" xmlns:w15="http://schemas.microsoft.com/office/word/2012/wordml" xmlns:w16cex="http://schemas.microsoft.com/office/word/2018/wordml/cex" xmlns:w16cid="http://schemas.microsoft.com/office/word/2016/wordml/cid" xmlns:w16="http://schemas.microsoft.com/office/word/2018/wordml" xmlns:w16du="http://schemas.microsoft.com/office/word/2023/wordml/word16du" xmlns:w16sdtdh="http://schemas.microsoft.com/office/word/2020/wordml/sdtdatahash" xmlns:w16sdtfl="http://schemas.microsoft.com/office/word/2024/wordml/sdtformatlock" xmlns:w16se="http://schemas.microsoft.com/office/word/2015/wordml/symex" xmlns:wpg="http://schemas.microsoft.com/office/word/2010/wordprocessingGroup" xmlns:wpi="http://schemas.microsoft.com/office/word/2010/wordprocessingInk" xmlns:wne="http://schemas.microsoft.com/office/word/2006/wordml" xmlns:wps="http://schemas.microsoft.com/office/word/2010/wordprocessingShape" mc:Ignorable="w14 w15 w16se w16cid w16 w16cex w16sdtdh w16sdtfl w16du wp14">
   <w:footnote w:type="separator" w:id="-1">
     <w:p>
       <w:pPr>
@@ -12269,7 +12738,7 @@
 </file>
 
 <file path=word/numbering.xml><?xml version="1.0" encoding="utf-8"?>
-<w:numbering xmlns:wpc="http://schemas.microsoft.com/office/word/2010/wordprocessingCanvas" xmlns:cx="http://schemas.microsoft.com/office/drawing/2014/chartex" xmlns:cx1="http://schemas.microsoft.com/office/drawing/2015/9/8/chartex" xmlns:cx2="http://schemas.microsoft.com/office/drawing/2015/10/21/chartex" xmlns:cx3="http://schemas.microsoft.com/office/drawing/2016/5/9/chartex" xmlns:cx4="http://schemas.microsoft.com/office/drawing/2016/5/10/chartex" xmlns:cx5="http://schemas.microsoft.com/office/drawing/2016/5/11/chartex" xmlns:cx6="http://schemas.microsoft.com/office/drawing/2016/5/12/chartex" xmlns:cx7="http://schemas.microsoft.com/office/drawing/2016/5/13/chartex" xmlns:cx8="http://schemas.microsoft.com/office/drawing/2016/5/14/chartex" xmlns:mc="http://schemas.openxmlformats.org/markup-compatibility/2006" xmlns:aink="http://schemas.microsoft.com/office/drawing/2016/ink" xmlns:am3d="http://schemas.microsoft.com/office/drawing/2017/model3d" xmlns:o="urn:schemas-microsoft-com:office:office" xmlns:oel="http://schemas.microsoft.com/office/2019/extlst" xmlns:r="http://schemas.openxmlformats.org/officeDocument/2006/relationships" xmlns:m="http://schemas.openxmlformats.org/officeDocument/2006/math" xmlns:v="urn:schemas-microsoft-com:vml" xmlns:wp14="http://schemas.microsoft.com/office/word/2010/wordprocessingDrawing" xmlns:wp="http://schemas.openxmlformats.org/drawingml/2006/wordprocessingDrawing" xmlns:w10="urn:schemas-microsoft-com:office:word" xmlns:w="http://schemas.openxmlformats.org/wordprocessingml/2006/main" xmlns:w14="http://schemas.microsoft.com/office/word/2010/wordml" xmlns:w15="http://schemas.microsoft.com/office/word/2012/wordml" xmlns:w16cex="http://schemas.microsoft.com/office/word/2018/wordml/cex" xmlns:w16cid="http://schemas.microsoft.com/office/word/2016/wordml/cid" xmlns:w16="http://schemas.microsoft.com/office/word/2018/wordml" xmlns:w16sdtdh="http://schemas.microsoft.com/office/word/2020/wordml/sdtdatahash" xmlns:w16se="http://schemas.microsoft.com/office/word/2015/wordml/symex" xmlns:wpg="http://schemas.microsoft.com/office/word/2010/wordprocessingGroup" xmlns:wpi="http://schemas.microsoft.com/office/word/2010/wordprocessingInk" xmlns:wne="http://schemas.microsoft.com/office/word/2006/wordml" xmlns:wps="http://schemas.microsoft.com/office/word/2010/wordprocessingShape" mc:Ignorable="w14 w15 w16se w16cid w16 w16cex w16sdtdh wp14">
+<w:numbering xmlns:wpc="http://schemas.microsoft.com/office/word/2010/wordprocessingCanvas" xmlns:cx="http://schemas.microsoft.com/office/drawing/2014/chartex" xmlns:cx1="http://schemas.microsoft.com/office/drawing/2015/9/8/chartex" xmlns:cx2="http://schemas.microsoft.com/office/drawing/2015/10/21/chartex" xmlns:cx3="http://schemas.microsoft.com/office/drawing/2016/5/9/chartex" xmlns:cx4="http://schemas.microsoft.com/office/drawing/2016/5/10/chartex" xmlns:cx5="http://schemas.microsoft.com/office/drawing/2016/5/11/chartex" xmlns:cx6="http://schemas.microsoft.com/office/drawing/2016/5/12/chartex" xmlns:cx7="http://schemas.microsoft.com/office/drawing/2016/5/13/chartex" xmlns:cx8="http://schemas.microsoft.com/office/drawing/2016/5/14/chartex" xmlns:mc="http://schemas.openxmlformats.org/markup-compatibility/2006" xmlns:aink="http://schemas.microsoft.com/office/drawing/2016/ink" xmlns:am3d="http://schemas.microsoft.com/office/drawing/2017/model3d" xmlns:o="urn:schemas-microsoft-com:office:office" xmlns:oel="http://schemas.microsoft.com/office/2019/extlst" xmlns:r="http://schemas.openxmlformats.org/officeDocument/2006/relationships" xmlns:m="http://schemas.openxmlformats.org/officeDocument/2006/math" xmlns:v="urn:schemas-microsoft-com:vml" xmlns:wp14="http://schemas.microsoft.com/office/word/2010/wordprocessingDrawing" xmlns:wp="http://schemas.openxmlformats.org/drawingml/2006/wordprocessingDrawing" xmlns:w10="urn:schemas-microsoft-com:office:word" xmlns:w="http://schemas.openxmlformats.org/wordprocessingml/2006/main" xmlns:w14="http://schemas.microsoft.com/office/word/2010/wordml" xmlns:w15="http://schemas.microsoft.com/office/word/2012/wordml" xmlns:w16cex="http://schemas.microsoft.com/office/word/2018/wordml/cex" xmlns:w16cid="http://schemas.microsoft.com/office/word/2016/wordml/cid" xmlns:w16="http://schemas.microsoft.com/office/word/2018/wordml" xmlns:w16du="http://schemas.microsoft.com/office/word/2023/wordml/word16du" xmlns:w16sdtdh="http://schemas.microsoft.com/office/word/2020/wordml/sdtdatahash" xmlns:w16sdtfl="http://schemas.microsoft.com/office/word/2024/wordml/sdtformatlock" xmlns:w16se="http://schemas.microsoft.com/office/word/2015/wordml/symex" xmlns:wpg="http://schemas.microsoft.com/office/word/2010/wordprocessingGroup" xmlns:wpi="http://schemas.microsoft.com/office/word/2010/wordprocessingInk" xmlns:wne="http://schemas.microsoft.com/office/word/2006/wordml" xmlns:wps="http://schemas.microsoft.com/office/word/2010/wordprocessingShape" mc:Ignorable="w14 w15 w16se w16cid w16 w16cex w16sdtdh w16sdtfl w16du wp14">
   <w:abstractNum w:abstractNumId="0" w15:restartNumberingAfterBreak="0">
     <w:nsid w:val="05E96921"/>
     <w:multiLevelType w:val="hybridMultilevel"/>
@@ -14610,7 +15079,7 @@
 </file>
 
 <file path=word/styles.xml><?xml version="1.0" encoding="utf-8"?>
-<w:styles xmlns:mc="http://schemas.openxmlformats.org/markup-compatibility/2006" xmlns:r="http://schemas.openxmlformats.org/officeDocument/2006/relationships" xmlns:w="http://schemas.openxmlformats.org/wordprocessingml/2006/main" xmlns:w14="http://schemas.microsoft.com/office/word/2010/wordml" xmlns:w15="http://schemas.microsoft.com/office/word/2012/wordml" xmlns:w16cex="http://schemas.microsoft.com/office/word/2018/wordml/cex" xmlns:w16cid="http://schemas.microsoft.com/office/word/2016/wordml/cid" xmlns:w16="http://schemas.microsoft.com/office/word/2018/wordml" xmlns:w16sdtdh="http://schemas.microsoft.com/office/word/2020/wordml/sdtdatahash" xmlns:w16se="http://schemas.microsoft.com/office/word/2015/wordml/symex" mc:Ignorable="w14 w15 w16se w16cid w16 w16cex w16sdtdh">
+<w:styles xmlns:mc="http://schemas.openxmlformats.org/markup-compatibility/2006" xmlns:r="http://schemas.openxmlformats.org/officeDocument/2006/relationships" xmlns:w="http://schemas.openxmlformats.org/wordprocessingml/2006/main" xmlns:w14="http://schemas.microsoft.com/office/word/2010/wordml" xmlns:w15="http://schemas.microsoft.com/office/word/2012/wordml" xmlns:w16cex="http://schemas.microsoft.com/office/word/2018/wordml/cex" xmlns:w16cid="http://schemas.microsoft.com/office/word/2016/wordml/cid" xmlns:w16="http://schemas.microsoft.com/office/word/2018/wordml" xmlns:w16du="http://schemas.microsoft.com/office/word/2023/wordml/word16du" xmlns:w16sdtdh="http://schemas.microsoft.com/office/word/2020/wordml/sdtdatahash" xmlns:w16sdtfl="http://schemas.microsoft.com/office/word/2024/wordml/sdtformatlock" xmlns:w16se="http://schemas.microsoft.com/office/word/2015/wordml/symex" mc:Ignorable="w14 w15 w16se w16cid w16 w16cex w16sdtdh w16sdtfl w16du">
   <w:docDefaults>
     <w:rPrDefault>
       <w:rPr>
@@ -15706,7 +16175,7 @@
     <w:unhideWhenUsed/>
     <w:rsid w:val="002815C6"/>
     <w:rPr>
-      <w:rFonts w:ascii="GulimChe" w:eastAsia="GulimChe" w:hAnsi="GulimChe" w:cs="GulimChe"/>
+      <w:rFonts w:ascii="굴림체" w:eastAsia="굴림체" w:hAnsi="굴림체" w:cs="굴림체"/>
       <w:sz w:val="24"/>
       <w:szCs w:val="24"/>
     </w:rPr>

--- a/진척 관리.docx
+++ b/진척 관리.docx
@@ -6310,13 +6310,13 @@
         <w:tblLook w:val="04A0" w:firstRow="1" w:lastRow="0" w:firstColumn="1" w:lastColumn="0" w:noHBand="0" w:noVBand="1"/>
       </w:tblPr>
       <w:tblGrid>
-        <w:gridCol w:w="1703"/>
-        <w:gridCol w:w="1759"/>
-        <w:gridCol w:w="1703"/>
-        <w:gridCol w:w="1703"/>
-        <w:gridCol w:w="1800"/>
-        <w:gridCol w:w="1703"/>
-        <w:gridCol w:w="545"/>
+        <w:gridCol w:w="1706"/>
+        <w:gridCol w:w="1739"/>
+        <w:gridCol w:w="1707"/>
+        <w:gridCol w:w="1707"/>
+        <w:gridCol w:w="1804"/>
+        <w:gridCol w:w="1707"/>
+        <w:gridCol w:w="546"/>
       </w:tblGrid>
       <w:tr>
         <w:trPr>
@@ -9893,13 +9893,17 @@
               <w:wordWrap/>
               <w:autoSpaceDE/>
               <w:rPr>
-                <w:sz w:val="16"/>
-                <w:szCs w:val="16"/>
-              </w:rPr>
-            </w:pPr>
-            <w:r>
-              <w:rPr>
-                <w:rFonts w:hint="eastAsia"/>
+                <w:b/>
+                <w:bCs/>
+                <w:sz w:val="16"/>
+                <w:szCs w:val="16"/>
+              </w:rPr>
+            </w:pPr>
+            <w:r>
+              <w:rPr>
+                <w:rFonts w:hint="eastAsia"/>
+                <w:b/>
+                <w:bCs/>
                 <w:sz w:val="16"/>
                 <w:szCs w:val="16"/>
               </w:rPr>
@@ -9913,6 +9917,8 @@
               <w:autoSpaceDE/>
               <w:rPr>
                 <w:rFonts w:asciiTheme="majorEastAsia" w:eastAsiaTheme="majorEastAsia" w:hAnsiTheme="majorEastAsia"/>
+                <w:b/>
+                <w:bCs/>
                 <w:sz w:val="16"/>
                 <w:szCs w:val="16"/>
               </w:rPr>
@@ -9922,6 +9928,8 @@
             <w:r>
               <w:rPr>
                 <w:rFonts w:asciiTheme="majorEastAsia" w:eastAsiaTheme="majorEastAsia" w:hAnsiTheme="majorEastAsia" w:hint="eastAsia"/>
+                <w:b/>
+                <w:bCs/>
                 <w:sz w:val="16"/>
                 <w:szCs w:val="16"/>
               </w:rPr>
@@ -9931,6 +9939,8 @@
             <w:r>
               <w:rPr>
                 <w:rFonts w:asciiTheme="majorEastAsia" w:eastAsiaTheme="majorEastAsia" w:hAnsiTheme="majorEastAsia" w:hint="eastAsia"/>
+                <w:b/>
+                <w:bCs/>
                 <w:sz w:val="16"/>
                 <w:szCs w:val="16"/>
               </w:rPr>
@@ -9940,6 +9950,8 @@
             <w:r>
               <w:rPr>
                 <w:rFonts w:asciiTheme="majorEastAsia" w:eastAsiaTheme="majorEastAsia" w:hAnsiTheme="majorEastAsia" w:hint="eastAsia"/>
+                <w:b/>
+                <w:bCs/>
                 <w:sz w:val="16"/>
                 <w:szCs w:val="16"/>
               </w:rPr>
@@ -9953,6 +9965,8 @@
               <w:autoSpaceDE/>
               <w:rPr>
                 <w:rFonts w:asciiTheme="majorEastAsia" w:eastAsiaTheme="majorEastAsia" w:hAnsiTheme="majorEastAsia"/>
+                <w:b/>
+                <w:bCs/>
                 <w:sz w:val="16"/>
                 <w:szCs w:val="16"/>
               </w:rPr>
@@ -9962,6 +9976,8 @@
             <w:r>
               <w:rPr>
                 <w:rFonts w:asciiTheme="majorEastAsia" w:eastAsiaTheme="majorEastAsia" w:hAnsiTheme="majorEastAsia" w:hint="eastAsia"/>
+                <w:b/>
+                <w:bCs/>
                 <w:sz w:val="16"/>
                 <w:szCs w:val="16"/>
               </w:rPr>
@@ -9971,6 +9987,8 @@
             <w:r>
               <w:rPr>
                 <w:rFonts w:asciiTheme="majorEastAsia" w:eastAsiaTheme="majorEastAsia" w:hAnsiTheme="majorEastAsia" w:hint="eastAsia"/>
+                <w:b/>
+                <w:bCs/>
                 <w:sz w:val="16"/>
                 <w:szCs w:val="16"/>
               </w:rPr>
@@ -9980,6 +9998,8 @@
             <w:r>
               <w:rPr>
                 <w:rFonts w:asciiTheme="majorEastAsia" w:eastAsiaTheme="majorEastAsia" w:hAnsiTheme="majorEastAsia" w:hint="eastAsia"/>
+                <w:b/>
+                <w:bCs/>
                 <w:sz w:val="16"/>
                 <w:szCs w:val="16"/>
               </w:rPr>
@@ -9999,6 +10019,8 @@
             <w:r>
               <w:rPr>
                 <w:rFonts w:asciiTheme="majorEastAsia" w:eastAsiaTheme="majorEastAsia" w:hAnsiTheme="majorEastAsia" w:hint="eastAsia"/>
+                <w:b/>
+                <w:bCs/>
                 <w:sz w:val="16"/>
                 <w:szCs w:val="16"/>
               </w:rPr>
@@ -10122,6 +10144,53 @@
                 <w:szCs w:val="16"/>
               </w:rPr>
               <w:t>진행 보고</w:t>
+            </w:r>
+          </w:p>
+          <w:p>
+            <w:pPr>
+              <w:widowControl/>
+              <w:wordWrap/>
+              <w:autoSpaceDE/>
+              <w:rPr>
+                <w:rFonts w:hint="eastAsia"/>
+                <w:b/>
+                <w:bCs/>
+                <w:color w:val="960000"/>
+                <w:sz w:val="16"/>
+                <w:szCs w:val="16"/>
+              </w:rPr>
+            </w:pPr>
+            <w:r>
+              <w:rPr>
+                <w:rFonts w:hint="eastAsia"/>
+                <w:b/>
+                <w:bCs/>
+                <w:sz w:val="16"/>
+                <w:szCs w:val="16"/>
+              </w:rPr>
+              <w:t xml:space="preserve">클라이언트, 서버 연결 성공, send, </w:t>
+            </w:r>
+            <w:proofErr w:type="spellStart"/>
+            <w:r>
+              <w:rPr>
+                <w:rFonts w:hint="eastAsia"/>
+                <w:b/>
+                <w:bCs/>
+                <w:sz w:val="16"/>
+                <w:szCs w:val="16"/>
+              </w:rPr>
+              <w:t>recv</w:t>
+            </w:r>
+            <w:proofErr w:type="spellEnd"/>
+            <w:r>
+              <w:rPr>
+                <w:rFonts w:hint="eastAsia"/>
+                <w:b/>
+                <w:bCs/>
+                <w:sz w:val="16"/>
+                <w:szCs w:val="16"/>
+              </w:rPr>
+              <w:t xml:space="preserve"> 성공</w:t>
             </w:r>
           </w:p>
         </w:tc>

--- a/진척 관리.docx
+++ b/진척 관리.docx
@@ -6310,13 +6310,13 @@
         <w:tblLook w:val="04A0" w:firstRow="1" w:lastRow="0" w:firstColumn="1" w:lastColumn="0" w:noHBand="0" w:noVBand="1"/>
       </w:tblPr>
       <w:tblGrid>
-        <w:gridCol w:w="1706"/>
-        <w:gridCol w:w="1739"/>
-        <w:gridCol w:w="1707"/>
-        <w:gridCol w:w="1707"/>
-        <w:gridCol w:w="1804"/>
-        <w:gridCol w:w="1707"/>
-        <w:gridCol w:w="546"/>
+        <w:gridCol w:w="1703"/>
+        <w:gridCol w:w="1759"/>
+        <w:gridCol w:w="1703"/>
+        <w:gridCol w:w="1703"/>
+        <w:gridCol w:w="1800"/>
+        <w:gridCol w:w="1703"/>
+        <w:gridCol w:w="545"/>
       </w:tblGrid>
       <w:tr>
         <w:trPr>
@@ -6888,6 +6888,7 @@
             <w:r>
               <w:rPr>
                 <w:rFonts w:hint="eastAsia"/>
+                <w:strike/>
                 <w:sz w:val="16"/>
                 <w:szCs w:val="16"/>
               </w:rPr>
@@ -6897,6 +6898,7 @@
             <w:r>
               <w:rPr>
                 <w:rFonts w:hint="eastAsia"/>
+                <w:strike/>
                 <w:sz w:val="16"/>
                 <w:szCs w:val="16"/>
               </w:rPr>
@@ -6906,6 +6908,7 @@
             <w:r>
               <w:rPr>
                 <w:rFonts w:hint="eastAsia"/>
+                <w:strike/>
                 <w:sz w:val="16"/>
                 <w:szCs w:val="16"/>
               </w:rPr>
@@ -7114,10 +7117,54 @@
               <w:autoSpaceDE/>
               <w:autoSpaceDN/>
               <w:rPr>
-                <w:sz w:val="16"/>
-                <w:szCs w:val="16"/>
-              </w:rPr>
-            </w:pPr>
+                <w:rFonts w:hint="eastAsia"/>
+                <w:b/>
+                <w:bCs/>
+                <w:sz w:val="16"/>
+                <w:szCs w:val="16"/>
+              </w:rPr>
+            </w:pPr>
+            <w:r>
+              <w:rPr>
+                <w:b/>
+                <w:bCs/>
+                <w:sz w:val="16"/>
+                <w:szCs w:val="16"/>
+              </w:rPr>
+              <w:t>I</w:t>
+            </w:r>
+            <w:r>
+              <w:rPr>
+                <w:rFonts w:hint="eastAsia"/>
+                <w:b/>
+                <w:bCs/>
+                <w:sz w:val="16"/>
+                <w:szCs w:val="16"/>
+              </w:rPr>
+              <w:t xml:space="preserve">p입력 -&gt; 로그인 입력-&gt; </w:t>
+            </w:r>
+            <w:proofErr w:type="spellStart"/>
+            <w:r>
+              <w:rPr>
+                <w:rFonts w:hint="eastAsia"/>
+                <w:b/>
+                <w:bCs/>
+                <w:sz w:val="16"/>
+                <w:szCs w:val="16"/>
+              </w:rPr>
+              <w:t>맵모드로</w:t>
+            </w:r>
+            <w:proofErr w:type="spellEnd"/>
+            <w:r>
+              <w:rPr>
+                <w:rFonts w:hint="eastAsia"/>
+                <w:b/>
+                <w:bCs/>
+                <w:sz w:val="16"/>
+                <w:szCs w:val="16"/>
+              </w:rPr>
+              <w:t xml:space="preserve"> 이동 구현</w:t>
+            </w:r>
           </w:p>
         </w:tc>
         <w:tc>
@@ -10152,7 +10199,6 @@
               <w:wordWrap/>
               <w:autoSpaceDE/>
               <w:rPr>
-                <w:rFonts w:hint="eastAsia"/>
                 <w:b/>
                 <w:bCs/>
                 <w:color w:val="960000"/>

--- a/진척 관리.docx
+++ b/진척 관리.docx
@@ -7117,7 +7117,6 @@
               <w:autoSpaceDE/>
               <w:autoSpaceDN/>
               <w:rPr>
-                <w:rFonts w:hint="eastAsia"/>
                 <w:b/>
                 <w:bCs/>
                 <w:sz w:val="16"/>
@@ -10276,6 +10275,31 @@
               <w:wordWrap/>
               <w:autoSpaceDE/>
               <w:rPr>
+                <w:b/>
+                <w:bCs/>
+                <w:sz w:val="16"/>
+                <w:szCs w:val="16"/>
+              </w:rPr>
+            </w:pPr>
+            <w:r>
+              <w:rPr>
+                <w:rFonts w:hint="eastAsia"/>
+                <w:b/>
+                <w:bCs/>
+                <w:sz w:val="16"/>
+                <w:szCs w:val="16"/>
+              </w:rPr>
+              <w:t>클라이언트</w:t>
+            </w:r>
+          </w:p>
+          <w:p>
+            <w:pPr>
+              <w:widowControl/>
+              <w:wordWrap/>
+              <w:autoSpaceDE/>
+              <w:rPr>
+                <w:b/>
+                <w:bCs/>
                 <w:sz w:val="16"/>
                 <w:szCs w:val="16"/>
               </w:rPr>
@@ -10284,10 +10308,12 @@
             <w:r>
               <w:rPr>
                 <w:rFonts w:hint="eastAsia"/>
-                <w:sz w:val="16"/>
-                <w:szCs w:val="16"/>
-              </w:rPr>
-              <w:t>send_playerInfo</w:t>
+                <w:b/>
+                <w:bCs/>
+                <w:sz w:val="16"/>
+                <w:szCs w:val="16"/>
+              </w:rPr>
+              <w:t>UpdatePosition</w:t>
             </w:r>
             <w:proofErr w:type="spellEnd"/>
           </w:p>
@@ -10297,67 +10323,103 @@
               <w:wordWrap/>
               <w:autoSpaceDE/>
               <w:rPr>
-                <w:sz w:val="16"/>
-                <w:szCs w:val="16"/>
-              </w:rPr>
-            </w:pPr>
-            <w:r>
-              <w:rPr>
-                <w:rFonts w:hint="eastAsia"/>
-                <w:sz w:val="16"/>
-                <w:szCs w:val="16"/>
-              </w:rPr>
-              <w:t>_</w:t>
-            </w:r>
-            <w:proofErr w:type="gramStart"/>
-            <w:r>
-              <w:rPr>
-                <w:rFonts w:hint="eastAsia"/>
-                <w:sz w:val="16"/>
-                <w:szCs w:val="16"/>
-              </w:rPr>
-              <w:t>packet(</w:t>
-            </w:r>
-            <w:proofErr w:type="gramEnd"/>
-            <w:r>
-              <w:rPr>
-                <w:rFonts w:hint="eastAsia"/>
-                <w:sz w:val="16"/>
-                <w:szCs w:val="16"/>
-              </w:rPr>
-              <w:t>)</w:t>
-            </w:r>
-          </w:p>
-          <w:p>
-            <w:pPr>
-              <w:widowControl/>
-              <w:wordWrap/>
-              <w:autoSpaceDE/>
-              <w:autoSpaceDN/>
-              <w:rPr>
-                <w:sz w:val="16"/>
-                <w:szCs w:val="16"/>
-              </w:rPr>
-            </w:pPr>
-            <w:r>
-              <w:rPr>
-                <w:rFonts w:hint="eastAsia"/>
-                <w:sz w:val="16"/>
-                <w:szCs w:val="16"/>
-              </w:rPr>
-              <w:t>함수 작성</w:t>
-            </w:r>
-          </w:p>
-          <w:p>
-            <w:pPr>
-              <w:widowControl/>
-              <w:wordWrap/>
-              <w:autoSpaceDE/>
-              <w:rPr>
-                <w:sz w:val="16"/>
-                <w:szCs w:val="16"/>
-              </w:rPr>
-            </w:pPr>
+                <w:b/>
+                <w:bCs/>
+                <w:sz w:val="16"/>
+                <w:szCs w:val="16"/>
+              </w:rPr>
+            </w:pPr>
+            <w:r>
+              <w:rPr>
+                <w:rFonts w:hint="eastAsia"/>
+                <w:b/>
+                <w:bCs/>
+                <w:sz w:val="16"/>
+                <w:szCs w:val="16"/>
+              </w:rPr>
+              <w:t>스레드 구현</w:t>
+            </w:r>
+            <w:r>
+              <w:rPr>
+                <w:rFonts w:hint="eastAsia"/>
+                <w:b/>
+                <w:bCs/>
+                <w:sz w:val="16"/>
+                <w:szCs w:val="16"/>
+              </w:rPr>
+              <w:t>,</w:t>
+            </w:r>
+          </w:p>
+          <w:p>
+            <w:pPr>
+              <w:widowControl/>
+              <w:wordWrap/>
+              <w:autoSpaceDE/>
+              <w:rPr>
+                <w:b/>
+                <w:bCs/>
+                <w:sz w:val="16"/>
+                <w:szCs w:val="16"/>
+              </w:rPr>
+            </w:pPr>
+            <w:r>
+              <w:rPr>
+                <w:rFonts w:hint="eastAsia"/>
+                <w:b/>
+                <w:bCs/>
+                <w:sz w:val="16"/>
+                <w:szCs w:val="16"/>
+              </w:rPr>
+              <w:t>로그인 오류 해결,</w:t>
+            </w:r>
+          </w:p>
+          <w:p>
+            <w:pPr>
+              <w:widowControl/>
+              <w:wordWrap/>
+              <w:autoSpaceDE/>
+              <w:rPr>
+                <w:rFonts w:asciiTheme="majorEastAsia" w:eastAsiaTheme="majorEastAsia" w:hAnsiTheme="majorEastAsia"/>
+                <w:b/>
+                <w:bCs/>
+                <w:sz w:val="16"/>
+                <w:szCs w:val="16"/>
+              </w:rPr>
+            </w:pPr>
+            <w:proofErr w:type="spellStart"/>
+            <w:r>
+              <w:rPr>
+                <w:rFonts w:asciiTheme="majorEastAsia" w:eastAsiaTheme="majorEastAsia" w:hAnsiTheme="majorEastAsia" w:hint="eastAsia"/>
+                <w:b/>
+                <w:bCs/>
+                <w:sz w:val="16"/>
+                <w:szCs w:val="16"/>
+              </w:rPr>
+              <w:t>Processpacket</w:t>
+            </w:r>
+            <w:proofErr w:type="spellEnd"/>
+          </w:p>
+          <w:p>
+            <w:pPr>
+              <w:widowControl/>
+              <w:wordWrap/>
+              <w:autoSpaceDE/>
+              <w:rPr>
+                <w:rFonts w:hint="eastAsia"/>
+                <w:sz w:val="16"/>
+                <w:szCs w:val="16"/>
+              </w:rPr>
+            </w:pPr>
+            <w:r>
+              <w:rPr>
+                <w:rFonts w:hint="eastAsia"/>
+                <w:b/>
+                <w:bCs/>
+                <w:sz w:val="16"/>
+                <w:szCs w:val="16"/>
+              </w:rPr>
+              <w:t>업데이트</w:t>
+            </w:r>
           </w:p>
         </w:tc>
         <w:tc>
@@ -10388,65 +10450,6 @@
                 <w:szCs w:val="16"/>
               </w:rPr>
               <w:t>7</w:t>
-            </w:r>
-          </w:p>
-          <w:p>
-            <w:pPr>
-              <w:widowControl/>
-              <w:wordWrap/>
-              <w:autoSpaceDE/>
-              <w:rPr>
-                <w:sz w:val="16"/>
-                <w:szCs w:val="16"/>
-              </w:rPr>
-            </w:pPr>
-            <w:r>
-              <w:rPr>
-                <w:rFonts w:hint="eastAsia"/>
-                <w:sz w:val="16"/>
-                <w:szCs w:val="16"/>
-              </w:rPr>
-              <w:t>클라이언트</w:t>
-            </w:r>
-          </w:p>
-          <w:p>
-            <w:pPr>
-              <w:widowControl/>
-              <w:wordWrap/>
-              <w:autoSpaceDE/>
-              <w:rPr>
-                <w:sz w:val="16"/>
-                <w:szCs w:val="16"/>
-              </w:rPr>
-            </w:pPr>
-            <w:proofErr w:type="spellStart"/>
-            <w:r>
-              <w:rPr>
-                <w:rFonts w:hint="eastAsia"/>
-                <w:sz w:val="16"/>
-                <w:szCs w:val="16"/>
-              </w:rPr>
-              <w:t>UpdatePosition</w:t>
-            </w:r>
-            <w:proofErr w:type="spellEnd"/>
-          </w:p>
-          <w:p>
-            <w:pPr>
-              <w:widowControl/>
-              <w:wordWrap/>
-              <w:autoSpaceDE/>
-              <w:rPr>
-                <w:sz w:val="16"/>
-                <w:szCs w:val="16"/>
-              </w:rPr>
-            </w:pPr>
-            <w:r>
-              <w:rPr>
-                <w:rFonts w:hint="eastAsia"/>
-                <w:sz w:val="16"/>
-                <w:szCs w:val="16"/>
-              </w:rPr>
-              <w:t>스레드 구현</w:t>
             </w:r>
           </w:p>
           <w:p>

--- a/진척 관리.docx
+++ b/진척 관리.docx
@@ -1,6 +1,6 @@
 
 <file path=word/document.xml><?xml version="1.0" encoding="utf-8"?>
-<w:document xmlns:wpc="http://schemas.microsoft.com/office/word/2010/wordprocessingCanvas" xmlns:cx="http://schemas.microsoft.com/office/drawing/2014/chartex" xmlns:cx1="http://schemas.microsoft.com/office/drawing/2015/9/8/chartex" xmlns:cx2="http://schemas.microsoft.com/office/drawing/2015/10/21/chartex" xmlns:cx3="http://schemas.microsoft.com/office/drawing/2016/5/9/chartex" xmlns:cx4="http://schemas.microsoft.com/office/drawing/2016/5/10/chartex" xmlns:cx5="http://schemas.microsoft.com/office/drawing/2016/5/11/chartex" xmlns:cx6="http://schemas.microsoft.com/office/drawing/2016/5/12/chartex" xmlns:cx7="http://schemas.microsoft.com/office/drawing/2016/5/13/chartex" xmlns:cx8="http://schemas.microsoft.com/office/drawing/2016/5/14/chartex" xmlns:mc="http://schemas.openxmlformats.org/markup-compatibility/2006" xmlns:aink="http://schemas.microsoft.com/office/drawing/2016/ink" xmlns:am3d="http://schemas.microsoft.com/office/drawing/2017/model3d" xmlns:o="urn:schemas-microsoft-com:office:office" xmlns:oel="http://schemas.microsoft.com/office/2019/extlst" xmlns:r="http://schemas.openxmlformats.org/officeDocument/2006/relationships" xmlns:m="http://schemas.openxmlformats.org/officeDocument/2006/math" xmlns:v="urn:schemas-microsoft-com:vml" xmlns:wp14="http://schemas.microsoft.com/office/word/2010/wordprocessingDrawing" xmlns:wp="http://schemas.openxmlformats.org/drawingml/2006/wordprocessingDrawing" xmlns:w10="urn:schemas-microsoft-com:office:word" xmlns:w="http://schemas.openxmlformats.org/wordprocessingml/2006/main" xmlns:w14="http://schemas.microsoft.com/office/word/2010/wordml" xmlns:w15="http://schemas.microsoft.com/office/word/2012/wordml" xmlns:w16cex="http://schemas.microsoft.com/office/word/2018/wordml/cex" xmlns:w16cid="http://schemas.microsoft.com/office/word/2016/wordml/cid" xmlns:w16="http://schemas.microsoft.com/office/word/2018/wordml" xmlns:w16du="http://schemas.microsoft.com/office/word/2023/wordml/word16du" xmlns:w16sdtdh="http://schemas.microsoft.com/office/word/2020/wordml/sdtdatahash" xmlns:w16sdtfl="http://schemas.microsoft.com/office/word/2024/wordml/sdtformatlock" xmlns:w16se="http://schemas.microsoft.com/office/word/2015/wordml/symex" xmlns:wpg="http://schemas.microsoft.com/office/word/2010/wordprocessingGroup" xmlns:wpi="http://schemas.microsoft.com/office/word/2010/wordprocessingInk" xmlns:wne="http://schemas.microsoft.com/office/word/2006/wordml" xmlns:wps="http://schemas.microsoft.com/office/word/2010/wordprocessingShape" mc:Ignorable="w14 w15 w16se w16cid w16 w16cex w16sdtdh w16sdtfl w16du wp14">
+<w:document xmlns:wpc="http://schemas.microsoft.com/office/word/2010/wordprocessingCanvas" xmlns:cx="http://schemas.microsoft.com/office/drawing/2014/chartex" xmlns:cx1="http://schemas.microsoft.com/office/drawing/2015/9/8/chartex" xmlns:cx2="http://schemas.microsoft.com/office/drawing/2015/10/21/chartex" xmlns:cx3="http://schemas.microsoft.com/office/drawing/2016/5/9/chartex" xmlns:cx4="http://schemas.microsoft.com/office/drawing/2016/5/10/chartex" xmlns:cx5="http://schemas.microsoft.com/office/drawing/2016/5/11/chartex" xmlns:cx6="http://schemas.microsoft.com/office/drawing/2016/5/12/chartex" xmlns:cx7="http://schemas.microsoft.com/office/drawing/2016/5/13/chartex" xmlns:cx8="http://schemas.microsoft.com/office/drawing/2016/5/14/chartex" xmlns:mc="http://schemas.openxmlformats.org/markup-compatibility/2006" xmlns:aink="http://schemas.microsoft.com/office/drawing/2016/ink" xmlns:am3d="http://schemas.microsoft.com/office/drawing/2017/model3d" xmlns:o="urn:schemas-microsoft-com:office:office" xmlns:oel="http://schemas.microsoft.com/office/2019/extlst" xmlns:r="http://schemas.openxmlformats.org/officeDocument/2006/relationships" xmlns:m="http://schemas.openxmlformats.org/officeDocument/2006/math" xmlns:v="urn:schemas-microsoft-com:vml" xmlns:wp14="http://schemas.microsoft.com/office/word/2010/wordprocessingDrawing" xmlns:wp="http://schemas.openxmlformats.org/drawingml/2006/wordprocessingDrawing" xmlns:w10="urn:schemas-microsoft-com:office:word" xmlns:w="http://schemas.openxmlformats.org/wordprocessingml/2006/main" xmlns:w14="http://schemas.microsoft.com/office/word/2010/wordml" xmlns:w15="http://schemas.microsoft.com/office/word/2012/wordml" xmlns:w16cex="http://schemas.microsoft.com/office/word/2018/wordml/cex" xmlns:w16cid="http://schemas.microsoft.com/office/word/2016/wordml/cid" xmlns:w16="http://schemas.microsoft.com/office/word/2018/wordml" xmlns:w16sdtdh="http://schemas.microsoft.com/office/word/2020/wordml/sdtdatahash" xmlns:w16se="http://schemas.microsoft.com/office/word/2015/wordml/symex" xmlns:wpg="http://schemas.microsoft.com/office/word/2010/wordprocessingGroup" xmlns:wpi="http://schemas.microsoft.com/office/word/2010/wordprocessingInk" xmlns:wne="http://schemas.microsoft.com/office/word/2006/wordml" xmlns:wps="http://schemas.microsoft.com/office/word/2010/wordprocessingShape" mc:Ignorable="w14 w15 w16se w16cid w16 w16cex w16sdtdh wp14">
   <w:body>
     <w:p>
       <w:pPr>
@@ -545,6 +545,8 @@
               <w:autoSpaceDE/>
               <w:autoSpaceDN/>
               <w:rPr>
+                <w:b/>
+                <w:bCs/>
                 <w:sz w:val="20"/>
                 <w:szCs w:val="20"/>
               </w:rPr>
@@ -553,6 +555,8 @@
             <w:r>
               <w:rPr>
                 <w:rFonts w:hint="eastAsia"/>
+                <w:b/>
+                <w:bCs/>
                 <w:sz w:val="20"/>
                 <w:szCs w:val="20"/>
               </w:rPr>
@@ -562,34 +566,22 @@
             <w:proofErr w:type="gramEnd"/>
             <w:r>
               <w:rPr>
-                <w:sz w:val="20"/>
-                <w:szCs w:val="20"/>
-              </w:rPr>
-              <w:t>recv_</w:t>
-            </w:r>
-            <w:proofErr w:type="gramStart"/>
-            <w:r>
-              <w:rPr>
-                <w:sz w:val="20"/>
-                <w:szCs w:val="20"/>
-              </w:rPr>
-              <w:t>packet</w:t>
+                <w:b/>
+                <w:bCs/>
+                <w:sz w:val="20"/>
+                <w:szCs w:val="20"/>
+              </w:rPr>
+              <w:t>recv_packet</w:t>
             </w:r>
             <w:proofErr w:type="spellEnd"/>
             <w:r>
               <w:rPr>
-                <w:sz w:val="20"/>
-                <w:szCs w:val="20"/>
-              </w:rPr>
-              <w:t>(</w:t>
-            </w:r>
-            <w:proofErr w:type="gramEnd"/>
-            <w:r>
-              <w:rPr>
-                <w:sz w:val="20"/>
-                <w:szCs w:val="20"/>
-              </w:rPr>
-              <w:t>);</w:t>
+                <w:b/>
+                <w:bCs/>
+                <w:sz w:val="20"/>
+                <w:szCs w:val="20"/>
+              </w:rPr>
+              <w:t>();</w:t>
             </w:r>
           </w:p>
         </w:tc>
@@ -671,6 +663,8 @@
               <w:autoSpaceDE/>
               <w:autoSpaceDN/>
               <w:rPr>
+                <w:b/>
+                <w:bCs/>
                 <w:sz w:val="20"/>
                 <w:szCs w:val="20"/>
               </w:rPr>
@@ -679,6 +673,8 @@
             <w:r>
               <w:rPr>
                 <w:rFonts w:hint="eastAsia"/>
+                <w:b/>
+                <w:bCs/>
                 <w:sz w:val="20"/>
                 <w:szCs w:val="20"/>
               </w:rPr>
@@ -689,6 +685,8 @@
             <w:r>
               <w:rPr>
                 <w:rFonts w:hint="eastAsia"/>
+                <w:b/>
+                <w:bCs/>
                 <w:sz w:val="20"/>
                 <w:szCs w:val="20"/>
               </w:rPr>
@@ -696,34 +694,22 @@
             </w:r>
             <w:r>
               <w:rPr>
-                <w:sz w:val="20"/>
-                <w:szCs w:val="20"/>
-              </w:rPr>
-              <w:t>_</w:t>
-            </w:r>
-            <w:proofErr w:type="gramStart"/>
-            <w:r>
-              <w:rPr>
-                <w:sz w:val="20"/>
-                <w:szCs w:val="20"/>
-              </w:rPr>
-              <w:t>packet</w:t>
+                <w:b/>
+                <w:bCs/>
+                <w:sz w:val="20"/>
+                <w:szCs w:val="20"/>
+              </w:rPr>
+              <w:t>_packet</w:t>
             </w:r>
             <w:proofErr w:type="spellEnd"/>
             <w:r>
               <w:rPr>
-                <w:sz w:val="20"/>
-                <w:szCs w:val="20"/>
-              </w:rPr>
-              <w:t>(</w:t>
-            </w:r>
-            <w:proofErr w:type="gramEnd"/>
-            <w:r>
-              <w:rPr>
-                <w:sz w:val="20"/>
-                <w:szCs w:val="20"/>
-              </w:rPr>
-              <w:t>);</w:t>
+                <w:b/>
+                <w:bCs/>
+                <w:sz w:val="20"/>
+                <w:szCs w:val="20"/>
+              </w:rPr>
+              <w:t>();</w:t>
             </w:r>
           </w:p>
         </w:tc>
@@ -846,9 +832,17 @@
                 <w:sz w:val="20"/>
                 <w:szCs w:val="20"/>
               </w:rPr>
-              <w:t>();</w:t>
+              <w:t>(</w:t>
             </w:r>
             <w:proofErr w:type="gramEnd"/>
+            <w:r>
+              <w:rPr>
+                <w:rFonts w:eastAsiaTheme="minorHAnsi"/>
+                <w:sz w:val="20"/>
+                <w:szCs w:val="20"/>
+              </w:rPr>
+              <w:t>);</w:t>
+            </w:r>
           </w:p>
           <w:p>
             <w:pPr>
@@ -1048,7 +1042,6 @@
               <w:t>target_id</w:t>
             </w:r>
             <w:proofErr w:type="spellEnd"/>
-            <w:proofErr w:type="gramStart"/>
             <w:r>
               <w:rPr>
                 <w:rFonts w:eastAsiaTheme="minorHAnsi"/>
@@ -1057,7 +1050,6 @@
               </w:rPr>
               <w:t>);</w:t>
             </w:r>
-            <w:proofErr w:type="gramEnd"/>
           </w:p>
           <w:p>
             <w:pPr>
@@ -1098,23 +1090,13 @@
               <w:t>(</w:t>
             </w:r>
             <w:proofErr w:type="spellStart"/>
-            <w:proofErr w:type="gramStart"/>
             <w:r>
               <w:rPr>
                 <w:rFonts w:eastAsiaTheme="minorHAnsi"/>
                 <w:sz w:val="20"/>
                 <w:szCs w:val="20"/>
               </w:rPr>
-              <w:t>target</w:t>
-            </w:r>
-            <w:proofErr w:type="gramEnd"/>
-            <w:r>
-              <w:rPr>
-                <w:rFonts w:eastAsiaTheme="minorHAnsi"/>
-                <w:sz w:val="20"/>
-                <w:szCs w:val="20"/>
-              </w:rPr>
-              <w:t>_id</w:t>
+              <w:t>target_id</w:t>
             </w:r>
             <w:proofErr w:type="spellEnd"/>
             <w:r>
@@ -2628,7 +2610,7 @@
                 <w:sz w:val="20"/>
                 <w:szCs w:val="20"/>
               </w:rPr>
-              <w:t>::Init(</w:t>
+              <w:t>::</w:t>
             </w:r>
             <w:proofErr w:type="gramEnd"/>
             <w:r>
@@ -2636,7 +2618,7 @@
                 <w:sz w:val="20"/>
                 <w:szCs w:val="20"/>
               </w:rPr>
-              <w:t>)</w:t>
+              <w:t>Init()</w:t>
             </w:r>
           </w:p>
           <w:p>
@@ -2668,6 +2650,7 @@
               <w:t>::</w:t>
             </w:r>
             <w:proofErr w:type="spellStart"/>
+            <w:proofErr w:type="gramEnd"/>
             <w:r>
               <w:rPr>
                 <w:sz w:val="20"/>
@@ -2681,15 +2664,7 @@
                 <w:sz w:val="20"/>
                 <w:szCs w:val="20"/>
               </w:rPr>
-              <w:t>(</w:t>
-            </w:r>
-            <w:proofErr w:type="gramEnd"/>
-            <w:r>
-              <w:rPr>
-                <w:sz w:val="20"/>
-                <w:szCs w:val="20"/>
-              </w:rPr>
-              <w:t>)</w:t>
+              <w:t>()</w:t>
             </w:r>
           </w:p>
         </w:tc>
@@ -4047,9 +4022,9 @@
                 <w:sz w:val="14"/>
                 <w:szCs w:val="14"/>
               </w:rPr>
-              <w:t>recv_</w:t>
-            </w:r>
-            <w:proofErr w:type="gramStart"/>
+              <w:t>recv_packet</w:t>
+            </w:r>
+            <w:proofErr w:type="spellEnd"/>
             <w:r>
               <w:rPr>
                 <w:b/>
@@ -4057,34 +4032,35 @@
                 <w:sz w:val="14"/>
                 <w:szCs w:val="14"/>
               </w:rPr>
-              <w:t>packet</w:t>
-            </w:r>
-            <w:proofErr w:type="spellEnd"/>
-            <w:r>
+              <w:t>();</w:t>
+            </w:r>
+          </w:p>
+          <w:p>
+            <w:pPr>
+              <w:widowControl/>
+              <w:wordWrap/>
+              <w:autoSpaceDE/>
+              <w:autoSpaceDN/>
               <w:rPr>
                 <w:b/>
                 <w:bCs/>
                 <w:sz w:val="14"/>
                 <w:szCs w:val="14"/>
               </w:rPr>
-              <w:t>();</w:t>
-            </w:r>
-            <w:proofErr w:type="gramEnd"/>
-          </w:p>
-          <w:p>
-            <w:pPr>
-              <w:widowControl/>
-              <w:wordWrap/>
-              <w:autoSpaceDE/>
-              <w:autoSpaceDN/>
-              <w:rPr>
+            </w:pPr>
+            <w:proofErr w:type="gramStart"/>
+            <w:r>
+              <w:rPr>
+                <w:rFonts w:hint="eastAsia"/>
                 <w:b/>
                 <w:bCs/>
                 <w:sz w:val="14"/>
                 <w:szCs w:val="14"/>
               </w:rPr>
-            </w:pPr>
-            <w:proofErr w:type="gramStart"/>
+              <w:t>Player::</w:t>
+            </w:r>
+            <w:proofErr w:type="spellStart"/>
+            <w:proofErr w:type="gramEnd"/>
             <w:r>
               <w:rPr>
                 <w:rFonts w:hint="eastAsia"/>
@@ -4093,20 +4069,18 @@
                 <w:sz w:val="14"/>
                 <w:szCs w:val="14"/>
               </w:rPr>
-              <w:t>Player::</w:t>
-            </w:r>
-            <w:proofErr w:type="spellStart"/>
-            <w:proofErr w:type="gramEnd"/>
-            <w:r>
-              <w:rPr>
-                <w:rFonts w:hint="eastAsia"/>
+              <w:t>send</w:t>
+            </w:r>
+            <w:r>
+              <w:rPr>
                 <w:b/>
                 <w:bCs/>
                 <w:sz w:val="14"/>
                 <w:szCs w:val="14"/>
               </w:rPr>
-              <w:t>send</w:t>
-            </w:r>
+              <w:t>_packet</w:t>
+            </w:r>
+            <w:proofErr w:type="spellEnd"/>
             <w:r>
               <w:rPr>
                 <w:b/>
@@ -4114,74 +4088,53 @@
                 <w:sz w:val="14"/>
                 <w:szCs w:val="14"/>
               </w:rPr>
-              <w:t>_</w:t>
-            </w:r>
-            <w:proofErr w:type="gramStart"/>
-            <w:r>
+              <w:t>();</w:t>
+            </w:r>
+          </w:p>
+          <w:p>
+            <w:pPr>
+              <w:widowControl/>
+              <w:wordWrap/>
+              <w:autoSpaceDE/>
+              <w:autoSpaceDN/>
               <w:rPr>
                 <w:b/>
                 <w:bCs/>
                 <w:sz w:val="14"/>
                 <w:szCs w:val="14"/>
               </w:rPr>
-              <w:t>packet</w:t>
-            </w:r>
-            <w:proofErr w:type="spellEnd"/>
-            <w:r>
-              <w:rPr>
+            </w:pPr>
+            <w:proofErr w:type="gramStart"/>
+            <w:r>
+              <w:rPr>
+                <w:rFonts w:hint="eastAsia"/>
                 <w:b/>
                 <w:bCs/>
                 <w:sz w:val="14"/>
                 <w:szCs w:val="14"/>
               </w:rPr>
-              <w:t>();</w:t>
+              <w:t>Player::</w:t>
             </w:r>
             <w:proofErr w:type="gramEnd"/>
-          </w:p>
-          <w:p>
-            <w:pPr>
-              <w:widowControl/>
-              <w:wordWrap/>
-              <w:autoSpaceDE/>
-              <w:autoSpaceDN/>
-              <w:rPr>
+            <w:r>
+              <w:rPr>
+                <w:rFonts w:hint="eastAsia"/>
                 <w:b/>
                 <w:bCs/>
                 <w:sz w:val="14"/>
                 <w:szCs w:val="14"/>
               </w:rPr>
-            </w:pPr>
-            <w:proofErr w:type="gramStart"/>
-            <w:r>
-              <w:rPr>
-                <w:rFonts w:hint="eastAsia"/>
+              <w:t>disconnect</w:t>
+            </w:r>
+            <w:r>
+              <w:rPr>
                 <w:b/>
                 <w:bCs/>
                 <w:sz w:val="14"/>
                 <w:szCs w:val="14"/>
               </w:rPr>
-              <w:t>Player::</w:t>
-            </w:r>
-            <w:r>
-              <w:rPr>
-                <w:rFonts w:hint="eastAsia"/>
-                <w:b/>
-                <w:bCs/>
-                <w:sz w:val="14"/>
-                <w:szCs w:val="14"/>
-              </w:rPr>
-              <w:t>disconnect</w:t>
-            </w:r>
-            <w:r>
-              <w:rPr>
-                <w:b/>
-                <w:bCs/>
-                <w:sz w:val="14"/>
-                <w:szCs w:val="14"/>
-              </w:rPr>
               <w:t>();</w:t>
             </w:r>
-            <w:proofErr w:type="gramEnd"/>
           </w:p>
           <w:p>
             <w:pPr>
@@ -4227,9 +4180,9 @@
                 <w:sz w:val="14"/>
                 <w:szCs w:val="14"/>
               </w:rPr>
-              <w:t>process_</w:t>
-            </w:r>
-            <w:proofErr w:type="gramStart"/>
+              <w:t>process_packet</w:t>
+            </w:r>
+            <w:proofErr w:type="spellEnd"/>
             <w:r>
               <w:rPr>
                 <w:rFonts w:eastAsiaTheme="minorHAnsi" w:hint="eastAsia"/>
@@ -4238,215 +4191,249 @@
                 <w:sz w:val="14"/>
                 <w:szCs w:val="14"/>
               </w:rPr>
-              <w:t>packet</w:t>
+              <w:t>()</w:t>
+            </w:r>
+          </w:p>
+        </w:tc>
+        <w:tc>
+          <w:tcPr>
+            <w:tcW w:w="1701" w:type="dxa"/>
+          </w:tcPr>
+          <w:p>
+            <w:pPr>
+              <w:widowControl/>
+              <w:wordWrap/>
+              <w:autoSpaceDE/>
+              <w:autoSpaceDN/>
+              <w:rPr>
+                <w:sz w:val="16"/>
+                <w:szCs w:val="16"/>
+              </w:rPr>
+            </w:pPr>
+            <w:r>
+              <w:rPr>
+                <w:rFonts w:hint="eastAsia"/>
+                <w:sz w:val="16"/>
+                <w:szCs w:val="16"/>
+              </w:rPr>
+              <w:t>4</w:t>
+            </w:r>
+          </w:p>
+          <w:p>
+            <w:pPr>
+              <w:widowControl/>
+              <w:wordWrap/>
+              <w:autoSpaceDE/>
+              <w:autoSpaceDN/>
+              <w:rPr>
+                <w:sz w:val="16"/>
+                <w:szCs w:val="16"/>
+              </w:rPr>
+            </w:pPr>
+          </w:p>
+        </w:tc>
+        <w:tc>
+          <w:tcPr>
+            <w:tcW w:w="1701" w:type="dxa"/>
+          </w:tcPr>
+          <w:p>
+            <w:pPr>
+              <w:widowControl/>
+              <w:wordWrap/>
+              <w:autoSpaceDE/>
+              <w:autoSpaceDN/>
+              <w:rPr>
+                <w:color w:val="960000"/>
+                <w:sz w:val="16"/>
+                <w:szCs w:val="16"/>
+              </w:rPr>
+            </w:pPr>
+            <w:r>
+              <w:rPr>
+                <w:rFonts w:hint="eastAsia"/>
+                <w:sz w:val="16"/>
+                <w:szCs w:val="16"/>
+              </w:rPr>
+              <w:t>5</w:t>
+            </w:r>
+          </w:p>
+          <w:p>
+            <w:pPr>
+              <w:widowControl/>
+              <w:wordWrap/>
+              <w:autoSpaceDE/>
+              <w:autoSpaceDN/>
+              <w:rPr>
+                <w:color w:val="960000"/>
+                <w:sz w:val="16"/>
+                <w:szCs w:val="16"/>
+              </w:rPr>
+            </w:pPr>
+            <w:proofErr w:type="spellStart"/>
+            <w:r>
+              <w:rPr>
+                <w:rFonts w:hint="eastAsia"/>
+                <w:color w:val="960000"/>
+                <w:sz w:val="16"/>
+                <w:szCs w:val="16"/>
+              </w:rPr>
+              <w:t>패킷테스트</w:t>
             </w:r>
             <w:proofErr w:type="spellEnd"/>
-            <w:r>
-              <w:rPr>
-                <w:rFonts w:eastAsiaTheme="minorHAnsi" w:hint="eastAsia"/>
+          </w:p>
+          <w:p>
+            <w:pPr>
+              <w:widowControl/>
+              <w:wordWrap/>
+              <w:autoSpaceDE/>
+              <w:autoSpaceDN/>
+              <w:rPr>
+                <w:color w:val="960000"/>
+                <w:sz w:val="16"/>
+                <w:szCs w:val="16"/>
+              </w:rPr>
+            </w:pPr>
+            <w:r>
+              <w:rPr>
+                <w:rFonts w:hint="eastAsia"/>
+                <w:color w:val="960000"/>
+                <w:sz w:val="16"/>
+                <w:szCs w:val="16"/>
+              </w:rPr>
+              <w:t>진행 보고</w:t>
+            </w:r>
+          </w:p>
+        </w:tc>
+        <w:tc>
+          <w:tcPr>
+            <w:tcW w:w="1701" w:type="dxa"/>
+          </w:tcPr>
+          <w:p>
+            <w:pPr>
+              <w:widowControl/>
+              <w:wordWrap/>
+              <w:autoSpaceDE/>
+              <w:autoSpaceDN/>
+              <w:rPr>
+                <w:sz w:val="16"/>
+                <w:szCs w:val="16"/>
+              </w:rPr>
+            </w:pPr>
+            <w:r>
+              <w:rPr>
+                <w:rFonts w:hint="eastAsia"/>
+                <w:sz w:val="16"/>
+                <w:szCs w:val="16"/>
+              </w:rPr>
+              <w:t>6</w:t>
+            </w:r>
+          </w:p>
+          <w:p>
+            <w:pPr>
+              <w:widowControl/>
+              <w:wordWrap/>
+              <w:autoSpaceDE/>
+              <w:autoSpaceDN/>
+              <w:rPr>
                 <w:b/>
                 <w:bCs/>
-                <w:sz w:val="14"/>
-                <w:szCs w:val="14"/>
-              </w:rPr>
-              <w:t>(</w:t>
-            </w:r>
-            <w:proofErr w:type="gramEnd"/>
-            <w:r>
-              <w:rPr>
-                <w:rFonts w:eastAsiaTheme="minorHAnsi" w:hint="eastAsia"/>
+                <w:sz w:val="16"/>
+                <w:szCs w:val="16"/>
+              </w:rPr>
+            </w:pPr>
+          </w:p>
+        </w:tc>
+        <w:tc>
+          <w:tcPr>
+            <w:tcW w:w="1701" w:type="dxa"/>
+          </w:tcPr>
+          <w:p>
+            <w:pPr>
+              <w:widowControl/>
+              <w:wordWrap/>
+              <w:autoSpaceDE/>
+              <w:autoSpaceDN/>
+              <w:rPr>
+                <w:sz w:val="16"/>
+                <w:szCs w:val="16"/>
+              </w:rPr>
+            </w:pPr>
+            <w:r>
+              <w:rPr>
+                <w:rFonts w:hint="eastAsia"/>
+                <w:sz w:val="16"/>
+                <w:szCs w:val="16"/>
+              </w:rPr>
+              <w:t>7</w:t>
+            </w:r>
+          </w:p>
+          <w:p>
+            <w:pPr>
+              <w:widowControl/>
+              <w:wordWrap/>
+              <w:autoSpaceDE/>
+              <w:autoSpaceDN/>
+              <w:rPr>
+                <w:rFonts w:hint="eastAsia"/>
                 <w:b/>
                 <w:bCs/>
-                <w:sz w:val="14"/>
-                <w:szCs w:val="14"/>
-              </w:rPr>
-              <w:t>)</w:t>
-            </w:r>
-          </w:p>
-        </w:tc>
-        <w:tc>
-          <w:tcPr>
-            <w:tcW w:w="1701" w:type="dxa"/>
-          </w:tcPr>
-          <w:p>
-            <w:pPr>
-              <w:widowControl/>
-              <w:wordWrap/>
-              <w:autoSpaceDE/>
-              <w:autoSpaceDN/>
-              <w:rPr>
-                <w:sz w:val="16"/>
-                <w:szCs w:val="16"/>
-              </w:rPr>
-            </w:pPr>
-            <w:r>
-              <w:rPr>
-                <w:rFonts w:hint="eastAsia"/>
-                <w:sz w:val="16"/>
-                <w:szCs w:val="16"/>
-              </w:rPr>
-              <w:t>4</w:t>
-            </w:r>
-          </w:p>
-          <w:p>
-            <w:pPr>
-              <w:widowControl/>
-              <w:wordWrap/>
-              <w:autoSpaceDE/>
-              <w:autoSpaceDN/>
-              <w:rPr>
-                <w:sz w:val="16"/>
-                <w:szCs w:val="16"/>
-              </w:rPr>
-            </w:pPr>
-          </w:p>
-        </w:tc>
-        <w:tc>
-          <w:tcPr>
-            <w:tcW w:w="1701" w:type="dxa"/>
-          </w:tcPr>
-          <w:p>
-            <w:pPr>
-              <w:widowControl/>
-              <w:wordWrap/>
-              <w:autoSpaceDE/>
-              <w:autoSpaceDN/>
-              <w:rPr>
-                <w:color w:val="960000"/>
-                <w:sz w:val="16"/>
-                <w:szCs w:val="16"/>
-              </w:rPr>
-            </w:pPr>
-            <w:r>
-              <w:rPr>
-                <w:rFonts w:hint="eastAsia"/>
-                <w:sz w:val="16"/>
-                <w:szCs w:val="16"/>
-              </w:rPr>
-              <w:t>5</w:t>
-            </w:r>
-          </w:p>
-          <w:p>
-            <w:pPr>
-              <w:widowControl/>
-              <w:wordWrap/>
-              <w:autoSpaceDE/>
-              <w:autoSpaceDN/>
-              <w:rPr>
-                <w:color w:val="960000"/>
-                <w:sz w:val="16"/>
-                <w:szCs w:val="16"/>
-              </w:rPr>
-            </w:pPr>
-            <w:proofErr w:type="spellStart"/>
-            <w:r>
-              <w:rPr>
-                <w:rFonts w:hint="eastAsia"/>
-                <w:color w:val="960000"/>
-                <w:sz w:val="16"/>
-                <w:szCs w:val="16"/>
-              </w:rPr>
-              <w:t>패킷테스트</w:t>
-            </w:r>
-            <w:proofErr w:type="spellEnd"/>
-          </w:p>
-          <w:p>
-            <w:pPr>
-              <w:widowControl/>
-              <w:wordWrap/>
-              <w:autoSpaceDE/>
-              <w:autoSpaceDN/>
-              <w:rPr>
-                <w:color w:val="960000"/>
-                <w:sz w:val="16"/>
-                <w:szCs w:val="16"/>
-              </w:rPr>
-            </w:pPr>
-            <w:r>
-              <w:rPr>
-                <w:rFonts w:hint="eastAsia"/>
-                <w:color w:val="960000"/>
-                <w:sz w:val="16"/>
-                <w:szCs w:val="16"/>
-              </w:rPr>
-              <w:t>진행 보고</w:t>
-            </w:r>
-          </w:p>
-        </w:tc>
-        <w:tc>
-          <w:tcPr>
-            <w:tcW w:w="1701" w:type="dxa"/>
-          </w:tcPr>
-          <w:p>
-            <w:pPr>
-              <w:widowControl/>
-              <w:wordWrap/>
-              <w:autoSpaceDE/>
-              <w:autoSpaceDN/>
-              <w:rPr>
-                <w:sz w:val="16"/>
-                <w:szCs w:val="16"/>
-              </w:rPr>
-            </w:pPr>
-            <w:r>
-              <w:rPr>
-                <w:rFonts w:hint="eastAsia"/>
-                <w:sz w:val="16"/>
-                <w:szCs w:val="16"/>
-              </w:rPr>
-              <w:t>6</w:t>
-            </w:r>
-          </w:p>
-          <w:p>
-            <w:pPr>
-              <w:widowControl/>
-              <w:wordWrap/>
-              <w:autoSpaceDE/>
-              <w:autoSpaceDN/>
+                <w:sz w:val="16"/>
+                <w:szCs w:val="16"/>
+              </w:rPr>
+            </w:pPr>
+            <w:r>
               <w:rPr>
                 <w:b/>
                 <w:bCs/>
                 <w:sz w:val="16"/>
                 <w:szCs w:val="16"/>
               </w:rPr>
-            </w:pPr>
-          </w:p>
-        </w:tc>
-        <w:tc>
-          <w:tcPr>
-            <w:tcW w:w="1701" w:type="dxa"/>
-          </w:tcPr>
-          <w:p>
-            <w:pPr>
-              <w:widowControl/>
-              <w:wordWrap/>
-              <w:autoSpaceDE/>
-              <w:autoSpaceDN/>
-              <w:rPr>
-                <w:sz w:val="16"/>
-                <w:szCs w:val="16"/>
-              </w:rPr>
-            </w:pPr>
-            <w:r>
-              <w:rPr>
-                <w:rFonts w:hint="eastAsia"/>
-                <w:sz w:val="16"/>
-                <w:szCs w:val="16"/>
-              </w:rPr>
-              <w:t>7</w:t>
-            </w:r>
-          </w:p>
-          <w:p>
-            <w:pPr>
-              <w:widowControl/>
-              <w:wordWrap/>
-              <w:autoSpaceDE/>
-              <w:autoSpaceDN/>
-              <w:rPr>
-                <w:sz w:val="16"/>
-                <w:szCs w:val="16"/>
-              </w:rPr>
-            </w:pPr>
+              <w:t>C</w:t>
+            </w:r>
+            <w:r>
+              <w:rPr>
+                <w:rFonts w:hint="eastAsia"/>
+                <w:b/>
+                <w:bCs/>
+                <w:sz w:val="16"/>
+                <w:szCs w:val="16"/>
+              </w:rPr>
+              <w:t xml:space="preserve">lient </w:t>
+            </w:r>
+            <w:proofErr w:type="spellStart"/>
+            <w:proofErr w:type="gramStart"/>
+            <w:r>
+              <w:rPr>
+                <w:rFonts w:hint="eastAsia"/>
+                <w:b/>
+                <w:bCs/>
+                <w:sz w:val="16"/>
+                <w:szCs w:val="16"/>
+              </w:rPr>
+              <w:t>sendEnterRoomPacket</w:t>
+            </w:r>
+            <w:proofErr w:type="spellEnd"/>
+            <w:r>
+              <w:rPr>
+                <w:rFonts w:hint="eastAsia"/>
+                <w:b/>
+                <w:bCs/>
+                <w:sz w:val="16"/>
+                <w:szCs w:val="16"/>
+              </w:rPr>
+              <w:t>(</w:t>
+            </w:r>
+            <w:proofErr w:type="gramEnd"/>
+            <w:r>
+              <w:rPr>
+                <w:rFonts w:hint="eastAsia"/>
+                <w:b/>
+                <w:bCs/>
+                <w:sz w:val="16"/>
+                <w:szCs w:val="16"/>
+              </w:rPr>
+              <w:t>)</w:t>
+            </w:r>
           </w:p>
         </w:tc>
         <w:tc>
@@ -4629,7 +4616,6 @@
               <w:t>target_id</w:t>
             </w:r>
             <w:proofErr w:type="spellEnd"/>
-            <w:proofErr w:type="gramStart"/>
             <w:r>
               <w:rPr>
                 <w:rFonts w:eastAsiaTheme="minorHAnsi"/>
@@ -4638,7 +4624,6 @@
               </w:rPr>
               <w:t>);</w:t>
             </w:r>
-            <w:proofErr w:type="gramEnd"/>
           </w:p>
           <w:p>
             <w:pPr>
@@ -6310,13 +6295,13 @@
         <w:tblLook w:val="04A0" w:firstRow="1" w:lastRow="0" w:firstColumn="1" w:lastColumn="0" w:noHBand="0" w:noVBand="1"/>
       </w:tblPr>
       <w:tblGrid>
-        <w:gridCol w:w="1703"/>
-        <w:gridCol w:w="1759"/>
-        <w:gridCol w:w="1703"/>
-        <w:gridCol w:w="1703"/>
-        <w:gridCol w:w="1800"/>
-        <w:gridCol w:w="1703"/>
-        <w:gridCol w:w="545"/>
+        <w:gridCol w:w="1706"/>
+        <w:gridCol w:w="1739"/>
+        <w:gridCol w:w="1707"/>
+        <w:gridCol w:w="1707"/>
+        <w:gridCol w:w="1804"/>
+        <w:gridCol w:w="1707"/>
+        <w:gridCol w:w="546"/>
       </w:tblGrid>
       <w:tr>
         <w:trPr>
@@ -9577,6 +9562,7 @@
               <w:t>::</w:t>
             </w:r>
             <w:proofErr w:type="spellStart"/>
+            <w:proofErr w:type="gramEnd"/>
             <w:r>
               <w:rPr>
                 <w:rFonts w:hint="eastAsia"/>
@@ -9596,9 +9582,8 @@
                 <w:sz w:val="16"/>
                 <w:szCs w:val="16"/>
               </w:rPr>
-              <w:t>(</w:t>
-            </w:r>
-            <w:proofErr w:type="gramEnd"/>
+              <w:t>()</w:t>
+            </w:r>
             <w:r>
               <w:rPr>
                 <w:rFonts w:hint="eastAsia"/>
@@ -9607,32 +9592,45 @@
                 <w:sz w:val="16"/>
                 <w:szCs w:val="16"/>
               </w:rPr>
-              <w:t>)</w:t>
-            </w:r>
-            <w:r>
-              <w:rPr>
-                <w:rFonts w:hint="eastAsia"/>
+              <w:t>,</w:t>
+            </w:r>
+          </w:p>
+          <w:p>
+            <w:pPr>
+              <w:widowControl/>
+              <w:wordWrap/>
+              <w:autoSpaceDE/>
+              <w:rPr>
                 <w:b/>
                 <w:bCs/>
                 <w:sz w:val="16"/>
                 <w:szCs w:val="16"/>
               </w:rPr>
-              <w:t>,</w:t>
-            </w:r>
-          </w:p>
-          <w:p>
-            <w:pPr>
-              <w:widowControl/>
-              <w:wordWrap/>
-              <w:autoSpaceDE/>
-              <w:rPr>
+            </w:pPr>
+            <w:proofErr w:type="spellStart"/>
+            <w:r>
+              <w:rPr>
+                <w:rFonts w:hint="eastAsia"/>
                 <w:b/>
                 <w:bCs/>
                 <w:sz w:val="16"/>
                 <w:szCs w:val="16"/>
               </w:rPr>
-            </w:pPr>
-            <w:proofErr w:type="spellStart"/>
+              <w:t>NetworkMgr</w:t>
+            </w:r>
+            <w:proofErr w:type="spellEnd"/>
+          </w:p>
+          <w:p>
+            <w:pPr>
+              <w:widowControl/>
+              <w:wordWrap/>
+              <w:autoSpaceDE/>
+              <w:rPr>
+                <w:sz w:val="16"/>
+                <w:szCs w:val="16"/>
+              </w:rPr>
+            </w:pPr>
+            <w:proofErr w:type="gramStart"/>
             <w:r>
               <w:rPr>
                 <w:rFonts w:hint="eastAsia"/>
@@ -9641,21 +9639,9 @@
                 <w:sz w:val="16"/>
                 <w:szCs w:val="16"/>
               </w:rPr>
-              <w:t>NetworkMgr</w:t>
-            </w:r>
-            <w:proofErr w:type="spellEnd"/>
-          </w:p>
-          <w:p>
-            <w:pPr>
-              <w:widowControl/>
-              <w:wordWrap/>
-              <w:autoSpaceDE/>
-              <w:rPr>
-                <w:sz w:val="16"/>
-                <w:szCs w:val="16"/>
-              </w:rPr>
-            </w:pPr>
-            <w:proofErr w:type="gramStart"/>
+              <w:t>::</w:t>
+            </w:r>
+            <w:proofErr w:type="gramEnd"/>
             <w:r>
               <w:rPr>
                 <w:rFonts w:hint="eastAsia"/>
@@ -9664,18 +9650,7 @@
                 <w:sz w:val="16"/>
                 <w:szCs w:val="16"/>
               </w:rPr>
-              <w:t>::Init(</w:t>
-            </w:r>
-            <w:proofErr w:type="gramEnd"/>
-            <w:r>
-              <w:rPr>
-                <w:rFonts w:hint="eastAsia"/>
-                <w:b/>
-                <w:bCs/>
-                <w:sz w:val="16"/>
-                <w:szCs w:val="16"/>
-              </w:rPr>
-              <w:t>)</w:t>
+              <w:t>Init()</w:t>
             </w:r>
           </w:p>
         </w:tc>
@@ -10337,17 +10312,7 @@
                 <w:sz w:val="16"/>
                 <w:szCs w:val="16"/>
               </w:rPr>
-              <w:t>스레드 구현</w:t>
-            </w:r>
-            <w:r>
-              <w:rPr>
-                <w:rFonts w:hint="eastAsia"/>
-                <w:b/>
-                <w:bCs/>
-                <w:sz w:val="16"/>
-                <w:szCs w:val="16"/>
-              </w:rPr>
-              <w:t>,</w:t>
+              <w:t>스레드 구현,</w:t>
             </w:r>
           </w:p>
           <w:p>
@@ -10405,7 +10370,6 @@
               <w:wordWrap/>
               <w:autoSpaceDE/>
               <w:rPr>
-                <w:rFonts w:hint="eastAsia"/>
                 <w:sz w:val="16"/>
                 <w:szCs w:val="16"/>
               </w:rPr>
@@ -11937,9 +11901,17 @@
                 <w:sz w:val="16"/>
                 <w:szCs w:val="16"/>
               </w:rPr>
-              <w:t>();</w:t>
+              <w:t>(</w:t>
             </w:r>
             <w:proofErr w:type="gramEnd"/>
+            <w:r>
+              <w:rPr>
+                <w:rFonts w:hint="eastAsia"/>
+                <w:sz w:val="16"/>
+                <w:szCs w:val="16"/>
+              </w:rPr>
+              <w:t>);</w:t>
+            </w:r>
           </w:p>
           <w:p>
             <w:pPr>
@@ -12761,7 +12733,7 @@
 </file>
 
 <file path=word/endnotes.xml><?xml version="1.0" encoding="utf-8"?>
-<w:endnotes xmlns:wpc="http://schemas.microsoft.com/office/word/2010/wordprocessingCanvas" xmlns:cx="http://schemas.microsoft.com/office/drawing/2014/chartex" xmlns:cx1="http://schemas.microsoft.com/office/drawing/2015/9/8/chartex" xmlns:cx2="http://schemas.microsoft.com/office/drawing/2015/10/21/chartex" xmlns:cx3="http://schemas.microsoft.com/office/drawing/2016/5/9/chartex" xmlns:cx4="http://schemas.microsoft.com/office/drawing/2016/5/10/chartex" xmlns:cx5="http://schemas.microsoft.com/office/drawing/2016/5/11/chartex" xmlns:cx6="http://schemas.microsoft.com/office/drawing/2016/5/12/chartex" xmlns:cx7="http://schemas.microsoft.com/office/drawing/2016/5/13/chartex" xmlns:cx8="http://schemas.microsoft.com/office/drawing/2016/5/14/chartex" xmlns:mc="http://schemas.openxmlformats.org/markup-compatibility/2006" xmlns:aink="http://schemas.microsoft.com/office/drawing/2016/ink" xmlns:am3d="http://schemas.microsoft.com/office/drawing/2017/model3d" xmlns:o="urn:schemas-microsoft-com:office:office" xmlns:oel="http://schemas.microsoft.com/office/2019/extlst" xmlns:r="http://schemas.openxmlformats.org/officeDocument/2006/relationships" xmlns:m="http://schemas.openxmlformats.org/officeDocument/2006/math" xmlns:v="urn:schemas-microsoft-com:vml" xmlns:wp14="http://schemas.microsoft.com/office/word/2010/wordprocessingDrawing" xmlns:wp="http://schemas.openxmlformats.org/drawingml/2006/wordprocessingDrawing" xmlns:w10="urn:schemas-microsoft-com:office:word" xmlns:w="http://schemas.openxmlformats.org/wordprocessingml/2006/main" xmlns:w14="http://schemas.microsoft.com/office/word/2010/wordml" xmlns:w15="http://schemas.microsoft.com/office/word/2012/wordml" xmlns:w16cex="http://schemas.microsoft.com/office/word/2018/wordml/cex" xmlns:w16cid="http://schemas.microsoft.com/office/word/2016/wordml/cid" xmlns:w16="http://schemas.microsoft.com/office/word/2018/wordml" xmlns:w16du="http://schemas.microsoft.com/office/word/2023/wordml/word16du" xmlns:w16sdtdh="http://schemas.microsoft.com/office/word/2020/wordml/sdtdatahash" xmlns:w16sdtfl="http://schemas.microsoft.com/office/word/2024/wordml/sdtformatlock" xmlns:w16se="http://schemas.microsoft.com/office/word/2015/wordml/symex" xmlns:wpg="http://schemas.microsoft.com/office/word/2010/wordprocessingGroup" xmlns:wpi="http://schemas.microsoft.com/office/word/2010/wordprocessingInk" xmlns:wne="http://schemas.microsoft.com/office/word/2006/wordml" xmlns:wps="http://schemas.microsoft.com/office/word/2010/wordprocessingShape" mc:Ignorable="w14 w15 w16se w16cid w16 w16cex w16sdtdh w16sdtfl w16du wp14">
+<w:endnotes xmlns:wpc="http://schemas.microsoft.com/office/word/2010/wordprocessingCanvas" xmlns:cx="http://schemas.microsoft.com/office/drawing/2014/chartex" xmlns:cx1="http://schemas.microsoft.com/office/drawing/2015/9/8/chartex" xmlns:cx2="http://schemas.microsoft.com/office/drawing/2015/10/21/chartex" xmlns:cx3="http://schemas.microsoft.com/office/drawing/2016/5/9/chartex" xmlns:cx4="http://schemas.microsoft.com/office/drawing/2016/5/10/chartex" xmlns:cx5="http://schemas.microsoft.com/office/drawing/2016/5/11/chartex" xmlns:cx6="http://schemas.microsoft.com/office/drawing/2016/5/12/chartex" xmlns:cx7="http://schemas.microsoft.com/office/drawing/2016/5/13/chartex" xmlns:cx8="http://schemas.microsoft.com/office/drawing/2016/5/14/chartex" xmlns:mc="http://schemas.openxmlformats.org/markup-compatibility/2006" xmlns:aink="http://schemas.microsoft.com/office/drawing/2016/ink" xmlns:am3d="http://schemas.microsoft.com/office/drawing/2017/model3d" xmlns:o="urn:schemas-microsoft-com:office:office" xmlns:oel="http://schemas.microsoft.com/office/2019/extlst" xmlns:r="http://schemas.openxmlformats.org/officeDocument/2006/relationships" xmlns:m="http://schemas.openxmlformats.org/officeDocument/2006/math" xmlns:v="urn:schemas-microsoft-com:vml" xmlns:wp14="http://schemas.microsoft.com/office/word/2010/wordprocessingDrawing" xmlns:wp="http://schemas.openxmlformats.org/drawingml/2006/wordprocessingDrawing" xmlns:w10="urn:schemas-microsoft-com:office:word" xmlns:w="http://schemas.openxmlformats.org/wordprocessingml/2006/main" xmlns:w14="http://schemas.microsoft.com/office/word/2010/wordml" xmlns:w15="http://schemas.microsoft.com/office/word/2012/wordml" xmlns:w16cex="http://schemas.microsoft.com/office/word/2018/wordml/cex" xmlns:w16cid="http://schemas.microsoft.com/office/word/2016/wordml/cid" xmlns:w16="http://schemas.microsoft.com/office/word/2018/wordml" xmlns:w16sdtdh="http://schemas.microsoft.com/office/word/2020/wordml/sdtdatahash" xmlns:w16se="http://schemas.microsoft.com/office/word/2015/wordml/symex" xmlns:wpg="http://schemas.microsoft.com/office/word/2010/wordprocessingGroup" xmlns:wpi="http://schemas.microsoft.com/office/word/2010/wordprocessingInk" xmlns:wne="http://schemas.microsoft.com/office/word/2006/wordml" xmlns:wps="http://schemas.microsoft.com/office/word/2010/wordprocessingShape" mc:Ignorable="w14 w15 w16se w16cid w16 w16cex w16sdtdh wp14">
   <w:endnote w:type="separator" w:id="-1">
     <w:p>
       <w:pPr>
@@ -12786,7 +12758,7 @@
 </file>
 
 <file path=word/footer1.xml><?xml version="1.0" encoding="utf-8"?>
-<w:ftr xmlns:wpc="http://schemas.microsoft.com/office/word/2010/wordprocessingCanvas" xmlns:cx="http://schemas.microsoft.com/office/drawing/2014/chartex" xmlns:cx1="http://schemas.microsoft.com/office/drawing/2015/9/8/chartex" xmlns:cx2="http://schemas.microsoft.com/office/drawing/2015/10/21/chartex" xmlns:cx3="http://schemas.microsoft.com/office/drawing/2016/5/9/chartex" xmlns:cx4="http://schemas.microsoft.com/office/drawing/2016/5/10/chartex" xmlns:cx5="http://schemas.microsoft.com/office/drawing/2016/5/11/chartex" xmlns:cx6="http://schemas.microsoft.com/office/drawing/2016/5/12/chartex" xmlns:cx7="http://schemas.microsoft.com/office/drawing/2016/5/13/chartex" xmlns:cx8="http://schemas.microsoft.com/office/drawing/2016/5/14/chartex" xmlns:mc="http://schemas.openxmlformats.org/markup-compatibility/2006" xmlns:aink="http://schemas.microsoft.com/office/drawing/2016/ink" xmlns:am3d="http://schemas.microsoft.com/office/drawing/2017/model3d" xmlns:o="urn:schemas-microsoft-com:office:office" xmlns:oel="http://schemas.microsoft.com/office/2019/extlst" xmlns:r="http://schemas.openxmlformats.org/officeDocument/2006/relationships" xmlns:m="http://schemas.openxmlformats.org/officeDocument/2006/math" xmlns:v="urn:schemas-microsoft-com:vml" xmlns:wp14="http://schemas.microsoft.com/office/word/2010/wordprocessingDrawing" xmlns:wp="http://schemas.openxmlformats.org/drawingml/2006/wordprocessingDrawing" xmlns:w10="urn:schemas-microsoft-com:office:word" xmlns:w="http://schemas.openxmlformats.org/wordprocessingml/2006/main" xmlns:w14="http://schemas.microsoft.com/office/word/2010/wordml" xmlns:w15="http://schemas.microsoft.com/office/word/2012/wordml" xmlns:w16cex="http://schemas.microsoft.com/office/word/2018/wordml/cex" xmlns:w16cid="http://schemas.microsoft.com/office/word/2016/wordml/cid" xmlns:w16="http://schemas.microsoft.com/office/word/2018/wordml" xmlns:w16du="http://schemas.microsoft.com/office/word/2023/wordml/word16du" xmlns:w16sdtdh="http://schemas.microsoft.com/office/word/2020/wordml/sdtdatahash" xmlns:w16sdtfl="http://schemas.microsoft.com/office/word/2024/wordml/sdtformatlock" xmlns:w16se="http://schemas.microsoft.com/office/word/2015/wordml/symex" xmlns:wpg="http://schemas.microsoft.com/office/word/2010/wordprocessingGroup" xmlns:wpi="http://schemas.microsoft.com/office/word/2010/wordprocessingInk" xmlns:wne="http://schemas.microsoft.com/office/word/2006/wordml" xmlns:wps="http://schemas.microsoft.com/office/word/2010/wordprocessingShape" mc:Ignorable="w14 w15 w16se w16cid w16 w16cex w16sdtdh w16sdtfl w16du wp14">
+<w:ftr xmlns:wpc="http://schemas.microsoft.com/office/word/2010/wordprocessingCanvas" xmlns:cx="http://schemas.microsoft.com/office/drawing/2014/chartex" xmlns:cx1="http://schemas.microsoft.com/office/drawing/2015/9/8/chartex" xmlns:cx2="http://schemas.microsoft.com/office/drawing/2015/10/21/chartex" xmlns:cx3="http://schemas.microsoft.com/office/drawing/2016/5/9/chartex" xmlns:cx4="http://schemas.microsoft.com/office/drawing/2016/5/10/chartex" xmlns:cx5="http://schemas.microsoft.com/office/drawing/2016/5/11/chartex" xmlns:cx6="http://schemas.microsoft.com/office/drawing/2016/5/12/chartex" xmlns:cx7="http://schemas.microsoft.com/office/drawing/2016/5/13/chartex" xmlns:cx8="http://schemas.microsoft.com/office/drawing/2016/5/14/chartex" xmlns:mc="http://schemas.openxmlformats.org/markup-compatibility/2006" xmlns:aink="http://schemas.microsoft.com/office/drawing/2016/ink" xmlns:am3d="http://schemas.microsoft.com/office/drawing/2017/model3d" xmlns:o="urn:schemas-microsoft-com:office:office" xmlns:oel="http://schemas.microsoft.com/office/2019/extlst" xmlns:r="http://schemas.openxmlformats.org/officeDocument/2006/relationships" xmlns:m="http://schemas.openxmlformats.org/officeDocument/2006/math" xmlns:v="urn:schemas-microsoft-com:vml" xmlns:wp14="http://schemas.microsoft.com/office/word/2010/wordprocessingDrawing" xmlns:wp="http://schemas.openxmlformats.org/drawingml/2006/wordprocessingDrawing" xmlns:w10="urn:schemas-microsoft-com:office:word" xmlns:w="http://schemas.openxmlformats.org/wordprocessingml/2006/main" xmlns:w14="http://schemas.microsoft.com/office/word/2010/wordml" xmlns:w15="http://schemas.microsoft.com/office/word/2012/wordml" xmlns:w16cex="http://schemas.microsoft.com/office/word/2018/wordml/cex" xmlns:w16cid="http://schemas.microsoft.com/office/word/2016/wordml/cid" xmlns:w16="http://schemas.microsoft.com/office/word/2018/wordml" xmlns:w16sdtdh="http://schemas.microsoft.com/office/word/2020/wordml/sdtdatahash" xmlns:w16se="http://schemas.microsoft.com/office/word/2015/wordml/symex" xmlns:wpg="http://schemas.microsoft.com/office/word/2010/wordprocessingGroup" xmlns:wpi="http://schemas.microsoft.com/office/word/2010/wordprocessingInk" xmlns:wne="http://schemas.microsoft.com/office/word/2006/wordml" xmlns:wps="http://schemas.microsoft.com/office/word/2010/wordprocessingShape" mc:Ignorable="w14 w15 w16se w16cid w16 w16cex w16sdtdh wp14">
   <w:sdt>
     <w:sdtPr>
       <w:id w:val="1471174885"/>
@@ -12831,7 +12803,7 @@
 </file>
 
 <file path=word/footnotes.xml><?xml version="1.0" encoding="utf-8"?>
-<w:footnotes xmlns:wpc="http://schemas.microsoft.com/office/word/2010/wordprocessingCanvas" xmlns:cx="http://schemas.microsoft.com/office/drawing/2014/chartex" xmlns:cx1="http://schemas.microsoft.com/office/drawing/2015/9/8/chartex" xmlns:cx2="http://schemas.microsoft.com/office/drawing/2015/10/21/chartex" xmlns:cx3="http://schemas.microsoft.com/office/drawing/2016/5/9/chartex" xmlns:cx4="http://schemas.microsoft.com/office/drawing/2016/5/10/chartex" xmlns:cx5="http://schemas.microsoft.com/office/drawing/2016/5/11/chartex" xmlns:cx6="http://schemas.microsoft.com/office/drawing/2016/5/12/chartex" xmlns:cx7="http://schemas.microsoft.com/office/drawing/2016/5/13/chartex" xmlns:cx8="http://schemas.microsoft.com/office/drawing/2016/5/14/chartex" xmlns:mc="http://schemas.openxmlformats.org/markup-compatibility/2006" xmlns:aink="http://schemas.microsoft.com/office/drawing/2016/ink" xmlns:am3d="http://schemas.microsoft.com/office/drawing/2017/model3d" xmlns:o="urn:schemas-microsoft-com:office:office" xmlns:oel="http://schemas.microsoft.com/office/2019/extlst" xmlns:r="http://schemas.openxmlformats.org/officeDocument/2006/relationships" xmlns:m="http://schemas.openxmlformats.org/officeDocument/2006/math" xmlns:v="urn:schemas-microsoft-com:vml" xmlns:wp14="http://schemas.microsoft.com/office/word/2010/wordprocessingDrawing" xmlns:wp="http://schemas.openxmlformats.org/drawingml/2006/wordprocessingDrawing" xmlns:w10="urn:schemas-microsoft-com:office:word" xmlns:w="http://schemas.openxmlformats.org/wordprocessingml/2006/main" xmlns:w14="http://schemas.microsoft.com/office/word/2010/wordml" xmlns:w15="http://schemas.microsoft.com/office/word/2012/wordml" xmlns:w16cex="http://schemas.microsoft.com/office/word/2018/wordml/cex" xmlns:w16cid="http://schemas.microsoft.com/office/word/2016/wordml/cid" xmlns:w16="http://schemas.microsoft.com/office/word/2018/wordml" xmlns:w16du="http://schemas.microsoft.com/office/word/2023/wordml/word16du" xmlns:w16sdtdh="http://schemas.microsoft.com/office/word/2020/wordml/sdtdatahash" xmlns:w16sdtfl="http://schemas.microsoft.com/office/word/2024/wordml/sdtformatlock" xmlns:w16se="http://schemas.microsoft.com/office/word/2015/wordml/symex" xmlns:wpg="http://schemas.microsoft.com/office/word/2010/wordprocessingGroup" xmlns:wpi="http://schemas.microsoft.com/office/word/2010/wordprocessingInk" xmlns:wne="http://schemas.microsoft.com/office/word/2006/wordml" xmlns:wps="http://schemas.microsoft.com/office/word/2010/wordprocessingShape" mc:Ignorable="w14 w15 w16se w16cid w16 w16cex w16sdtdh w16sdtfl w16du wp14">
+<w:footnotes xmlns:wpc="http://schemas.microsoft.com/office/word/2010/wordprocessingCanvas" xmlns:cx="http://schemas.microsoft.com/office/drawing/2014/chartex" xmlns:cx1="http://schemas.microsoft.com/office/drawing/2015/9/8/chartex" xmlns:cx2="http://schemas.microsoft.com/office/drawing/2015/10/21/chartex" xmlns:cx3="http://schemas.microsoft.com/office/drawing/2016/5/9/chartex" xmlns:cx4="http://schemas.microsoft.com/office/drawing/2016/5/10/chartex" xmlns:cx5="http://schemas.microsoft.com/office/drawing/2016/5/11/chartex" xmlns:cx6="http://schemas.microsoft.com/office/drawing/2016/5/12/chartex" xmlns:cx7="http://schemas.microsoft.com/office/drawing/2016/5/13/chartex" xmlns:cx8="http://schemas.microsoft.com/office/drawing/2016/5/14/chartex" xmlns:mc="http://schemas.openxmlformats.org/markup-compatibility/2006" xmlns:aink="http://schemas.microsoft.com/office/drawing/2016/ink" xmlns:am3d="http://schemas.microsoft.com/office/drawing/2017/model3d" xmlns:o="urn:schemas-microsoft-com:office:office" xmlns:oel="http://schemas.microsoft.com/office/2019/extlst" xmlns:r="http://schemas.openxmlformats.org/officeDocument/2006/relationships" xmlns:m="http://schemas.openxmlformats.org/officeDocument/2006/math" xmlns:v="urn:schemas-microsoft-com:vml" xmlns:wp14="http://schemas.microsoft.com/office/word/2010/wordprocessingDrawing" xmlns:wp="http://schemas.openxmlformats.org/drawingml/2006/wordprocessingDrawing" xmlns:w10="urn:schemas-microsoft-com:office:word" xmlns:w="http://schemas.openxmlformats.org/wordprocessingml/2006/main" xmlns:w14="http://schemas.microsoft.com/office/word/2010/wordml" xmlns:w15="http://schemas.microsoft.com/office/word/2012/wordml" xmlns:w16cex="http://schemas.microsoft.com/office/word/2018/wordml/cex" xmlns:w16cid="http://schemas.microsoft.com/office/word/2016/wordml/cid" xmlns:w16="http://schemas.microsoft.com/office/word/2018/wordml" xmlns:w16sdtdh="http://schemas.microsoft.com/office/word/2020/wordml/sdtdatahash" xmlns:w16se="http://schemas.microsoft.com/office/word/2015/wordml/symex" xmlns:wpg="http://schemas.microsoft.com/office/word/2010/wordprocessingGroup" xmlns:wpi="http://schemas.microsoft.com/office/word/2010/wordprocessingInk" xmlns:wne="http://schemas.microsoft.com/office/word/2006/wordml" xmlns:wps="http://schemas.microsoft.com/office/word/2010/wordprocessingShape" mc:Ignorable="w14 w15 w16se w16cid w16 w16cex w16sdtdh wp14">
   <w:footnote w:type="separator" w:id="-1">
     <w:p>
       <w:pPr>
@@ -12856,7 +12828,7 @@
 </file>
 
 <file path=word/numbering.xml><?xml version="1.0" encoding="utf-8"?>
-<w:numbering xmlns:wpc="http://schemas.microsoft.com/office/word/2010/wordprocessingCanvas" xmlns:cx="http://schemas.microsoft.com/office/drawing/2014/chartex" xmlns:cx1="http://schemas.microsoft.com/office/drawing/2015/9/8/chartex" xmlns:cx2="http://schemas.microsoft.com/office/drawing/2015/10/21/chartex" xmlns:cx3="http://schemas.microsoft.com/office/drawing/2016/5/9/chartex" xmlns:cx4="http://schemas.microsoft.com/office/drawing/2016/5/10/chartex" xmlns:cx5="http://schemas.microsoft.com/office/drawing/2016/5/11/chartex" xmlns:cx6="http://schemas.microsoft.com/office/drawing/2016/5/12/chartex" xmlns:cx7="http://schemas.microsoft.com/office/drawing/2016/5/13/chartex" xmlns:cx8="http://schemas.microsoft.com/office/drawing/2016/5/14/chartex" xmlns:mc="http://schemas.openxmlformats.org/markup-compatibility/2006" xmlns:aink="http://schemas.microsoft.com/office/drawing/2016/ink" xmlns:am3d="http://schemas.microsoft.com/office/drawing/2017/model3d" xmlns:o="urn:schemas-microsoft-com:office:office" xmlns:oel="http://schemas.microsoft.com/office/2019/extlst" xmlns:r="http://schemas.openxmlformats.org/officeDocument/2006/relationships" xmlns:m="http://schemas.openxmlformats.org/officeDocument/2006/math" xmlns:v="urn:schemas-microsoft-com:vml" xmlns:wp14="http://schemas.microsoft.com/office/word/2010/wordprocessingDrawing" xmlns:wp="http://schemas.openxmlformats.org/drawingml/2006/wordprocessingDrawing" xmlns:w10="urn:schemas-microsoft-com:office:word" xmlns:w="http://schemas.openxmlformats.org/wordprocessingml/2006/main" xmlns:w14="http://schemas.microsoft.com/office/word/2010/wordml" xmlns:w15="http://schemas.microsoft.com/office/word/2012/wordml" xmlns:w16cex="http://schemas.microsoft.com/office/word/2018/wordml/cex" xmlns:w16cid="http://schemas.microsoft.com/office/word/2016/wordml/cid" xmlns:w16="http://schemas.microsoft.com/office/word/2018/wordml" xmlns:w16du="http://schemas.microsoft.com/office/word/2023/wordml/word16du" xmlns:w16sdtdh="http://schemas.microsoft.com/office/word/2020/wordml/sdtdatahash" xmlns:w16sdtfl="http://schemas.microsoft.com/office/word/2024/wordml/sdtformatlock" xmlns:w16se="http://schemas.microsoft.com/office/word/2015/wordml/symex" xmlns:wpg="http://schemas.microsoft.com/office/word/2010/wordprocessingGroup" xmlns:wpi="http://schemas.microsoft.com/office/word/2010/wordprocessingInk" xmlns:wne="http://schemas.microsoft.com/office/word/2006/wordml" xmlns:wps="http://schemas.microsoft.com/office/word/2010/wordprocessingShape" mc:Ignorable="w14 w15 w16se w16cid w16 w16cex w16sdtdh w16sdtfl w16du wp14">
+<w:numbering xmlns:wpc="http://schemas.microsoft.com/office/word/2010/wordprocessingCanvas" xmlns:cx="http://schemas.microsoft.com/office/drawing/2014/chartex" xmlns:cx1="http://schemas.microsoft.com/office/drawing/2015/9/8/chartex" xmlns:cx2="http://schemas.microsoft.com/office/drawing/2015/10/21/chartex" xmlns:cx3="http://schemas.microsoft.com/office/drawing/2016/5/9/chartex" xmlns:cx4="http://schemas.microsoft.com/office/drawing/2016/5/10/chartex" xmlns:cx5="http://schemas.microsoft.com/office/drawing/2016/5/11/chartex" xmlns:cx6="http://schemas.microsoft.com/office/drawing/2016/5/12/chartex" xmlns:cx7="http://schemas.microsoft.com/office/drawing/2016/5/13/chartex" xmlns:cx8="http://schemas.microsoft.com/office/drawing/2016/5/14/chartex" xmlns:mc="http://schemas.openxmlformats.org/markup-compatibility/2006" xmlns:aink="http://schemas.microsoft.com/office/drawing/2016/ink" xmlns:am3d="http://schemas.microsoft.com/office/drawing/2017/model3d" xmlns:o="urn:schemas-microsoft-com:office:office" xmlns:oel="http://schemas.microsoft.com/office/2019/extlst" xmlns:r="http://schemas.openxmlformats.org/officeDocument/2006/relationships" xmlns:m="http://schemas.openxmlformats.org/officeDocument/2006/math" xmlns:v="urn:schemas-microsoft-com:vml" xmlns:wp14="http://schemas.microsoft.com/office/word/2010/wordprocessingDrawing" xmlns:wp="http://schemas.openxmlformats.org/drawingml/2006/wordprocessingDrawing" xmlns:w10="urn:schemas-microsoft-com:office:word" xmlns:w="http://schemas.openxmlformats.org/wordprocessingml/2006/main" xmlns:w14="http://schemas.microsoft.com/office/word/2010/wordml" xmlns:w15="http://schemas.microsoft.com/office/word/2012/wordml" xmlns:w16cex="http://schemas.microsoft.com/office/word/2018/wordml/cex" xmlns:w16cid="http://schemas.microsoft.com/office/word/2016/wordml/cid" xmlns:w16="http://schemas.microsoft.com/office/word/2018/wordml" xmlns:w16sdtdh="http://schemas.microsoft.com/office/word/2020/wordml/sdtdatahash" xmlns:w16se="http://schemas.microsoft.com/office/word/2015/wordml/symex" xmlns:wpg="http://schemas.microsoft.com/office/word/2010/wordprocessingGroup" xmlns:wpi="http://schemas.microsoft.com/office/word/2010/wordprocessingInk" xmlns:wne="http://schemas.microsoft.com/office/word/2006/wordml" xmlns:wps="http://schemas.microsoft.com/office/word/2010/wordprocessingShape" mc:Ignorable="w14 w15 w16se w16cid w16 w16cex w16sdtdh wp14">
   <w:abstractNum w:abstractNumId="0" w15:restartNumberingAfterBreak="0">
     <w:nsid w:val="05E96921"/>
     <w:multiLevelType w:val="hybridMultilevel"/>
@@ -15197,7 +15169,7 @@
 </file>
 
 <file path=word/styles.xml><?xml version="1.0" encoding="utf-8"?>
-<w:styles xmlns:mc="http://schemas.openxmlformats.org/markup-compatibility/2006" xmlns:r="http://schemas.openxmlformats.org/officeDocument/2006/relationships" xmlns:w="http://schemas.openxmlformats.org/wordprocessingml/2006/main" xmlns:w14="http://schemas.microsoft.com/office/word/2010/wordml" xmlns:w15="http://schemas.microsoft.com/office/word/2012/wordml" xmlns:w16cex="http://schemas.microsoft.com/office/word/2018/wordml/cex" xmlns:w16cid="http://schemas.microsoft.com/office/word/2016/wordml/cid" xmlns:w16="http://schemas.microsoft.com/office/word/2018/wordml" xmlns:w16du="http://schemas.microsoft.com/office/word/2023/wordml/word16du" xmlns:w16sdtdh="http://schemas.microsoft.com/office/word/2020/wordml/sdtdatahash" xmlns:w16sdtfl="http://schemas.microsoft.com/office/word/2024/wordml/sdtformatlock" xmlns:w16se="http://schemas.microsoft.com/office/word/2015/wordml/symex" mc:Ignorable="w14 w15 w16se w16cid w16 w16cex w16sdtdh w16sdtfl w16du">
+<w:styles xmlns:mc="http://schemas.openxmlformats.org/markup-compatibility/2006" xmlns:r="http://schemas.openxmlformats.org/officeDocument/2006/relationships" xmlns:w="http://schemas.openxmlformats.org/wordprocessingml/2006/main" xmlns:w14="http://schemas.microsoft.com/office/word/2010/wordml" xmlns:w15="http://schemas.microsoft.com/office/word/2012/wordml" xmlns:w16cex="http://schemas.microsoft.com/office/word/2018/wordml/cex" xmlns:w16cid="http://schemas.microsoft.com/office/word/2016/wordml/cid" xmlns:w16="http://schemas.microsoft.com/office/word/2018/wordml" xmlns:w16sdtdh="http://schemas.microsoft.com/office/word/2020/wordml/sdtdatahash" xmlns:w16se="http://schemas.microsoft.com/office/word/2015/wordml/symex" mc:Ignorable="w14 w15 w16se w16cid w16 w16cex w16sdtdh">
   <w:docDefaults>
     <w:rPrDefault>
       <w:rPr>

--- a/진척 관리.docx
+++ b/진척 관리.docx
@@ -1,6 +1,6 @@
 
 <file path=word/document.xml><?xml version="1.0" encoding="utf-8"?>
-<w:document xmlns:wpc="http://schemas.microsoft.com/office/word/2010/wordprocessingCanvas" xmlns:cx="http://schemas.microsoft.com/office/drawing/2014/chartex" xmlns:cx1="http://schemas.microsoft.com/office/drawing/2015/9/8/chartex" xmlns:cx2="http://schemas.microsoft.com/office/drawing/2015/10/21/chartex" xmlns:cx3="http://schemas.microsoft.com/office/drawing/2016/5/9/chartex" xmlns:cx4="http://schemas.microsoft.com/office/drawing/2016/5/10/chartex" xmlns:cx5="http://schemas.microsoft.com/office/drawing/2016/5/11/chartex" xmlns:cx6="http://schemas.microsoft.com/office/drawing/2016/5/12/chartex" xmlns:cx7="http://schemas.microsoft.com/office/drawing/2016/5/13/chartex" xmlns:cx8="http://schemas.microsoft.com/office/drawing/2016/5/14/chartex" xmlns:mc="http://schemas.openxmlformats.org/markup-compatibility/2006" xmlns:aink="http://schemas.microsoft.com/office/drawing/2016/ink" xmlns:am3d="http://schemas.microsoft.com/office/drawing/2017/model3d" xmlns:o="urn:schemas-microsoft-com:office:office" xmlns:oel="http://schemas.microsoft.com/office/2019/extlst" xmlns:r="http://schemas.openxmlformats.org/officeDocument/2006/relationships" xmlns:m="http://schemas.openxmlformats.org/officeDocument/2006/math" xmlns:v="urn:schemas-microsoft-com:vml" xmlns:wp14="http://schemas.microsoft.com/office/word/2010/wordprocessingDrawing" xmlns:wp="http://schemas.openxmlformats.org/drawingml/2006/wordprocessingDrawing" xmlns:w10="urn:schemas-microsoft-com:office:word" xmlns:w="http://schemas.openxmlformats.org/wordprocessingml/2006/main" xmlns:w14="http://schemas.microsoft.com/office/word/2010/wordml" xmlns:w15="http://schemas.microsoft.com/office/word/2012/wordml" xmlns:w16cex="http://schemas.microsoft.com/office/word/2018/wordml/cex" xmlns:w16cid="http://schemas.microsoft.com/office/word/2016/wordml/cid" xmlns:w16="http://schemas.microsoft.com/office/word/2018/wordml" xmlns:w16sdtdh="http://schemas.microsoft.com/office/word/2020/wordml/sdtdatahash" xmlns:w16se="http://schemas.microsoft.com/office/word/2015/wordml/symex" xmlns:wpg="http://schemas.microsoft.com/office/word/2010/wordprocessingGroup" xmlns:wpi="http://schemas.microsoft.com/office/word/2010/wordprocessingInk" xmlns:wne="http://schemas.microsoft.com/office/word/2006/wordml" xmlns:wps="http://schemas.microsoft.com/office/word/2010/wordprocessingShape" mc:Ignorable="w14 w15 w16se w16cid w16 w16cex w16sdtdh wp14">
+<w:document xmlns:wpc="http://schemas.microsoft.com/office/word/2010/wordprocessingCanvas" xmlns:cx="http://schemas.microsoft.com/office/drawing/2014/chartex" xmlns:cx1="http://schemas.microsoft.com/office/drawing/2015/9/8/chartex" xmlns:cx2="http://schemas.microsoft.com/office/drawing/2015/10/21/chartex" xmlns:cx3="http://schemas.microsoft.com/office/drawing/2016/5/9/chartex" xmlns:cx4="http://schemas.microsoft.com/office/drawing/2016/5/10/chartex" xmlns:cx5="http://schemas.microsoft.com/office/drawing/2016/5/11/chartex" xmlns:cx6="http://schemas.microsoft.com/office/drawing/2016/5/12/chartex" xmlns:cx7="http://schemas.microsoft.com/office/drawing/2016/5/13/chartex" xmlns:cx8="http://schemas.microsoft.com/office/drawing/2016/5/14/chartex" xmlns:mc="http://schemas.openxmlformats.org/markup-compatibility/2006" xmlns:aink="http://schemas.microsoft.com/office/drawing/2016/ink" xmlns:am3d="http://schemas.microsoft.com/office/drawing/2017/model3d" xmlns:o="urn:schemas-microsoft-com:office:office" xmlns:oel="http://schemas.microsoft.com/office/2019/extlst" xmlns:r="http://schemas.openxmlformats.org/officeDocument/2006/relationships" xmlns:m="http://schemas.openxmlformats.org/officeDocument/2006/math" xmlns:v="urn:schemas-microsoft-com:vml" xmlns:wp14="http://schemas.microsoft.com/office/word/2010/wordprocessingDrawing" xmlns:wp="http://schemas.openxmlformats.org/drawingml/2006/wordprocessingDrawing" xmlns:w10="urn:schemas-microsoft-com:office:word" xmlns:w="http://schemas.openxmlformats.org/wordprocessingml/2006/main" xmlns:w14="http://schemas.microsoft.com/office/word/2010/wordml" xmlns:w15="http://schemas.microsoft.com/office/word/2012/wordml" xmlns:w16cex="http://schemas.microsoft.com/office/word/2018/wordml/cex" xmlns:w16cid="http://schemas.microsoft.com/office/word/2016/wordml/cid" xmlns:w16="http://schemas.microsoft.com/office/word/2018/wordml" xmlns:w16du="http://schemas.microsoft.com/office/word/2023/wordml/word16du" xmlns:w16sdtdh="http://schemas.microsoft.com/office/word/2020/wordml/sdtdatahash" xmlns:w16sdtfl="http://schemas.microsoft.com/office/word/2024/wordml/sdtformatlock" xmlns:w16se="http://schemas.microsoft.com/office/word/2015/wordml/symex" xmlns:wpg="http://schemas.microsoft.com/office/word/2010/wordprocessingGroup" xmlns:wpi="http://schemas.microsoft.com/office/word/2010/wordprocessingInk" xmlns:wne="http://schemas.microsoft.com/office/word/2006/wordml" xmlns:wps="http://schemas.microsoft.com/office/word/2010/wordprocessingShape" mc:Ignorable="w14 w15 w16se w16cid w16 w16cex w16sdtdh w16sdtfl w16du wp14">
   <w:body>
     <w:p>
       <w:pPr>
@@ -210,7 +210,6 @@
                 <w:szCs w:val="20"/>
               </w:rPr>
             </w:pPr>
-            <w:proofErr w:type="spellStart"/>
             <w:r>
               <w:rPr>
                 <w:b/>
@@ -228,18 +227,7 @@
                 <w:sz w:val="20"/>
                 <w:szCs w:val="20"/>
               </w:rPr>
-              <w:t>rotocol.h</w:t>
-            </w:r>
-            <w:proofErr w:type="spellEnd"/>
-            <w:r>
-              <w:rPr>
-                <w:rFonts w:hint="eastAsia"/>
-                <w:b/>
-                <w:bCs/>
-                <w:sz w:val="20"/>
-                <w:szCs w:val="20"/>
-              </w:rPr>
-              <w:t xml:space="preserve"> 파일 생성</w:t>
+              <w:t>rotocol.h 파일 생성</w:t>
             </w:r>
           </w:p>
         </w:tc>
@@ -414,25 +402,7 @@
                 <w:sz w:val="20"/>
                 <w:szCs w:val="20"/>
               </w:rPr>
-              <w:t xml:space="preserve">메인 함수 및 </w:t>
-            </w:r>
-            <w:proofErr w:type="spellStart"/>
-            <w:r>
-              <w:rPr>
-                <w:rFonts w:hint="eastAsia"/>
-                <w:sz w:val="20"/>
-                <w:szCs w:val="20"/>
-              </w:rPr>
-              <w:t>메인쓰레드</w:t>
-            </w:r>
-            <w:proofErr w:type="spellEnd"/>
-            <w:r>
-              <w:rPr>
-                <w:rFonts w:hint="eastAsia"/>
-                <w:sz w:val="20"/>
-                <w:szCs w:val="20"/>
-              </w:rPr>
-              <w:t xml:space="preserve"> 생성</w:t>
+              <w:t>메인 함수 및 메인쓰레드 생성</w:t>
             </w:r>
           </w:p>
         </w:tc>
@@ -453,7 +423,6 @@
                 <w:szCs w:val="20"/>
               </w:rPr>
             </w:pPr>
-            <w:proofErr w:type="spellStart"/>
             <w:r>
               <w:rPr>
                 <w:rFonts w:hint="eastAsia"/>
@@ -464,7 +433,6 @@
               </w:rPr>
               <w:t>ServerMain</w:t>
             </w:r>
-            <w:proofErr w:type="spellEnd"/>
           </w:p>
         </w:tc>
         <w:tc>
@@ -551,7 +519,6 @@
                 <w:szCs w:val="20"/>
               </w:rPr>
             </w:pPr>
-            <w:proofErr w:type="gramStart"/>
             <w:r>
               <w:rPr>
                 <w:rFonts w:hint="eastAsia"/>
@@ -562,8 +529,6 @@
               </w:rPr>
               <w:t>Player::</w:t>
             </w:r>
-            <w:proofErr w:type="spellStart"/>
-            <w:proofErr w:type="gramEnd"/>
             <w:r>
               <w:rPr>
                 <w:b/>
@@ -571,17 +536,7 @@
                 <w:sz w:val="20"/>
                 <w:szCs w:val="20"/>
               </w:rPr>
-              <w:t>recv_packet</w:t>
-            </w:r>
-            <w:proofErr w:type="spellEnd"/>
-            <w:r>
-              <w:rPr>
-                <w:b/>
-                <w:bCs/>
-                <w:sz w:val="20"/>
-                <w:szCs w:val="20"/>
-              </w:rPr>
-              <w:t>();</w:t>
+              <w:t>recv_packet();</w:t>
             </w:r>
           </w:p>
         </w:tc>
@@ -669,7 +624,6 @@
                 <w:szCs w:val="20"/>
               </w:rPr>
             </w:pPr>
-            <w:proofErr w:type="gramStart"/>
             <w:r>
               <w:rPr>
                 <w:rFonts w:hint="eastAsia"/>
@@ -678,38 +632,16 @@
                 <w:sz w:val="20"/>
                 <w:szCs w:val="20"/>
               </w:rPr>
-              <w:t>Player::</w:t>
-            </w:r>
-            <w:proofErr w:type="spellStart"/>
-            <w:proofErr w:type="gramEnd"/>
-            <w:r>
-              <w:rPr>
-                <w:rFonts w:hint="eastAsia"/>
+              <w:t>Player::send</w:t>
+            </w:r>
+            <w:r>
+              <w:rPr>
                 <w:b/>
                 <w:bCs/>
                 <w:sz w:val="20"/>
                 <w:szCs w:val="20"/>
               </w:rPr>
-              <w:t>send</w:t>
-            </w:r>
-            <w:r>
-              <w:rPr>
-                <w:b/>
-                <w:bCs/>
-                <w:sz w:val="20"/>
-                <w:szCs w:val="20"/>
-              </w:rPr>
-              <w:t>_packet</w:t>
-            </w:r>
-            <w:proofErr w:type="spellEnd"/>
-            <w:r>
-              <w:rPr>
-                <w:b/>
-                <w:bCs/>
-                <w:sz w:val="20"/>
-                <w:szCs w:val="20"/>
-              </w:rPr>
-              <w:t>();</w:t>
+              <w:t>_packet();</w:t>
             </w:r>
           </w:p>
         </w:tc>
@@ -805,100 +737,28 @@
                 <w:sz w:val="20"/>
                 <w:szCs w:val="20"/>
               </w:rPr>
-              <w:t xml:space="preserve">void </w:t>
-            </w:r>
-            <w:proofErr w:type="spellStart"/>
-            <w:r>
+              <w:t>void send_playerInfo_packet();</w:t>
+            </w:r>
+          </w:p>
+          <w:p>
+            <w:pPr>
+              <w:widowControl/>
+              <w:wordWrap/>
+              <w:autoSpaceDE/>
+              <w:autoSpaceDN/>
               <w:rPr>
                 <w:rFonts w:eastAsiaTheme="minorHAnsi"/>
                 <w:sz w:val="20"/>
                 <w:szCs w:val="20"/>
               </w:rPr>
-              <w:t>send_playerInfo_</w:t>
-            </w:r>
-            <w:proofErr w:type="gramStart"/>
+            </w:pPr>
             <w:r>
               <w:rPr>
                 <w:rFonts w:eastAsiaTheme="minorHAnsi"/>
                 <w:sz w:val="20"/>
                 <w:szCs w:val="20"/>
               </w:rPr>
-              <w:t>packet</w:t>
-            </w:r>
-            <w:proofErr w:type="spellEnd"/>
-            <w:r>
-              <w:rPr>
-                <w:rFonts w:eastAsiaTheme="minorHAnsi"/>
-                <w:sz w:val="20"/>
-                <w:szCs w:val="20"/>
-              </w:rPr>
-              <w:t>(</w:t>
-            </w:r>
-            <w:proofErr w:type="gramEnd"/>
-            <w:r>
-              <w:rPr>
-                <w:rFonts w:eastAsiaTheme="minorHAnsi"/>
-                <w:sz w:val="20"/>
-                <w:szCs w:val="20"/>
-              </w:rPr>
-              <w:t>);</w:t>
-            </w:r>
-          </w:p>
-          <w:p>
-            <w:pPr>
-              <w:widowControl/>
-              <w:wordWrap/>
-              <w:autoSpaceDE/>
-              <w:autoSpaceDN/>
-              <w:rPr>
-                <w:rFonts w:eastAsiaTheme="minorHAnsi"/>
-                <w:sz w:val="20"/>
-                <w:szCs w:val="20"/>
-              </w:rPr>
-            </w:pPr>
-            <w:r>
-              <w:rPr>
-                <w:rFonts w:eastAsiaTheme="minorHAnsi"/>
-                <w:sz w:val="20"/>
-                <w:szCs w:val="20"/>
-              </w:rPr>
-              <w:t xml:space="preserve">void </w:t>
-            </w:r>
-            <w:proofErr w:type="spellStart"/>
-            <w:r>
-              <w:rPr>
-                <w:rFonts w:eastAsiaTheme="minorHAnsi"/>
-                <w:sz w:val="20"/>
-                <w:szCs w:val="20"/>
-              </w:rPr>
-              <w:t>send_login_fail_</w:t>
-            </w:r>
-            <w:proofErr w:type="gramStart"/>
-            <w:r>
-              <w:rPr>
-                <w:rFonts w:eastAsiaTheme="minorHAnsi"/>
-                <w:sz w:val="20"/>
-                <w:szCs w:val="20"/>
-              </w:rPr>
-              <w:t>packet</w:t>
-            </w:r>
-            <w:proofErr w:type="spellEnd"/>
-            <w:r>
-              <w:rPr>
-                <w:rFonts w:eastAsiaTheme="minorHAnsi"/>
-                <w:sz w:val="20"/>
-                <w:szCs w:val="20"/>
-              </w:rPr>
-              <w:t>(</w:t>
-            </w:r>
-            <w:proofErr w:type="gramEnd"/>
-            <w:r>
-              <w:rPr>
-                <w:rFonts w:eastAsiaTheme="minorHAnsi"/>
-                <w:sz w:val="20"/>
-                <w:szCs w:val="20"/>
-              </w:rPr>
-              <w:t>);</w:t>
+              <w:t>void send_login_fail_packet();</w:t>
             </w:r>
           </w:p>
         </w:tc>
@@ -994,118 +854,28 @@
                 <w:sz w:val="20"/>
                 <w:szCs w:val="20"/>
               </w:rPr>
-              <w:t xml:space="preserve">void </w:t>
-            </w:r>
-            <w:proofErr w:type="spellStart"/>
-            <w:r>
+              <w:t>void send_enter_room_packet(int target_id);</w:t>
+            </w:r>
+          </w:p>
+          <w:p>
+            <w:pPr>
+              <w:widowControl/>
+              <w:wordWrap/>
+              <w:autoSpaceDE/>
+              <w:autoSpaceDN/>
               <w:rPr>
                 <w:rFonts w:eastAsiaTheme="minorHAnsi"/>
                 <w:sz w:val="20"/>
                 <w:szCs w:val="20"/>
               </w:rPr>
-              <w:t>send_enter_room_</w:t>
-            </w:r>
-            <w:proofErr w:type="gramStart"/>
+            </w:pPr>
             <w:r>
               <w:rPr>
                 <w:rFonts w:eastAsiaTheme="minorHAnsi"/>
                 <w:sz w:val="20"/>
                 <w:szCs w:val="20"/>
               </w:rPr>
-              <w:t>packet</w:t>
-            </w:r>
-            <w:proofErr w:type="spellEnd"/>
-            <w:r>
-              <w:rPr>
-                <w:rFonts w:eastAsiaTheme="minorHAnsi"/>
-                <w:sz w:val="20"/>
-                <w:szCs w:val="20"/>
-              </w:rPr>
-              <w:t>(</w:t>
-            </w:r>
-            <w:proofErr w:type="gramEnd"/>
-            <w:r>
-              <w:rPr>
-                <w:rFonts w:eastAsiaTheme="minorHAnsi"/>
-                <w:sz w:val="20"/>
-                <w:szCs w:val="20"/>
-              </w:rPr>
-              <w:t xml:space="preserve">int </w:t>
-            </w:r>
-            <w:proofErr w:type="spellStart"/>
-            <w:r>
-              <w:rPr>
-                <w:rFonts w:eastAsiaTheme="minorHAnsi"/>
-                <w:sz w:val="20"/>
-                <w:szCs w:val="20"/>
-              </w:rPr>
-              <w:t>target_id</w:t>
-            </w:r>
-            <w:proofErr w:type="spellEnd"/>
-            <w:r>
-              <w:rPr>
-                <w:rFonts w:eastAsiaTheme="minorHAnsi"/>
-                <w:sz w:val="20"/>
-                <w:szCs w:val="20"/>
-              </w:rPr>
-              <w:t>);</w:t>
-            </w:r>
-          </w:p>
-          <w:p>
-            <w:pPr>
-              <w:widowControl/>
-              <w:wordWrap/>
-              <w:autoSpaceDE/>
-              <w:autoSpaceDN/>
-              <w:rPr>
-                <w:rFonts w:eastAsiaTheme="minorHAnsi"/>
-                <w:sz w:val="20"/>
-                <w:szCs w:val="20"/>
-              </w:rPr>
-            </w:pPr>
-            <w:r>
-              <w:rPr>
-                <w:rFonts w:eastAsiaTheme="minorHAnsi"/>
-                <w:sz w:val="20"/>
-                <w:szCs w:val="20"/>
-              </w:rPr>
-              <w:t xml:space="preserve">void </w:t>
-            </w:r>
-            <w:proofErr w:type="spellStart"/>
-            <w:r>
-              <w:rPr>
-                <w:rFonts w:eastAsiaTheme="minorHAnsi"/>
-                <w:sz w:val="20"/>
-                <w:szCs w:val="20"/>
-              </w:rPr>
-              <w:t>send_ready_packet</w:t>
-            </w:r>
-            <w:proofErr w:type="spellEnd"/>
-            <w:r>
-              <w:rPr>
-                <w:rFonts w:eastAsiaTheme="minorHAnsi"/>
-                <w:sz w:val="20"/>
-                <w:szCs w:val="20"/>
-              </w:rPr>
-              <w:t>(</w:t>
-            </w:r>
-            <w:proofErr w:type="spellStart"/>
-            <w:r>
-              <w:rPr>
-                <w:rFonts w:eastAsiaTheme="minorHAnsi"/>
-                <w:sz w:val="20"/>
-                <w:szCs w:val="20"/>
-              </w:rPr>
-              <w:t>target_id</w:t>
-            </w:r>
-            <w:proofErr w:type="spellEnd"/>
-            <w:r>
-              <w:rPr>
-                <w:rFonts w:eastAsiaTheme="minorHAnsi"/>
-                <w:sz w:val="20"/>
-                <w:szCs w:val="20"/>
-              </w:rPr>
-              <w:t>);</w:t>
+              <w:t>void send_ready_packet(target_id);</w:t>
             </w:r>
           </w:p>
         </w:tc>
@@ -1198,43 +968,7 @@
                 <w:sz w:val="20"/>
                 <w:szCs w:val="20"/>
               </w:rPr>
-              <w:t xml:space="preserve">void </w:t>
-            </w:r>
-            <w:proofErr w:type="spellStart"/>
-            <w:r>
-              <w:rPr>
-                <w:rFonts w:eastAsiaTheme="minorHAnsi"/>
-                <w:sz w:val="20"/>
-                <w:szCs w:val="20"/>
-              </w:rPr>
-              <w:t>send_booster_packet</w:t>
-            </w:r>
-            <w:proofErr w:type="spellEnd"/>
-            <w:r>
-              <w:rPr>
-                <w:rFonts w:eastAsiaTheme="minorHAnsi"/>
-                <w:sz w:val="20"/>
-                <w:szCs w:val="20"/>
-              </w:rPr>
-              <w:t>(</w:t>
-            </w:r>
-            <w:proofErr w:type="spellStart"/>
-            <w:r>
-              <w:rPr>
-                <w:rFonts w:eastAsiaTheme="minorHAnsi"/>
-                <w:sz w:val="20"/>
-                <w:szCs w:val="20"/>
-              </w:rPr>
-              <w:t>target_id</w:t>
-            </w:r>
-            <w:proofErr w:type="spellEnd"/>
-            <w:r>
-              <w:rPr>
-                <w:rFonts w:eastAsiaTheme="minorHAnsi"/>
-                <w:sz w:val="20"/>
-                <w:szCs w:val="20"/>
-              </w:rPr>
-              <w:t>);</w:t>
+              <w:t>void send_booster_packet(target_id);</w:t>
             </w:r>
           </w:p>
         </w:tc>
@@ -1326,61 +1060,7 @@
                 <w:sz w:val="20"/>
                 <w:szCs w:val="20"/>
               </w:rPr>
-              <w:t xml:space="preserve">void </w:t>
-            </w:r>
-            <w:proofErr w:type="spellStart"/>
-            <w:r>
-              <w:rPr>
-                <w:rFonts w:eastAsiaTheme="minorHAnsi"/>
-                <w:sz w:val="20"/>
-                <w:szCs w:val="20"/>
-              </w:rPr>
-              <w:t>send_rank_</w:t>
-            </w:r>
-            <w:proofErr w:type="gramStart"/>
-            <w:r>
-              <w:rPr>
-                <w:rFonts w:eastAsiaTheme="minorHAnsi"/>
-                <w:sz w:val="20"/>
-                <w:szCs w:val="20"/>
-              </w:rPr>
-              <w:t>packet</w:t>
-            </w:r>
-            <w:proofErr w:type="spellEnd"/>
-            <w:r>
-              <w:rPr>
-                <w:rFonts w:eastAsiaTheme="minorHAnsi"/>
-                <w:sz w:val="20"/>
-                <w:szCs w:val="20"/>
-              </w:rPr>
-              <w:t>(</w:t>
-            </w:r>
-            <w:proofErr w:type="gramEnd"/>
-            <w:r>
-              <w:rPr>
-                <w:rFonts w:eastAsiaTheme="minorHAnsi"/>
-                <w:sz w:val="20"/>
-                <w:szCs w:val="20"/>
-              </w:rPr>
-              <w:t xml:space="preserve">int </w:t>
-            </w:r>
-            <w:proofErr w:type="spellStart"/>
-            <w:r>
-              <w:rPr>
-                <w:rFonts w:eastAsiaTheme="minorHAnsi"/>
-                <w:sz w:val="20"/>
-                <w:szCs w:val="20"/>
-              </w:rPr>
-              <w:t>target_id</w:t>
-            </w:r>
-            <w:proofErr w:type="spellEnd"/>
-            <w:r>
-              <w:rPr>
-                <w:rFonts w:eastAsiaTheme="minorHAnsi"/>
-                <w:sz w:val="20"/>
-                <w:szCs w:val="20"/>
-              </w:rPr>
-              <w:t>);</w:t>
+              <w:t>void send_rank_packet(int target_id);</w:t>
             </w:r>
           </w:p>
         </w:tc>
@@ -1447,25 +1127,7 @@
                 <w:sz w:val="20"/>
                 <w:szCs w:val="20"/>
               </w:rPr>
-              <w:t xml:space="preserve">게임 </w:t>
-            </w:r>
-            <w:proofErr w:type="gramStart"/>
-            <w:r>
-              <w:rPr>
-                <w:rFonts w:hint="eastAsia"/>
-                <w:sz w:val="20"/>
-                <w:szCs w:val="20"/>
-              </w:rPr>
-              <w:t>시작.게임</w:t>
-            </w:r>
-            <w:proofErr w:type="gramEnd"/>
-            <w:r>
-              <w:rPr>
-                <w:rFonts w:hint="eastAsia"/>
-                <w:sz w:val="20"/>
-                <w:szCs w:val="20"/>
-              </w:rPr>
-              <w:t xml:space="preserve"> 종료</w:t>
+              <w:t>게임 시작.게임 종료</w:t>
             </w:r>
           </w:p>
         </w:tc>
@@ -1499,151 +1161,43 @@
                 <w:sz w:val="20"/>
                 <w:szCs w:val="20"/>
               </w:rPr>
-              <w:t xml:space="preserve">oid </w:t>
-            </w:r>
-            <w:proofErr w:type="spellStart"/>
+              <w:t>oid send_Game_Start_Packet(int target_id)</w:t>
+            </w:r>
+          </w:p>
+          <w:p>
+            <w:pPr>
+              <w:widowControl/>
+              <w:wordWrap/>
+              <w:autoSpaceDE/>
+              <w:autoSpaceDN/>
+              <w:rPr>
+                <w:sz w:val="20"/>
+                <w:szCs w:val="20"/>
+              </w:rPr>
+            </w:pPr>
+            <w:r>
+              <w:rPr>
+                <w:rFonts w:eastAsiaTheme="minorHAnsi"/>
+                <w:sz w:val="20"/>
+                <w:szCs w:val="20"/>
+              </w:rPr>
+              <w:t>void send_</w:t>
+            </w:r>
             <w:r>
               <w:rPr>
                 <w:rFonts w:eastAsiaTheme="minorHAnsi" w:hint="eastAsia"/>
                 <w:sz w:val="20"/>
                 <w:szCs w:val="20"/>
               </w:rPr>
-              <w:t>send_Game_Start_</w:t>
-            </w:r>
-            <w:proofErr w:type="gramStart"/>
-            <w:r>
-              <w:rPr>
-                <w:rFonts w:eastAsiaTheme="minorHAnsi" w:hint="eastAsia"/>
-                <w:sz w:val="20"/>
-                <w:szCs w:val="20"/>
-              </w:rPr>
-              <w:t>Packet</w:t>
-            </w:r>
-            <w:proofErr w:type="spellEnd"/>
-            <w:r>
-              <w:rPr>
-                <w:rFonts w:eastAsiaTheme="minorHAnsi" w:hint="eastAsia"/>
-                <w:sz w:val="20"/>
-                <w:szCs w:val="20"/>
-              </w:rPr>
-              <w:t>(</w:t>
-            </w:r>
-            <w:proofErr w:type="gramEnd"/>
-            <w:r>
-              <w:rPr>
-                <w:rFonts w:eastAsiaTheme="minorHAnsi" w:hint="eastAsia"/>
-                <w:sz w:val="20"/>
-                <w:szCs w:val="20"/>
-              </w:rPr>
-              <w:t xml:space="preserve">int </w:t>
-            </w:r>
-            <w:proofErr w:type="spellStart"/>
-            <w:r>
-              <w:rPr>
-                <w:rFonts w:eastAsiaTheme="minorHAnsi" w:hint="eastAsia"/>
-                <w:sz w:val="20"/>
-                <w:szCs w:val="20"/>
-              </w:rPr>
-              <w:t>target_id</w:t>
-            </w:r>
-            <w:proofErr w:type="spellEnd"/>
-            <w:r>
-              <w:rPr>
-                <w:rFonts w:eastAsiaTheme="minorHAnsi" w:hint="eastAsia"/>
-                <w:sz w:val="20"/>
-                <w:szCs w:val="20"/>
-              </w:rPr>
-              <w:t>)</w:t>
-            </w:r>
-          </w:p>
-          <w:p>
-            <w:pPr>
-              <w:widowControl/>
-              <w:wordWrap/>
-              <w:autoSpaceDE/>
-              <w:autoSpaceDN/>
-              <w:rPr>
-                <w:sz w:val="20"/>
-                <w:szCs w:val="20"/>
-              </w:rPr>
-            </w:pPr>
+              <w:t>Finish</w:t>
+            </w:r>
             <w:r>
               <w:rPr>
                 <w:rFonts w:eastAsiaTheme="minorHAnsi"/>
                 <w:sz w:val="20"/>
                 <w:szCs w:val="20"/>
               </w:rPr>
-              <w:t xml:space="preserve">void </w:t>
-            </w:r>
-            <w:proofErr w:type="spellStart"/>
-            <w:r>
-              <w:rPr>
-                <w:rFonts w:eastAsiaTheme="minorHAnsi"/>
-                <w:sz w:val="20"/>
-                <w:szCs w:val="20"/>
-              </w:rPr>
-              <w:t>send_</w:t>
-            </w:r>
-            <w:r>
-              <w:rPr>
-                <w:rFonts w:eastAsiaTheme="minorHAnsi" w:hint="eastAsia"/>
-                <w:sz w:val="20"/>
-                <w:szCs w:val="20"/>
-              </w:rPr>
-              <w:t>Finish</w:t>
-            </w:r>
-            <w:r>
-              <w:rPr>
-                <w:rFonts w:eastAsiaTheme="minorHAnsi"/>
-                <w:sz w:val="20"/>
-                <w:szCs w:val="20"/>
-              </w:rPr>
-              <w:t>_</w:t>
-            </w:r>
-            <w:proofErr w:type="gramStart"/>
-            <w:r>
-              <w:rPr>
-                <w:rFonts w:eastAsiaTheme="minorHAnsi"/>
-                <w:sz w:val="20"/>
-                <w:szCs w:val="20"/>
-              </w:rPr>
-              <w:t>packet</w:t>
-            </w:r>
-            <w:proofErr w:type="spellEnd"/>
-            <w:r>
-              <w:rPr>
-                <w:rFonts w:eastAsiaTheme="minorHAnsi"/>
-                <w:sz w:val="20"/>
-                <w:szCs w:val="20"/>
-              </w:rPr>
-              <w:t>(</w:t>
-            </w:r>
-            <w:proofErr w:type="gramEnd"/>
-            <w:r>
-              <w:rPr>
-                <w:rFonts w:eastAsiaTheme="minorHAnsi"/>
-                <w:sz w:val="20"/>
-                <w:szCs w:val="20"/>
-              </w:rPr>
-              <w:t xml:space="preserve">int </w:t>
-            </w:r>
-            <w:proofErr w:type="spellStart"/>
-            <w:r>
-              <w:rPr>
-                <w:rFonts w:eastAsiaTheme="minorHAnsi"/>
-                <w:sz w:val="20"/>
-                <w:szCs w:val="20"/>
-              </w:rPr>
-              <w:t>target_id</w:t>
-            </w:r>
-            <w:proofErr w:type="spellEnd"/>
-            <w:r>
-              <w:rPr>
-                <w:rFonts w:eastAsiaTheme="minorHAnsi"/>
-                <w:sz w:val="20"/>
-                <w:szCs w:val="20"/>
-              </w:rPr>
-              <w:t>);</w:t>
+              <w:t>_packet(int target_id);</w:t>
             </w:r>
           </w:p>
         </w:tc>
@@ -1730,23 +1284,13 @@
                 <w:szCs w:val="20"/>
               </w:rPr>
             </w:pPr>
-            <w:proofErr w:type="spellStart"/>
-            <w:r>
-              <w:rPr>
-                <w:rFonts w:hint="eastAsia"/>
-                <w:sz w:val="20"/>
-                <w:szCs w:val="20"/>
-              </w:rPr>
-              <w:t>UpdatePosition</w:t>
-            </w:r>
-            <w:proofErr w:type="spellEnd"/>
-            <w:r>
-              <w:rPr>
-                <w:rFonts w:hint="eastAsia"/>
-                <w:sz w:val="20"/>
-                <w:szCs w:val="20"/>
-              </w:rPr>
-              <w:t xml:space="preserve"> Thread</w:t>
+            <w:r>
+              <w:rPr>
+                <w:rFonts w:hint="eastAsia"/>
+                <w:sz w:val="20"/>
+                <w:szCs w:val="20"/>
+              </w:rPr>
+              <w:t>UpdatePosition Thread</w:t>
             </w:r>
             <w:r>
               <w:rPr>
@@ -1775,43 +1319,7 @@
                 <w:sz w:val="20"/>
                 <w:szCs w:val="20"/>
               </w:rPr>
-              <w:t xml:space="preserve">void </w:t>
-            </w:r>
-            <w:proofErr w:type="spellStart"/>
-            <w:r>
-              <w:rPr>
-                <w:rFonts w:eastAsiaTheme="minorHAnsi"/>
-                <w:sz w:val="20"/>
-                <w:szCs w:val="20"/>
-              </w:rPr>
-              <w:t>send_move_packet</w:t>
-            </w:r>
-            <w:proofErr w:type="spellEnd"/>
-            <w:r>
-              <w:rPr>
-                <w:rFonts w:eastAsiaTheme="minorHAnsi"/>
-                <w:sz w:val="20"/>
-                <w:szCs w:val="20"/>
-              </w:rPr>
-              <w:t>(</w:t>
-            </w:r>
-            <w:proofErr w:type="spellStart"/>
-            <w:r>
-              <w:rPr>
-                <w:rFonts w:eastAsiaTheme="minorHAnsi"/>
-                <w:sz w:val="20"/>
-                <w:szCs w:val="20"/>
-              </w:rPr>
-              <w:t>target_id</w:t>
-            </w:r>
-            <w:proofErr w:type="spellEnd"/>
-            <w:r>
-              <w:rPr>
-                <w:rFonts w:eastAsiaTheme="minorHAnsi"/>
-                <w:sz w:val="20"/>
-                <w:szCs w:val="20"/>
-              </w:rPr>
-              <w:t>);</w:t>
+              <w:t>void send_move_packet(target_id);</w:t>
             </w:r>
           </w:p>
         </w:tc>
@@ -1912,84 +1420,28 @@
                 <w:sz w:val="20"/>
                 <w:szCs w:val="20"/>
               </w:rPr>
-              <w:t xml:space="preserve">bool </w:t>
-            </w:r>
-            <w:proofErr w:type="spellStart"/>
-            <w:proofErr w:type="gramStart"/>
-            <w:r>
+              <w:t>bool CollisionCheck()</w:t>
+            </w:r>
+          </w:p>
+          <w:p>
+            <w:pPr>
+              <w:widowControl/>
+              <w:wordWrap/>
+              <w:autoSpaceDE/>
+              <w:autoSpaceDN/>
               <w:rPr>
                 <w:rFonts w:eastAsiaTheme="minorHAnsi"/>
                 <w:sz w:val="20"/>
                 <w:szCs w:val="20"/>
               </w:rPr>
-              <w:t>CollisionCheck</w:t>
-            </w:r>
-            <w:proofErr w:type="spellEnd"/>
+            </w:pPr>
             <w:r>
               <w:rPr>
                 <w:rFonts w:eastAsiaTheme="minorHAnsi"/>
                 <w:sz w:val="20"/>
                 <w:szCs w:val="20"/>
               </w:rPr>
-              <w:t>(</w:t>
-            </w:r>
-            <w:proofErr w:type="gramEnd"/>
-            <w:r>
-              <w:rPr>
-                <w:rFonts w:eastAsiaTheme="minorHAnsi"/>
-                <w:sz w:val="20"/>
-                <w:szCs w:val="20"/>
-              </w:rPr>
-              <w:t>)</w:t>
-            </w:r>
-          </w:p>
-          <w:p>
-            <w:pPr>
-              <w:widowControl/>
-              <w:wordWrap/>
-              <w:autoSpaceDE/>
-              <w:autoSpaceDN/>
-              <w:rPr>
-                <w:rFonts w:eastAsiaTheme="minorHAnsi"/>
-                <w:sz w:val="20"/>
-                <w:szCs w:val="20"/>
-              </w:rPr>
-            </w:pPr>
-            <w:r>
-              <w:rPr>
-                <w:rFonts w:eastAsiaTheme="minorHAnsi"/>
-                <w:sz w:val="20"/>
-                <w:szCs w:val="20"/>
-              </w:rPr>
-              <w:t xml:space="preserve">void </w:t>
-            </w:r>
-            <w:proofErr w:type="spellStart"/>
-            <w:proofErr w:type="gramStart"/>
-            <w:r>
-              <w:rPr>
-                <w:rFonts w:eastAsiaTheme="minorHAnsi"/>
-                <w:sz w:val="20"/>
-                <w:szCs w:val="20"/>
-              </w:rPr>
-              <w:t>PlayerCollisionCheck</w:t>
-            </w:r>
-            <w:proofErr w:type="spellEnd"/>
-            <w:r>
-              <w:rPr>
-                <w:rFonts w:eastAsiaTheme="minorHAnsi"/>
-                <w:sz w:val="20"/>
-                <w:szCs w:val="20"/>
-              </w:rPr>
-              <w:t>(</w:t>
-            </w:r>
-            <w:proofErr w:type="gramEnd"/>
-            <w:r>
-              <w:rPr>
-                <w:rFonts w:eastAsiaTheme="minorHAnsi"/>
-                <w:sz w:val="20"/>
-                <w:szCs w:val="20"/>
-              </w:rPr>
-              <w:t>)</w:t>
+              <w:t>void PlayerCollisionCheck()</w:t>
             </w:r>
           </w:p>
         </w:tc>
@@ -2082,35 +1534,7 @@
                 <w:sz w:val="20"/>
                 <w:szCs w:val="20"/>
               </w:rPr>
-              <w:t xml:space="preserve">void </w:t>
-            </w:r>
-            <w:proofErr w:type="spellStart"/>
-            <w:proofErr w:type="gramStart"/>
-            <w:r>
-              <w:rPr>
-                <w:rFonts w:eastAsiaTheme="minorHAnsi"/>
-                <w:sz w:val="20"/>
-                <w:szCs w:val="20"/>
-              </w:rPr>
-              <w:t>WallCollisionCheck</w:t>
-            </w:r>
-            <w:proofErr w:type="spellEnd"/>
-            <w:r>
-              <w:rPr>
-                <w:rFonts w:eastAsiaTheme="minorHAnsi"/>
-                <w:sz w:val="20"/>
-                <w:szCs w:val="20"/>
-              </w:rPr>
-              <w:t>(</w:t>
-            </w:r>
-            <w:proofErr w:type="gramEnd"/>
-            <w:r>
-              <w:rPr>
-                <w:rFonts w:eastAsiaTheme="minorHAnsi"/>
-                <w:sz w:val="20"/>
-                <w:szCs w:val="20"/>
-              </w:rPr>
-              <w:t>)</w:t>
+              <w:t>void WallCollisionCheck()</w:t>
             </w:r>
             <w:r>
               <w:rPr>
@@ -2178,23 +1602,13 @@
                 <w:szCs w:val="20"/>
               </w:rPr>
             </w:pPr>
-            <w:proofErr w:type="spellStart"/>
-            <w:r>
-              <w:rPr>
-                <w:rFonts w:hint="eastAsia"/>
-                <w:sz w:val="20"/>
-                <w:szCs w:val="20"/>
-              </w:rPr>
-              <w:t>클라에서</w:t>
-            </w:r>
-            <w:proofErr w:type="spellEnd"/>
-            <w:r>
-              <w:rPr>
-                <w:rFonts w:hint="eastAsia"/>
-                <w:sz w:val="20"/>
-                <w:szCs w:val="20"/>
-              </w:rPr>
-              <w:t xml:space="preserve"> 받은</w:t>
+            <w:r>
+              <w:rPr>
+                <w:rFonts w:hint="eastAsia"/>
+                <w:sz w:val="20"/>
+                <w:szCs w:val="20"/>
+              </w:rPr>
+              <w:t>클라에서 받은</w:t>
             </w:r>
             <w:r>
               <w:rPr>
@@ -2222,7 +1636,6 @@
                 <w:szCs w:val="20"/>
               </w:rPr>
             </w:pPr>
-            <w:proofErr w:type="spellStart"/>
             <w:r>
               <w:rPr>
                 <w:rFonts w:hint="eastAsia"/>
@@ -2231,7 +1644,6 @@
               </w:rPr>
               <w:t>ClientThread</w:t>
             </w:r>
-            <w:proofErr w:type="spellEnd"/>
           </w:p>
         </w:tc>
         <w:tc>
@@ -2317,7 +1729,6 @@
                 <w:szCs w:val="20"/>
               </w:rPr>
             </w:pPr>
-            <w:proofErr w:type="spellStart"/>
             <w:r>
               <w:rPr>
                 <w:rFonts w:eastAsiaTheme="minorHAnsi"/>
@@ -2334,7 +1745,6 @@
               </w:rPr>
               <w:t>rocess_packet</w:t>
             </w:r>
-            <w:proofErr w:type="spellEnd"/>
           </w:p>
         </w:tc>
         <w:tc>
@@ -2558,7 +1968,6 @@
               </w:rPr>
               <w:t xml:space="preserve">lass </w:t>
             </w:r>
-            <w:proofErr w:type="spellStart"/>
             <w:r>
               <w:rPr>
                 <w:rFonts w:asciiTheme="majorEastAsia" w:eastAsiaTheme="majorEastAsia" w:hAnsiTheme="majorEastAsia" w:hint="eastAsia"/>
@@ -2567,7 +1976,6 @@
               </w:rPr>
               <w:t>NetworkMgr</w:t>
             </w:r>
-            <w:proofErr w:type="spellEnd"/>
             <w:r>
               <w:rPr>
                 <w:rFonts w:asciiTheme="majorEastAsia" w:eastAsiaTheme="majorEastAsia" w:hAnsiTheme="majorEastAsia" w:hint="eastAsia"/>
@@ -2593,78 +2001,26 @@
                 <w:sz w:val="20"/>
                 <w:szCs w:val="20"/>
               </w:rPr>
-              <w:t xml:space="preserve">bool </w:t>
-            </w:r>
-            <w:proofErr w:type="spellStart"/>
-            <w:proofErr w:type="gramStart"/>
-            <w:r>
-              <w:rPr>
-                <w:sz w:val="20"/>
-                <w:szCs w:val="20"/>
-              </w:rPr>
-              <w:t>NetworkMgr</w:t>
-            </w:r>
-            <w:proofErr w:type="spellEnd"/>
-            <w:r>
-              <w:rPr>
-                <w:sz w:val="20"/>
-                <w:szCs w:val="20"/>
-              </w:rPr>
-              <w:t>::</w:t>
-            </w:r>
-            <w:proofErr w:type="gramEnd"/>
-            <w:r>
-              <w:rPr>
-                <w:sz w:val="20"/>
-                <w:szCs w:val="20"/>
-              </w:rPr>
-              <w:t>Init()</w:t>
-            </w:r>
-          </w:p>
-          <w:p>
-            <w:pPr>
-              <w:widowControl/>
-              <w:wordWrap/>
-              <w:autoSpaceDE/>
-              <w:autoSpaceDN/>
-              <w:rPr>
-                <w:sz w:val="20"/>
-                <w:szCs w:val="20"/>
-              </w:rPr>
-            </w:pPr>
-            <w:proofErr w:type="spellStart"/>
-            <w:proofErr w:type="gramStart"/>
-            <w:r>
-              <w:rPr>
-                <w:sz w:val="20"/>
-                <w:szCs w:val="20"/>
-              </w:rPr>
-              <w:t>NetworkMgr</w:t>
-            </w:r>
-            <w:proofErr w:type="spellEnd"/>
-            <w:r>
-              <w:rPr>
-                <w:sz w:val="20"/>
-                <w:szCs w:val="20"/>
-              </w:rPr>
-              <w:t>::</w:t>
-            </w:r>
-            <w:proofErr w:type="spellStart"/>
-            <w:proofErr w:type="gramEnd"/>
-            <w:r>
-              <w:rPr>
-                <w:sz w:val="20"/>
-                <w:szCs w:val="20"/>
-              </w:rPr>
-              <w:t>SendPacket</w:t>
-            </w:r>
-            <w:proofErr w:type="spellEnd"/>
-            <w:r>
-              <w:rPr>
-                <w:sz w:val="20"/>
-                <w:szCs w:val="20"/>
-              </w:rPr>
-              <w:t>()</w:t>
+              <w:t>bool NetworkMgr::Init()</w:t>
+            </w:r>
+          </w:p>
+          <w:p>
+            <w:pPr>
+              <w:widowControl/>
+              <w:wordWrap/>
+              <w:autoSpaceDE/>
+              <w:autoSpaceDN/>
+              <w:rPr>
+                <w:sz w:val="20"/>
+                <w:szCs w:val="20"/>
+              </w:rPr>
+            </w:pPr>
+            <w:r>
+              <w:rPr>
+                <w:sz w:val="20"/>
+                <w:szCs w:val="20"/>
+              </w:rPr>
+              <w:t>NetworkMgr::SendPacket()</w:t>
             </w:r>
           </w:p>
         </w:tc>
@@ -2963,7 +2319,6 @@
                 <w:szCs w:val="20"/>
               </w:rPr>
             </w:pPr>
-            <w:proofErr w:type="spellStart"/>
             <w:r>
               <w:rPr>
                 <w:rFonts w:asciiTheme="majorEastAsia" w:eastAsiaTheme="majorEastAsia" w:hAnsiTheme="majorEastAsia"/>
@@ -2972,7 +2327,6 @@
               </w:rPr>
               <w:t>RecvThread</w:t>
             </w:r>
-            <w:proofErr w:type="spellEnd"/>
           </w:p>
           <w:p>
             <w:pPr>
@@ -2986,7 +2340,6 @@
                 <w:szCs w:val="20"/>
               </w:rPr>
             </w:pPr>
-            <w:proofErr w:type="spellStart"/>
             <w:r>
               <w:rPr>
                 <w:rFonts w:asciiTheme="majorEastAsia" w:eastAsiaTheme="majorEastAsia" w:hAnsiTheme="majorEastAsia" w:hint="eastAsia"/>
@@ -2995,7 +2348,6 @@
               </w:rPr>
               <w:t>ProcessPacket</w:t>
             </w:r>
-            <w:proofErr w:type="spellEnd"/>
           </w:p>
         </w:tc>
         <w:tc>
@@ -3610,7 +2962,6 @@
                 <w:szCs w:val="16"/>
               </w:rPr>
             </w:pPr>
-            <w:proofErr w:type="spellStart"/>
             <w:r>
               <w:rPr>
                 <w:b/>
@@ -3628,82 +2979,83 @@
                 <w:sz w:val="16"/>
                 <w:szCs w:val="16"/>
               </w:rPr>
-              <w:t>rotocol.h</w:t>
-            </w:r>
-            <w:proofErr w:type="spellEnd"/>
-            <w:r>
-              <w:rPr>
-                <w:rFonts w:hint="eastAsia"/>
+              <w:t>rotocol.h 작성</w:t>
+            </w:r>
+          </w:p>
+          <w:p>
+            <w:pPr>
+              <w:widowControl/>
+              <w:wordWrap/>
+              <w:autoSpaceDE/>
+              <w:autoSpaceDN/>
+              <w:rPr>
+                <w:sz w:val="16"/>
+                <w:szCs w:val="16"/>
+              </w:rPr>
+            </w:pPr>
+          </w:p>
+        </w:tc>
+        <w:tc>
+          <w:tcPr>
+            <w:tcW w:w="1701" w:type="dxa"/>
+          </w:tcPr>
+          <w:p>
+            <w:pPr>
+              <w:widowControl/>
+              <w:wordWrap/>
+              <w:autoSpaceDE/>
+              <w:autoSpaceDN/>
+              <w:rPr>
+                <w:sz w:val="16"/>
+                <w:szCs w:val="16"/>
+              </w:rPr>
+            </w:pPr>
+            <w:r>
+              <w:rPr>
+                <w:rFonts w:hint="eastAsia"/>
+                <w:sz w:val="16"/>
+                <w:szCs w:val="16"/>
+              </w:rPr>
+              <w:t>31</w:t>
+            </w:r>
+          </w:p>
+          <w:p>
+            <w:pPr>
+              <w:widowControl/>
+              <w:wordWrap/>
+              <w:autoSpaceDE/>
+              <w:autoSpaceDN/>
+              <w:rPr>
                 <w:b/>
                 <w:bCs/>
                 <w:sz w:val="16"/>
                 <w:szCs w:val="16"/>
               </w:rPr>
-              <w:t xml:space="preserve"> 작성</w:t>
-            </w:r>
-          </w:p>
-          <w:p>
-            <w:pPr>
-              <w:widowControl/>
-              <w:wordWrap/>
-              <w:autoSpaceDE/>
-              <w:autoSpaceDN/>
-              <w:rPr>
-                <w:sz w:val="16"/>
-                <w:szCs w:val="16"/>
-              </w:rPr>
-            </w:pPr>
-          </w:p>
-        </w:tc>
-        <w:tc>
-          <w:tcPr>
-            <w:tcW w:w="1701" w:type="dxa"/>
-          </w:tcPr>
-          <w:p>
-            <w:pPr>
-              <w:widowControl/>
-              <w:wordWrap/>
-              <w:autoSpaceDE/>
-              <w:autoSpaceDN/>
-              <w:rPr>
-                <w:sz w:val="16"/>
-                <w:szCs w:val="16"/>
-              </w:rPr>
-            </w:pPr>
-            <w:r>
-              <w:rPr>
-                <w:rFonts w:hint="eastAsia"/>
-                <w:sz w:val="16"/>
-                <w:szCs w:val="16"/>
-              </w:rPr>
-              <w:t>31</w:t>
-            </w:r>
-          </w:p>
-          <w:p>
-            <w:pPr>
-              <w:widowControl/>
-              <w:wordWrap/>
-              <w:autoSpaceDE/>
-              <w:autoSpaceDN/>
-              <w:rPr>
+            </w:pPr>
+            <w:r>
+              <w:rPr>
+                <w:rFonts w:hint="eastAsia"/>
                 <w:b/>
                 <w:bCs/>
                 <w:sz w:val="16"/>
                 <w:szCs w:val="16"/>
               </w:rPr>
-            </w:pPr>
-            <w:proofErr w:type="gramStart"/>
-            <w:r>
-              <w:rPr>
-                <w:rFonts w:hint="eastAsia"/>
+              <w:t>Player()</w:t>
+            </w:r>
+          </w:p>
+          <w:p>
+            <w:pPr>
+              <w:widowControl/>
+              <w:wordWrap/>
+              <w:autoSpaceDE/>
+              <w:autoSpaceDN/>
+              <w:rPr>
                 <w:b/>
                 <w:bCs/>
                 <w:sz w:val="16"/>
                 <w:szCs w:val="16"/>
               </w:rPr>
-              <w:t>Player(</w:t>
-            </w:r>
-            <w:proofErr w:type="gramEnd"/>
+            </w:pPr>
             <w:r>
               <w:rPr>
                 <w:rFonts w:hint="eastAsia"/>
@@ -3712,7 +3064,7 @@
                 <w:sz w:val="16"/>
                 <w:szCs w:val="16"/>
               </w:rPr>
-              <w:t>)</w:t>
+              <w:t>~Player()</w:t>
             </w:r>
           </w:p>
           <w:p>
@@ -3730,15 +3082,13 @@
             </w:pPr>
             <w:r>
               <w:rPr>
-                <w:rFonts w:hint="eastAsia"/>
                 <w:b/>
                 <w:bCs/>
                 <w:sz w:val="16"/>
                 <w:szCs w:val="16"/>
               </w:rPr>
-              <w:t>~</w:t>
-            </w:r>
-            <w:proofErr w:type="gramStart"/>
+              <w:t>S</w:t>
+            </w:r>
             <w:r>
               <w:rPr>
                 <w:rFonts w:hint="eastAsia"/>
@@ -3747,73 +3097,7 @@
                 <w:sz w:val="16"/>
                 <w:szCs w:val="16"/>
               </w:rPr>
-              <w:t>Player(</w:t>
-            </w:r>
-            <w:proofErr w:type="gramEnd"/>
-            <w:r>
-              <w:rPr>
-                <w:rFonts w:hint="eastAsia"/>
-                <w:b/>
-                <w:bCs/>
-                <w:sz w:val="16"/>
-                <w:szCs w:val="16"/>
-              </w:rPr>
-              <w:t>)</w:t>
-            </w:r>
-          </w:p>
-          <w:p>
-            <w:pPr>
-              <w:widowControl/>
-              <w:wordWrap/>
-              <w:autoSpaceDE/>
-              <w:autoSpaceDN/>
-              <w:rPr>
-                <w:b/>
-                <w:bCs/>
-                <w:sz w:val="16"/>
-                <w:szCs w:val="16"/>
-              </w:rPr>
-            </w:pPr>
-            <w:r>
-              <w:rPr>
-                <w:b/>
-                <w:bCs/>
-                <w:sz w:val="16"/>
-                <w:szCs w:val="16"/>
-              </w:rPr>
-              <w:t>S</w:t>
-            </w:r>
-            <w:r>
-              <w:rPr>
-                <w:rFonts w:hint="eastAsia"/>
-                <w:b/>
-                <w:bCs/>
-                <w:sz w:val="16"/>
-                <w:szCs w:val="16"/>
-              </w:rPr>
-              <w:t xml:space="preserve">erver </w:t>
-            </w:r>
-            <w:proofErr w:type="gramStart"/>
-            <w:r>
-              <w:rPr>
-                <w:rFonts w:hint="eastAsia"/>
-                <w:b/>
-                <w:bCs/>
-                <w:sz w:val="16"/>
-                <w:szCs w:val="16"/>
-              </w:rPr>
-              <w:t>main(</w:t>
-            </w:r>
-            <w:proofErr w:type="gramEnd"/>
-            <w:r>
-              <w:rPr>
-                <w:rFonts w:hint="eastAsia"/>
-                <w:b/>
-                <w:bCs/>
-                <w:sz w:val="16"/>
-                <w:szCs w:val="16"/>
-              </w:rPr>
-              <w:t>)</w:t>
+              <w:t>erver main()</w:t>
             </w:r>
           </w:p>
           <w:p>
@@ -4002,7 +3286,6 @@
                 <w:szCs w:val="14"/>
               </w:rPr>
             </w:pPr>
-            <w:proofErr w:type="gramStart"/>
             <w:r>
               <w:rPr>
                 <w:rFonts w:hint="eastAsia"/>
@@ -4013,8 +3296,6 @@
               </w:rPr>
               <w:t>Player::</w:t>
             </w:r>
-            <w:proofErr w:type="spellStart"/>
-            <w:proofErr w:type="gramEnd"/>
             <w:r>
               <w:rPr>
                 <w:b/>
@@ -4022,100 +3303,98 @@
                 <w:sz w:val="14"/>
                 <w:szCs w:val="14"/>
               </w:rPr>
-              <w:t>recv_packet</w:t>
-            </w:r>
-            <w:proofErr w:type="spellEnd"/>
-            <w:r>
+              <w:t>recv_packet();</w:t>
+            </w:r>
+          </w:p>
+          <w:p>
+            <w:pPr>
+              <w:widowControl/>
+              <w:wordWrap/>
+              <w:autoSpaceDE/>
+              <w:autoSpaceDN/>
               <w:rPr>
                 <w:b/>
                 <w:bCs/>
                 <w:sz w:val="14"/>
                 <w:szCs w:val="14"/>
               </w:rPr>
-              <w:t>();</w:t>
-            </w:r>
-          </w:p>
-          <w:p>
-            <w:pPr>
-              <w:widowControl/>
-              <w:wordWrap/>
-              <w:autoSpaceDE/>
-              <w:autoSpaceDN/>
-              <w:rPr>
+            </w:pPr>
+            <w:r>
+              <w:rPr>
+                <w:rFonts w:hint="eastAsia"/>
                 <w:b/>
                 <w:bCs/>
                 <w:sz w:val="14"/>
                 <w:szCs w:val="14"/>
               </w:rPr>
-            </w:pPr>
-            <w:proofErr w:type="gramStart"/>
-            <w:r>
-              <w:rPr>
-                <w:rFonts w:hint="eastAsia"/>
+              <w:t>Player::send</w:t>
+            </w:r>
+            <w:r>
+              <w:rPr>
                 <w:b/>
                 <w:bCs/>
                 <w:sz w:val="14"/>
                 <w:szCs w:val="14"/>
               </w:rPr>
-              <w:t>Player::</w:t>
-            </w:r>
-            <w:proofErr w:type="spellStart"/>
-            <w:proofErr w:type="gramEnd"/>
-            <w:r>
-              <w:rPr>
-                <w:rFonts w:hint="eastAsia"/>
+              <w:t>_packet();</w:t>
+            </w:r>
+          </w:p>
+          <w:p>
+            <w:pPr>
+              <w:widowControl/>
+              <w:wordWrap/>
+              <w:autoSpaceDE/>
+              <w:autoSpaceDN/>
+              <w:rPr>
                 <w:b/>
                 <w:bCs/>
                 <w:sz w:val="14"/>
                 <w:szCs w:val="14"/>
               </w:rPr>
-              <w:t>send</w:t>
-            </w:r>
-            <w:r>
-              <w:rPr>
+            </w:pPr>
+            <w:r>
+              <w:rPr>
+                <w:rFonts w:hint="eastAsia"/>
                 <w:b/>
                 <w:bCs/>
                 <w:sz w:val="14"/>
                 <w:szCs w:val="14"/>
               </w:rPr>
-              <w:t>_packet</w:t>
-            </w:r>
-            <w:proofErr w:type="spellEnd"/>
-            <w:r>
-              <w:rPr>
+              <w:t>Player::</w:t>
+            </w:r>
+            <w:r>
+              <w:rPr>
+                <w:rFonts w:hint="eastAsia"/>
                 <w:b/>
                 <w:bCs/>
                 <w:sz w:val="14"/>
                 <w:szCs w:val="14"/>
               </w:rPr>
-              <w:t>();</w:t>
-            </w:r>
-          </w:p>
-          <w:p>
-            <w:pPr>
-              <w:widowControl/>
-              <w:wordWrap/>
-              <w:autoSpaceDE/>
-              <w:autoSpaceDN/>
+              <w:t>disconnect</w:t>
+            </w:r>
+            <w:r>
               <w:rPr>
                 <w:b/>
                 <w:bCs/>
                 <w:sz w:val="14"/>
                 <w:szCs w:val="14"/>
               </w:rPr>
-            </w:pPr>
-            <w:proofErr w:type="gramStart"/>
-            <w:r>
-              <w:rPr>
-                <w:rFonts w:hint="eastAsia"/>
+              <w:t>();</w:t>
+            </w:r>
+          </w:p>
+          <w:p>
+            <w:pPr>
+              <w:widowControl/>
+              <w:wordWrap/>
+              <w:autoSpaceDE/>
+              <w:autoSpaceDN/>
+              <w:rPr>
                 <w:b/>
                 <w:bCs/>
                 <w:sz w:val="14"/>
                 <w:szCs w:val="14"/>
               </w:rPr>
-              <w:t>Player::</w:t>
-            </w:r>
-            <w:proofErr w:type="gramEnd"/>
+            </w:pPr>
             <w:r>
               <w:rPr>
                 <w:rFonts w:hint="eastAsia"/>
@@ -4124,43 +3403,8 @@
                 <w:sz w:val="14"/>
                 <w:szCs w:val="14"/>
               </w:rPr>
-              <w:t>disconnect</w:t>
-            </w:r>
-            <w:r>
-              <w:rPr>
-                <w:b/>
-                <w:bCs/>
-                <w:sz w:val="14"/>
-                <w:szCs w:val="14"/>
-              </w:rPr>
-              <w:t>();</w:t>
-            </w:r>
-          </w:p>
-          <w:p>
-            <w:pPr>
-              <w:widowControl/>
-              <w:wordWrap/>
-              <w:autoSpaceDE/>
-              <w:autoSpaceDN/>
-              <w:rPr>
-                <w:b/>
-                <w:bCs/>
-                <w:sz w:val="14"/>
-                <w:szCs w:val="14"/>
-              </w:rPr>
-            </w:pPr>
-            <w:proofErr w:type="gramStart"/>
-            <w:r>
-              <w:rPr>
-                <w:rFonts w:hint="eastAsia"/>
-                <w:b/>
-                <w:bCs/>
-                <w:sz w:val="14"/>
-                <w:szCs w:val="14"/>
-              </w:rPr>
               <w:t>Player::</w:t>
             </w:r>
-            <w:proofErr w:type="gramEnd"/>
             <w:r>
               <w:rPr>
                 <w:rFonts w:eastAsiaTheme="minorHAnsi"/>
@@ -4171,7 +3415,6 @@
               </w:rPr>
               <w:t xml:space="preserve"> </w:t>
             </w:r>
-            <w:proofErr w:type="spellStart"/>
             <w:r>
               <w:rPr>
                 <w:rFonts w:eastAsiaTheme="minorHAnsi" w:hint="eastAsia"/>
@@ -4180,19 +3423,154 @@
                 <w:sz w:val="14"/>
                 <w:szCs w:val="14"/>
               </w:rPr>
-              <w:t>process_packet</w:t>
-            </w:r>
-            <w:proofErr w:type="spellEnd"/>
-            <w:r>
-              <w:rPr>
-                <w:rFonts w:eastAsiaTheme="minorHAnsi" w:hint="eastAsia"/>
+              <w:t>process_packet()</w:t>
+            </w:r>
+          </w:p>
+        </w:tc>
+        <w:tc>
+          <w:tcPr>
+            <w:tcW w:w="1701" w:type="dxa"/>
+          </w:tcPr>
+          <w:p>
+            <w:pPr>
+              <w:widowControl/>
+              <w:wordWrap/>
+              <w:autoSpaceDE/>
+              <w:autoSpaceDN/>
+              <w:rPr>
+                <w:sz w:val="16"/>
+                <w:szCs w:val="16"/>
+              </w:rPr>
+            </w:pPr>
+            <w:r>
+              <w:rPr>
+                <w:rFonts w:hint="eastAsia"/>
+                <w:sz w:val="16"/>
+                <w:szCs w:val="16"/>
+              </w:rPr>
+              <w:t>4</w:t>
+            </w:r>
+          </w:p>
+          <w:p>
+            <w:pPr>
+              <w:widowControl/>
+              <w:wordWrap/>
+              <w:autoSpaceDE/>
+              <w:autoSpaceDN/>
+              <w:rPr>
+                <w:sz w:val="16"/>
+                <w:szCs w:val="16"/>
+              </w:rPr>
+            </w:pPr>
+          </w:p>
+        </w:tc>
+        <w:tc>
+          <w:tcPr>
+            <w:tcW w:w="1701" w:type="dxa"/>
+          </w:tcPr>
+          <w:p>
+            <w:pPr>
+              <w:widowControl/>
+              <w:wordWrap/>
+              <w:autoSpaceDE/>
+              <w:autoSpaceDN/>
+              <w:rPr>
+                <w:color w:val="960000"/>
+                <w:sz w:val="16"/>
+                <w:szCs w:val="16"/>
+              </w:rPr>
+            </w:pPr>
+            <w:r>
+              <w:rPr>
+                <w:rFonts w:hint="eastAsia"/>
+                <w:sz w:val="16"/>
+                <w:szCs w:val="16"/>
+              </w:rPr>
+              <w:t>5</w:t>
+            </w:r>
+          </w:p>
+          <w:p>
+            <w:pPr>
+              <w:widowControl/>
+              <w:wordWrap/>
+              <w:autoSpaceDE/>
+              <w:autoSpaceDN/>
+              <w:rPr>
+                <w:color w:val="960000"/>
+                <w:sz w:val="16"/>
+                <w:szCs w:val="16"/>
+              </w:rPr>
+            </w:pPr>
+            <w:r>
+              <w:rPr>
+                <w:rFonts w:hint="eastAsia"/>
+                <w:color w:val="960000"/>
+                <w:sz w:val="16"/>
+                <w:szCs w:val="16"/>
+              </w:rPr>
+              <w:t>패킷테스트</w:t>
+            </w:r>
+          </w:p>
+          <w:p>
+            <w:pPr>
+              <w:widowControl/>
+              <w:wordWrap/>
+              <w:autoSpaceDE/>
+              <w:autoSpaceDN/>
+              <w:rPr>
+                <w:color w:val="960000"/>
+                <w:sz w:val="16"/>
+                <w:szCs w:val="16"/>
+              </w:rPr>
+            </w:pPr>
+            <w:r>
+              <w:rPr>
+                <w:rFonts w:hint="eastAsia"/>
+                <w:color w:val="960000"/>
+                <w:sz w:val="16"/>
+                <w:szCs w:val="16"/>
+              </w:rPr>
+              <w:t>진행 보고</w:t>
+            </w:r>
+          </w:p>
+        </w:tc>
+        <w:tc>
+          <w:tcPr>
+            <w:tcW w:w="1701" w:type="dxa"/>
+          </w:tcPr>
+          <w:p>
+            <w:pPr>
+              <w:widowControl/>
+              <w:wordWrap/>
+              <w:autoSpaceDE/>
+              <w:autoSpaceDN/>
+              <w:rPr>
+                <w:sz w:val="16"/>
+                <w:szCs w:val="16"/>
+              </w:rPr>
+            </w:pPr>
+            <w:r>
+              <w:rPr>
+                <w:rFonts w:hint="eastAsia"/>
+                <w:sz w:val="16"/>
+                <w:szCs w:val="16"/>
+              </w:rPr>
+              <w:t>6</w:t>
+            </w:r>
+          </w:p>
+          <w:p>
+            <w:pPr>
+              <w:widowControl/>
+              <w:wordWrap/>
+              <w:autoSpaceDE/>
+              <w:autoSpaceDN/>
+              <w:rPr>
                 <w:b/>
                 <w:bCs/>
-                <w:sz w:val="14"/>
-                <w:szCs w:val="14"/>
-              </w:rPr>
-              <w:t>()</w:t>
-            </w:r>
+                <w:sz w:val="16"/>
+                <w:szCs w:val="16"/>
+              </w:rPr>
+            </w:pPr>
           </w:p>
         </w:tc>
         <w:tc>
@@ -4216,116 +3594,7 @@
                 <w:sz w:val="16"/>
                 <w:szCs w:val="16"/>
               </w:rPr>
-              <w:t>4</w:t>
-            </w:r>
-          </w:p>
-          <w:p>
-            <w:pPr>
-              <w:widowControl/>
-              <w:wordWrap/>
-              <w:autoSpaceDE/>
-              <w:autoSpaceDN/>
-              <w:rPr>
-                <w:sz w:val="16"/>
-                <w:szCs w:val="16"/>
-              </w:rPr>
-            </w:pPr>
-          </w:p>
-        </w:tc>
-        <w:tc>
-          <w:tcPr>
-            <w:tcW w:w="1701" w:type="dxa"/>
-          </w:tcPr>
-          <w:p>
-            <w:pPr>
-              <w:widowControl/>
-              <w:wordWrap/>
-              <w:autoSpaceDE/>
-              <w:autoSpaceDN/>
-              <w:rPr>
-                <w:color w:val="960000"/>
-                <w:sz w:val="16"/>
-                <w:szCs w:val="16"/>
-              </w:rPr>
-            </w:pPr>
-            <w:r>
-              <w:rPr>
-                <w:rFonts w:hint="eastAsia"/>
-                <w:sz w:val="16"/>
-                <w:szCs w:val="16"/>
-              </w:rPr>
-              <w:t>5</w:t>
-            </w:r>
-          </w:p>
-          <w:p>
-            <w:pPr>
-              <w:widowControl/>
-              <w:wordWrap/>
-              <w:autoSpaceDE/>
-              <w:autoSpaceDN/>
-              <w:rPr>
-                <w:color w:val="960000"/>
-                <w:sz w:val="16"/>
-                <w:szCs w:val="16"/>
-              </w:rPr>
-            </w:pPr>
-            <w:proofErr w:type="spellStart"/>
-            <w:r>
-              <w:rPr>
-                <w:rFonts w:hint="eastAsia"/>
-                <w:color w:val="960000"/>
-                <w:sz w:val="16"/>
-                <w:szCs w:val="16"/>
-              </w:rPr>
-              <w:t>패킷테스트</w:t>
-            </w:r>
-            <w:proofErr w:type="spellEnd"/>
-          </w:p>
-          <w:p>
-            <w:pPr>
-              <w:widowControl/>
-              <w:wordWrap/>
-              <w:autoSpaceDE/>
-              <w:autoSpaceDN/>
-              <w:rPr>
-                <w:color w:val="960000"/>
-                <w:sz w:val="16"/>
-                <w:szCs w:val="16"/>
-              </w:rPr>
-            </w:pPr>
-            <w:r>
-              <w:rPr>
-                <w:rFonts w:hint="eastAsia"/>
-                <w:color w:val="960000"/>
-                <w:sz w:val="16"/>
-                <w:szCs w:val="16"/>
-              </w:rPr>
-              <w:t>진행 보고</w:t>
-            </w:r>
-          </w:p>
-        </w:tc>
-        <w:tc>
-          <w:tcPr>
-            <w:tcW w:w="1701" w:type="dxa"/>
-          </w:tcPr>
-          <w:p>
-            <w:pPr>
-              <w:widowControl/>
-              <w:wordWrap/>
-              <w:autoSpaceDE/>
-              <w:autoSpaceDN/>
-              <w:rPr>
-                <w:sz w:val="16"/>
-                <w:szCs w:val="16"/>
-              </w:rPr>
-            </w:pPr>
-            <w:r>
-              <w:rPr>
-                <w:rFonts w:hint="eastAsia"/>
-                <w:sz w:val="16"/>
-                <w:szCs w:val="16"/>
-              </w:rPr>
-              <w:t>6</w:t>
+              <w:t>7</w:t>
             </w:r>
           </w:p>
           <w:p>
@@ -4341,98 +3610,24 @@
                 <w:szCs w:val="16"/>
               </w:rPr>
             </w:pPr>
-          </w:p>
-        </w:tc>
-        <w:tc>
-          <w:tcPr>
-            <w:tcW w:w="1701" w:type="dxa"/>
-          </w:tcPr>
-          <w:p>
-            <w:pPr>
-              <w:widowControl/>
-              <w:wordWrap/>
-              <w:autoSpaceDE/>
-              <w:autoSpaceDN/>
-              <w:rPr>
-                <w:sz w:val="16"/>
-                <w:szCs w:val="16"/>
-              </w:rPr>
-            </w:pPr>
-            <w:r>
-              <w:rPr>
-                <w:rFonts w:hint="eastAsia"/>
-                <w:sz w:val="16"/>
-                <w:szCs w:val="16"/>
-              </w:rPr>
-              <w:t>7</w:t>
-            </w:r>
-          </w:p>
-          <w:p>
-            <w:pPr>
-              <w:widowControl/>
-              <w:wordWrap/>
-              <w:autoSpaceDE/>
-              <w:autoSpaceDN/>
-              <w:rPr>
-                <w:rFonts w:hint="eastAsia"/>
+            <w:r>
+              <w:rPr>
                 <w:b/>
                 <w:bCs/>
                 <w:sz w:val="16"/>
                 <w:szCs w:val="16"/>
               </w:rPr>
-            </w:pPr>
-            <w:r>
-              <w:rPr>
+              <w:t>C</w:t>
+            </w:r>
+            <w:r>
+              <w:rPr>
+                <w:rFonts w:hint="eastAsia"/>
                 <w:b/>
                 <w:bCs/>
                 <w:sz w:val="16"/>
                 <w:szCs w:val="16"/>
               </w:rPr>
-              <w:t>C</w:t>
-            </w:r>
-            <w:r>
-              <w:rPr>
-                <w:rFonts w:hint="eastAsia"/>
-                <w:b/>
-                <w:bCs/>
-                <w:sz w:val="16"/>
-                <w:szCs w:val="16"/>
-              </w:rPr>
-              <w:t xml:space="preserve">lient </w:t>
-            </w:r>
-            <w:proofErr w:type="spellStart"/>
-            <w:proofErr w:type="gramStart"/>
-            <w:r>
-              <w:rPr>
-                <w:rFonts w:hint="eastAsia"/>
-                <w:b/>
-                <w:bCs/>
-                <w:sz w:val="16"/>
-                <w:szCs w:val="16"/>
-              </w:rPr>
-              <w:t>sendEnterRoomPacket</w:t>
-            </w:r>
-            <w:proofErr w:type="spellEnd"/>
-            <w:r>
-              <w:rPr>
-                <w:rFonts w:hint="eastAsia"/>
-                <w:b/>
-                <w:bCs/>
-                <w:sz w:val="16"/>
-                <w:szCs w:val="16"/>
-              </w:rPr>
-              <w:t>(</w:t>
-            </w:r>
-            <w:proofErr w:type="gramEnd"/>
-            <w:r>
-              <w:rPr>
-                <w:rFonts w:hint="eastAsia"/>
-                <w:b/>
-                <w:bCs/>
-                <w:sz w:val="16"/>
-                <w:szCs w:val="16"/>
-              </w:rPr>
-              <w:t>)</w:t>
+              <w:t>lient sendEnterRoomPacket()</w:t>
             </w:r>
           </w:p>
         </w:tc>
@@ -4570,261 +3765,201 @@
                 <w:szCs w:val="16"/>
               </w:rPr>
             </w:pPr>
-            <w:proofErr w:type="spellStart"/>
             <w:r>
               <w:rPr>
                 <w:rFonts w:eastAsiaTheme="minorHAnsi"/>
                 <w:sz w:val="16"/>
                 <w:szCs w:val="16"/>
               </w:rPr>
-              <w:t>send_enter_room_</w:t>
-            </w:r>
-            <w:proofErr w:type="gramStart"/>
-            <w:r>
+              <w:t>send_enter_room_packet(int target_id);</w:t>
+            </w:r>
+          </w:p>
+          <w:p>
+            <w:pPr>
+              <w:widowControl/>
+              <w:wordWrap/>
+              <w:autoSpaceDE/>
+              <w:autoSpaceDN/>
+              <w:rPr>
+                <w:sz w:val="16"/>
+                <w:szCs w:val="16"/>
+              </w:rPr>
+            </w:pPr>
+          </w:p>
+        </w:tc>
+        <w:tc>
+          <w:tcPr>
+            <w:tcW w:w="1701" w:type="dxa"/>
+          </w:tcPr>
+          <w:p>
+            <w:pPr>
+              <w:widowControl/>
+              <w:wordWrap/>
+              <w:autoSpaceDE/>
+              <w:autoSpaceDN/>
+              <w:rPr>
+                <w:sz w:val="16"/>
+                <w:szCs w:val="16"/>
+              </w:rPr>
+            </w:pPr>
+            <w:r>
+              <w:rPr>
+                <w:rFonts w:hint="eastAsia"/>
+                <w:sz w:val="16"/>
+                <w:szCs w:val="16"/>
+              </w:rPr>
+              <w:t>11</w:t>
+            </w:r>
+          </w:p>
+        </w:tc>
+        <w:tc>
+          <w:tcPr>
+            <w:tcW w:w="1701" w:type="dxa"/>
+          </w:tcPr>
+          <w:p>
+            <w:pPr>
+              <w:widowControl/>
+              <w:wordWrap/>
+              <w:autoSpaceDE/>
+              <w:autoSpaceDN/>
+              <w:rPr>
+                <w:color w:val="960000"/>
+                <w:sz w:val="16"/>
+                <w:szCs w:val="16"/>
+              </w:rPr>
+            </w:pPr>
+            <w:r>
+              <w:rPr>
+                <w:rFonts w:hint="eastAsia"/>
+                <w:sz w:val="16"/>
+                <w:szCs w:val="16"/>
+              </w:rPr>
+              <w:t>12</w:t>
+            </w:r>
+          </w:p>
+          <w:p>
+            <w:pPr>
+              <w:widowControl/>
+              <w:wordWrap/>
+              <w:autoSpaceDE/>
+              <w:autoSpaceDN/>
+              <w:rPr>
+                <w:color w:val="960000"/>
+                <w:sz w:val="16"/>
+                <w:szCs w:val="16"/>
+              </w:rPr>
+            </w:pPr>
+            <w:r>
+              <w:rPr>
+                <w:rFonts w:hint="eastAsia"/>
+                <w:color w:val="960000"/>
+                <w:sz w:val="16"/>
+                <w:szCs w:val="16"/>
+              </w:rPr>
+              <w:t>패킷테스트</w:t>
+            </w:r>
+          </w:p>
+          <w:p>
+            <w:pPr>
+              <w:widowControl/>
+              <w:wordWrap/>
+              <w:autoSpaceDE/>
+              <w:autoSpaceDN/>
+              <w:rPr>
+                <w:sz w:val="16"/>
+                <w:szCs w:val="16"/>
+              </w:rPr>
+            </w:pPr>
+            <w:r>
+              <w:rPr>
+                <w:rFonts w:hint="eastAsia"/>
+                <w:color w:val="960000"/>
+                <w:sz w:val="16"/>
+                <w:szCs w:val="16"/>
+              </w:rPr>
+              <w:t>진행 보고</w:t>
+            </w:r>
+          </w:p>
+        </w:tc>
+        <w:tc>
+          <w:tcPr>
+            <w:tcW w:w="1701" w:type="dxa"/>
+          </w:tcPr>
+          <w:p>
+            <w:pPr>
+              <w:widowControl/>
+              <w:wordWrap/>
+              <w:autoSpaceDE/>
+              <w:autoSpaceDN/>
+              <w:rPr>
+                <w:sz w:val="16"/>
+                <w:szCs w:val="16"/>
+              </w:rPr>
+            </w:pPr>
+            <w:r>
+              <w:rPr>
+                <w:rFonts w:hint="eastAsia"/>
+                <w:sz w:val="16"/>
+                <w:szCs w:val="16"/>
+              </w:rPr>
+              <w:t>13</w:t>
+            </w:r>
+          </w:p>
+          <w:p>
+            <w:pPr>
+              <w:widowControl/>
+              <w:wordWrap/>
+              <w:autoSpaceDE/>
+              <w:autoSpaceDN/>
               <w:rPr>
                 <w:rFonts w:eastAsiaTheme="minorHAnsi"/>
                 <w:sz w:val="16"/>
                 <w:szCs w:val="16"/>
               </w:rPr>
-              <w:t>packet</w:t>
-            </w:r>
-            <w:proofErr w:type="spellEnd"/>
+            </w:pPr>
             <w:r>
               <w:rPr>
                 <w:rFonts w:eastAsiaTheme="minorHAnsi"/>
                 <w:sz w:val="16"/>
                 <w:szCs w:val="16"/>
               </w:rPr>
-              <w:t>(</w:t>
-            </w:r>
-            <w:proofErr w:type="gramEnd"/>
+              <w:t>send_ready_packet(target_id)</w:t>
+            </w:r>
+          </w:p>
+          <w:p>
+            <w:pPr>
+              <w:widowControl/>
+              <w:wordWrap/>
+              <w:autoSpaceDE/>
+              <w:autoSpaceDN/>
+              <w:rPr>
+                <w:sz w:val="16"/>
+                <w:szCs w:val="16"/>
+              </w:rPr>
+            </w:pPr>
             <w:r>
               <w:rPr>
                 <w:rFonts w:eastAsiaTheme="minorHAnsi"/>
                 <w:sz w:val="16"/>
                 <w:szCs w:val="16"/>
               </w:rPr>
-              <w:t xml:space="preserve">int </w:t>
-            </w:r>
-            <w:proofErr w:type="spellStart"/>
+              <w:t>S</w:t>
+            </w:r>
+            <w:r>
+              <w:rPr>
+                <w:rFonts w:eastAsiaTheme="minorHAnsi" w:hint="eastAsia"/>
+                <w:sz w:val="16"/>
+                <w:szCs w:val="16"/>
+              </w:rPr>
+              <w:t xml:space="preserve">erver </w:t>
+            </w:r>
             <w:r>
               <w:rPr>
                 <w:rFonts w:eastAsiaTheme="minorHAnsi"/>
                 <w:sz w:val="16"/>
                 <w:szCs w:val="16"/>
               </w:rPr>
-              <w:t>target_id</w:t>
-            </w:r>
-            <w:proofErr w:type="spellEnd"/>
-            <w:r>
-              <w:rPr>
-                <w:rFonts w:eastAsiaTheme="minorHAnsi"/>
-                <w:sz w:val="16"/>
-                <w:szCs w:val="16"/>
-              </w:rPr>
-              <w:t>);</w:t>
-            </w:r>
-          </w:p>
-          <w:p>
-            <w:pPr>
-              <w:widowControl/>
-              <w:wordWrap/>
-              <w:autoSpaceDE/>
-              <w:autoSpaceDN/>
-              <w:rPr>
-                <w:sz w:val="16"/>
-                <w:szCs w:val="16"/>
-              </w:rPr>
-            </w:pPr>
-          </w:p>
-        </w:tc>
-        <w:tc>
-          <w:tcPr>
-            <w:tcW w:w="1701" w:type="dxa"/>
-          </w:tcPr>
-          <w:p>
-            <w:pPr>
-              <w:widowControl/>
-              <w:wordWrap/>
-              <w:autoSpaceDE/>
-              <w:autoSpaceDN/>
-              <w:rPr>
-                <w:sz w:val="16"/>
-                <w:szCs w:val="16"/>
-              </w:rPr>
-            </w:pPr>
-            <w:r>
-              <w:rPr>
-                <w:rFonts w:hint="eastAsia"/>
-                <w:sz w:val="16"/>
-                <w:szCs w:val="16"/>
-              </w:rPr>
-              <w:t>11</w:t>
-            </w:r>
-          </w:p>
-        </w:tc>
-        <w:tc>
-          <w:tcPr>
-            <w:tcW w:w="1701" w:type="dxa"/>
-          </w:tcPr>
-          <w:p>
-            <w:pPr>
-              <w:widowControl/>
-              <w:wordWrap/>
-              <w:autoSpaceDE/>
-              <w:autoSpaceDN/>
-              <w:rPr>
-                <w:color w:val="960000"/>
-                <w:sz w:val="16"/>
-                <w:szCs w:val="16"/>
-              </w:rPr>
-            </w:pPr>
-            <w:r>
-              <w:rPr>
-                <w:rFonts w:hint="eastAsia"/>
-                <w:sz w:val="16"/>
-                <w:szCs w:val="16"/>
-              </w:rPr>
-              <w:t>12</w:t>
-            </w:r>
-          </w:p>
-          <w:p>
-            <w:pPr>
-              <w:widowControl/>
-              <w:wordWrap/>
-              <w:autoSpaceDE/>
-              <w:autoSpaceDN/>
-              <w:rPr>
-                <w:color w:val="960000"/>
-                <w:sz w:val="16"/>
-                <w:szCs w:val="16"/>
-              </w:rPr>
-            </w:pPr>
-            <w:proofErr w:type="spellStart"/>
-            <w:r>
-              <w:rPr>
-                <w:rFonts w:hint="eastAsia"/>
-                <w:color w:val="960000"/>
-                <w:sz w:val="16"/>
-                <w:szCs w:val="16"/>
-              </w:rPr>
-              <w:t>패킷테스트</w:t>
-            </w:r>
-            <w:proofErr w:type="spellEnd"/>
-          </w:p>
-          <w:p>
-            <w:pPr>
-              <w:widowControl/>
-              <w:wordWrap/>
-              <w:autoSpaceDE/>
-              <w:autoSpaceDN/>
-              <w:rPr>
-                <w:sz w:val="16"/>
-                <w:szCs w:val="16"/>
-              </w:rPr>
-            </w:pPr>
-            <w:r>
-              <w:rPr>
-                <w:rFonts w:hint="eastAsia"/>
-                <w:color w:val="960000"/>
-                <w:sz w:val="16"/>
-                <w:szCs w:val="16"/>
-              </w:rPr>
-              <w:t>진행 보고</w:t>
-            </w:r>
-          </w:p>
-        </w:tc>
-        <w:tc>
-          <w:tcPr>
-            <w:tcW w:w="1701" w:type="dxa"/>
-          </w:tcPr>
-          <w:p>
-            <w:pPr>
-              <w:widowControl/>
-              <w:wordWrap/>
-              <w:autoSpaceDE/>
-              <w:autoSpaceDN/>
-              <w:rPr>
-                <w:sz w:val="16"/>
-                <w:szCs w:val="16"/>
-              </w:rPr>
-            </w:pPr>
-            <w:r>
-              <w:rPr>
-                <w:rFonts w:hint="eastAsia"/>
-                <w:sz w:val="16"/>
-                <w:szCs w:val="16"/>
-              </w:rPr>
-              <w:t>13</w:t>
-            </w:r>
-          </w:p>
-          <w:p>
-            <w:pPr>
-              <w:widowControl/>
-              <w:wordWrap/>
-              <w:autoSpaceDE/>
-              <w:autoSpaceDN/>
-              <w:rPr>
-                <w:rFonts w:eastAsiaTheme="minorHAnsi"/>
-                <w:sz w:val="16"/>
-                <w:szCs w:val="16"/>
-              </w:rPr>
-            </w:pPr>
-            <w:proofErr w:type="spellStart"/>
-            <w:r>
-              <w:rPr>
-                <w:rFonts w:eastAsiaTheme="minorHAnsi"/>
-                <w:sz w:val="16"/>
-                <w:szCs w:val="16"/>
-              </w:rPr>
-              <w:t>send_ready_packet</w:t>
-            </w:r>
-            <w:proofErr w:type="spellEnd"/>
-            <w:r>
-              <w:rPr>
-                <w:rFonts w:eastAsiaTheme="minorHAnsi"/>
-                <w:sz w:val="16"/>
-                <w:szCs w:val="16"/>
-              </w:rPr>
-              <w:t>(</w:t>
-            </w:r>
-            <w:proofErr w:type="spellStart"/>
-            <w:r>
-              <w:rPr>
-                <w:rFonts w:eastAsiaTheme="minorHAnsi"/>
-                <w:sz w:val="16"/>
-                <w:szCs w:val="16"/>
-              </w:rPr>
-              <w:t>target_id</w:t>
-            </w:r>
-            <w:proofErr w:type="spellEnd"/>
-            <w:r>
-              <w:rPr>
-                <w:rFonts w:eastAsiaTheme="minorHAnsi"/>
-                <w:sz w:val="16"/>
-                <w:szCs w:val="16"/>
-              </w:rPr>
-              <w:t>)</w:t>
-            </w:r>
-          </w:p>
-          <w:p>
-            <w:pPr>
-              <w:widowControl/>
-              <w:wordWrap/>
-              <w:autoSpaceDE/>
-              <w:autoSpaceDN/>
-              <w:rPr>
-                <w:sz w:val="16"/>
-                <w:szCs w:val="16"/>
-              </w:rPr>
-            </w:pPr>
-            <w:r>
-              <w:rPr>
-                <w:rFonts w:eastAsiaTheme="minorHAnsi"/>
-                <w:sz w:val="16"/>
-                <w:szCs w:val="16"/>
-              </w:rPr>
-              <w:t>S</w:t>
+              <w:t>P</w:t>
             </w:r>
             <w:r>
               <w:rPr>
@@ -4832,33 +3967,7 @@
                 <w:sz w:val="16"/>
                 <w:szCs w:val="16"/>
               </w:rPr>
-              <w:t xml:space="preserve">erver </w:t>
-            </w:r>
-            <w:proofErr w:type="spellStart"/>
-            <w:r>
-              <w:rPr>
-                <w:rFonts w:eastAsiaTheme="minorHAnsi"/>
-                <w:sz w:val="16"/>
-                <w:szCs w:val="16"/>
-              </w:rPr>
-              <w:t>P</w:t>
-            </w:r>
-            <w:r>
-              <w:rPr>
-                <w:rFonts w:eastAsiaTheme="minorHAnsi" w:hint="eastAsia"/>
-                <w:sz w:val="16"/>
-                <w:szCs w:val="16"/>
-              </w:rPr>
-              <w:t>rocess_packet</w:t>
-            </w:r>
-            <w:proofErr w:type="spellEnd"/>
-            <w:r>
-              <w:rPr>
-                <w:rFonts w:eastAsiaTheme="minorHAnsi" w:hint="eastAsia"/>
-                <w:sz w:val="16"/>
-                <w:szCs w:val="16"/>
-              </w:rPr>
-              <w:t>() 업데이트</w:t>
+              <w:t>rocess_packet() 업데이트</w:t>
             </w:r>
           </w:p>
         </w:tc>
@@ -5121,7 +4230,6 @@
                 <w:szCs w:val="16"/>
               </w:rPr>
             </w:pPr>
-            <w:proofErr w:type="spellStart"/>
             <w:r>
               <w:rPr>
                 <w:rFonts w:hint="eastAsia"/>
@@ -5131,7 +4239,6 @@
               </w:rPr>
               <w:t>패킷테스트</w:t>
             </w:r>
-            <w:proofErr w:type="spellEnd"/>
           </w:p>
           <w:p>
             <w:pPr>
@@ -5206,7 +4313,6 @@
               </w:rPr>
               <w:t xml:space="preserve">erver </w:t>
             </w:r>
-            <w:proofErr w:type="spellStart"/>
             <w:r>
               <w:rPr>
                 <w:rFonts w:eastAsiaTheme="minorHAnsi"/>
@@ -5221,16 +4327,7 @@
                 <w:sz w:val="16"/>
                 <w:szCs w:val="16"/>
               </w:rPr>
-              <w:t>rocess_packet</w:t>
-            </w:r>
-            <w:proofErr w:type="spellEnd"/>
-            <w:r>
-              <w:rPr>
-                <w:rFonts w:eastAsiaTheme="minorHAnsi" w:hint="eastAsia"/>
-                <w:sz w:val="16"/>
-                <w:szCs w:val="16"/>
-              </w:rPr>
-              <w:t>() 업데이트</w:t>
+              <w:t>rocess_packet() 업데이트</w:t>
             </w:r>
           </w:p>
         </w:tc>
@@ -5445,7 +4542,6 @@
                 <w:szCs w:val="16"/>
               </w:rPr>
             </w:pPr>
-            <w:proofErr w:type="spellStart"/>
             <w:r>
               <w:rPr>
                 <w:rFonts w:hint="eastAsia"/>
@@ -5455,7 +4551,6 @@
               </w:rPr>
               <w:t>패킷테스트</w:t>
             </w:r>
-            <w:proofErr w:type="spellEnd"/>
           </w:p>
           <w:p>
             <w:pPr>
@@ -5530,7 +4625,6 @@
               </w:rPr>
               <w:t xml:space="preserve">erver </w:t>
             </w:r>
-            <w:proofErr w:type="spellStart"/>
             <w:r>
               <w:rPr>
                 <w:rFonts w:eastAsiaTheme="minorHAnsi"/>
@@ -5545,16 +4639,7 @@
                 <w:sz w:val="16"/>
                 <w:szCs w:val="16"/>
               </w:rPr>
-              <w:t>rocess_packet</w:t>
-            </w:r>
-            <w:proofErr w:type="spellEnd"/>
-            <w:r>
-              <w:rPr>
-                <w:rFonts w:eastAsiaTheme="minorHAnsi" w:hint="eastAsia"/>
-                <w:sz w:val="16"/>
-                <w:szCs w:val="16"/>
-              </w:rPr>
-              <w:t>() 업데이트</w:t>
+              <w:t>rocess_packet() 업데이트</w:t>
             </w:r>
           </w:p>
         </w:tc>
@@ -5754,7 +4839,6 @@
                 <w:szCs w:val="16"/>
               </w:rPr>
             </w:pPr>
-            <w:proofErr w:type="spellStart"/>
             <w:r>
               <w:rPr>
                 <w:rFonts w:hint="eastAsia"/>
@@ -5764,7 +4848,6 @@
               </w:rPr>
               <w:t>패킷테스트</w:t>
             </w:r>
-            <w:proofErr w:type="spellEnd"/>
           </w:p>
           <w:p>
             <w:pPr>
@@ -6295,13 +5378,13 @@
         <w:tblLook w:val="04A0" w:firstRow="1" w:lastRow="0" w:firstColumn="1" w:lastColumn="0" w:noHBand="0" w:noVBand="1"/>
       </w:tblPr>
       <w:tblGrid>
-        <w:gridCol w:w="1706"/>
-        <w:gridCol w:w="1739"/>
-        <w:gridCol w:w="1707"/>
-        <w:gridCol w:w="1707"/>
-        <w:gridCol w:w="1804"/>
-        <w:gridCol w:w="1707"/>
-        <w:gridCol w:w="546"/>
+        <w:gridCol w:w="1703"/>
+        <w:gridCol w:w="1759"/>
+        <w:gridCol w:w="1703"/>
+        <w:gridCol w:w="1703"/>
+        <w:gridCol w:w="1800"/>
+        <w:gridCol w:w="1703"/>
+        <w:gridCol w:w="545"/>
       </w:tblGrid>
       <w:tr>
         <w:trPr>
@@ -6733,7 +5816,6 @@
               </w:rPr>
               <w:t xml:space="preserve">client </w:t>
             </w:r>
-            <w:proofErr w:type="spellStart"/>
             <w:r>
               <w:rPr>
                 <w:rFonts w:eastAsiaTheme="minorHAnsi" w:hint="eastAsia"/>
@@ -6744,7 +5826,6 @@
               </w:rPr>
               <w:t>RecvThread</w:t>
             </w:r>
-            <w:proofErr w:type="spellEnd"/>
           </w:p>
           <w:p>
             <w:pPr>
@@ -6877,27 +5958,7 @@
                 <w:sz w:val="16"/>
                 <w:szCs w:val="16"/>
               </w:rPr>
-              <w:t xml:space="preserve">로그인/로비 화면 </w:t>
-            </w:r>
-            <w:proofErr w:type="spellStart"/>
-            <w:r>
-              <w:rPr>
-                <w:rFonts w:hint="eastAsia"/>
-                <w:strike/>
-                <w:sz w:val="16"/>
-                <w:szCs w:val="16"/>
-              </w:rPr>
-              <w:t>ui</w:t>
-            </w:r>
-            <w:proofErr w:type="spellEnd"/>
-            <w:r>
-              <w:rPr>
-                <w:rFonts w:hint="eastAsia"/>
-                <w:strike/>
-                <w:sz w:val="16"/>
-                <w:szCs w:val="16"/>
-              </w:rPr>
-              <w:t xml:space="preserve"> 구현</w:t>
+              <w:t>로그인/로비 화면 ui 구현</w:t>
             </w:r>
           </w:p>
         </w:tc>
@@ -7036,7 +6097,6 @@
                 <w:szCs w:val="16"/>
               </w:rPr>
             </w:pPr>
-            <w:proofErr w:type="spellStart"/>
             <w:r>
               <w:rPr>
                 <w:rFonts w:hint="eastAsia"/>
@@ -7046,7 +6106,6 @@
               </w:rPr>
               <w:t>패킷테스트</w:t>
             </w:r>
-            <w:proofErr w:type="spellEnd"/>
           </w:p>
           <w:p>
             <w:pPr>
@@ -7125,29 +6184,7 @@
                 <w:sz w:val="16"/>
                 <w:szCs w:val="16"/>
               </w:rPr>
-              <w:t xml:space="preserve">p입력 -&gt; 로그인 입력-&gt; </w:t>
-            </w:r>
-            <w:proofErr w:type="spellStart"/>
-            <w:r>
-              <w:rPr>
-                <w:rFonts w:hint="eastAsia"/>
-                <w:b/>
-                <w:bCs/>
-                <w:sz w:val="16"/>
-                <w:szCs w:val="16"/>
-              </w:rPr>
-              <w:t>맵모드로</w:t>
-            </w:r>
-            <w:proofErr w:type="spellEnd"/>
-            <w:r>
-              <w:rPr>
-                <w:rFonts w:hint="eastAsia"/>
-                <w:b/>
-                <w:bCs/>
-                <w:sz w:val="16"/>
-                <w:szCs w:val="16"/>
-              </w:rPr>
-              <w:t xml:space="preserve"> 이동 구현</w:t>
+              <w:t>p입력 -&gt; 로그인 입력-&gt; 맵모드로 이동 구현</w:t>
             </w:r>
           </w:p>
         </w:tc>
@@ -7277,13 +6314,17 @@
               <w:autoSpaceDE/>
               <w:autoSpaceDN/>
               <w:rPr>
-                <w:sz w:val="16"/>
-                <w:szCs w:val="16"/>
-              </w:rPr>
-            </w:pPr>
-            <w:r>
-              <w:rPr>
-                <w:rFonts w:hint="eastAsia"/>
+                <w:b/>
+                <w:bCs/>
+                <w:sz w:val="16"/>
+                <w:szCs w:val="16"/>
+              </w:rPr>
+            </w:pPr>
+            <w:r>
+              <w:rPr>
+                <w:rFonts w:hint="eastAsia"/>
+                <w:b/>
+                <w:bCs/>
                 <w:sz w:val="16"/>
                 <w:szCs w:val="16"/>
               </w:rPr>
@@ -7304,6 +6345,8 @@
             <w:r>
               <w:rPr>
                 <w:rFonts w:hint="eastAsia"/>
+                <w:b/>
+                <w:bCs/>
                 <w:sz w:val="16"/>
                 <w:szCs w:val="16"/>
               </w:rPr>
@@ -7422,7 +6465,6 @@
                 <w:szCs w:val="16"/>
               </w:rPr>
             </w:pPr>
-            <w:proofErr w:type="spellStart"/>
             <w:r>
               <w:rPr>
                 <w:rFonts w:hint="eastAsia"/>
@@ -7432,7 +6474,6 @@
               </w:rPr>
               <w:t>패킷테스트</w:t>
             </w:r>
-            <w:proofErr w:type="spellEnd"/>
           </w:p>
           <w:p>
             <w:pPr>
@@ -7492,33 +6533,13 @@
                 <w:szCs w:val="16"/>
               </w:rPr>
             </w:pPr>
-            <w:proofErr w:type="spellStart"/>
-            <w:proofErr w:type="gramStart"/>
             <w:r>
               <w:rPr>
                 <w:rFonts w:eastAsiaTheme="minorHAnsi"/>
                 <w:sz w:val="16"/>
                 <w:szCs w:val="16"/>
               </w:rPr>
-              <w:t>CollisionCheck</w:t>
-            </w:r>
-            <w:proofErr w:type="spellEnd"/>
-            <w:r>
-              <w:rPr>
-                <w:rFonts w:eastAsiaTheme="minorHAnsi"/>
-                <w:sz w:val="16"/>
-                <w:szCs w:val="16"/>
-              </w:rPr>
-              <w:t>(</w:t>
-            </w:r>
-            <w:proofErr w:type="gramEnd"/>
-            <w:r>
-              <w:rPr>
-                <w:rFonts w:eastAsiaTheme="minorHAnsi"/>
-                <w:sz w:val="16"/>
-                <w:szCs w:val="16"/>
-              </w:rPr>
-              <w:t>)</w:t>
+              <w:t>CollisionCheck()</w:t>
             </w:r>
           </w:p>
           <w:p>
@@ -7658,25 +6679,7 @@
                 <w:sz w:val="16"/>
                 <w:szCs w:val="16"/>
               </w:rPr>
-              <w:t xml:space="preserve">대기실 화면 </w:t>
-            </w:r>
-            <w:proofErr w:type="spellStart"/>
-            <w:r>
-              <w:rPr>
-                <w:rFonts w:hint="eastAsia"/>
-                <w:sz w:val="16"/>
-                <w:szCs w:val="16"/>
-              </w:rPr>
-              <w:t>ui</w:t>
-            </w:r>
-            <w:proofErr w:type="spellEnd"/>
-            <w:r>
-              <w:rPr>
-                <w:rFonts w:hint="eastAsia"/>
-                <w:sz w:val="16"/>
-                <w:szCs w:val="16"/>
-              </w:rPr>
-              <w:t xml:space="preserve"> 구현</w:t>
+              <w:t>대기실 화면 ui 구현</w:t>
             </w:r>
           </w:p>
         </w:tc>
@@ -7715,219 +6718,177 @@
                 <w:szCs w:val="16"/>
               </w:rPr>
             </w:pPr>
-            <w:proofErr w:type="spellStart"/>
-            <w:proofErr w:type="gramStart"/>
             <w:r>
               <w:rPr>
                 <w:rFonts w:eastAsiaTheme="minorHAnsi"/>
                 <w:sz w:val="16"/>
                 <w:szCs w:val="16"/>
               </w:rPr>
-              <w:t>WallCollisionCheck</w:t>
-            </w:r>
-            <w:proofErr w:type="spellEnd"/>
-            <w:r>
+              <w:t>WallCollisionCheck() </w:t>
+            </w:r>
+          </w:p>
+          <w:p>
+            <w:pPr>
+              <w:widowControl/>
+              <w:wordWrap/>
+              <w:autoSpaceDE/>
+              <w:autoSpaceDN/>
+              <w:rPr>
+                <w:sz w:val="16"/>
+                <w:szCs w:val="16"/>
+              </w:rPr>
+            </w:pPr>
+          </w:p>
+        </w:tc>
+        <w:tc>
+          <w:tcPr>
+            <w:tcW w:w="1701" w:type="dxa"/>
+          </w:tcPr>
+          <w:p>
+            <w:pPr>
+              <w:widowControl/>
+              <w:wordWrap/>
+              <w:autoSpaceDE/>
+              <w:autoSpaceDN/>
+              <w:rPr>
+                <w:sz w:val="16"/>
+                <w:szCs w:val="16"/>
+              </w:rPr>
+            </w:pPr>
+            <w:r>
+              <w:rPr>
+                <w:rFonts w:hint="eastAsia"/>
+                <w:sz w:val="16"/>
+                <w:szCs w:val="16"/>
+              </w:rPr>
+              <w:t>18</w:t>
+            </w:r>
+          </w:p>
+          <w:p>
+            <w:pPr>
+              <w:widowControl/>
+              <w:wordWrap/>
+              <w:autoSpaceDE/>
+              <w:autoSpaceDN/>
+              <w:rPr>
+                <w:sz w:val="16"/>
+                <w:szCs w:val="16"/>
+              </w:rPr>
+            </w:pPr>
+          </w:p>
+        </w:tc>
+        <w:tc>
+          <w:tcPr>
+            <w:tcW w:w="1701" w:type="dxa"/>
+          </w:tcPr>
+          <w:p>
+            <w:pPr>
+              <w:widowControl/>
+              <w:wordWrap/>
+              <w:autoSpaceDE/>
+              <w:autoSpaceDN/>
+              <w:rPr>
+                <w:color w:val="960000"/>
+                <w:sz w:val="16"/>
+                <w:szCs w:val="16"/>
+              </w:rPr>
+            </w:pPr>
+            <w:r>
+              <w:rPr>
+                <w:rFonts w:hint="eastAsia"/>
+                <w:sz w:val="16"/>
+                <w:szCs w:val="16"/>
+              </w:rPr>
+              <w:t>19</w:t>
+            </w:r>
+          </w:p>
+          <w:p>
+            <w:pPr>
+              <w:widowControl/>
+              <w:wordWrap/>
+              <w:autoSpaceDE/>
+              <w:autoSpaceDN/>
+              <w:rPr>
+                <w:color w:val="960000"/>
+                <w:sz w:val="16"/>
+                <w:szCs w:val="16"/>
+              </w:rPr>
+            </w:pPr>
+            <w:r>
+              <w:rPr>
+                <w:rFonts w:hint="eastAsia"/>
+                <w:color w:val="960000"/>
+                <w:sz w:val="16"/>
+                <w:szCs w:val="16"/>
+              </w:rPr>
+              <w:t>패킷테스트</w:t>
+            </w:r>
+          </w:p>
+          <w:p>
+            <w:pPr>
+              <w:widowControl/>
+              <w:wordWrap/>
+              <w:autoSpaceDE/>
+              <w:autoSpaceDN/>
+              <w:rPr>
+                <w:sz w:val="16"/>
+                <w:szCs w:val="16"/>
+              </w:rPr>
+            </w:pPr>
+            <w:r>
+              <w:rPr>
+                <w:rFonts w:hint="eastAsia"/>
+                <w:color w:val="960000"/>
+                <w:sz w:val="16"/>
+                <w:szCs w:val="16"/>
+              </w:rPr>
+              <w:t>진행 보고</w:t>
+            </w:r>
+          </w:p>
+        </w:tc>
+        <w:tc>
+          <w:tcPr>
+            <w:tcW w:w="1701" w:type="dxa"/>
+          </w:tcPr>
+          <w:p>
+            <w:pPr>
+              <w:widowControl/>
+              <w:wordWrap/>
+              <w:autoSpaceDE/>
+              <w:autoSpaceDN/>
+              <w:rPr>
+                <w:sz w:val="16"/>
+                <w:szCs w:val="16"/>
+              </w:rPr>
+            </w:pPr>
+            <w:r>
+              <w:rPr>
+                <w:rFonts w:hint="eastAsia"/>
+                <w:sz w:val="16"/>
+                <w:szCs w:val="16"/>
+              </w:rPr>
+              <w:t>20</w:t>
+            </w:r>
+          </w:p>
+          <w:p>
+            <w:pPr>
+              <w:widowControl/>
+              <w:wordWrap/>
+              <w:autoSpaceDE/>
+              <w:autoSpaceDN/>
               <w:rPr>
                 <w:rFonts w:eastAsiaTheme="minorHAnsi"/>
                 <w:sz w:val="16"/>
                 <w:szCs w:val="16"/>
               </w:rPr>
-              <w:t>(</w:t>
-            </w:r>
-            <w:proofErr w:type="gramEnd"/>
+            </w:pPr>
             <w:r>
               <w:rPr>
                 <w:rFonts w:eastAsiaTheme="minorHAnsi"/>
                 <w:sz w:val="16"/>
                 <w:szCs w:val="16"/>
               </w:rPr>
-              <w:t>) </w:t>
-            </w:r>
-          </w:p>
-          <w:p>
-            <w:pPr>
-              <w:widowControl/>
-              <w:wordWrap/>
-              <w:autoSpaceDE/>
-              <w:autoSpaceDN/>
-              <w:rPr>
-                <w:sz w:val="16"/>
-                <w:szCs w:val="16"/>
-              </w:rPr>
-            </w:pPr>
-          </w:p>
-        </w:tc>
-        <w:tc>
-          <w:tcPr>
-            <w:tcW w:w="1701" w:type="dxa"/>
-          </w:tcPr>
-          <w:p>
-            <w:pPr>
-              <w:widowControl/>
-              <w:wordWrap/>
-              <w:autoSpaceDE/>
-              <w:autoSpaceDN/>
-              <w:rPr>
-                <w:sz w:val="16"/>
-                <w:szCs w:val="16"/>
-              </w:rPr>
-            </w:pPr>
-            <w:r>
-              <w:rPr>
-                <w:rFonts w:hint="eastAsia"/>
-                <w:sz w:val="16"/>
-                <w:szCs w:val="16"/>
-              </w:rPr>
-              <w:t>18</w:t>
-            </w:r>
-          </w:p>
-          <w:p>
-            <w:pPr>
-              <w:widowControl/>
-              <w:wordWrap/>
-              <w:autoSpaceDE/>
-              <w:autoSpaceDN/>
-              <w:rPr>
-                <w:sz w:val="16"/>
-                <w:szCs w:val="16"/>
-              </w:rPr>
-            </w:pPr>
-          </w:p>
-        </w:tc>
-        <w:tc>
-          <w:tcPr>
-            <w:tcW w:w="1701" w:type="dxa"/>
-          </w:tcPr>
-          <w:p>
-            <w:pPr>
-              <w:widowControl/>
-              <w:wordWrap/>
-              <w:autoSpaceDE/>
-              <w:autoSpaceDN/>
-              <w:rPr>
-                <w:color w:val="960000"/>
-                <w:sz w:val="16"/>
-                <w:szCs w:val="16"/>
-              </w:rPr>
-            </w:pPr>
-            <w:r>
-              <w:rPr>
-                <w:rFonts w:hint="eastAsia"/>
-                <w:sz w:val="16"/>
-                <w:szCs w:val="16"/>
-              </w:rPr>
-              <w:t>19</w:t>
-            </w:r>
-          </w:p>
-          <w:p>
-            <w:pPr>
-              <w:widowControl/>
-              <w:wordWrap/>
-              <w:autoSpaceDE/>
-              <w:autoSpaceDN/>
-              <w:rPr>
-                <w:color w:val="960000"/>
-                <w:sz w:val="16"/>
-                <w:szCs w:val="16"/>
-              </w:rPr>
-            </w:pPr>
-            <w:proofErr w:type="spellStart"/>
-            <w:r>
-              <w:rPr>
-                <w:rFonts w:hint="eastAsia"/>
-                <w:color w:val="960000"/>
-                <w:sz w:val="16"/>
-                <w:szCs w:val="16"/>
-              </w:rPr>
-              <w:t>패킷테스트</w:t>
-            </w:r>
-            <w:proofErr w:type="spellEnd"/>
-          </w:p>
-          <w:p>
-            <w:pPr>
-              <w:widowControl/>
-              <w:wordWrap/>
-              <w:autoSpaceDE/>
-              <w:autoSpaceDN/>
-              <w:rPr>
-                <w:sz w:val="16"/>
-                <w:szCs w:val="16"/>
-              </w:rPr>
-            </w:pPr>
-            <w:r>
-              <w:rPr>
-                <w:rFonts w:hint="eastAsia"/>
-                <w:color w:val="960000"/>
-                <w:sz w:val="16"/>
-                <w:szCs w:val="16"/>
-              </w:rPr>
-              <w:t>진행 보고</w:t>
-            </w:r>
-          </w:p>
-        </w:tc>
-        <w:tc>
-          <w:tcPr>
-            <w:tcW w:w="1701" w:type="dxa"/>
-          </w:tcPr>
-          <w:p>
-            <w:pPr>
-              <w:widowControl/>
-              <w:wordWrap/>
-              <w:autoSpaceDE/>
-              <w:autoSpaceDN/>
-              <w:rPr>
-                <w:sz w:val="16"/>
-                <w:szCs w:val="16"/>
-              </w:rPr>
-            </w:pPr>
-            <w:r>
-              <w:rPr>
-                <w:rFonts w:hint="eastAsia"/>
-                <w:sz w:val="16"/>
-                <w:szCs w:val="16"/>
-              </w:rPr>
-              <w:t>20</w:t>
-            </w:r>
-          </w:p>
-          <w:p>
-            <w:pPr>
-              <w:widowControl/>
-              <w:wordWrap/>
-              <w:autoSpaceDE/>
-              <w:autoSpaceDN/>
-              <w:rPr>
-                <w:rFonts w:eastAsiaTheme="minorHAnsi"/>
-                <w:sz w:val="16"/>
-                <w:szCs w:val="16"/>
-              </w:rPr>
-            </w:pPr>
-            <w:proofErr w:type="spellStart"/>
-            <w:proofErr w:type="gramStart"/>
-            <w:r>
-              <w:rPr>
-                <w:rFonts w:eastAsiaTheme="minorHAnsi"/>
-                <w:sz w:val="16"/>
-                <w:szCs w:val="16"/>
-              </w:rPr>
-              <w:t>PlayerCollisionCheck</w:t>
-            </w:r>
-            <w:proofErr w:type="spellEnd"/>
-            <w:r>
-              <w:rPr>
-                <w:rFonts w:eastAsiaTheme="minorHAnsi"/>
-                <w:sz w:val="16"/>
-                <w:szCs w:val="16"/>
-              </w:rPr>
-              <w:t>(</w:t>
-            </w:r>
-            <w:proofErr w:type="gramEnd"/>
-            <w:r>
-              <w:rPr>
-                <w:rFonts w:eastAsiaTheme="minorHAnsi"/>
-                <w:sz w:val="16"/>
-                <w:szCs w:val="16"/>
-              </w:rPr>
-              <w:t>)</w:t>
+              <w:t>PlayerCollisionCheck()</w:t>
             </w:r>
           </w:p>
           <w:p>
@@ -8171,7 +7132,6 @@
                 <w:szCs w:val="16"/>
               </w:rPr>
             </w:pPr>
-            <w:proofErr w:type="spellStart"/>
             <w:r>
               <w:rPr>
                 <w:rFonts w:hint="eastAsia"/>
@@ -8181,7 +7141,6 @@
               </w:rPr>
               <w:t>패킷테스트</w:t>
             </w:r>
-            <w:proofErr w:type="spellEnd"/>
           </w:p>
           <w:p>
             <w:pPr>
@@ -8464,7 +7423,6 @@
                 <w:szCs w:val="16"/>
               </w:rPr>
             </w:pPr>
-            <w:proofErr w:type="spellStart"/>
             <w:r>
               <w:rPr>
                 <w:rFonts w:hint="eastAsia"/>
@@ -8474,7 +7432,6 @@
               </w:rPr>
               <w:t>패킷테스트</w:t>
             </w:r>
-            <w:proofErr w:type="spellEnd"/>
           </w:p>
           <w:p>
             <w:pPr>
@@ -9525,7 +8482,6 @@
                 <w:szCs w:val="16"/>
               </w:rPr>
             </w:pPr>
-            <w:proofErr w:type="spellStart"/>
             <w:r>
               <w:rPr>
                 <w:rFonts w:hint="eastAsia"/>
@@ -9536,7 +8492,6 @@
               </w:rPr>
               <w:t>NetworkMgr</w:t>
             </w:r>
-            <w:proofErr w:type="spellEnd"/>
           </w:p>
           <w:p>
             <w:pPr>
@@ -9550,7 +8505,6 @@
                 <w:szCs w:val="16"/>
               </w:rPr>
             </w:pPr>
-            <w:proofErr w:type="gramStart"/>
             <w:r>
               <w:rPr>
                 <w:rFonts w:hint="eastAsia"/>
@@ -9559,10 +8513,8 @@
                 <w:sz w:val="16"/>
                 <w:szCs w:val="16"/>
               </w:rPr>
-              <w:t>::</w:t>
-            </w:r>
-            <w:proofErr w:type="spellStart"/>
-            <w:proofErr w:type="gramEnd"/>
+              <w:t>::SendPacket()</w:t>
+            </w:r>
             <w:r>
               <w:rPr>
                 <w:rFonts w:hint="eastAsia"/>
@@ -9571,19 +8523,21 @@
                 <w:sz w:val="16"/>
                 <w:szCs w:val="16"/>
               </w:rPr>
-              <w:t>SendPacket</w:t>
-            </w:r>
-            <w:proofErr w:type="spellEnd"/>
-            <w:r>
-              <w:rPr>
-                <w:rFonts w:hint="eastAsia"/>
+              <w:t>,</w:t>
+            </w:r>
+          </w:p>
+          <w:p>
+            <w:pPr>
+              <w:widowControl/>
+              <w:wordWrap/>
+              <w:autoSpaceDE/>
+              <w:rPr>
                 <w:b/>
                 <w:bCs/>
                 <w:sz w:val="16"/>
                 <w:szCs w:val="16"/>
               </w:rPr>
-              <w:t>()</w:t>
-            </w:r>
+            </w:pPr>
             <w:r>
               <w:rPr>
                 <w:rFonts w:hint="eastAsia"/>
@@ -9592,65 +8546,28 @@
                 <w:sz w:val="16"/>
                 <w:szCs w:val="16"/>
               </w:rPr>
-              <w:t>,</w:t>
-            </w:r>
-          </w:p>
-          <w:p>
-            <w:pPr>
-              <w:widowControl/>
-              <w:wordWrap/>
-              <w:autoSpaceDE/>
-              <w:rPr>
+              <w:t>NetworkMgr</w:t>
+            </w:r>
+          </w:p>
+          <w:p>
+            <w:pPr>
+              <w:widowControl/>
+              <w:wordWrap/>
+              <w:autoSpaceDE/>
+              <w:rPr>
+                <w:sz w:val="16"/>
+                <w:szCs w:val="16"/>
+              </w:rPr>
+            </w:pPr>
+            <w:r>
+              <w:rPr>
+                <w:rFonts w:hint="eastAsia"/>
                 <w:b/>
                 <w:bCs/>
                 <w:sz w:val="16"/>
                 <w:szCs w:val="16"/>
               </w:rPr>
-            </w:pPr>
-            <w:proofErr w:type="spellStart"/>
-            <w:r>
-              <w:rPr>
-                <w:rFonts w:hint="eastAsia"/>
-                <w:b/>
-                <w:bCs/>
-                <w:sz w:val="16"/>
-                <w:szCs w:val="16"/>
-              </w:rPr>
-              <w:t>NetworkMgr</w:t>
-            </w:r>
-            <w:proofErr w:type="spellEnd"/>
-          </w:p>
-          <w:p>
-            <w:pPr>
-              <w:widowControl/>
-              <w:wordWrap/>
-              <w:autoSpaceDE/>
-              <w:rPr>
-                <w:sz w:val="16"/>
-                <w:szCs w:val="16"/>
-              </w:rPr>
-            </w:pPr>
-            <w:proofErr w:type="gramStart"/>
-            <w:r>
-              <w:rPr>
-                <w:rFonts w:hint="eastAsia"/>
-                <w:b/>
-                <w:bCs/>
-                <w:sz w:val="16"/>
-                <w:szCs w:val="16"/>
-              </w:rPr>
-              <w:t>::</w:t>
-            </w:r>
-            <w:proofErr w:type="gramEnd"/>
-            <w:r>
-              <w:rPr>
-                <w:rFonts w:hint="eastAsia"/>
-                <w:b/>
-                <w:bCs/>
-                <w:sz w:val="16"/>
-                <w:szCs w:val="16"/>
-              </w:rPr>
-              <w:t>Init()</w:t>
+              <w:t>::Init()</w:t>
             </w:r>
           </w:p>
         </w:tc>
@@ -9818,29 +8735,7 @@
                 <w:sz w:val="16"/>
                 <w:szCs w:val="16"/>
               </w:rPr>
-              <w:t xml:space="preserve"> </w:t>
-            </w:r>
-            <w:proofErr w:type="spellStart"/>
-            <w:r>
-              <w:rPr>
-                <w:rFonts w:hint="eastAsia"/>
-                <w:b/>
-                <w:bCs/>
-                <w:sz w:val="16"/>
-                <w:szCs w:val="16"/>
-              </w:rPr>
-              <w:t>RecvThread</w:t>
-            </w:r>
-            <w:proofErr w:type="spellEnd"/>
-            <w:r>
-              <w:rPr>
-                <w:rFonts w:hint="eastAsia"/>
-                <w:b/>
-                <w:bCs/>
-                <w:sz w:val="16"/>
-                <w:szCs w:val="16"/>
-              </w:rPr>
-              <w:t>()</w:t>
+              <w:t xml:space="preserve"> RecvThread()</w:t>
             </w:r>
           </w:p>
           <w:p>
@@ -9944,8 +8839,6 @@
                 <w:szCs w:val="16"/>
               </w:rPr>
             </w:pPr>
-            <w:proofErr w:type="spellStart"/>
-            <w:proofErr w:type="gramStart"/>
             <w:r>
               <w:rPr>
                 <w:rFonts w:asciiTheme="majorEastAsia" w:eastAsiaTheme="majorEastAsia" w:hAnsiTheme="majorEastAsia" w:hint="eastAsia"/>
@@ -9954,9 +8847,22 @@
                 <w:sz w:val="16"/>
                 <w:szCs w:val="16"/>
               </w:rPr>
-              <w:t>RecvThread</w:t>
-            </w:r>
-            <w:proofErr w:type="spellEnd"/>
+              <w:t xml:space="preserve">RecvThread(), </w:t>
+            </w:r>
+          </w:p>
+          <w:p>
+            <w:pPr>
+              <w:widowControl/>
+              <w:wordWrap/>
+              <w:autoSpaceDE/>
+              <w:rPr>
+                <w:rFonts w:asciiTheme="majorEastAsia" w:eastAsiaTheme="majorEastAsia" w:hAnsiTheme="majorEastAsia"/>
+                <w:b/>
+                <w:bCs/>
+                <w:sz w:val="16"/>
+                <w:szCs w:val="16"/>
+              </w:rPr>
+            </w:pPr>
             <w:r>
               <w:rPr>
                 <w:rFonts w:asciiTheme="majorEastAsia" w:eastAsiaTheme="majorEastAsia" w:hAnsiTheme="majorEastAsia" w:hint="eastAsia"/>
@@ -9965,66 +8871,7 @@
                 <w:sz w:val="16"/>
                 <w:szCs w:val="16"/>
               </w:rPr>
-              <w:t>(</w:t>
-            </w:r>
-            <w:proofErr w:type="gramEnd"/>
-            <w:r>
-              <w:rPr>
-                <w:rFonts w:asciiTheme="majorEastAsia" w:eastAsiaTheme="majorEastAsia" w:hAnsiTheme="majorEastAsia" w:hint="eastAsia"/>
-                <w:b/>
-                <w:bCs/>
-                <w:sz w:val="16"/>
-                <w:szCs w:val="16"/>
-              </w:rPr>
-              <w:t xml:space="preserve">), </w:t>
-            </w:r>
-          </w:p>
-          <w:p>
-            <w:pPr>
-              <w:widowControl/>
-              <w:wordWrap/>
-              <w:autoSpaceDE/>
-              <w:rPr>
-                <w:rFonts w:asciiTheme="majorEastAsia" w:eastAsiaTheme="majorEastAsia" w:hAnsiTheme="majorEastAsia"/>
-                <w:b/>
-                <w:bCs/>
-                <w:sz w:val="16"/>
-                <w:szCs w:val="16"/>
-              </w:rPr>
-            </w:pPr>
-            <w:proofErr w:type="spellStart"/>
-            <w:proofErr w:type="gramStart"/>
-            <w:r>
-              <w:rPr>
-                <w:rFonts w:asciiTheme="majorEastAsia" w:eastAsiaTheme="majorEastAsia" w:hAnsiTheme="majorEastAsia" w:hint="eastAsia"/>
-                <w:b/>
-                <w:bCs/>
-                <w:sz w:val="16"/>
-                <w:szCs w:val="16"/>
-              </w:rPr>
-              <w:t>Processpacket</w:t>
-            </w:r>
-            <w:proofErr w:type="spellEnd"/>
-            <w:r>
-              <w:rPr>
-                <w:rFonts w:asciiTheme="majorEastAsia" w:eastAsiaTheme="majorEastAsia" w:hAnsiTheme="majorEastAsia" w:hint="eastAsia"/>
-                <w:b/>
-                <w:bCs/>
-                <w:sz w:val="16"/>
-                <w:szCs w:val="16"/>
-              </w:rPr>
-              <w:t>(</w:t>
-            </w:r>
-            <w:proofErr w:type="gramEnd"/>
-            <w:r>
-              <w:rPr>
-                <w:rFonts w:asciiTheme="majorEastAsia" w:eastAsiaTheme="majorEastAsia" w:hAnsiTheme="majorEastAsia" w:hint="eastAsia"/>
-                <w:b/>
-                <w:bCs/>
-                <w:sz w:val="16"/>
-                <w:szCs w:val="16"/>
-              </w:rPr>
-              <w:t>)</w:t>
+              <w:t>Processpacket()</w:t>
             </w:r>
           </w:p>
           <w:p>
@@ -10134,7 +8981,6 @@
                 <w:szCs w:val="16"/>
               </w:rPr>
             </w:pPr>
-            <w:proofErr w:type="spellStart"/>
             <w:r>
               <w:rPr>
                 <w:rFonts w:hint="eastAsia"/>
@@ -10144,7 +8990,6 @@
               </w:rPr>
               <w:t>패킷테스트</w:t>
             </w:r>
-            <w:proofErr w:type="spellEnd"/>
           </w:p>
           <w:p>
             <w:pPr>
@@ -10188,29 +9033,7 @@
                 <w:sz w:val="16"/>
                 <w:szCs w:val="16"/>
               </w:rPr>
-              <w:t xml:space="preserve">클라이언트, 서버 연결 성공, send, </w:t>
-            </w:r>
-            <w:proofErr w:type="spellStart"/>
-            <w:r>
-              <w:rPr>
-                <w:rFonts w:hint="eastAsia"/>
-                <w:b/>
-                <w:bCs/>
-                <w:sz w:val="16"/>
-                <w:szCs w:val="16"/>
-              </w:rPr>
-              <w:t>recv</w:t>
-            </w:r>
-            <w:proofErr w:type="spellEnd"/>
-            <w:r>
-              <w:rPr>
-                <w:rFonts w:hint="eastAsia"/>
-                <w:b/>
-                <w:bCs/>
-                <w:sz w:val="16"/>
-                <w:szCs w:val="16"/>
-              </w:rPr>
-              <w:t xml:space="preserve"> 성공</w:t>
+              <w:t>클라이언트, 서버 연결 성공, send, recv 성공</w:t>
             </w:r>
           </w:p>
         </w:tc>
@@ -10279,7 +9102,6 @@
                 <w:szCs w:val="16"/>
               </w:rPr>
             </w:pPr>
-            <w:proofErr w:type="spellStart"/>
             <w:r>
               <w:rPr>
                 <w:rFonts w:hint="eastAsia"/>
@@ -10290,7 +9112,6 @@
               </w:rPr>
               <w:t>UpdatePosition</w:t>
             </w:r>
-            <w:proofErr w:type="spellEnd"/>
           </w:p>
           <w:p>
             <w:pPr>
@@ -10351,7 +9172,6 @@
                 <w:szCs w:val="16"/>
               </w:rPr>
             </w:pPr>
-            <w:proofErr w:type="spellStart"/>
             <w:r>
               <w:rPr>
                 <w:rFonts w:asciiTheme="majorEastAsia" w:eastAsiaTheme="majorEastAsia" w:hAnsiTheme="majorEastAsia" w:hint="eastAsia"/>
@@ -10362,7 +9182,6 @@
               </w:rPr>
               <w:t>Processpacket</w:t>
             </w:r>
-            <w:proofErr w:type="spellEnd"/>
           </w:p>
           <w:p>
             <w:pPr>
@@ -10535,7 +9354,6 @@
                 <w:szCs w:val="16"/>
               </w:rPr>
             </w:pPr>
-            <w:proofErr w:type="spellStart"/>
             <w:r>
               <w:rPr>
                 <w:rFonts w:asciiTheme="majorEastAsia" w:eastAsiaTheme="majorEastAsia" w:hAnsiTheme="majorEastAsia" w:hint="eastAsia"/>
@@ -10544,7 +9362,6 @@
               </w:rPr>
               <w:t>Processpacket</w:t>
             </w:r>
-            <w:proofErr w:type="spellEnd"/>
           </w:p>
           <w:p>
             <w:pPr>
@@ -10614,7 +9431,6 @@
               </w:rPr>
               <w:t xml:space="preserve"> </w:t>
             </w:r>
-            <w:proofErr w:type="spellStart"/>
             <w:r>
               <w:rPr>
                 <w:rFonts w:hint="eastAsia"/>
@@ -10623,61 +9439,24 @@
               </w:rPr>
               <w:t>send_Game</w:t>
             </w:r>
-            <w:proofErr w:type="spellEnd"/>
-          </w:p>
-          <w:p>
-            <w:pPr>
-              <w:widowControl/>
-              <w:wordWrap/>
-              <w:autoSpaceDE/>
-              <w:rPr>
-                <w:sz w:val="16"/>
-                <w:szCs w:val="16"/>
-              </w:rPr>
-            </w:pPr>
-            <w:r>
-              <w:rPr>
-                <w:rFonts w:hint="eastAsia"/>
-                <w:sz w:val="16"/>
-                <w:szCs w:val="16"/>
-              </w:rPr>
-              <w:t>_</w:t>
-            </w:r>
-            <w:proofErr w:type="spellStart"/>
-            <w:r>
-              <w:rPr>
-                <w:rFonts w:hint="eastAsia"/>
-                <w:sz w:val="16"/>
-                <w:szCs w:val="16"/>
-              </w:rPr>
-              <w:t>Start_</w:t>
-            </w:r>
-            <w:proofErr w:type="gramStart"/>
-            <w:r>
-              <w:rPr>
-                <w:rFonts w:hint="eastAsia"/>
-                <w:sz w:val="16"/>
-                <w:szCs w:val="16"/>
-              </w:rPr>
-              <w:t>Packet</w:t>
-            </w:r>
-            <w:proofErr w:type="spellEnd"/>
-            <w:r>
-              <w:rPr>
-                <w:rFonts w:hint="eastAsia"/>
-                <w:sz w:val="16"/>
-                <w:szCs w:val="16"/>
-              </w:rPr>
-              <w:t>(</w:t>
-            </w:r>
-            <w:proofErr w:type="gramEnd"/>
-            <w:r>
-              <w:rPr>
-                <w:rFonts w:hint="eastAsia"/>
-                <w:sz w:val="16"/>
-                <w:szCs w:val="16"/>
-              </w:rPr>
-              <w:t>)</w:t>
+          </w:p>
+          <w:p>
+            <w:pPr>
+              <w:widowControl/>
+              <w:wordWrap/>
+              <w:autoSpaceDE/>
+              <w:rPr>
+                <w:sz w:val="16"/>
+                <w:szCs w:val="16"/>
+              </w:rPr>
+            </w:pPr>
+            <w:r>
+              <w:rPr>
+                <w:rFonts w:hint="eastAsia"/>
+                <w:sz w:val="16"/>
+                <w:szCs w:val="16"/>
+              </w:rPr>
+              <w:t>_Start_Packet()</w:t>
             </w:r>
           </w:p>
           <w:p>
@@ -10786,7 +9565,6 @@
                 <w:szCs w:val="16"/>
               </w:rPr>
             </w:pPr>
-            <w:proofErr w:type="spellStart"/>
             <w:r>
               <w:rPr>
                 <w:rFonts w:hint="eastAsia"/>
@@ -10796,7 +9574,6 @@
               </w:rPr>
               <w:t>패킷테스트</w:t>
             </w:r>
-            <w:proofErr w:type="spellEnd"/>
           </w:p>
           <w:p>
             <w:pPr>
@@ -10917,7 +9694,6 @@
                 <w:szCs w:val="16"/>
               </w:rPr>
             </w:pPr>
-            <w:proofErr w:type="spellStart"/>
             <w:r>
               <w:rPr>
                 <w:rFonts w:hint="eastAsia"/>
@@ -10926,43 +9702,24 @@
               </w:rPr>
               <w:t>send_move</w:t>
             </w:r>
-            <w:proofErr w:type="spellEnd"/>
-          </w:p>
-          <w:p>
-            <w:pPr>
-              <w:widowControl/>
-              <w:wordWrap/>
-              <w:autoSpaceDE/>
-              <w:rPr>
-                <w:sz w:val="16"/>
-                <w:szCs w:val="16"/>
-              </w:rPr>
-            </w:pPr>
-            <w:r>
-              <w:rPr>
-                <w:rFonts w:hint="eastAsia"/>
-                <w:sz w:val="16"/>
-                <w:szCs w:val="16"/>
-              </w:rPr>
-              <w:t>_</w:t>
-            </w:r>
-            <w:proofErr w:type="gramStart"/>
-            <w:r>
-              <w:rPr>
-                <w:rFonts w:hint="eastAsia"/>
-                <w:sz w:val="16"/>
-                <w:szCs w:val="16"/>
-              </w:rPr>
-              <w:t>packet(</w:t>
-            </w:r>
-            <w:proofErr w:type="gramEnd"/>
-            <w:r>
-              <w:rPr>
-                <w:rFonts w:hint="eastAsia"/>
-                <w:sz w:val="16"/>
-                <w:szCs w:val="16"/>
-              </w:rPr>
-              <w:t>)</w:t>
+          </w:p>
+          <w:p>
+            <w:pPr>
+              <w:widowControl/>
+              <w:wordWrap/>
+              <w:autoSpaceDE/>
+              <w:rPr>
+                <w:sz w:val="16"/>
+                <w:szCs w:val="16"/>
+              </w:rPr>
+            </w:pPr>
+            <w:r>
+              <w:rPr>
+                <w:rFonts w:hint="eastAsia"/>
+                <w:sz w:val="16"/>
+                <w:szCs w:val="16"/>
+              </w:rPr>
+              <w:t>_packet()</w:t>
             </w:r>
           </w:p>
           <w:p>
@@ -11104,7 +9861,6 @@
                 <w:szCs w:val="16"/>
               </w:rPr>
             </w:pPr>
-            <w:proofErr w:type="spellStart"/>
             <w:r>
               <w:rPr>
                 <w:rFonts w:asciiTheme="majorEastAsia" w:eastAsiaTheme="majorEastAsia" w:hAnsiTheme="majorEastAsia" w:hint="eastAsia"/>
@@ -11113,7 +9869,6 @@
               </w:rPr>
               <w:t>Processpacket</w:t>
             </w:r>
-            <w:proofErr w:type="spellEnd"/>
           </w:p>
           <w:p>
             <w:pPr>
@@ -11298,7 +10053,6 @@
                 <w:szCs w:val="16"/>
               </w:rPr>
             </w:pPr>
-            <w:proofErr w:type="spellStart"/>
             <w:r>
               <w:rPr>
                 <w:rFonts w:hint="eastAsia"/>
@@ -11308,7 +10062,6 @@
               </w:rPr>
               <w:t>패킷테스트</w:t>
             </w:r>
-            <w:proofErr w:type="spellEnd"/>
           </w:p>
           <w:p>
             <w:pPr>
@@ -11432,41 +10185,13 @@
                 <w:szCs w:val="16"/>
               </w:rPr>
             </w:pPr>
-            <w:proofErr w:type="spellStart"/>
-            <w:r>
-              <w:rPr>
-                <w:rFonts w:hint="eastAsia"/>
-                <w:sz w:val="16"/>
-                <w:szCs w:val="16"/>
-              </w:rPr>
-              <w:t>Finish_</w:t>
-            </w:r>
-            <w:proofErr w:type="gramStart"/>
-            <w:r>
-              <w:rPr>
-                <w:rFonts w:hint="eastAsia"/>
-                <w:sz w:val="16"/>
-                <w:szCs w:val="16"/>
-              </w:rPr>
-              <w:t>packet</w:t>
-            </w:r>
-            <w:proofErr w:type="spellEnd"/>
-            <w:r>
-              <w:rPr>
-                <w:rFonts w:hint="eastAsia"/>
-                <w:sz w:val="16"/>
-                <w:szCs w:val="16"/>
-              </w:rPr>
-              <w:t>(</w:t>
-            </w:r>
-            <w:proofErr w:type="gramEnd"/>
-            <w:r>
-              <w:rPr>
-                <w:rFonts w:hint="eastAsia"/>
-                <w:sz w:val="16"/>
-                <w:szCs w:val="16"/>
-              </w:rPr>
-              <w:t>)</w:t>
+            <w:r>
+              <w:rPr>
+                <w:rFonts w:hint="eastAsia"/>
+                <w:sz w:val="16"/>
+                <w:szCs w:val="16"/>
+              </w:rPr>
+              <w:t>Finish_packet()</w:t>
             </w:r>
           </w:p>
           <w:p>
@@ -11586,7 +10311,6 @@
                 <w:szCs w:val="16"/>
               </w:rPr>
             </w:pPr>
-            <w:proofErr w:type="spellStart"/>
             <w:r>
               <w:rPr>
                 <w:rFonts w:asciiTheme="majorEastAsia" w:eastAsiaTheme="majorEastAsia" w:hAnsiTheme="majorEastAsia" w:hint="eastAsia"/>
@@ -11595,7 +10319,6 @@
               </w:rPr>
               <w:t>Processpacket</w:t>
             </w:r>
-            <w:proofErr w:type="spellEnd"/>
           </w:p>
           <w:p>
             <w:pPr>
@@ -11656,7 +10379,6 @@
                 <w:szCs w:val="16"/>
               </w:rPr>
             </w:pPr>
-            <w:proofErr w:type="spellStart"/>
             <w:r>
               <w:rPr>
                 <w:rFonts w:hint="eastAsia"/>
@@ -11665,7 +10387,6 @@
               </w:rPr>
               <w:t>send_rank</w:t>
             </w:r>
-            <w:proofErr w:type="spellEnd"/>
           </w:p>
           <w:p>
             <w:pPr>
@@ -11774,7 +10495,6 @@
                 <w:szCs w:val="16"/>
               </w:rPr>
             </w:pPr>
-            <w:proofErr w:type="spellStart"/>
             <w:r>
               <w:rPr>
                 <w:rFonts w:hint="eastAsia"/>
@@ -11784,7 +10504,6 @@
               </w:rPr>
               <w:t>패킷테스트</w:t>
             </w:r>
-            <w:proofErr w:type="spellEnd"/>
           </w:p>
           <w:p>
             <w:pPr>
@@ -11847,7 +10566,6 @@
                 <w:szCs w:val="16"/>
               </w:rPr>
             </w:pPr>
-            <w:proofErr w:type="spellStart"/>
             <w:r>
               <w:rPr>
                 <w:rFonts w:hint="eastAsia"/>
@@ -11856,61 +10574,24 @@
               </w:rPr>
               <w:t>send_login</w:t>
             </w:r>
-            <w:proofErr w:type="spellEnd"/>
-          </w:p>
-          <w:p>
-            <w:pPr>
-              <w:widowControl/>
-              <w:wordWrap/>
-              <w:autoSpaceDE/>
-              <w:rPr>
-                <w:sz w:val="16"/>
-                <w:szCs w:val="16"/>
-              </w:rPr>
-            </w:pPr>
-            <w:r>
-              <w:rPr>
-                <w:rFonts w:hint="eastAsia"/>
-                <w:sz w:val="16"/>
-                <w:szCs w:val="16"/>
-              </w:rPr>
-              <w:t>_</w:t>
-            </w:r>
-            <w:proofErr w:type="spellStart"/>
-            <w:r>
-              <w:rPr>
-                <w:rFonts w:hint="eastAsia"/>
-                <w:sz w:val="16"/>
-                <w:szCs w:val="16"/>
-              </w:rPr>
-              <w:t>fail_</w:t>
-            </w:r>
-            <w:proofErr w:type="gramStart"/>
-            <w:r>
-              <w:rPr>
-                <w:rFonts w:hint="eastAsia"/>
-                <w:sz w:val="16"/>
-                <w:szCs w:val="16"/>
-              </w:rPr>
-              <w:t>packet</w:t>
-            </w:r>
-            <w:proofErr w:type="spellEnd"/>
-            <w:r>
-              <w:rPr>
-                <w:rFonts w:hint="eastAsia"/>
-                <w:sz w:val="16"/>
-                <w:szCs w:val="16"/>
-              </w:rPr>
-              <w:t>(</w:t>
-            </w:r>
-            <w:proofErr w:type="gramEnd"/>
-            <w:r>
-              <w:rPr>
-                <w:rFonts w:hint="eastAsia"/>
-                <w:sz w:val="16"/>
-                <w:szCs w:val="16"/>
-              </w:rPr>
-              <w:t>);</w:t>
+          </w:p>
+          <w:p>
+            <w:pPr>
+              <w:widowControl/>
+              <w:wordWrap/>
+              <w:autoSpaceDE/>
+              <w:rPr>
+                <w:sz w:val="16"/>
+                <w:szCs w:val="16"/>
+              </w:rPr>
+            </w:pPr>
+            <w:r>
+              <w:rPr>
+                <w:rFonts w:hint="eastAsia"/>
+                <w:sz w:val="16"/>
+                <w:szCs w:val="16"/>
+              </w:rPr>
+              <w:t>_fail_packet();</w:t>
             </w:r>
           </w:p>
           <w:p>
@@ -12161,7 +10842,6 @@
                 <w:szCs w:val="16"/>
               </w:rPr>
             </w:pPr>
-            <w:proofErr w:type="spellStart"/>
             <w:r>
               <w:rPr>
                 <w:rFonts w:hint="eastAsia"/>
@@ -12171,7 +10851,6 @@
               </w:rPr>
               <w:t>패킷테스트</w:t>
             </w:r>
-            <w:proofErr w:type="spellEnd"/>
           </w:p>
           <w:p>
             <w:pPr>
@@ -12733,7 +11412,7 @@
 </file>
 
 <file path=word/endnotes.xml><?xml version="1.0" encoding="utf-8"?>
-<w:endnotes xmlns:wpc="http://schemas.microsoft.com/office/word/2010/wordprocessingCanvas" xmlns:cx="http://schemas.microsoft.com/office/drawing/2014/chartex" xmlns:cx1="http://schemas.microsoft.com/office/drawing/2015/9/8/chartex" xmlns:cx2="http://schemas.microsoft.com/office/drawing/2015/10/21/chartex" xmlns:cx3="http://schemas.microsoft.com/office/drawing/2016/5/9/chartex" xmlns:cx4="http://schemas.microsoft.com/office/drawing/2016/5/10/chartex" xmlns:cx5="http://schemas.microsoft.com/office/drawing/2016/5/11/chartex" xmlns:cx6="http://schemas.microsoft.com/office/drawing/2016/5/12/chartex" xmlns:cx7="http://schemas.microsoft.com/office/drawing/2016/5/13/chartex" xmlns:cx8="http://schemas.microsoft.com/office/drawing/2016/5/14/chartex" xmlns:mc="http://schemas.openxmlformats.org/markup-compatibility/2006" xmlns:aink="http://schemas.microsoft.com/office/drawing/2016/ink" xmlns:am3d="http://schemas.microsoft.com/office/drawing/2017/model3d" xmlns:o="urn:schemas-microsoft-com:office:office" xmlns:oel="http://schemas.microsoft.com/office/2019/extlst" xmlns:r="http://schemas.openxmlformats.org/officeDocument/2006/relationships" xmlns:m="http://schemas.openxmlformats.org/officeDocument/2006/math" xmlns:v="urn:schemas-microsoft-com:vml" xmlns:wp14="http://schemas.microsoft.com/office/word/2010/wordprocessingDrawing" xmlns:wp="http://schemas.openxmlformats.org/drawingml/2006/wordprocessingDrawing" xmlns:w10="urn:schemas-microsoft-com:office:word" xmlns:w="http://schemas.openxmlformats.org/wordprocessingml/2006/main" xmlns:w14="http://schemas.microsoft.com/office/word/2010/wordml" xmlns:w15="http://schemas.microsoft.com/office/word/2012/wordml" xmlns:w16cex="http://schemas.microsoft.com/office/word/2018/wordml/cex" xmlns:w16cid="http://schemas.microsoft.com/office/word/2016/wordml/cid" xmlns:w16="http://schemas.microsoft.com/office/word/2018/wordml" xmlns:w16sdtdh="http://schemas.microsoft.com/office/word/2020/wordml/sdtdatahash" xmlns:w16se="http://schemas.microsoft.com/office/word/2015/wordml/symex" xmlns:wpg="http://schemas.microsoft.com/office/word/2010/wordprocessingGroup" xmlns:wpi="http://schemas.microsoft.com/office/word/2010/wordprocessingInk" xmlns:wne="http://schemas.microsoft.com/office/word/2006/wordml" xmlns:wps="http://schemas.microsoft.com/office/word/2010/wordprocessingShape" mc:Ignorable="w14 w15 w16se w16cid w16 w16cex w16sdtdh wp14">
+<w:endnotes xmlns:wpc="http://schemas.microsoft.com/office/word/2010/wordprocessingCanvas" xmlns:cx="http://schemas.microsoft.com/office/drawing/2014/chartex" xmlns:cx1="http://schemas.microsoft.com/office/drawing/2015/9/8/chartex" xmlns:cx2="http://schemas.microsoft.com/office/drawing/2015/10/21/chartex" xmlns:cx3="http://schemas.microsoft.com/office/drawing/2016/5/9/chartex" xmlns:cx4="http://schemas.microsoft.com/office/drawing/2016/5/10/chartex" xmlns:cx5="http://schemas.microsoft.com/office/drawing/2016/5/11/chartex" xmlns:cx6="http://schemas.microsoft.com/office/drawing/2016/5/12/chartex" xmlns:cx7="http://schemas.microsoft.com/office/drawing/2016/5/13/chartex" xmlns:cx8="http://schemas.microsoft.com/office/drawing/2016/5/14/chartex" xmlns:mc="http://schemas.openxmlformats.org/markup-compatibility/2006" xmlns:aink="http://schemas.microsoft.com/office/drawing/2016/ink" xmlns:am3d="http://schemas.microsoft.com/office/drawing/2017/model3d" xmlns:o="urn:schemas-microsoft-com:office:office" xmlns:oel="http://schemas.microsoft.com/office/2019/extlst" xmlns:r="http://schemas.openxmlformats.org/officeDocument/2006/relationships" xmlns:m="http://schemas.openxmlformats.org/officeDocument/2006/math" xmlns:v="urn:schemas-microsoft-com:vml" xmlns:wp14="http://schemas.microsoft.com/office/word/2010/wordprocessingDrawing" xmlns:wp="http://schemas.openxmlformats.org/drawingml/2006/wordprocessingDrawing" xmlns:w10="urn:schemas-microsoft-com:office:word" xmlns:w="http://schemas.openxmlformats.org/wordprocessingml/2006/main" xmlns:w14="http://schemas.microsoft.com/office/word/2010/wordml" xmlns:w15="http://schemas.microsoft.com/office/word/2012/wordml" xmlns:w16cex="http://schemas.microsoft.com/office/word/2018/wordml/cex" xmlns:w16cid="http://schemas.microsoft.com/office/word/2016/wordml/cid" xmlns:w16="http://schemas.microsoft.com/office/word/2018/wordml" xmlns:w16du="http://schemas.microsoft.com/office/word/2023/wordml/word16du" xmlns:w16sdtdh="http://schemas.microsoft.com/office/word/2020/wordml/sdtdatahash" xmlns:w16sdtfl="http://schemas.microsoft.com/office/word/2024/wordml/sdtformatlock" xmlns:w16se="http://schemas.microsoft.com/office/word/2015/wordml/symex" xmlns:wpg="http://schemas.microsoft.com/office/word/2010/wordprocessingGroup" xmlns:wpi="http://schemas.microsoft.com/office/word/2010/wordprocessingInk" xmlns:wne="http://schemas.microsoft.com/office/word/2006/wordml" xmlns:wps="http://schemas.microsoft.com/office/word/2010/wordprocessingShape" mc:Ignorable="w14 w15 w16se w16cid w16 w16cex w16sdtdh w16sdtfl w16du wp14">
   <w:endnote w:type="separator" w:id="-1">
     <w:p>
       <w:pPr>
@@ -12758,7 +11437,7 @@
 </file>
 
 <file path=word/footer1.xml><?xml version="1.0" encoding="utf-8"?>
-<w:ftr xmlns:wpc="http://schemas.microsoft.com/office/word/2010/wordprocessingCanvas" xmlns:cx="http://schemas.microsoft.com/office/drawing/2014/chartex" xmlns:cx1="http://schemas.microsoft.com/office/drawing/2015/9/8/chartex" xmlns:cx2="http://schemas.microsoft.com/office/drawing/2015/10/21/chartex" xmlns:cx3="http://schemas.microsoft.com/office/drawing/2016/5/9/chartex" xmlns:cx4="http://schemas.microsoft.com/office/drawing/2016/5/10/chartex" xmlns:cx5="http://schemas.microsoft.com/office/drawing/2016/5/11/chartex" xmlns:cx6="http://schemas.microsoft.com/office/drawing/2016/5/12/chartex" xmlns:cx7="http://schemas.microsoft.com/office/drawing/2016/5/13/chartex" xmlns:cx8="http://schemas.microsoft.com/office/drawing/2016/5/14/chartex" xmlns:mc="http://schemas.openxmlformats.org/markup-compatibility/2006" xmlns:aink="http://schemas.microsoft.com/office/drawing/2016/ink" xmlns:am3d="http://schemas.microsoft.com/office/drawing/2017/model3d" xmlns:o="urn:schemas-microsoft-com:office:office" xmlns:oel="http://schemas.microsoft.com/office/2019/extlst" xmlns:r="http://schemas.openxmlformats.org/officeDocument/2006/relationships" xmlns:m="http://schemas.openxmlformats.org/officeDocument/2006/math" xmlns:v="urn:schemas-microsoft-com:vml" xmlns:wp14="http://schemas.microsoft.com/office/word/2010/wordprocessingDrawing" xmlns:wp="http://schemas.openxmlformats.org/drawingml/2006/wordprocessingDrawing" xmlns:w10="urn:schemas-microsoft-com:office:word" xmlns:w="http://schemas.openxmlformats.org/wordprocessingml/2006/main" xmlns:w14="http://schemas.microsoft.com/office/word/2010/wordml" xmlns:w15="http://schemas.microsoft.com/office/word/2012/wordml" xmlns:w16cex="http://schemas.microsoft.com/office/word/2018/wordml/cex" xmlns:w16cid="http://schemas.microsoft.com/office/word/2016/wordml/cid" xmlns:w16="http://schemas.microsoft.com/office/word/2018/wordml" xmlns:w16sdtdh="http://schemas.microsoft.com/office/word/2020/wordml/sdtdatahash" xmlns:w16se="http://schemas.microsoft.com/office/word/2015/wordml/symex" xmlns:wpg="http://schemas.microsoft.com/office/word/2010/wordprocessingGroup" xmlns:wpi="http://schemas.microsoft.com/office/word/2010/wordprocessingInk" xmlns:wne="http://schemas.microsoft.com/office/word/2006/wordml" xmlns:wps="http://schemas.microsoft.com/office/word/2010/wordprocessingShape" mc:Ignorable="w14 w15 w16se w16cid w16 w16cex w16sdtdh wp14">
+<w:ftr xmlns:wpc="http://schemas.microsoft.com/office/word/2010/wordprocessingCanvas" xmlns:cx="http://schemas.microsoft.com/office/drawing/2014/chartex" xmlns:cx1="http://schemas.microsoft.com/office/drawing/2015/9/8/chartex" xmlns:cx2="http://schemas.microsoft.com/office/drawing/2015/10/21/chartex" xmlns:cx3="http://schemas.microsoft.com/office/drawing/2016/5/9/chartex" xmlns:cx4="http://schemas.microsoft.com/office/drawing/2016/5/10/chartex" xmlns:cx5="http://schemas.microsoft.com/office/drawing/2016/5/11/chartex" xmlns:cx6="http://schemas.microsoft.com/office/drawing/2016/5/12/chartex" xmlns:cx7="http://schemas.microsoft.com/office/drawing/2016/5/13/chartex" xmlns:cx8="http://schemas.microsoft.com/office/drawing/2016/5/14/chartex" xmlns:mc="http://schemas.openxmlformats.org/markup-compatibility/2006" xmlns:aink="http://schemas.microsoft.com/office/drawing/2016/ink" xmlns:am3d="http://schemas.microsoft.com/office/drawing/2017/model3d" xmlns:o="urn:schemas-microsoft-com:office:office" xmlns:oel="http://schemas.microsoft.com/office/2019/extlst" xmlns:r="http://schemas.openxmlformats.org/officeDocument/2006/relationships" xmlns:m="http://schemas.openxmlformats.org/officeDocument/2006/math" xmlns:v="urn:schemas-microsoft-com:vml" xmlns:wp14="http://schemas.microsoft.com/office/word/2010/wordprocessingDrawing" xmlns:wp="http://schemas.openxmlformats.org/drawingml/2006/wordprocessingDrawing" xmlns:w10="urn:schemas-microsoft-com:office:word" xmlns:w="http://schemas.openxmlformats.org/wordprocessingml/2006/main" xmlns:w14="http://schemas.microsoft.com/office/word/2010/wordml" xmlns:w15="http://schemas.microsoft.com/office/word/2012/wordml" xmlns:w16cex="http://schemas.microsoft.com/office/word/2018/wordml/cex" xmlns:w16cid="http://schemas.microsoft.com/office/word/2016/wordml/cid" xmlns:w16="http://schemas.microsoft.com/office/word/2018/wordml" xmlns:w16du="http://schemas.microsoft.com/office/word/2023/wordml/word16du" xmlns:w16sdtdh="http://schemas.microsoft.com/office/word/2020/wordml/sdtdatahash" xmlns:w16sdtfl="http://schemas.microsoft.com/office/word/2024/wordml/sdtformatlock" xmlns:w16se="http://schemas.microsoft.com/office/word/2015/wordml/symex" xmlns:wpg="http://schemas.microsoft.com/office/word/2010/wordprocessingGroup" xmlns:wpi="http://schemas.microsoft.com/office/word/2010/wordprocessingInk" xmlns:wne="http://schemas.microsoft.com/office/word/2006/wordml" xmlns:wps="http://schemas.microsoft.com/office/word/2010/wordprocessingShape" mc:Ignorable="w14 w15 w16se w16cid w16 w16cex w16sdtdh w16sdtfl w16du wp14">
   <w:sdt>
     <w:sdtPr>
       <w:id w:val="1471174885"/>
@@ -12803,7 +11482,7 @@
 </file>
 
 <file path=word/footnotes.xml><?xml version="1.0" encoding="utf-8"?>
-<w:footnotes xmlns:wpc="http://schemas.microsoft.com/office/word/2010/wordprocessingCanvas" xmlns:cx="http://schemas.microsoft.com/office/drawing/2014/chartex" xmlns:cx1="http://schemas.microsoft.com/office/drawing/2015/9/8/chartex" xmlns:cx2="http://schemas.microsoft.com/office/drawing/2015/10/21/chartex" xmlns:cx3="http://schemas.microsoft.com/office/drawing/2016/5/9/chartex" xmlns:cx4="http://schemas.microsoft.com/office/drawing/2016/5/10/chartex" xmlns:cx5="http://schemas.microsoft.com/office/drawing/2016/5/11/chartex" xmlns:cx6="http://schemas.microsoft.com/office/drawing/2016/5/12/chartex" xmlns:cx7="http://schemas.microsoft.com/office/drawing/2016/5/13/chartex" xmlns:cx8="http://schemas.microsoft.com/office/drawing/2016/5/14/chartex" xmlns:mc="http://schemas.openxmlformats.org/markup-compatibility/2006" xmlns:aink="http://schemas.microsoft.com/office/drawing/2016/ink" xmlns:am3d="http://schemas.microsoft.com/office/drawing/2017/model3d" xmlns:o="urn:schemas-microsoft-com:office:office" xmlns:oel="http://schemas.microsoft.com/office/2019/extlst" xmlns:r="http://schemas.openxmlformats.org/officeDocument/2006/relationships" xmlns:m="http://schemas.openxmlformats.org/officeDocument/2006/math" xmlns:v="urn:schemas-microsoft-com:vml" xmlns:wp14="http://schemas.microsoft.com/office/word/2010/wordprocessingDrawing" xmlns:wp="http://schemas.openxmlformats.org/drawingml/2006/wordprocessingDrawing" xmlns:w10="urn:schemas-microsoft-com:office:word" xmlns:w="http://schemas.openxmlformats.org/wordprocessingml/2006/main" xmlns:w14="http://schemas.microsoft.com/office/word/2010/wordml" xmlns:w15="http://schemas.microsoft.com/office/word/2012/wordml" xmlns:w16cex="http://schemas.microsoft.com/office/word/2018/wordml/cex" xmlns:w16cid="http://schemas.microsoft.com/office/word/2016/wordml/cid" xmlns:w16="http://schemas.microsoft.com/office/word/2018/wordml" xmlns:w16sdtdh="http://schemas.microsoft.com/office/word/2020/wordml/sdtdatahash" xmlns:w16se="http://schemas.microsoft.com/office/word/2015/wordml/symex" xmlns:wpg="http://schemas.microsoft.com/office/word/2010/wordprocessingGroup" xmlns:wpi="http://schemas.microsoft.com/office/word/2010/wordprocessingInk" xmlns:wne="http://schemas.microsoft.com/office/word/2006/wordml" xmlns:wps="http://schemas.microsoft.com/office/word/2010/wordprocessingShape" mc:Ignorable="w14 w15 w16se w16cid w16 w16cex w16sdtdh wp14">
+<w:footnotes xmlns:wpc="http://schemas.microsoft.com/office/word/2010/wordprocessingCanvas" xmlns:cx="http://schemas.microsoft.com/office/drawing/2014/chartex" xmlns:cx1="http://schemas.microsoft.com/office/drawing/2015/9/8/chartex" xmlns:cx2="http://schemas.microsoft.com/office/drawing/2015/10/21/chartex" xmlns:cx3="http://schemas.microsoft.com/office/drawing/2016/5/9/chartex" xmlns:cx4="http://schemas.microsoft.com/office/drawing/2016/5/10/chartex" xmlns:cx5="http://schemas.microsoft.com/office/drawing/2016/5/11/chartex" xmlns:cx6="http://schemas.microsoft.com/office/drawing/2016/5/12/chartex" xmlns:cx7="http://schemas.microsoft.com/office/drawing/2016/5/13/chartex" xmlns:cx8="http://schemas.microsoft.com/office/drawing/2016/5/14/chartex" xmlns:mc="http://schemas.openxmlformats.org/markup-compatibility/2006" xmlns:aink="http://schemas.microsoft.com/office/drawing/2016/ink" xmlns:am3d="http://schemas.microsoft.com/office/drawing/2017/model3d" xmlns:o="urn:schemas-microsoft-com:office:office" xmlns:oel="http://schemas.microsoft.com/office/2019/extlst" xmlns:r="http://schemas.openxmlformats.org/officeDocument/2006/relationships" xmlns:m="http://schemas.openxmlformats.org/officeDocument/2006/math" xmlns:v="urn:schemas-microsoft-com:vml" xmlns:wp14="http://schemas.microsoft.com/office/word/2010/wordprocessingDrawing" xmlns:wp="http://schemas.openxmlformats.org/drawingml/2006/wordprocessingDrawing" xmlns:w10="urn:schemas-microsoft-com:office:word" xmlns:w="http://schemas.openxmlformats.org/wordprocessingml/2006/main" xmlns:w14="http://schemas.microsoft.com/office/word/2010/wordml" xmlns:w15="http://schemas.microsoft.com/office/word/2012/wordml" xmlns:w16cex="http://schemas.microsoft.com/office/word/2018/wordml/cex" xmlns:w16cid="http://schemas.microsoft.com/office/word/2016/wordml/cid" xmlns:w16="http://schemas.microsoft.com/office/word/2018/wordml" xmlns:w16du="http://schemas.microsoft.com/office/word/2023/wordml/word16du" xmlns:w16sdtdh="http://schemas.microsoft.com/office/word/2020/wordml/sdtdatahash" xmlns:w16sdtfl="http://schemas.microsoft.com/office/word/2024/wordml/sdtformatlock" xmlns:w16se="http://schemas.microsoft.com/office/word/2015/wordml/symex" xmlns:wpg="http://schemas.microsoft.com/office/word/2010/wordprocessingGroup" xmlns:wpi="http://schemas.microsoft.com/office/word/2010/wordprocessingInk" xmlns:wne="http://schemas.microsoft.com/office/word/2006/wordml" xmlns:wps="http://schemas.microsoft.com/office/word/2010/wordprocessingShape" mc:Ignorable="w14 w15 w16se w16cid w16 w16cex w16sdtdh w16sdtfl w16du wp14">
   <w:footnote w:type="separator" w:id="-1">
     <w:p>
       <w:pPr>
@@ -12828,7 +11507,7 @@
 </file>
 
 <file path=word/numbering.xml><?xml version="1.0" encoding="utf-8"?>
-<w:numbering xmlns:wpc="http://schemas.microsoft.com/office/word/2010/wordprocessingCanvas" xmlns:cx="http://schemas.microsoft.com/office/drawing/2014/chartex" xmlns:cx1="http://schemas.microsoft.com/office/drawing/2015/9/8/chartex" xmlns:cx2="http://schemas.microsoft.com/office/drawing/2015/10/21/chartex" xmlns:cx3="http://schemas.microsoft.com/office/drawing/2016/5/9/chartex" xmlns:cx4="http://schemas.microsoft.com/office/drawing/2016/5/10/chartex" xmlns:cx5="http://schemas.microsoft.com/office/drawing/2016/5/11/chartex" xmlns:cx6="http://schemas.microsoft.com/office/drawing/2016/5/12/chartex" xmlns:cx7="http://schemas.microsoft.com/office/drawing/2016/5/13/chartex" xmlns:cx8="http://schemas.microsoft.com/office/drawing/2016/5/14/chartex" xmlns:mc="http://schemas.openxmlformats.org/markup-compatibility/2006" xmlns:aink="http://schemas.microsoft.com/office/drawing/2016/ink" xmlns:am3d="http://schemas.microsoft.com/office/drawing/2017/model3d" xmlns:o="urn:schemas-microsoft-com:office:office" xmlns:oel="http://schemas.microsoft.com/office/2019/extlst" xmlns:r="http://schemas.openxmlformats.org/officeDocument/2006/relationships" xmlns:m="http://schemas.openxmlformats.org/officeDocument/2006/math" xmlns:v="urn:schemas-microsoft-com:vml" xmlns:wp14="http://schemas.microsoft.com/office/word/2010/wordprocessingDrawing" xmlns:wp="http://schemas.openxmlformats.org/drawingml/2006/wordprocessingDrawing" xmlns:w10="urn:schemas-microsoft-com:office:word" xmlns:w="http://schemas.openxmlformats.org/wordprocessingml/2006/main" xmlns:w14="http://schemas.microsoft.com/office/word/2010/wordml" xmlns:w15="http://schemas.microsoft.com/office/word/2012/wordml" xmlns:w16cex="http://schemas.microsoft.com/office/word/2018/wordml/cex" xmlns:w16cid="http://schemas.microsoft.com/office/word/2016/wordml/cid" xmlns:w16="http://schemas.microsoft.com/office/word/2018/wordml" xmlns:w16sdtdh="http://schemas.microsoft.com/office/word/2020/wordml/sdtdatahash" xmlns:w16se="http://schemas.microsoft.com/office/word/2015/wordml/symex" xmlns:wpg="http://schemas.microsoft.com/office/word/2010/wordprocessingGroup" xmlns:wpi="http://schemas.microsoft.com/office/word/2010/wordprocessingInk" xmlns:wne="http://schemas.microsoft.com/office/word/2006/wordml" xmlns:wps="http://schemas.microsoft.com/office/word/2010/wordprocessingShape" mc:Ignorable="w14 w15 w16se w16cid w16 w16cex w16sdtdh wp14">
+<w:numbering xmlns:wpc="http://schemas.microsoft.com/office/word/2010/wordprocessingCanvas" xmlns:cx="http://schemas.microsoft.com/office/drawing/2014/chartex" xmlns:cx1="http://schemas.microsoft.com/office/drawing/2015/9/8/chartex" xmlns:cx2="http://schemas.microsoft.com/office/drawing/2015/10/21/chartex" xmlns:cx3="http://schemas.microsoft.com/office/drawing/2016/5/9/chartex" xmlns:cx4="http://schemas.microsoft.com/office/drawing/2016/5/10/chartex" xmlns:cx5="http://schemas.microsoft.com/office/drawing/2016/5/11/chartex" xmlns:cx6="http://schemas.microsoft.com/office/drawing/2016/5/12/chartex" xmlns:cx7="http://schemas.microsoft.com/office/drawing/2016/5/13/chartex" xmlns:cx8="http://schemas.microsoft.com/office/drawing/2016/5/14/chartex" xmlns:mc="http://schemas.openxmlformats.org/markup-compatibility/2006" xmlns:aink="http://schemas.microsoft.com/office/drawing/2016/ink" xmlns:am3d="http://schemas.microsoft.com/office/drawing/2017/model3d" xmlns:o="urn:schemas-microsoft-com:office:office" xmlns:oel="http://schemas.microsoft.com/office/2019/extlst" xmlns:r="http://schemas.openxmlformats.org/officeDocument/2006/relationships" xmlns:m="http://schemas.openxmlformats.org/officeDocument/2006/math" xmlns:v="urn:schemas-microsoft-com:vml" xmlns:wp14="http://schemas.microsoft.com/office/word/2010/wordprocessingDrawing" xmlns:wp="http://schemas.openxmlformats.org/drawingml/2006/wordprocessingDrawing" xmlns:w10="urn:schemas-microsoft-com:office:word" xmlns:w="http://schemas.openxmlformats.org/wordprocessingml/2006/main" xmlns:w14="http://schemas.microsoft.com/office/word/2010/wordml" xmlns:w15="http://schemas.microsoft.com/office/word/2012/wordml" xmlns:w16cex="http://schemas.microsoft.com/office/word/2018/wordml/cex" xmlns:w16cid="http://schemas.microsoft.com/office/word/2016/wordml/cid" xmlns:w16="http://schemas.microsoft.com/office/word/2018/wordml" xmlns:w16du="http://schemas.microsoft.com/office/word/2023/wordml/word16du" xmlns:w16sdtdh="http://schemas.microsoft.com/office/word/2020/wordml/sdtdatahash" xmlns:w16sdtfl="http://schemas.microsoft.com/office/word/2024/wordml/sdtformatlock" xmlns:w16se="http://schemas.microsoft.com/office/word/2015/wordml/symex" xmlns:wpg="http://schemas.microsoft.com/office/word/2010/wordprocessingGroup" xmlns:wpi="http://schemas.microsoft.com/office/word/2010/wordprocessingInk" xmlns:wne="http://schemas.microsoft.com/office/word/2006/wordml" xmlns:wps="http://schemas.microsoft.com/office/word/2010/wordprocessingShape" mc:Ignorable="w14 w15 w16se w16cid w16 w16cex w16sdtdh w16sdtfl w16du wp14">
   <w:abstractNum w:abstractNumId="0" w15:restartNumberingAfterBreak="0">
     <w:nsid w:val="05E96921"/>
     <w:multiLevelType w:val="hybridMultilevel"/>
@@ -15169,7 +13848,7 @@
 </file>
 
 <file path=word/styles.xml><?xml version="1.0" encoding="utf-8"?>
-<w:styles xmlns:mc="http://schemas.openxmlformats.org/markup-compatibility/2006" xmlns:r="http://schemas.openxmlformats.org/officeDocument/2006/relationships" xmlns:w="http://schemas.openxmlformats.org/wordprocessingml/2006/main" xmlns:w14="http://schemas.microsoft.com/office/word/2010/wordml" xmlns:w15="http://schemas.microsoft.com/office/word/2012/wordml" xmlns:w16cex="http://schemas.microsoft.com/office/word/2018/wordml/cex" xmlns:w16cid="http://schemas.microsoft.com/office/word/2016/wordml/cid" xmlns:w16="http://schemas.microsoft.com/office/word/2018/wordml" xmlns:w16sdtdh="http://schemas.microsoft.com/office/word/2020/wordml/sdtdatahash" xmlns:w16se="http://schemas.microsoft.com/office/word/2015/wordml/symex" mc:Ignorable="w14 w15 w16se w16cid w16 w16cex w16sdtdh">
+<w:styles xmlns:mc="http://schemas.openxmlformats.org/markup-compatibility/2006" xmlns:r="http://schemas.openxmlformats.org/officeDocument/2006/relationships" xmlns:w="http://schemas.openxmlformats.org/wordprocessingml/2006/main" xmlns:w14="http://schemas.microsoft.com/office/word/2010/wordml" xmlns:w15="http://schemas.microsoft.com/office/word/2012/wordml" xmlns:w16cex="http://schemas.microsoft.com/office/word/2018/wordml/cex" xmlns:w16cid="http://schemas.microsoft.com/office/word/2016/wordml/cid" xmlns:w16="http://schemas.microsoft.com/office/word/2018/wordml" xmlns:w16du="http://schemas.microsoft.com/office/word/2023/wordml/word16du" xmlns:w16sdtdh="http://schemas.microsoft.com/office/word/2020/wordml/sdtdatahash" xmlns:w16sdtfl="http://schemas.microsoft.com/office/word/2024/wordml/sdtformatlock" xmlns:w16se="http://schemas.microsoft.com/office/word/2015/wordml/symex" mc:Ignorable="w14 w15 w16se w16cid w16 w16cex w16sdtdh w16sdtfl w16du">
   <w:docDefaults>
     <w:rPrDefault>
       <w:rPr>

--- a/진척 관리.docx
+++ b/진척 관리.docx
@@ -210,6 +210,7 @@
                 <w:szCs w:val="20"/>
               </w:rPr>
             </w:pPr>
+            <w:proofErr w:type="spellStart"/>
             <w:r>
               <w:rPr>
                 <w:b/>
@@ -227,7 +228,18 @@
                 <w:sz w:val="20"/>
                 <w:szCs w:val="20"/>
               </w:rPr>
-              <w:t>rotocol.h 파일 생성</w:t>
+              <w:t>rotocol.h</w:t>
+            </w:r>
+            <w:proofErr w:type="spellEnd"/>
+            <w:r>
+              <w:rPr>
+                <w:rFonts w:hint="eastAsia"/>
+                <w:b/>
+                <w:bCs/>
+                <w:sz w:val="20"/>
+                <w:szCs w:val="20"/>
+              </w:rPr>
+              <w:t xml:space="preserve"> 파일 생성</w:t>
             </w:r>
           </w:p>
         </w:tc>
@@ -402,7 +414,25 @@
                 <w:sz w:val="20"/>
                 <w:szCs w:val="20"/>
               </w:rPr>
-              <w:t>메인 함수 및 메인쓰레드 생성</w:t>
+              <w:t xml:space="preserve">메인 함수 및 </w:t>
+            </w:r>
+            <w:proofErr w:type="spellStart"/>
+            <w:r>
+              <w:rPr>
+                <w:rFonts w:hint="eastAsia"/>
+                <w:sz w:val="20"/>
+                <w:szCs w:val="20"/>
+              </w:rPr>
+              <w:t>메인쓰레드</w:t>
+            </w:r>
+            <w:proofErr w:type="spellEnd"/>
+            <w:r>
+              <w:rPr>
+                <w:rFonts w:hint="eastAsia"/>
+                <w:sz w:val="20"/>
+                <w:szCs w:val="20"/>
+              </w:rPr>
+              <w:t xml:space="preserve"> 생성</w:t>
             </w:r>
           </w:p>
         </w:tc>
@@ -423,6 +453,7 @@
                 <w:szCs w:val="20"/>
               </w:rPr>
             </w:pPr>
+            <w:proofErr w:type="spellStart"/>
             <w:r>
               <w:rPr>
                 <w:rFonts w:hint="eastAsia"/>
@@ -433,6 +464,7 @@
               </w:rPr>
               <w:t>ServerMain</w:t>
             </w:r>
+            <w:proofErr w:type="spellEnd"/>
           </w:p>
         </w:tc>
         <w:tc>
@@ -519,6 +551,7 @@
                 <w:szCs w:val="20"/>
               </w:rPr>
             </w:pPr>
+            <w:proofErr w:type="gramStart"/>
             <w:r>
               <w:rPr>
                 <w:rFonts w:hint="eastAsia"/>
@@ -529,6 +562,8 @@
               </w:rPr>
               <w:t>Player::</w:t>
             </w:r>
+            <w:proofErr w:type="spellStart"/>
+            <w:proofErr w:type="gramEnd"/>
             <w:r>
               <w:rPr>
                 <w:b/>
@@ -536,7 +571,37 @@
                 <w:sz w:val="20"/>
                 <w:szCs w:val="20"/>
               </w:rPr>
-              <w:t>recv_packet();</w:t>
+              <w:t>recv_</w:t>
+            </w:r>
+            <w:proofErr w:type="gramStart"/>
+            <w:r>
+              <w:rPr>
+                <w:b/>
+                <w:bCs/>
+                <w:sz w:val="20"/>
+                <w:szCs w:val="20"/>
+              </w:rPr>
+              <w:t>packet</w:t>
+            </w:r>
+            <w:proofErr w:type="spellEnd"/>
+            <w:r>
+              <w:rPr>
+                <w:b/>
+                <w:bCs/>
+                <w:sz w:val="20"/>
+                <w:szCs w:val="20"/>
+              </w:rPr>
+              <w:t>(</w:t>
+            </w:r>
+            <w:proofErr w:type="gramEnd"/>
+            <w:r>
+              <w:rPr>
+                <w:b/>
+                <w:bCs/>
+                <w:sz w:val="20"/>
+                <w:szCs w:val="20"/>
+              </w:rPr>
+              <w:t>);</w:t>
             </w:r>
           </w:p>
         </w:tc>
@@ -624,6 +689,7 @@
                 <w:szCs w:val="20"/>
               </w:rPr>
             </w:pPr>
+            <w:proofErr w:type="gramStart"/>
             <w:r>
               <w:rPr>
                 <w:rFonts w:hint="eastAsia"/>
@@ -632,16 +698,58 @@
                 <w:sz w:val="20"/>
                 <w:szCs w:val="20"/>
               </w:rPr>
-              <w:t>Player::send</w:t>
-            </w:r>
-            <w:r>
-              <w:rPr>
+              <w:t>Player::</w:t>
+            </w:r>
+            <w:proofErr w:type="spellStart"/>
+            <w:proofErr w:type="gramEnd"/>
+            <w:r>
+              <w:rPr>
+                <w:rFonts w:hint="eastAsia"/>
                 <w:b/>
                 <w:bCs/>
                 <w:sz w:val="20"/>
                 <w:szCs w:val="20"/>
               </w:rPr>
-              <w:t>_packet();</w:t>
+              <w:t>send</w:t>
+            </w:r>
+            <w:r>
+              <w:rPr>
+                <w:b/>
+                <w:bCs/>
+                <w:sz w:val="20"/>
+                <w:szCs w:val="20"/>
+              </w:rPr>
+              <w:t>_</w:t>
+            </w:r>
+            <w:proofErr w:type="gramStart"/>
+            <w:r>
+              <w:rPr>
+                <w:b/>
+                <w:bCs/>
+                <w:sz w:val="20"/>
+                <w:szCs w:val="20"/>
+              </w:rPr>
+              <w:t>packet</w:t>
+            </w:r>
+            <w:proofErr w:type="spellEnd"/>
+            <w:r>
+              <w:rPr>
+                <w:b/>
+                <w:bCs/>
+                <w:sz w:val="20"/>
+                <w:szCs w:val="20"/>
+              </w:rPr>
+              <w:t>(</w:t>
+            </w:r>
+            <w:proofErr w:type="gramEnd"/>
+            <w:r>
+              <w:rPr>
+                <w:b/>
+                <w:bCs/>
+                <w:sz w:val="20"/>
+                <w:szCs w:val="20"/>
+              </w:rPr>
+              <w:t>);</w:t>
             </w:r>
           </w:p>
         </w:tc>
@@ -737,28 +845,92 @@
                 <w:sz w:val="20"/>
                 <w:szCs w:val="20"/>
               </w:rPr>
-              <w:t>void send_playerInfo_packet();</w:t>
-            </w:r>
-          </w:p>
-          <w:p>
-            <w:pPr>
-              <w:widowControl/>
-              <w:wordWrap/>
-              <w:autoSpaceDE/>
-              <w:autoSpaceDN/>
+              <w:t xml:space="preserve">void </w:t>
+            </w:r>
+            <w:proofErr w:type="spellStart"/>
+            <w:r>
               <w:rPr>
                 <w:rFonts w:eastAsiaTheme="minorHAnsi"/>
                 <w:sz w:val="20"/>
                 <w:szCs w:val="20"/>
               </w:rPr>
-            </w:pPr>
+              <w:t>send_playerInfo_</w:t>
+            </w:r>
+            <w:proofErr w:type="gramStart"/>
             <w:r>
               <w:rPr>
                 <w:rFonts w:eastAsiaTheme="minorHAnsi"/>
                 <w:sz w:val="20"/>
                 <w:szCs w:val="20"/>
               </w:rPr>
-              <w:t>void send_login_fail_packet();</w:t>
+              <w:t>packet</w:t>
+            </w:r>
+            <w:proofErr w:type="spellEnd"/>
+            <w:r>
+              <w:rPr>
+                <w:rFonts w:eastAsiaTheme="minorHAnsi"/>
+                <w:sz w:val="20"/>
+                <w:szCs w:val="20"/>
+              </w:rPr>
+              <w:t>();</w:t>
+            </w:r>
+            <w:proofErr w:type="gramEnd"/>
+          </w:p>
+          <w:p>
+            <w:pPr>
+              <w:widowControl/>
+              <w:wordWrap/>
+              <w:autoSpaceDE/>
+              <w:autoSpaceDN/>
+              <w:rPr>
+                <w:rFonts w:eastAsiaTheme="minorHAnsi"/>
+                <w:sz w:val="20"/>
+                <w:szCs w:val="20"/>
+              </w:rPr>
+            </w:pPr>
+            <w:r>
+              <w:rPr>
+                <w:rFonts w:eastAsiaTheme="minorHAnsi"/>
+                <w:sz w:val="20"/>
+                <w:szCs w:val="20"/>
+              </w:rPr>
+              <w:t xml:space="preserve">void </w:t>
+            </w:r>
+            <w:proofErr w:type="spellStart"/>
+            <w:r>
+              <w:rPr>
+                <w:rFonts w:eastAsiaTheme="minorHAnsi"/>
+                <w:sz w:val="20"/>
+                <w:szCs w:val="20"/>
+              </w:rPr>
+              <w:t>send_login_fail_</w:t>
+            </w:r>
+            <w:proofErr w:type="gramStart"/>
+            <w:r>
+              <w:rPr>
+                <w:rFonts w:eastAsiaTheme="minorHAnsi"/>
+                <w:sz w:val="20"/>
+                <w:szCs w:val="20"/>
+              </w:rPr>
+              <w:t>packet</w:t>
+            </w:r>
+            <w:proofErr w:type="spellEnd"/>
+            <w:r>
+              <w:rPr>
+                <w:rFonts w:eastAsiaTheme="minorHAnsi"/>
+                <w:sz w:val="20"/>
+                <w:szCs w:val="20"/>
+              </w:rPr>
+              <w:t>(</w:t>
+            </w:r>
+            <w:proofErr w:type="gramEnd"/>
+            <w:r>
+              <w:rPr>
+                <w:rFonts w:eastAsiaTheme="minorHAnsi"/>
+                <w:sz w:val="20"/>
+                <w:szCs w:val="20"/>
+              </w:rPr>
+              <w:t>);</w:t>
             </w:r>
           </w:p>
         </w:tc>
@@ -854,28 +1026,130 @@
                 <w:sz w:val="20"/>
                 <w:szCs w:val="20"/>
               </w:rPr>
-              <w:t>void send_enter_room_packet(int target_id);</w:t>
-            </w:r>
-          </w:p>
-          <w:p>
-            <w:pPr>
-              <w:widowControl/>
-              <w:wordWrap/>
-              <w:autoSpaceDE/>
-              <w:autoSpaceDN/>
+              <w:t xml:space="preserve">void </w:t>
+            </w:r>
+            <w:proofErr w:type="spellStart"/>
+            <w:r>
               <w:rPr>
                 <w:rFonts w:eastAsiaTheme="minorHAnsi"/>
                 <w:sz w:val="20"/>
                 <w:szCs w:val="20"/>
               </w:rPr>
-            </w:pPr>
+              <w:t>send_enter_room_</w:t>
+            </w:r>
+            <w:proofErr w:type="gramStart"/>
             <w:r>
               <w:rPr>
                 <w:rFonts w:eastAsiaTheme="minorHAnsi"/>
                 <w:sz w:val="20"/>
                 <w:szCs w:val="20"/>
               </w:rPr>
-              <w:t>void send_ready_packet(target_id);</w:t>
+              <w:t>packet</w:t>
+            </w:r>
+            <w:proofErr w:type="spellEnd"/>
+            <w:r>
+              <w:rPr>
+                <w:rFonts w:eastAsiaTheme="minorHAnsi"/>
+                <w:sz w:val="20"/>
+                <w:szCs w:val="20"/>
+              </w:rPr>
+              <w:t>(</w:t>
+            </w:r>
+            <w:proofErr w:type="gramEnd"/>
+            <w:r>
+              <w:rPr>
+                <w:rFonts w:eastAsiaTheme="minorHAnsi"/>
+                <w:sz w:val="20"/>
+                <w:szCs w:val="20"/>
+              </w:rPr>
+              <w:t xml:space="preserve">int </w:t>
+            </w:r>
+            <w:proofErr w:type="spellStart"/>
+            <w:r>
+              <w:rPr>
+                <w:rFonts w:eastAsiaTheme="minorHAnsi"/>
+                <w:sz w:val="20"/>
+                <w:szCs w:val="20"/>
+              </w:rPr>
+              <w:t>target_id</w:t>
+            </w:r>
+            <w:proofErr w:type="spellEnd"/>
+            <w:proofErr w:type="gramStart"/>
+            <w:r>
+              <w:rPr>
+                <w:rFonts w:eastAsiaTheme="minorHAnsi"/>
+                <w:sz w:val="20"/>
+                <w:szCs w:val="20"/>
+              </w:rPr>
+              <w:t>);</w:t>
+            </w:r>
+            <w:proofErr w:type="gramEnd"/>
+          </w:p>
+          <w:p>
+            <w:pPr>
+              <w:widowControl/>
+              <w:wordWrap/>
+              <w:autoSpaceDE/>
+              <w:autoSpaceDN/>
+              <w:rPr>
+                <w:rFonts w:eastAsiaTheme="minorHAnsi"/>
+                <w:sz w:val="20"/>
+                <w:szCs w:val="20"/>
+              </w:rPr>
+            </w:pPr>
+            <w:r>
+              <w:rPr>
+                <w:rFonts w:eastAsiaTheme="minorHAnsi"/>
+                <w:sz w:val="20"/>
+                <w:szCs w:val="20"/>
+              </w:rPr>
+              <w:t xml:space="preserve">void </w:t>
+            </w:r>
+            <w:proofErr w:type="spellStart"/>
+            <w:r>
+              <w:rPr>
+                <w:rFonts w:eastAsiaTheme="minorHAnsi"/>
+                <w:sz w:val="20"/>
+                <w:szCs w:val="20"/>
+              </w:rPr>
+              <w:t>send_ready_packet</w:t>
+            </w:r>
+            <w:proofErr w:type="spellEnd"/>
+            <w:r>
+              <w:rPr>
+                <w:rFonts w:eastAsiaTheme="minorHAnsi"/>
+                <w:sz w:val="20"/>
+                <w:szCs w:val="20"/>
+              </w:rPr>
+              <w:t>(</w:t>
+            </w:r>
+            <w:proofErr w:type="spellStart"/>
+            <w:proofErr w:type="gramStart"/>
+            <w:r>
+              <w:rPr>
+                <w:rFonts w:eastAsiaTheme="minorHAnsi"/>
+                <w:sz w:val="20"/>
+                <w:szCs w:val="20"/>
+              </w:rPr>
+              <w:t>target</w:t>
+            </w:r>
+            <w:proofErr w:type="gramEnd"/>
+            <w:r>
+              <w:rPr>
+                <w:rFonts w:eastAsiaTheme="minorHAnsi"/>
+                <w:sz w:val="20"/>
+                <w:szCs w:val="20"/>
+              </w:rPr>
+              <w:t>_id</w:t>
+            </w:r>
+            <w:proofErr w:type="spellEnd"/>
+            <w:r>
+              <w:rPr>
+                <w:rFonts w:eastAsiaTheme="minorHAnsi"/>
+                <w:sz w:val="20"/>
+                <w:szCs w:val="20"/>
+              </w:rPr>
+              <w:t>);</w:t>
             </w:r>
           </w:p>
         </w:tc>
@@ -968,7 +1242,43 @@
                 <w:sz w:val="20"/>
                 <w:szCs w:val="20"/>
               </w:rPr>
-              <w:t>void send_booster_packet(target_id);</w:t>
+              <w:t xml:space="preserve">void </w:t>
+            </w:r>
+            <w:proofErr w:type="spellStart"/>
+            <w:r>
+              <w:rPr>
+                <w:rFonts w:eastAsiaTheme="minorHAnsi"/>
+                <w:sz w:val="20"/>
+                <w:szCs w:val="20"/>
+              </w:rPr>
+              <w:t>send_booster_packet</w:t>
+            </w:r>
+            <w:proofErr w:type="spellEnd"/>
+            <w:r>
+              <w:rPr>
+                <w:rFonts w:eastAsiaTheme="minorHAnsi"/>
+                <w:sz w:val="20"/>
+                <w:szCs w:val="20"/>
+              </w:rPr>
+              <w:t>(</w:t>
+            </w:r>
+            <w:proofErr w:type="spellStart"/>
+            <w:r>
+              <w:rPr>
+                <w:rFonts w:eastAsiaTheme="minorHAnsi"/>
+                <w:sz w:val="20"/>
+                <w:szCs w:val="20"/>
+              </w:rPr>
+              <w:t>target_id</w:t>
+            </w:r>
+            <w:proofErr w:type="spellEnd"/>
+            <w:r>
+              <w:rPr>
+                <w:rFonts w:eastAsiaTheme="minorHAnsi"/>
+                <w:sz w:val="20"/>
+                <w:szCs w:val="20"/>
+              </w:rPr>
+              <w:t>);</w:t>
             </w:r>
           </w:p>
         </w:tc>
@@ -1060,7 +1370,61 @@
                 <w:sz w:val="20"/>
                 <w:szCs w:val="20"/>
               </w:rPr>
-              <w:t>void send_rank_packet(int target_id);</w:t>
+              <w:t xml:space="preserve">void </w:t>
+            </w:r>
+            <w:proofErr w:type="spellStart"/>
+            <w:r>
+              <w:rPr>
+                <w:rFonts w:eastAsiaTheme="minorHAnsi"/>
+                <w:sz w:val="20"/>
+                <w:szCs w:val="20"/>
+              </w:rPr>
+              <w:t>send_rank_</w:t>
+            </w:r>
+            <w:proofErr w:type="gramStart"/>
+            <w:r>
+              <w:rPr>
+                <w:rFonts w:eastAsiaTheme="minorHAnsi"/>
+                <w:sz w:val="20"/>
+                <w:szCs w:val="20"/>
+              </w:rPr>
+              <w:t>packet</w:t>
+            </w:r>
+            <w:proofErr w:type="spellEnd"/>
+            <w:r>
+              <w:rPr>
+                <w:rFonts w:eastAsiaTheme="minorHAnsi"/>
+                <w:sz w:val="20"/>
+                <w:szCs w:val="20"/>
+              </w:rPr>
+              <w:t>(</w:t>
+            </w:r>
+            <w:proofErr w:type="gramEnd"/>
+            <w:r>
+              <w:rPr>
+                <w:rFonts w:eastAsiaTheme="minorHAnsi"/>
+                <w:sz w:val="20"/>
+                <w:szCs w:val="20"/>
+              </w:rPr>
+              <w:t xml:space="preserve">int </w:t>
+            </w:r>
+            <w:proofErr w:type="spellStart"/>
+            <w:r>
+              <w:rPr>
+                <w:rFonts w:eastAsiaTheme="minorHAnsi"/>
+                <w:sz w:val="20"/>
+                <w:szCs w:val="20"/>
+              </w:rPr>
+              <w:t>target_id</w:t>
+            </w:r>
+            <w:proofErr w:type="spellEnd"/>
+            <w:r>
+              <w:rPr>
+                <w:rFonts w:eastAsiaTheme="minorHAnsi"/>
+                <w:sz w:val="20"/>
+                <w:szCs w:val="20"/>
+              </w:rPr>
+              <w:t>);</w:t>
             </w:r>
           </w:p>
         </w:tc>
@@ -1127,7 +1491,25 @@
                 <w:sz w:val="20"/>
                 <w:szCs w:val="20"/>
               </w:rPr>
-              <w:t>게임 시작.게임 종료</w:t>
+              <w:t xml:space="preserve">게임 </w:t>
+            </w:r>
+            <w:proofErr w:type="gramStart"/>
+            <w:r>
+              <w:rPr>
+                <w:rFonts w:hint="eastAsia"/>
+                <w:sz w:val="20"/>
+                <w:szCs w:val="20"/>
+              </w:rPr>
+              <w:t>시작.게임</w:t>
+            </w:r>
+            <w:proofErr w:type="gramEnd"/>
+            <w:r>
+              <w:rPr>
+                <w:rFonts w:hint="eastAsia"/>
+                <w:sz w:val="20"/>
+                <w:szCs w:val="20"/>
+              </w:rPr>
+              <w:t xml:space="preserve"> 종료</w:t>
             </w:r>
           </w:p>
         </w:tc>
@@ -1161,7 +1543,61 @@
                 <w:sz w:val="20"/>
                 <w:szCs w:val="20"/>
               </w:rPr>
-              <w:t>oid send_Game_Start_Packet(int target_id)</w:t>
+              <w:t xml:space="preserve">oid </w:t>
+            </w:r>
+            <w:proofErr w:type="spellStart"/>
+            <w:r>
+              <w:rPr>
+                <w:rFonts w:eastAsiaTheme="minorHAnsi" w:hint="eastAsia"/>
+                <w:sz w:val="20"/>
+                <w:szCs w:val="20"/>
+              </w:rPr>
+              <w:t>send_Game_Start_</w:t>
+            </w:r>
+            <w:proofErr w:type="gramStart"/>
+            <w:r>
+              <w:rPr>
+                <w:rFonts w:eastAsiaTheme="minorHAnsi" w:hint="eastAsia"/>
+                <w:sz w:val="20"/>
+                <w:szCs w:val="20"/>
+              </w:rPr>
+              <w:t>Packet</w:t>
+            </w:r>
+            <w:proofErr w:type="spellEnd"/>
+            <w:r>
+              <w:rPr>
+                <w:rFonts w:eastAsiaTheme="minorHAnsi" w:hint="eastAsia"/>
+                <w:sz w:val="20"/>
+                <w:szCs w:val="20"/>
+              </w:rPr>
+              <w:t>(</w:t>
+            </w:r>
+            <w:proofErr w:type="gramEnd"/>
+            <w:r>
+              <w:rPr>
+                <w:rFonts w:eastAsiaTheme="minorHAnsi" w:hint="eastAsia"/>
+                <w:sz w:val="20"/>
+                <w:szCs w:val="20"/>
+              </w:rPr>
+              <w:t xml:space="preserve">int </w:t>
+            </w:r>
+            <w:proofErr w:type="spellStart"/>
+            <w:r>
+              <w:rPr>
+                <w:rFonts w:eastAsiaTheme="minorHAnsi" w:hint="eastAsia"/>
+                <w:sz w:val="20"/>
+                <w:szCs w:val="20"/>
+              </w:rPr>
+              <w:t>target_id</w:t>
+            </w:r>
+            <w:proofErr w:type="spellEnd"/>
+            <w:r>
+              <w:rPr>
+                <w:rFonts w:eastAsiaTheme="minorHAnsi" w:hint="eastAsia"/>
+                <w:sz w:val="20"/>
+                <w:szCs w:val="20"/>
+              </w:rPr>
+              <w:t>)</w:t>
             </w:r>
           </w:p>
           <w:p>
@@ -1181,7 +1617,16 @@
                 <w:sz w:val="20"/>
                 <w:szCs w:val="20"/>
               </w:rPr>
-              <w:t>void send_</w:t>
+              <w:t xml:space="preserve">void </w:t>
+            </w:r>
+            <w:proofErr w:type="spellStart"/>
+            <w:r>
+              <w:rPr>
+                <w:rFonts w:eastAsiaTheme="minorHAnsi"/>
+                <w:sz w:val="20"/>
+                <w:szCs w:val="20"/>
+              </w:rPr>
+              <w:t>send_</w:t>
             </w:r>
             <w:r>
               <w:rPr>
@@ -1197,7 +1642,52 @@
                 <w:sz w:val="20"/>
                 <w:szCs w:val="20"/>
               </w:rPr>
-              <w:t>_packet(int target_id);</w:t>
+              <w:t>_</w:t>
+            </w:r>
+            <w:proofErr w:type="gramStart"/>
+            <w:r>
+              <w:rPr>
+                <w:rFonts w:eastAsiaTheme="minorHAnsi"/>
+                <w:sz w:val="20"/>
+                <w:szCs w:val="20"/>
+              </w:rPr>
+              <w:t>packet</w:t>
+            </w:r>
+            <w:proofErr w:type="spellEnd"/>
+            <w:r>
+              <w:rPr>
+                <w:rFonts w:eastAsiaTheme="minorHAnsi"/>
+                <w:sz w:val="20"/>
+                <w:szCs w:val="20"/>
+              </w:rPr>
+              <w:t>(</w:t>
+            </w:r>
+            <w:proofErr w:type="gramEnd"/>
+            <w:r>
+              <w:rPr>
+                <w:rFonts w:eastAsiaTheme="minorHAnsi"/>
+                <w:sz w:val="20"/>
+                <w:szCs w:val="20"/>
+              </w:rPr>
+              <w:t xml:space="preserve">int </w:t>
+            </w:r>
+            <w:proofErr w:type="spellStart"/>
+            <w:r>
+              <w:rPr>
+                <w:rFonts w:eastAsiaTheme="minorHAnsi"/>
+                <w:sz w:val="20"/>
+                <w:szCs w:val="20"/>
+              </w:rPr>
+              <w:t>target_id</w:t>
+            </w:r>
+            <w:proofErr w:type="spellEnd"/>
+            <w:r>
+              <w:rPr>
+                <w:rFonts w:eastAsiaTheme="minorHAnsi"/>
+                <w:sz w:val="20"/>
+                <w:szCs w:val="20"/>
+              </w:rPr>
+              <w:t>);</w:t>
             </w:r>
           </w:p>
         </w:tc>
@@ -1284,13 +1774,23 @@
                 <w:szCs w:val="20"/>
               </w:rPr>
             </w:pPr>
-            <w:r>
-              <w:rPr>
-                <w:rFonts w:hint="eastAsia"/>
-                <w:sz w:val="20"/>
-                <w:szCs w:val="20"/>
-              </w:rPr>
-              <w:t>UpdatePosition Thread</w:t>
+            <w:proofErr w:type="spellStart"/>
+            <w:r>
+              <w:rPr>
+                <w:rFonts w:hint="eastAsia"/>
+                <w:sz w:val="20"/>
+                <w:szCs w:val="20"/>
+              </w:rPr>
+              <w:t>UpdatePosition</w:t>
+            </w:r>
+            <w:proofErr w:type="spellEnd"/>
+            <w:r>
+              <w:rPr>
+                <w:rFonts w:hint="eastAsia"/>
+                <w:sz w:val="20"/>
+                <w:szCs w:val="20"/>
+              </w:rPr>
+              <w:t xml:space="preserve"> Thread</w:t>
             </w:r>
             <w:r>
               <w:rPr>
@@ -1319,7 +1819,43 @@
                 <w:sz w:val="20"/>
                 <w:szCs w:val="20"/>
               </w:rPr>
-              <w:t>void send_move_packet(target_id);</w:t>
+              <w:t xml:space="preserve">void </w:t>
+            </w:r>
+            <w:proofErr w:type="spellStart"/>
+            <w:r>
+              <w:rPr>
+                <w:rFonts w:eastAsiaTheme="minorHAnsi"/>
+                <w:sz w:val="20"/>
+                <w:szCs w:val="20"/>
+              </w:rPr>
+              <w:t>send_move_packet</w:t>
+            </w:r>
+            <w:proofErr w:type="spellEnd"/>
+            <w:r>
+              <w:rPr>
+                <w:rFonts w:eastAsiaTheme="minorHAnsi"/>
+                <w:sz w:val="20"/>
+                <w:szCs w:val="20"/>
+              </w:rPr>
+              <w:t>(</w:t>
+            </w:r>
+            <w:proofErr w:type="spellStart"/>
+            <w:r>
+              <w:rPr>
+                <w:rFonts w:eastAsiaTheme="minorHAnsi"/>
+                <w:sz w:val="20"/>
+                <w:szCs w:val="20"/>
+              </w:rPr>
+              <w:t>target_id</w:t>
+            </w:r>
+            <w:proofErr w:type="spellEnd"/>
+            <w:r>
+              <w:rPr>
+                <w:rFonts w:eastAsiaTheme="minorHAnsi"/>
+                <w:sz w:val="20"/>
+                <w:szCs w:val="20"/>
+              </w:rPr>
+              <w:t>);</w:t>
             </w:r>
           </w:p>
         </w:tc>
@@ -1420,28 +1956,84 @@
                 <w:sz w:val="20"/>
                 <w:szCs w:val="20"/>
               </w:rPr>
-              <w:t>bool CollisionCheck()</w:t>
-            </w:r>
-          </w:p>
-          <w:p>
-            <w:pPr>
-              <w:widowControl/>
-              <w:wordWrap/>
-              <w:autoSpaceDE/>
-              <w:autoSpaceDN/>
+              <w:t xml:space="preserve">bool </w:t>
+            </w:r>
+            <w:proofErr w:type="spellStart"/>
+            <w:proofErr w:type="gramStart"/>
+            <w:r>
               <w:rPr>
                 <w:rFonts w:eastAsiaTheme="minorHAnsi"/>
                 <w:sz w:val="20"/>
                 <w:szCs w:val="20"/>
               </w:rPr>
-            </w:pPr>
+              <w:t>CollisionCheck</w:t>
+            </w:r>
+            <w:proofErr w:type="spellEnd"/>
             <w:r>
               <w:rPr>
                 <w:rFonts w:eastAsiaTheme="minorHAnsi"/>
                 <w:sz w:val="20"/>
                 <w:szCs w:val="20"/>
               </w:rPr>
-              <w:t>void PlayerCollisionCheck()</w:t>
+              <w:t>(</w:t>
+            </w:r>
+            <w:proofErr w:type="gramEnd"/>
+            <w:r>
+              <w:rPr>
+                <w:rFonts w:eastAsiaTheme="minorHAnsi"/>
+                <w:sz w:val="20"/>
+                <w:szCs w:val="20"/>
+              </w:rPr>
+              <w:t>)</w:t>
+            </w:r>
+          </w:p>
+          <w:p>
+            <w:pPr>
+              <w:widowControl/>
+              <w:wordWrap/>
+              <w:autoSpaceDE/>
+              <w:autoSpaceDN/>
+              <w:rPr>
+                <w:rFonts w:eastAsiaTheme="minorHAnsi"/>
+                <w:sz w:val="20"/>
+                <w:szCs w:val="20"/>
+              </w:rPr>
+            </w:pPr>
+            <w:r>
+              <w:rPr>
+                <w:rFonts w:eastAsiaTheme="minorHAnsi"/>
+                <w:sz w:val="20"/>
+                <w:szCs w:val="20"/>
+              </w:rPr>
+              <w:t xml:space="preserve">void </w:t>
+            </w:r>
+            <w:proofErr w:type="spellStart"/>
+            <w:proofErr w:type="gramStart"/>
+            <w:r>
+              <w:rPr>
+                <w:rFonts w:eastAsiaTheme="minorHAnsi"/>
+                <w:sz w:val="20"/>
+                <w:szCs w:val="20"/>
+              </w:rPr>
+              <w:t>PlayerCollisionCheck</w:t>
+            </w:r>
+            <w:proofErr w:type="spellEnd"/>
+            <w:r>
+              <w:rPr>
+                <w:rFonts w:eastAsiaTheme="minorHAnsi"/>
+                <w:sz w:val="20"/>
+                <w:szCs w:val="20"/>
+              </w:rPr>
+              <w:t>(</w:t>
+            </w:r>
+            <w:proofErr w:type="gramEnd"/>
+            <w:r>
+              <w:rPr>
+                <w:rFonts w:eastAsiaTheme="minorHAnsi"/>
+                <w:sz w:val="20"/>
+                <w:szCs w:val="20"/>
+              </w:rPr>
+              <w:t>)</w:t>
             </w:r>
           </w:p>
         </w:tc>
@@ -1460,6 +2052,7 @@
                 <w:szCs w:val="20"/>
               </w:rPr>
             </w:pPr>
+            <w:proofErr w:type="spellStart"/>
             <w:r>
               <w:rPr>
                 <w:rFonts w:hint="eastAsia"/>
@@ -1468,6 +2061,7 @@
               </w:rPr>
               <w:t>유영빈</w:t>
             </w:r>
+            <w:proofErr w:type="spellEnd"/>
           </w:p>
         </w:tc>
       </w:tr>
@@ -1534,7 +2128,35 @@
                 <w:sz w:val="20"/>
                 <w:szCs w:val="20"/>
               </w:rPr>
-              <w:t>void WallCollisionCheck()</w:t>
+              <w:t xml:space="preserve">void </w:t>
+            </w:r>
+            <w:proofErr w:type="spellStart"/>
+            <w:proofErr w:type="gramStart"/>
+            <w:r>
+              <w:rPr>
+                <w:rFonts w:eastAsiaTheme="minorHAnsi"/>
+                <w:sz w:val="20"/>
+                <w:szCs w:val="20"/>
+              </w:rPr>
+              <w:t>WallCollisionCheck</w:t>
+            </w:r>
+            <w:proofErr w:type="spellEnd"/>
+            <w:r>
+              <w:rPr>
+                <w:rFonts w:eastAsiaTheme="minorHAnsi"/>
+                <w:sz w:val="20"/>
+                <w:szCs w:val="20"/>
+              </w:rPr>
+              <w:t>(</w:t>
+            </w:r>
+            <w:proofErr w:type="gramEnd"/>
+            <w:r>
+              <w:rPr>
+                <w:rFonts w:eastAsiaTheme="minorHAnsi"/>
+                <w:sz w:val="20"/>
+                <w:szCs w:val="20"/>
+              </w:rPr>
+              <w:t>)</w:t>
             </w:r>
             <w:r>
               <w:rPr>
@@ -1560,6 +2182,7 @@
                 <w:szCs w:val="20"/>
               </w:rPr>
             </w:pPr>
+            <w:proofErr w:type="spellStart"/>
             <w:r>
               <w:rPr>
                 <w:rFonts w:hint="eastAsia"/>
@@ -1568,6 +2191,7 @@
               </w:rPr>
               <w:t>유영빈</w:t>
             </w:r>
+            <w:proofErr w:type="spellEnd"/>
           </w:p>
         </w:tc>
       </w:tr>
@@ -1602,13 +2226,23 @@
                 <w:szCs w:val="20"/>
               </w:rPr>
             </w:pPr>
-            <w:r>
-              <w:rPr>
-                <w:rFonts w:hint="eastAsia"/>
-                <w:sz w:val="20"/>
-                <w:szCs w:val="20"/>
-              </w:rPr>
-              <w:t>클라에서 받은</w:t>
+            <w:proofErr w:type="spellStart"/>
+            <w:r>
+              <w:rPr>
+                <w:rFonts w:hint="eastAsia"/>
+                <w:sz w:val="20"/>
+                <w:szCs w:val="20"/>
+              </w:rPr>
+              <w:t>클라에서</w:t>
+            </w:r>
+            <w:proofErr w:type="spellEnd"/>
+            <w:r>
+              <w:rPr>
+                <w:rFonts w:hint="eastAsia"/>
+                <w:sz w:val="20"/>
+                <w:szCs w:val="20"/>
+              </w:rPr>
+              <w:t xml:space="preserve"> 받은</w:t>
             </w:r>
             <w:r>
               <w:rPr>
@@ -1636,6 +2270,7 @@
                 <w:szCs w:val="20"/>
               </w:rPr>
             </w:pPr>
+            <w:proofErr w:type="spellStart"/>
             <w:r>
               <w:rPr>
                 <w:rFonts w:hint="eastAsia"/>
@@ -1644,6 +2279,7 @@
               </w:rPr>
               <w:t>ClientThread</w:t>
             </w:r>
+            <w:proofErr w:type="spellEnd"/>
           </w:p>
         </w:tc>
         <w:tc>
@@ -1729,6 +2365,7 @@
                 <w:szCs w:val="20"/>
               </w:rPr>
             </w:pPr>
+            <w:proofErr w:type="spellStart"/>
             <w:r>
               <w:rPr>
                 <w:rFonts w:eastAsiaTheme="minorHAnsi"/>
@@ -1745,6 +2382,7 @@
               </w:rPr>
               <w:t>rocess_packet</w:t>
             </w:r>
+            <w:proofErr w:type="spellEnd"/>
           </w:p>
         </w:tc>
         <w:tc>
@@ -1885,13 +2523,23 @@
                 <w:szCs w:val="20"/>
               </w:rPr>
             </w:pPr>
-            <w:r>
-              <w:rPr>
-                <w:rFonts w:hint="eastAsia"/>
-                <w:sz w:val="20"/>
-                <w:szCs w:val="20"/>
-              </w:rPr>
-              <w:t>유영빈, 양현서</w:t>
+            <w:proofErr w:type="spellStart"/>
+            <w:r>
+              <w:rPr>
+                <w:rFonts w:hint="eastAsia"/>
+                <w:sz w:val="20"/>
+                <w:szCs w:val="20"/>
+              </w:rPr>
+              <w:t>유영빈</w:t>
+            </w:r>
+            <w:proofErr w:type="spellEnd"/>
+            <w:r>
+              <w:rPr>
+                <w:rFonts w:hint="eastAsia"/>
+                <w:sz w:val="20"/>
+                <w:szCs w:val="20"/>
+              </w:rPr>
+              <w:t>, 양현서</w:t>
             </w:r>
           </w:p>
         </w:tc>
@@ -1968,6 +2616,7 @@
               </w:rPr>
               <w:t xml:space="preserve">lass </w:t>
             </w:r>
+            <w:proofErr w:type="spellStart"/>
             <w:r>
               <w:rPr>
                 <w:rFonts w:asciiTheme="majorEastAsia" w:eastAsiaTheme="majorEastAsia" w:hAnsiTheme="majorEastAsia" w:hint="eastAsia"/>
@@ -1976,6 +2625,7 @@
               </w:rPr>
               <w:t>NetworkMgr</w:t>
             </w:r>
+            <w:proofErr w:type="spellEnd"/>
             <w:r>
               <w:rPr>
                 <w:rFonts w:asciiTheme="majorEastAsia" w:eastAsiaTheme="majorEastAsia" w:hAnsiTheme="majorEastAsia" w:hint="eastAsia"/>
@@ -2001,26 +2651,85 @@
                 <w:sz w:val="20"/>
                 <w:szCs w:val="20"/>
               </w:rPr>
-              <w:t>bool NetworkMgr::Init()</w:t>
-            </w:r>
-          </w:p>
-          <w:p>
-            <w:pPr>
-              <w:widowControl/>
-              <w:wordWrap/>
-              <w:autoSpaceDE/>
-              <w:autoSpaceDN/>
-              <w:rPr>
-                <w:sz w:val="20"/>
-                <w:szCs w:val="20"/>
-              </w:rPr>
-            </w:pPr>
-            <w:r>
-              <w:rPr>
-                <w:sz w:val="20"/>
-                <w:szCs w:val="20"/>
-              </w:rPr>
-              <w:t>NetworkMgr::SendPacket()</w:t>
+              <w:t xml:space="preserve">bool </w:t>
+            </w:r>
+            <w:proofErr w:type="spellStart"/>
+            <w:proofErr w:type="gramStart"/>
+            <w:r>
+              <w:rPr>
+                <w:sz w:val="20"/>
+                <w:szCs w:val="20"/>
+              </w:rPr>
+              <w:t>NetworkMgr</w:t>
+            </w:r>
+            <w:proofErr w:type="spellEnd"/>
+            <w:r>
+              <w:rPr>
+                <w:sz w:val="20"/>
+                <w:szCs w:val="20"/>
+              </w:rPr>
+              <w:t>::Init(</w:t>
+            </w:r>
+            <w:proofErr w:type="gramEnd"/>
+            <w:r>
+              <w:rPr>
+                <w:sz w:val="20"/>
+                <w:szCs w:val="20"/>
+              </w:rPr>
+              <w:t>)</w:t>
+            </w:r>
+          </w:p>
+          <w:p>
+            <w:pPr>
+              <w:widowControl/>
+              <w:wordWrap/>
+              <w:autoSpaceDE/>
+              <w:autoSpaceDN/>
+              <w:rPr>
+                <w:sz w:val="20"/>
+                <w:szCs w:val="20"/>
+              </w:rPr>
+            </w:pPr>
+            <w:proofErr w:type="spellStart"/>
+            <w:proofErr w:type="gramStart"/>
+            <w:r>
+              <w:rPr>
+                <w:sz w:val="20"/>
+                <w:szCs w:val="20"/>
+              </w:rPr>
+              <w:t>NetworkMgr</w:t>
+            </w:r>
+            <w:proofErr w:type="spellEnd"/>
+            <w:r>
+              <w:rPr>
+                <w:sz w:val="20"/>
+                <w:szCs w:val="20"/>
+              </w:rPr>
+              <w:t>::</w:t>
+            </w:r>
+            <w:proofErr w:type="spellStart"/>
+            <w:r>
+              <w:rPr>
+                <w:sz w:val="20"/>
+                <w:szCs w:val="20"/>
+              </w:rPr>
+              <w:t>SendPacket</w:t>
+            </w:r>
+            <w:proofErr w:type="spellEnd"/>
+            <w:r>
+              <w:rPr>
+                <w:sz w:val="20"/>
+                <w:szCs w:val="20"/>
+              </w:rPr>
+              <w:t>(</w:t>
+            </w:r>
+            <w:proofErr w:type="gramEnd"/>
+            <w:r>
+              <w:rPr>
+                <w:sz w:val="20"/>
+                <w:szCs w:val="20"/>
+              </w:rPr>
+              <w:t>)</w:t>
             </w:r>
           </w:p>
         </w:tc>
@@ -2151,6 +2860,7 @@
                 <w:szCs w:val="20"/>
               </w:rPr>
             </w:pPr>
+            <w:proofErr w:type="spellStart"/>
             <w:r>
               <w:rPr>
                 <w:rFonts w:hint="eastAsia"/>
@@ -2159,6 +2869,7 @@
               </w:rPr>
               <w:t>유영빈</w:t>
             </w:r>
+            <w:proofErr w:type="spellEnd"/>
           </w:p>
         </w:tc>
       </w:tr>
@@ -2243,6 +2954,7 @@
                 <w:szCs w:val="20"/>
               </w:rPr>
             </w:pPr>
+            <w:proofErr w:type="spellStart"/>
             <w:r>
               <w:rPr>
                 <w:rFonts w:hint="eastAsia"/>
@@ -2251,6 +2963,7 @@
               </w:rPr>
               <w:t>유영빈</w:t>
             </w:r>
+            <w:proofErr w:type="spellEnd"/>
           </w:p>
         </w:tc>
       </w:tr>
@@ -2319,6 +3032,7 @@
                 <w:szCs w:val="20"/>
               </w:rPr>
             </w:pPr>
+            <w:proofErr w:type="spellStart"/>
             <w:r>
               <w:rPr>
                 <w:rFonts w:asciiTheme="majorEastAsia" w:eastAsiaTheme="majorEastAsia" w:hAnsiTheme="majorEastAsia"/>
@@ -2327,6 +3041,7 @@
               </w:rPr>
               <w:t>RecvThread</w:t>
             </w:r>
+            <w:proofErr w:type="spellEnd"/>
           </w:p>
           <w:p>
             <w:pPr>
@@ -2340,6 +3055,7 @@
                 <w:szCs w:val="20"/>
               </w:rPr>
             </w:pPr>
+            <w:proofErr w:type="spellStart"/>
             <w:r>
               <w:rPr>
                 <w:rFonts w:asciiTheme="majorEastAsia" w:eastAsiaTheme="majorEastAsia" w:hAnsiTheme="majorEastAsia" w:hint="eastAsia"/>
@@ -2348,6 +3064,7 @@
               </w:rPr>
               <w:t>ProcessPacket</w:t>
             </w:r>
+            <w:proofErr w:type="spellEnd"/>
           </w:p>
         </w:tc>
         <w:tc>
@@ -2371,8 +3088,18 @@
                 <w:sz w:val="20"/>
                 <w:szCs w:val="20"/>
               </w:rPr>
-              <w:t>양현서, 유영빈</w:t>
-            </w:r>
+              <w:t xml:space="preserve">양현서, </w:t>
+            </w:r>
+            <w:proofErr w:type="spellStart"/>
+            <w:r>
+              <w:rPr>
+                <w:rFonts w:hint="eastAsia"/>
+                <w:sz w:val="20"/>
+                <w:szCs w:val="20"/>
+              </w:rPr>
+              <w:t>유영빈</w:t>
+            </w:r>
+            <w:proofErr w:type="spellEnd"/>
           </w:p>
         </w:tc>
       </w:tr>
@@ -2962,6 +3689,7 @@
                 <w:szCs w:val="16"/>
               </w:rPr>
             </w:pPr>
+            <w:proofErr w:type="spellStart"/>
             <w:r>
               <w:rPr>
                 <w:b/>
@@ -2979,83 +3707,82 @@
                 <w:sz w:val="16"/>
                 <w:szCs w:val="16"/>
               </w:rPr>
-              <w:t>rotocol.h 작성</w:t>
-            </w:r>
-          </w:p>
-          <w:p>
-            <w:pPr>
-              <w:widowControl/>
-              <w:wordWrap/>
-              <w:autoSpaceDE/>
-              <w:autoSpaceDN/>
-              <w:rPr>
-                <w:sz w:val="16"/>
-                <w:szCs w:val="16"/>
-              </w:rPr>
-            </w:pPr>
-          </w:p>
-        </w:tc>
-        <w:tc>
-          <w:tcPr>
-            <w:tcW w:w="1701" w:type="dxa"/>
-          </w:tcPr>
-          <w:p>
-            <w:pPr>
-              <w:widowControl/>
-              <w:wordWrap/>
-              <w:autoSpaceDE/>
-              <w:autoSpaceDN/>
-              <w:rPr>
-                <w:sz w:val="16"/>
-                <w:szCs w:val="16"/>
-              </w:rPr>
-            </w:pPr>
-            <w:r>
-              <w:rPr>
-                <w:rFonts w:hint="eastAsia"/>
-                <w:sz w:val="16"/>
-                <w:szCs w:val="16"/>
-              </w:rPr>
-              <w:t>31</w:t>
-            </w:r>
-          </w:p>
-          <w:p>
-            <w:pPr>
-              <w:widowControl/>
-              <w:wordWrap/>
-              <w:autoSpaceDE/>
-              <w:autoSpaceDN/>
-              <w:rPr>
+              <w:t>rotocol.h</w:t>
+            </w:r>
+            <w:proofErr w:type="spellEnd"/>
+            <w:r>
+              <w:rPr>
+                <w:rFonts w:hint="eastAsia"/>
                 <w:b/>
                 <w:bCs/>
                 <w:sz w:val="16"/>
                 <w:szCs w:val="16"/>
               </w:rPr>
-            </w:pPr>
-            <w:r>
-              <w:rPr>
-                <w:rFonts w:hint="eastAsia"/>
+              <w:t xml:space="preserve"> 작성</w:t>
+            </w:r>
+          </w:p>
+          <w:p>
+            <w:pPr>
+              <w:widowControl/>
+              <w:wordWrap/>
+              <w:autoSpaceDE/>
+              <w:autoSpaceDN/>
+              <w:rPr>
+                <w:sz w:val="16"/>
+                <w:szCs w:val="16"/>
+              </w:rPr>
+            </w:pPr>
+          </w:p>
+        </w:tc>
+        <w:tc>
+          <w:tcPr>
+            <w:tcW w:w="1701" w:type="dxa"/>
+          </w:tcPr>
+          <w:p>
+            <w:pPr>
+              <w:widowControl/>
+              <w:wordWrap/>
+              <w:autoSpaceDE/>
+              <w:autoSpaceDN/>
+              <w:rPr>
+                <w:sz w:val="16"/>
+                <w:szCs w:val="16"/>
+              </w:rPr>
+            </w:pPr>
+            <w:r>
+              <w:rPr>
+                <w:rFonts w:hint="eastAsia"/>
+                <w:sz w:val="16"/>
+                <w:szCs w:val="16"/>
+              </w:rPr>
+              <w:t>31</w:t>
+            </w:r>
+          </w:p>
+          <w:p>
+            <w:pPr>
+              <w:widowControl/>
+              <w:wordWrap/>
+              <w:autoSpaceDE/>
+              <w:autoSpaceDN/>
+              <w:rPr>
                 <w:b/>
                 <w:bCs/>
                 <w:sz w:val="16"/>
                 <w:szCs w:val="16"/>
               </w:rPr>
-              <w:t>Player()</w:t>
-            </w:r>
-          </w:p>
-          <w:p>
-            <w:pPr>
-              <w:widowControl/>
-              <w:wordWrap/>
-              <w:autoSpaceDE/>
-              <w:autoSpaceDN/>
-              <w:rPr>
+            </w:pPr>
+            <w:proofErr w:type="gramStart"/>
+            <w:r>
+              <w:rPr>
+                <w:rFonts w:hint="eastAsia"/>
                 <w:b/>
                 <w:bCs/>
                 <w:sz w:val="16"/>
                 <w:szCs w:val="16"/>
               </w:rPr>
-            </w:pPr>
+              <w:t>Player(</w:t>
+            </w:r>
+            <w:proofErr w:type="gramEnd"/>
             <w:r>
               <w:rPr>
                 <w:rFonts w:hint="eastAsia"/>
@@ -3064,7 +3791,7 @@
                 <w:sz w:val="16"/>
                 <w:szCs w:val="16"/>
               </w:rPr>
-              <w:t>~Player()</w:t>
+              <w:t>)</w:t>
             </w:r>
           </w:p>
           <w:p>
@@ -3082,13 +3809,15 @@
             </w:pPr>
             <w:r>
               <w:rPr>
+                <w:rFonts w:hint="eastAsia"/>
                 <w:b/>
                 <w:bCs/>
                 <w:sz w:val="16"/>
                 <w:szCs w:val="16"/>
               </w:rPr>
-              <w:t>S</w:t>
-            </w:r>
+              <w:t>~</w:t>
+            </w:r>
+            <w:proofErr w:type="gramStart"/>
             <w:r>
               <w:rPr>
                 <w:rFonts w:hint="eastAsia"/>
@@ -3097,7 +3826,73 @@
                 <w:sz w:val="16"/>
                 <w:szCs w:val="16"/>
               </w:rPr>
-              <w:t>erver main()</w:t>
+              <w:t>Player(</w:t>
+            </w:r>
+            <w:proofErr w:type="gramEnd"/>
+            <w:r>
+              <w:rPr>
+                <w:rFonts w:hint="eastAsia"/>
+                <w:b/>
+                <w:bCs/>
+                <w:sz w:val="16"/>
+                <w:szCs w:val="16"/>
+              </w:rPr>
+              <w:t>)</w:t>
+            </w:r>
+          </w:p>
+          <w:p>
+            <w:pPr>
+              <w:widowControl/>
+              <w:wordWrap/>
+              <w:autoSpaceDE/>
+              <w:autoSpaceDN/>
+              <w:rPr>
+                <w:b/>
+                <w:bCs/>
+                <w:sz w:val="16"/>
+                <w:szCs w:val="16"/>
+              </w:rPr>
+            </w:pPr>
+            <w:r>
+              <w:rPr>
+                <w:b/>
+                <w:bCs/>
+                <w:sz w:val="16"/>
+                <w:szCs w:val="16"/>
+              </w:rPr>
+              <w:t>S</w:t>
+            </w:r>
+            <w:r>
+              <w:rPr>
+                <w:rFonts w:hint="eastAsia"/>
+                <w:b/>
+                <w:bCs/>
+                <w:sz w:val="16"/>
+                <w:szCs w:val="16"/>
+              </w:rPr>
+              <w:t xml:space="preserve">erver </w:t>
+            </w:r>
+            <w:proofErr w:type="gramStart"/>
+            <w:r>
+              <w:rPr>
+                <w:rFonts w:hint="eastAsia"/>
+                <w:b/>
+                <w:bCs/>
+                <w:sz w:val="16"/>
+                <w:szCs w:val="16"/>
+              </w:rPr>
+              <w:t>main(</w:t>
+            </w:r>
+            <w:proofErr w:type="gramEnd"/>
+            <w:r>
+              <w:rPr>
+                <w:rFonts w:hint="eastAsia"/>
+                <w:b/>
+                <w:bCs/>
+                <w:sz w:val="16"/>
+                <w:szCs w:val="16"/>
+              </w:rPr>
+              <w:t>)</w:t>
             </w:r>
           </w:p>
           <w:p>
@@ -3286,6 +4081,7 @@
                 <w:szCs w:val="14"/>
               </w:rPr>
             </w:pPr>
+            <w:proofErr w:type="gramStart"/>
             <w:r>
               <w:rPr>
                 <w:rFonts w:hint="eastAsia"/>
@@ -3296,6 +4092,8 @@
               </w:rPr>
               <w:t>Player::</w:t>
             </w:r>
+            <w:proofErr w:type="spellStart"/>
+            <w:proofErr w:type="gramEnd"/>
             <w:r>
               <w:rPr>
                 <w:b/>
@@ -3303,55 +4101,56 @@
                 <w:sz w:val="14"/>
                 <w:szCs w:val="14"/>
               </w:rPr>
-              <w:t>recv_packet();</w:t>
-            </w:r>
-          </w:p>
-          <w:p>
-            <w:pPr>
-              <w:widowControl/>
-              <w:wordWrap/>
-              <w:autoSpaceDE/>
-              <w:autoSpaceDN/>
+              <w:t>recv_</w:t>
+            </w:r>
+            <w:proofErr w:type="gramStart"/>
+            <w:r>
               <w:rPr>
                 <w:b/>
                 <w:bCs/>
                 <w:sz w:val="14"/>
                 <w:szCs w:val="14"/>
               </w:rPr>
-            </w:pPr>
-            <w:r>
-              <w:rPr>
-                <w:rFonts w:hint="eastAsia"/>
+              <w:t>packet</w:t>
+            </w:r>
+            <w:proofErr w:type="spellEnd"/>
+            <w:r>
+              <w:rPr>
                 <w:b/>
                 <w:bCs/>
                 <w:sz w:val="14"/>
                 <w:szCs w:val="14"/>
               </w:rPr>
-              <w:t>Player::send</w:t>
-            </w:r>
-            <w:r>
+              <w:t>();</w:t>
+            </w:r>
+            <w:proofErr w:type="gramEnd"/>
+          </w:p>
+          <w:p>
+            <w:pPr>
+              <w:widowControl/>
+              <w:wordWrap/>
+              <w:autoSpaceDE/>
+              <w:autoSpaceDN/>
               <w:rPr>
                 <w:b/>
                 <w:bCs/>
                 <w:sz w:val="14"/>
                 <w:szCs w:val="14"/>
               </w:rPr>
-              <w:t>_packet();</w:t>
-            </w:r>
-          </w:p>
-          <w:p>
-            <w:pPr>
-              <w:widowControl/>
-              <w:wordWrap/>
-              <w:autoSpaceDE/>
-              <w:autoSpaceDN/>
-              <w:rPr>
+            </w:pPr>
+            <w:proofErr w:type="gramStart"/>
+            <w:r>
+              <w:rPr>
+                <w:rFonts w:hint="eastAsia"/>
                 <w:b/>
                 <w:bCs/>
                 <w:sz w:val="14"/>
                 <w:szCs w:val="14"/>
               </w:rPr>
-            </w:pPr>
+              <w:t>Player::</w:t>
+            </w:r>
+            <w:proofErr w:type="spellStart"/>
+            <w:proofErr w:type="gramEnd"/>
             <w:r>
               <w:rPr>
                 <w:rFonts w:hint="eastAsia"/>
@@ -3360,18 +4159,18 @@
                 <w:sz w:val="14"/>
                 <w:szCs w:val="14"/>
               </w:rPr>
-              <w:t>Player::</w:t>
-            </w:r>
-            <w:r>
-              <w:rPr>
-                <w:rFonts w:hint="eastAsia"/>
+              <w:t>send</w:t>
+            </w:r>
+            <w:r>
+              <w:rPr>
                 <w:b/>
                 <w:bCs/>
                 <w:sz w:val="14"/>
                 <w:szCs w:val="14"/>
               </w:rPr>
-              <w:t>disconnect</w:t>
-            </w:r>
+              <w:t>_</w:t>
+            </w:r>
+            <w:proofErr w:type="gramStart"/>
             <w:r>
               <w:rPr>
                 <w:b/>
@@ -3379,32 +4178,90 @@
                 <w:sz w:val="14"/>
                 <w:szCs w:val="14"/>
               </w:rPr>
-              <w:t>();</w:t>
-            </w:r>
-          </w:p>
-          <w:p>
-            <w:pPr>
-              <w:widowControl/>
-              <w:wordWrap/>
-              <w:autoSpaceDE/>
-              <w:autoSpaceDN/>
+              <w:t>packet</w:t>
+            </w:r>
+            <w:proofErr w:type="spellEnd"/>
+            <w:r>
               <w:rPr>
                 <w:b/>
                 <w:bCs/>
                 <w:sz w:val="14"/>
                 <w:szCs w:val="14"/>
               </w:rPr>
-            </w:pPr>
-            <w:r>
-              <w:rPr>
-                <w:rFonts w:hint="eastAsia"/>
+              <w:t>();</w:t>
+            </w:r>
+            <w:proofErr w:type="gramEnd"/>
+          </w:p>
+          <w:p>
+            <w:pPr>
+              <w:widowControl/>
+              <w:wordWrap/>
+              <w:autoSpaceDE/>
+              <w:autoSpaceDN/>
+              <w:rPr>
                 <w:b/>
                 <w:bCs/>
                 <w:sz w:val="14"/>
                 <w:szCs w:val="14"/>
               </w:rPr>
+            </w:pPr>
+            <w:proofErr w:type="gramStart"/>
+            <w:r>
+              <w:rPr>
+                <w:rFonts w:hint="eastAsia"/>
+                <w:b/>
+                <w:bCs/>
+                <w:sz w:val="14"/>
+                <w:szCs w:val="14"/>
+              </w:rPr>
               <w:t>Player::</w:t>
             </w:r>
+            <w:r>
+              <w:rPr>
+                <w:rFonts w:hint="eastAsia"/>
+                <w:b/>
+                <w:bCs/>
+                <w:sz w:val="14"/>
+                <w:szCs w:val="14"/>
+              </w:rPr>
+              <w:t>disconnect</w:t>
+            </w:r>
+            <w:r>
+              <w:rPr>
+                <w:b/>
+                <w:bCs/>
+                <w:sz w:val="14"/>
+                <w:szCs w:val="14"/>
+              </w:rPr>
+              <w:t>();</w:t>
+            </w:r>
+            <w:proofErr w:type="gramEnd"/>
+          </w:p>
+          <w:p>
+            <w:pPr>
+              <w:widowControl/>
+              <w:wordWrap/>
+              <w:autoSpaceDE/>
+              <w:autoSpaceDN/>
+              <w:rPr>
+                <w:b/>
+                <w:bCs/>
+                <w:sz w:val="14"/>
+                <w:szCs w:val="14"/>
+              </w:rPr>
+            </w:pPr>
+            <w:proofErr w:type="gramStart"/>
+            <w:r>
+              <w:rPr>
+                <w:rFonts w:hint="eastAsia"/>
+                <w:b/>
+                <w:bCs/>
+                <w:sz w:val="14"/>
+                <w:szCs w:val="14"/>
+              </w:rPr>
+              <w:t>Player::</w:t>
+            </w:r>
+            <w:proofErr w:type="gramEnd"/>
             <w:r>
               <w:rPr>
                 <w:rFonts w:eastAsiaTheme="minorHAnsi"/>
@@ -3415,6 +4272,7 @@
               </w:rPr>
               <w:t xml:space="preserve"> </w:t>
             </w:r>
+            <w:proofErr w:type="spellStart"/>
             <w:r>
               <w:rPr>
                 <w:rFonts w:eastAsiaTheme="minorHAnsi" w:hint="eastAsia"/>
@@ -3423,211 +4281,280 @@
                 <w:sz w:val="14"/>
                 <w:szCs w:val="14"/>
               </w:rPr>
-              <w:t>process_packet()</w:t>
-            </w:r>
-          </w:p>
-        </w:tc>
-        <w:tc>
-          <w:tcPr>
-            <w:tcW w:w="1701" w:type="dxa"/>
-          </w:tcPr>
-          <w:p>
-            <w:pPr>
-              <w:widowControl/>
-              <w:wordWrap/>
-              <w:autoSpaceDE/>
-              <w:autoSpaceDN/>
-              <w:rPr>
-                <w:sz w:val="16"/>
-                <w:szCs w:val="16"/>
-              </w:rPr>
-            </w:pPr>
-            <w:r>
-              <w:rPr>
-                <w:rFonts w:hint="eastAsia"/>
-                <w:sz w:val="16"/>
-                <w:szCs w:val="16"/>
-              </w:rPr>
-              <w:t>4</w:t>
-            </w:r>
-          </w:p>
-          <w:p>
-            <w:pPr>
-              <w:widowControl/>
-              <w:wordWrap/>
-              <w:autoSpaceDE/>
-              <w:autoSpaceDN/>
-              <w:rPr>
-                <w:sz w:val="16"/>
-                <w:szCs w:val="16"/>
-              </w:rPr>
-            </w:pPr>
-          </w:p>
-        </w:tc>
-        <w:tc>
-          <w:tcPr>
-            <w:tcW w:w="1701" w:type="dxa"/>
-          </w:tcPr>
-          <w:p>
-            <w:pPr>
-              <w:widowControl/>
-              <w:wordWrap/>
-              <w:autoSpaceDE/>
-              <w:autoSpaceDN/>
-              <w:rPr>
-                <w:color w:val="960000"/>
-                <w:sz w:val="16"/>
-                <w:szCs w:val="16"/>
-              </w:rPr>
-            </w:pPr>
-            <w:r>
-              <w:rPr>
-                <w:rFonts w:hint="eastAsia"/>
-                <w:sz w:val="16"/>
-                <w:szCs w:val="16"/>
-              </w:rPr>
-              <w:t>5</w:t>
-            </w:r>
-          </w:p>
-          <w:p>
-            <w:pPr>
-              <w:widowControl/>
-              <w:wordWrap/>
-              <w:autoSpaceDE/>
-              <w:autoSpaceDN/>
-              <w:rPr>
-                <w:color w:val="960000"/>
-                <w:sz w:val="16"/>
-                <w:szCs w:val="16"/>
-              </w:rPr>
-            </w:pPr>
-            <w:r>
-              <w:rPr>
-                <w:rFonts w:hint="eastAsia"/>
-                <w:color w:val="960000"/>
-                <w:sz w:val="16"/>
-                <w:szCs w:val="16"/>
-              </w:rPr>
-              <w:t>패킷테스트</w:t>
-            </w:r>
-          </w:p>
-          <w:p>
-            <w:pPr>
-              <w:widowControl/>
-              <w:wordWrap/>
-              <w:autoSpaceDE/>
-              <w:autoSpaceDN/>
-              <w:rPr>
-                <w:color w:val="960000"/>
-                <w:sz w:val="16"/>
-                <w:szCs w:val="16"/>
-              </w:rPr>
-            </w:pPr>
-            <w:r>
-              <w:rPr>
-                <w:rFonts w:hint="eastAsia"/>
-                <w:color w:val="960000"/>
-                <w:sz w:val="16"/>
-                <w:szCs w:val="16"/>
-              </w:rPr>
-              <w:t>진행 보고</w:t>
-            </w:r>
-          </w:p>
-        </w:tc>
-        <w:tc>
-          <w:tcPr>
-            <w:tcW w:w="1701" w:type="dxa"/>
-          </w:tcPr>
-          <w:p>
-            <w:pPr>
-              <w:widowControl/>
-              <w:wordWrap/>
-              <w:autoSpaceDE/>
-              <w:autoSpaceDN/>
-              <w:rPr>
-                <w:sz w:val="16"/>
-                <w:szCs w:val="16"/>
-              </w:rPr>
-            </w:pPr>
-            <w:r>
-              <w:rPr>
-                <w:rFonts w:hint="eastAsia"/>
-                <w:sz w:val="16"/>
-                <w:szCs w:val="16"/>
-              </w:rPr>
-              <w:t>6</w:t>
-            </w:r>
-          </w:p>
-          <w:p>
-            <w:pPr>
-              <w:widowControl/>
-              <w:wordWrap/>
-              <w:autoSpaceDE/>
-              <w:autoSpaceDN/>
-              <w:rPr>
+              <w:t>process_</w:t>
+            </w:r>
+            <w:proofErr w:type="gramStart"/>
+            <w:r>
+              <w:rPr>
+                <w:rFonts w:eastAsiaTheme="minorHAnsi" w:hint="eastAsia"/>
                 <w:b/>
                 <w:bCs/>
-                <w:sz w:val="16"/>
-                <w:szCs w:val="16"/>
-              </w:rPr>
-            </w:pPr>
-          </w:p>
-        </w:tc>
-        <w:tc>
-          <w:tcPr>
-            <w:tcW w:w="1701" w:type="dxa"/>
-          </w:tcPr>
-          <w:p>
-            <w:pPr>
-              <w:widowControl/>
-              <w:wordWrap/>
-              <w:autoSpaceDE/>
-              <w:autoSpaceDN/>
-              <w:rPr>
-                <w:sz w:val="16"/>
-                <w:szCs w:val="16"/>
-              </w:rPr>
-            </w:pPr>
-            <w:r>
-              <w:rPr>
-                <w:rFonts w:hint="eastAsia"/>
-                <w:sz w:val="16"/>
-                <w:szCs w:val="16"/>
-              </w:rPr>
-              <w:t>7</w:t>
-            </w:r>
-          </w:p>
-          <w:p>
-            <w:pPr>
-              <w:widowControl/>
-              <w:wordWrap/>
-              <w:autoSpaceDE/>
-              <w:autoSpaceDN/>
-              <w:rPr>
+                <w:sz w:val="14"/>
+                <w:szCs w:val="14"/>
+              </w:rPr>
+              <w:t>packet</w:t>
+            </w:r>
+            <w:proofErr w:type="spellEnd"/>
+            <w:r>
+              <w:rPr>
+                <w:rFonts w:eastAsiaTheme="minorHAnsi" w:hint="eastAsia"/>
                 <w:b/>
                 <w:bCs/>
-                <w:sz w:val="16"/>
-                <w:szCs w:val="16"/>
-              </w:rPr>
-            </w:pPr>
-            <w:r>
-              <w:rPr>
+                <w:sz w:val="14"/>
+                <w:szCs w:val="14"/>
+              </w:rPr>
+              <w:t>(</w:t>
+            </w:r>
+            <w:proofErr w:type="gramEnd"/>
+            <w:r>
+              <w:rPr>
+                <w:rFonts w:eastAsiaTheme="minorHAnsi" w:hint="eastAsia"/>
                 <w:b/>
                 <w:bCs/>
-                <w:sz w:val="16"/>
-                <w:szCs w:val="16"/>
-              </w:rPr>
-              <w:t>C</w:t>
-            </w:r>
-            <w:r>
-              <w:rPr>
-                <w:rFonts w:hint="eastAsia"/>
+                <w:sz w:val="14"/>
+                <w:szCs w:val="14"/>
+              </w:rPr>
+              <w:t>)</w:t>
+            </w:r>
+          </w:p>
+        </w:tc>
+        <w:tc>
+          <w:tcPr>
+            <w:tcW w:w="1701" w:type="dxa"/>
+          </w:tcPr>
+          <w:p>
+            <w:pPr>
+              <w:widowControl/>
+              <w:wordWrap/>
+              <w:autoSpaceDE/>
+              <w:autoSpaceDN/>
+              <w:rPr>
+                <w:sz w:val="16"/>
+                <w:szCs w:val="16"/>
+              </w:rPr>
+            </w:pPr>
+            <w:r>
+              <w:rPr>
+                <w:rFonts w:hint="eastAsia"/>
+                <w:sz w:val="16"/>
+                <w:szCs w:val="16"/>
+              </w:rPr>
+              <w:t>4</w:t>
+            </w:r>
+          </w:p>
+          <w:p>
+            <w:pPr>
+              <w:widowControl/>
+              <w:wordWrap/>
+              <w:autoSpaceDE/>
+              <w:autoSpaceDN/>
+              <w:rPr>
+                <w:sz w:val="16"/>
+                <w:szCs w:val="16"/>
+              </w:rPr>
+            </w:pPr>
+          </w:p>
+        </w:tc>
+        <w:tc>
+          <w:tcPr>
+            <w:tcW w:w="1701" w:type="dxa"/>
+          </w:tcPr>
+          <w:p>
+            <w:pPr>
+              <w:widowControl/>
+              <w:wordWrap/>
+              <w:autoSpaceDE/>
+              <w:autoSpaceDN/>
+              <w:rPr>
+                <w:color w:val="960000"/>
+                <w:sz w:val="16"/>
+                <w:szCs w:val="16"/>
+              </w:rPr>
+            </w:pPr>
+            <w:r>
+              <w:rPr>
+                <w:rFonts w:hint="eastAsia"/>
+                <w:sz w:val="16"/>
+                <w:szCs w:val="16"/>
+              </w:rPr>
+              <w:t>5</w:t>
+            </w:r>
+          </w:p>
+          <w:p>
+            <w:pPr>
+              <w:widowControl/>
+              <w:wordWrap/>
+              <w:autoSpaceDE/>
+              <w:autoSpaceDN/>
+              <w:rPr>
+                <w:color w:val="960000"/>
+                <w:sz w:val="16"/>
+                <w:szCs w:val="16"/>
+              </w:rPr>
+            </w:pPr>
+            <w:proofErr w:type="spellStart"/>
+            <w:r>
+              <w:rPr>
+                <w:rFonts w:hint="eastAsia"/>
+                <w:color w:val="960000"/>
+                <w:sz w:val="16"/>
+                <w:szCs w:val="16"/>
+              </w:rPr>
+              <w:t>패킷테스트</w:t>
+            </w:r>
+            <w:proofErr w:type="spellEnd"/>
+          </w:p>
+          <w:p>
+            <w:pPr>
+              <w:widowControl/>
+              <w:wordWrap/>
+              <w:autoSpaceDE/>
+              <w:autoSpaceDN/>
+              <w:rPr>
+                <w:color w:val="960000"/>
+                <w:sz w:val="16"/>
+                <w:szCs w:val="16"/>
+              </w:rPr>
+            </w:pPr>
+            <w:r>
+              <w:rPr>
+                <w:rFonts w:hint="eastAsia"/>
+                <w:color w:val="960000"/>
+                <w:sz w:val="16"/>
+                <w:szCs w:val="16"/>
+              </w:rPr>
+              <w:t>진행 보고</w:t>
+            </w:r>
+          </w:p>
+        </w:tc>
+        <w:tc>
+          <w:tcPr>
+            <w:tcW w:w="1701" w:type="dxa"/>
+          </w:tcPr>
+          <w:p>
+            <w:pPr>
+              <w:widowControl/>
+              <w:wordWrap/>
+              <w:autoSpaceDE/>
+              <w:autoSpaceDN/>
+              <w:rPr>
+                <w:sz w:val="16"/>
+                <w:szCs w:val="16"/>
+              </w:rPr>
+            </w:pPr>
+            <w:r>
+              <w:rPr>
+                <w:rFonts w:hint="eastAsia"/>
+                <w:sz w:val="16"/>
+                <w:szCs w:val="16"/>
+              </w:rPr>
+              <w:t>6</w:t>
+            </w:r>
+          </w:p>
+          <w:p>
+            <w:pPr>
+              <w:widowControl/>
+              <w:wordWrap/>
+              <w:autoSpaceDE/>
+              <w:autoSpaceDN/>
+              <w:rPr>
                 <w:b/>
                 <w:bCs/>
                 <w:sz w:val="16"/>
                 <w:szCs w:val="16"/>
               </w:rPr>
-              <w:t>lient sendEnterRoomPacket()</w:t>
+            </w:pPr>
+          </w:p>
+        </w:tc>
+        <w:tc>
+          <w:tcPr>
+            <w:tcW w:w="1701" w:type="dxa"/>
+          </w:tcPr>
+          <w:p>
+            <w:pPr>
+              <w:widowControl/>
+              <w:wordWrap/>
+              <w:autoSpaceDE/>
+              <w:autoSpaceDN/>
+              <w:rPr>
+                <w:sz w:val="16"/>
+                <w:szCs w:val="16"/>
+              </w:rPr>
+            </w:pPr>
+            <w:r>
+              <w:rPr>
+                <w:rFonts w:hint="eastAsia"/>
+                <w:sz w:val="16"/>
+                <w:szCs w:val="16"/>
+              </w:rPr>
+              <w:t>7</w:t>
+            </w:r>
+          </w:p>
+          <w:p>
+            <w:pPr>
+              <w:widowControl/>
+              <w:wordWrap/>
+              <w:autoSpaceDE/>
+              <w:autoSpaceDN/>
+              <w:rPr>
+                <w:b/>
+                <w:bCs/>
+                <w:sz w:val="16"/>
+                <w:szCs w:val="16"/>
+              </w:rPr>
+            </w:pPr>
+            <w:r>
+              <w:rPr>
+                <w:b/>
+                <w:bCs/>
+                <w:sz w:val="16"/>
+                <w:szCs w:val="16"/>
+              </w:rPr>
+              <w:t>C</w:t>
+            </w:r>
+            <w:r>
+              <w:rPr>
+                <w:rFonts w:hint="eastAsia"/>
+                <w:b/>
+                <w:bCs/>
+                <w:sz w:val="16"/>
+                <w:szCs w:val="16"/>
+              </w:rPr>
+              <w:t xml:space="preserve">lient </w:t>
+            </w:r>
+            <w:proofErr w:type="spellStart"/>
+            <w:proofErr w:type="gramStart"/>
+            <w:r>
+              <w:rPr>
+                <w:rFonts w:hint="eastAsia"/>
+                <w:b/>
+                <w:bCs/>
+                <w:sz w:val="16"/>
+                <w:szCs w:val="16"/>
+              </w:rPr>
+              <w:t>sendEnterRoomPacket</w:t>
+            </w:r>
+            <w:proofErr w:type="spellEnd"/>
+            <w:r>
+              <w:rPr>
+                <w:rFonts w:hint="eastAsia"/>
+                <w:b/>
+                <w:bCs/>
+                <w:sz w:val="16"/>
+                <w:szCs w:val="16"/>
+              </w:rPr>
+              <w:t>(</w:t>
+            </w:r>
+            <w:proofErr w:type="gramEnd"/>
+            <w:r>
+              <w:rPr>
+                <w:rFonts w:hint="eastAsia"/>
+                <w:b/>
+                <w:bCs/>
+                <w:sz w:val="16"/>
+                <w:szCs w:val="16"/>
+              </w:rPr>
+              <w:t>)</w:t>
             </w:r>
           </w:p>
         </w:tc>
@@ -3765,14 +4692,62 @@
                 <w:szCs w:val="16"/>
               </w:rPr>
             </w:pPr>
+            <w:proofErr w:type="spellStart"/>
             <w:r>
               <w:rPr>
                 <w:rFonts w:eastAsiaTheme="minorHAnsi"/>
                 <w:sz w:val="16"/>
                 <w:szCs w:val="16"/>
               </w:rPr>
-              <w:t>send_enter_room_packet(int target_id);</w:t>
-            </w:r>
+              <w:t>send_enter_room_</w:t>
+            </w:r>
+            <w:proofErr w:type="gramStart"/>
+            <w:r>
+              <w:rPr>
+                <w:rFonts w:eastAsiaTheme="minorHAnsi"/>
+                <w:sz w:val="16"/>
+                <w:szCs w:val="16"/>
+              </w:rPr>
+              <w:t>packet</w:t>
+            </w:r>
+            <w:proofErr w:type="spellEnd"/>
+            <w:r>
+              <w:rPr>
+                <w:rFonts w:eastAsiaTheme="minorHAnsi"/>
+                <w:sz w:val="16"/>
+                <w:szCs w:val="16"/>
+              </w:rPr>
+              <w:t>(</w:t>
+            </w:r>
+            <w:proofErr w:type="gramEnd"/>
+            <w:r>
+              <w:rPr>
+                <w:rFonts w:eastAsiaTheme="minorHAnsi"/>
+                <w:sz w:val="16"/>
+                <w:szCs w:val="16"/>
+              </w:rPr>
+              <w:t xml:space="preserve">int </w:t>
+            </w:r>
+            <w:proofErr w:type="spellStart"/>
+            <w:r>
+              <w:rPr>
+                <w:rFonts w:eastAsiaTheme="minorHAnsi"/>
+                <w:sz w:val="16"/>
+                <w:szCs w:val="16"/>
+              </w:rPr>
+              <w:t>target_id</w:t>
+            </w:r>
+            <w:proofErr w:type="spellEnd"/>
+            <w:proofErr w:type="gramStart"/>
+            <w:r>
+              <w:rPr>
+                <w:rFonts w:eastAsiaTheme="minorHAnsi"/>
+                <w:sz w:val="16"/>
+                <w:szCs w:val="16"/>
+              </w:rPr>
+              <w:t>);</w:t>
+            </w:r>
+            <w:proofErr w:type="gramEnd"/>
           </w:p>
           <w:p>
             <w:pPr>
@@ -3849,6 +4824,7 @@
                 <w:szCs w:val="16"/>
               </w:rPr>
             </w:pPr>
+            <w:proofErr w:type="spellStart"/>
             <w:r>
               <w:rPr>
                 <w:rFonts w:hint="eastAsia"/>
@@ -3858,6 +4834,7 @@
               </w:rPr>
               <w:t>패킷테스트</w:t>
             </w:r>
+            <w:proofErr w:type="spellEnd"/>
           </w:p>
           <w:p>
             <w:pPr>
@@ -3917,32 +4894,60 @@
                 <w:szCs w:val="16"/>
               </w:rPr>
             </w:pPr>
+            <w:proofErr w:type="spellStart"/>
             <w:r>
               <w:rPr>
                 <w:rFonts w:eastAsiaTheme="minorHAnsi"/>
                 <w:sz w:val="16"/>
                 <w:szCs w:val="16"/>
               </w:rPr>
-              <w:t>send_ready_packet(target_id)</w:t>
-            </w:r>
-          </w:p>
-          <w:p>
-            <w:pPr>
-              <w:widowControl/>
-              <w:wordWrap/>
-              <w:autoSpaceDE/>
-              <w:autoSpaceDN/>
-              <w:rPr>
-                <w:sz w:val="16"/>
-                <w:szCs w:val="16"/>
-              </w:rPr>
-            </w:pPr>
+              <w:t>send_ready_packet</w:t>
+            </w:r>
+            <w:proofErr w:type="spellEnd"/>
             <w:r>
               <w:rPr>
                 <w:rFonts w:eastAsiaTheme="minorHAnsi"/>
                 <w:sz w:val="16"/>
                 <w:szCs w:val="16"/>
               </w:rPr>
+              <w:t>(</w:t>
+            </w:r>
+            <w:proofErr w:type="spellStart"/>
+            <w:r>
+              <w:rPr>
+                <w:rFonts w:eastAsiaTheme="minorHAnsi"/>
+                <w:sz w:val="16"/>
+                <w:szCs w:val="16"/>
+              </w:rPr>
+              <w:t>target_id</w:t>
+            </w:r>
+            <w:proofErr w:type="spellEnd"/>
+            <w:r>
+              <w:rPr>
+                <w:rFonts w:eastAsiaTheme="minorHAnsi"/>
+                <w:sz w:val="16"/>
+                <w:szCs w:val="16"/>
+              </w:rPr>
+              <w:t>)</w:t>
+            </w:r>
+          </w:p>
+          <w:p>
+            <w:pPr>
+              <w:widowControl/>
+              <w:wordWrap/>
+              <w:autoSpaceDE/>
+              <w:autoSpaceDN/>
+              <w:rPr>
+                <w:sz w:val="16"/>
+                <w:szCs w:val="16"/>
+              </w:rPr>
+            </w:pPr>
+            <w:r>
+              <w:rPr>
+                <w:rFonts w:eastAsiaTheme="minorHAnsi"/>
+                <w:sz w:val="16"/>
+                <w:szCs w:val="16"/>
+              </w:rPr>
               <w:t>S</w:t>
             </w:r>
             <w:r>
@@ -3953,6 +4958,7 @@
               </w:rPr>
               <w:t xml:space="preserve">erver </w:t>
             </w:r>
+            <w:proofErr w:type="spellStart"/>
             <w:r>
               <w:rPr>
                 <w:rFonts w:eastAsiaTheme="minorHAnsi"/>
@@ -3967,7 +4973,16 @@
                 <w:sz w:val="16"/>
                 <w:szCs w:val="16"/>
               </w:rPr>
-              <w:t>rocess_packet() 업데이트</w:t>
+              <w:t>rocess_packet</w:t>
+            </w:r>
+            <w:proofErr w:type="spellEnd"/>
+            <w:r>
+              <w:rPr>
+                <w:rFonts w:eastAsiaTheme="minorHAnsi" w:hint="eastAsia"/>
+                <w:sz w:val="16"/>
+                <w:szCs w:val="16"/>
+              </w:rPr>
+              <w:t>() 업데이트</w:t>
             </w:r>
           </w:p>
         </w:tc>
@@ -4230,6 +5245,7 @@
                 <w:szCs w:val="16"/>
               </w:rPr>
             </w:pPr>
+            <w:proofErr w:type="spellStart"/>
             <w:r>
               <w:rPr>
                 <w:rFonts w:hint="eastAsia"/>
@@ -4239,6 +5255,7 @@
               </w:rPr>
               <w:t>패킷테스트</w:t>
             </w:r>
+            <w:proofErr w:type="spellEnd"/>
           </w:p>
           <w:p>
             <w:pPr>
@@ -4313,6 +5330,7 @@
               </w:rPr>
               <w:t xml:space="preserve">erver </w:t>
             </w:r>
+            <w:proofErr w:type="spellStart"/>
             <w:r>
               <w:rPr>
                 <w:rFonts w:eastAsiaTheme="minorHAnsi"/>
@@ -4327,7 +5345,16 @@
                 <w:sz w:val="16"/>
                 <w:szCs w:val="16"/>
               </w:rPr>
-              <w:t>rocess_packet() 업데이트</w:t>
+              <w:t>rocess_packet</w:t>
+            </w:r>
+            <w:proofErr w:type="spellEnd"/>
+            <w:r>
+              <w:rPr>
+                <w:rFonts w:eastAsiaTheme="minorHAnsi" w:hint="eastAsia"/>
+                <w:sz w:val="16"/>
+                <w:szCs w:val="16"/>
+              </w:rPr>
+              <w:t>() 업데이트</w:t>
             </w:r>
           </w:p>
         </w:tc>
@@ -4542,6 +5569,7 @@
                 <w:szCs w:val="16"/>
               </w:rPr>
             </w:pPr>
+            <w:proofErr w:type="spellStart"/>
             <w:r>
               <w:rPr>
                 <w:rFonts w:hint="eastAsia"/>
@@ -4551,6 +5579,7 @@
               </w:rPr>
               <w:t>패킷테스트</w:t>
             </w:r>
+            <w:proofErr w:type="spellEnd"/>
           </w:p>
           <w:p>
             <w:pPr>
@@ -4625,6 +5654,7 @@
               </w:rPr>
               <w:t xml:space="preserve">erver </w:t>
             </w:r>
+            <w:proofErr w:type="spellStart"/>
             <w:r>
               <w:rPr>
                 <w:rFonts w:eastAsiaTheme="minorHAnsi"/>
@@ -4639,7 +5669,16 @@
                 <w:sz w:val="16"/>
                 <w:szCs w:val="16"/>
               </w:rPr>
-              <w:t>rocess_packet() 업데이트</w:t>
+              <w:t>rocess_packet</w:t>
+            </w:r>
+            <w:proofErr w:type="spellEnd"/>
+            <w:r>
+              <w:rPr>
+                <w:rFonts w:eastAsiaTheme="minorHAnsi" w:hint="eastAsia"/>
+                <w:sz w:val="16"/>
+                <w:szCs w:val="16"/>
+              </w:rPr>
+              <w:t>() 업데이트</w:t>
             </w:r>
           </w:p>
         </w:tc>
@@ -4839,6 +5878,7 @@
                 <w:szCs w:val="16"/>
               </w:rPr>
             </w:pPr>
+            <w:proofErr w:type="spellStart"/>
             <w:r>
               <w:rPr>
                 <w:rFonts w:hint="eastAsia"/>
@@ -4848,6 +5888,7 @@
               </w:rPr>
               <w:t>패킷테스트</w:t>
             </w:r>
+            <w:proofErr w:type="spellEnd"/>
           </w:p>
           <w:p>
             <w:pPr>
@@ -5363,12 +6404,14 @@
         <w:autoSpaceDE/>
         <w:autoSpaceDN/>
       </w:pPr>
+      <w:proofErr w:type="spellStart"/>
       <w:r>
         <w:rPr>
           <w:rFonts w:hint="eastAsia"/>
         </w:rPr>
         <w:t>유영빈</w:t>
       </w:r>
+      <w:proofErr w:type="spellEnd"/>
     </w:p>
     <w:tbl>
       <w:tblPr>
@@ -5816,6 +6859,7 @@
               </w:rPr>
               <w:t xml:space="preserve">client </w:t>
             </w:r>
+            <w:proofErr w:type="spellStart"/>
             <w:r>
               <w:rPr>
                 <w:rFonts w:eastAsiaTheme="minorHAnsi" w:hint="eastAsia"/>
@@ -5826,6 +6870,7 @@
               </w:rPr>
               <w:t>RecvThread</w:t>
             </w:r>
+            <w:proofErr w:type="spellEnd"/>
           </w:p>
           <w:p>
             <w:pPr>
@@ -5958,7 +7003,27 @@
                 <w:sz w:val="16"/>
                 <w:szCs w:val="16"/>
               </w:rPr>
-              <w:t>로그인/로비 화면 ui 구현</w:t>
+              <w:t xml:space="preserve">로그인/로비 화면 </w:t>
+            </w:r>
+            <w:proofErr w:type="spellStart"/>
+            <w:r>
+              <w:rPr>
+                <w:rFonts w:hint="eastAsia"/>
+                <w:strike/>
+                <w:sz w:val="16"/>
+                <w:szCs w:val="16"/>
+              </w:rPr>
+              <w:t>ui</w:t>
+            </w:r>
+            <w:proofErr w:type="spellEnd"/>
+            <w:r>
+              <w:rPr>
+                <w:rFonts w:hint="eastAsia"/>
+                <w:strike/>
+                <w:sz w:val="16"/>
+                <w:szCs w:val="16"/>
+              </w:rPr>
+              <w:t xml:space="preserve"> 구현</w:t>
             </w:r>
           </w:p>
         </w:tc>
@@ -6097,6 +7162,7 @@
                 <w:szCs w:val="16"/>
               </w:rPr>
             </w:pPr>
+            <w:proofErr w:type="spellStart"/>
             <w:r>
               <w:rPr>
                 <w:rFonts w:hint="eastAsia"/>
@@ -6106,6 +7172,7 @@
               </w:rPr>
               <w:t>패킷테스트</w:t>
             </w:r>
+            <w:proofErr w:type="spellEnd"/>
           </w:p>
           <w:p>
             <w:pPr>
@@ -6184,7 +7251,29 @@
                 <w:sz w:val="16"/>
                 <w:szCs w:val="16"/>
               </w:rPr>
-              <w:t>p입력 -&gt; 로그인 입력-&gt; 맵모드로 이동 구현</w:t>
+              <w:t xml:space="preserve">p입력 -&gt; 로그인 입력-&gt; </w:t>
+            </w:r>
+            <w:proofErr w:type="spellStart"/>
+            <w:r>
+              <w:rPr>
+                <w:rFonts w:hint="eastAsia"/>
+                <w:b/>
+                <w:bCs/>
+                <w:sz w:val="16"/>
+                <w:szCs w:val="16"/>
+              </w:rPr>
+              <w:t>맵모드로</w:t>
+            </w:r>
+            <w:proofErr w:type="spellEnd"/>
+            <w:r>
+              <w:rPr>
+                <w:rFonts w:hint="eastAsia"/>
+                <w:b/>
+                <w:bCs/>
+                <w:sz w:val="16"/>
+                <w:szCs w:val="16"/>
+              </w:rPr>
+              <w:t xml:space="preserve"> 이동 구현</w:t>
             </w:r>
           </w:p>
         </w:tc>
@@ -6465,6 +7554,7 @@
                 <w:szCs w:val="16"/>
               </w:rPr>
             </w:pPr>
+            <w:proofErr w:type="spellStart"/>
             <w:r>
               <w:rPr>
                 <w:rFonts w:hint="eastAsia"/>
@@ -6474,6 +7564,7 @@
               </w:rPr>
               <w:t>패킷테스트</w:t>
             </w:r>
+            <w:proofErr w:type="spellEnd"/>
           </w:p>
           <w:p>
             <w:pPr>
@@ -6533,13 +7624,33 @@
                 <w:szCs w:val="16"/>
               </w:rPr>
             </w:pPr>
+            <w:proofErr w:type="spellStart"/>
+            <w:proofErr w:type="gramStart"/>
             <w:r>
               <w:rPr>
                 <w:rFonts w:eastAsiaTheme="minorHAnsi"/>
                 <w:sz w:val="16"/>
                 <w:szCs w:val="16"/>
               </w:rPr>
-              <w:t>CollisionCheck()</w:t>
+              <w:t>CollisionCheck</w:t>
+            </w:r>
+            <w:proofErr w:type="spellEnd"/>
+            <w:r>
+              <w:rPr>
+                <w:rFonts w:eastAsiaTheme="minorHAnsi"/>
+                <w:sz w:val="16"/>
+                <w:szCs w:val="16"/>
+              </w:rPr>
+              <w:t>(</w:t>
+            </w:r>
+            <w:proofErr w:type="gramEnd"/>
+            <w:r>
+              <w:rPr>
+                <w:rFonts w:eastAsiaTheme="minorHAnsi"/>
+                <w:sz w:val="16"/>
+                <w:szCs w:val="16"/>
+              </w:rPr>
+              <w:t>)</w:t>
             </w:r>
           </w:p>
           <w:p>
@@ -6679,7 +7790,25 @@
                 <w:sz w:val="16"/>
                 <w:szCs w:val="16"/>
               </w:rPr>
-              <w:t>대기실 화면 ui 구현</w:t>
+              <w:t xml:space="preserve">대기실 화면 </w:t>
+            </w:r>
+            <w:proofErr w:type="spellStart"/>
+            <w:r>
+              <w:rPr>
+                <w:rFonts w:hint="eastAsia"/>
+                <w:sz w:val="16"/>
+                <w:szCs w:val="16"/>
+              </w:rPr>
+              <w:t>ui</w:t>
+            </w:r>
+            <w:proofErr w:type="spellEnd"/>
+            <w:r>
+              <w:rPr>
+                <w:rFonts w:hint="eastAsia"/>
+                <w:sz w:val="16"/>
+                <w:szCs w:val="16"/>
+              </w:rPr>
+              <w:t xml:space="preserve"> 구현</w:t>
             </w:r>
           </w:p>
         </w:tc>
@@ -6718,13 +7847,33 @@
                 <w:szCs w:val="16"/>
               </w:rPr>
             </w:pPr>
+            <w:proofErr w:type="spellStart"/>
+            <w:proofErr w:type="gramStart"/>
             <w:r>
               <w:rPr>
                 <w:rFonts w:eastAsiaTheme="minorHAnsi"/>
                 <w:sz w:val="16"/>
                 <w:szCs w:val="16"/>
               </w:rPr>
-              <w:t>WallCollisionCheck() </w:t>
+              <w:t>WallCollisionCheck</w:t>
+            </w:r>
+            <w:proofErr w:type="spellEnd"/>
+            <w:r>
+              <w:rPr>
+                <w:rFonts w:eastAsiaTheme="minorHAnsi"/>
+                <w:sz w:val="16"/>
+                <w:szCs w:val="16"/>
+              </w:rPr>
+              <w:t>(</w:t>
+            </w:r>
+            <w:proofErr w:type="gramEnd"/>
+            <w:r>
+              <w:rPr>
+                <w:rFonts w:eastAsiaTheme="minorHAnsi"/>
+                <w:sz w:val="16"/>
+                <w:szCs w:val="16"/>
+              </w:rPr>
+              <w:t>) </w:t>
             </w:r>
           </w:p>
           <w:p>
@@ -6814,6 +7963,7 @@
                 <w:szCs w:val="16"/>
               </w:rPr>
             </w:pPr>
+            <w:proofErr w:type="spellStart"/>
             <w:r>
               <w:rPr>
                 <w:rFonts w:hint="eastAsia"/>
@@ -6823,6 +7973,7 @@
               </w:rPr>
               <w:t>패킷테스트</w:t>
             </w:r>
+            <w:proofErr w:type="spellEnd"/>
           </w:p>
           <w:p>
             <w:pPr>
@@ -6882,13 +8033,33 @@
                 <w:szCs w:val="16"/>
               </w:rPr>
             </w:pPr>
+            <w:proofErr w:type="spellStart"/>
+            <w:proofErr w:type="gramStart"/>
             <w:r>
               <w:rPr>
                 <w:rFonts w:eastAsiaTheme="minorHAnsi"/>
                 <w:sz w:val="16"/>
                 <w:szCs w:val="16"/>
               </w:rPr>
-              <w:t>PlayerCollisionCheck()</w:t>
+              <w:t>PlayerCollisionCheck</w:t>
+            </w:r>
+            <w:proofErr w:type="spellEnd"/>
+            <w:r>
+              <w:rPr>
+                <w:rFonts w:eastAsiaTheme="minorHAnsi"/>
+                <w:sz w:val="16"/>
+                <w:szCs w:val="16"/>
+              </w:rPr>
+              <w:t>(</w:t>
+            </w:r>
+            <w:proofErr w:type="gramEnd"/>
+            <w:r>
+              <w:rPr>
+                <w:rFonts w:eastAsiaTheme="minorHAnsi"/>
+                <w:sz w:val="16"/>
+                <w:szCs w:val="16"/>
+              </w:rPr>
+              <w:t>)</w:t>
             </w:r>
           </w:p>
           <w:p>
@@ -7132,6 +8303,7 @@
                 <w:szCs w:val="16"/>
               </w:rPr>
             </w:pPr>
+            <w:proofErr w:type="spellStart"/>
             <w:r>
               <w:rPr>
                 <w:rFonts w:hint="eastAsia"/>
@@ -7141,6 +8313,7 @@
               </w:rPr>
               <w:t>패킷테스트</w:t>
             </w:r>
+            <w:proofErr w:type="spellEnd"/>
           </w:p>
           <w:p>
             <w:pPr>
@@ -7423,6 +8596,7 @@
                 <w:szCs w:val="16"/>
               </w:rPr>
             </w:pPr>
+            <w:proofErr w:type="spellStart"/>
             <w:r>
               <w:rPr>
                 <w:rFonts w:hint="eastAsia"/>
@@ -7432,6 +8606,7 @@
               </w:rPr>
               <w:t>패킷테스트</w:t>
             </w:r>
+            <w:proofErr w:type="spellEnd"/>
           </w:p>
           <w:p>
             <w:pPr>
@@ -8482,6 +9657,7 @@
                 <w:szCs w:val="16"/>
               </w:rPr>
             </w:pPr>
+            <w:proofErr w:type="spellStart"/>
             <w:r>
               <w:rPr>
                 <w:rFonts w:hint="eastAsia"/>
@@ -8492,6 +9668,7 @@
               </w:rPr>
               <w:t>NetworkMgr</w:t>
             </w:r>
+            <w:proofErr w:type="spellEnd"/>
           </w:p>
           <w:p>
             <w:pPr>
@@ -8505,6 +9682,7 @@
                 <w:szCs w:val="16"/>
               </w:rPr>
             </w:pPr>
+            <w:proofErr w:type="gramStart"/>
             <w:r>
               <w:rPr>
                 <w:rFonts w:hint="eastAsia"/>
@@ -8513,8 +9691,9 @@
                 <w:sz w:val="16"/>
                 <w:szCs w:val="16"/>
               </w:rPr>
-              <w:t>::SendPacket()</w:t>
-            </w:r>
+              <w:t>::</w:t>
+            </w:r>
+            <w:proofErr w:type="spellStart"/>
             <w:r>
               <w:rPr>
                 <w:rFonts w:hint="eastAsia"/>
@@ -8523,21 +9702,20 @@
                 <w:sz w:val="16"/>
                 <w:szCs w:val="16"/>
               </w:rPr>
-              <w:t>,</w:t>
-            </w:r>
-          </w:p>
-          <w:p>
-            <w:pPr>
-              <w:widowControl/>
-              <w:wordWrap/>
-              <w:autoSpaceDE/>
-              <w:rPr>
+              <w:t>SendPacket</w:t>
+            </w:r>
+            <w:proofErr w:type="spellEnd"/>
+            <w:r>
+              <w:rPr>
+                <w:rFonts w:hint="eastAsia"/>
                 <w:b/>
                 <w:bCs/>
                 <w:sz w:val="16"/>
                 <w:szCs w:val="16"/>
               </w:rPr>
-            </w:pPr>
+              <w:t>(</w:t>
+            </w:r>
+            <w:proofErr w:type="gramEnd"/>
             <w:r>
               <w:rPr>
                 <w:rFonts w:hint="eastAsia"/>
@@ -8546,19 +9724,8 @@
                 <w:sz w:val="16"/>
                 <w:szCs w:val="16"/>
               </w:rPr>
-              <w:t>NetworkMgr</w:t>
-            </w:r>
-          </w:p>
-          <w:p>
-            <w:pPr>
-              <w:widowControl/>
-              <w:wordWrap/>
-              <w:autoSpaceDE/>
-              <w:rPr>
-                <w:sz w:val="16"/>
-                <w:szCs w:val="16"/>
-              </w:rPr>
-            </w:pPr>
+              <w:t>)</w:t>
+            </w:r>
             <w:r>
               <w:rPr>
                 <w:rFonts w:hint="eastAsia"/>
@@ -8567,7 +9734,65 @@
                 <w:sz w:val="16"/>
                 <w:szCs w:val="16"/>
               </w:rPr>
-              <w:t>::Init()</w:t>
+              <w:t>,</w:t>
+            </w:r>
+          </w:p>
+          <w:p>
+            <w:pPr>
+              <w:widowControl/>
+              <w:wordWrap/>
+              <w:autoSpaceDE/>
+              <w:rPr>
+                <w:b/>
+                <w:bCs/>
+                <w:sz w:val="16"/>
+                <w:szCs w:val="16"/>
+              </w:rPr>
+            </w:pPr>
+            <w:proofErr w:type="spellStart"/>
+            <w:r>
+              <w:rPr>
+                <w:rFonts w:hint="eastAsia"/>
+                <w:b/>
+                <w:bCs/>
+                <w:sz w:val="16"/>
+                <w:szCs w:val="16"/>
+              </w:rPr>
+              <w:t>NetworkMgr</w:t>
+            </w:r>
+            <w:proofErr w:type="spellEnd"/>
+          </w:p>
+          <w:p>
+            <w:pPr>
+              <w:widowControl/>
+              <w:wordWrap/>
+              <w:autoSpaceDE/>
+              <w:rPr>
+                <w:sz w:val="16"/>
+                <w:szCs w:val="16"/>
+              </w:rPr>
+            </w:pPr>
+            <w:proofErr w:type="gramStart"/>
+            <w:r>
+              <w:rPr>
+                <w:rFonts w:hint="eastAsia"/>
+                <w:b/>
+                <w:bCs/>
+                <w:sz w:val="16"/>
+                <w:szCs w:val="16"/>
+              </w:rPr>
+              <w:t>::Init(</w:t>
+            </w:r>
+            <w:proofErr w:type="gramEnd"/>
+            <w:r>
+              <w:rPr>
+                <w:rFonts w:hint="eastAsia"/>
+                <w:b/>
+                <w:bCs/>
+                <w:sz w:val="16"/>
+                <w:szCs w:val="16"/>
+              </w:rPr>
+              <w:t>)</w:t>
             </w:r>
           </w:p>
         </w:tc>
@@ -8735,7 +9960,29 @@
                 <w:sz w:val="16"/>
                 <w:szCs w:val="16"/>
               </w:rPr>
-              <w:t xml:space="preserve"> RecvThread()</w:t>
+              <w:t xml:space="preserve"> </w:t>
+            </w:r>
+            <w:proofErr w:type="spellStart"/>
+            <w:r>
+              <w:rPr>
+                <w:rFonts w:hint="eastAsia"/>
+                <w:b/>
+                <w:bCs/>
+                <w:sz w:val="16"/>
+                <w:szCs w:val="16"/>
+              </w:rPr>
+              <w:t>RecvThread</w:t>
+            </w:r>
+            <w:proofErr w:type="spellEnd"/>
+            <w:r>
+              <w:rPr>
+                <w:rFonts w:hint="eastAsia"/>
+                <w:b/>
+                <w:bCs/>
+                <w:sz w:val="16"/>
+                <w:szCs w:val="16"/>
+              </w:rPr>
+              <w:t>()</w:t>
             </w:r>
           </w:p>
           <w:p>
@@ -8839,6 +10086,8 @@
                 <w:szCs w:val="16"/>
               </w:rPr>
             </w:pPr>
+            <w:proofErr w:type="spellStart"/>
+            <w:proofErr w:type="gramStart"/>
             <w:r>
               <w:rPr>
                 <w:rFonts w:asciiTheme="majorEastAsia" w:eastAsiaTheme="majorEastAsia" w:hAnsiTheme="majorEastAsia" w:hint="eastAsia"/>
@@ -8847,7 +10096,29 @@
                 <w:sz w:val="16"/>
                 <w:szCs w:val="16"/>
               </w:rPr>
-              <w:t xml:space="preserve">RecvThread(), </w:t>
+              <w:t>RecvThread</w:t>
+            </w:r>
+            <w:proofErr w:type="spellEnd"/>
+            <w:r>
+              <w:rPr>
+                <w:rFonts w:asciiTheme="majorEastAsia" w:eastAsiaTheme="majorEastAsia" w:hAnsiTheme="majorEastAsia" w:hint="eastAsia"/>
+                <w:b/>
+                <w:bCs/>
+                <w:sz w:val="16"/>
+                <w:szCs w:val="16"/>
+              </w:rPr>
+              <w:t>(</w:t>
+            </w:r>
+            <w:proofErr w:type="gramEnd"/>
+            <w:r>
+              <w:rPr>
+                <w:rFonts w:asciiTheme="majorEastAsia" w:eastAsiaTheme="majorEastAsia" w:hAnsiTheme="majorEastAsia" w:hint="eastAsia"/>
+                <w:b/>
+                <w:bCs/>
+                <w:sz w:val="16"/>
+                <w:szCs w:val="16"/>
+              </w:rPr>
+              <w:t xml:space="preserve">), </w:t>
             </w:r>
           </w:p>
           <w:p>
@@ -8863,6 +10134,8 @@
                 <w:szCs w:val="16"/>
               </w:rPr>
             </w:pPr>
+            <w:proofErr w:type="spellStart"/>
+            <w:proofErr w:type="gramStart"/>
             <w:r>
               <w:rPr>
                 <w:rFonts w:asciiTheme="majorEastAsia" w:eastAsiaTheme="majorEastAsia" w:hAnsiTheme="majorEastAsia" w:hint="eastAsia"/>
@@ -8871,7 +10144,29 @@
                 <w:sz w:val="16"/>
                 <w:szCs w:val="16"/>
               </w:rPr>
-              <w:t>Processpacket()</w:t>
+              <w:t>Processpacket</w:t>
+            </w:r>
+            <w:proofErr w:type="spellEnd"/>
+            <w:r>
+              <w:rPr>
+                <w:rFonts w:asciiTheme="majorEastAsia" w:eastAsiaTheme="majorEastAsia" w:hAnsiTheme="majorEastAsia" w:hint="eastAsia"/>
+                <w:b/>
+                <w:bCs/>
+                <w:sz w:val="16"/>
+                <w:szCs w:val="16"/>
+              </w:rPr>
+              <w:t>(</w:t>
+            </w:r>
+            <w:proofErr w:type="gramEnd"/>
+            <w:r>
+              <w:rPr>
+                <w:rFonts w:asciiTheme="majorEastAsia" w:eastAsiaTheme="majorEastAsia" w:hAnsiTheme="majorEastAsia" w:hint="eastAsia"/>
+                <w:b/>
+                <w:bCs/>
+                <w:sz w:val="16"/>
+                <w:szCs w:val="16"/>
+              </w:rPr>
+              <w:t>)</w:t>
             </w:r>
           </w:p>
           <w:p>
@@ -8981,6 +10276,7 @@
                 <w:szCs w:val="16"/>
               </w:rPr>
             </w:pPr>
+            <w:proofErr w:type="spellStart"/>
             <w:r>
               <w:rPr>
                 <w:rFonts w:hint="eastAsia"/>
@@ -8990,6 +10286,7 @@
               </w:rPr>
               <w:t>패킷테스트</w:t>
             </w:r>
+            <w:proofErr w:type="spellEnd"/>
           </w:p>
           <w:p>
             <w:pPr>
@@ -9033,7 +10330,29 @@
                 <w:sz w:val="16"/>
                 <w:szCs w:val="16"/>
               </w:rPr>
-              <w:t>클라이언트, 서버 연결 성공, send, recv 성공</w:t>
+              <w:t xml:space="preserve">클라이언트, 서버 연결 성공, send, </w:t>
+            </w:r>
+            <w:proofErr w:type="spellStart"/>
+            <w:r>
+              <w:rPr>
+                <w:rFonts w:hint="eastAsia"/>
+                <w:b/>
+                <w:bCs/>
+                <w:sz w:val="16"/>
+                <w:szCs w:val="16"/>
+              </w:rPr>
+              <w:t>recv</w:t>
+            </w:r>
+            <w:proofErr w:type="spellEnd"/>
+            <w:r>
+              <w:rPr>
+                <w:rFonts w:hint="eastAsia"/>
+                <w:b/>
+                <w:bCs/>
+                <w:sz w:val="16"/>
+                <w:szCs w:val="16"/>
+              </w:rPr>
+              <w:t xml:space="preserve"> 성공</w:t>
             </w:r>
           </w:p>
         </w:tc>
@@ -9102,6 +10421,7 @@
                 <w:szCs w:val="16"/>
               </w:rPr>
             </w:pPr>
+            <w:proofErr w:type="spellStart"/>
             <w:r>
               <w:rPr>
                 <w:rFonts w:hint="eastAsia"/>
@@ -9112,6 +10432,7 @@
               </w:rPr>
               <w:t>UpdatePosition</w:t>
             </w:r>
+            <w:proofErr w:type="spellEnd"/>
           </w:p>
           <w:p>
             <w:pPr>
@@ -9172,6 +10493,7 @@
                 <w:szCs w:val="16"/>
               </w:rPr>
             </w:pPr>
+            <w:proofErr w:type="spellStart"/>
             <w:r>
               <w:rPr>
                 <w:rFonts w:asciiTheme="majorEastAsia" w:eastAsiaTheme="majorEastAsia" w:hAnsiTheme="majorEastAsia" w:hint="eastAsia"/>
@@ -9182,6 +10504,7 @@
               </w:rPr>
               <w:t>Processpacket</w:t>
             </w:r>
+            <w:proofErr w:type="spellEnd"/>
           </w:p>
           <w:p>
             <w:pPr>
@@ -9334,53 +10657,6 @@
                 <w:szCs w:val="16"/>
               </w:rPr>
             </w:pPr>
-            <w:r>
-              <w:rPr>
-                <w:rFonts w:hint="eastAsia"/>
-                <w:sz w:val="16"/>
-                <w:szCs w:val="16"/>
-              </w:rPr>
-              <w:t>클라이언트</w:t>
-            </w:r>
-          </w:p>
-          <w:p>
-            <w:pPr>
-              <w:widowControl/>
-              <w:wordWrap/>
-              <w:autoSpaceDE/>
-              <w:rPr>
-                <w:rFonts w:asciiTheme="majorEastAsia" w:eastAsiaTheme="majorEastAsia" w:hAnsiTheme="majorEastAsia"/>
-                <w:sz w:val="16"/>
-                <w:szCs w:val="16"/>
-              </w:rPr>
-            </w:pPr>
-            <w:r>
-              <w:rPr>
-                <w:rFonts w:asciiTheme="majorEastAsia" w:eastAsiaTheme="majorEastAsia" w:hAnsiTheme="majorEastAsia" w:hint="eastAsia"/>
-                <w:sz w:val="16"/>
-                <w:szCs w:val="16"/>
-              </w:rPr>
-              <w:t>Processpacket</w:t>
-            </w:r>
-          </w:p>
-          <w:p>
-            <w:pPr>
-              <w:widowControl/>
-              <w:wordWrap/>
-              <w:autoSpaceDE/>
-              <w:rPr>
-                <w:sz w:val="16"/>
-                <w:szCs w:val="16"/>
-              </w:rPr>
-            </w:pPr>
-            <w:r>
-              <w:rPr>
-                <w:rFonts w:hint="eastAsia"/>
-                <w:sz w:val="16"/>
-                <w:szCs w:val="16"/>
-              </w:rPr>
-              <w:t>업데이트</w:t>
-            </w:r>
           </w:p>
         </w:tc>
         <w:tc>
@@ -9431,52 +10707,18 @@
               </w:rPr>
               <w:t xml:space="preserve"> </w:t>
             </w:r>
-            <w:r>
-              <w:rPr>
-                <w:rFonts w:hint="eastAsia"/>
-                <w:sz w:val="16"/>
-                <w:szCs w:val="16"/>
-              </w:rPr>
-              <w:t>send_Game</w:t>
-            </w:r>
-          </w:p>
-          <w:p>
-            <w:pPr>
-              <w:widowControl/>
-              <w:wordWrap/>
-              <w:autoSpaceDE/>
-              <w:rPr>
-                <w:sz w:val="16"/>
-                <w:szCs w:val="16"/>
-              </w:rPr>
-            </w:pPr>
-            <w:r>
-              <w:rPr>
-                <w:rFonts w:hint="eastAsia"/>
-                <w:sz w:val="16"/>
-                <w:szCs w:val="16"/>
-              </w:rPr>
-              <w:t>_Start_Packet()</w:t>
-            </w:r>
-          </w:p>
-          <w:p>
-            <w:pPr>
-              <w:widowControl/>
-              <w:wordWrap/>
-              <w:autoSpaceDE/>
-              <w:rPr>
-                <w:sz w:val="16"/>
-                <w:szCs w:val="16"/>
-              </w:rPr>
-            </w:pPr>
-            <w:r>
-              <w:rPr>
-                <w:rFonts w:hint="eastAsia"/>
-                <w:sz w:val="16"/>
-                <w:szCs w:val="16"/>
-              </w:rPr>
-              <w:t>구현</w:t>
-            </w:r>
+          </w:p>
+          <w:p>
+            <w:pPr>
+              <w:widowControl/>
+              <w:wordWrap/>
+              <w:autoSpaceDE/>
+              <w:rPr>
+                <w:rFonts w:hint="eastAsia"/>
+                <w:sz w:val="16"/>
+                <w:szCs w:val="16"/>
+              </w:rPr>
+            </w:pPr>
           </w:p>
         </w:tc>
         <w:tc>
@@ -9515,10 +10757,184 @@
               <w:wordWrap/>
               <w:autoSpaceDE/>
               <w:rPr>
-                <w:sz w:val="16"/>
-                <w:szCs w:val="16"/>
-              </w:rPr>
-            </w:pPr>
+                <w:b/>
+                <w:bCs/>
+                <w:sz w:val="16"/>
+                <w:szCs w:val="16"/>
+              </w:rPr>
+            </w:pPr>
+            <w:proofErr w:type="spellStart"/>
+            <w:r>
+              <w:rPr>
+                <w:rFonts w:hint="eastAsia"/>
+                <w:b/>
+                <w:bCs/>
+                <w:sz w:val="16"/>
+                <w:szCs w:val="16"/>
+              </w:rPr>
+              <w:t>send_Game</w:t>
+            </w:r>
+            <w:proofErr w:type="spellEnd"/>
+          </w:p>
+          <w:p>
+            <w:pPr>
+              <w:widowControl/>
+              <w:wordWrap/>
+              <w:autoSpaceDE/>
+              <w:rPr>
+                <w:b/>
+                <w:bCs/>
+                <w:sz w:val="16"/>
+                <w:szCs w:val="16"/>
+              </w:rPr>
+            </w:pPr>
+            <w:r>
+              <w:rPr>
+                <w:rFonts w:hint="eastAsia"/>
+                <w:b/>
+                <w:bCs/>
+                <w:sz w:val="16"/>
+                <w:szCs w:val="16"/>
+              </w:rPr>
+              <w:t>_</w:t>
+            </w:r>
+            <w:proofErr w:type="spellStart"/>
+            <w:r>
+              <w:rPr>
+                <w:rFonts w:hint="eastAsia"/>
+                <w:b/>
+                <w:bCs/>
+                <w:sz w:val="16"/>
+                <w:szCs w:val="16"/>
+              </w:rPr>
+              <w:t>Start_</w:t>
+            </w:r>
+            <w:proofErr w:type="gramStart"/>
+            <w:r>
+              <w:rPr>
+                <w:rFonts w:hint="eastAsia"/>
+                <w:b/>
+                <w:bCs/>
+                <w:sz w:val="16"/>
+                <w:szCs w:val="16"/>
+              </w:rPr>
+              <w:t>Packet</w:t>
+            </w:r>
+            <w:proofErr w:type="spellEnd"/>
+            <w:r>
+              <w:rPr>
+                <w:rFonts w:hint="eastAsia"/>
+                <w:b/>
+                <w:bCs/>
+                <w:sz w:val="16"/>
+                <w:szCs w:val="16"/>
+              </w:rPr>
+              <w:t>(</w:t>
+            </w:r>
+            <w:proofErr w:type="gramEnd"/>
+            <w:r>
+              <w:rPr>
+                <w:rFonts w:hint="eastAsia"/>
+                <w:b/>
+                <w:bCs/>
+                <w:sz w:val="16"/>
+                <w:szCs w:val="16"/>
+              </w:rPr>
+              <w:t>)</w:t>
+            </w:r>
+          </w:p>
+          <w:p>
+            <w:pPr>
+              <w:widowControl/>
+              <w:wordWrap/>
+              <w:autoSpaceDE/>
+              <w:rPr>
+                <w:b/>
+                <w:bCs/>
+                <w:sz w:val="16"/>
+                <w:szCs w:val="16"/>
+              </w:rPr>
+            </w:pPr>
+            <w:r>
+              <w:rPr>
+                <w:rFonts w:hint="eastAsia"/>
+                <w:b/>
+                <w:bCs/>
+                <w:sz w:val="16"/>
+                <w:szCs w:val="16"/>
+              </w:rPr>
+              <w:t>구현</w:t>
+            </w:r>
+          </w:p>
+          <w:p>
+            <w:pPr>
+              <w:widowControl/>
+              <w:wordWrap/>
+              <w:autoSpaceDE/>
+              <w:rPr>
+                <w:b/>
+                <w:bCs/>
+                <w:sz w:val="16"/>
+                <w:szCs w:val="16"/>
+              </w:rPr>
+            </w:pPr>
+            <w:r>
+              <w:rPr>
+                <w:rFonts w:hint="eastAsia"/>
+                <w:b/>
+                <w:bCs/>
+                <w:sz w:val="16"/>
+                <w:szCs w:val="16"/>
+              </w:rPr>
+              <w:t>클라이언트</w:t>
+            </w:r>
+          </w:p>
+          <w:p>
+            <w:pPr>
+              <w:widowControl/>
+              <w:wordWrap/>
+              <w:autoSpaceDE/>
+              <w:rPr>
+                <w:rFonts w:asciiTheme="majorEastAsia" w:eastAsiaTheme="majorEastAsia" w:hAnsiTheme="majorEastAsia"/>
+                <w:b/>
+                <w:bCs/>
+                <w:sz w:val="16"/>
+                <w:szCs w:val="16"/>
+              </w:rPr>
+            </w:pPr>
+            <w:proofErr w:type="spellStart"/>
+            <w:r>
+              <w:rPr>
+                <w:rFonts w:asciiTheme="majorEastAsia" w:eastAsiaTheme="majorEastAsia" w:hAnsiTheme="majorEastAsia" w:hint="eastAsia"/>
+                <w:b/>
+                <w:bCs/>
+                <w:sz w:val="16"/>
+                <w:szCs w:val="16"/>
+              </w:rPr>
+              <w:t>Processpacket</w:t>
+            </w:r>
+            <w:proofErr w:type="spellEnd"/>
+          </w:p>
+          <w:p>
+            <w:pPr>
+              <w:widowControl/>
+              <w:wordWrap/>
+              <w:autoSpaceDE/>
+              <w:rPr>
+                <w:sz w:val="16"/>
+                <w:szCs w:val="16"/>
+              </w:rPr>
+            </w:pPr>
+            <w:r>
+              <w:rPr>
+                <w:rFonts w:hint="eastAsia"/>
+                <w:b/>
+                <w:bCs/>
+                <w:sz w:val="16"/>
+                <w:szCs w:val="16"/>
+              </w:rPr>
+              <w:t>업데이트</w:t>
+            </w:r>
           </w:p>
         </w:tc>
         <w:tc>
@@ -9565,6 +10981,7 @@
                 <w:szCs w:val="16"/>
               </w:rPr>
             </w:pPr>
+            <w:proofErr w:type="spellStart"/>
             <w:r>
               <w:rPr>
                 <w:rFonts w:hint="eastAsia"/>
@@ -9574,25 +10991,74 @@
               </w:rPr>
               <w:t>패킷테스트</w:t>
             </w:r>
-          </w:p>
-          <w:p>
-            <w:pPr>
-              <w:widowControl/>
-              <w:wordWrap/>
-              <w:autoSpaceDE/>
-              <w:rPr>
-                <w:sz w:val="16"/>
-                <w:szCs w:val="16"/>
-              </w:rPr>
-            </w:pPr>
-            <w:r>
-              <w:rPr>
-                <w:rFonts w:hint="eastAsia"/>
+            <w:proofErr w:type="spellEnd"/>
+          </w:p>
+          <w:p>
+            <w:pPr>
+              <w:widowControl/>
+              <w:wordWrap/>
+              <w:autoSpaceDE/>
+              <w:rPr>
                 <w:color w:val="960000"/>
                 <w:sz w:val="16"/>
                 <w:szCs w:val="16"/>
               </w:rPr>
+            </w:pPr>
+            <w:r>
+              <w:rPr>
+                <w:rFonts w:hint="eastAsia"/>
+                <w:color w:val="960000"/>
+                <w:sz w:val="16"/>
+                <w:szCs w:val="16"/>
+              </w:rPr>
               <w:t>진행 보고</w:t>
+            </w:r>
+          </w:p>
+          <w:p>
+            <w:pPr>
+              <w:widowControl/>
+              <w:wordWrap/>
+              <w:autoSpaceDE/>
+              <w:rPr>
+                <w:b/>
+                <w:bCs/>
+                <w:sz w:val="16"/>
+                <w:szCs w:val="16"/>
+              </w:rPr>
+            </w:pPr>
+            <w:proofErr w:type="spellStart"/>
+            <w:r>
+              <w:rPr>
+                <w:rFonts w:hint="eastAsia"/>
+                <w:b/>
+                <w:bCs/>
+                <w:sz w:val="16"/>
+                <w:szCs w:val="16"/>
+              </w:rPr>
+              <w:t>ServerMain</w:t>
+            </w:r>
+            <w:proofErr w:type="spellEnd"/>
+          </w:p>
+          <w:p>
+            <w:pPr>
+              <w:widowControl/>
+              <w:wordWrap/>
+              <w:autoSpaceDE/>
+              <w:rPr>
+                <w:rFonts w:hint="eastAsia"/>
+                <w:sz w:val="16"/>
+                <w:szCs w:val="16"/>
+              </w:rPr>
+            </w:pPr>
+            <w:r>
+              <w:rPr>
+                <w:rFonts w:hint="eastAsia"/>
+                <w:b/>
+                <w:bCs/>
+                <w:sz w:val="16"/>
+                <w:szCs w:val="16"/>
+              </w:rPr>
+              <w:t>로직 추가, 버그 수정</w:t>
             </w:r>
           </w:p>
         </w:tc>
@@ -9694,6 +11160,7 @@
                 <w:szCs w:val="16"/>
               </w:rPr>
             </w:pPr>
+            <w:proofErr w:type="spellStart"/>
             <w:r>
               <w:rPr>
                 <w:rFonts w:hint="eastAsia"/>
@@ -9702,24 +11169,43 @@
               </w:rPr>
               <w:t>send_move</w:t>
             </w:r>
-          </w:p>
-          <w:p>
-            <w:pPr>
-              <w:widowControl/>
-              <w:wordWrap/>
-              <w:autoSpaceDE/>
-              <w:rPr>
-                <w:sz w:val="16"/>
-                <w:szCs w:val="16"/>
-              </w:rPr>
-            </w:pPr>
-            <w:r>
-              <w:rPr>
-                <w:rFonts w:hint="eastAsia"/>
-                <w:sz w:val="16"/>
-                <w:szCs w:val="16"/>
-              </w:rPr>
-              <w:t>_packet()</w:t>
+            <w:proofErr w:type="spellEnd"/>
+          </w:p>
+          <w:p>
+            <w:pPr>
+              <w:widowControl/>
+              <w:wordWrap/>
+              <w:autoSpaceDE/>
+              <w:rPr>
+                <w:sz w:val="16"/>
+                <w:szCs w:val="16"/>
+              </w:rPr>
+            </w:pPr>
+            <w:r>
+              <w:rPr>
+                <w:rFonts w:hint="eastAsia"/>
+                <w:sz w:val="16"/>
+                <w:szCs w:val="16"/>
+              </w:rPr>
+              <w:t>_</w:t>
+            </w:r>
+            <w:proofErr w:type="gramStart"/>
+            <w:r>
+              <w:rPr>
+                <w:rFonts w:hint="eastAsia"/>
+                <w:sz w:val="16"/>
+                <w:szCs w:val="16"/>
+              </w:rPr>
+              <w:t>packet(</w:t>
+            </w:r>
+            <w:proofErr w:type="gramEnd"/>
+            <w:r>
+              <w:rPr>
+                <w:rFonts w:hint="eastAsia"/>
+                <w:sz w:val="16"/>
+                <w:szCs w:val="16"/>
+              </w:rPr>
+              <w:t>)</w:t>
             </w:r>
           </w:p>
           <w:p>
@@ -9861,6 +11347,7 @@
                 <w:szCs w:val="16"/>
               </w:rPr>
             </w:pPr>
+            <w:proofErr w:type="spellStart"/>
             <w:r>
               <w:rPr>
                 <w:rFonts w:asciiTheme="majorEastAsia" w:eastAsiaTheme="majorEastAsia" w:hAnsiTheme="majorEastAsia" w:hint="eastAsia"/>
@@ -9869,6 +11356,7 @@
               </w:rPr>
               <w:t>Processpacket</w:t>
             </w:r>
+            <w:proofErr w:type="spellEnd"/>
           </w:p>
           <w:p>
             <w:pPr>
@@ -10053,6 +11541,7 @@
                 <w:szCs w:val="16"/>
               </w:rPr>
             </w:pPr>
+            <w:proofErr w:type="spellStart"/>
             <w:r>
               <w:rPr>
                 <w:rFonts w:hint="eastAsia"/>
@@ -10062,6 +11551,7 @@
               </w:rPr>
               <w:t>패킷테스트</w:t>
             </w:r>
+            <w:proofErr w:type="spellEnd"/>
           </w:p>
           <w:p>
             <w:pPr>
@@ -10185,13 +11675,41 @@
                 <w:szCs w:val="16"/>
               </w:rPr>
             </w:pPr>
-            <w:r>
-              <w:rPr>
-                <w:rFonts w:hint="eastAsia"/>
-                <w:sz w:val="16"/>
-                <w:szCs w:val="16"/>
-              </w:rPr>
-              <w:t>Finish_packet()</w:t>
+            <w:proofErr w:type="spellStart"/>
+            <w:r>
+              <w:rPr>
+                <w:rFonts w:hint="eastAsia"/>
+                <w:sz w:val="16"/>
+                <w:szCs w:val="16"/>
+              </w:rPr>
+              <w:t>Finish_</w:t>
+            </w:r>
+            <w:proofErr w:type="gramStart"/>
+            <w:r>
+              <w:rPr>
+                <w:rFonts w:hint="eastAsia"/>
+                <w:sz w:val="16"/>
+                <w:szCs w:val="16"/>
+              </w:rPr>
+              <w:t>packet</w:t>
+            </w:r>
+            <w:proofErr w:type="spellEnd"/>
+            <w:r>
+              <w:rPr>
+                <w:rFonts w:hint="eastAsia"/>
+                <w:sz w:val="16"/>
+                <w:szCs w:val="16"/>
+              </w:rPr>
+              <w:t>(</w:t>
+            </w:r>
+            <w:proofErr w:type="gramEnd"/>
+            <w:r>
+              <w:rPr>
+                <w:rFonts w:hint="eastAsia"/>
+                <w:sz w:val="16"/>
+                <w:szCs w:val="16"/>
+              </w:rPr>
+              <w:t>)</w:t>
             </w:r>
           </w:p>
           <w:p>
@@ -10311,6 +11829,7 @@
                 <w:szCs w:val="16"/>
               </w:rPr>
             </w:pPr>
+            <w:proofErr w:type="spellStart"/>
             <w:r>
               <w:rPr>
                 <w:rFonts w:asciiTheme="majorEastAsia" w:eastAsiaTheme="majorEastAsia" w:hAnsiTheme="majorEastAsia" w:hint="eastAsia"/>
@@ -10319,6 +11838,7 @@
               </w:rPr>
               <w:t>Processpacket</w:t>
             </w:r>
+            <w:proofErr w:type="spellEnd"/>
           </w:p>
           <w:p>
             <w:pPr>
@@ -10379,6 +11899,7 @@
                 <w:szCs w:val="16"/>
               </w:rPr>
             </w:pPr>
+            <w:proofErr w:type="spellStart"/>
             <w:r>
               <w:rPr>
                 <w:rFonts w:hint="eastAsia"/>
@@ -10387,6 +11908,7 @@
               </w:rPr>
               <w:t>send_rank</w:t>
             </w:r>
+            <w:proofErr w:type="spellEnd"/>
           </w:p>
           <w:p>
             <w:pPr>
@@ -10495,6 +12017,7 @@
                 <w:szCs w:val="16"/>
               </w:rPr>
             </w:pPr>
+            <w:proofErr w:type="spellStart"/>
             <w:r>
               <w:rPr>
                 <w:rFonts w:hint="eastAsia"/>
@@ -10504,6 +12027,7 @@
               </w:rPr>
               <w:t>패킷테스트</w:t>
             </w:r>
+            <w:proofErr w:type="spellEnd"/>
           </w:p>
           <w:p>
             <w:pPr>
@@ -10566,6 +12090,7 @@
                 <w:szCs w:val="16"/>
               </w:rPr>
             </w:pPr>
+            <w:proofErr w:type="spellStart"/>
             <w:r>
               <w:rPr>
                 <w:rFonts w:hint="eastAsia"/>
@@ -10574,25 +12099,54 @@
               </w:rPr>
               <w:t>send_login</w:t>
             </w:r>
-          </w:p>
-          <w:p>
-            <w:pPr>
-              <w:widowControl/>
-              <w:wordWrap/>
-              <w:autoSpaceDE/>
-              <w:rPr>
-                <w:sz w:val="16"/>
-                <w:szCs w:val="16"/>
-              </w:rPr>
-            </w:pPr>
-            <w:r>
-              <w:rPr>
-                <w:rFonts w:hint="eastAsia"/>
-                <w:sz w:val="16"/>
-                <w:szCs w:val="16"/>
-              </w:rPr>
-              <w:t>_fail_packet();</w:t>
-            </w:r>
+            <w:proofErr w:type="spellEnd"/>
+          </w:p>
+          <w:p>
+            <w:pPr>
+              <w:widowControl/>
+              <w:wordWrap/>
+              <w:autoSpaceDE/>
+              <w:rPr>
+                <w:sz w:val="16"/>
+                <w:szCs w:val="16"/>
+              </w:rPr>
+            </w:pPr>
+            <w:r>
+              <w:rPr>
+                <w:rFonts w:hint="eastAsia"/>
+                <w:sz w:val="16"/>
+                <w:szCs w:val="16"/>
+              </w:rPr>
+              <w:t>_</w:t>
+            </w:r>
+            <w:proofErr w:type="spellStart"/>
+            <w:r>
+              <w:rPr>
+                <w:rFonts w:hint="eastAsia"/>
+                <w:sz w:val="16"/>
+                <w:szCs w:val="16"/>
+              </w:rPr>
+              <w:t>fail_</w:t>
+            </w:r>
+            <w:proofErr w:type="gramStart"/>
+            <w:r>
+              <w:rPr>
+                <w:rFonts w:hint="eastAsia"/>
+                <w:sz w:val="16"/>
+                <w:szCs w:val="16"/>
+              </w:rPr>
+              <w:t>packet</w:t>
+            </w:r>
+            <w:proofErr w:type="spellEnd"/>
+            <w:r>
+              <w:rPr>
+                <w:rFonts w:hint="eastAsia"/>
+                <w:sz w:val="16"/>
+                <w:szCs w:val="16"/>
+              </w:rPr>
+              <w:t>();</w:t>
+            </w:r>
+            <w:proofErr w:type="gramEnd"/>
           </w:p>
           <w:p>
             <w:pPr>
@@ -10842,6 +12396,7 @@
                 <w:szCs w:val="16"/>
               </w:rPr>
             </w:pPr>
+            <w:proofErr w:type="spellStart"/>
             <w:r>
               <w:rPr>
                 <w:rFonts w:hint="eastAsia"/>
@@ -10851,6 +12406,7 @@
               </w:rPr>
               <w:t>패킷테스트</w:t>
             </w:r>
+            <w:proofErr w:type="spellEnd"/>
           </w:p>
           <w:p>
             <w:pPr>

--- a/진척 관리.docx
+++ b/진척 관리.docx
@@ -1,6 +1,6 @@
 
 <file path=word/document.xml><?xml version="1.0" encoding="utf-8"?>
-<w:document xmlns:wpc="http://schemas.microsoft.com/office/word/2010/wordprocessingCanvas" xmlns:cx="http://schemas.microsoft.com/office/drawing/2014/chartex" xmlns:cx1="http://schemas.microsoft.com/office/drawing/2015/9/8/chartex" xmlns:cx2="http://schemas.microsoft.com/office/drawing/2015/10/21/chartex" xmlns:cx3="http://schemas.microsoft.com/office/drawing/2016/5/9/chartex" xmlns:cx4="http://schemas.microsoft.com/office/drawing/2016/5/10/chartex" xmlns:cx5="http://schemas.microsoft.com/office/drawing/2016/5/11/chartex" xmlns:cx6="http://schemas.microsoft.com/office/drawing/2016/5/12/chartex" xmlns:cx7="http://schemas.microsoft.com/office/drawing/2016/5/13/chartex" xmlns:cx8="http://schemas.microsoft.com/office/drawing/2016/5/14/chartex" xmlns:mc="http://schemas.openxmlformats.org/markup-compatibility/2006" xmlns:aink="http://schemas.microsoft.com/office/drawing/2016/ink" xmlns:am3d="http://schemas.microsoft.com/office/drawing/2017/model3d" xmlns:o="urn:schemas-microsoft-com:office:office" xmlns:oel="http://schemas.microsoft.com/office/2019/extlst" xmlns:r="http://schemas.openxmlformats.org/officeDocument/2006/relationships" xmlns:m="http://schemas.openxmlformats.org/officeDocument/2006/math" xmlns:v="urn:schemas-microsoft-com:vml" xmlns:wp14="http://schemas.microsoft.com/office/word/2010/wordprocessingDrawing" xmlns:wp="http://schemas.openxmlformats.org/drawingml/2006/wordprocessingDrawing" xmlns:w10="urn:schemas-microsoft-com:office:word" xmlns:w="http://schemas.openxmlformats.org/wordprocessingml/2006/main" xmlns:w14="http://schemas.microsoft.com/office/word/2010/wordml" xmlns:w15="http://schemas.microsoft.com/office/word/2012/wordml" xmlns:w16cex="http://schemas.microsoft.com/office/word/2018/wordml/cex" xmlns:w16cid="http://schemas.microsoft.com/office/word/2016/wordml/cid" xmlns:w16="http://schemas.microsoft.com/office/word/2018/wordml" xmlns:w16du="http://schemas.microsoft.com/office/word/2023/wordml/word16du" xmlns:w16sdtdh="http://schemas.microsoft.com/office/word/2020/wordml/sdtdatahash" xmlns:w16sdtfl="http://schemas.microsoft.com/office/word/2024/wordml/sdtformatlock" xmlns:w16se="http://schemas.microsoft.com/office/word/2015/wordml/symex" xmlns:wpg="http://schemas.microsoft.com/office/word/2010/wordprocessingGroup" xmlns:wpi="http://schemas.microsoft.com/office/word/2010/wordprocessingInk" xmlns:wne="http://schemas.microsoft.com/office/word/2006/wordml" xmlns:wps="http://schemas.microsoft.com/office/word/2010/wordprocessingShape" mc:Ignorable="w14 w15 w16se w16cid w16 w16cex w16sdtdh w16sdtfl w16du wp14">
+<w:document xmlns:wpc="http://schemas.microsoft.com/office/word/2010/wordprocessingCanvas" xmlns:cx="http://schemas.microsoft.com/office/drawing/2014/chartex" xmlns:cx1="http://schemas.microsoft.com/office/drawing/2015/9/8/chartex" xmlns:cx2="http://schemas.microsoft.com/office/drawing/2015/10/21/chartex" xmlns:cx3="http://schemas.microsoft.com/office/drawing/2016/5/9/chartex" xmlns:cx4="http://schemas.microsoft.com/office/drawing/2016/5/10/chartex" xmlns:cx5="http://schemas.microsoft.com/office/drawing/2016/5/11/chartex" xmlns:cx6="http://schemas.microsoft.com/office/drawing/2016/5/12/chartex" xmlns:cx7="http://schemas.microsoft.com/office/drawing/2016/5/13/chartex" xmlns:cx8="http://schemas.microsoft.com/office/drawing/2016/5/14/chartex" xmlns:mc="http://schemas.openxmlformats.org/markup-compatibility/2006" xmlns:aink="http://schemas.microsoft.com/office/drawing/2016/ink" xmlns:am3d="http://schemas.microsoft.com/office/drawing/2017/model3d" xmlns:o="urn:schemas-microsoft-com:office:office" xmlns:oel="http://schemas.microsoft.com/office/2019/extlst" xmlns:r="http://schemas.openxmlformats.org/officeDocument/2006/relationships" xmlns:m="http://schemas.openxmlformats.org/officeDocument/2006/math" xmlns:v="urn:schemas-microsoft-com:vml" xmlns:wp14="http://schemas.microsoft.com/office/word/2010/wordprocessingDrawing" xmlns:wp="http://schemas.openxmlformats.org/drawingml/2006/wordprocessingDrawing" xmlns:w10="urn:schemas-microsoft-com:office:word" xmlns:w="http://schemas.openxmlformats.org/wordprocessingml/2006/main" xmlns:w14="http://schemas.microsoft.com/office/word/2010/wordml" xmlns:w15="http://schemas.microsoft.com/office/word/2012/wordml" xmlns:w16cex="http://schemas.microsoft.com/office/word/2018/wordml/cex" xmlns:w16cid="http://schemas.microsoft.com/office/word/2016/wordml/cid" xmlns:w16="http://schemas.microsoft.com/office/word/2018/wordml" xmlns:w16sdtdh="http://schemas.microsoft.com/office/word/2020/wordml/sdtdatahash" xmlns:w16se="http://schemas.microsoft.com/office/word/2015/wordml/symex" xmlns:wpg="http://schemas.microsoft.com/office/word/2010/wordprocessingGroup" xmlns:wpi="http://schemas.microsoft.com/office/word/2010/wordprocessingInk" xmlns:wne="http://schemas.microsoft.com/office/word/2006/wordml" xmlns:wps="http://schemas.microsoft.com/office/word/2010/wordprocessingShape" mc:Ignorable="w14 w15 w16se w16cid w16 w16cex w16sdtdh wp14">
   <w:body>
     <w:p>
       <w:pPr>
@@ -571,17 +571,7 @@
                 <w:sz w:val="20"/>
                 <w:szCs w:val="20"/>
               </w:rPr>
-              <w:t>recv_</w:t>
-            </w:r>
-            <w:proofErr w:type="gramStart"/>
-            <w:r>
-              <w:rPr>
-                <w:b/>
-                <w:bCs/>
-                <w:sz w:val="20"/>
-                <w:szCs w:val="20"/>
-              </w:rPr>
-              <w:t>packet</w:t>
+              <w:t>recv_packet</w:t>
             </w:r>
             <w:proofErr w:type="spellEnd"/>
             <w:r>
@@ -591,17 +581,7 @@
                 <w:sz w:val="20"/>
                 <w:szCs w:val="20"/>
               </w:rPr>
-              <w:t>(</w:t>
-            </w:r>
-            <w:proofErr w:type="gramEnd"/>
-            <w:r>
-              <w:rPr>
-                <w:b/>
-                <w:bCs/>
-                <w:sz w:val="20"/>
-                <w:szCs w:val="20"/>
-              </w:rPr>
-              <w:t>);</w:t>
+              <w:t>();</w:t>
             </w:r>
           </w:p>
         </w:tc>
@@ -719,17 +699,7 @@
                 <w:sz w:val="20"/>
                 <w:szCs w:val="20"/>
               </w:rPr>
-              <w:t>_</w:t>
-            </w:r>
-            <w:proofErr w:type="gramStart"/>
-            <w:r>
-              <w:rPr>
-                <w:b/>
-                <w:bCs/>
-                <w:sz w:val="20"/>
-                <w:szCs w:val="20"/>
-              </w:rPr>
-              <w:t>packet</w:t>
+              <w:t>_packet</w:t>
             </w:r>
             <w:proofErr w:type="spellEnd"/>
             <w:r>
@@ -739,17 +709,7 @@
                 <w:sz w:val="20"/>
                 <w:szCs w:val="20"/>
               </w:rPr>
-              <w:t>(</w:t>
-            </w:r>
-            <w:proofErr w:type="gramEnd"/>
-            <w:r>
-              <w:rPr>
-                <w:b/>
-                <w:bCs/>
-                <w:sz w:val="20"/>
-                <w:szCs w:val="20"/>
-              </w:rPr>
-              <w:t>);</w:t>
+              <w:t>();</w:t>
             </w:r>
           </w:p>
         </w:tc>
@@ -872,9 +832,17 @@
                 <w:sz w:val="20"/>
                 <w:szCs w:val="20"/>
               </w:rPr>
-              <w:t>();</w:t>
+              <w:t>(</w:t>
             </w:r>
             <w:proofErr w:type="gramEnd"/>
+            <w:r>
+              <w:rPr>
+                <w:rFonts w:eastAsiaTheme="minorHAnsi"/>
+                <w:sz w:val="20"/>
+                <w:szCs w:val="20"/>
+              </w:rPr>
+              <w:t>);</w:t>
+            </w:r>
           </w:p>
           <w:p>
             <w:pPr>
@@ -1016,6 +984,8 @@
               <w:autoSpaceDN/>
               <w:rPr>
                 <w:rFonts w:eastAsiaTheme="minorHAnsi"/>
+                <w:b/>
+                <w:bCs/>
                 <w:sz w:val="20"/>
                 <w:szCs w:val="20"/>
               </w:rPr>
@@ -1023,6 +993,8 @@
             <w:r>
               <w:rPr>
                 <w:rFonts w:eastAsiaTheme="minorHAnsi"/>
+                <w:b/>
+                <w:bCs/>
                 <w:sz w:val="20"/>
                 <w:szCs w:val="20"/>
               </w:rPr>
@@ -1032,6 +1004,8 @@
             <w:r>
               <w:rPr>
                 <w:rFonts w:eastAsiaTheme="minorHAnsi"/>
+                <w:b/>
+                <w:bCs/>
                 <w:sz w:val="20"/>
                 <w:szCs w:val="20"/>
               </w:rPr>
@@ -1041,6 +1015,8 @@
             <w:r>
               <w:rPr>
                 <w:rFonts w:eastAsiaTheme="minorHAnsi"/>
+                <w:b/>
+                <w:bCs/>
                 <w:sz w:val="20"/>
                 <w:szCs w:val="20"/>
               </w:rPr>
@@ -1050,6 +1026,8 @@
             <w:r>
               <w:rPr>
                 <w:rFonts w:eastAsiaTheme="minorHAnsi"/>
+                <w:b/>
+                <w:bCs/>
                 <w:sz w:val="20"/>
                 <w:szCs w:val="20"/>
               </w:rPr>
@@ -1059,6 +1037,8 @@
             <w:r>
               <w:rPr>
                 <w:rFonts w:eastAsiaTheme="minorHAnsi"/>
+                <w:b/>
+                <w:bCs/>
                 <w:sz w:val="20"/>
                 <w:szCs w:val="20"/>
               </w:rPr>
@@ -1068,22 +1048,24 @@
             <w:r>
               <w:rPr>
                 <w:rFonts w:eastAsiaTheme="minorHAnsi"/>
+                <w:b/>
+                <w:bCs/>
                 <w:sz w:val="20"/>
                 <w:szCs w:val="20"/>
               </w:rPr>
               <w:t>target_id</w:t>
             </w:r>
             <w:proofErr w:type="spellEnd"/>
-            <w:proofErr w:type="gramStart"/>
             <w:r>
               <w:rPr>
                 <w:rFonts w:eastAsiaTheme="minorHAnsi"/>
+                <w:b/>
+                <w:bCs/>
                 <w:sz w:val="20"/>
                 <w:szCs w:val="20"/>
               </w:rPr>
               <w:t>);</w:t>
             </w:r>
-            <w:proofErr w:type="gramEnd"/>
           </w:p>
           <w:p>
             <w:pPr>
@@ -1124,23 +1106,13 @@
               <w:t>(</w:t>
             </w:r>
             <w:proofErr w:type="spellStart"/>
-            <w:proofErr w:type="gramStart"/>
             <w:r>
               <w:rPr>
                 <w:rFonts w:eastAsiaTheme="minorHAnsi"/>
                 <w:sz w:val="20"/>
                 <w:szCs w:val="20"/>
               </w:rPr>
-              <w:t>target</w:t>
-            </w:r>
-            <w:proofErr w:type="gramEnd"/>
-            <w:r>
-              <w:rPr>
-                <w:rFonts w:eastAsiaTheme="minorHAnsi"/>
-                <w:sz w:val="20"/>
-                <w:szCs w:val="20"/>
-              </w:rPr>
-              <w:t>_id</w:t>
+              <w:t>target_id</w:t>
             </w:r>
             <w:proofErr w:type="spellEnd"/>
             <w:r>
@@ -2117,7 +2089,7 @@
               <w:autoSpaceDE/>
               <w:autoSpaceDN/>
               <w:rPr>
-                <w:rFonts w:eastAsiaTheme="minorHAnsi"/>
+                <w:rFonts w:eastAsiaTheme="minorHAnsi" w:hint="eastAsia"/>
                 <w:sz w:val="20"/>
                 <w:szCs w:val="20"/>
               </w:rPr>
@@ -2160,10 +2132,11 @@
             </w:r>
             <w:r>
               <w:rPr>
-                <w:rFonts w:eastAsiaTheme="minorHAnsi"/>
-                <w:szCs w:val="22"/>
-              </w:rPr>
-              <w:t> </w:t>
+                <w:rFonts w:eastAsiaTheme="minorHAnsi" w:hint="eastAsia"/>
+                <w:sz w:val="20"/>
+                <w:szCs w:val="20"/>
+              </w:rPr>
+              <w:t>;</w:t>
             </w:r>
           </w:p>
         </w:tc>
@@ -2266,6 +2239,8 @@
               <w:autoSpaceDN/>
               <w:rPr>
                 <w:rFonts w:eastAsiaTheme="minorHAnsi"/>
+                <w:b/>
+                <w:bCs/>
                 <w:sz w:val="20"/>
                 <w:szCs w:val="20"/>
               </w:rPr>
@@ -2274,6 +2249,8 @@
             <w:r>
               <w:rPr>
                 <w:rFonts w:hint="eastAsia"/>
+                <w:b/>
+                <w:bCs/>
                 <w:sz w:val="20"/>
                 <w:szCs w:val="20"/>
               </w:rPr>
@@ -2361,6 +2338,8 @@
               <w:autoSpaceDN/>
               <w:rPr>
                 <w:rFonts w:eastAsiaTheme="minorHAnsi"/>
+                <w:b/>
+                <w:bCs/>
                 <w:sz w:val="20"/>
                 <w:szCs w:val="20"/>
               </w:rPr>
@@ -2369,6 +2348,8 @@
             <w:r>
               <w:rPr>
                 <w:rFonts w:eastAsiaTheme="minorHAnsi"/>
+                <w:b/>
+                <w:bCs/>
                 <w:sz w:val="20"/>
                 <w:szCs w:val="20"/>
               </w:rPr>
@@ -2377,6 +2358,8 @@
             <w:r>
               <w:rPr>
                 <w:rFonts w:eastAsiaTheme="minorHAnsi" w:hint="eastAsia"/>
+                <w:b/>
+                <w:bCs/>
                 <w:sz w:val="20"/>
                 <w:szCs w:val="20"/>
               </w:rPr>
@@ -2668,7 +2651,7 @@
                 <w:sz w:val="20"/>
                 <w:szCs w:val="20"/>
               </w:rPr>
-              <w:t>::Init(</w:t>
+              <w:t>::</w:t>
             </w:r>
             <w:proofErr w:type="gramEnd"/>
             <w:r>
@@ -2676,7 +2659,7 @@
                 <w:sz w:val="20"/>
                 <w:szCs w:val="20"/>
               </w:rPr>
-              <w:t>)</w:t>
+              <w:t>Init()</w:t>
             </w:r>
           </w:p>
           <w:p>
@@ -2708,6 +2691,7 @@
               <w:t>::</w:t>
             </w:r>
             <w:proofErr w:type="spellStart"/>
+            <w:proofErr w:type="gramEnd"/>
             <w:r>
               <w:rPr>
                 <w:sz w:val="20"/>
@@ -2721,15 +2705,7 @@
                 <w:sz w:val="20"/>
                 <w:szCs w:val="20"/>
               </w:rPr>
-              <w:t>(</w:t>
-            </w:r>
-            <w:proofErr w:type="gramEnd"/>
-            <w:r>
-              <w:rPr>
-                <w:sz w:val="20"/>
-                <w:szCs w:val="20"/>
-              </w:rPr>
-              <w:t>)</w:t>
+              <w:t>()</w:t>
             </w:r>
           </w:p>
         </w:tc>
@@ -4101,9 +4077,9 @@
                 <w:sz w:val="14"/>
                 <w:szCs w:val="14"/>
               </w:rPr>
-              <w:t>recv_</w:t>
-            </w:r>
-            <w:proofErr w:type="gramStart"/>
+              <w:t>recv_packet</w:t>
+            </w:r>
+            <w:proofErr w:type="spellEnd"/>
             <w:r>
               <w:rPr>
                 <w:b/>
@@ -4111,34 +4087,35 @@
                 <w:sz w:val="14"/>
                 <w:szCs w:val="14"/>
               </w:rPr>
-              <w:t>packet</w:t>
-            </w:r>
-            <w:proofErr w:type="spellEnd"/>
-            <w:r>
+              <w:t>();</w:t>
+            </w:r>
+          </w:p>
+          <w:p>
+            <w:pPr>
+              <w:widowControl/>
+              <w:wordWrap/>
+              <w:autoSpaceDE/>
+              <w:autoSpaceDN/>
               <w:rPr>
                 <w:b/>
                 <w:bCs/>
                 <w:sz w:val="14"/>
                 <w:szCs w:val="14"/>
               </w:rPr>
-              <w:t>();</w:t>
-            </w:r>
-            <w:proofErr w:type="gramEnd"/>
-          </w:p>
-          <w:p>
-            <w:pPr>
-              <w:widowControl/>
-              <w:wordWrap/>
-              <w:autoSpaceDE/>
-              <w:autoSpaceDN/>
-              <w:rPr>
+            </w:pPr>
+            <w:proofErr w:type="gramStart"/>
+            <w:r>
+              <w:rPr>
+                <w:rFonts w:hint="eastAsia"/>
                 <w:b/>
                 <w:bCs/>
                 <w:sz w:val="14"/>
                 <w:szCs w:val="14"/>
               </w:rPr>
-            </w:pPr>
-            <w:proofErr w:type="gramStart"/>
+              <w:t>Player::</w:t>
+            </w:r>
+            <w:proofErr w:type="spellStart"/>
+            <w:proofErr w:type="gramEnd"/>
             <w:r>
               <w:rPr>
                 <w:rFonts w:hint="eastAsia"/>
@@ -4147,20 +4124,18 @@
                 <w:sz w:val="14"/>
                 <w:szCs w:val="14"/>
               </w:rPr>
-              <w:t>Player::</w:t>
-            </w:r>
-            <w:proofErr w:type="spellStart"/>
-            <w:proofErr w:type="gramEnd"/>
-            <w:r>
-              <w:rPr>
-                <w:rFonts w:hint="eastAsia"/>
+              <w:t>send</w:t>
+            </w:r>
+            <w:r>
+              <w:rPr>
                 <w:b/>
                 <w:bCs/>
                 <w:sz w:val="14"/>
                 <w:szCs w:val="14"/>
               </w:rPr>
-              <w:t>send</w:t>
-            </w:r>
+              <w:t>_packet</w:t>
+            </w:r>
+            <w:proofErr w:type="spellEnd"/>
             <w:r>
               <w:rPr>
                 <w:b/>
@@ -4168,153 +4143,110 @@
                 <w:sz w:val="14"/>
                 <w:szCs w:val="14"/>
               </w:rPr>
-              <w:t>_</w:t>
-            </w:r>
-            <w:proofErr w:type="gramStart"/>
-            <w:r>
+              <w:t>();</w:t>
+            </w:r>
+          </w:p>
+          <w:p>
+            <w:pPr>
+              <w:widowControl/>
+              <w:wordWrap/>
+              <w:autoSpaceDE/>
+              <w:autoSpaceDN/>
               <w:rPr>
                 <w:b/>
                 <w:bCs/>
                 <w:sz w:val="14"/>
                 <w:szCs w:val="14"/>
               </w:rPr>
-              <w:t>packet</w:t>
-            </w:r>
-            <w:proofErr w:type="spellEnd"/>
-            <w:r>
-              <w:rPr>
+            </w:pPr>
+            <w:proofErr w:type="gramStart"/>
+            <w:r>
+              <w:rPr>
+                <w:rFonts w:hint="eastAsia"/>
                 <w:b/>
                 <w:bCs/>
                 <w:sz w:val="14"/>
                 <w:szCs w:val="14"/>
               </w:rPr>
-              <w:t>();</w:t>
+              <w:t>Player::</w:t>
             </w:r>
             <w:proofErr w:type="gramEnd"/>
-          </w:p>
-          <w:p>
-            <w:pPr>
-              <w:widowControl/>
-              <w:wordWrap/>
-              <w:autoSpaceDE/>
-              <w:autoSpaceDN/>
-              <w:rPr>
+            <w:r>
+              <w:rPr>
+                <w:rFonts w:hint="eastAsia"/>
                 <w:b/>
                 <w:bCs/>
                 <w:sz w:val="14"/>
                 <w:szCs w:val="14"/>
               </w:rPr>
-            </w:pPr>
-            <w:proofErr w:type="gramStart"/>
-            <w:r>
-              <w:rPr>
-                <w:rFonts w:hint="eastAsia"/>
+              <w:t>disconnect</w:t>
+            </w:r>
+            <w:r>
+              <w:rPr>
                 <w:b/>
                 <w:bCs/>
                 <w:sz w:val="14"/>
                 <w:szCs w:val="14"/>
               </w:rPr>
-              <w:t>Player::</w:t>
-            </w:r>
-            <w:r>
-              <w:rPr>
-                <w:rFonts w:hint="eastAsia"/>
+              <w:t>();</w:t>
+            </w:r>
+          </w:p>
+          <w:p>
+            <w:pPr>
+              <w:widowControl/>
+              <w:wordWrap/>
+              <w:autoSpaceDE/>
+              <w:autoSpaceDN/>
+              <w:rPr>
                 <w:b/>
                 <w:bCs/>
                 <w:sz w:val="14"/>
                 <w:szCs w:val="14"/>
               </w:rPr>
-              <w:t>disconnect</w:t>
-            </w:r>
-            <w:r>
-              <w:rPr>
+            </w:pPr>
+            <w:proofErr w:type="gramStart"/>
+            <w:r>
+              <w:rPr>
+                <w:rFonts w:hint="eastAsia"/>
                 <w:b/>
                 <w:bCs/>
                 <w:sz w:val="14"/>
                 <w:szCs w:val="14"/>
               </w:rPr>
-              <w:t>();</w:t>
+              <w:t>Player::</w:t>
             </w:r>
             <w:proofErr w:type="gramEnd"/>
-          </w:p>
-          <w:p>
-            <w:pPr>
-              <w:widowControl/>
-              <w:wordWrap/>
-              <w:autoSpaceDE/>
-              <w:autoSpaceDN/>
-              <w:rPr>
+            <w:r>
+              <w:rPr>
+                <w:rFonts w:eastAsiaTheme="minorHAnsi"/>
+                <w:b/>
+                <w:bCs/>
+                <w:sz w:val="16"/>
+                <w:szCs w:val="16"/>
+              </w:rPr>
+              <w:t xml:space="preserve"> </w:t>
+            </w:r>
+            <w:proofErr w:type="spellStart"/>
+            <w:r>
+              <w:rPr>
+                <w:rFonts w:eastAsiaTheme="minorHAnsi" w:hint="eastAsia"/>
                 <w:b/>
                 <w:bCs/>
                 <w:sz w:val="14"/>
                 <w:szCs w:val="14"/>
               </w:rPr>
-            </w:pPr>
-            <w:proofErr w:type="gramStart"/>
-            <w:r>
-              <w:rPr>
-                <w:rFonts w:hint="eastAsia"/>
+              <w:t>process_packet</w:t>
+            </w:r>
+            <w:proofErr w:type="spellEnd"/>
+            <w:r>
+              <w:rPr>
+                <w:rFonts w:eastAsiaTheme="minorHAnsi" w:hint="eastAsia"/>
                 <w:b/>
                 <w:bCs/>
                 <w:sz w:val="14"/>
                 <w:szCs w:val="14"/>
               </w:rPr>
-              <w:t>Player::</w:t>
-            </w:r>
-            <w:proofErr w:type="gramEnd"/>
-            <w:r>
-              <w:rPr>
-                <w:rFonts w:eastAsiaTheme="minorHAnsi"/>
-                <w:b/>
-                <w:bCs/>
-                <w:sz w:val="16"/>
-                <w:szCs w:val="16"/>
-              </w:rPr>
-              <w:t xml:space="preserve"> </w:t>
-            </w:r>
-            <w:proofErr w:type="spellStart"/>
-            <w:r>
-              <w:rPr>
-                <w:rFonts w:eastAsiaTheme="minorHAnsi" w:hint="eastAsia"/>
-                <w:b/>
-                <w:bCs/>
-                <w:sz w:val="14"/>
-                <w:szCs w:val="14"/>
-              </w:rPr>
-              <w:t>process_</w:t>
-            </w:r>
-            <w:proofErr w:type="gramStart"/>
-            <w:r>
-              <w:rPr>
-                <w:rFonts w:eastAsiaTheme="minorHAnsi" w:hint="eastAsia"/>
-                <w:b/>
-                <w:bCs/>
-                <w:sz w:val="14"/>
-                <w:szCs w:val="14"/>
-              </w:rPr>
-              <w:t>packet</w:t>
-            </w:r>
-            <w:proofErr w:type="spellEnd"/>
-            <w:r>
-              <w:rPr>
-                <w:rFonts w:eastAsiaTheme="minorHAnsi" w:hint="eastAsia"/>
-                <w:b/>
-                <w:bCs/>
-                <w:sz w:val="14"/>
-                <w:szCs w:val="14"/>
-              </w:rPr>
-              <w:t>(</w:t>
-            </w:r>
-            <w:proofErr w:type="gramEnd"/>
-            <w:r>
-              <w:rPr>
-                <w:rFonts w:eastAsiaTheme="minorHAnsi" w:hint="eastAsia"/>
-                <w:b/>
-                <w:bCs/>
-                <w:sz w:val="14"/>
-                <w:szCs w:val="14"/>
-              </w:rPr>
-              <w:t>)</w:t>
+              <w:t>()</w:t>
             </w:r>
           </w:p>
         </w:tc>
@@ -4680,6 +4612,107 @@
               <w:t>10</w:t>
             </w:r>
           </w:p>
+        </w:tc>
+        <w:tc>
+          <w:tcPr>
+            <w:tcW w:w="1701" w:type="dxa"/>
+          </w:tcPr>
+          <w:p>
+            <w:pPr>
+              <w:widowControl/>
+              <w:wordWrap/>
+              <w:autoSpaceDE/>
+              <w:autoSpaceDN/>
+              <w:rPr>
+                <w:sz w:val="16"/>
+                <w:szCs w:val="16"/>
+              </w:rPr>
+            </w:pPr>
+            <w:r>
+              <w:rPr>
+                <w:rFonts w:hint="eastAsia"/>
+                <w:sz w:val="16"/>
+                <w:szCs w:val="16"/>
+              </w:rPr>
+              <w:t>11</w:t>
+            </w:r>
+          </w:p>
+        </w:tc>
+        <w:tc>
+          <w:tcPr>
+            <w:tcW w:w="1701" w:type="dxa"/>
+          </w:tcPr>
+          <w:p>
+            <w:pPr>
+              <w:widowControl/>
+              <w:wordWrap/>
+              <w:autoSpaceDE/>
+              <w:autoSpaceDN/>
+              <w:rPr>
+                <w:color w:val="960000"/>
+                <w:sz w:val="16"/>
+                <w:szCs w:val="16"/>
+              </w:rPr>
+            </w:pPr>
+            <w:r>
+              <w:rPr>
+                <w:rFonts w:hint="eastAsia"/>
+                <w:sz w:val="16"/>
+                <w:szCs w:val="16"/>
+              </w:rPr>
+              <w:t>12</w:t>
+            </w:r>
+          </w:p>
+          <w:p>
+            <w:pPr>
+              <w:widowControl/>
+              <w:wordWrap/>
+              <w:autoSpaceDE/>
+              <w:autoSpaceDN/>
+              <w:rPr>
+                <w:color w:val="960000"/>
+                <w:sz w:val="16"/>
+                <w:szCs w:val="16"/>
+              </w:rPr>
+            </w:pPr>
+            <w:proofErr w:type="spellStart"/>
+            <w:r>
+              <w:rPr>
+                <w:rFonts w:hint="eastAsia"/>
+                <w:color w:val="960000"/>
+                <w:sz w:val="16"/>
+                <w:szCs w:val="16"/>
+              </w:rPr>
+              <w:t>패킷테스트</w:t>
+            </w:r>
+            <w:proofErr w:type="spellEnd"/>
+          </w:p>
+          <w:p>
+            <w:pPr>
+              <w:widowControl/>
+              <w:wordWrap/>
+              <w:autoSpaceDE/>
+              <w:autoSpaceDN/>
+              <w:rPr>
+                <w:sz w:val="16"/>
+                <w:szCs w:val="16"/>
+              </w:rPr>
+            </w:pPr>
+            <w:r>
+              <w:rPr>
+                <w:rFonts w:hint="eastAsia"/>
+                <w:color w:val="960000"/>
+                <w:sz w:val="16"/>
+                <w:szCs w:val="16"/>
+              </w:rPr>
+              <w:t>진행 보고</w:t>
+            </w:r>
+          </w:p>
+        </w:tc>
+        <w:tc>
+          <w:tcPr>
+            <w:tcW w:w="1701" w:type="dxa"/>
+          </w:tcPr>
           <w:p>
             <w:pPr>
               <w:widowControl/>
@@ -4692,293 +4725,75 @@
                 <w:szCs w:val="16"/>
               </w:rPr>
             </w:pPr>
+            <w:r>
+              <w:rPr>
+                <w:rFonts w:hint="eastAsia"/>
+                <w:sz w:val="16"/>
+                <w:szCs w:val="16"/>
+              </w:rPr>
+              <w:t>13</w:t>
+            </w:r>
+          </w:p>
+          <w:p>
+            <w:pPr>
+              <w:widowControl/>
+              <w:wordWrap/>
+              <w:autoSpaceDE/>
+              <w:autoSpaceDN/>
+              <w:rPr>
+                <w:b/>
+                <w:bCs/>
+                <w:sz w:val="16"/>
+                <w:szCs w:val="16"/>
+              </w:rPr>
+            </w:pPr>
+            <w:r>
+              <w:rPr>
+                <w:rFonts w:eastAsiaTheme="minorHAnsi"/>
+                <w:b/>
+                <w:bCs/>
+                <w:sz w:val="16"/>
+                <w:szCs w:val="16"/>
+              </w:rPr>
+              <w:t>S</w:t>
+            </w:r>
+            <w:r>
+              <w:rPr>
+                <w:rFonts w:eastAsiaTheme="minorHAnsi" w:hint="eastAsia"/>
+                <w:b/>
+                <w:bCs/>
+                <w:sz w:val="16"/>
+                <w:szCs w:val="16"/>
+              </w:rPr>
+              <w:t xml:space="preserve">erver </w:t>
+            </w:r>
             <w:proofErr w:type="spellStart"/>
             <w:r>
               <w:rPr>
                 <w:rFonts w:eastAsiaTheme="minorHAnsi"/>
-                <w:sz w:val="16"/>
-                <w:szCs w:val="16"/>
-              </w:rPr>
-              <w:t>send_enter_room_</w:t>
-            </w:r>
-            <w:proofErr w:type="gramStart"/>
-            <w:r>
-              <w:rPr>
-                <w:rFonts w:eastAsiaTheme="minorHAnsi"/>
-                <w:sz w:val="16"/>
-                <w:szCs w:val="16"/>
-              </w:rPr>
-              <w:t>packet</w:t>
+                <w:b/>
+                <w:bCs/>
+                <w:sz w:val="16"/>
+                <w:szCs w:val="16"/>
+              </w:rPr>
+              <w:t>P</w:t>
+            </w:r>
+            <w:r>
+              <w:rPr>
+                <w:rFonts w:eastAsiaTheme="minorHAnsi" w:hint="eastAsia"/>
+                <w:b/>
+                <w:bCs/>
+                <w:sz w:val="16"/>
+                <w:szCs w:val="16"/>
+              </w:rPr>
+              <w:t>rocess_packet</w:t>
             </w:r>
             <w:proofErr w:type="spellEnd"/>
             <w:r>
               <w:rPr>
-                <w:rFonts w:eastAsiaTheme="minorHAnsi"/>
-                <w:sz w:val="16"/>
-                <w:szCs w:val="16"/>
-              </w:rPr>
-              <w:t>(</w:t>
-            </w:r>
-            <w:proofErr w:type="gramEnd"/>
-            <w:r>
-              <w:rPr>
-                <w:rFonts w:eastAsiaTheme="minorHAnsi"/>
-                <w:sz w:val="16"/>
-                <w:szCs w:val="16"/>
-              </w:rPr>
-              <w:t xml:space="preserve">int </w:t>
-            </w:r>
-            <w:proofErr w:type="spellStart"/>
-            <w:r>
-              <w:rPr>
-                <w:rFonts w:eastAsiaTheme="minorHAnsi"/>
-                <w:sz w:val="16"/>
-                <w:szCs w:val="16"/>
-              </w:rPr>
-              <w:t>target_id</w:t>
-            </w:r>
-            <w:proofErr w:type="spellEnd"/>
-            <w:proofErr w:type="gramStart"/>
-            <w:r>
-              <w:rPr>
-                <w:rFonts w:eastAsiaTheme="minorHAnsi"/>
-                <w:sz w:val="16"/>
-                <w:szCs w:val="16"/>
-              </w:rPr>
-              <w:t>);</w:t>
-            </w:r>
-            <w:proofErr w:type="gramEnd"/>
-          </w:p>
-          <w:p>
-            <w:pPr>
-              <w:widowControl/>
-              <w:wordWrap/>
-              <w:autoSpaceDE/>
-              <w:autoSpaceDN/>
-              <w:rPr>
-                <w:sz w:val="16"/>
-                <w:szCs w:val="16"/>
-              </w:rPr>
-            </w:pPr>
-          </w:p>
-        </w:tc>
-        <w:tc>
-          <w:tcPr>
-            <w:tcW w:w="1701" w:type="dxa"/>
-          </w:tcPr>
-          <w:p>
-            <w:pPr>
-              <w:widowControl/>
-              <w:wordWrap/>
-              <w:autoSpaceDE/>
-              <w:autoSpaceDN/>
-              <w:rPr>
-                <w:sz w:val="16"/>
-                <w:szCs w:val="16"/>
-              </w:rPr>
-            </w:pPr>
-            <w:r>
-              <w:rPr>
-                <w:rFonts w:hint="eastAsia"/>
-                <w:sz w:val="16"/>
-                <w:szCs w:val="16"/>
-              </w:rPr>
-              <w:t>11</w:t>
-            </w:r>
-          </w:p>
-        </w:tc>
-        <w:tc>
-          <w:tcPr>
-            <w:tcW w:w="1701" w:type="dxa"/>
-          </w:tcPr>
-          <w:p>
-            <w:pPr>
-              <w:widowControl/>
-              <w:wordWrap/>
-              <w:autoSpaceDE/>
-              <w:autoSpaceDN/>
-              <w:rPr>
-                <w:color w:val="960000"/>
-                <w:sz w:val="16"/>
-                <w:szCs w:val="16"/>
-              </w:rPr>
-            </w:pPr>
-            <w:r>
-              <w:rPr>
-                <w:rFonts w:hint="eastAsia"/>
-                <w:sz w:val="16"/>
-                <w:szCs w:val="16"/>
-              </w:rPr>
-              <w:t>12</w:t>
-            </w:r>
-          </w:p>
-          <w:p>
-            <w:pPr>
-              <w:widowControl/>
-              <w:wordWrap/>
-              <w:autoSpaceDE/>
-              <w:autoSpaceDN/>
-              <w:rPr>
-                <w:color w:val="960000"/>
-                <w:sz w:val="16"/>
-                <w:szCs w:val="16"/>
-              </w:rPr>
-            </w:pPr>
-            <w:proofErr w:type="spellStart"/>
-            <w:r>
-              <w:rPr>
-                <w:rFonts w:hint="eastAsia"/>
-                <w:color w:val="960000"/>
-                <w:sz w:val="16"/>
-                <w:szCs w:val="16"/>
-              </w:rPr>
-              <w:t>패킷테스트</w:t>
-            </w:r>
-            <w:proofErr w:type="spellEnd"/>
-          </w:p>
-          <w:p>
-            <w:pPr>
-              <w:widowControl/>
-              <w:wordWrap/>
-              <w:autoSpaceDE/>
-              <w:autoSpaceDN/>
-              <w:rPr>
-                <w:sz w:val="16"/>
-                <w:szCs w:val="16"/>
-              </w:rPr>
-            </w:pPr>
-            <w:r>
-              <w:rPr>
-                <w:rFonts w:hint="eastAsia"/>
-                <w:color w:val="960000"/>
-                <w:sz w:val="16"/>
-                <w:szCs w:val="16"/>
-              </w:rPr>
-              <w:t>진행 보고</w:t>
-            </w:r>
-          </w:p>
-        </w:tc>
-        <w:tc>
-          <w:tcPr>
-            <w:tcW w:w="1701" w:type="dxa"/>
-          </w:tcPr>
-          <w:p>
-            <w:pPr>
-              <w:widowControl/>
-              <w:wordWrap/>
-              <w:autoSpaceDE/>
-              <w:autoSpaceDN/>
-              <w:rPr>
-                <w:sz w:val="16"/>
-                <w:szCs w:val="16"/>
-              </w:rPr>
-            </w:pPr>
-            <w:r>
-              <w:rPr>
-                <w:rFonts w:hint="eastAsia"/>
-                <w:sz w:val="16"/>
-                <w:szCs w:val="16"/>
-              </w:rPr>
-              <w:t>13</w:t>
-            </w:r>
-          </w:p>
-          <w:p>
-            <w:pPr>
-              <w:widowControl/>
-              <w:wordWrap/>
-              <w:autoSpaceDE/>
-              <w:autoSpaceDN/>
-              <w:rPr>
-                <w:rFonts w:eastAsiaTheme="minorHAnsi"/>
-                <w:sz w:val="16"/>
-                <w:szCs w:val="16"/>
-              </w:rPr>
-            </w:pPr>
-            <w:proofErr w:type="spellStart"/>
-            <w:r>
-              <w:rPr>
-                <w:rFonts w:eastAsiaTheme="minorHAnsi"/>
-                <w:sz w:val="16"/>
-                <w:szCs w:val="16"/>
-              </w:rPr>
-              <w:t>send_ready_packet</w:t>
-            </w:r>
-            <w:proofErr w:type="spellEnd"/>
-            <w:r>
-              <w:rPr>
-                <w:rFonts w:eastAsiaTheme="minorHAnsi"/>
-                <w:sz w:val="16"/>
-                <w:szCs w:val="16"/>
-              </w:rPr>
-              <w:t>(</w:t>
-            </w:r>
-            <w:proofErr w:type="spellStart"/>
-            <w:r>
-              <w:rPr>
-                <w:rFonts w:eastAsiaTheme="minorHAnsi"/>
-                <w:sz w:val="16"/>
-                <w:szCs w:val="16"/>
-              </w:rPr>
-              <w:t>target_id</w:t>
-            </w:r>
-            <w:proofErr w:type="spellEnd"/>
-            <w:r>
-              <w:rPr>
-                <w:rFonts w:eastAsiaTheme="minorHAnsi"/>
-                <w:sz w:val="16"/>
-                <w:szCs w:val="16"/>
-              </w:rPr>
-              <w:t>)</w:t>
-            </w:r>
-          </w:p>
-          <w:p>
-            <w:pPr>
-              <w:widowControl/>
-              <w:wordWrap/>
-              <w:autoSpaceDE/>
-              <w:autoSpaceDN/>
-              <w:rPr>
-                <w:sz w:val="16"/>
-                <w:szCs w:val="16"/>
-              </w:rPr>
-            </w:pPr>
-            <w:r>
-              <w:rPr>
-                <w:rFonts w:eastAsiaTheme="minorHAnsi"/>
-                <w:sz w:val="16"/>
-                <w:szCs w:val="16"/>
-              </w:rPr>
-              <w:t>S</w:t>
-            </w:r>
-            <w:r>
-              <w:rPr>
                 <w:rFonts w:eastAsiaTheme="minorHAnsi" w:hint="eastAsia"/>
-                <w:sz w:val="16"/>
-                <w:szCs w:val="16"/>
-              </w:rPr>
-              <w:t xml:space="preserve">erver </w:t>
-            </w:r>
-            <w:proofErr w:type="spellStart"/>
-            <w:r>
-              <w:rPr>
-                <w:rFonts w:eastAsiaTheme="minorHAnsi"/>
-                <w:sz w:val="16"/>
-                <w:szCs w:val="16"/>
-              </w:rPr>
-              <w:t>P</w:t>
-            </w:r>
-            <w:r>
-              <w:rPr>
-                <w:rFonts w:eastAsiaTheme="minorHAnsi" w:hint="eastAsia"/>
-                <w:sz w:val="16"/>
-                <w:szCs w:val="16"/>
-              </w:rPr>
-              <w:t>rocess_packet</w:t>
-            </w:r>
-            <w:proofErr w:type="spellEnd"/>
-            <w:r>
-              <w:rPr>
-                <w:rFonts w:eastAsiaTheme="minorHAnsi" w:hint="eastAsia"/>
+                <w:b/>
+                <w:bCs/>
                 <w:sz w:val="16"/>
                 <w:szCs w:val="16"/>
               </w:rPr>
@@ -6421,13 +6236,13 @@
         <w:tblLook w:val="04A0" w:firstRow="1" w:lastRow="0" w:firstColumn="1" w:lastColumn="0" w:noHBand="0" w:noVBand="1"/>
       </w:tblPr>
       <w:tblGrid>
-        <w:gridCol w:w="1703"/>
-        <w:gridCol w:w="1759"/>
-        <w:gridCol w:w="1703"/>
-        <w:gridCol w:w="1703"/>
-        <w:gridCol w:w="1800"/>
-        <w:gridCol w:w="1703"/>
-        <w:gridCol w:w="545"/>
+        <w:gridCol w:w="1706"/>
+        <w:gridCol w:w="1739"/>
+        <w:gridCol w:w="1707"/>
+        <w:gridCol w:w="1707"/>
+        <w:gridCol w:w="1804"/>
+        <w:gridCol w:w="1707"/>
+        <w:gridCol w:w="546"/>
       </w:tblGrid>
       <w:tr>
         <w:trPr>
@@ -9694,6 +9509,7 @@
               <w:t>::</w:t>
             </w:r>
             <w:proofErr w:type="spellStart"/>
+            <w:proofErr w:type="gramEnd"/>
             <w:r>
               <w:rPr>
                 <w:rFonts w:hint="eastAsia"/>
@@ -9713,7 +9529,64 @@
                 <w:sz w:val="16"/>
                 <w:szCs w:val="16"/>
               </w:rPr>
-              <w:t>(</w:t>
+              <w:t>()</w:t>
+            </w:r>
+            <w:r>
+              <w:rPr>
+                <w:rFonts w:hint="eastAsia"/>
+                <w:b/>
+                <w:bCs/>
+                <w:sz w:val="16"/>
+                <w:szCs w:val="16"/>
+              </w:rPr>
+              <w:t>,</w:t>
+            </w:r>
+          </w:p>
+          <w:p>
+            <w:pPr>
+              <w:widowControl/>
+              <w:wordWrap/>
+              <w:autoSpaceDE/>
+              <w:rPr>
+                <w:b/>
+                <w:bCs/>
+                <w:sz w:val="16"/>
+                <w:szCs w:val="16"/>
+              </w:rPr>
+            </w:pPr>
+            <w:proofErr w:type="spellStart"/>
+            <w:r>
+              <w:rPr>
+                <w:rFonts w:hint="eastAsia"/>
+                <w:b/>
+                <w:bCs/>
+                <w:sz w:val="16"/>
+                <w:szCs w:val="16"/>
+              </w:rPr>
+              <w:t>NetworkMgr</w:t>
+            </w:r>
+            <w:proofErr w:type="spellEnd"/>
+          </w:p>
+          <w:p>
+            <w:pPr>
+              <w:widowControl/>
+              <w:wordWrap/>
+              <w:autoSpaceDE/>
+              <w:rPr>
+                <w:sz w:val="16"/>
+                <w:szCs w:val="16"/>
+              </w:rPr>
+            </w:pPr>
+            <w:proofErr w:type="gramStart"/>
+            <w:r>
+              <w:rPr>
+                <w:rFonts w:hint="eastAsia"/>
+                <w:b/>
+                <w:bCs/>
+                <w:sz w:val="16"/>
+                <w:szCs w:val="16"/>
+              </w:rPr>
+              <w:t>::</w:t>
             </w:r>
             <w:proofErr w:type="gramEnd"/>
             <w:r>
@@ -9724,75 +9597,7 @@
                 <w:sz w:val="16"/>
                 <w:szCs w:val="16"/>
               </w:rPr>
-              <w:t>)</w:t>
-            </w:r>
-            <w:r>
-              <w:rPr>
-                <w:rFonts w:hint="eastAsia"/>
-                <w:b/>
-                <w:bCs/>
-                <w:sz w:val="16"/>
-                <w:szCs w:val="16"/>
-              </w:rPr>
-              <w:t>,</w:t>
-            </w:r>
-          </w:p>
-          <w:p>
-            <w:pPr>
-              <w:widowControl/>
-              <w:wordWrap/>
-              <w:autoSpaceDE/>
-              <w:rPr>
-                <w:b/>
-                <w:bCs/>
-                <w:sz w:val="16"/>
-                <w:szCs w:val="16"/>
-              </w:rPr>
-            </w:pPr>
-            <w:proofErr w:type="spellStart"/>
-            <w:r>
-              <w:rPr>
-                <w:rFonts w:hint="eastAsia"/>
-                <w:b/>
-                <w:bCs/>
-                <w:sz w:val="16"/>
-                <w:szCs w:val="16"/>
-              </w:rPr>
-              <w:t>NetworkMgr</w:t>
-            </w:r>
-            <w:proofErr w:type="spellEnd"/>
-          </w:p>
-          <w:p>
-            <w:pPr>
-              <w:widowControl/>
-              <w:wordWrap/>
-              <w:autoSpaceDE/>
-              <w:rPr>
-                <w:sz w:val="16"/>
-                <w:szCs w:val="16"/>
-              </w:rPr>
-            </w:pPr>
-            <w:proofErr w:type="gramStart"/>
-            <w:r>
-              <w:rPr>
-                <w:rFonts w:hint="eastAsia"/>
-                <w:b/>
-                <w:bCs/>
-                <w:sz w:val="16"/>
-                <w:szCs w:val="16"/>
-              </w:rPr>
-              <w:t>::Init(</w:t>
-            </w:r>
-            <w:proofErr w:type="gramEnd"/>
-            <w:r>
-              <w:rPr>
-                <w:rFonts w:hint="eastAsia"/>
-                <w:b/>
-                <w:bCs/>
-                <w:sz w:val="16"/>
-                <w:szCs w:val="16"/>
-              </w:rPr>
-              <w:t>)</w:t>
+              <w:t>Init()</w:t>
             </w:r>
           </w:p>
         </w:tc>
@@ -10714,7 +10519,6 @@
               <w:wordWrap/>
               <w:autoSpaceDE/>
               <w:rPr>
-                <w:rFonts w:hint="eastAsia"/>
                 <w:sz w:val="16"/>
                 <w:szCs w:val="16"/>
               </w:rPr>
@@ -11045,7 +10849,6 @@
               <w:wordWrap/>
               <w:autoSpaceDE/>
               <w:rPr>
-                <w:rFonts w:hint="eastAsia"/>
                 <w:sz w:val="16"/>
                 <w:szCs w:val="16"/>
               </w:rPr>
@@ -12144,9 +11947,17 @@
                 <w:sz w:val="16"/>
                 <w:szCs w:val="16"/>
               </w:rPr>
-              <w:t>();</w:t>
+              <w:t>(</w:t>
             </w:r>
             <w:proofErr w:type="gramEnd"/>
+            <w:r>
+              <w:rPr>
+                <w:rFonts w:hint="eastAsia"/>
+                <w:sz w:val="16"/>
+                <w:szCs w:val="16"/>
+              </w:rPr>
+              <w:t>);</w:t>
+            </w:r>
           </w:p>
           <w:p>
             <w:pPr>
@@ -12968,7 +12779,7 @@
 </file>
 
 <file path=word/endnotes.xml><?xml version="1.0" encoding="utf-8"?>
-<w:endnotes xmlns:wpc="http://schemas.microsoft.com/office/word/2010/wordprocessingCanvas" xmlns:cx="http://schemas.microsoft.com/office/drawing/2014/chartex" xmlns:cx1="http://schemas.microsoft.com/office/drawing/2015/9/8/chartex" xmlns:cx2="http://schemas.microsoft.com/office/drawing/2015/10/21/chartex" xmlns:cx3="http://schemas.microsoft.com/office/drawing/2016/5/9/chartex" xmlns:cx4="http://schemas.microsoft.com/office/drawing/2016/5/10/chartex" xmlns:cx5="http://schemas.microsoft.com/office/drawing/2016/5/11/chartex" xmlns:cx6="http://schemas.microsoft.com/office/drawing/2016/5/12/chartex" xmlns:cx7="http://schemas.microsoft.com/office/drawing/2016/5/13/chartex" xmlns:cx8="http://schemas.microsoft.com/office/drawing/2016/5/14/chartex" xmlns:mc="http://schemas.openxmlformats.org/markup-compatibility/2006" xmlns:aink="http://schemas.microsoft.com/office/drawing/2016/ink" xmlns:am3d="http://schemas.microsoft.com/office/drawing/2017/model3d" xmlns:o="urn:schemas-microsoft-com:office:office" xmlns:oel="http://schemas.microsoft.com/office/2019/extlst" xmlns:r="http://schemas.openxmlformats.org/officeDocument/2006/relationships" xmlns:m="http://schemas.openxmlformats.org/officeDocument/2006/math" xmlns:v="urn:schemas-microsoft-com:vml" xmlns:wp14="http://schemas.microsoft.com/office/word/2010/wordprocessingDrawing" xmlns:wp="http://schemas.openxmlformats.org/drawingml/2006/wordprocessingDrawing" xmlns:w10="urn:schemas-microsoft-com:office:word" xmlns:w="http://schemas.openxmlformats.org/wordprocessingml/2006/main" xmlns:w14="http://schemas.microsoft.com/office/word/2010/wordml" xmlns:w15="http://schemas.microsoft.com/office/word/2012/wordml" xmlns:w16cex="http://schemas.microsoft.com/office/word/2018/wordml/cex" xmlns:w16cid="http://schemas.microsoft.com/office/word/2016/wordml/cid" xmlns:w16="http://schemas.microsoft.com/office/word/2018/wordml" xmlns:w16du="http://schemas.microsoft.com/office/word/2023/wordml/word16du" xmlns:w16sdtdh="http://schemas.microsoft.com/office/word/2020/wordml/sdtdatahash" xmlns:w16sdtfl="http://schemas.microsoft.com/office/word/2024/wordml/sdtformatlock" xmlns:w16se="http://schemas.microsoft.com/office/word/2015/wordml/symex" xmlns:wpg="http://schemas.microsoft.com/office/word/2010/wordprocessingGroup" xmlns:wpi="http://schemas.microsoft.com/office/word/2010/wordprocessingInk" xmlns:wne="http://schemas.microsoft.com/office/word/2006/wordml" xmlns:wps="http://schemas.microsoft.com/office/word/2010/wordprocessingShape" mc:Ignorable="w14 w15 w16se w16cid w16 w16cex w16sdtdh w16sdtfl w16du wp14">
+<w:endnotes xmlns:wpc="http://schemas.microsoft.com/office/word/2010/wordprocessingCanvas" xmlns:cx="http://schemas.microsoft.com/office/drawing/2014/chartex" xmlns:cx1="http://schemas.microsoft.com/office/drawing/2015/9/8/chartex" xmlns:cx2="http://schemas.microsoft.com/office/drawing/2015/10/21/chartex" xmlns:cx3="http://schemas.microsoft.com/office/drawing/2016/5/9/chartex" xmlns:cx4="http://schemas.microsoft.com/office/drawing/2016/5/10/chartex" xmlns:cx5="http://schemas.microsoft.com/office/drawing/2016/5/11/chartex" xmlns:cx6="http://schemas.microsoft.com/office/drawing/2016/5/12/chartex" xmlns:cx7="http://schemas.microsoft.com/office/drawing/2016/5/13/chartex" xmlns:cx8="http://schemas.microsoft.com/office/drawing/2016/5/14/chartex" xmlns:mc="http://schemas.openxmlformats.org/markup-compatibility/2006" xmlns:aink="http://schemas.microsoft.com/office/drawing/2016/ink" xmlns:am3d="http://schemas.microsoft.com/office/drawing/2017/model3d" xmlns:o="urn:schemas-microsoft-com:office:office" xmlns:oel="http://schemas.microsoft.com/office/2019/extlst" xmlns:r="http://schemas.openxmlformats.org/officeDocument/2006/relationships" xmlns:m="http://schemas.openxmlformats.org/officeDocument/2006/math" xmlns:v="urn:schemas-microsoft-com:vml" xmlns:wp14="http://schemas.microsoft.com/office/word/2010/wordprocessingDrawing" xmlns:wp="http://schemas.openxmlformats.org/drawingml/2006/wordprocessingDrawing" xmlns:w10="urn:schemas-microsoft-com:office:word" xmlns:w="http://schemas.openxmlformats.org/wordprocessingml/2006/main" xmlns:w14="http://schemas.microsoft.com/office/word/2010/wordml" xmlns:w15="http://schemas.microsoft.com/office/word/2012/wordml" xmlns:w16cex="http://schemas.microsoft.com/office/word/2018/wordml/cex" xmlns:w16cid="http://schemas.microsoft.com/office/word/2016/wordml/cid" xmlns:w16="http://schemas.microsoft.com/office/word/2018/wordml" xmlns:w16sdtdh="http://schemas.microsoft.com/office/word/2020/wordml/sdtdatahash" xmlns:w16se="http://schemas.microsoft.com/office/word/2015/wordml/symex" xmlns:wpg="http://schemas.microsoft.com/office/word/2010/wordprocessingGroup" xmlns:wpi="http://schemas.microsoft.com/office/word/2010/wordprocessingInk" xmlns:wne="http://schemas.microsoft.com/office/word/2006/wordml" xmlns:wps="http://schemas.microsoft.com/office/word/2010/wordprocessingShape" mc:Ignorable="w14 w15 w16se w16cid w16 w16cex w16sdtdh wp14">
   <w:endnote w:type="separator" w:id="-1">
     <w:p>
       <w:pPr>
@@ -12993,7 +12804,7 @@
 </file>
 
 <file path=word/footer1.xml><?xml version="1.0" encoding="utf-8"?>
-<w:ftr xmlns:wpc="http://schemas.microsoft.com/office/word/2010/wordprocessingCanvas" xmlns:cx="http://schemas.microsoft.com/office/drawing/2014/chartex" xmlns:cx1="http://schemas.microsoft.com/office/drawing/2015/9/8/chartex" xmlns:cx2="http://schemas.microsoft.com/office/drawing/2015/10/21/chartex" xmlns:cx3="http://schemas.microsoft.com/office/drawing/2016/5/9/chartex" xmlns:cx4="http://schemas.microsoft.com/office/drawing/2016/5/10/chartex" xmlns:cx5="http://schemas.microsoft.com/office/drawing/2016/5/11/chartex" xmlns:cx6="http://schemas.microsoft.com/office/drawing/2016/5/12/chartex" xmlns:cx7="http://schemas.microsoft.com/office/drawing/2016/5/13/chartex" xmlns:cx8="http://schemas.microsoft.com/office/drawing/2016/5/14/chartex" xmlns:mc="http://schemas.openxmlformats.org/markup-compatibility/2006" xmlns:aink="http://schemas.microsoft.com/office/drawing/2016/ink" xmlns:am3d="http://schemas.microsoft.com/office/drawing/2017/model3d" xmlns:o="urn:schemas-microsoft-com:office:office" xmlns:oel="http://schemas.microsoft.com/office/2019/extlst" xmlns:r="http://schemas.openxmlformats.org/officeDocument/2006/relationships" xmlns:m="http://schemas.openxmlformats.org/officeDocument/2006/math" xmlns:v="urn:schemas-microsoft-com:vml" xmlns:wp14="http://schemas.microsoft.com/office/word/2010/wordprocessingDrawing" xmlns:wp="http://schemas.openxmlformats.org/drawingml/2006/wordprocessingDrawing" xmlns:w10="urn:schemas-microsoft-com:office:word" xmlns:w="http://schemas.openxmlformats.org/wordprocessingml/2006/main" xmlns:w14="http://schemas.microsoft.com/office/word/2010/wordml" xmlns:w15="http://schemas.microsoft.com/office/word/2012/wordml" xmlns:w16cex="http://schemas.microsoft.com/office/word/2018/wordml/cex" xmlns:w16cid="http://schemas.microsoft.com/office/word/2016/wordml/cid" xmlns:w16="http://schemas.microsoft.com/office/word/2018/wordml" xmlns:w16du="http://schemas.microsoft.com/office/word/2023/wordml/word16du" xmlns:w16sdtdh="http://schemas.microsoft.com/office/word/2020/wordml/sdtdatahash" xmlns:w16sdtfl="http://schemas.microsoft.com/office/word/2024/wordml/sdtformatlock" xmlns:w16se="http://schemas.microsoft.com/office/word/2015/wordml/symex" xmlns:wpg="http://schemas.microsoft.com/office/word/2010/wordprocessingGroup" xmlns:wpi="http://schemas.microsoft.com/office/word/2010/wordprocessingInk" xmlns:wne="http://schemas.microsoft.com/office/word/2006/wordml" xmlns:wps="http://schemas.microsoft.com/office/word/2010/wordprocessingShape" mc:Ignorable="w14 w15 w16se w16cid w16 w16cex w16sdtdh w16sdtfl w16du wp14">
+<w:ftr xmlns:wpc="http://schemas.microsoft.com/office/word/2010/wordprocessingCanvas" xmlns:cx="http://schemas.microsoft.com/office/drawing/2014/chartex" xmlns:cx1="http://schemas.microsoft.com/office/drawing/2015/9/8/chartex" xmlns:cx2="http://schemas.microsoft.com/office/drawing/2015/10/21/chartex" xmlns:cx3="http://schemas.microsoft.com/office/drawing/2016/5/9/chartex" xmlns:cx4="http://schemas.microsoft.com/office/drawing/2016/5/10/chartex" xmlns:cx5="http://schemas.microsoft.com/office/drawing/2016/5/11/chartex" xmlns:cx6="http://schemas.microsoft.com/office/drawing/2016/5/12/chartex" xmlns:cx7="http://schemas.microsoft.com/office/drawing/2016/5/13/chartex" xmlns:cx8="http://schemas.microsoft.com/office/drawing/2016/5/14/chartex" xmlns:mc="http://schemas.openxmlformats.org/markup-compatibility/2006" xmlns:aink="http://schemas.microsoft.com/office/drawing/2016/ink" xmlns:am3d="http://schemas.microsoft.com/office/drawing/2017/model3d" xmlns:o="urn:schemas-microsoft-com:office:office" xmlns:oel="http://schemas.microsoft.com/office/2019/extlst" xmlns:r="http://schemas.openxmlformats.org/officeDocument/2006/relationships" xmlns:m="http://schemas.openxmlformats.org/officeDocument/2006/math" xmlns:v="urn:schemas-microsoft-com:vml" xmlns:wp14="http://schemas.microsoft.com/office/word/2010/wordprocessingDrawing" xmlns:wp="http://schemas.openxmlformats.org/drawingml/2006/wordprocessingDrawing" xmlns:w10="urn:schemas-microsoft-com:office:word" xmlns:w="http://schemas.openxmlformats.org/wordprocessingml/2006/main" xmlns:w14="http://schemas.microsoft.com/office/word/2010/wordml" xmlns:w15="http://schemas.microsoft.com/office/word/2012/wordml" xmlns:w16cex="http://schemas.microsoft.com/office/word/2018/wordml/cex" xmlns:w16cid="http://schemas.microsoft.com/office/word/2016/wordml/cid" xmlns:w16="http://schemas.microsoft.com/office/word/2018/wordml" xmlns:w16sdtdh="http://schemas.microsoft.com/office/word/2020/wordml/sdtdatahash" xmlns:w16se="http://schemas.microsoft.com/office/word/2015/wordml/symex" xmlns:wpg="http://schemas.microsoft.com/office/word/2010/wordprocessingGroup" xmlns:wpi="http://schemas.microsoft.com/office/word/2010/wordprocessingInk" xmlns:wne="http://schemas.microsoft.com/office/word/2006/wordml" xmlns:wps="http://schemas.microsoft.com/office/word/2010/wordprocessingShape" mc:Ignorable="w14 w15 w16se w16cid w16 w16cex w16sdtdh wp14">
   <w:sdt>
     <w:sdtPr>
       <w:id w:val="1471174885"/>
@@ -13038,7 +12849,7 @@
 </file>
 
 <file path=word/footnotes.xml><?xml version="1.0" encoding="utf-8"?>
-<w:footnotes xmlns:wpc="http://schemas.microsoft.com/office/word/2010/wordprocessingCanvas" xmlns:cx="http://schemas.microsoft.com/office/drawing/2014/chartex" xmlns:cx1="http://schemas.microsoft.com/office/drawing/2015/9/8/chartex" xmlns:cx2="http://schemas.microsoft.com/office/drawing/2015/10/21/chartex" xmlns:cx3="http://schemas.microsoft.com/office/drawing/2016/5/9/chartex" xmlns:cx4="http://schemas.microsoft.com/office/drawing/2016/5/10/chartex" xmlns:cx5="http://schemas.microsoft.com/office/drawing/2016/5/11/chartex" xmlns:cx6="http://schemas.microsoft.com/office/drawing/2016/5/12/chartex" xmlns:cx7="http://schemas.microsoft.com/office/drawing/2016/5/13/chartex" xmlns:cx8="http://schemas.microsoft.com/office/drawing/2016/5/14/chartex" xmlns:mc="http://schemas.openxmlformats.org/markup-compatibility/2006" xmlns:aink="http://schemas.microsoft.com/office/drawing/2016/ink" xmlns:am3d="http://schemas.microsoft.com/office/drawing/2017/model3d" xmlns:o="urn:schemas-microsoft-com:office:office" xmlns:oel="http://schemas.microsoft.com/office/2019/extlst" xmlns:r="http://schemas.openxmlformats.org/officeDocument/2006/relationships" xmlns:m="http://schemas.openxmlformats.org/officeDocument/2006/math" xmlns:v="urn:schemas-microsoft-com:vml" xmlns:wp14="http://schemas.microsoft.com/office/word/2010/wordprocessingDrawing" xmlns:wp="http://schemas.openxmlformats.org/drawingml/2006/wordprocessingDrawing" xmlns:w10="urn:schemas-microsoft-com:office:word" xmlns:w="http://schemas.openxmlformats.org/wordprocessingml/2006/main" xmlns:w14="http://schemas.microsoft.com/office/word/2010/wordml" xmlns:w15="http://schemas.microsoft.com/office/word/2012/wordml" xmlns:w16cex="http://schemas.microsoft.com/office/word/2018/wordml/cex" xmlns:w16cid="http://schemas.microsoft.com/office/word/2016/wordml/cid" xmlns:w16="http://schemas.microsoft.com/office/word/2018/wordml" xmlns:w16du="http://schemas.microsoft.com/office/word/2023/wordml/word16du" xmlns:w16sdtdh="http://schemas.microsoft.com/office/word/2020/wordml/sdtdatahash" xmlns:w16sdtfl="http://schemas.microsoft.com/office/word/2024/wordml/sdtformatlock" xmlns:w16se="http://schemas.microsoft.com/office/word/2015/wordml/symex" xmlns:wpg="http://schemas.microsoft.com/office/word/2010/wordprocessingGroup" xmlns:wpi="http://schemas.microsoft.com/office/word/2010/wordprocessingInk" xmlns:wne="http://schemas.microsoft.com/office/word/2006/wordml" xmlns:wps="http://schemas.microsoft.com/office/word/2010/wordprocessingShape" mc:Ignorable="w14 w15 w16se w16cid w16 w16cex w16sdtdh w16sdtfl w16du wp14">
+<w:footnotes xmlns:wpc="http://schemas.microsoft.com/office/word/2010/wordprocessingCanvas" xmlns:cx="http://schemas.microsoft.com/office/drawing/2014/chartex" xmlns:cx1="http://schemas.microsoft.com/office/drawing/2015/9/8/chartex" xmlns:cx2="http://schemas.microsoft.com/office/drawing/2015/10/21/chartex" xmlns:cx3="http://schemas.microsoft.com/office/drawing/2016/5/9/chartex" xmlns:cx4="http://schemas.microsoft.com/office/drawing/2016/5/10/chartex" xmlns:cx5="http://schemas.microsoft.com/office/drawing/2016/5/11/chartex" xmlns:cx6="http://schemas.microsoft.com/office/drawing/2016/5/12/chartex" xmlns:cx7="http://schemas.microsoft.com/office/drawing/2016/5/13/chartex" xmlns:cx8="http://schemas.microsoft.com/office/drawing/2016/5/14/chartex" xmlns:mc="http://schemas.openxmlformats.org/markup-compatibility/2006" xmlns:aink="http://schemas.microsoft.com/office/drawing/2016/ink" xmlns:am3d="http://schemas.microsoft.com/office/drawing/2017/model3d" xmlns:o="urn:schemas-microsoft-com:office:office" xmlns:oel="http://schemas.microsoft.com/office/2019/extlst" xmlns:r="http://schemas.openxmlformats.org/officeDocument/2006/relationships" xmlns:m="http://schemas.openxmlformats.org/officeDocument/2006/math" xmlns:v="urn:schemas-microsoft-com:vml" xmlns:wp14="http://schemas.microsoft.com/office/word/2010/wordprocessingDrawing" xmlns:wp="http://schemas.openxmlformats.org/drawingml/2006/wordprocessingDrawing" xmlns:w10="urn:schemas-microsoft-com:office:word" xmlns:w="http://schemas.openxmlformats.org/wordprocessingml/2006/main" xmlns:w14="http://schemas.microsoft.com/office/word/2010/wordml" xmlns:w15="http://schemas.microsoft.com/office/word/2012/wordml" xmlns:w16cex="http://schemas.microsoft.com/office/word/2018/wordml/cex" xmlns:w16cid="http://schemas.microsoft.com/office/word/2016/wordml/cid" xmlns:w16="http://schemas.microsoft.com/office/word/2018/wordml" xmlns:w16sdtdh="http://schemas.microsoft.com/office/word/2020/wordml/sdtdatahash" xmlns:w16se="http://schemas.microsoft.com/office/word/2015/wordml/symex" xmlns:wpg="http://schemas.microsoft.com/office/word/2010/wordprocessingGroup" xmlns:wpi="http://schemas.microsoft.com/office/word/2010/wordprocessingInk" xmlns:wne="http://schemas.microsoft.com/office/word/2006/wordml" xmlns:wps="http://schemas.microsoft.com/office/word/2010/wordprocessingShape" mc:Ignorable="w14 w15 w16se w16cid w16 w16cex w16sdtdh wp14">
   <w:footnote w:type="separator" w:id="-1">
     <w:p>
       <w:pPr>
@@ -13063,7 +12874,7 @@
 </file>
 
 <file path=word/numbering.xml><?xml version="1.0" encoding="utf-8"?>
-<w:numbering xmlns:wpc="http://schemas.microsoft.com/office/word/2010/wordprocessingCanvas" xmlns:cx="http://schemas.microsoft.com/office/drawing/2014/chartex" xmlns:cx1="http://schemas.microsoft.com/office/drawing/2015/9/8/chartex" xmlns:cx2="http://schemas.microsoft.com/office/drawing/2015/10/21/chartex" xmlns:cx3="http://schemas.microsoft.com/office/drawing/2016/5/9/chartex" xmlns:cx4="http://schemas.microsoft.com/office/drawing/2016/5/10/chartex" xmlns:cx5="http://schemas.microsoft.com/office/drawing/2016/5/11/chartex" xmlns:cx6="http://schemas.microsoft.com/office/drawing/2016/5/12/chartex" xmlns:cx7="http://schemas.microsoft.com/office/drawing/2016/5/13/chartex" xmlns:cx8="http://schemas.microsoft.com/office/drawing/2016/5/14/chartex" xmlns:mc="http://schemas.openxmlformats.org/markup-compatibility/2006" xmlns:aink="http://schemas.microsoft.com/office/drawing/2016/ink" xmlns:am3d="http://schemas.microsoft.com/office/drawing/2017/model3d" xmlns:o="urn:schemas-microsoft-com:office:office" xmlns:oel="http://schemas.microsoft.com/office/2019/extlst" xmlns:r="http://schemas.openxmlformats.org/officeDocument/2006/relationships" xmlns:m="http://schemas.openxmlformats.org/officeDocument/2006/math" xmlns:v="urn:schemas-microsoft-com:vml" xmlns:wp14="http://schemas.microsoft.com/office/word/2010/wordprocessingDrawing" xmlns:wp="http://schemas.openxmlformats.org/drawingml/2006/wordprocessingDrawing" xmlns:w10="urn:schemas-microsoft-com:office:word" xmlns:w="http://schemas.openxmlformats.org/wordprocessingml/2006/main" xmlns:w14="http://schemas.microsoft.com/office/word/2010/wordml" xmlns:w15="http://schemas.microsoft.com/office/word/2012/wordml" xmlns:w16cex="http://schemas.microsoft.com/office/word/2018/wordml/cex" xmlns:w16cid="http://schemas.microsoft.com/office/word/2016/wordml/cid" xmlns:w16="http://schemas.microsoft.com/office/word/2018/wordml" xmlns:w16du="http://schemas.microsoft.com/office/word/2023/wordml/word16du" xmlns:w16sdtdh="http://schemas.microsoft.com/office/word/2020/wordml/sdtdatahash" xmlns:w16sdtfl="http://schemas.microsoft.com/office/word/2024/wordml/sdtformatlock" xmlns:w16se="http://schemas.microsoft.com/office/word/2015/wordml/symex" xmlns:wpg="http://schemas.microsoft.com/office/word/2010/wordprocessingGroup" xmlns:wpi="http://schemas.microsoft.com/office/word/2010/wordprocessingInk" xmlns:wne="http://schemas.microsoft.com/office/word/2006/wordml" xmlns:wps="http://schemas.microsoft.com/office/word/2010/wordprocessingShape" mc:Ignorable="w14 w15 w16se w16cid w16 w16cex w16sdtdh w16sdtfl w16du wp14">
+<w:numbering xmlns:wpc="http://schemas.microsoft.com/office/word/2010/wordprocessingCanvas" xmlns:cx="http://schemas.microsoft.com/office/drawing/2014/chartex" xmlns:cx1="http://schemas.microsoft.com/office/drawing/2015/9/8/chartex" xmlns:cx2="http://schemas.microsoft.com/office/drawing/2015/10/21/chartex" xmlns:cx3="http://schemas.microsoft.com/office/drawing/2016/5/9/chartex" xmlns:cx4="http://schemas.microsoft.com/office/drawing/2016/5/10/chartex" xmlns:cx5="http://schemas.microsoft.com/office/drawing/2016/5/11/chartex" xmlns:cx6="http://schemas.microsoft.com/office/drawing/2016/5/12/chartex" xmlns:cx7="http://schemas.microsoft.com/office/drawing/2016/5/13/chartex" xmlns:cx8="http://schemas.microsoft.com/office/drawing/2016/5/14/chartex" xmlns:mc="http://schemas.openxmlformats.org/markup-compatibility/2006" xmlns:aink="http://schemas.microsoft.com/office/drawing/2016/ink" xmlns:am3d="http://schemas.microsoft.com/office/drawing/2017/model3d" xmlns:o="urn:schemas-microsoft-com:office:office" xmlns:oel="http://schemas.microsoft.com/office/2019/extlst" xmlns:r="http://schemas.openxmlformats.org/officeDocument/2006/relationships" xmlns:m="http://schemas.openxmlformats.org/officeDocument/2006/math" xmlns:v="urn:schemas-microsoft-com:vml" xmlns:wp14="http://schemas.microsoft.com/office/word/2010/wordprocessingDrawing" xmlns:wp="http://schemas.openxmlformats.org/drawingml/2006/wordprocessingDrawing" xmlns:w10="urn:schemas-microsoft-com:office:word" xmlns:w="http://schemas.openxmlformats.org/wordprocessingml/2006/main" xmlns:w14="http://schemas.microsoft.com/office/word/2010/wordml" xmlns:w15="http://schemas.microsoft.com/office/word/2012/wordml" xmlns:w16cex="http://schemas.microsoft.com/office/word/2018/wordml/cex" xmlns:w16cid="http://schemas.microsoft.com/office/word/2016/wordml/cid" xmlns:w16="http://schemas.microsoft.com/office/word/2018/wordml" xmlns:w16sdtdh="http://schemas.microsoft.com/office/word/2020/wordml/sdtdatahash" xmlns:w16se="http://schemas.microsoft.com/office/word/2015/wordml/symex" xmlns:wpg="http://schemas.microsoft.com/office/word/2010/wordprocessingGroup" xmlns:wpi="http://schemas.microsoft.com/office/word/2010/wordprocessingInk" xmlns:wne="http://schemas.microsoft.com/office/word/2006/wordml" xmlns:wps="http://schemas.microsoft.com/office/word/2010/wordprocessingShape" mc:Ignorable="w14 w15 w16se w16cid w16 w16cex w16sdtdh wp14">
   <w:abstractNum w:abstractNumId="0" w15:restartNumberingAfterBreak="0">
     <w:nsid w:val="05E96921"/>
     <w:multiLevelType w:val="hybridMultilevel"/>
@@ -15404,7 +15215,7 @@
 </file>
 
 <file path=word/styles.xml><?xml version="1.0" encoding="utf-8"?>
-<w:styles xmlns:mc="http://schemas.openxmlformats.org/markup-compatibility/2006" xmlns:r="http://schemas.openxmlformats.org/officeDocument/2006/relationships" xmlns:w="http://schemas.openxmlformats.org/wordprocessingml/2006/main" xmlns:w14="http://schemas.microsoft.com/office/word/2010/wordml" xmlns:w15="http://schemas.microsoft.com/office/word/2012/wordml" xmlns:w16cex="http://schemas.microsoft.com/office/word/2018/wordml/cex" xmlns:w16cid="http://schemas.microsoft.com/office/word/2016/wordml/cid" xmlns:w16="http://schemas.microsoft.com/office/word/2018/wordml" xmlns:w16du="http://schemas.microsoft.com/office/word/2023/wordml/word16du" xmlns:w16sdtdh="http://schemas.microsoft.com/office/word/2020/wordml/sdtdatahash" xmlns:w16sdtfl="http://schemas.microsoft.com/office/word/2024/wordml/sdtformatlock" xmlns:w16se="http://schemas.microsoft.com/office/word/2015/wordml/symex" mc:Ignorable="w14 w15 w16se w16cid w16 w16cex w16sdtdh w16sdtfl w16du">
+<w:styles xmlns:mc="http://schemas.openxmlformats.org/markup-compatibility/2006" xmlns:r="http://schemas.openxmlformats.org/officeDocument/2006/relationships" xmlns:w="http://schemas.openxmlformats.org/wordprocessingml/2006/main" xmlns:w14="http://schemas.microsoft.com/office/word/2010/wordml" xmlns:w15="http://schemas.microsoft.com/office/word/2012/wordml" xmlns:w16cex="http://schemas.microsoft.com/office/word/2018/wordml/cex" xmlns:w16cid="http://schemas.microsoft.com/office/word/2016/wordml/cid" xmlns:w16="http://schemas.microsoft.com/office/word/2018/wordml" xmlns:w16sdtdh="http://schemas.microsoft.com/office/word/2020/wordml/sdtdatahash" xmlns:w16se="http://schemas.microsoft.com/office/word/2015/wordml/symex" mc:Ignorable="w14 w15 w16se w16cid w16 w16cex w16sdtdh">
   <w:docDefaults>
     <w:rPrDefault>
       <w:rPr>

--- a/진척 관리.docx
+++ b/진척 관리.docx
@@ -1,6 +1,6 @@
 
 <file path=word/document.xml><?xml version="1.0" encoding="utf-8"?>
-<w:document xmlns:wpc="http://schemas.microsoft.com/office/word/2010/wordprocessingCanvas" xmlns:cx="http://schemas.microsoft.com/office/drawing/2014/chartex" xmlns:cx1="http://schemas.microsoft.com/office/drawing/2015/9/8/chartex" xmlns:cx2="http://schemas.microsoft.com/office/drawing/2015/10/21/chartex" xmlns:cx3="http://schemas.microsoft.com/office/drawing/2016/5/9/chartex" xmlns:cx4="http://schemas.microsoft.com/office/drawing/2016/5/10/chartex" xmlns:cx5="http://schemas.microsoft.com/office/drawing/2016/5/11/chartex" xmlns:cx6="http://schemas.microsoft.com/office/drawing/2016/5/12/chartex" xmlns:cx7="http://schemas.microsoft.com/office/drawing/2016/5/13/chartex" xmlns:cx8="http://schemas.microsoft.com/office/drawing/2016/5/14/chartex" xmlns:mc="http://schemas.openxmlformats.org/markup-compatibility/2006" xmlns:aink="http://schemas.microsoft.com/office/drawing/2016/ink" xmlns:am3d="http://schemas.microsoft.com/office/drawing/2017/model3d" xmlns:o="urn:schemas-microsoft-com:office:office" xmlns:oel="http://schemas.microsoft.com/office/2019/extlst" xmlns:r="http://schemas.openxmlformats.org/officeDocument/2006/relationships" xmlns:m="http://schemas.openxmlformats.org/officeDocument/2006/math" xmlns:v="urn:schemas-microsoft-com:vml" xmlns:wp14="http://schemas.microsoft.com/office/word/2010/wordprocessingDrawing" xmlns:wp="http://schemas.openxmlformats.org/drawingml/2006/wordprocessingDrawing" xmlns:w10="urn:schemas-microsoft-com:office:word" xmlns:w="http://schemas.openxmlformats.org/wordprocessingml/2006/main" xmlns:w14="http://schemas.microsoft.com/office/word/2010/wordml" xmlns:w15="http://schemas.microsoft.com/office/word/2012/wordml" xmlns:w16cex="http://schemas.microsoft.com/office/word/2018/wordml/cex" xmlns:w16cid="http://schemas.microsoft.com/office/word/2016/wordml/cid" xmlns:w16="http://schemas.microsoft.com/office/word/2018/wordml" xmlns:w16sdtdh="http://schemas.microsoft.com/office/word/2020/wordml/sdtdatahash" xmlns:w16se="http://schemas.microsoft.com/office/word/2015/wordml/symex" xmlns:wpg="http://schemas.microsoft.com/office/word/2010/wordprocessingGroup" xmlns:wpi="http://schemas.microsoft.com/office/word/2010/wordprocessingInk" xmlns:wne="http://schemas.microsoft.com/office/word/2006/wordml" xmlns:wps="http://schemas.microsoft.com/office/word/2010/wordprocessingShape" mc:Ignorable="w14 w15 w16se w16cid w16 w16cex w16sdtdh wp14">
+<w:document xmlns:wpc="http://schemas.microsoft.com/office/word/2010/wordprocessingCanvas" xmlns:cx="http://schemas.microsoft.com/office/drawing/2014/chartex" xmlns:cx1="http://schemas.microsoft.com/office/drawing/2015/9/8/chartex" xmlns:cx2="http://schemas.microsoft.com/office/drawing/2015/10/21/chartex" xmlns:cx3="http://schemas.microsoft.com/office/drawing/2016/5/9/chartex" xmlns:cx4="http://schemas.microsoft.com/office/drawing/2016/5/10/chartex" xmlns:cx5="http://schemas.microsoft.com/office/drawing/2016/5/11/chartex" xmlns:cx6="http://schemas.microsoft.com/office/drawing/2016/5/12/chartex" xmlns:cx7="http://schemas.microsoft.com/office/drawing/2016/5/13/chartex" xmlns:cx8="http://schemas.microsoft.com/office/drawing/2016/5/14/chartex" xmlns:mc="http://schemas.openxmlformats.org/markup-compatibility/2006" xmlns:aink="http://schemas.microsoft.com/office/drawing/2016/ink" xmlns:am3d="http://schemas.microsoft.com/office/drawing/2017/model3d" xmlns:o="urn:schemas-microsoft-com:office:office" xmlns:oel="http://schemas.microsoft.com/office/2019/extlst" xmlns:r="http://schemas.openxmlformats.org/officeDocument/2006/relationships" xmlns:m="http://schemas.openxmlformats.org/officeDocument/2006/math" xmlns:v="urn:schemas-microsoft-com:vml" xmlns:wp14="http://schemas.microsoft.com/office/word/2010/wordprocessingDrawing" xmlns:wp="http://schemas.openxmlformats.org/drawingml/2006/wordprocessingDrawing" xmlns:w10="urn:schemas-microsoft-com:office:word" xmlns:w="http://schemas.openxmlformats.org/wordprocessingml/2006/main" xmlns:w14="http://schemas.microsoft.com/office/word/2010/wordml" xmlns:w15="http://schemas.microsoft.com/office/word/2012/wordml" xmlns:w16cex="http://schemas.microsoft.com/office/word/2018/wordml/cex" xmlns:w16cid="http://schemas.microsoft.com/office/word/2016/wordml/cid" xmlns:w16="http://schemas.microsoft.com/office/word/2018/wordml" xmlns:w16du="http://schemas.microsoft.com/office/word/2023/wordml/word16du" xmlns:w16sdtdh="http://schemas.microsoft.com/office/word/2020/wordml/sdtdatahash" xmlns:w16sdtfl="http://schemas.microsoft.com/office/word/2024/wordml/sdtformatlock" xmlns:w16se="http://schemas.microsoft.com/office/word/2015/wordml/symex" xmlns:wpg="http://schemas.microsoft.com/office/word/2010/wordprocessingGroup" xmlns:wpi="http://schemas.microsoft.com/office/word/2010/wordprocessingInk" xmlns:wne="http://schemas.microsoft.com/office/word/2006/wordml" xmlns:wps="http://schemas.microsoft.com/office/word/2010/wordprocessingShape" mc:Ignorable="w14 w15 w16se w16cid w16 w16cex w16sdtdh w16sdtfl w16du wp14">
   <w:body>
     <w:p>
       <w:pPr>
@@ -210,7 +210,6 @@
                 <w:szCs w:val="20"/>
               </w:rPr>
             </w:pPr>
-            <w:proofErr w:type="spellStart"/>
             <w:r>
               <w:rPr>
                 <w:b/>
@@ -228,18 +227,7 @@
                 <w:sz w:val="20"/>
                 <w:szCs w:val="20"/>
               </w:rPr>
-              <w:t>rotocol.h</w:t>
-            </w:r>
-            <w:proofErr w:type="spellEnd"/>
-            <w:r>
-              <w:rPr>
-                <w:rFonts w:hint="eastAsia"/>
-                <w:b/>
-                <w:bCs/>
-                <w:sz w:val="20"/>
-                <w:szCs w:val="20"/>
-              </w:rPr>
-              <w:t xml:space="preserve"> 파일 생성</w:t>
+              <w:t>rotocol.h 파일 생성</w:t>
             </w:r>
           </w:p>
         </w:tc>
@@ -414,25 +402,7 @@
                 <w:sz w:val="20"/>
                 <w:szCs w:val="20"/>
               </w:rPr>
-              <w:t xml:space="preserve">메인 함수 및 </w:t>
-            </w:r>
-            <w:proofErr w:type="spellStart"/>
-            <w:r>
-              <w:rPr>
-                <w:rFonts w:hint="eastAsia"/>
-                <w:sz w:val="20"/>
-                <w:szCs w:val="20"/>
-              </w:rPr>
-              <w:t>메인쓰레드</w:t>
-            </w:r>
-            <w:proofErr w:type="spellEnd"/>
-            <w:r>
-              <w:rPr>
-                <w:rFonts w:hint="eastAsia"/>
-                <w:sz w:val="20"/>
-                <w:szCs w:val="20"/>
-              </w:rPr>
-              <w:t xml:space="preserve"> 생성</w:t>
+              <w:t>메인 함수 및 메인쓰레드 생성</w:t>
             </w:r>
           </w:p>
         </w:tc>
@@ -453,7 +423,6 @@
                 <w:szCs w:val="20"/>
               </w:rPr>
             </w:pPr>
-            <w:proofErr w:type="spellStart"/>
             <w:r>
               <w:rPr>
                 <w:rFonts w:hint="eastAsia"/>
@@ -464,7 +433,6 @@
               </w:rPr>
               <w:t>ServerMain</w:t>
             </w:r>
-            <w:proofErr w:type="spellEnd"/>
           </w:p>
         </w:tc>
         <w:tc>
@@ -551,7 +519,6 @@
                 <w:szCs w:val="20"/>
               </w:rPr>
             </w:pPr>
-            <w:proofErr w:type="gramStart"/>
             <w:r>
               <w:rPr>
                 <w:rFonts w:hint="eastAsia"/>
@@ -562,8 +529,6 @@
               </w:rPr>
               <w:t>Player::</w:t>
             </w:r>
-            <w:proofErr w:type="spellStart"/>
-            <w:proofErr w:type="gramEnd"/>
             <w:r>
               <w:rPr>
                 <w:b/>
@@ -571,17 +536,7 @@
                 <w:sz w:val="20"/>
                 <w:szCs w:val="20"/>
               </w:rPr>
-              <w:t>recv_packet</w:t>
-            </w:r>
-            <w:proofErr w:type="spellEnd"/>
-            <w:r>
-              <w:rPr>
-                <w:b/>
-                <w:bCs/>
-                <w:sz w:val="20"/>
-                <w:szCs w:val="20"/>
-              </w:rPr>
-              <w:t>();</w:t>
+              <w:t>recv_packet();</w:t>
             </w:r>
           </w:p>
         </w:tc>
@@ -669,7 +624,6 @@
                 <w:szCs w:val="20"/>
               </w:rPr>
             </w:pPr>
-            <w:proofErr w:type="gramStart"/>
             <w:r>
               <w:rPr>
                 <w:rFonts w:hint="eastAsia"/>
@@ -678,38 +632,16 @@
                 <w:sz w:val="20"/>
                 <w:szCs w:val="20"/>
               </w:rPr>
-              <w:t>Player::</w:t>
-            </w:r>
-            <w:proofErr w:type="spellStart"/>
-            <w:proofErr w:type="gramEnd"/>
-            <w:r>
-              <w:rPr>
-                <w:rFonts w:hint="eastAsia"/>
+              <w:t>Player::send</w:t>
+            </w:r>
+            <w:r>
+              <w:rPr>
                 <w:b/>
                 <w:bCs/>
                 <w:sz w:val="20"/>
                 <w:szCs w:val="20"/>
               </w:rPr>
-              <w:t>send</w:t>
-            </w:r>
-            <w:r>
-              <w:rPr>
-                <w:b/>
-                <w:bCs/>
-                <w:sz w:val="20"/>
-                <w:szCs w:val="20"/>
-              </w:rPr>
-              <w:t>_packet</w:t>
-            </w:r>
-            <w:proofErr w:type="spellEnd"/>
-            <w:r>
-              <w:rPr>
-                <w:b/>
-                <w:bCs/>
-                <w:sz w:val="20"/>
-                <w:szCs w:val="20"/>
-              </w:rPr>
-              <w:t>();</w:t>
+              <w:t>_packet();</w:t>
             </w:r>
           </w:p>
         </w:tc>
@@ -805,100 +737,28 @@
                 <w:sz w:val="20"/>
                 <w:szCs w:val="20"/>
               </w:rPr>
-              <w:t xml:space="preserve">void </w:t>
-            </w:r>
-            <w:proofErr w:type="spellStart"/>
-            <w:r>
+              <w:t>void send_playerInfo_packet();</w:t>
+            </w:r>
+          </w:p>
+          <w:p>
+            <w:pPr>
+              <w:widowControl/>
+              <w:wordWrap/>
+              <w:autoSpaceDE/>
+              <w:autoSpaceDN/>
               <w:rPr>
                 <w:rFonts w:eastAsiaTheme="minorHAnsi"/>
                 <w:sz w:val="20"/>
                 <w:szCs w:val="20"/>
               </w:rPr>
-              <w:t>send_playerInfo_</w:t>
-            </w:r>
-            <w:proofErr w:type="gramStart"/>
+            </w:pPr>
             <w:r>
               <w:rPr>
                 <w:rFonts w:eastAsiaTheme="minorHAnsi"/>
                 <w:sz w:val="20"/>
                 <w:szCs w:val="20"/>
               </w:rPr>
-              <w:t>packet</w:t>
-            </w:r>
-            <w:proofErr w:type="spellEnd"/>
-            <w:r>
-              <w:rPr>
-                <w:rFonts w:eastAsiaTheme="minorHAnsi"/>
-                <w:sz w:val="20"/>
-                <w:szCs w:val="20"/>
-              </w:rPr>
-              <w:t>(</w:t>
-            </w:r>
-            <w:proofErr w:type="gramEnd"/>
-            <w:r>
-              <w:rPr>
-                <w:rFonts w:eastAsiaTheme="minorHAnsi"/>
-                <w:sz w:val="20"/>
-                <w:szCs w:val="20"/>
-              </w:rPr>
-              <w:t>);</w:t>
-            </w:r>
-          </w:p>
-          <w:p>
-            <w:pPr>
-              <w:widowControl/>
-              <w:wordWrap/>
-              <w:autoSpaceDE/>
-              <w:autoSpaceDN/>
-              <w:rPr>
-                <w:rFonts w:eastAsiaTheme="minorHAnsi"/>
-                <w:sz w:val="20"/>
-                <w:szCs w:val="20"/>
-              </w:rPr>
-            </w:pPr>
-            <w:r>
-              <w:rPr>
-                <w:rFonts w:eastAsiaTheme="minorHAnsi"/>
-                <w:sz w:val="20"/>
-                <w:szCs w:val="20"/>
-              </w:rPr>
-              <w:t xml:space="preserve">void </w:t>
-            </w:r>
-            <w:proofErr w:type="spellStart"/>
-            <w:r>
-              <w:rPr>
-                <w:rFonts w:eastAsiaTheme="minorHAnsi"/>
-                <w:sz w:val="20"/>
-                <w:szCs w:val="20"/>
-              </w:rPr>
-              <w:t>send_login_fail_</w:t>
-            </w:r>
-            <w:proofErr w:type="gramStart"/>
-            <w:r>
-              <w:rPr>
-                <w:rFonts w:eastAsiaTheme="minorHAnsi"/>
-                <w:sz w:val="20"/>
-                <w:szCs w:val="20"/>
-              </w:rPr>
-              <w:t>packet</w:t>
-            </w:r>
-            <w:proofErr w:type="spellEnd"/>
-            <w:r>
-              <w:rPr>
-                <w:rFonts w:eastAsiaTheme="minorHAnsi"/>
-                <w:sz w:val="20"/>
-                <w:szCs w:val="20"/>
-              </w:rPr>
-              <w:t>(</w:t>
-            </w:r>
-            <w:proofErr w:type="gramEnd"/>
-            <w:r>
-              <w:rPr>
-                <w:rFonts w:eastAsiaTheme="minorHAnsi"/>
-                <w:sz w:val="20"/>
-                <w:szCs w:val="20"/>
-              </w:rPr>
-              <w:t>);</w:t>
+              <w:t>void send_login_fail_packet();</w:t>
             </w:r>
           </w:p>
         </w:tc>
@@ -998,10 +858,783 @@
                 <w:sz w:val="20"/>
                 <w:szCs w:val="20"/>
               </w:rPr>
-              <w:t xml:space="preserve">void </w:t>
-            </w:r>
-            <w:proofErr w:type="spellStart"/>
-            <w:r>
+              <w:t>void send_enter_room_packet(int target_id);</w:t>
+            </w:r>
+          </w:p>
+          <w:p>
+            <w:pPr>
+              <w:widowControl/>
+              <w:wordWrap/>
+              <w:autoSpaceDE/>
+              <w:autoSpaceDN/>
+              <w:rPr>
+                <w:rFonts w:eastAsiaTheme="minorHAnsi"/>
+                <w:sz w:val="20"/>
+                <w:szCs w:val="20"/>
+              </w:rPr>
+            </w:pPr>
+            <w:r>
+              <w:rPr>
+                <w:rFonts w:eastAsiaTheme="minorHAnsi"/>
+                <w:sz w:val="20"/>
+                <w:szCs w:val="20"/>
+              </w:rPr>
+              <w:t>void send_ready_packet(target_id);</w:t>
+            </w:r>
+          </w:p>
+        </w:tc>
+        <w:tc>
+          <w:tcPr>
+            <w:tcW w:w="1666" w:type="dxa"/>
+          </w:tcPr>
+          <w:p>
+            <w:pPr>
+              <w:widowControl/>
+              <w:wordWrap/>
+              <w:autoSpaceDE/>
+              <w:autoSpaceDN/>
+              <w:rPr>
+                <w:sz w:val="20"/>
+                <w:szCs w:val="20"/>
+              </w:rPr>
+            </w:pPr>
+            <w:r>
+              <w:rPr>
+                <w:rFonts w:hint="eastAsia"/>
+                <w:sz w:val="20"/>
+                <w:szCs w:val="20"/>
+              </w:rPr>
+              <w:t>이소민</w:t>
+            </w:r>
+          </w:p>
+        </w:tc>
+      </w:tr>
+      <w:tr>
+        <w:tc>
+          <w:tcPr>
+            <w:tcW w:w="874" w:type="dxa"/>
+            <w:vMerge/>
+            <w:shd w:val="clear" w:color="auto" w:fill="F2F2F2" w:themeFill="background1" w:themeFillShade="F2"/>
+          </w:tcPr>
+          <w:p>
+            <w:pPr>
+              <w:widowControl/>
+              <w:wordWrap/>
+              <w:autoSpaceDE/>
+              <w:autoSpaceDN/>
+            </w:pPr>
+          </w:p>
+        </w:tc>
+        <w:tc>
+          <w:tcPr>
+            <w:tcW w:w="3508" w:type="dxa"/>
+          </w:tcPr>
+          <w:p>
+            <w:pPr>
+              <w:widowControl/>
+              <w:wordWrap/>
+              <w:autoSpaceDE/>
+              <w:autoSpaceDN/>
+              <w:rPr>
+                <w:sz w:val="20"/>
+                <w:szCs w:val="20"/>
+              </w:rPr>
+            </w:pPr>
+            <w:r>
+              <w:rPr>
+                <w:rFonts w:hint="eastAsia"/>
+                <w:sz w:val="20"/>
+                <w:szCs w:val="20"/>
+              </w:rPr>
+              <w:t>부스터</w:t>
+            </w:r>
+          </w:p>
+        </w:tc>
+        <w:tc>
+          <w:tcPr>
+            <w:tcW w:w="4408" w:type="dxa"/>
+          </w:tcPr>
+          <w:p>
+            <w:pPr>
+              <w:widowControl/>
+              <w:wordWrap/>
+              <w:autoSpaceDE/>
+              <w:autoSpaceDN/>
+              <w:rPr>
+                <w:rFonts w:eastAsiaTheme="minorHAnsi"/>
+                <w:sz w:val="20"/>
+                <w:szCs w:val="20"/>
+              </w:rPr>
+            </w:pPr>
+            <w:r>
+              <w:rPr>
+                <w:rFonts w:eastAsiaTheme="minorHAnsi"/>
+                <w:sz w:val="20"/>
+                <w:szCs w:val="20"/>
+              </w:rPr>
+              <w:t>void send_booster_packet(target_id);</w:t>
+            </w:r>
+          </w:p>
+        </w:tc>
+        <w:tc>
+          <w:tcPr>
+            <w:tcW w:w="1666" w:type="dxa"/>
+          </w:tcPr>
+          <w:p>
+            <w:pPr>
+              <w:widowControl/>
+              <w:wordWrap/>
+              <w:autoSpaceDE/>
+              <w:autoSpaceDN/>
+              <w:rPr>
+                <w:sz w:val="20"/>
+                <w:szCs w:val="20"/>
+              </w:rPr>
+            </w:pPr>
+            <w:r>
+              <w:rPr>
+                <w:rFonts w:hint="eastAsia"/>
+                <w:sz w:val="20"/>
+                <w:szCs w:val="20"/>
+              </w:rPr>
+              <w:t>양현서</w:t>
+            </w:r>
+          </w:p>
+        </w:tc>
+      </w:tr>
+      <w:tr>
+        <w:tc>
+          <w:tcPr>
+            <w:tcW w:w="874" w:type="dxa"/>
+            <w:vMerge/>
+            <w:shd w:val="clear" w:color="auto" w:fill="F2F2F2" w:themeFill="background1" w:themeFillShade="F2"/>
+          </w:tcPr>
+          <w:p>
+            <w:pPr>
+              <w:widowControl/>
+              <w:wordWrap/>
+              <w:autoSpaceDE/>
+              <w:autoSpaceDN/>
+            </w:pPr>
+          </w:p>
+        </w:tc>
+        <w:tc>
+          <w:tcPr>
+            <w:tcW w:w="3508" w:type="dxa"/>
+          </w:tcPr>
+          <w:p>
+            <w:pPr>
+              <w:widowControl/>
+              <w:wordWrap/>
+              <w:autoSpaceDE/>
+              <w:autoSpaceDN/>
+              <w:rPr>
+                <w:sz w:val="20"/>
+                <w:szCs w:val="20"/>
+              </w:rPr>
+            </w:pPr>
+            <w:r>
+              <w:rPr>
+                <w:rFonts w:hint="eastAsia"/>
+                <w:sz w:val="20"/>
+                <w:szCs w:val="20"/>
+              </w:rPr>
+              <w:t>순위출력</w:t>
+            </w:r>
+          </w:p>
+        </w:tc>
+        <w:tc>
+          <w:tcPr>
+            <w:tcW w:w="4408" w:type="dxa"/>
+          </w:tcPr>
+          <w:p>
+            <w:pPr>
+              <w:widowControl/>
+              <w:wordWrap/>
+              <w:autoSpaceDE/>
+              <w:autoSpaceDN/>
+              <w:rPr>
+                <w:sz w:val="20"/>
+                <w:szCs w:val="20"/>
+              </w:rPr>
+            </w:pPr>
+            <w:r>
+              <w:rPr>
+                <w:rFonts w:eastAsiaTheme="minorHAnsi"/>
+                <w:sz w:val="20"/>
+                <w:szCs w:val="20"/>
+              </w:rPr>
+              <w:t>void send_rank_packet(int target_id);</w:t>
+            </w:r>
+          </w:p>
+        </w:tc>
+        <w:tc>
+          <w:tcPr>
+            <w:tcW w:w="1666" w:type="dxa"/>
+          </w:tcPr>
+          <w:p>
+            <w:pPr>
+              <w:widowControl/>
+              <w:wordWrap/>
+              <w:autoSpaceDE/>
+              <w:autoSpaceDN/>
+              <w:rPr>
+                <w:sz w:val="20"/>
+                <w:szCs w:val="20"/>
+              </w:rPr>
+            </w:pPr>
+            <w:r>
+              <w:rPr>
+                <w:rFonts w:hint="eastAsia"/>
+                <w:sz w:val="20"/>
+                <w:szCs w:val="20"/>
+              </w:rPr>
+              <w:t>양현서</w:t>
+            </w:r>
+          </w:p>
+        </w:tc>
+      </w:tr>
+      <w:tr>
+        <w:tc>
+          <w:tcPr>
+            <w:tcW w:w="874" w:type="dxa"/>
+            <w:vMerge/>
+            <w:shd w:val="clear" w:color="auto" w:fill="F2F2F2" w:themeFill="background1" w:themeFillShade="F2"/>
+          </w:tcPr>
+          <w:p>
+            <w:pPr>
+              <w:widowControl/>
+              <w:wordWrap/>
+              <w:autoSpaceDE/>
+              <w:autoSpaceDN/>
+            </w:pPr>
+          </w:p>
+        </w:tc>
+        <w:tc>
+          <w:tcPr>
+            <w:tcW w:w="3508" w:type="dxa"/>
+          </w:tcPr>
+          <w:p>
+            <w:pPr>
+              <w:widowControl/>
+              <w:wordWrap/>
+              <w:autoSpaceDE/>
+              <w:autoSpaceDN/>
+              <w:rPr>
+                <w:sz w:val="20"/>
+                <w:szCs w:val="20"/>
+              </w:rPr>
+            </w:pPr>
+            <w:r>
+              <w:rPr>
+                <w:rFonts w:hint="eastAsia"/>
+                <w:sz w:val="20"/>
+                <w:szCs w:val="20"/>
+              </w:rPr>
+              <w:t>게임 시작.게임 종료</w:t>
+            </w:r>
+          </w:p>
+        </w:tc>
+        <w:tc>
+          <w:tcPr>
+            <w:tcW w:w="4408" w:type="dxa"/>
+          </w:tcPr>
+          <w:p>
+            <w:pPr>
+              <w:widowControl/>
+              <w:wordWrap/>
+              <w:autoSpaceDE/>
+              <w:autoSpaceDN/>
+              <w:rPr>
+                <w:rFonts w:eastAsiaTheme="minorHAnsi"/>
+                <w:sz w:val="20"/>
+                <w:szCs w:val="20"/>
+              </w:rPr>
+            </w:pPr>
+            <w:r>
+              <w:rPr>
+                <w:rFonts w:eastAsiaTheme="minorHAnsi"/>
+                <w:sz w:val="20"/>
+                <w:szCs w:val="20"/>
+              </w:rPr>
+              <w:t>V</w:t>
+            </w:r>
+            <w:r>
+              <w:rPr>
+                <w:rFonts w:eastAsiaTheme="minorHAnsi" w:hint="eastAsia"/>
+                <w:sz w:val="20"/>
+                <w:szCs w:val="20"/>
+              </w:rPr>
+              <w:t>oid send_Game_Start_Packet(int target_id)</w:t>
+            </w:r>
+          </w:p>
+          <w:p>
+            <w:pPr>
+              <w:widowControl/>
+              <w:wordWrap/>
+              <w:autoSpaceDE/>
+              <w:autoSpaceDN/>
+              <w:rPr>
+                <w:sz w:val="20"/>
+                <w:szCs w:val="20"/>
+              </w:rPr>
+            </w:pPr>
+            <w:r>
+              <w:rPr>
+                <w:rFonts w:eastAsiaTheme="minorHAnsi"/>
+                <w:sz w:val="20"/>
+                <w:szCs w:val="20"/>
+              </w:rPr>
+              <w:t>void send_</w:t>
+            </w:r>
+            <w:r>
+              <w:rPr>
+                <w:rFonts w:eastAsiaTheme="minorHAnsi" w:hint="eastAsia"/>
+                <w:sz w:val="20"/>
+                <w:szCs w:val="20"/>
+              </w:rPr>
+              <w:t>Finish</w:t>
+            </w:r>
+            <w:r>
+              <w:rPr>
+                <w:rFonts w:eastAsiaTheme="minorHAnsi"/>
+                <w:sz w:val="20"/>
+                <w:szCs w:val="20"/>
+              </w:rPr>
+              <w:t>_packet(int target_id);</w:t>
+            </w:r>
+          </w:p>
+        </w:tc>
+        <w:tc>
+          <w:tcPr>
+            <w:tcW w:w="1666" w:type="dxa"/>
+          </w:tcPr>
+          <w:p>
+            <w:pPr>
+              <w:widowControl/>
+              <w:wordWrap/>
+              <w:autoSpaceDE/>
+              <w:autoSpaceDN/>
+              <w:rPr>
+                <w:sz w:val="20"/>
+                <w:szCs w:val="20"/>
+              </w:rPr>
+            </w:pPr>
+            <w:r>
+              <w:rPr>
+                <w:rFonts w:hint="eastAsia"/>
+                <w:sz w:val="20"/>
+                <w:szCs w:val="20"/>
+              </w:rPr>
+              <w:t>양현서</w:t>
+            </w:r>
+          </w:p>
+        </w:tc>
+      </w:tr>
+      <w:tr>
+        <w:tc>
+          <w:tcPr>
+            <w:tcW w:w="874" w:type="dxa"/>
+            <w:vMerge/>
+            <w:shd w:val="clear" w:color="auto" w:fill="F2F2F2" w:themeFill="background1" w:themeFillShade="F2"/>
+          </w:tcPr>
+          <w:p>
+            <w:pPr>
+              <w:widowControl/>
+              <w:wordWrap/>
+              <w:autoSpaceDE/>
+              <w:autoSpaceDN/>
+            </w:pPr>
+          </w:p>
+        </w:tc>
+        <w:tc>
+          <w:tcPr>
+            <w:tcW w:w="3508" w:type="dxa"/>
+          </w:tcPr>
+          <w:p>
+            <w:pPr>
+              <w:widowControl/>
+              <w:wordWrap/>
+              <w:autoSpaceDE/>
+              <w:autoSpaceDN/>
+              <w:rPr>
+                <w:sz w:val="20"/>
+                <w:szCs w:val="20"/>
+              </w:rPr>
+            </w:pPr>
+            <w:r>
+              <w:rPr>
+                <w:rFonts w:hint="eastAsia"/>
+                <w:sz w:val="20"/>
+                <w:szCs w:val="20"/>
+              </w:rPr>
+              <w:t>클라이언트 움직임 처리</w:t>
+            </w:r>
+          </w:p>
+        </w:tc>
+        <w:tc>
+          <w:tcPr>
+            <w:tcW w:w="4408" w:type="dxa"/>
+          </w:tcPr>
+          <w:p>
+            <w:pPr>
+              <w:widowControl/>
+              <w:wordWrap/>
+              <w:autoSpaceDE/>
+              <w:autoSpaceDN/>
+              <w:rPr>
+                <w:rFonts w:eastAsiaTheme="minorHAnsi"/>
+                <w:sz w:val="20"/>
+                <w:szCs w:val="20"/>
+              </w:rPr>
+            </w:pPr>
+            <w:r>
+              <w:rPr>
+                <w:rFonts w:hint="eastAsia"/>
+                <w:sz w:val="20"/>
+                <w:szCs w:val="20"/>
+              </w:rPr>
+              <w:t>UpdatePosition Thread</w:t>
+            </w:r>
+            <w:r>
+              <w:rPr>
+                <w:rFonts w:eastAsiaTheme="minorHAnsi"/>
+                <w:sz w:val="20"/>
+                <w:szCs w:val="20"/>
+              </w:rPr>
+              <w:t xml:space="preserve"> </w:t>
+            </w:r>
+          </w:p>
+          <w:p>
+            <w:pPr>
+              <w:widowControl/>
+              <w:wordWrap/>
+              <w:autoSpaceDE/>
+              <w:autoSpaceDN/>
+              <w:rPr>
+                <w:rFonts w:eastAsiaTheme="minorHAnsi"/>
+                <w:sz w:val="20"/>
+                <w:szCs w:val="20"/>
+              </w:rPr>
+            </w:pPr>
+            <w:r>
+              <w:rPr>
+                <w:rFonts w:eastAsiaTheme="minorHAnsi"/>
+                <w:sz w:val="20"/>
+                <w:szCs w:val="20"/>
+              </w:rPr>
+              <w:t>void send_move_packet(target_id);</w:t>
+            </w:r>
+          </w:p>
+        </w:tc>
+        <w:tc>
+          <w:tcPr>
+            <w:tcW w:w="1666" w:type="dxa"/>
+          </w:tcPr>
+          <w:p>
+            <w:pPr>
+              <w:widowControl/>
+              <w:wordWrap/>
+              <w:autoSpaceDE/>
+              <w:autoSpaceDN/>
+              <w:rPr>
+                <w:sz w:val="20"/>
+                <w:szCs w:val="20"/>
+              </w:rPr>
+            </w:pPr>
+            <w:r>
+              <w:rPr>
+                <w:rFonts w:hint="eastAsia"/>
+                <w:sz w:val="20"/>
+                <w:szCs w:val="20"/>
+              </w:rPr>
+              <w:t>양현서</w:t>
+            </w:r>
+          </w:p>
+        </w:tc>
+      </w:tr>
+      <w:tr>
+        <w:tc>
+          <w:tcPr>
+            <w:tcW w:w="874" w:type="dxa"/>
+            <w:vMerge/>
+            <w:shd w:val="clear" w:color="auto" w:fill="F2F2F2" w:themeFill="background1" w:themeFillShade="F2"/>
+          </w:tcPr>
+          <w:p>
+            <w:pPr>
+              <w:widowControl/>
+              <w:wordWrap/>
+              <w:autoSpaceDE/>
+              <w:autoSpaceDN/>
+            </w:pPr>
+          </w:p>
+        </w:tc>
+        <w:tc>
+          <w:tcPr>
+            <w:tcW w:w="3508" w:type="dxa"/>
+          </w:tcPr>
+          <w:p>
+            <w:pPr>
+              <w:widowControl/>
+              <w:wordWrap/>
+              <w:autoSpaceDE/>
+              <w:autoSpaceDN/>
+              <w:rPr>
+                <w:sz w:val="20"/>
+                <w:szCs w:val="20"/>
+              </w:rPr>
+            </w:pPr>
+            <w:r>
+              <w:rPr>
+                <w:rFonts w:hint="eastAsia"/>
+                <w:sz w:val="20"/>
+                <w:szCs w:val="20"/>
+              </w:rPr>
+              <w:t xml:space="preserve">플레이어 </w:t>
+            </w:r>
+            <w:r>
+              <w:rPr>
+                <w:rFonts w:hint="eastAsia"/>
+                <w:sz w:val="20"/>
+                <w:szCs w:val="20"/>
+              </w:rPr>
+              <w:t>충돌처리</w:t>
+            </w:r>
+          </w:p>
+        </w:tc>
+        <w:tc>
+          <w:tcPr>
+            <w:tcW w:w="4408" w:type="dxa"/>
+          </w:tcPr>
+          <w:p>
+            <w:pPr>
+              <w:widowControl/>
+              <w:wordWrap/>
+              <w:autoSpaceDE/>
+              <w:autoSpaceDN/>
+              <w:rPr>
+                <w:rFonts w:eastAsiaTheme="minorHAnsi"/>
+                <w:sz w:val="20"/>
+                <w:szCs w:val="20"/>
+              </w:rPr>
+            </w:pPr>
+            <w:r>
+              <w:rPr>
+                <w:rFonts w:eastAsiaTheme="minorHAnsi"/>
+                <w:sz w:val="20"/>
+                <w:szCs w:val="20"/>
+              </w:rPr>
+              <w:t>bool CollisionCheck()</w:t>
+            </w:r>
+          </w:p>
+          <w:p>
+            <w:pPr>
+              <w:widowControl/>
+              <w:wordWrap/>
+              <w:autoSpaceDE/>
+              <w:autoSpaceDN/>
+              <w:rPr>
+                <w:rFonts w:eastAsiaTheme="minorHAnsi"/>
+                <w:sz w:val="20"/>
+                <w:szCs w:val="20"/>
+              </w:rPr>
+            </w:pPr>
+            <w:r>
+              <w:rPr>
+                <w:rFonts w:eastAsiaTheme="minorHAnsi"/>
+                <w:sz w:val="20"/>
+                <w:szCs w:val="20"/>
+              </w:rPr>
+              <w:t>void PlayerCollisionCheck()</w:t>
+            </w:r>
+          </w:p>
+        </w:tc>
+        <w:tc>
+          <w:tcPr>
+            <w:tcW w:w="1666" w:type="dxa"/>
+          </w:tcPr>
+          <w:p>
+            <w:pPr>
+              <w:widowControl/>
+              <w:wordWrap/>
+              <w:autoSpaceDE/>
+              <w:autoSpaceDN/>
+              <w:rPr>
+                <w:sz w:val="20"/>
+                <w:szCs w:val="20"/>
+              </w:rPr>
+            </w:pPr>
+            <w:r>
+              <w:rPr>
+                <w:rFonts w:hint="eastAsia"/>
+                <w:sz w:val="20"/>
+                <w:szCs w:val="20"/>
+              </w:rPr>
+              <w:t>유영빈</w:t>
+            </w:r>
+          </w:p>
+        </w:tc>
+      </w:tr>
+      <w:tr>
+        <w:tc>
+          <w:tcPr>
+            <w:tcW w:w="874" w:type="dxa"/>
+            <w:vMerge/>
+            <w:shd w:val="clear" w:color="auto" w:fill="F2F2F2" w:themeFill="background1" w:themeFillShade="F2"/>
+          </w:tcPr>
+          <w:p>
+            <w:pPr>
+              <w:widowControl/>
+              <w:wordWrap/>
+              <w:autoSpaceDE/>
+              <w:autoSpaceDN/>
+            </w:pPr>
+          </w:p>
+        </w:tc>
+        <w:tc>
+          <w:tcPr>
+            <w:tcW w:w="3508" w:type="dxa"/>
+          </w:tcPr>
+          <w:p>
+            <w:pPr>
+              <w:widowControl/>
+              <w:wordWrap/>
+              <w:autoSpaceDE/>
+              <w:autoSpaceDN/>
+              <w:rPr>
+                <w:sz w:val="20"/>
+                <w:szCs w:val="20"/>
+              </w:rPr>
+            </w:pPr>
+            <w:r>
+              <w:rPr>
+                <w:rFonts w:hint="eastAsia"/>
+                <w:sz w:val="20"/>
+                <w:szCs w:val="20"/>
+              </w:rPr>
+              <w:t>맵 충돌처리</w:t>
+            </w:r>
+          </w:p>
+        </w:tc>
+        <w:tc>
+          <w:tcPr>
+            <w:tcW w:w="4408" w:type="dxa"/>
+          </w:tcPr>
+          <w:p>
+            <w:pPr>
+              <w:widowControl/>
+              <w:wordWrap/>
+              <w:autoSpaceDE/>
+              <w:autoSpaceDN/>
+              <w:rPr>
+                <w:rFonts w:eastAsiaTheme="minorHAnsi"/>
+                <w:sz w:val="20"/>
+                <w:szCs w:val="20"/>
+              </w:rPr>
+            </w:pPr>
+            <w:r>
+              <w:rPr>
+                <w:rFonts w:eastAsiaTheme="minorHAnsi"/>
+                <w:sz w:val="20"/>
+                <w:szCs w:val="20"/>
+              </w:rPr>
+              <w:t>void WallCollisionCheck()</w:t>
+            </w:r>
+            <w:r>
+              <w:rPr>
+                <w:rFonts w:eastAsiaTheme="minorHAnsi" w:hint="eastAsia"/>
+                <w:sz w:val="20"/>
+                <w:szCs w:val="20"/>
+              </w:rPr>
+              <w:t>;</w:t>
+            </w:r>
+          </w:p>
+        </w:tc>
+        <w:tc>
+          <w:tcPr>
+            <w:tcW w:w="1666" w:type="dxa"/>
+          </w:tcPr>
+          <w:p>
+            <w:pPr>
+              <w:widowControl/>
+              <w:wordWrap/>
+              <w:autoSpaceDE/>
+              <w:autoSpaceDN/>
+              <w:rPr>
+                <w:sz w:val="20"/>
+                <w:szCs w:val="20"/>
+              </w:rPr>
+            </w:pPr>
+            <w:r>
+              <w:rPr>
+                <w:rFonts w:hint="eastAsia"/>
+                <w:sz w:val="20"/>
+                <w:szCs w:val="20"/>
+              </w:rPr>
+              <w:t>유영빈</w:t>
+            </w:r>
+          </w:p>
+        </w:tc>
+      </w:tr>
+      <w:tr>
+        <w:tc>
+          <w:tcPr>
+            <w:tcW w:w="874" w:type="dxa"/>
+            <w:vMerge/>
+            <w:shd w:val="clear" w:color="auto" w:fill="F2F2F2" w:themeFill="background1" w:themeFillShade="F2"/>
+          </w:tcPr>
+          <w:p>
+            <w:pPr>
+              <w:widowControl/>
+              <w:wordWrap/>
+              <w:autoSpaceDE/>
+              <w:autoSpaceDN/>
+            </w:pPr>
+          </w:p>
+        </w:tc>
+        <w:tc>
+          <w:tcPr>
+            <w:tcW w:w="3508" w:type="dxa"/>
+          </w:tcPr>
+          <w:p>
+            <w:pPr>
+              <w:widowControl/>
+              <w:wordWrap/>
+              <w:autoSpaceDE/>
+              <w:autoSpaceDN/>
+              <w:rPr>
+                <w:sz w:val="20"/>
+                <w:szCs w:val="20"/>
+              </w:rPr>
+            </w:pPr>
+            <w:r>
+              <w:rPr>
+                <w:rFonts w:hint="eastAsia"/>
+                <w:sz w:val="20"/>
+                <w:szCs w:val="20"/>
+              </w:rPr>
+              <w:t>클라에서 받은</w:t>
+            </w:r>
+            <w:r>
+              <w:rPr>
+                <w:rFonts w:hint="eastAsia"/>
+                <w:sz w:val="20"/>
+                <w:szCs w:val="20"/>
+              </w:rPr>
+              <w:t xml:space="preserve"> 패킷 처리</w:t>
+            </w:r>
+          </w:p>
+        </w:tc>
+        <w:tc>
+          <w:tcPr>
+            <w:tcW w:w="4408" w:type="dxa"/>
+          </w:tcPr>
+          <w:p>
+            <w:pPr>
+              <w:widowControl/>
+              <w:wordWrap/>
+              <w:autoSpaceDE/>
+              <w:autoSpaceDN/>
               <w:rPr>
                 <w:rFonts w:eastAsiaTheme="minorHAnsi"/>
                 <w:b/>
@@ -1009,10 +1642,96 @@
                 <w:sz w:val="20"/>
                 <w:szCs w:val="20"/>
               </w:rPr>
-              <w:t>send_enter_room_</w:t>
-            </w:r>
-            <w:proofErr w:type="gramStart"/>
-            <w:r>
+            </w:pPr>
+            <w:r>
+              <w:rPr>
+                <w:rFonts w:hint="eastAsia"/>
+                <w:b/>
+                <w:bCs/>
+                <w:sz w:val="20"/>
+                <w:szCs w:val="20"/>
+              </w:rPr>
+              <w:t>ClientThread</w:t>
+            </w:r>
+          </w:p>
+        </w:tc>
+        <w:tc>
+          <w:tcPr>
+            <w:tcW w:w="1666" w:type="dxa"/>
+          </w:tcPr>
+          <w:p>
+            <w:pPr>
+              <w:widowControl/>
+              <w:wordWrap/>
+              <w:autoSpaceDE/>
+              <w:autoSpaceDN/>
+              <w:rPr>
+                <w:sz w:val="20"/>
+                <w:szCs w:val="20"/>
+              </w:rPr>
+            </w:pPr>
+            <w:r>
+              <w:rPr>
+                <w:rFonts w:hint="eastAsia"/>
+                <w:sz w:val="20"/>
+                <w:szCs w:val="20"/>
+              </w:rPr>
+              <w:t>이소민</w:t>
+            </w:r>
+          </w:p>
+        </w:tc>
+      </w:tr>
+      <w:tr>
+        <w:tc>
+          <w:tcPr>
+            <w:tcW w:w="874" w:type="dxa"/>
+            <w:vMerge/>
+            <w:shd w:val="clear" w:color="auto" w:fill="F2F2F2" w:themeFill="background1" w:themeFillShade="F2"/>
+          </w:tcPr>
+          <w:p>
+            <w:pPr>
+              <w:widowControl/>
+              <w:wordWrap/>
+              <w:autoSpaceDE/>
+              <w:autoSpaceDN/>
+            </w:pPr>
+          </w:p>
+        </w:tc>
+        <w:tc>
+          <w:tcPr>
+            <w:tcW w:w="3508" w:type="dxa"/>
+          </w:tcPr>
+          <w:p>
+            <w:pPr>
+              <w:widowControl/>
+              <w:wordWrap/>
+              <w:autoSpaceDE/>
+              <w:autoSpaceDN/>
+              <w:rPr>
+                <w:sz w:val="20"/>
+                <w:szCs w:val="20"/>
+              </w:rPr>
+            </w:pPr>
+            <w:r>
+              <w:rPr>
+                <w:rFonts w:hint="eastAsia"/>
+                <w:sz w:val="20"/>
+                <w:szCs w:val="20"/>
+              </w:rPr>
+              <w:t>패킷 처리 로직</w:t>
+            </w:r>
+          </w:p>
+        </w:tc>
+        <w:tc>
+          <w:tcPr>
+            <w:tcW w:w="4408" w:type="dxa"/>
+          </w:tcPr>
+          <w:p>
+            <w:pPr>
+              <w:widowControl/>
+              <w:wordWrap/>
+              <w:autoSpaceDE/>
+              <w:autoSpaceDN/>
               <w:rPr>
                 <w:rFonts w:eastAsiaTheme="minorHAnsi"/>
                 <w:b/>
@@ -1020,9 +1739,7 @@
                 <w:sz w:val="20"/>
                 <w:szCs w:val="20"/>
               </w:rPr>
-              <w:t>packet</w:t>
-            </w:r>
-            <w:proofErr w:type="spellEnd"/>
+            </w:pPr>
             <w:r>
               <w:rPr>
                 <w:rFonts w:eastAsiaTheme="minorHAnsi"/>
@@ -1031,1328 +1748,6 @@
                 <w:sz w:val="20"/>
                 <w:szCs w:val="20"/>
               </w:rPr>
-              <w:t>(</w:t>
-            </w:r>
-            <w:proofErr w:type="gramEnd"/>
-            <w:r>
-              <w:rPr>
-                <w:rFonts w:eastAsiaTheme="minorHAnsi"/>
-                <w:b/>
-                <w:bCs/>
-                <w:sz w:val="20"/>
-                <w:szCs w:val="20"/>
-              </w:rPr>
-              <w:t xml:space="preserve">int </w:t>
-            </w:r>
-            <w:proofErr w:type="spellStart"/>
-            <w:r>
-              <w:rPr>
-                <w:rFonts w:eastAsiaTheme="minorHAnsi"/>
-                <w:b/>
-                <w:bCs/>
-                <w:sz w:val="20"/>
-                <w:szCs w:val="20"/>
-              </w:rPr>
-              <w:t>target_id</w:t>
-            </w:r>
-            <w:proofErr w:type="spellEnd"/>
-            <w:r>
-              <w:rPr>
-                <w:rFonts w:eastAsiaTheme="minorHAnsi"/>
-                <w:b/>
-                <w:bCs/>
-                <w:sz w:val="20"/>
-                <w:szCs w:val="20"/>
-              </w:rPr>
-              <w:t>);</w:t>
-            </w:r>
-          </w:p>
-          <w:p>
-            <w:pPr>
-              <w:widowControl/>
-              <w:wordWrap/>
-              <w:autoSpaceDE/>
-              <w:autoSpaceDN/>
-              <w:rPr>
-                <w:rFonts w:eastAsiaTheme="minorHAnsi"/>
-                <w:sz w:val="20"/>
-                <w:szCs w:val="20"/>
-              </w:rPr>
-            </w:pPr>
-            <w:r>
-              <w:rPr>
-                <w:rFonts w:eastAsiaTheme="minorHAnsi"/>
-                <w:sz w:val="20"/>
-                <w:szCs w:val="20"/>
-              </w:rPr>
-              <w:t xml:space="preserve">void </w:t>
-            </w:r>
-            <w:proofErr w:type="spellStart"/>
-            <w:r>
-              <w:rPr>
-                <w:rFonts w:eastAsiaTheme="minorHAnsi"/>
-                <w:sz w:val="20"/>
-                <w:szCs w:val="20"/>
-              </w:rPr>
-              <w:t>send_ready_packet</w:t>
-            </w:r>
-            <w:proofErr w:type="spellEnd"/>
-            <w:r>
-              <w:rPr>
-                <w:rFonts w:eastAsiaTheme="minorHAnsi"/>
-                <w:sz w:val="20"/>
-                <w:szCs w:val="20"/>
-              </w:rPr>
-              <w:t>(</w:t>
-            </w:r>
-            <w:proofErr w:type="spellStart"/>
-            <w:r>
-              <w:rPr>
-                <w:rFonts w:eastAsiaTheme="minorHAnsi"/>
-                <w:sz w:val="20"/>
-                <w:szCs w:val="20"/>
-              </w:rPr>
-              <w:t>target_id</w:t>
-            </w:r>
-            <w:proofErr w:type="spellEnd"/>
-            <w:r>
-              <w:rPr>
-                <w:rFonts w:eastAsiaTheme="minorHAnsi"/>
-                <w:sz w:val="20"/>
-                <w:szCs w:val="20"/>
-              </w:rPr>
-              <w:t>);</w:t>
-            </w:r>
-          </w:p>
-        </w:tc>
-        <w:tc>
-          <w:tcPr>
-            <w:tcW w:w="1666" w:type="dxa"/>
-          </w:tcPr>
-          <w:p>
-            <w:pPr>
-              <w:widowControl/>
-              <w:wordWrap/>
-              <w:autoSpaceDE/>
-              <w:autoSpaceDN/>
-              <w:rPr>
-                <w:sz w:val="20"/>
-                <w:szCs w:val="20"/>
-              </w:rPr>
-            </w:pPr>
-            <w:r>
-              <w:rPr>
-                <w:rFonts w:hint="eastAsia"/>
-                <w:sz w:val="20"/>
-                <w:szCs w:val="20"/>
-              </w:rPr>
-              <w:t>이소민</w:t>
-            </w:r>
-          </w:p>
-        </w:tc>
-      </w:tr>
-      <w:tr>
-        <w:tc>
-          <w:tcPr>
-            <w:tcW w:w="874" w:type="dxa"/>
-            <w:vMerge/>
-            <w:shd w:val="clear" w:color="auto" w:fill="F2F2F2" w:themeFill="background1" w:themeFillShade="F2"/>
-          </w:tcPr>
-          <w:p>
-            <w:pPr>
-              <w:widowControl/>
-              <w:wordWrap/>
-              <w:autoSpaceDE/>
-              <w:autoSpaceDN/>
-            </w:pPr>
-          </w:p>
-        </w:tc>
-        <w:tc>
-          <w:tcPr>
-            <w:tcW w:w="3508" w:type="dxa"/>
-          </w:tcPr>
-          <w:p>
-            <w:pPr>
-              <w:widowControl/>
-              <w:wordWrap/>
-              <w:autoSpaceDE/>
-              <w:autoSpaceDN/>
-              <w:rPr>
-                <w:sz w:val="20"/>
-                <w:szCs w:val="20"/>
-              </w:rPr>
-            </w:pPr>
-            <w:r>
-              <w:rPr>
-                <w:rFonts w:hint="eastAsia"/>
-                <w:sz w:val="20"/>
-                <w:szCs w:val="20"/>
-              </w:rPr>
-              <w:t>부스터</w:t>
-            </w:r>
-          </w:p>
-        </w:tc>
-        <w:tc>
-          <w:tcPr>
-            <w:tcW w:w="4408" w:type="dxa"/>
-          </w:tcPr>
-          <w:p>
-            <w:pPr>
-              <w:widowControl/>
-              <w:wordWrap/>
-              <w:autoSpaceDE/>
-              <w:autoSpaceDN/>
-              <w:rPr>
-                <w:rFonts w:eastAsiaTheme="minorHAnsi"/>
-                <w:sz w:val="20"/>
-                <w:szCs w:val="20"/>
-              </w:rPr>
-            </w:pPr>
-            <w:r>
-              <w:rPr>
-                <w:rFonts w:eastAsiaTheme="minorHAnsi"/>
-                <w:sz w:val="20"/>
-                <w:szCs w:val="20"/>
-              </w:rPr>
-              <w:t xml:space="preserve">void </w:t>
-            </w:r>
-            <w:proofErr w:type="spellStart"/>
-            <w:r>
-              <w:rPr>
-                <w:rFonts w:eastAsiaTheme="minorHAnsi"/>
-                <w:sz w:val="20"/>
-                <w:szCs w:val="20"/>
-              </w:rPr>
-              <w:t>send_booster_packet</w:t>
-            </w:r>
-            <w:proofErr w:type="spellEnd"/>
-            <w:r>
-              <w:rPr>
-                <w:rFonts w:eastAsiaTheme="minorHAnsi"/>
-                <w:sz w:val="20"/>
-                <w:szCs w:val="20"/>
-              </w:rPr>
-              <w:t>(</w:t>
-            </w:r>
-            <w:proofErr w:type="spellStart"/>
-            <w:r>
-              <w:rPr>
-                <w:rFonts w:eastAsiaTheme="minorHAnsi"/>
-                <w:sz w:val="20"/>
-                <w:szCs w:val="20"/>
-              </w:rPr>
-              <w:t>target_id</w:t>
-            </w:r>
-            <w:proofErr w:type="spellEnd"/>
-            <w:r>
-              <w:rPr>
-                <w:rFonts w:eastAsiaTheme="minorHAnsi"/>
-                <w:sz w:val="20"/>
-                <w:szCs w:val="20"/>
-              </w:rPr>
-              <w:t>);</w:t>
-            </w:r>
-          </w:p>
-        </w:tc>
-        <w:tc>
-          <w:tcPr>
-            <w:tcW w:w="1666" w:type="dxa"/>
-          </w:tcPr>
-          <w:p>
-            <w:pPr>
-              <w:widowControl/>
-              <w:wordWrap/>
-              <w:autoSpaceDE/>
-              <w:autoSpaceDN/>
-              <w:rPr>
-                <w:sz w:val="20"/>
-                <w:szCs w:val="20"/>
-              </w:rPr>
-            </w:pPr>
-            <w:r>
-              <w:rPr>
-                <w:rFonts w:hint="eastAsia"/>
-                <w:sz w:val="20"/>
-                <w:szCs w:val="20"/>
-              </w:rPr>
-              <w:t>양현서</w:t>
-            </w:r>
-          </w:p>
-        </w:tc>
-      </w:tr>
-      <w:tr>
-        <w:tc>
-          <w:tcPr>
-            <w:tcW w:w="874" w:type="dxa"/>
-            <w:vMerge/>
-            <w:shd w:val="clear" w:color="auto" w:fill="F2F2F2" w:themeFill="background1" w:themeFillShade="F2"/>
-          </w:tcPr>
-          <w:p>
-            <w:pPr>
-              <w:widowControl/>
-              <w:wordWrap/>
-              <w:autoSpaceDE/>
-              <w:autoSpaceDN/>
-            </w:pPr>
-          </w:p>
-        </w:tc>
-        <w:tc>
-          <w:tcPr>
-            <w:tcW w:w="3508" w:type="dxa"/>
-          </w:tcPr>
-          <w:p>
-            <w:pPr>
-              <w:widowControl/>
-              <w:wordWrap/>
-              <w:autoSpaceDE/>
-              <w:autoSpaceDN/>
-              <w:rPr>
-                <w:sz w:val="20"/>
-                <w:szCs w:val="20"/>
-              </w:rPr>
-            </w:pPr>
-            <w:r>
-              <w:rPr>
-                <w:rFonts w:hint="eastAsia"/>
-                <w:sz w:val="20"/>
-                <w:szCs w:val="20"/>
-              </w:rPr>
-              <w:t>순위출력</w:t>
-            </w:r>
-          </w:p>
-        </w:tc>
-        <w:tc>
-          <w:tcPr>
-            <w:tcW w:w="4408" w:type="dxa"/>
-          </w:tcPr>
-          <w:p>
-            <w:pPr>
-              <w:widowControl/>
-              <w:wordWrap/>
-              <w:autoSpaceDE/>
-              <w:autoSpaceDN/>
-              <w:rPr>
-                <w:sz w:val="20"/>
-                <w:szCs w:val="20"/>
-              </w:rPr>
-            </w:pPr>
-            <w:r>
-              <w:rPr>
-                <w:rFonts w:eastAsiaTheme="minorHAnsi"/>
-                <w:sz w:val="20"/>
-                <w:szCs w:val="20"/>
-              </w:rPr>
-              <w:t xml:space="preserve">void </w:t>
-            </w:r>
-            <w:proofErr w:type="spellStart"/>
-            <w:r>
-              <w:rPr>
-                <w:rFonts w:eastAsiaTheme="minorHAnsi"/>
-                <w:sz w:val="20"/>
-                <w:szCs w:val="20"/>
-              </w:rPr>
-              <w:t>send_rank_</w:t>
-            </w:r>
-            <w:proofErr w:type="gramStart"/>
-            <w:r>
-              <w:rPr>
-                <w:rFonts w:eastAsiaTheme="minorHAnsi"/>
-                <w:sz w:val="20"/>
-                <w:szCs w:val="20"/>
-              </w:rPr>
-              <w:t>packet</w:t>
-            </w:r>
-            <w:proofErr w:type="spellEnd"/>
-            <w:r>
-              <w:rPr>
-                <w:rFonts w:eastAsiaTheme="minorHAnsi"/>
-                <w:sz w:val="20"/>
-                <w:szCs w:val="20"/>
-              </w:rPr>
-              <w:t>(</w:t>
-            </w:r>
-            <w:proofErr w:type="gramEnd"/>
-            <w:r>
-              <w:rPr>
-                <w:rFonts w:eastAsiaTheme="minorHAnsi"/>
-                <w:sz w:val="20"/>
-                <w:szCs w:val="20"/>
-              </w:rPr>
-              <w:t xml:space="preserve">int </w:t>
-            </w:r>
-            <w:proofErr w:type="spellStart"/>
-            <w:r>
-              <w:rPr>
-                <w:rFonts w:eastAsiaTheme="minorHAnsi"/>
-                <w:sz w:val="20"/>
-                <w:szCs w:val="20"/>
-              </w:rPr>
-              <w:t>target_id</w:t>
-            </w:r>
-            <w:proofErr w:type="spellEnd"/>
-            <w:r>
-              <w:rPr>
-                <w:rFonts w:eastAsiaTheme="minorHAnsi"/>
-                <w:sz w:val="20"/>
-                <w:szCs w:val="20"/>
-              </w:rPr>
-              <w:t>);</w:t>
-            </w:r>
-          </w:p>
-        </w:tc>
-        <w:tc>
-          <w:tcPr>
-            <w:tcW w:w="1666" w:type="dxa"/>
-          </w:tcPr>
-          <w:p>
-            <w:pPr>
-              <w:widowControl/>
-              <w:wordWrap/>
-              <w:autoSpaceDE/>
-              <w:autoSpaceDN/>
-              <w:rPr>
-                <w:sz w:val="20"/>
-                <w:szCs w:val="20"/>
-              </w:rPr>
-            </w:pPr>
-            <w:r>
-              <w:rPr>
-                <w:rFonts w:hint="eastAsia"/>
-                <w:sz w:val="20"/>
-                <w:szCs w:val="20"/>
-              </w:rPr>
-              <w:t>양현서</w:t>
-            </w:r>
-          </w:p>
-        </w:tc>
-      </w:tr>
-      <w:tr>
-        <w:tc>
-          <w:tcPr>
-            <w:tcW w:w="874" w:type="dxa"/>
-            <w:vMerge/>
-            <w:shd w:val="clear" w:color="auto" w:fill="F2F2F2" w:themeFill="background1" w:themeFillShade="F2"/>
-          </w:tcPr>
-          <w:p>
-            <w:pPr>
-              <w:widowControl/>
-              <w:wordWrap/>
-              <w:autoSpaceDE/>
-              <w:autoSpaceDN/>
-            </w:pPr>
-          </w:p>
-        </w:tc>
-        <w:tc>
-          <w:tcPr>
-            <w:tcW w:w="3508" w:type="dxa"/>
-          </w:tcPr>
-          <w:p>
-            <w:pPr>
-              <w:widowControl/>
-              <w:wordWrap/>
-              <w:autoSpaceDE/>
-              <w:autoSpaceDN/>
-              <w:rPr>
-                <w:sz w:val="20"/>
-                <w:szCs w:val="20"/>
-              </w:rPr>
-            </w:pPr>
-            <w:r>
-              <w:rPr>
-                <w:rFonts w:hint="eastAsia"/>
-                <w:sz w:val="20"/>
-                <w:szCs w:val="20"/>
-              </w:rPr>
-              <w:t xml:space="preserve">게임 </w:t>
-            </w:r>
-            <w:proofErr w:type="gramStart"/>
-            <w:r>
-              <w:rPr>
-                <w:rFonts w:hint="eastAsia"/>
-                <w:sz w:val="20"/>
-                <w:szCs w:val="20"/>
-              </w:rPr>
-              <w:t>시작.게임</w:t>
-            </w:r>
-            <w:proofErr w:type="gramEnd"/>
-            <w:r>
-              <w:rPr>
-                <w:rFonts w:hint="eastAsia"/>
-                <w:sz w:val="20"/>
-                <w:szCs w:val="20"/>
-              </w:rPr>
-              <w:t xml:space="preserve"> 종료</w:t>
-            </w:r>
-          </w:p>
-        </w:tc>
-        <w:tc>
-          <w:tcPr>
-            <w:tcW w:w="4408" w:type="dxa"/>
-          </w:tcPr>
-          <w:p>
-            <w:pPr>
-              <w:widowControl/>
-              <w:wordWrap/>
-              <w:autoSpaceDE/>
-              <w:autoSpaceDN/>
-              <w:rPr>
-                <w:rFonts w:eastAsiaTheme="minorHAnsi"/>
-                <w:sz w:val="20"/>
-                <w:szCs w:val="20"/>
-              </w:rPr>
-            </w:pPr>
-            <w:r>
-              <w:rPr>
-                <w:rFonts w:eastAsiaTheme="minorHAnsi"/>
-                <w:sz w:val="20"/>
-                <w:szCs w:val="20"/>
-              </w:rPr>
-              <w:t>V</w:t>
-            </w:r>
-            <w:r>
-              <w:rPr>
-                <w:rFonts w:eastAsiaTheme="minorHAnsi" w:hint="eastAsia"/>
-                <w:sz w:val="20"/>
-                <w:szCs w:val="20"/>
-              </w:rPr>
-              <w:t xml:space="preserve">oid </w:t>
-            </w:r>
-            <w:proofErr w:type="spellStart"/>
-            <w:r>
-              <w:rPr>
-                <w:rFonts w:eastAsiaTheme="minorHAnsi" w:hint="eastAsia"/>
-                <w:sz w:val="20"/>
-                <w:szCs w:val="20"/>
-              </w:rPr>
-              <w:t>send_Game_Start_</w:t>
-            </w:r>
-            <w:proofErr w:type="gramStart"/>
-            <w:r>
-              <w:rPr>
-                <w:rFonts w:eastAsiaTheme="minorHAnsi" w:hint="eastAsia"/>
-                <w:sz w:val="20"/>
-                <w:szCs w:val="20"/>
-              </w:rPr>
-              <w:t>Packet</w:t>
-            </w:r>
-            <w:proofErr w:type="spellEnd"/>
-            <w:r>
-              <w:rPr>
-                <w:rFonts w:eastAsiaTheme="minorHAnsi" w:hint="eastAsia"/>
-                <w:sz w:val="20"/>
-                <w:szCs w:val="20"/>
-              </w:rPr>
-              <w:t>(</w:t>
-            </w:r>
-            <w:proofErr w:type="gramEnd"/>
-            <w:r>
-              <w:rPr>
-                <w:rFonts w:eastAsiaTheme="minorHAnsi" w:hint="eastAsia"/>
-                <w:sz w:val="20"/>
-                <w:szCs w:val="20"/>
-              </w:rPr>
-              <w:t xml:space="preserve">int </w:t>
-            </w:r>
-            <w:proofErr w:type="spellStart"/>
-            <w:r>
-              <w:rPr>
-                <w:rFonts w:eastAsiaTheme="minorHAnsi" w:hint="eastAsia"/>
-                <w:sz w:val="20"/>
-                <w:szCs w:val="20"/>
-              </w:rPr>
-              <w:t>target_id</w:t>
-            </w:r>
-            <w:proofErr w:type="spellEnd"/>
-            <w:r>
-              <w:rPr>
-                <w:rFonts w:eastAsiaTheme="minorHAnsi" w:hint="eastAsia"/>
-                <w:sz w:val="20"/>
-                <w:szCs w:val="20"/>
-              </w:rPr>
-              <w:t>)</w:t>
-            </w:r>
-          </w:p>
-          <w:p>
-            <w:pPr>
-              <w:widowControl/>
-              <w:wordWrap/>
-              <w:autoSpaceDE/>
-              <w:autoSpaceDN/>
-              <w:rPr>
-                <w:sz w:val="20"/>
-                <w:szCs w:val="20"/>
-              </w:rPr>
-            </w:pPr>
-            <w:r>
-              <w:rPr>
-                <w:rFonts w:eastAsiaTheme="minorHAnsi"/>
-                <w:sz w:val="20"/>
-                <w:szCs w:val="20"/>
-              </w:rPr>
-              <w:t xml:space="preserve">void </w:t>
-            </w:r>
-            <w:proofErr w:type="spellStart"/>
-            <w:r>
-              <w:rPr>
-                <w:rFonts w:eastAsiaTheme="minorHAnsi"/>
-                <w:sz w:val="20"/>
-                <w:szCs w:val="20"/>
-              </w:rPr>
-              <w:t>send_</w:t>
-            </w:r>
-            <w:r>
-              <w:rPr>
-                <w:rFonts w:eastAsiaTheme="minorHAnsi" w:hint="eastAsia"/>
-                <w:sz w:val="20"/>
-                <w:szCs w:val="20"/>
-              </w:rPr>
-              <w:t>Finish</w:t>
-            </w:r>
-            <w:r>
-              <w:rPr>
-                <w:rFonts w:eastAsiaTheme="minorHAnsi"/>
-                <w:sz w:val="20"/>
-                <w:szCs w:val="20"/>
-              </w:rPr>
-              <w:t>_</w:t>
-            </w:r>
-            <w:proofErr w:type="gramStart"/>
-            <w:r>
-              <w:rPr>
-                <w:rFonts w:eastAsiaTheme="minorHAnsi"/>
-                <w:sz w:val="20"/>
-                <w:szCs w:val="20"/>
-              </w:rPr>
-              <w:t>packet</w:t>
-            </w:r>
-            <w:proofErr w:type="spellEnd"/>
-            <w:r>
-              <w:rPr>
-                <w:rFonts w:eastAsiaTheme="minorHAnsi"/>
-                <w:sz w:val="20"/>
-                <w:szCs w:val="20"/>
-              </w:rPr>
-              <w:t>(</w:t>
-            </w:r>
-            <w:proofErr w:type="gramEnd"/>
-            <w:r>
-              <w:rPr>
-                <w:rFonts w:eastAsiaTheme="minorHAnsi"/>
-                <w:sz w:val="20"/>
-                <w:szCs w:val="20"/>
-              </w:rPr>
-              <w:t xml:space="preserve">int </w:t>
-            </w:r>
-            <w:proofErr w:type="spellStart"/>
-            <w:r>
-              <w:rPr>
-                <w:rFonts w:eastAsiaTheme="minorHAnsi"/>
-                <w:sz w:val="20"/>
-                <w:szCs w:val="20"/>
-              </w:rPr>
-              <w:t>target_id</w:t>
-            </w:r>
-            <w:proofErr w:type="spellEnd"/>
-            <w:r>
-              <w:rPr>
-                <w:rFonts w:eastAsiaTheme="minorHAnsi"/>
-                <w:sz w:val="20"/>
-                <w:szCs w:val="20"/>
-              </w:rPr>
-              <w:t>);</w:t>
-            </w:r>
-          </w:p>
-        </w:tc>
-        <w:tc>
-          <w:tcPr>
-            <w:tcW w:w="1666" w:type="dxa"/>
-          </w:tcPr>
-          <w:p>
-            <w:pPr>
-              <w:widowControl/>
-              <w:wordWrap/>
-              <w:autoSpaceDE/>
-              <w:autoSpaceDN/>
-              <w:rPr>
-                <w:sz w:val="20"/>
-                <w:szCs w:val="20"/>
-              </w:rPr>
-            </w:pPr>
-            <w:r>
-              <w:rPr>
-                <w:rFonts w:hint="eastAsia"/>
-                <w:sz w:val="20"/>
-                <w:szCs w:val="20"/>
-              </w:rPr>
-              <w:t>양현서</w:t>
-            </w:r>
-          </w:p>
-        </w:tc>
-      </w:tr>
-      <w:tr>
-        <w:tc>
-          <w:tcPr>
-            <w:tcW w:w="874" w:type="dxa"/>
-            <w:vMerge/>
-            <w:shd w:val="clear" w:color="auto" w:fill="F2F2F2" w:themeFill="background1" w:themeFillShade="F2"/>
-          </w:tcPr>
-          <w:p>
-            <w:pPr>
-              <w:widowControl/>
-              <w:wordWrap/>
-              <w:autoSpaceDE/>
-              <w:autoSpaceDN/>
-            </w:pPr>
-          </w:p>
-        </w:tc>
-        <w:tc>
-          <w:tcPr>
-            <w:tcW w:w="3508" w:type="dxa"/>
-          </w:tcPr>
-          <w:p>
-            <w:pPr>
-              <w:widowControl/>
-              <w:wordWrap/>
-              <w:autoSpaceDE/>
-              <w:autoSpaceDN/>
-              <w:rPr>
-                <w:sz w:val="20"/>
-                <w:szCs w:val="20"/>
-              </w:rPr>
-            </w:pPr>
-            <w:r>
-              <w:rPr>
-                <w:rFonts w:hint="eastAsia"/>
-                <w:sz w:val="20"/>
-                <w:szCs w:val="20"/>
-              </w:rPr>
-              <w:t>클라이언트 움직임 처리</w:t>
-            </w:r>
-          </w:p>
-        </w:tc>
-        <w:tc>
-          <w:tcPr>
-            <w:tcW w:w="4408" w:type="dxa"/>
-          </w:tcPr>
-          <w:p>
-            <w:pPr>
-              <w:widowControl/>
-              <w:wordWrap/>
-              <w:autoSpaceDE/>
-              <w:autoSpaceDN/>
-              <w:rPr>
-                <w:rFonts w:eastAsiaTheme="minorHAnsi"/>
-                <w:sz w:val="20"/>
-                <w:szCs w:val="20"/>
-              </w:rPr>
-            </w:pPr>
-            <w:proofErr w:type="spellStart"/>
-            <w:r>
-              <w:rPr>
-                <w:rFonts w:hint="eastAsia"/>
-                <w:sz w:val="20"/>
-                <w:szCs w:val="20"/>
-              </w:rPr>
-              <w:t>UpdatePosition</w:t>
-            </w:r>
-            <w:proofErr w:type="spellEnd"/>
-            <w:r>
-              <w:rPr>
-                <w:rFonts w:hint="eastAsia"/>
-                <w:sz w:val="20"/>
-                <w:szCs w:val="20"/>
-              </w:rPr>
-              <w:t xml:space="preserve"> Thread</w:t>
-            </w:r>
-            <w:r>
-              <w:rPr>
-                <w:rFonts w:eastAsiaTheme="minorHAnsi"/>
-                <w:sz w:val="20"/>
-                <w:szCs w:val="20"/>
-              </w:rPr>
-              <w:t xml:space="preserve"> </w:t>
-            </w:r>
-          </w:p>
-          <w:p>
-            <w:pPr>
-              <w:widowControl/>
-              <w:wordWrap/>
-              <w:autoSpaceDE/>
-              <w:autoSpaceDN/>
-              <w:rPr>
-                <w:rFonts w:eastAsiaTheme="minorHAnsi"/>
-                <w:sz w:val="20"/>
-                <w:szCs w:val="20"/>
-              </w:rPr>
-            </w:pPr>
-            <w:r>
-              <w:rPr>
-                <w:rFonts w:eastAsiaTheme="minorHAnsi"/>
-                <w:sz w:val="20"/>
-                <w:szCs w:val="20"/>
-              </w:rPr>
-              <w:t xml:space="preserve">void </w:t>
-            </w:r>
-            <w:proofErr w:type="spellStart"/>
-            <w:r>
-              <w:rPr>
-                <w:rFonts w:eastAsiaTheme="minorHAnsi"/>
-                <w:sz w:val="20"/>
-                <w:szCs w:val="20"/>
-              </w:rPr>
-              <w:t>send_move_packet</w:t>
-            </w:r>
-            <w:proofErr w:type="spellEnd"/>
-            <w:r>
-              <w:rPr>
-                <w:rFonts w:eastAsiaTheme="minorHAnsi"/>
-                <w:sz w:val="20"/>
-                <w:szCs w:val="20"/>
-              </w:rPr>
-              <w:t>(</w:t>
-            </w:r>
-            <w:proofErr w:type="spellStart"/>
-            <w:r>
-              <w:rPr>
-                <w:rFonts w:eastAsiaTheme="minorHAnsi"/>
-                <w:sz w:val="20"/>
-                <w:szCs w:val="20"/>
-              </w:rPr>
-              <w:t>target_id</w:t>
-            </w:r>
-            <w:proofErr w:type="spellEnd"/>
-            <w:r>
-              <w:rPr>
-                <w:rFonts w:eastAsiaTheme="minorHAnsi"/>
-                <w:sz w:val="20"/>
-                <w:szCs w:val="20"/>
-              </w:rPr>
-              <w:t>);</w:t>
-            </w:r>
-          </w:p>
-        </w:tc>
-        <w:tc>
-          <w:tcPr>
-            <w:tcW w:w="1666" w:type="dxa"/>
-          </w:tcPr>
-          <w:p>
-            <w:pPr>
-              <w:widowControl/>
-              <w:wordWrap/>
-              <w:autoSpaceDE/>
-              <w:autoSpaceDN/>
-              <w:rPr>
-                <w:sz w:val="20"/>
-                <w:szCs w:val="20"/>
-              </w:rPr>
-            </w:pPr>
-            <w:r>
-              <w:rPr>
-                <w:rFonts w:hint="eastAsia"/>
-                <w:sz w:val="20"/>
-                <w:szCs w:val="20"/>
-              </w:rPr>
-              <w:t>양현서</w:t>
-            </w:r>
-          </w:p>
-        </w:tc>
-      </w:tr>
-      <w:tr>
-        <w:tc>
-          <w:tcPr>
-            <w:tcW w:w="874" w:type="dxa"/>
-            <w:vMerge/>
-            <w:shd w:val="clear" w:color="auto" w:fill="F2F2F2" w:themeFill="background1" w:themeFillShade="F2"/>
-          </w:tcPr>
-          <w:p>
-            <w:pPr>
-              <w:widowControl/>
-              <w:wordWrap/>
-              <w:autoSpaceDE/>
-              <w:autoSpaceDN/>
-            </w:pPr>
-          </w:p>
-        </w:tc>
-        <w:tc>
-          <w:tcPr>
-            <w:tcW w:w="3508" w:type="dxa"/>
-          </w:tcPr>
-          <w:p>
-            <w:pPr>
-              <w:widowControl/>
-              <w:wordWrap/>
-              <w:autoSpaceDE/>
-              <w:autoSpaceDN/>
-              <w:rPr>
-                <w:sz w:val="20"/>
-                <w:szCs w:val="20"/>
-              </w:rPr>
-            </w:pPr>
-            <w:r>
-              <w:rPr>
-                <w:rFonts w:hint="eastAsia"/>
-                <w:sz w:val="20"/>
-                <w:szCs w:val="20"/>
-              </w:rPr>
-              <w:t xml:space="preserve">플레이어 </w:t>
-            </w:r>
-            <w:r>
-              <w:rPr>
-                <w:rFonts w:hint="eastAsia"/>
-                <w:sz w:val="20"/>
-                <w:szCs w:val="20"/>
-              </w:rPr>
-              <w:t>충돌처리</w:t>
-            </w:r>
-          </w:p>
-        </w:tc>
-        <w:tc>
-          <w:tcPr>
-            <w:tcW w:w="4408" w:type="dxa"/>
-          </w:tcPr>
-          <w:p>
-            <w:pPr>
-              <w:widowControl/>
-              <w:wordWrap/>
-              <w:autoSpaceDE/>
-              <w:autoSpaceDN/>
-              <w:rPr>
-                <w:rFonts w:eastAsiaTheme="minorHAnsi"/>
-                <w:sz w:val="20"/>
-                <w:szCs w:val="20"/>
-              </w:rPr>
-            </w:pPr>
-            <w:r>
-              <w:rPr>
-                <w:rFonts w:eastAsiaTheme="minorHAnsi"/>
-                <w:sz w:val="20"/>
-                <w:szCs w:val="20"/>
-              </w:rPr>
-              <w:t xml:space="preserve">bool </w:t>
-            </w:r>
-            <w:proofErr w:type="spellStart"/>
-            <w:proofErr w:type="gramStart"/>
-            <w:r>
-              <w:rPr>
-                <w:rFonts w:eastAsiaTheme="minorHAnsi"/>
-                <w:sz w:val="20"/>
-                <w:szCs w:val="20"/>
-              </w:rPr>
-              <w:t>CollisionCheck</w:t>
-            </w:r>
-            <w:proofErr w:type="spellEnd"/>
-            <w:r>
-              <w:rPr>
-                <w:rFonts w:eastAsiaTheme="minorHAnsi"/>
-                <w:sz w:val="20"/>
-                <w:szCs w:val="20"/>
-              </w:rPr>
-              <w:t>(</w:t>
-            </w:r>
-            <w:proofErr w:type="gramEnd"/>
-            <w:r>
-              <w:rPr>
-                <w:rFonts w:eastAsiaTheme="minorHAnsi"/>
-                <w:sz w:val="20"/>
-                <w:szCs w:val="20"/>
-              </w:rPr>
-              <w:t>)</w:t>
-            </w:r>
-          </w:p>
-          <w:p>
-            <w:pPr>
-              <w:widowControl/>
-              <w:wordWrap/>
-              <w:autoSpaceDE/>
-              <w:autoSpaceDN/>
-              <w:rPr>
-                <w:rFonts w:eastAsiaTheme="minorHAnsi"/>
-                <w:sz w:val="20"/>
-                <w:szCs w:val="20"/>
-              </w:rPr>
-            </w:pPr>
-            <w:r>
-              <w:rPr>
-                <w:rFonts w:eastAsiaTheme="minorHAnsi"/>
-                <w:sz w:val="20"/>
-                <w:szCs w:val="20"/>
-              </w:rPr>
-              <w:t xml:space="preserve">void </w:t>
-            </w:r>
-            <w:proofErr w:type="spellStart"/>
-            <w:proofErr w:type="gramStart"/>
-            <w:r>
-              <w:rPr>
-                <w:rFonts w:eastAsiaTheme="minorHAnsi"/>
-                <w:sz w:val="20"/>
-                <w:szCs w:val="20"/>
-              </w:rPr>
-              <w:t>PlayerCollisionCheck</w:t>
-            </w:r>
-            <w:proofErr w:type="spellEnd"/>
-            <w:r>
-              <w:rPr>
-                <w:rFonts w:eastAsiaTheme="minorHAnsi"/>
-                <w:sz w:val="20"/>
-                <w:szCs w:val="20"/>
-              </w:rPr>
-              <w:t>(</w:t>
-            </w:r>
-            <w:proofErr w:type="gramEnd"/>
-            <w:r>
-              <w:rPr>
-                <w:rFonts w:eastAsiaTheme="minorHAnsi"/>
-                <w:sz w:val="20"/>
-                <w:szCs w:val="20"/>
-              </w:rPr>
-              <w:t>)</w:t>
-            </w:r>
-          </w:p>
-        </w:tc>
-        <w:tc>
-          <w:tcPr>
-            <w:tcW w:w="1666" w:type="dxa"/>
-          </w:tcPr>
-          <w:p>
-            <w:pPr>
-              <w:widowControl/>
-              <w:wordWrap/>
-              <w:autoSpaceDE/>
-              <w:autoSpaceDN/>
-              <w:rPr>
-                <w:sz w:val="20"/>
-                <w:szCs w:val="20"/>
-              </w:rPr>
-            </w:pPr>
-            <w:proofErr w:type="spellStart"/>
-            <w:r>
-              <w:rPr>
-                <w:rFonts w:hint="eastAsia"/>
-                <w:sz w:val="20"/>
-                <w:szCs w:val="20"/>
-              </w:rPr>
-              <w:t>유영빈</w:t>
-            </w:r>
-            <w:proofErr w:type="spellEnd"/>
-          </w:p>
-        </w:tc>
-      </w:tr>
-      <w:tr>
-        <w:tc>
-          <w:tcPr>
-            <w:tcW w:w="874" w:type="dxa"/>
-            <w:vMerge/>
-            <w:shd w:val="clear" w:color="auto" w:fill="F2F2F2" w:themeFill="background1" w:themeFillShade="F2"/>
-          </w:tcPr>
-          <w:p>
-            <w:pPr>
-              <w:widowControl/>
-              <w:wordWrap/>
-              <w:autoSpaceDE/>
-              <w:autoSpaceDN/>
-            </w:pPr>
-          </w:p>
-        </w:tc>
-        <w:tc>
-          <w:tcPr>
-            <w:tcW w:w="3508" w:type="dxa"/>
-          </w:tcPr>
-          <w:p>
-            <w:pPr>
-              <w:widowControl/>
-              <w:wordWrap/>
-              <w:autoSpaceDE/>
-              <w:autoSpaceDN/>
-              <w:rPr>
-                <w:sz w:val="20"/>
-                <w:szCs w:val="20"/>
-              </w:rPr>
-            </w:pPr>
-            <w:r>
-              <w:rPr>
-                <w:rFonts w:hint="eastAsia"/>
-                <w:sz w:val="20"/>
-                <w:szCs w:val="20"/>
-              </w:rPr>
-              <w:t>맵 충돌처리</w:t>
-            </w:r>
-          </w:p>
-        </w:tc>
-        <w:tc>
-          <w:tcPr>
-            <w:tcW w:w="4408" w:type="dxa"/>
-          </w:tcPr>
-          <w:p>
-            <w:pPr>
-              <w:widowControl/>
-              <w:wordWrap/>
-              <w:autoSpaceDE/>
-              <w:autoSpaceDN/>
-              <w:rPr>
-                <w:rFonts w:eastAsiaTheme="minorHAnsi" w:hint="eastAsia"/>
-                <w:sz w:val="20"/>
-                <w:szCs w:val="20"/>
-              </w:rPr>
-            </w:pPr>
-            <w:r>
-              <w:rPr>
-                <w:rFonts w:eastAsiaTheme="minorHAnsi"/>
-                <w:sz w:val="20"/>
-                <w:szCs w:val="20"/>
-              </w:rPr>
-              <w:t xml:space="preserve">void </w:t>
-            </w:r>
-            <w:proofErr w:type="spellStart"/>
-            <w:proofErr w:type="gramStart"/>
-            <w:r>
-              <w:rPr>
-                <w:rFonts w:eastAsiaTheme="minorHAnsi"/>
-                <w:sz w:val="20"/>
-                <w:szCs w:val="20"/>
-              </w:rPr>
-              <w:t>WallCollisionCheck</w:t>
-            </w:r>
-            <w:proofErr w:type="spellEnd"/>
-            <w:r>
-              <w:rPr>
-                <w:rFonts w:eastAsiaTheme="minorHAnsi"/>
-                <w:sz w:val="20"/>
-                <w:szCs w:val="20"/>
-              </w:rPr>
-              <w:t>(</w:t>
-            </w:r>
-            <w:proofErr w:type="gramEnd"/>
-            <w:r>
-              <w:rPr>
-                <w:rFonts w:eastAsiaTheme="minorHAnsi"/>
-                <w:sz w:val="20"/>
-                <w:szCs w:val="20"/>
-              </w:rPr>
-              <w:t>)</w:t>
-            </w:r>
-            <w:r>
-              <w:rPr>
-                <w:rFonts w:eastAsiaTheme="minorHAnsi" w:hint="eastAsia"/>
-                <w:sz w:val="20"/>
-                <w:szCs w:val="20"/>
-              </w:rPr>
-              <w:t>;</w:t>
-            </w:r>
-          </w:p>
-        </w:tc>
-        <w:tc>
-          <w:tcPr>
-            <w:tcW w:w="1666" w:type="dxa"/>
-          </w:tcPr>
-          <w:p>
-            <w:pPr>
-              <w:widowControl/>
-              <w:wordWrap/>
-              <w:autoSpaceDE/>
-              <w:autoSpaceDN/>
-              <w:rPr>
-                <w:sz w:val="20"/>
-                <w:szCs w:val="20"/>
-              </w:rPr>
-            </w:pPr>
-            <w:proofErr w:type="spellStart"/>
-            <w:r>
-              <w:rPr>
-                <w:rFonts w:hint="eastAsia"/>
-                <w:sz w:val="20"/>
-                <w:szCs w:val="20"/>
-              </w:rPr>
-              <w:t>유영빈</w:t>
-            </w:r>
-            <w:proofErr w:type="spellEnd"/>
-          </w:p>
-        </w:tc>
-      </w:tr>
-      <w:tr>
-        <w:tc>
-          <w:tcPr>
-            <w:tcW w:w="874" w:type="dxa"/>
-            <w:vMerge/>
-            <w:shd w:val="clear" w:color="auto" w:fill="F2F2F2" w:themeFill="background1" w:themeFillShade="F2"/>
-          </w:tcPr>
-          <w:p>
-            <w:pPr>
-              <w:widowControl/>
-              <w:wordWrap/>
-              <w:autoSpaceDE/>
-              <w:autoSpaceDN/>
-            </w:pPr>
-          </w:p>
-        </w:tc>
-        <w:tc>
-          <w:tcPr>
-            <w:tcW w:w="3508" w:type="dxa"/>
-          </w:tcPr>
-          <w:p>
-            <w:pPr>
-              <w:widowControl/>
-              <w:wordWrap/>
-              <w:autoSpaceDE/>
-              <w:autoSpaceDN/>
-              <w:rPr>
-                <w:sz w:val="20"/>
-                <w:szCs w:val="20"/>
-              </w:rPr>
-            </w:pPr>
-            <w:proofErr w:type="spellStart"/>
-            <w:r>
-              <w:rPr>
-                <w:rFonts w:hint="eastAsia"/>
-                <w:sz w:val="20"/>
-                <w:szCs w:val="20"/>
-              </w:rPr>
-              <w:t>클라에서</w:t>
-            </w:r>
-            <w:proofErr w:type="spellEnd"/>
-            <w:r>
-              <w:rPr>
-                <w:rFonts w:hint="eastAsia"/>
-                <w:sz w:val="20"/>
-                <w:szCs w:val="20"/>
-              </w:rPr>
-              <w:t xml:space="preserve"> 받은</w:t>
-            </w:r>
-            <w:r>
-              <w:rPr>
-                <w:rFonts w:hint="eastAsia"/>
-                <w:sz w:val="20"/>
-                <w:szCs w:val="20"/>
-              </w:rPr>
-              <w:t xml:space="preserve"> 패킷 처리</w:t>
-            </w:r>
-          </w:p>
-        </w:tc>
-        <w:tc>
-          <w:tcPr>
-            <w:tcW w:w="4408" w:type="dxa"/>
-          </w:tcPr>
-          <w:p>
-            <w:pPr>
-              <w:widowControl/>
-              <w:wordWrap/>
-              <w:autoSpaceDE/>
-              <w:autoSpaceDN/>
-              <w:rPr>
-                <w:rFonts w:eastAsiaTheme="minorHAnsi"/>
-                <w:b/>
-                <w:bCs/>
-                <w:sz w:val="20"/>
-                <w:szCs w:val="20"/>
-              </w:rPr>
-            </w:pPr>
-            <w:proofErr w:type="spellStart"/>
-            <w:r>
-              <w:rPr>
-                <w:rFonts w:hint="eastAsia"/>
-                <w:b/>
-                <w:bCs/>
-                <w:sz w:val="20"/>
-                <w:szCs w:val="20"/>
-              </w:rPr>
-              <w:t>ClientThread</w:t>
-            </w:r>
-            <w:proofErr w:type="spellEnd"/>
-          </w:p>
-        </w:tc>
-        <w:tc>
-          <w:tcPr>
-            <w:tcW w:w="1666" w:type="dxa"/>
-          </w:tcPr>
-          <w:p>
-            <w:pPr>
-              <w:widowControl/>
-              <w:wordWrap/>
-              <w:autoSpaceDE/>
-              <w:autoSpaceDN/>
-              <w:rPr>
-                <w:sz w:val="20"/>
-                <w:szCs w:val="20"/>
-              </w:rPr>
-            </w:pPr>
-            <w:r>
-              <w:rPr>
-                <w:rFonts w:hint="eastAsia"/>
-                <w:sz w:val="20"/>
-                <w:szCs w:val="20"/>
-              </w:rPr>
-              <w:t>이소민</w:t>
-            </w:r>
-          </w:p>
-        </w:tc>
-      </w:tr>
-      <w:tr>
-        <w:tc>
-          <w:tcPr>
-            <w:tcW w:w="874" w:type="dxa"/>
-            <w:vMerge/>
-            <w:shd w:val="clear" w:color="auto" w:fill="F2F2F2" w:themeFill="background1" w:themeFillShade="F2"/>
-          </w:tcPr>
-          <w:p>
-            <w:pPr>
-              <w:widowControl/>
-              <w:wordWrap/>
-              <w:autoSpaceDE/>
-              <w:autoSpaceDN/>
-            </w:pPr>
-          </w:p>
-        </w:tc>
-        <w:tc>
-          <w:tcPr>
-            <w:tcW w:w="3508" w:type="dxa"/>
-          </w:tcPr>
-          <w:p>
-            <w:pPr>
-              <w:widowControl/>
-              <w:wordWrap/>
-              <w:autoSpaceDE/>
-              <w:autoSpaceDN/>
-              <w:rPr>
-                <w:sz w:val="20"/>
-                <w:szCs w:val="20"/>
-              </w:rPr>
-            </w:pPr>
-            <w:r>
-              <w:rPr>
-                <w:rFonts w:hint="eastAsia"/>
-                <w:sz w:val="20"/>
-                <w:szCs w:val="20"/>
-              </w:rPr>
-              <w:t>패킷 처리 로직</w:t>
-            </w:r>
-          </w:p>
-        </w:tc>
-        <w:tc>
-          <w:tcPr>
-            <w:tcW w:w="4408" w:type="dxa"/>
-          </w:tcPr>
-          <w:p>
-            <w:pPr>
-              <w:widowControl/>
-              <w:wordWrap/>
-              <w:autoSpaceDE/>
-              <w:autoSpaceDN/>
-              <w:rPr>
-                <w:rFonts w:eastAsiaTheme="minorHAnsi"/>
-                <w:b/>
-                <w:bCs/>
-                <w:sz w:val="20"/>
-                <w:szCs w:val="20"/>
-              </w:rPr>
-            </w:pPr>
-            <w:proofErr w:type="spellStart"/>
-            <w:r>
-              <w:rPr>
-                <w:rFonts w:eastAsiaTheme="minorHAnsi"/>
-                <w:b/>
-                <w:bCs/>
-                <w:sz w:val="20"/>
-                <w:szCs w:val="20"/>
-              </w:rPr>
               <w:t>P</w:t>
             </w:r>
             <w:r>
@@ -2365,7 +1760,6 @@
               </w:rPr>
               <w:t>rocess_packet</w:t>
             </w:r>
-            <w:proofErr w:type="spellEnd"/>
           </w:p>
         </w:tc>
         <w:tc>
@@ -2506,23 +1900,13 @@
                 <w:szCs w:val="20"/>
               </w:rPr>
             </w:pPr>
-            <w:proofErr w:type="spellStart"/>
-            <w:r>
-              <w:rPr>
-                <w:rFonts w:hint="eastAsia"/>
-                <w:sz w:val="20"/>
-                <w:szCs w:val="20"/>
-              </w:rPr>
-              <w:t>유영빈</w:t>
-            </w:r>
-            <w:proofErr w:type="spellEnd"/>
-            <w:r>
-              <w:rPr>
-                <w:rFonts w:hint="eastAsia"/>
-                <w:sz w:val="20"/>
-                <w:szCs w:val="20"/>
-              </w:rPr>
-              <w:t>, 양현서</w:t>
+            <w:r>
+              <w:rPr>
+                <w:rFonts w:hint="eastAsia"/>
+                <w:sz w:val="20"/>
+                <w:szCs w:val="20"/>
+              </w:rPr>
+              <w:t>유영빈, 양현서</w:t>
             </w:r>
           </w:p>
         </w:tc>
@@ -2599,7 +1983,6 @@
               </w:rPr>
               <w:t xml:space="preserve">lass </w:t>
             </w:r>
-            <w:proofErr w:type="spellStart"/>
             <w:r>
               <w:rPr>
                 <w:rFonts w:asciiTheme="majorEastAsia" w:eastAsiaTheme="majorEastAsia" w:hAnsiTheme="majorEastAsia" w:hint="eastAsia"/>
@@ -2608,7 +1991,6 @@
               </w:rPr>
               <w:t>NetworkMgr</w:t>
             </w:r>
-            <w:proofErr w:type="spellEnd"/>
             <w:r>
               <w:rPr>
                 <w:rFonts w:asciiTheme="majorEastAsia" w:eastAsiaTheme="majorEastAsia" w:hAnsiTheme="majorEastAsia" w:hint="eastAsia"/>
@@ -2634,78 +2016,26 @@
                 <w:sz w:val="20"/>
                 <w:szCs w:val="20"/>
               </w:rPr>
-              <w:t xml:space="preserve">bool </w:t>
-            </w:r>
-            <w:proofErr w:type="spellStart"/>
-            <w:proofErr w:type="gramStart"/>
-            <w:r>
-              <w:rPr>
-                <w:sz w:val="20"/>
-                <w:szCs w:val="20"/>
-              </w:rPr>
-              <w:t>NetworkMgr</w:t>
-            </w:r>
-            <w:proofErr w:type="spellEnd"/>
-            <w:r>
-              <w:rPr>
-                <w:sz w:val="20"/>
-                <w:szCs w:val="20"/>
-              </w:rPr>
-              <w:t>::</w:t>
-            </w:r>
-            <w:proofErr w:type="gramEnd"/>
-            <w:r>
-              <w:rPr>
-                <w:sz w:val="20"/>
-                <w:szCs w:val="20"/>
-              </w:rPr>
-              <w:t>Init()</w:t>
-            </w:r>
-          </w:p>
-          <w:p>
-            <w:pPr>
-              <w:widowControl/>
-              <w:wordWrap/>
-              <w:autoSpaceDE/>
-              <w:autoSpaceDN/>
-              <w:rPr>
-                <w:sz w:val="20"/>
-                <w:szCs w:val="20"/>
-              </w:rPr>
-            </w:pPr>
-            <w:proofErr w:type="spellStart"/>
-            <w:proofErr w:type="gramStart"/>
-            <w:r>
-              <w:rPr>
-                <w:sz w:val="20"/>
-                <w:szCs w:val="20"/>
-              </w:rPr>
-              <w:t>NetworkMgr</w:t>
-            </w:r>
-            <w:proofErr w:type="spellEnd"/>
-            <w:r>
-              <w:rPr>
-                <w:sz w:val="20"/>
-                <w:szCs w:val="20"/>
-              </w:rPr>
-              <w:t>::</w:t>
-            </w:r>
-            <w:proofErr w:type="spellStart"/>
-            <w:proofErr w:type="gramEnd"/>
-            <w:r>
-              <w:rPr>
-                <w:sz w:val="20"/>
-                <w:szCs w:val="20"/>
-              </w:rPr>
-              <w:t>SendPacket</w:t>
-            </w:r>
-            <w:proofErr w:type="spellEnd"/>
-            <w:r>
-              <w:rPr>
-                <w:sz w:val="20"/>
-                <w:szCs w:val="20"/>
-              </w:rPr>
-              <w:t>()</w:t>
+              <w:t>bool NetworkMgr::Init()</w:t>
+            </w:r>
+          </w:p>
+          <w:p>
+            <w:pPr>
+              <w:widowControl/>
+              <w:wordWrap/>
+              <w:autoSpaceDE/>
+              <w:autoSpaceDN/>
+              <w:rPr>
+                <w:sz w:val="20"/>
+                <w:szCs w:val="20"/>
+              </w:rPr>
+            </w:pPr>
+            <w:r>
+              <w:rPr>
+                <w:sz w:val="20"/>
+                <w:szCs w:val="20"/>
+              </w:rPr>
+              <w:t>NetworkMgr::SendPacket()</w:t>
             </w:r>
           </w:p>
         </w:tc>
@@ -2836,7 +2166,6 @@
                 <w:szCs w:val="20"/>
               </w:rPr>
             </w:pPr>
-            <w:proofErr w:type="spellStart"/>
             <w:r>
               <w:rPr>
                 <w:rFonts w:hint="eastAsia"/>
@@ -2845,7 +2174,6 @@
               </w:rPr>
               <w:t>유영빈</w:t>
             </w:r>
-            <w:proofErr w:type="spellEnd"/>
           </w:p>
         </w:tc>
       </w:tr>
@@ -2930,7 +2258,6 @@
                 <w:szCs w:val="20"/>
               </w:rPr>
             </w:pPr>
-            <w:proofErr w:type="spellStart"/>
             <w:r>
               <w:rPr>
                 <w:rFonts w:hint="eastAsia"/>
@@ -2939,7 +2266,6 @@
               </w:rPr>
               <w:t>유영빈</w:t>
             </w:r>
-            <w:proofErr w:type="spellEnd"/>
           </w:p>
         </w:tc>
       </w:tr>
@@ -3008,7 +2334,6 @@
                 <w:szCs w:val="20"/>
               </w:rPr>
             </w:pPr>
-            <w:proofErr w:type="spellStart"/>
             <w:r>
               <w:rPr>
                 <w:rFonts w:asciiTheme="majorEastAsia" w:eastAsiaTheme="majorEastAsia" w:hAnsiTheme="majorEastAsia"/>
@@ -3017,7 +2342,6 @@
               </w:rPr>
               <w:t>RecvThread</w:t>
             </w:r>
-            <w:proofErr w:type="spellEnd"/>
           </w:p>
           <w:p>
             <w:pPr>
@@ -3031,7 +2355,6 @@
                 <w:szCs w:val="20"/>
               </w:rPr>
             </w:pPr>
-            <w:proofErr w:type="spellStart"/>
             <w:r>
               <w:rPr>
                 <w:rFonts w:asciiTheme="majorEastAsia" w:eastAsiaTheme="majorEastAsia" w:hAnsiTheme="majorEastAsia" w:hint="eastAsia"/>
@@ -3040,7 +2363,6 @@
               </w:rPr>
               <w:t>ProcessPacket</w:t>
             </w:r>
-            <w:proofErr w:type="spellEnd"/>
           </w:p>
         </w:tc>
         <w:tc>
@@ -3064,18 +2386,8 @@
                 <w:sz w:val="20"/>
                 <w:szCs w:val="20"/>
               </w:rPr>
-              <w:t xml:space="preserve">양현서, </w:t>
-            </w:r>
-            <w:proofErr w:type="spellStart"/>
-            <w:r>
-              <w:rPr>
-                <w:rFonts w:hint="eastAsia"/>
-                <w:sz w:val="20"/>
-                <w:szCs w:val="20"/>
-              </w:rPr>
-              <w:t>유영빈</w:t>
-            </w:r>
-            <w:proofErr w:type="spellEnd"/>
+              <w:t>양현서, 유영빈</w:t>
+            </w:r>
           </w:p>
         </w:tc>
       </w:tr>
@@ -3665,7 +2977,6 @@
                 <w:szCs w:val="16"/>
               </w:rPr>
             </w:pPr>
-            <w:proofErr w:type="spellStart"/>
             <w:r>
               <w:rPr>
                 <w:b/>
@@ -3683,82 +2994,83 @@
                 <w:sz w:val="16"/>
                 <w:szCs w:val="16"/>
               </w:rPr>
-              <w:t>rotocol.h</w:t>
-            </w:r>
-            <w:proofErr w:type="spellEnd"/>
-            <w:r>
-              <w:rPr>
-                <w:rFonts w:hint="eastAsia"/>
+              <w:t>rotocol.h 작성</w:t>
+            </w:r>
+          </w:p>
+          <w:p>
+            <w:pPr>
+              <w:widowControl/>
+              <w:wordWrap/>
+              <w:autoSpaceDE/>
+              <w:autoSpaceDN/>
+              <w:rPr>
+                <w:sz w:val="16"/>
+                <w:szCs w:val="16"/>
+              </w:rPr>
+            </w:pPr>
+          </w:p>
+        </w:tc>
+        <w:tc>
+          <w:tcPr>
+            <w:tcW w:w="1701" w:type="dxa"/>
+          </w:tcPr>
+          <w:p>
+            <w:pPr>
+              <w:widowControl/>
+              <w:wordWrap/>
+              <w:autoSpaceDE/>
+              <w:autoSpaceDN/>
+              <w:rPr>
+                <w:sz w:val="16"/>
+                <w:szCs w:val="16"/>
+              </w:rPr>
+            </w:pPr>
+            <w:r>
+              <w:rPr>
+                <w:rFonts w:hint="eastAsia"/>
+                <w:sz w:val="16"/>
+                <w:szCs w:val="16"/>
+              </w:rPr>
+              <w:t>31</w:t>
+            </w:r>
+          </w:p>
+          <w:p>
+            <w:pPr>
+              <w:widowControl/>
+              <w:wordWrap/>
+              <w:autoSpaceDE/>
+              <w:autoSpaceDN/>
+              <w:rPr>
                 <w:b/>
                 <w:bCs/>
                 <w:sz w:val="16"/>
                 <w:szCs w:val="16"/>
               </w:rPr>
-              <w:t xml:space="preserve"> 작성</w:t>
-            </w:r>
-          </w:p>
-          <w:p>
-            <w:pPr>
-              <w:widowControl/>
-              <w:wordWrap/>
-              <w:autoSpaceDE/>
-              <w:autoSpaceDN/>
-              <w:rPr>
-                <w:sz w:val="16"/>
-                <w:szCs w:val="16"/>
-              </w:rPr>
-            </w:pPr>
-          </w:p>
-        </w:tc>
-        <w:tc>
-          <w:tcPr>
-            <w:tcW w:w="1701" w:type="dxa"/>
-          </w:tcPr>
-          <w:p>
-            <w:pPr>
-              <w:widowControl/>
-              <w:wordWrap/>
-              <w:autoSpaceDE/>
-              <w:autoSpaceDN/>
-              <w:rPr>
-                <w:sz w:val="16"/>
-                <w:szCs w:val="16"/>
-              </w:rPr>
-            </w:pPr>
-            <w:r>
-              <w:rPr>
-                <w:rFonts w:hint="eastAsia"/>
-                <w:sz w:val="16"/>
-                <w:szCs w:val="16"/>
-              </w:rPr>
-              <w:t>31</w:t>
-            </w:r>
-          </w:p>
-          <w:p>
-            <w:pPr>
-              <w:widowControl/>
-              <w:wordWrap/>
-              <w:autoSpaceDE/>
-              <w:autoSpaceDN/>
-              <w:rPr>
+            </w:pPr>
+            <w:r>
+              <w:rPr>
+                <w:rFonts w:hint="eastAsia"/>
                 <w:b/>
                 <w:bCs/>
                 <w:sz w:val="16"/>
                 <w:szCs w:val="16"/>
               </w:rPr>
-            </w:pPr>
-            <w:proofErr w:type="gramStart"/>
-            <w:r>
-              <w:rPr>
-                <w:rFonts w:hint="eastAsia"/>
+              <w:t>Player()</w:t>
+            </w:r>
+          </w:p>
+          <w:p>
+            <w:pPr>
+              <w:widowControl/>
+              <w:wordWrap/>
+              <w:autoSpaceDE/>
+              <w:autoSpaceDN/>
+              <w:rPr>
                 <w:b/>
                 <w:bCs/>
                 <w:sz w:val="16"/>
                 <w:szCs w:val="16"/>
               </w:rPr>
-              <w:t>Player(</w:t>
-            </w:r>
-            <w:proofErr w:type="gramEnd"/>
+            </w:pPr>
             <w:r>
               <w:rPr>
                 <w:rFonts w:hint="eastAsia"/>
@@ -3767,7 +3079,7 @@
                 <w:sz w:val="16"/>
                 <w:szCs w:val="16"/>
               </w:rPr>
-              <w:t>)</w:t>
+              <w:t>~Player()</w:t>
             </w:r>
           </w:p>
           <w:p>
@@ -3785,15 +3097,13 @@
             </w:pPr>
             <w:r>
               <w:rPr>
-                <w:rFonts w:hint="eastAsia"/>
                 <w:b/>
                 <w:bCs/>
                 <w:sz w:val="16"/>
                 <w:szCs w:val="16"/>
               </w:rPr>
-              <w:t>~</w:t>
-            </w:r>
-            <w:proofErr w:type="gramStart"/>
+              <w:t>S</w:t>
+            </w:r>
             <w:r>
               <w:rPr>
                 <w:rFonts w:hint="eastAsia"/>
@@ -3802,73 +3112,7 @@
                 <w:sz w:val="16"/>
                 <w:szCs w:val="16"/>
               </w:rPr>
-              <w:t>Player(</w:t>
-            </w:r>
-            <w:proofErr w:type="gramEnd"/>
-            <w:r>
-              <w:rPr>
-                <w:rFonts w:hint="eastAsia"/>
-                <w:b/>
-                <w:bCs/>
-                <w:sz w:val="16"/>
-                <w:szCs w:val="16"/>
-              </w:rPr>
-              <w:t>)</w:t>
-            </w:r>
-          </w:p>
-          <w:p>
-            <w:pPr>
-              <w:widowControl/>
-              <w:wordWrap/>
-              <w:autoSpaceDE/>
-              <w:autoSpaceDN/>
-              <w:rPr>
-                <w:b/>
-                <w:bCs/>
-                <w:sz w:val="16"/>
-                <w:szCs w:val="16"/>
-              </w:rPr>
-            </w:pPr>
-            <w:r>
-              <w:rPr>
-                <w:b/>
-                <w:bCs/>
-                <w:sz w:val="16"/>
-                <w:szCs w:val="16"/>
-              </w:rPr>
-              <w:t>S</w:t>
-            </w:r>
-            <w:r>
-              <w:rPr>
-                <w:rFonts w:hint="eastAsia"/>
-                <w:b/>
-                <w:bCs/>
-                <w:sz w:val="16"/>
-                <w:szCs w:val="16"/>
-              </w:rPr>
-              <w:t xml:space="preserve">erver </w:t>
-            </w:r>
-            <w:proofErr w:type="gramStart"/>
-            <w:r>
-              <w:rPr>
-                <w:rFonts w:hint="eastAsia"/>
-                <w:b/>
-                <w:bCs/>
-                <w:sz w:val="16"/>
-                <w:szCs w:val="16"/>
-              </w:rPr>
-              <w:t>main(</w:t>
-            </w:r>
-            <w:proofErr w:type="gramEnd"/>
-            <w:r>
-              <w:rPr>
-                <w:rFonts w:hint="eastAsia"/>
-                <w:b/>
-                <w:bCs/>
-                <w:sz w:val="16"/>
-                <w:szCs w:val="16"/>
-              </w:rPr>
-              <w:t>)</w:t>
+              <w:t>erver main()</w:t>
             </w:r>
           </w:p>
           <w:p>
@@ -4057,7 +3301,6 @@
                 <w:szCs w:val="14"/>
               </w:rPr>
             </w:pPr>
-            <w:proofErr w:type="gramStart"/>
             <w:r>
               <w:rPr>
                 <w:rFonts w:hint="eastAsia"/>
@@ -4068,8 +3311,6 @@
               </w:rPr>
               <w:t>Player::</w:t>
             </w:r>
-            <w:proofErr w:type="spellStart"/>
-            <w:proofErr w:type="gramEnd"/>
             <w:r>
               <w:rPr>
                 <w:b/>
@@ -4077,100 +3318,98 @@
                 <w:sz w:val="14"/>
                 <w:szCs w:val="14"/>
               </w:rPr>
-              <w:t>recv_packet</w:t>
-            </w:r>
-            <w:proofErr w:type="spellEnd"/>
-            <w:r>
+              <w:t>recv_packet();</w:t>
+            </w:r>
+          </w:p>
+          <w:p>
+            <w:pPr>
+              <w:widowControl/>
+              <w:wordWrap/>
+              <w:autoSpaceDE/>
+              <w:autoSpaceDN/>
               <w:rPr>
                 <w:b/>
                 <w:bCs/>
                 <w:sz w:val="14"/>
                 <w:szCs w:val="14"/>
               </w:rPr>
-              <w:t>();</w:t>
-            </w:r>
-          </w:p>
-          <w:p>
-            <w:pPr>
-              <w:widowControl/>
-              <w:wordWrap/>
-              <w:autoSpaceDE/>
-              <w:autoSpaceDN/>
-              <w:rPr>
+            </w:pPr>
+            <w:r>
+              <w:rPr>
+                <w:rFonts w:hint="eastAsia"/>
                 <w:b/>
                 <w:bCs/>
                 <w:sz w:val="14"/>
                 <w:szCs w:val="14"/>
               </w:rPr>
-            </w:pPr>
-            <w:proofErr w:type="gramStart"/>
-            <w:r>
-              <w:rPr>
-                <w:rFonts w:hint="eastAsia"/>
+              <w:t>Player::send</w:t>
+            </w:r>
+            <w:r>
+              <w:rPr>
                 <w:b/>
                 <w:bCs/>
                 <w:sz w:val="14"/>
                 <w:szCs w:val="14"/>
               </w:rPr>
-              <w:t>Player::</w:t>
-            </w:r>
-            <w:proofErr w:type="spellStart"/>
-            <w:proofErr w:type="gramEnd"/>
-            <w:r>
-              <w:rPr>
-                <w:rFonts w:hint="eastAsia"/>
+              <w:t>_packet();</w:t>
+            </w:r>
+          </w:p>
+          <w:p>
+            <w:pPr>
+              <w:widowControl/>
+              <w:wordWrap/>
+              <w:autoSpaceDE/>
+              <w:autoSpaceDN/>
+              <w:rPr>
                 <w:b/>
                 <w:bCs/>
                 <w:sz w:val="14"/>
                 <w:szCs w:val="14"/>
               </w:rPr>
-              <w:t>send</w:t>
-            </w:r>
-            <w:r>
-              <w:rPr>
+            </w:pPr>
+            <w:r>
+              <w:rPr>
+                <w:rFonts w:hint="eastAsia"/>
                 <w:b/>
                 <w:bCs/>
                 <w:sz w:val="14"/>
                 <w:szCs w:val="14"/>
               </w:rPr>
-              <w:t>_packet</w:t>
-            </w:r>
-            <w:proofErr w:type="spellEnd"/>
-            <w:r>
-              <w:rPr>
+              <w:t>Player::</w:t>
+            </w:r>
+            <w:r>
+              <w:rPr>
+                <w:rFonts w:hint="eastAsia"/>
                 <w:b/>
                 <w:bCs/>
                 <w:sz w:val="14"/>
                 <w:szCs w:val="14"/>
               </w:rPr>
-              <w:t>();</w:t>
-            </w:r>
-          </w:p>
-          <w:p>
-            <w:pPr>
-              <w:widowControl/>
-              <w:wordWrap/>
-              <w:autoSpaceDE/>
-              <w:autoSpaceDN/>
+              <w:t>disconnect</w:t>
+            </w:r>
+            <w:r>
               <w:rPr>
                 <w:b/>
                 <w:bCs/>
                 <w:sz w:val="14"/>
                 <w:szCs w:val="14"/>
               </w:rPr>
-            </w:pPr>
-            <w:proofErr w:type="gramStart"/>
-            <w:r>
-              <w:rPr>
-                <w:rFonts w:hint="eastAsia"/>
+              <w:t>();</w:t>
+            </w:r>
+          </w:p>
+          <w:p>
+            <w:pPr>
+              <w:widowControl/>
+              <w:wordWrap/>
+              <w:autoSpaceDE/>
+              <w:autoSpaceDN/>
+              <w:rPr>
                 <w:b/>
                 <w:bCs/>
                 <w:sz w:val="14"/>
                 <w:szCs w:val="14"/>
               </w:rPr>
-              <w:t>Player::</w:t>
-            </w:r>
-            <w:proofErr w:type="gramEnd"/>
+            </w:pPr>
             <w:r>
               <w:rPr>
                 <w:rFonts w:hint="eastAsia"/>
@@ -4179,43 +3418,8 @@
                 <w:sz w:val="14"/>
                 <w:szCs w:val="14"/>
               </w:rPr>
-              <w:t>disconnect</w:t>
-            </w:r>
-            <w:r>
-              <w:rPr>
-                <w:b/>
-                <w:bCs/>
-                <w:sz w:val="14"/>
-                <w:szCs w:val="14"/>
-              </w:rPr>
-              <w:t>();</w:t>
-            </w:r>
-          </w:p>
-          <w:p>
-            <w:pPr>
-              <w:widowControl/>
-              <w:wordWrap/>
-              <w:autoSpaceDE/>
-              <w:autoSpaceDN/>
-              <w:rPr>
-                <w:b/>
-                <w:bCs/>
-                <w:sz w:val="14"/>
-                <w:szCs w:val="14"/>
-              </w:rPr>
-            </w:pPr>
-            <w:proofErr w:type="gramStart"/>
-            <w:r>
-              <w:rPr>
-                <w:rFonts w:hint="eastAsia"/>
-                <w:b/>
-                <w:bCs/>
-                <w:sz w:val="14"/>
-                <w:szCs w:val="14"/>
-              </w:rPr>
               <w:t>Player::</w:t>
             </w:r>
-            <w:proofErr w:type="gramEnd"/>
             <w:r>
               <w:rPr>
                 <w:rFonts w:eastAsiaTheme="minorHAnsi"/>
@@ -4226,7 +3430,6 @@
               </w:rPr>
               <w:t xml:space="preserve"> </w:t>
             </w:r>
-            <w:proofErr w:type="spellStart"/>
             <w:r>
               <w:rPr>
                 <w:rFonts w:eastAsiaTheme="minorHAnsi" w:hint="eastAsia"/>
@@ -4235,19 +3438,154 @@
                 <w:sz w:val="14"/>
                 <w:szCs w:val="14"/>
               </w:rPr>
-              <w:t>process_packet</w:t>
-            </w:r>
-            <w:proofErr w:type="spellEnd"/>
-            <w:r>
-              <w:rPr>
-                <w:rFonts w:eastAsiaTheme="minorHAnsi" w:hint="eastAsia"/>
+              <w:t>process_packet()</w:t>
+            </w:r>
+          </w:p>
+        </w:tc>
+        <w:tc>
+          <w:tcPr>
+            <w:tcW w:w="1701" w:type="dxa"/>
+          </w:tcPr>
+          <w:p>
+            <w:pPr>
+              <w:widowControl/>
+              <w:wordWrap/>
+              <w:autoSpaceDE/>
+              <w:autoSpaceDN/>
+              <w:rPr>
+                <w:sz w:val="16"/>
+                <w:szCs w:val="16"/>
+              </w:rPr>
+            </w:pPr>
+            <w:r>
+              <w:rPr>
+                <w:rFonts w:hint="eastAsia"/>
+                <w:sz w:val="16"/>
+                <w:szCs w:val="16"/>
+              </w:rPr>
+              <w:t>4</w:t>
+            </w:r>
+          </w:p>
+          <w:p>
+            <w:pPr>
+              <w:widowControl/>
+              <w:wordWrap/>
+              <w:autoSpaceDE/>
+              <w:autoSpaceDN/>
+              <w:rPr>
+                <w:sz w:val="16"/>
+                <w:szCs w:val="16"/>
+              </w:rPr>
+            </w:pPr>
+          </w:p>
+        </w:tc>
+        <w:tc>
+          <w:tcPr>
+            <w:tcW w:w="1701" w:type="dxa"/>
+          </w:tcPr>
+          <w:p>
+            <w:pPr>
+              <w:widowControl/>
+              <w:wordWrap/>
+              <w:autoSpaceDE/>
+              <w:autoSpaceDN/>
+              <w:rPr>
+                <w:color w:val="960000"/>
+                <w:sz w:val="16"/>
+                <w:szCs w:val="16"/>
+              </w:rPr>
+            </w:pPr>
+            <w:r>
+              <w:rPr>
+                <w:rFonts w:hint="eastAsia"/>
+                <w:sz w:val="16"/>
+                <w:szCs w:val="16"/>
+              </w:rPr>
+              <w:t>5</w:t>
+            </w:r>
+          </w:p>
+          <w:p>
+            <w:pPr>
+              <w:widowControl/>
+              <w:wordWrap/>
+              <w:autoSpaceDE/>
+              <w:autoSpaceDN/>
+              <w:rPr>
+                <w:color w:val="960000"/>
+                <w:sz w:val="16"/>
+                <w:szCs w:val="16"/>
+              </w:rPr>
+            </w:pPr>
+            <w:r>
+              <w:rPr>
+                <w:rFonts w:hint="eastAsia"/>
+                <w:color w:val="960000"/>
+                <w:sz w:val="16"/>
+                <w:szCs w:val="16"/>
+              </w:rPr>
+              <w:t>패킷테스트</w:t>
+            </w:r>
+          </w:p>
+          <w:p>
+            <w:pPr>
+              <w:widowControl/>
+              <w:wordWrap/>
+              <w:autoSpaceDE/>
+              <w:autoSpaceDN/>
+              <w:rPr>
+                <w:color w:val="960000"/>
+                <w:sz w:val="16"/>
+                <w:szCs w:val="16"/>
+              </w:rPr>
+            </w:pPr>
+            <w:r>
+              <w:rPr>
+                <w:rFonts w:hint="eastAsia"/>
+                <w:color w:val="960000"/>
+                <w:sz w:val="16"/>
+                <w:szCs w:val="16"/>
+              </w:rPr>
+              <w:t>진행 보고</w:t>
+            </w:r>
+          </w:p>
+        </w:tc>
+        <w:tc>
+          <w:tcPr>
+            <w:tcW w:w="1701" w:type="dxa"/>
+          </w:tcPr>
+          <w:p>
+            <w:pPr>
+              <w:widowControl/>
+              <w:wordWrap/>
+              <w:autoSpaceDE/>
+              <w:autoSpaceDN/>
+              <w:rPr>
+                <w:sz w:val="16"/>
+                <w:szCs w:val="16"/>
+              </w:rPr>
+            </w:pPr>
+            <w:r>
+              <w:rPr>
+                <w:rFonts w:hint="eastAsia"/>
+                <w:sz w:val="16"/>
+                <w:szCs w:val="16"/>
+              </w:rPr>
+              <w:t>6</w:t>
+            </w:r>
+          </w:p>
+          <w:p>
+            <w:pPr>
+              <w:widowControl/>
+              <w:wordWrap/>
+              <w:autoSpaceDE/>
+              <w:autoSpaceDN/>
+              <w:rPr>
                 <w:b/>
                 <w:bCs/>
-                <w:sz w:val="14"/>
-                <w:szCs w:val="14"/>
-              </w:rPr>
-              <w:t>()</w:t>
-            </w:r>
+                <w:sz w:val="16"/>
+                <w:szCs w:val="16"/>
+              </w:rPr>
+            </w:pPr>
           </w:p>
         </w:tc>
         <w:tc>
@@ -4271,116 +3609,7 @@
                 <w:sz w:val="16"/>
                 <w:szCs w:val="16"/>
               </w:rPr>
-              <w:t>4</w:t>
-            </w:r>
-          </w:p>
-          <w:p>
-            <w:pPr>
-              <w:widowControl/>
-              <w:wordWrap/>
-              <w:autoSpaceDE/>
-              <w:autoSpaceDN/>
-              <w:rPr>
-                <w:sz w:val="16"/>
-                <w:szCs w:val="16"/>
-              </w:rPr>
-            </w:pPr>
-          </w:p>
-        </w:tc>
-        <w:tc>
-          <w:tcPr>
-            <w:tcW w:w="1701" w:type="dxa"/>
-          </w:tcPr>
-          <w:p>
-            <w:pPr>
-              <w:widowControl/>
-              <w:wordWrap/>
-              <w:autoSpaceDE/>
-              <w:autoSpaceDN/>
-              <w:rPr>
-                <w:color w:val="960000"/>
-                <w:sz w:val="16"/>
-                <w:szCs w:val="16"/>
-              </w:rPr>
-            </w:pPr>
-            <w:r>
-              <w:rPr>
-                <w:rFonts w:hint="eastAsia"/>
-                <w:sz w:val="16"/>
-                <w:szCs w:val="16"/>
-              </w:rPr>
-              <w:t>5</w:t>
-            </w:r>
-          </w:p>
-          <w:p>
-            <w:pPr>
-              <w:widowControl/>
-              <w:wordWrap/>
-              <w:autoSpaceDE/>
-              <w:autoSpaceDN/>
-              <w:rPr>
-                <w:color w:val="960000"/>
-                <w:sz w:val="16"/>
-                <w:szCs w:val="16"/>
-              </w:rPr>
-            </w:pPr>
-            <w:proofErr w:type="spellStart"/>
-            <w:r>
-              <w:rPr>
-                <w:rFonts w:hint="eastAsia"/>
-                <w:color w:val="960000"/>
-                <w:sz w:val="16"/>
-                <w:szCs w:val="16"/>
-              </w:rPr>
-              <w:t>패킷테스트</w:t>
-            </w:r>
-            <w:proofErr w:type="spellEnd"/>
-          </w:p>
-          <w:p>
-            <w:pPr>
-              <w:widowControl/>
-              <w:wordWrap/>
-              <w:autoSpaceDE/>
-              <w:autoSpaceDN/>
-              <w:rPr>
-                <w:color w:val="960000"/>
-                <w:sz w:val="16"/>
-                <w:szCs w:val="16"/>
-              </w:rPr>
-            </w:pPr>
-            <w:r>
-              <w:rPr>
-                <w:rFonts w:hint="eastAsia"/>
-                <w:color w:val="960000"/>
-                <w:sz w:val="16"/>
-                <w:szCs w:val="16"/>
-              </w:rPr>
-              <w:t>진행 보고</w:t>
-            </w:r>
-          </w:p>
-        </w:tc>
-        <w:tc>
-          <w:tcPr>
-            <w:tcW w:w="1701" w:type="dxa"/>
-          </w:tcPr>
-          <w:p>
-            <w:pPr>
-              <w:widowControl/>
-              <w:wordWrap/>
-              <w:autoSpaceDE/>
-              <w:autoSpaceDN/>
-              <w:rPr>
-                <w:sz w:val="16"/>
-                <w:szCs w:val="16"/>
-              </w:rPr>
-            </w:pPr>
-            <w:r>
-              <w:rPr>
-                <w:rFonts w:hint="eastAsia"/>
-                <w:sz w:val="16"/>
-                <w:szCs w:val="16"/>
-              </w:rPr>
-              <w:t>6</w:t>
+              <w:t>7</w:t>
             </w:r>
           </w:p>
           <w:p>
@@ -4396,97 +3625,24 @@
                 <w:szCs w:val="16"/>
               </w:rPr>
             </w:pPr>
-          </w:p>
-        </w:tc>
-        <w:tc>
-          <w:tcPr>
-            <w:tcW w:w="1701" w:type="dxa"/>
-          </w:tcPr>
-          <w:p>
-            <w:pPr>
-              <w:widowControl/>
-              <w:wordWrap/>
-              <w:autoSpaceDE/>
-              <w:autoSpaceDN/>
-              <w:rPr>
-                <w:sz w:val="16"/>
-                <w:szCs w:val="16"/>
-              </w:rPr>
-            </w:pPr>
-            <w:r>
-              <w:rPr>
-                <w:rFonts w:hint="eastAsia"/>
-                <w:sz w:val="16"/>
-                <w:szCs w:val="16"/>
-              </w:rPr>
-              <w:t>7</w:t>
-            </w:r>
-          </w:p>
-          <w:p>
-            <w:pPr>
-              <w:widowControl/>
-              <w:wordWrap/>
-              <w:autoSpaceDE/>
-              <w:autoSpaceDN/>
+            <w:r>
               <w:rPr>
                 <w:b/>
                 <w:bCs/>
                 <w:sz w:val="16"/>
                 <w:szCs w:val="16"/>
               </w:rPr>
-            </w:pPr>
-            <w:r>
-              <w:rPr>
+              <w:t>C</w:t>
+            </w:r>
+            <w:r>
+              <w:rPr>
+                <w:rFonts w:hint="eastAsia"/>
                 <w:b/>
                 <w:bCs/>
                 <w:sz w:val="16"/>
                 <w:szCs w:val="16"/>
               </w:rPr>
-              <w:t>C</w:t>
-            </w:r>
-            <w:r>
-              <w:rPr>
-                <w:rFonts w:hint="eastAsia"/>
-                <w:b/>
-                <w:bCs/>
-                <w:sz w:val="16"/>
-                <w:szCs w:val="16"/>
-              </w:rPr>
-              <w:t xml:space="preserve">lient </w:t>
-            </w:r>
-            <w:proofErr w:type="spellStart"/>
-            <w:proofErr w:type="gramStart"/>
-            <w:r>
-              <w:rPr>
-                <w:rFonts w:hint="eastAsia"/>
-                <w:b/>
-                <w:bCs/>
-                <w:sz w:val="16"/>
-                <w:szCs w:val="16"/>
-              </w:rPr>
-              <w:t>sendEnterRoomPacket</w:t>
-            </w:r>
-            <w:proofErr w:type="spellEnd"/>
-            <w:r>
-              <w:rPr>
-                <w:rFonts w:hint="eastAsia"/>
-                <w:b/>
-                <w:bCs/>
-                <w:sz w:val="16"/>
-                <w:szCs w:val="16"/>
-              </w:rPr>
-              <w:t>(</w:t>
-            </w:r>
-            <w:proofErr w:type="gramEnd"/>
-            <w:r>
-              <w:rPr>
-                <w:rFonts w:hint="eastAsia"/>
-                <w:b/>
-                <w:bCs/>
-                <w:sz w:val="16"/>
-                <w:szCs w:val="16"/>
-              </w:rPr>
-              <w:t>)</w:t>
+              <w:t>lient sendEnterRoomPacket()</w:t>
             </w:r>
           </w:p>
         </w:tc>
@@ -4675,7 +3831,6 @@
                 <w:szCs w:val="16"/>
               </w:rPr>
             </w:pPr>
-            <w:proofErr w:type="spellStart"/>
             <w:r>
               <w:rPr>
                 <w:rFonts w:hint="eastAsia"/>
@@ -4685,7 +3840,6 @@
               </w:rPr>
               <w:t>패킷테스트</w:t>
             </w:r>
-            <w:proofErr w:type="spellEnd"/>
           </w:p>
           <w:p>
             <w:pPr>
@@ -4767,7 +3921,6 @@
               </w:rPr>
               <w:t xml:space="preserve">erver </w:t>
             </w:r>
-            <w:proofErr w:type="spellStart"/>
             <w:r>
               <w:rPr>
                 <w:rFonts w:eastAsiaTheme="minorHAnsi"/>
@@ -4786,18 +3939,7 @@
                 <w:sz w:val="16"/>
                 <w:szCs w:val="16"/>
               </w:rPr>
-              <w:t>rocess_packet</w:t>
-            </w:r>
-            <w:proofErr w:type="spellEnd"/>
-            <w:r>
-              <w:rPr>
-                <w:rFonts w:eastAsiaTheme="minorHAnsi" w:hint="eastAsia"/>
-                <w:b/>
-                <w:bCs/>
-                <w:sz w:val="16"/>
-                <w:szCs w:val="16"/>
-              </w:rPr>
-              <w:t>() 업데이트</w:t>
+              <w:t>rocess_packet() 업데이트</w:t>
             </w:r>
           </w:p>
         </w:tc>
@@ -5060,7 +4202,6 @@
                 <w:szCs w:val="16"/>
               </w:rPr>
             </w:pPr>
-            <w:proofErr w:type="spellStart"/>
             <w:r>
               <w:rPr>
                 <w:rFonts w:hint="eastAsia"/>
@@ -5070,7 +4211,6 @@
               </w:rPr>
               <w:t>패킷테스트</w:t>
             </w:r>
-            <w:proofErr w:type="spellEnd"/>
           </w:p>
           <w:p>
             <w:pPr>
@@ -5145,7 +4285,6 @@
               </w:rPr>
               <w:t xml:space="preserve">erver </w:t>
             </w:r>
-            <w:proofErr w:type="spellStart"/>
             <w:r>
               <w:rPr>
                 <w:rFonts w:eastAsiaTheme="minorHAnsi"/>
@@ -5160,16 +4299,7 @@
                 <w:sz w:val="16"/>
                 <w:szCs w:val="16"/>
               </w:rPr>
-              <w:t>rocess_packet</w:t>
-            </w:r>
-            <w:proofErr w:type="spellEnd"/>
-            <w:r>
-              <w:rPr>
-                <w:rFonts w:eastAsiaTheme="minorHAnsi" w:hint="eastAsia"/>
-                <w:sz w:val="16"/>
-                <w:szCs w:val="16"/>
-              </w:rPr>
-              <w:t>() 업데이트</w:t>
+              <w:t>rocess_packet() 업데이트</w:t>
             </w:r>
           </w:p>
         </w:tc>
@@ -5384,7 +4514,6 @@
                 <w:szCs w:val="16"/>
               </w:rPr>
             </w:pPr>
-            <w:proofErr w:type="spellStart"/>
             <w:r>
               <w:rPr>
                 <w:rFonts w:hint="eastAsia"/>
@@ -5394,7 +4523,6 @@
               </w:rPr>
               <w:t>패킷테스트</w:t>
             </w:r>
-            <w:proofErr w:type="spellEnd"/>
           </w:p>
           <w:p>
             <w:pPr>
@@ -5469,7 +4597,6 @@
               </w:rPr>
               <w:t xml:space="preserve">erver </w:t>
             </w:r>
-            <w:proofErr w:type="spellStart"/>
             <w:r>
               <w:rPr>
                 <w:rFonts w:eastAsiaTheme="minorHAnsi"/>
@@ -5484,16 +4611,7 @@
                 <w:sz w:val="16"/>
                 <w:szCs w:val="16"/>
               </w:rPr>
-              <w:t>rocess_packet</w:t>
-            </w:r>
-            <w:proofErr w:type="spellEnd"/>
-            <w:r>
-              <w:rPr>
-                <w:rFonts w:eastAsiaTheme="minorHAnsi" w:hint="eastAsia"/>
-                <w:sz w:val="16"/>
-                <w:szCs w:val="16"/>
-              </w:rPr>
-              <w:t>() 업데이트</w:t>
+              <w:t>rocess_packet() 업데이트</w:t>
             </w:r>
           </w:p>
         </w:tc>
@@ -5693,7 +4811,6 @@
                 <w:szCs w:val="16"/>
               </w:rPr>
             </w:pPr>
-            <w:proofErr w:type="spellStart"/>
             <w:r>
               <w:rPr>
                 <w:rFonts w:hint="eastAsia"/>
@@ -5703,7 +4820,6 @@
               </w:rPr>
               <w:t>패킷테스트</w:t>
             </w:r>
-            <w:proofErr w:type="spellEnd"/>
           </w:p>
           <w:p>
             <w:pPr>
@@ -6219,14 +5335,12 @@
         <w:autoSpaceDE/>
         <w:autoSpaceDN/>
       </w:pPr>
-      <w:proofErr w:type="spellStart"/>
       <w:r>
         <w:rPr>
           <w:rFonts w:hint="eastAsia"/>
         </w:rPr>
         <w:t>유영빈</w:t>
       </w:r>
-      <w:proofErr w:type="spellEnd"/>
     </w:p>
     <w:tbl>
       <w:tblPr>
@@ -6236,13 +5350,13 @@
         <w:tblLook w:val="04A0" w:firstRow="1" w:lastRow="0" w:firstColumn="1" w:lastColumn="0" w:noHBand="0" w:noVBand="1"/>
       </w:tblPr>
       <w:tblGrid>
-        <w:gridCol w:w="1706"/>
-        <w:gridCol w:w="1739"/>
-        <w:gridCol w:w="1707"/>
-        <w:gridCol w:w="1707"/>
-        <w:gridCol w:w="1804"/>
-        <w:gridCol w:w="1707"/>
-        <w:gridCol w:w="546"/>
+        <w:gridCol w:w="1477"/>
+        <w:gridCol w:w="1757"/>
+        <w:gridCol w:w="1338"/>
+        <w:gridCol w:w="1453"/>
+        <w:gridCol w:w="2863"/>
+        <w:gridCol w:w="1484"/>
+        <w:gridCol w:w="544"/>
       </w:tblGrid>
       <w:tr>
         <w:trPr>
@@ -6674,7 +5788,6 @@
               </w:rPr>
               <w:t xml:space="preserve">client </w:t>
             </w:r>
-            <w:proofErr w:type="spellStart"/>
             <w:r>
               <w:rPr>
                 <w:rFonts w:eastAsiaTheme="minorHAnsi" w:hint="eastAsia"/>
@@ -6685,7 +5798,6 @@
               </w:rPr>
               <w:t>RecvThread</w:t>
             </w:r>
-            <w:proofErr w:type="spellEnd"/>
           </w:p>
           <w:p>
             <w:pPr>
@@ -6818,27 +5930,7 @@
                 <w:sz w:val="16"/>
                 <w:szCs w:val="16"/>
               </w:rPr>
-              <w:t xml:space="preserve">로그인/로비 화면 </w:t>
-            </w:r>
-            <w:proofErr w:type="spellStart"/>
-            <w:r>
-              <w:rPr>
-                <w:rFonts w:hint="eastAsia"/>
-                <w:strike/>
-                <w:sz w:val="16"/>
-                <w:szCs w:val="16"/>
-              </w:rPr>
-              <w:t>ui</w:t>
-            </w:r>
-            <w:proofErr w:type="spellEnd"/>
-            <w:r>
-              <w:rPr>
-                <w:rFonts w:hint="eastAsia"/>
-                <w:strike/>
-                <w:sz w:val="16"/>
-                <w:szCs w:val="16"/>
-              </w:rPr>
-              <w:t xml:space="preserve"> 구현</w:t>
+              <w:t>로그인/로비 화면 ui 구현</w:t>
             </w:r>
           </w:p>
         </w:tc>
@@ -6977,7 +6069,6 @@
                 <w:szCs w:val="16"/>
               </w:rPr>
             </w:pPr>
-            <w:proofErr w:type="spellStart"/>
             <w:r>
               <w:rPr>
                 <w:rFonts w:hint="eastAsia"/>
@@ -6987,7 +6078,6 @@
               </w:rPr>
               <w:t>패킷테스트</w:t>
             </w:r>
-            <w:proofErr w:type="spellEnd"/>
           </w:p>
           <w:p>
             <w:pPr>
@@ -7066,29 +6156,7 @@
                 <w:sz w:val="16"/>
                 <w:szCs w:val="16"/>
               </w:rPr>
-              <w:t xml:space="preserve">p입력 -&gt; 로그인 입력-&gt; </w:t>
-            </w:r>
-            <w:proofErr w:type="spellStart"/>
-            <w:r>
-              <w:rPr>
-                <w:rFonts w:hint="eastAsia"/>
-                <w:b/>
-                <w:bCs/>
-                <w:sz w:val="16"/>
-                <w:szCs w:val="16"/>
-              </w:rPr>
-              <w:t>맵모드로</w:t>
-            </w:r>
-            <w:proofErr w:type="spellEnd"/>
-            <w:r>
-              <w:rPr>
-                <w:rFonts w:hint="eastAsia"/>
-                <w:b/>
-                <w:bCs/>
-                <w:sz w:val="16"/>
-                <w:szCs w:val="16"/>
-              </w:rPr>
-              <w:t xml:space="preserve"> 이동 구현</w:t>
+              <w:t>p입력 -&gt; 로그인 입력-&gt; 맵모드로 이동 구현</w:t>
             </w:r>
           </w:p>
         </w:tc>
@@ -7369,7 +6437,6 @@
                 <w:szCs w:val="16"/>
               </w:rPr>
             </w:pPr>
-            <w:proofErr w:type="spellStart"/>
             <w:r>
               <w:rPr>
                 <w:rFonts w:hint="eastAsia"/>
@@ -7379,7 +6446,6 @@
               </w:rPr>
               <w:t>패킷테스트</w:t>
             </w:r>
-            <w:proofErr w:type="spellEnd"/>
           </w:p>
           <w:p>
             <w:pPr>
@@ -7434,51 +6500,164 @@
               <w:autoSpaceDE/>
               <w:autoSpaceDN/>
               <w:rPr>
+                <w:rFonts w:eastAsiaTheme="minorHAnsi" w:hint="eastAsia"/>
+                <w:strike/>
+                <w:sz w:val="16"/>
+                <w:szCs w:val="16"/>
+              </w:rPr>
+            </w:pPr>
+            <w:r>
+              <w:rPr>
                 <w:rFonts w:eastAsiaTheme="minorHAnsi"/>
-                <w:sz w:val="16"/>
-                <w:szCs w:val="16"/>
-              </w:rPr>
-            </w:pPr>
-            <w:proofErr w:type="spellStart"/>
-            <w:proofErr w:type="gramStart"/>
-            <w:r>
-              <w:rPr>
-                <w:rFonts w:eastAsiaTheme="minorHAnsi"/>
-                <w:sz w:val="16"/>
-                <w:szCs w:val="16"/>
-              </w:rPr>
-              <w:t>CollisionCheck</w:t>
-            </w:r>
-            <w:proofErr w:type="spellEnd"/>
-            <w:r>
-              <w:rPr>
-                <w:rFonts w:eastAsiaTheme="minorHAnsi"/>
-                <w:sz w:val="16"/>
-                <w:szCs w:val="16"/>
-              </w:rPr>
-              <w:t>(</w:t>
-            </w:r>
-            <w:proofErr w:type="gramEnd"/>
-            <w:r>
-              <w:rPr>
-                <w:rFonts w:eastAsiaTheme="minorHAnsi"/>
-                <w:sz w:val="16"/>
-                <w:szCs w:val="16"/>
-              </w:rPr>
-              <w:t>)</w:t>
-            </w:r>
-          </w:p>
-          <w:p>
-            <w:pPr>
-              <w:widowControl/>
-              <w:wordWrap/>
-              <w:autoSpaceDE/>
-              <w:autoSpaceDN/>
-              <w:rPr>
-                <w:sz w:val="16"/>
-                <w:szCs w:val="16"/>
-              </w:rPr>
-            </w:pPr>
+                <w:strike/>
+                <w:sz w:val="16"/>
+                <w:szCs w:val="16"/>
+              </w:rPr>
+              <w:t>CollisionCheck()</w:t>
+            </w:r>
+            <w:r>
+              <w:rPr>
+                <w:rFonts w:eastAsiaTheme="minorHAnsi" w:hint="eastAsia"/>
+                <w:strike/>
+                <w:sz w:val="16"/>
+                <w:szCs w:val="16"/>
+              </w:rPr>
+              <w:t xml:space="preserve"> </w:t>
+            </w:r>
+            <w:r>
+              <w:rPr>
+                <w:rFonts w:eastAsiaTheme="minorHAnsi" w:hint="eastAsia"/>
+                <w:sz w:val="16"/>
+                <w:szCs w:val="16"/>
+              </w:rPr>
+              <w:t>1</w:t>
+            </w:r>
+            <w:r>
+              <w:rPr>
+                <w:rFonts w:eastAsiaTheme="minorHAnsi" w:hint="eastAsia"/>
+                <w:sz w:val="16"/>
+                <w:szCs w:val="16"/>
+              </w:rPr>
+              <w:t>5일로</w:t>
+            </w:r>
+            <w:r>
+              <w:rPr>
+                <w:rFonts w:eastAsiaTheme="minorHAnsi" w:hint="eastAsia"/>
+                <w:sz w:val="16"/>
+                <w:szCs w:val="16"/>
+              </w:rPr>
+              <w:t>?</w:t>
+            </w:r>
+            <w:r>
+              <w:rPr>
+                <w:rFonts w:eastAsiaTheme="minorHAnsi" w:hint="eastAsia"/>
+                <w:sz w:val="16"/>
+                <w:szCs w:val="16"/>
+              </w:rPr>
+              <w:t xml:space="preserve"> </w:t>
+            </w:r>
+            <w:r>
+              <w:rPr>
+                <w:rFonts w:eastAsiaTheme="minorHAnsi" w:hint="eastAsia"/>
+                <w:sz w:val="16"/>
+                <w:szCs w:val="16"/>
+              </w:rPr>
+              <w:t>아마도</w:t>
+            </w:r>
+          </w:p>
+          <w:p>
+            <w:pPr>
+              <w:widowControl/>
+              <w:wordWrap/>
+              <w:autoSpaceDE/>
+              <w:autoSpaceDN/>
+              <w:rPr>
+                <w:b/>
+                <w:bCs/>
+                <w:sz w:val="16"/>
+                <w:szCs w:val="16"/>
+              </w:rPr>
+            </w:pPr>
+            <w:r>
+              <w:rPr>
+                <w:rFonts w:hint="eastAsia"/>
+                <w:b/>
+                <w:bCs/>
+                <w:sz w:val="16"/>
+                <w:szCs w:val="16"/>
+              </w:rPr>
+              <w:t>RoomMode 추가</w:t>
+            </w:r>
+          </w:p>
+          <w:p>
+            <w:pPr>
+              <w:widowControl/>
+              <w:wordWrap/>
+              <w:autoSpaceDE/>
+              <w:autoSpaceDN/>
+              <w:rPr>
+                <w:b/>
+                <w:bCs/>
+                <w:sz w:val="16"/>
+                <w:szCs w:val="16"/>
+              </w:rPr>
+            </w:pPr>
+            <w:r>
+              <w:rPr>
+                <w:b/>
+                <w:bCs/>
+                <w:sz w:val="16"/>
+                <w:szCs w:val="16"/>
+              </w:rPr>
+              <w:t>S</w:t>
+            </w:r>
+            <w:r>
+              <w:rPr>
+                <w:rFonts w:hint="eastAsia"/>
+                <w:b/>
+                <w:bCs/>
+                <w:sz w:val="16"/>
+                <w:szCs w:val="16"/>
+              </w:rPr>
+              <w:t>endchangereadypacket()클라,서버 생성</w:t>
+            </w:r>
+          </w:p>
+          <w:p>
+            <w:pPr>
+              <w:widowControl/>
+              <w:wordWrap/>
+              <w:autoSpaceDE/>
+              <w:autoSpaceDN/>
+              <w:rPr>
+                <w:b/>
+                <w:bCs/>
+                <w:sz w:val="16"/>
+                <w:szCs w:val="16"/>
+              </w:rPr>
+            </w:pPr>
+          </w:p>
+          <w:p>
+            <w:pPr>
+              <w:widowControl/>
+              <w:wordWrap/>
+              <w:autoSpaceDE/>
+              <w:autoSpaceDN/>
+              <w:rPr>
+                <w:rFonts w:hint="eastAsia"/>
+                <w:sz w:val="16"/>
+                <w:szCs w:val="16"/>
+              </w:rPr>
+            </w:pPr>
+            <w:r>
+              <w:rPr>
+                <w:rFonts w:hint="eastAsia"/>
+                <w:b/>
+                <w:bCs/>
+                <w:sz w:val="16"/>
+                <w:szCs w:val="16"/>
+              </w:rPr>
+              <w:t>클라 3명 레디 -&gt; 게임 시작 확인</w:t>
+            </w:r>
           </w:p>
         </w:tc>
         <w:tc>
@@ -7605,25 +6784,7 @@
                 <w:sz w:val="16"/>
                 <w:szCs w:val="16"/>
               </w:rPr>
-              <w:t xml:space="preserve">대기실 화면 </w:t>
-            </w:r>
-            <w:proofErr w:type="spellStart"/>
-            <w:r>
-              <w:rPr>
-                <w:rFonts w:hint="eastAsia"/>
-                <w:sz w:val="16"/>
-                <w:szCs w:val="16"/>
-              </w:rPr>
-              <w:t>ui</w:t>
-            </w:r>
-            <w:proofErr w:type="spellEnd"/>
-            <w:r>
-              <w:rPr>
-                <w:rFonts w:hint="eastAsia"/>
-                <w:sz w:val="16"/>
-                <w:szCs w:val="16"/>
-              </w:rPr>
-              <w:t xml:space="preserve"> 구현</w:t>
+              <w:t>대기실 화면 ui 구현</w:t>
             </w:r>
           </w:p>
         </w:tc>
@@ -7662,219 +6823,177 @@
                 <w:szCs w:val="16"/>
               </w:rPr>
             </w:pPr>
-            <w:proofErr w:type="spellStart"/>
-            <w:proofErr w:type="gramStart"/>
             <w:r>
               <w:rPr>
                 <w:rFonts w:eastAsiaTheme="minorHAnsi"/>
                 <w:sz w:val="16"/>
                 <w:szCs w:val="16"/>
               </w:rPr>
-              <w:t>WallCollisionCheck</w:t>
-            </w:r>
-            <w:proofErr w:type="spellEnd"/>
-            <w:r>
+              <w:t>WallCollisionCheck() </w:t>
+            </w:r>
+          </w:p>
+          <w:p>
+            <w:pPr>
+              <w:widowControl/>
+              <w:wordWrap/>
+              <w:autoSpaceDE/>
+              <w:autoSpaceDN/>
+              <w:rPr>
+                <w:sz w:val="16"/>
+                <w:szCs w:val="16"/>
+              </w:rPr>
+            </w:pPr>
+          </w:p>
+        </w:tc>
+        <w:tc>
+          <w:tcPr>
+            <w:tcW w:w="1701" w:type="dxa"/>
+          </w:tcPr>
+          <w:p>
+            <w:pPr>
+              <w:widowControl/>
+              <w:wordWrap/>
+              <w:autoSpaceDE/>
+              <w:autoSpaceDN/>
+              <w:rPr>
+                <w:sz w:val="16"/>
+                <w:szCs w:val="16"/>
+              </w:rPr>
+            </w:pPr>
+            <w:r>
+              <w:rPr>
+                <w:rFonts w:hint="eastAsia"/>
+                <w:sz w:val="16"/>
+                <w:szCs w:val="16"/>
+              </w:rPr>
+              <w:t>18</w:t>
+            </w:r>
+          </w:p>
+          <w:p>
+            <w:pPr>
+              <w:widowControl/>
+              <w:wordWrap/>
+              <w:autoSpaceDE/>
+              <w:autoSpaceDN/>
+              <w:rPr>
+                <w:sz w:val="16"/>
+                <w:szCs w:val="16"/>
+              </w:rPr>
+            </w:pPr>
+          </w:p>
+        </w:tc>
+        <w:tc>
+          <w:tcPr>
+            <w:tcW w:w="1701" w:type="dxa"/>
+          </w:tcPr>
+          <w:p>
+            <w:pPr>
+              <w:widowControl/>
+              <w:wordWrap/>
+              <w:autoSpaceDE/>
+              <w:autoSpaceDN/>
+              <w:rPr>
+                <w:color w:val="960000"/>
+                <w:sz w:val="16"/>
+                <w:szCs w:val="16"/>
+              </w:rPr>
+            </w:pPr>
+            <w:r>
+              <w:rPr>
+                <w:rFonts w:hint="eastAsia"/>
+                <w:sz w:val="16"/>
+                <w:szCs w:val="16"/>
+              </w:rPr>
+              <w:t>19</w:t>
+            </w:r>
+          </w:p>
+          <w:p>
+            <w:pPr>
+              <w:widowControl/>
+              <w:wordWrap/>
+              <w:autoSpaceDE/>
+              <w:autoSpaceDN/>
+              <w:rPr>
+                <w:color w:val="960000"/>
+                <w:sz w:val="16"/>
+                <w:szCs w:val="16"/>
+              </w:rPr>
+            </w:pPr>
+            <w:r>
+              <w:rPr>
+                <w:rFonts w:hint="eastAsia"/>
+                <w:color w:val="960000"/>
+                <w:sz w:val="16"/>
+                <w:szCs w:val="16"/>
+              </w:rPr>
+              <w:t>패킷테스트</w:t>
+            </w:r>
+          </w:p>
+          <w:p>
+            <w:pPr>
+              <w:widowControl/>
+              <w:wordWrap/>
+              <w:autoSpaceDE/>
+              <w:autoSpaceDN/>
+              <w:rPr>
+                <w:sz w:val="16"/>
+                <w:szCs w:val="16"/>
+              </w:rPr>
+            </w:pPr>
+            <w:r>
+              <w:rPr>
+                <w:rFonts w:hint="eastAsia"/>
+                <w:color w:val="960000"/>
+                <w:sz w:val="16"/>
+                <w:szCs w:val="16"/>
+              </w:rPr>
+              <w:t>진행 보고</w:t>
+            </w:r>
+          </w:p>
+        </w:tc>
+        <w:tc>
+          <w:tcPr>
+            <w:tcW w:w="1701" w:type="dxa"/>
+          </w:tcPr>
+          <w:p>
+            <w:pPr>
+              <w:widowControl/>
+              <w:wordWrap/>
+              <w:autoSpaceDE/>
+              <w:autoSpaceDN/>
+              <w:rPr>
+                <w:sz w:val="16"/>
+                <w:szCs w:val="16"/>
+              </w:rPr>
+            </w:pPr>
+            <w:r>
+              <w:rPr>
+                <w:rFonts w:hint="eastAsia"/>
+                <w:sz w:val="16"/>
+                <w:szCs w:val="16"/>
+              </w:rPr>
+              <w:t>20</w:t>
+            </w:r>
+          </w:p>
+          <w:p>
+            <w:pPr>
+              <w:widowControl/>
+              <w:wordWrap/>
+              <w:autoSpaceDE/>
+              <w:autoSpaceDN/>
               <w:rPr>
                 <w:rFonts w:eastAsiaTheme="minorHAnsi"/>
                 <w:sz w:val="16"/>
                 <w:szCs w:val="16"/>
               </w:rPr>
-              <w:t>(</w:t>
-            </w:r>
-            <w:proofErr w:type="gramEnd"/>
+            </w:pPr>
             <w:r>
               <w:rPr>
                 <w:rFonts w:eastAsiaTheme="minorHAnsi"/>
                 <w:sz w:val="16"/>
                 <w:szCs w:val="16"/>
               </w:rPr>
-              <w:t>) </w:t>
-            </w:r>
-          </w:p>
-          <w:p>
-            <w:pPr>
-              <w:widowControl/>
-              <w:wordWrap/>
-              <w:autoSpaceDE/>
-              <w:autoSpaceDN/>
-              <w:rPr>
-                <w:sz w:val="16"/>
-                <w:szCs w:val="16"/>
-              </w:rPr>
-            </w:pPr>
-          </w:p>
-        </w:tc>
-        <w:tc>
-          <w:tcPr>
-            <w:tcW w:w="1701" w:type="dxa"/>
-          </w:tcPr>
-          <w:p>
-            <w:pPr>
-              <w:widowControl/>
-              <w:wordWrap/>
-              <w:autoSpaceDE/>
-              <w:autoSpaceDN/>
-              <w:rPr>
-                <w:sz w:val="16"/>
-                <w:szCs w:val="16"/>
-              </w:rPr>
-            </w:pPr>
-            <w:r>
-              <w:rPr>
-                <w:rFonts w:hint="eastAsia"/>
-                <w:sz w:val="16"/>
-                <w:szCs w:val="16"/>
-              </w:rPr>
-              <w:t>18</w:t>
-            </w:r>
-          </w:p>
-          <w:p>
-            <w:pPr>
-              <w:widowControl/>
-              <w:wordWrap/>
-              <w:autoSpaceDE/>
-              <w:autoSpaceDN/>
-              <w:rPr>
-                <w:sz w:val="16"/>
-                <w:szCs w:val="16"/>
-              </w:rPr>
-            </w:pPr>
-          </w:p>
-        </w:tc>
-        <w:tc>
-          <w:tcPr>
-            <w:tcW w:w="1701" w:type="dxa"/>
-          </w:tcPr>
-          <w:p>
-            <w:pPr>
-              <w:widowControl/>
-              <w:wordWrap/>
-              <w:autoSpaceDE/>
-              <w:autoSpaceDN/>
-              <w:rPr>
-                <w:color w:val="960000"/>
-                <w:sz w:val="16"/>
-                <w:szCs w:val="16"/>
-              </w:rPr>
-            </w:pPr>
-            <w:r>
-              <w:rPr>
-                <w:rFonts w:hint="eastAsia"/>
-                <w:sz w:val="16"/>
-                <w:szCs w:val="16"/>
-              </w:rPr>
-              <w:t>19</w:t>
-            </w:r>
-          </w:p>
-          <w:p>
-            <w:pPr>
-              <w:widowControl/>
-              <w:wordWrap/>
-              <w:autoSpaceDE/>
-              <w:autoSpaceDN/>
-              <w:rPr>
-                <w:color w:val="960000"/>
-                <w:sz w:val="16"/>
-                <w:szCs w:val="16"/>
-              </w:rPr>
-            </w:pPr>
-            <w:proofErr w:type="spellStart"/>
-            <w:r>
-              <w:rPr>
-                <w:rFonts w:hint="eastAsia"/>
-                <w:color w:val="960000"/>
-                <w:sz w:val="16"/>
-                <w:szCs w:val="16"/>
-              </w:rPr>
-              <w:t>패킷테스트</w:t>
-            </w:r>
-            <w:proofErr w:type="spellEnd"/>
-          </w:p>
-          <w:p>
-            <w:pPr>
-              <w:widowControl/>
-              <w:wordWrap/>
-              <w:autoSpaceDE/>
-              <w:autoSpaceDN/>
-              <w:rPr>
-                <w:sz w:val="16"/>
-                <w:szCs w:val="16"/>
-              </w:rPr>
-            </w:pPr>
-            <w:r>
-              <w:rPr>
-                <w:rFonts w:hint="eastAsia"/>
-                <w:color w:val="960000"/>
-                <w:sz w:val="16"/>
-                <w:szCs w:val="16"/>
-              </w:rPr>
-              <w:t>진행 보고</w:t>
-            </w:r>
-          </w:p>
-        </w:tc>
-        <w:tc>
-          <w:tcPr>
-            <w:tcW w:w="1701" w:type="dxa"/>
-          </w:tcPr>
-          <w:p>
-            <w:pPr>
-              <w:widowControl/>
-              <w:wordWrap/>
-              <w:autoSpaceDE/>
-              <w:autoSpaceDN/>
-              <w:rPr>
-                <w:sz w:val="16"/>
-                <w:szCs w:val="16"/>
-              </w:rPr>
-            </w:pPr>
-            <w:r>
-              <w:rPr>
-                <w:rFonts w:hint="eastAsia"/>
-                <w:sz w:val="16"/>
-                <w:szCs w:val="16"/>
-              </w:rPr>
-              <w:t>20</w:t>
-            </w:r>
-          </w:p>
-          <w:p>
-            <w:pPr>
-              <w:widowControl/>
-              <w:wordWrap/>
-              <w:autoSpaceDE/>
-              <w:autoSpaceDN/>
-              <w:rPr>
-                <w:rFonts w:eastAsiaTheme="minorHAnsi"/>
-                <w:sz w:val="16"/>
-                <w:szCs w:val="16"/>
-              </w:rPr>
-            </w:pPr>
-            <w:proofErr w:type="spellStart"/>
-            <w:proofErr w:type="gramStart"/>
-            <w:r>
-              <w:rPr>
-                <w:rFonts w:eastAsiaTheme="minorHAnsi"/>
-                <w:sz w:val="16"/>
-                <w:szCs w:val="16"/>
-              </w:rPr>
-              <w:t>PlayerCollisionCheck</w:t>
-            </w:r>
-            <w:proofErr w:type="spellEnd"/>
-            <w:r>
-              <w:rPr>
-                <w:rFonts w:eastAsiaTheme="minorHAnsi"/>
-                <w:sz w:val="16"/>
-                <w:szCs w:val="16"/>
-              </w:rPr>
-              <w:t>(</w:t>
-            </w:r>
-            <w:proofErr w:type="gramEnd"/>
-            <w:r>
-              <w:rPr>
-                <w:rFonts w:eastAsiaTheme="minorHAnsi"/>
-                <w:sz w:val="16"/>
-                <w:szCs w:val="16"/>
-              </w:rPr>
-              <w:t>)</w:t>
+              <w:t>PlayerCollisionCheck()</w:t>
             </w:r>
           </w:p>
           <w:p>
@@ -8118,7 +7237,6 @@
                 <w:szCs w:val="16"/>
               </w:rPr>
             </w:pPr>
-            <w:proofErr w:type="spellStart"/>
             <w:r>
               <w:rPr>
                 <w:rFonts w:hint="eastAsia"/>
@@ -8128,7 +7246,6 @@
               </w:rPr>
               <w:t>패킷테스트</w:t>
             </w:r>
-            <w:proofErr w:type="spellEnd"/>
           </w:p>
           <w:p>
             <w:pPr>
@@ -8411,7 +7528,6 @@
                 <w:szCs w:val="16"/>
               </w:rPr>
             </w:pPr>
-            <w:proofErr w:type="spellStart"/>
             <w:r>
               <w:rPr>
                 <w:rFonts w:hint="eastAsia"/>
@@ -8421,7 +7537,6 @@
               </w:rPr>
               <w:t>패킷테스트</w:t>
             </w:r>
-            <w:proofErr w:type="spellEnd"/>
           </w:p>
           <w:p>
             <w:pPr>
@@ -9472,7 +8587,6 @@
                 <w:szCs w:val="16"/>
               </w:rPr>
             </w:pPr>
-            <w:proofErr w:type="spellStart"/>
             <w:r>
               <w:rPr>
                 <w:rFonts w:hint="eastAsia"/>
@@ -9483,7 +8597,6 @@
               </w:rPr>
               <w:t>NetworkMgr</w:t>
             </w:r>
-            <w:proofErr w:type="spellEnd"/>
           </w:p>
           <w:p>
             <w:pPr>
@@ -9497,7 +8610,6 @@
                 <w:szCs w:val="16"/>
               </w:rPr>
             </w:pPr>
-            <w:proofErr w:type="gramStart"/>
             <w:r>
               <w:rPr>
                 <w:rFonts w:hint="eastAsia"/>
@@ -9506,10 +8618,8 @@
                 <w:sz w:val="16"/>
                 <w:szCs w:val="16"/>
               </w:rPr>
-              <w:t>::</w:t>
-            </w:r>
-            <w:proofErr w:type="spellStart"/>
-            <w:proofErr w:type="gramEnd"/>
+              <w:t>::SendPacket()</w:t>
+            </w:r>
             <w:r>
               <w:rPr>
                 <w:rFonts w:hint="eastAsia"/>
@@ -9518,19 +8628,21 @@
                 <w:sz w:val="16"/>
                 <w:szCs w:val="16"/>
               </w:rPr>
-              <w:t>SendPacket</w:t>
-            </w:r>
-            <w:proofErr w:type="spellEnd"/>
-            <w:r>
-              <w:rPr>
-                <w:rFonts w:hint="eastAsia"/>
+              <w:t>,</w:t>
+            </w:r>
+          </w:p>
+          <w:p>
+            <w:pPr>
+              <w:widowControl/>
+              <w:wordWrap/>
+              <w:autoSpaceDE/>
+              <w:rPr>
                 <w:b/>
                 <w:bCs/>
                 <w:sz w:val="16"/>
                 <w:szCs w:val="16"/>
               </w:rPr>
-              <w:t>()</w:t>
-            </w:r>
+            </w:pPr>
             <w:r>
               <w:rPr>
                 <w:rFonts w:hint="eastAsia"/>
@@ -9539,65 +8651,28 @@
                 <w:sz w:val="16"/>
                 <w:szCs w:val="16"/>
               </w:rPr>
-              <w:t>,</w:t>
-            </w:r>
-          </w:p>
-          <w:p>
-            <w:pPr>
-              <w:widowControl/>
-              <w:wordWrap/>
-              <w:autoSpaceDE/>
-              <w:rPr>
+              <w:t>NetworkMgr</w:t>
+            </w:r>
+          </w:p>
+          <w:p>
+            <w:pPr>
+              <w:widowControl/>
+              <w:wordWrap/>
+              <w:autoSpaceDE/>
+              <w:rPr>
+                <w:sz w:val="16"/>
+                <w:szCs w:val="16"/>
+              </w:rPr>
+            </w:pPr>
+            <w:r>
+              <w:rPr>
+                <w:rFonts w:hint="eastAsia"/>
                 <w:b/>
                 <w:bCs/>
                 <w:sz w:val="16"/>
                 <w:szCs w:val="16"/>
               </w:rPr>
-            </w:pPr>
-            <w:proofErr w:type="spellStart"/>
-            <w:r>
-              <w:rPr>
-                <w:rFonts w:hint="eastAsia"/>
-                <w:b/>
-                <w:bCs/>
-                <w:sz w:val="16"/>
-                <w:szCs w:val="16"/>
-              </w:rPr>
-              <w:t>NetworkMgr</w:t>
-            </w:r>
-            <w:proofErr w:type="spellEnd"/>
-          </w:p>
-          <w:p>
-            <w:pPr>
-              <w:widowControl/>
-              <w:wordWrap/>
-              <w:autoSpaceDE/>
-              <w:rPr>
-                <w:sz w:val="16"/>
-                <w:szCs w:val="16"/>
-              </w:rPr>
-            </w:pPr>
-            <w:proofErr w:type="gramStart"/>
-            <w:r>
-              <w:rPr>
-                <w:rFonts w:hint="eastAsia"/>
-                <w:b/>
-                <w:bCs/>
-                <w:sz w:val="16"/>
-                <w:szCs w:val="16"/>
-              </w:rPr>
-              <w:t>::</w:t>
-            </w:r>
-            <w:proofErr w:type="gramEnd"/>
-            <w:r>
-              <w:rPr>
-                <w:rFonts w:hint="eastAsia"/>
-                <w:b/>
-                <w:bCs/>
-                <w:sz w:val="16"/>
-                <w:szCs w:val="16"/>
-              </w:rPr>
-              <w:t>Init()</w:t>
+              <w:t>::Init()</w:t>
             </w:r>
           </w:p>
         </w:tc>
@@ -9765,29 +8840,7 @@
                 <w:sz w:val="16"/>
                 <w:szCs w:val="16"/>
               </w:rPr>
-              <w:t xml:space="preserve"> </w:t>
-            </w:r>
-            <w:proofErr w:type="spellStart"/>
-            <w:r>
-              <w:rPr>
-                <w:rFonts w:hint="eastAsia"/>
-                <w:b/>
-                <w:bCs/>
-                <w:sz w:val="16"/>
-                <w:szCs w:val="16"/>
-              </w:rPr>
-              <w:t>RecvThread</w:t>
-            </w:r>
-            <w:proofErr w:type="spellEnd"/>
-            <w:r>
-              <w:rPr>
-                <w:rFonts w:hint="eastAsia"/>
-                <w:b/>
-                <w:bCs/>
-                <w:sz w:val="16"/>
-                <w:szCs w:val="16"/>
-              </w:rPr>
-              <w:t>()</w:t>
+              <w:t xml:space="preserve"> RecvThread()</w:t>
             </w:r>
           </w:p>
           <w:p>
@@ -9891,8 +8944,6 @@
                 <w:szCs w:val="16"/>
               </w:rPr>
             </w:pPr>
-            <w:proofErr w:type="spellStart"/>
-            <w:proofErr w:type="gramStart"/>
             <w:r>
               <w:rPr>
                 <w:rFonts w:asciiTheme="majorEastAsia" w:eastAsiaTheme="majorEastAsia" w:hAnsiTheme="majorEastAsia" w:hint="eastAsia"/>
@@ -9901,9 +8952,22 @@
                 <w:sz w:val="16"/>
                 <w:szCs w:val="16"/>
               </w:rPr>
-              <w:t>RecvThread</w:t>
-            </w:r>
-            <w:proofErr w:type="spellEnd"/>
+              <w:t xml:space="preserve">RecvThread(), </w:t>
+            </w:r>
+          </w:p>
+          <w:p>
+            <w:pPr>
+              <w:widowControl/>
+              <w:wordWrap/>
+              <w:autoSpaceDE/>
+              <w:rPr>
+                <w:rFonts w:asciiTheme="majorEastAsia" w:eastAsiaTheme="majorEastAsia" w:hAnsiTheme="majorEastAsia"/>
+                <w:b/>
+                <w:bCs/>
+                <w:sz w:val="16"/>
+                <w:szCs w:val="16"/>
+              </w:rPr>
+            </w:pPr>
             <w:r>
               <w:rPr>
                 <w:rFonts w:asciiTheme="majorEastAsia" w:eastAsiaTheme="majorEastAsia" w:hAnsiTheme="majorEastAsia" w:hint="eastAsia"/>
@@ -9912,66 +8976,7 @@
                 <w:sz w:val="16"/>
                 <w:szCs w:val="16"/>
               </w:rPr>
-              <w:t>(</w:t>
-            </w:r>
-            <w:proofErr w:type="gramEnd"/>
-            <w:r>
-              <w:rPr>
-                <w:rFonts w:asciiTheme="majorEastAsia" w:eastAsiaTheme="majorEastAsia" w:hAnsiTheme="majorEastAsia" w:hint="eastAsia"/>
-                <w:b/>
-                <w:bCs/>
-                <w:sz w:val="16"/>
-                <w:szCs w:val="16"/>
-              </w:rPr>
-              <w:t xml:space="preserve">), </w:t>
-            </w:r>
-          </w:p>
-          <w:p>
-            <w:pPr>
-              <w:widowControl/>
-              <w:wordWrap/>
-              <w:autoSpaceDE/>
-              <w:rPr>
-                <w:rFonts w:asciiTheme="majorEastAsia" w:eastAsiaTheme="majorEastAsia" w:hAnsiTheme="majorEastAsia"/>
-                <w:b/>
-                <w:bCs/>
-                <w:sz w:val="16"/>
-                <w:szCs w:val="16"/>
-              </w:rPr>
-            </w:pPr>
-            <w:proofErr w:type="spellStart"/>
-            <w:proofErr w:type="gramStart"/>
-            <w:r>
-              <w:rPr>
-                <w:rFonts w:asciiTheme="majorEastAsia" w:eastAsiaTheme="majorEastAsia" w:hAnsiTheme="majorEastAsia" w:hint="eastAsia"/>
-                <w:b/>
-                <w:bCs/>
-                <w:sz w:val="16"/>
-                <w:szCs w:val="16"/>
-              </w:rPr>
-              <w:t>Processpacket</w:t>
-            </w:r>
-            <w:proofErr w:type="spellEnd"/>
-            <w:r>
-              <w:rPr>
-                <w:rFonts w:asciiTheme="majorEastAsia" w:eastAsiaTheme="majorEastAsia" w:hAnsiTheme="majorEastAsia" w:hint="eastAsia"/>
-                <w:b/>
-                <w:bCs/>
-                <w:sz w:val="16"/>
-                <w:szCs w:val="16"/>
-              </w:rPr>
-              <w:t>(</w:t>
-            </w:r>
-            <w:proofErr w:type="gramEnd"/>
-            <w:r>
-              <w:rPr>
-                <w:rFonts w:asciiTheme="majorEastAsia" w:eastAsiaTheme="majorEastAsia" w:hAnsiTheme="majorEastAsia" w:hint="eastAsia"/>
-                <w:b/>
-                <w:bCs/>
-                <w:sz w:val="16"/>
-                <w:szCs w:val="16"/>
-              </w:rPr>
-              <w:t>)</w:t>
+              <w:t>Processpacket()</w:t>
             </w:r>
           </w:p>
           <w:p>
@@ -10081,7 +9086,6 @@
                 <w:szCs w:val="16"/>
               </w:rPr>
             </w:pPr>
-            <w:proofErr w:type="spellStart"/>
             <w:r>
               <w:rPr>
                 <w:rFonts w:hint="eastAsia"/>
@@ -10091,7 +9095,6 @@
               </w:rPr>
               <w:t>패킷테스트</w:t>
             </w:r>
-            <w:proofErr w:type="spellEnd"/>
           </w:p>
           <w:p>
             <w:pPr>
@@ -10135,29 +9138,7 @@
                 <w:sz w:val="16"/>
                 <w:szCs w:val="16"/>
               </w:rPr>
-              <w:t xml:space="preserve">클라이언트, 서버 연결 성공, send, </w:t>
-            </w:r>
-            <w:proofErr w:type="spellStart"/>
-            <w:r>
-              <w:rPr>
-                <w:rFonts w:hint="eastAsia"/>
-                <w:b/>
-                <w:bCs/>
-                <w:sz w:val="16"/>
-                <w:szCs w:val="16"/>
-              </w:rPr>
-              <w:t>recv</w:t>
-            </w:r>
-            <w:proofErr w:type="spellEnd"/>
-            <w:r>
-              <w:rPr>
-                <w:rFonts w:hint="eastAsia"/>
-                <w:b/>
-                <w:bCs/>
-                <w:sz w:val="16"/>
-                <w:szCs w:val="16"/>
-              </w:rPr>
-              <w:t xml:space="preserve"> 성공</w:t>
+              <w:t>클라이언트, 서버 연결 성공, send, recv 성공</w:t>
             </w:r>
           </w:p>
         </w:tc>
@@ -10226,7 +9207,6 @@
                 <w:szCs w:val="16"/>
               </w:rPr>
             </w:pPr>
-            <w:proofErr w:type="spellStart"/>
             <w:r>
               <w:rPr>
                 <w:rFonts w:hint="eastAsia"/>
@@ -10237,7 +9217,6 @@
               </w:rPr>
               <w:t>UpdatePosition</w:t>
             </w:r>
-            <w:proofErr w:type="spellEnd"/>
           </w:p>
           <w:p>
             <w:pPr>
@@ -10298,7 +9277,6 @@
                 <w:szCs w:val="16"/>
               </w:rPr>
             </w:pPr>
-            <w:proofErr w:type="spellStart"/>
             <w:r>
               <w:rPr>
                 <w:rFonts w:asciiTheme="majorEastAsia" w:eastAsiaTheme="majorEastAsia" w:hAnsiTheme="majorEastAsia" w:hint="eastAsia"/>
@@ -10309,7 +9287,6 @@
               </w:rPr>
               <w:t>Processpacket</w:t>
             </w:r>
-            <w:proofErr w:type="spellEnd"/>
           </w:p>
           <w:p>
             <w:pPr>
@@ -10567,7 +9544,6 @@
                 <w:szCs w:val="16"/>
               </w:rPr>
             </w:pPr>
-            <w:proofErr w:type="spellStart"/>
             <w:r>
               <w:rPr>
                 <w:rFonts w:hint="eastAsia"/>
@@ -10578,7 +9554,6 @@
               </w:rPr>
               <w:t>send_Game</w:t>
             </w:r>
-            <w:proofErr w:type="spellEnd"/>
           </w:p>
           <w:p>
             <w:pPr>
@@ -10600,51 +9575,7 @@
                 <w:sz w:val="16"/>
                 <w:szCs w:val="16"/>
               </w:rPr>
-              <w:t>_</w:t>
-            </w:r>
-            <w:proofErr w:type="spellStart"/>
-            <w:r>
-              <w:rPr>
-                <w:rFonts w:hint="eastAsia"/>
-                <w:b/>
-                <w:bCs/>
-                <w:sz w:val="16"/>
-                <w:szCs w:val="16"/>
-              </w:rPr>
-              <w:t>Start_</w:t>
-            </w:r>
-            <w:proofErr w:type="gramStart"/>
-            <w:r>
-              <w:rPr>
-                <w:rFonts w:hint="eastAsia"/>
-                <w:b/>
-                <w:bCs/>
-                <w:sz w:val="16"/>
-                <w:szCs w:val="16"/>
-              </w:rPr>
-              <w:t>Packet</w:t>
-            </w:r>
-            <w:proofErr w:type="spellEnd"/>
-            <w:r>
-              <w:rPr>
-                <w:rFonts w:hint="eastAsia"/>
-                <w:b/>
-                <w:bCs/>
-                <w:sz w:val="16"/>
-                <w:szCs w:val="16"/>
-              </w:rPr>
-              <w:t>(</w:t>
-            </w:r>
-            <w:proofErr w:type="gramEnd"/>
-            <w:r>
-              <w:rPr>
-                <w:rFonts w:hint="eastAsia"/>
-                <w:b/>
-                <w:bCs/>
-                <w:sz w:val="16"/>
-                <w:szCs w:val="16"/>
-              </w:rPr>
-              <w:t>)</w:t>
+              <w:t>_Start_Packet()</w:t>
             </w:r>
           </w:p>
           <w:p>
@@ -10706,7 +9637,6 @@
                 <w:szCs w:val="16"/>
               </w:rPr>
             </w:pPr>
-            <w:proofErr w:type="spellStart"/>
             <w:r>
               <w:rPr>
                 <w:rFonts w:asciiTheme="majorEastAsia" w:eastAsiaTheme="majorEastAsia" w:hAnsiTheme="majorEastAsia" w:hint="eastAsia"/>
@@ -10717,7 +9647,6 @@
               </w:rPr>
               <w:t>Processpacket</w:t>
             </w:r>
-            <w:proofErr w:type="spellEnd"/>
           </w:p>
           <w:p>
             <w:pPr>
@@ -10785,7 +9714,6 @@
                 <w:szCs w:val="16"/>
               </w:rPr>
             </w:pPr>
-            <w:proofErr w:type="spellStart"/>
             <w:r>
               <w:rPr>
                 <w:rFonts w:hint="eastAsia"/>
@@ -10795,7 +9723,6 @@
               </w:rPr>
               <w:t>패킷테스트</w:t>
             </w:r>
-            <w:proofErr w:type="spellEnd"/>
           </w:p>
           <w:p>
             <w:pPr>
@@ -10830,7 +9757,6 @@
                 <w:szCs w:val="16"/>
               </w:rPr>
             </w:pPr>
-            <w:proofErr w:type="spellStart"/>
             <w:r>
               <w:rPr>
                 <w:rFonts w:hint="eastAsia"/>
@@ -10841,7 +9767,6 @@
               </w:rPr>
               <w:t>ServerMain</w:t>
             </w:r>
-            <w:proofErr w:type="spellEnd"/>
           </w:p>
           <w:p>
             <w:pPr>
@@ -10963,7 +9888,6 @@
                 <w:szCs w:val="16"/>
               </w:rPr>
             </w:pPr>
-            <w:proofErr w:type="spellStart"/>
             <w:r>
               <w:rPr>
                 <w:rFonts w:hint="eastAsia"/>
@@ -10972,43 +9896,24 @@
               </w:rPr>
               <w:t>send_move</w:t>
             </w:r>
-            <w:proofErr w:type="spellEnd"/>
-          </w:p>
-          <w:p>
-            <w:pPr>
-              <w:widowControl/>
-              <w:wordWrap/>
-              <w:autoSpaceDE/>
-              <w:rPr>
-                <w:sz w:val="16"/>
-                <w:szCs w:val="16"/>
-              </w:rPr>
-            </w:pPr>
-            <w:r>
-              <w:rPr>
-                <w:rFonts w:hint="eastAsia"/>
-                <w:sz w:val="16"/>
-                <w:szCs w:val="16"/>
-              </w:rPr>
-              <w:t>_</w:t>
-            </w:r>
-            <w:proofErr w:type="gramStart"/>
-            <w:r>
-              <w:rPr>
-                <w:rFonts w:hint="eastAsia"/>
-                <w:sz w:val="16"/>
-                <w:szCs w:val="16"/>
-              </w:rPr>
-              <w:t>packet(</w:t>
-            </w:r>
-            <w:proofErr w:type="gramEnd"/>
-            <w:r>
-              <w:rPr>
-                <w:rFonts w:hint="eastAsia"/>
-                <w:sz w:val="16"/>
-                <w:szCs w:val="16"/>
-              </w:rPr>
-              <w:t>)</w:t>
+          </w:p>
+          <w:p>
+            <w:pPr>
+              <w:widowControl/>
+              <w:wordWrap/>
+              <w:autoSpaceDE/>
+              <w:rPr>
+                <w:sz w:val="16"/>
+                <w:szCs w:val="16"/>
+              </w:rPr>
+            </w:pPr>
+            <w:r>
+              <w:rPr>
+                <w:rFonts w:hint="eastAsia"/>
+                <w:sz w:val="16"/>
+                <w:szCs w:val="16"/>
+              </w:rPr>
+              <w:t>_packet()</w:t>
             </w:r>
           </w:p>
           <w:p>
@@ -11150,7 +10055,6 @@
                 <w:szCs w:val="16"/>
               </w:rPr>
             </w:pPr>
-            <w:proofErr w:type="spellStart"/>
             <w:r>
               <w:rPr>
                 <w:rFonts w:asciiTheme="majorEastAsia" w:eastAsiaTheme="majorEastAsia" w:hAnsiTheme="majorEastAsia" w:hint="eastAsia"/>
@@ -11159,7 +10063,6 @@
               </w:rPr>
               <w:t>Processpacket</w:t>
             </w:r>
-            <w:proofErr w:type="spellEnd"/>
           </w:p>
           <w:p>
             <w:pPr>
@@ -11344,7 +10247,6 @@
                 <w:szCs w:val="16"/>
               </w:rPr>
             </w:pPr>
-            <w:proofErr w:type="spellStart"/>
             <w:r>
               <w:rPr>
                 <w:rFonts w:hint="eastAsia"/>
@@ -11354,7 +10256,6 @@
               </w:rPr>
               <w:t>패킷테스트</w:t>
             </w:r>
-            <w:proofErr w:type="spellEnd"/>
           </w:p>
           <w:p>
             <w:pPr>
@@ -11478,41 +10379,13 @@
                 <w:szCs w:val="16"/>
               </w:rPr>
             </w:pPr>
-            <w:proofErr w:type="spellStart"/>
-            <w:r>
-              <w:rPr>
-                <w:rFonts w:hint="eastAsia"/>
-                <w:sz w:val="16"/>
-                <w:szCs w:val="16"/>
-              </w:rPr>
-              <w:t>Finish_</w:t>
-            </w:r>
-            <w:proofErr w:type="gramStart"/>
-            <w:r>
-              <w:rPr>
-                <w:rFonts w:hint="eastAsia"/>
-                <w:sz w:val="16"/>
-                <w:szCs w:val="16"/>
-              </w:rPr>
-              <w:t>packet</w:t>
-            </w:r>
-            <w:proofErr w:type="spellEnd"/>
-            <w:r>
-              <w:rPr>
-                <w:rFonts w:hint="eastAsia"/>
-                <w:sz w:val="16"/>
-                <w:szCs w:val="16"/>
-              </w:rPr>
-              <w:t>(</w:t>
-            </w:r>
-            <w:proofErr w:type="gramEnd"/>
-            <w:r>
-              <w:rPr>
-                <w:rFonts w:hint="eastAsia"/>
-                <w:sz w:val="16"/>
-                <w:szCs w:val="16"/>
-              </w:rPr>
-              <w:t>)</w:t>
+            <w:r>
+              <w:rPr>
+                <w:rFonts w:hint="eastAsia"/>
+                <w:sz w:val="16"/>
+                <w:szCs w:val="16"/>
+              </w:rPr>
+              <w:t>Finish_packet()</w:t>
             </w:r>
           </w:p>
           <w:p>
@@ -11632,7 +10505,6 @@
                 <w:szCs w:val="16"/>
               </w:rPr>
             </w:pPr>
-            <w:proofErr w:type="spellStart"/>
             <w:r>
               <w:rPr>
                 <w:rFonts w:asciiTheme="majorEastAsia" w:eastAsiaTheme="majorEastAsia" w:hAnsiTheme="majorEastAsia" w:hint="eastAsia"/>
@@ -11641,7 +10513,6 @@
               </w:rPr>
               <w:t>Processpacket</w:t>
             </w:r>
-            <w:proofErr w:type="spellEnd"/>
           </w:p>
           <w:p>
             <w:pPr>
@@ -11702,7 +10573,6 @@
                 <w:szCs w:val="16"/>
               </w:rPr>
             </w:pPr>
-            <w:proofErr w:type="spellStart"/>
             <w:r>
               <w:rPr>
                 <w:rFonts w:hint="eastAsia"/>
@@ -11711,7 +10581,6 @@
               </w:rPr>
               <w:t>send_rank</w:t>
             </w:r>
-            <w:proofErr w:type="spellEnd"/>
           </w:p>
           <w:p>
             <w:pPr>
@@ -11820,7 +10689,6 @@
                 <w:szCs w:val="16"/>
               </w:rPr>
             </w:pPr>
-            <w:proofErr w:type="spellStart"/>
             <w:r>
               <w:rPr>
                 <w:rFonts w:hint="eastAsia"/>
@@ -11830,7 +10698,6 @@
               </w:rPr>
               <w:t>패킷테스트</w:t>
             </w:r>
-            <w:proofErr w:type="spellEnd"/>
           </w:p>
           <w:p>
             <w:pPr>
@@ -11893,7 +10760,6 @@
                 <w:szCs w:val="16"/>
               </w:rPr>
             </w:pPr>
-            <w:proofErr w:type="spellStart"/>
             <w:r>
               <w:rPr>
                 <w:rFonts w:hint="eastAsia"/>
@@ -11902,61 +10768,24 @@
               </w:rPr>
               <w:t>send_login</w:t>
             </w:r>
-            <w:proofErr w:type="spellEnd"/>
-          </w:p>
-          <w:p>
-            <w:pPr>
-              <w:widowControl/>
-              <w:wordWrap/>
-              <w:autoSpaceDE/>
-              <w:rPr>
-                <w:sz w:val="16"/>
-                <w:szCs w:val="16"/>
-              </w:rPr>
-            </w:pPr>
-            <w:r>
-              <w:rPr>
-                <w:rFonts w:hint="eastAsia"/>
-                <w:sz w:val="16"/>
-                <w:szCs w:val="16"/>
-              </w:rPr>
-              <w:t>_</w:t>
-            </w:r>
-            <w:proofErr w:type="spellStart"/>
-            <w:r>
-              <w:rPr>
-                <w:rFonts w:hint="eastAsia"/>
-                <w:sz w:val="16"/>
-                <w:szCs w:val="16"/>
-              </w:rPr>
-              <w:t>fail_</w:t>
-            </w:r>
-            <w:proofErr w:type="gramStart"/>
-            <w:r>
-              <w:rPr>
-                <w:rFonts w:hint="eastAsia"/>
-                <w:sz w:val="16"/>
-                <w:szCs w:val="16"/>
-              </w:rPr>
-              <w:t>packet</w:t>
-            </w:r>
-            <w:proofErr w:type="spellEnd"/>
-            <w:r>
-              <w:rPr>
-                <w:rFonts w:hint="eastAsia"/>
-                <w:sz w:val="16"/>
-                <w:szCs w:val="16"/>
-              </w:rPr>
-              <w:t>(</w:t>
-            </w:r>
-            <w:proofErr w:type="gramEnd"/>
-            <w:r>
-              <w:rPr>
-                <w:rFonts w:hint="eastAsia"/>
-                <w:sz w:val="16"/>
-                <w:szCs w:val="16"/>
-              </w:rPr>
-              <w:t>);</w:t>
+          </w:p>
+          <w:p>
+            <w:pPr>
+              <w:widowControl/>
+              <w:wordWrap/>
+              <w:autoSpaceDE/>
+              <w:rPr>
+                <w:sz w:val="16"/>
+                <w:szCs w:val="16"/>
+              </w:rPr>
+            </w:pPr>
+            <w:r>
+              <w:rPr>
+                <w:rFonts w:hint="eastAsia"/>
+                <w:sz w:val="16"/>
+                <w:szCs w:val="16"/>
+              </w:rPr>
+              <w:t>_fail_packet();</w:t>
             </w:r>
           </w:p>
           <w:p>
@@ -12207,7 +11036,6 @@
                 <w:szCs w:val="16"/>
               </w:rPr>
             </w:pPr>
-            <w:proofErr w:type="spellStart"/>
             <w:r>
               <w:rPr>
                 <w:rFonts w:hint="eastAsia"/>
@@ -12217,7 +11045,6 @@
               </w:rPr>
               <w:t>패킷테스트</w:t>
             </w:r>
-            <w:proofErr w:type="spellEnd"/>
           </w:p>
           <w:p>
             <w:pPr>
@@ -12779,7 +11606,7 @@
 </file>
 
 <file path=word/endnotes.xml><?xml version="1.0" encoding="utf-8"?>
-<w:endnotes xmlns:wpc="http://schemas.microsoft.com/office/word/2010/wordprocessingCanvas" xmlns:cx="http://schemas.microsoft.com/office/drawing/2014/chartex" xmlns:cx1="http://schemas.microsoft.com/office/drawing/2015/9/8/chartex" xmlns:cx2="http://schemas.microsoft.com/office/drawing/2015/10/21/chartex" xmlns:cx3="http://schemas.microsoft.com/office/drawing/2016/5/9/chartex" xmlns:cx4="http://schemas.microsoft.com/office/drawing/2016/5/10/chartex" xmlns:cx5="http://schemas.microsoft.com/office/drawing/2016/5/11/chartex" xmlns:cx6="http://schemas.microsoft.com/office/drawing/2016/5/12/chartex" xmlns:cx7="http://schemas.microsoft.com/office/drawing/2016/5/13/chartex" xmlns:cx8="http://schemas.microsoft.com/office/drawing/2016/5/14/chartex" xmlns:mc="http://schemas.openxmlformats.org/markup-compatibility/2006" xmlns:aink="http://schemas.microsoft.com/office/drawing/2016/ink" xmlns:am3d="http://schemas.microsoft.com/office/drawing/2017/model3d" xmlns:o="urn:schemas-microsoft-com:office:office" xmlns:oel="http://schemas.microsoft.com/office/2019/extlst" xmlns:r="http://schemas.openxmlformats.org/officeDocument/2006/relationships" xmlns:m="http://schemas.openxmlformats.org/officeDocument/2006/math" xmlns:v="urn:schemas-microsoft-com:vml" xmlns:wp14="http://schemas.microsoft.com/office/word/2010/wordprocessingDrawing" xmlns:wp="http://schemas.openxmlformats.org/drawingml/2006/wordprocessingDrawing" xmlns:w10="urn:schemas-microsoft-com:office:word" xmlns:w="http://schemas.openxmlformats.org/wordprocessingml/2006/main" xmlns:w14="http://schemas.microsoft.com/office/word/2010/wordml" xmlns:w15="http://schemas.microsoft.com/office/word/2012/wordml" xmlns:w16cex="http://schemas.microsoft.com/office/word/2018/wordml/cex" xmlns:w16cid="http://schemas.microsoft.com/office/word/2016/wordml/cid" xmlns:w16="http://schemas.microsoft.com/office/word/2018/wordml" xmlns:w16sdtdh="http://schemas.microsoft.com/office/word/2020/wordml/sdtdatahash" xmlns:w16se="http://schemas.microsoft.com/office/word/2015/wordml/symex" xmlns:wpg="http://schemas.microsoft.com/office/word/2010/wordprocessingGroup" xmlns:wpi="http://schemas.microsoft.com/office/word/2010/wordprocessingInk" xmlns:wne="http://schemas.microsoft.com/office/word/2006/wordml" xmlns:wps="http://schemas.microsoft.com/office/word/2010/wordprocessingShape" mc:Ignorable="w14 w15 w16se w16cid w16 w16cex w16sdtdh wp14">
+<w:endnotes xmlns:wpc="http://schemas.microsoft.com/office/word/2010/wordprocessingCanvas" xmlns:cx="http://schemas.microsoft.com/office/drawing/2014/chartex" xmlns:cx1="http://schemas.microsoft.com/office/drawing/2015/9/8/chartex" xmlns:cx2="http://schemas.microsoft.com/office/drawing/2015/10/21/chartex" xmlns:cx3="http://schemas.microsoft.com/office/drawing/2016/5/9/chartex" xmlns:cx4="http://schemas.microsoft.com/office/drawing/2016/5/10/chartex" xmlns:cx5="http://schemas.microsoft.com/office/drawing/2016/5/11/chartex" xmlns:cx6="http://schemas.microsoft.com/office/drawing/2016/5/12/chartex" xmlns:cx7="http://schemas.microsoft.com/office/drawing/2016/5/13/chartex" xmlns:cx8="http://schemas.microsoft.com/office/drawing/2016/5/14/chartex" xmlns:mc="http://schemas.openxmlformats.org/markup-compatibility/2006" xmlns:aink="http://schemas.microsoft.com/office/drawing/2016/ink" xmlns:am3d="http://schemas.microsoft.com/office/drawing/2017/model3d" xmlns:o="urn:schemas-microsoft-com:office:office" xmlns:oel="http://schemas.microsoft.com/office/2019/extlst" xmlns:r="http://schemas.openxmlformats.org/officeDocument/2006/relationships" xmlns:m="http://schemas.openxmlformats.org/officeDocument/2006/math" xmlns:v="urn:schemas-microsoft-com:vml" xmlns:wp14="http://schemas.microsoft.com/office/word/2010/wordprocessingDrawing" xmlns:wp="http://schemas.openxmlformats.org/drawingml/2006/wordprocessingDrawing" xmlns:w10="urn:schemas-microsoft-com:office:word" xmlns:w="http://schemas.openxmlformats.org/wordprocessingml/2006/main" xmlns:w14="http://schemas.microsoft.com/office/word/2010/wordml" xmlns:w15="http://schemas.microsoft.com/office/word/2012/wordml" xmlns:w16cex="http://schemas.microsoft.com/office/word/2018/wordml/cex" xmlns:w16cid="http://schemas.microsoft.com/office/word/2016/wordml/cid" xmlns:w16="http://schemas.microsoft.com/office/word/2018/wordml" xmlns:w16du="http://schemas.microsoft.com/office/word/2023/wordml/word16du" xmlns:w16sdtdh="http://schemas.microsoft.com/office/word/2020/wordml/sdtdatahash" xmlns:w16sdtfl="http://schemas.microsoft.com/office/word/2024/wordml/sdtformatlock" xmlns:w16se="http://schemas.microsoft.com/office/word/2015/wordml/symex" xmlns:wpg="http://schemas.microsoft.com/office/word/2010/wordprocessingGroup" xmlns:wpi="http://schemas.microsoft.com/office/word/2010/wordprocessingInk" xmlns:wne="http://schemas.microsoft.com/office/word/2006/wordml" xmlns:wps="http://schemas.microsoft.com/office/word/2010/wordprocessingShape" mc:Ignorable="w14 w15 w16se w16cid w16 w16cex w16sdtdh w16sdtfl w16du wp14">
   <w:endnote w:type="separator" w:id="-1">
     <w:p>
       <w:pPr>
@@ -12804,7 +11631,7 @@
 </file>
 
 <file path=word/footer1.xml><?xml version="1.0" encoding="utf-8"?>
-<w:ftr xmlns:wpc="http://schemas.microsoft.com/office/word/2010/wordprocessingCanvas" xmlns:cx="http://schemas.microsoft.com/office/drawing/2014/chartex" xmlns:cx1="http://schemas.microsoft.com/office/drawing/2015/9/8/chartex" xmlns:cx2="http://schemas.microsoft.com/office/drawing/2015/10/21/chartex" xmlns:cx3="http://schemas.microsoft.com/office/drawing/2016/5/9/chartex" xmlns:cx4="http://schemas.microsoft.com/office/drawing/2016/5/10/chartex" xmlns:cx5="http://schemas.microsoft.com/office/drawing/2016/5/11/chartex" xmlns:cx6="http://schemas.microsoft.com/office/drawing/2016/5/12/chartex" xmlns:cx7="http://schemas.microsoft.com/office/drawing/2016/5/13/chartex" xmlns:cx8="http://schemas.microsoft.com/office/drawing/2016/5/14/chartex" xmlns:mc="http://schemas.openxmlformats.org/markup-compatibility/2006" xmlns:aink="http://schemas.microsoft.com/office/drawing/2016/ink" xmlns:am3d="http://schemas.microsoft.com/office/drawing/2017/model3d" xmlns:o="urn:schemas-microsoft-com:office:office" xmlns:oel="http://schemas.microsoft.com/office/2019/extlst" xmlns:r="http://schemas.openxmlformats.org/officeDocument/2006/relationships" xmlns:m="http://schemas.openxmlformats.org/officeDocument/2006/math" xmlns:v="urn:schemas-microsoft-com:vml" xmlns:wp14="http://schemas.microsoft.com/office/word/2010/wordprocessingDrawing" xmlns:wp="http://schemas.openxmlformats.org/drawingml/2006/wordprocessingDrawing" xmlns:w10="urn:schemas-microsoft-com:office:word" xmlns:w="http://schemas.openxmlformats.org/wordprocessingml/2006/main" xmlns:w14="http://schemas.microsoft.com/office/word/2010/wordml" xmlns:w15="http://schemas.microsoft.com/office/word/2012/wordml" xmlns:w16cex="http://schemas.microsoft.com/office/word/2018/wordml/cex" xmlns:w16cid="http://schemas.microsoft.com/office/word/2016/wordml/cid" xmlns:w16="http://schemas.microsoft.com/office/word/2018/wordml" xmlns:w16sdtdh="http://schemas.microsoft.com/office/word/2020/wordml/sdtdatahash" xmlns:w16se="http://schemas.microsoft.com/office/word/2015/wordml/symex" xmlns:wpg="http://schemas.microsoft.com/office/word/2010/wordprocessingGroup" xmlns:wpi="http://schemas.microsoft.com/office/word/2010/wordprocessingInk" xmlns:wne="http://schemas.microsoft.com/office/word/2006/wordml" xmlns:wps="http://schemas.microsoft.com/office/word/2010/wordprocessingShape" mc:Ignorable="w14 w15 w16se w16cid w16 w16cex w16sdtdh wp14">
+<w:ftr xmlns:wpc="http://schemas.microsoft.com/office/word/2010/wordprocessingCanvas" xmlns:cx="http://schemas.microsoft.com/office/drawing/2014/chartex" xmlns:cx1="http://schemas.microsoft.com/office/drawing/2015/9/8/chartex" xmlns:cx2="http://schemas.microsoft.com/office/drawing/2015/10/21/chartex" xmlns:cx3="http://schemas.microsoft.com/office/drawing/2016/5/9/chartex" xmlns:cx4="http://schemas.microsoft.com/office/drawing/2016/5/10/chartex" xmlns:cx5="http://schemas.microsoft.com/office/drawing/2016/5/11/chartex" xmlns:cx6="http://schemas.microsoft.com/office/drawing/2016/5/12/chartex" xmlns:cx7="http://schemas.microsoft.com/office/drawing/2016/5/13/chartex" xmlns:cx8="http://schemas.microsoft.com/office/drawing/2016/5/14/chartex" xmlns:mc="http://schemas.openxmlformats.org/markup-compatibility/2006" xmlns:aink="http://schemas.microsoft.com/office/drawing/2016/ink" xmlns:am3d="http://schemas.microsoft.com/office/drawing/2017/model3d" xmlns:o="urn:schemas-microsoft-com:office:office" xmlns:oel="http://schemas.microsoft.com/office/2019/extlst" xmlns:r="http://schemas.openxmlformats.org/officeDocument/2006/relationships" xmlns:m="http://schemas.openxmlformats.org/officeDocument/2006/math" xmlns:v="urn:schemas-microsoft-com:vml" xmlns:wp14="http://schemas.microsoft.com/office/word/2010/wordprocessingDrawing" xmlns:wp="http://schemas.openxmlformats.org/drawingml/2006/wordprocessingDrawing" xmlns:w10="urn:schemas-microsoft-com:office:word" xmlns:w="http://schemas.openxmlformats.org/wordprocessingml/2006/main" xmlns:w14="http://schemas.microsoft.com/office/word/2010/wordml" xmlns:w15="http://schemas.microsoft.com/office/word/2012/wordml" xmlns:w16cex="http://schemas.microsoft.com/office/word/2018/wordml/cex" xmlns:w16cid="http://schemas.microsoft.com/office/word/2016/wordml/cid" xmlns:w16="http://schemas.microsoft.com/office/word/2018/wordml" xmlns:w16du="http://schemas.microsoft.com/office/word/2023/wordml/word16du" xmlns:w16sdtdh="http://schemas.microsoft.com/office/word/2020/wordml/sdtdatahash" xmlns:w16sdtfl="http://schemas.microsoft.com/office/word/2024/wordml/sdtformatlock" xmlns:w16se="http://schemas.microsoft.com/office/word/2015/wordml/symex" xmlns:wpg="http://schemas.microsoft.com/office/word/2010/wordprocessingGroup" xmlns:wpi="http://schemas.microsoft.com/office/word/2010/wordprocessingInk" xmlns:wne="http://schemas.microsoft.com/office/word/2006/wordml" xmlns:wps="http://schemas.microsoft.com/office/word/2010/wordprocessingShape" mc:Ignorable="w14 w15 w16se w16cid w16 w16cex w16sdtdh w16sdtfl w16du wp14">
   <w:sdt>
     <w:sdtPr>
       <w:id w:val="1471174885"/>
@@ -12849,7 +11676,7 @@
 </file>
 
 <file path=word/footnotes.xml><?xml version="1.0" encoding="utf-8"?>
-<w:footnotes xmlns:wpc="http://schemas.microsoft.com/office/word/2010/wordprocessingCanvas" xmlns:cx="http://schemas.microsoft.com/office/drawing/2014/chartex" xmlns:cx1="http://schemas.microsoft.com/office/drawing/2015/9/8/chartex" xmlns:cx2="http://schemas.microsoft.com/office/drawing/2015/10/21/chartex" xmlns:cx3="http://schemas.microsoft.com/office/drawing/2016/5/9/chartex" xmlns:cx4="http://schemas.microsoft.com/office/drawing/2016/5/10/chartex" xmlns:cx5="http://schemas.microsoft.com/office/drawing/2016/5/11/chartex" xmlns:cx6="http://schemas.microsoft.com/office/drawing/2016/5/12/chartex" xmlns:cx7="http://schemas.microsoft.com/office/drawing/2016/5/13/chartex" xmlns:cx8="http://schemas.microsoft.com/office/drawing/2016/5/14/chartex" xmlns:mc="http://schemas.openxmlformats.org/markup-compatibility/2006" xmlns:aink="http://schemas.microsoft.com/office/drawing/2016/ink" xmlns:am3d="http://schemas.microsoft.com/office/drawing/2017/model3d" xmlns:o="urn:schemas-microsoft-com:office:office" xmlns:oel="http://schemas.microsoft.com/office/2019/extlst" xmlns:r="http://schemas.openxmlformats.org/officeDocument/2006/relationships" xmlns:m="http://schemas.openxmlformats.org/officeDocument/2006/math" xmlns:v="urn:schemas-microsoft-com:vml" xmlns:wp14="http://schemas.microsoft.com/office/word/2010/wordprocessingDrawing" xmlns:wp="http://schemas.openxmlformats.org/drawingml/2006/wordprocessingDrawing" xmlns:w10="urn:schemas-microsoft-com:office:word" xmlns:w="http://schemas.openxmlformats.org/wordprocessingml/2006/main" xmlns:w14="http://schemas.microsoft.com/office/word/2010/wordml" xmlns:w15="http://schemas.microsoft.com/office/word/2012/wordml" xmlns:w16cex="http://schemas.microsoft.com/office/word/2018/wordml/cex" xmlns:w16cid="http://schemas.microsoft.com/office/word/2016/wordml/cid" xmlns:w16="http://schemas.microsoft.com/office/word/2018/wordml" xmlns:w16sdtdh="http://schemas.microsoft.com/office/word/2020/wordml/sdtdatahash" xmlns:w16se="http://schemas.microsoft.com/office/word/2015/wordml/symex" xmlns:wpg="http://schemas.microsoft.com/office/word/2010/wordprocessingGroup" xmlns:wpi="http://schemas.microsoft.com/office/word/2010/wordprocessingInk" xmlns:wne="http://schemas.microsoft.com/office/word/2006/wordml" xmlns:wps="http://schemas.microsoft.com/office/word/2010/wordprocessingShape" mc:Ignorable="w14 w15 w16se w16cid w16 w16cex w16sdtdh wp14">
+<w:footnotes xmlns:wpc="http://schemas.microsoft.com/office/word/2010/wordprocessingCanvas" xmlns:cx="http://schemas.microsoft.com/office/drawing/2014/chartex" xmlns:cx1="http://schemas.microsoft.com/office/drawing/2015/9/8/chartex" xmlns:cx2="http://schemas.microsoft.com/office/drawing/2015/10/21/chartex" xmlns:cx3="http://schemas.microsoft.com/office/drawing/2016/5/9/chartex" xmlns:cx4="http://schemas.microsoft.com/office/drawing/2016/5/10/chartex" xmlns:cx5="http://schemas.microsoft.com/office/drawing/2016/5/11/chartex" xmlns:cx6="http://schemas.microsoft.com/office/drawing/2016/5/12/chartex" xmlns:cx7="http://schemas.microsoft.com/office/drawing/2016/5/13/chartex" xmlns:cx8="http://schemas.microsoft.com/office/drawing/2016/5/14/chartex" xmlns:mc="http://schemas.openxmlformats.org/markup-compatibility/2006" xmlns:aink="http://schemas.microsoft.com/office/drawing/2016/ink" xmlns:am3d="http://schemas.microsoft.com/office/drawing/2017/model3d" xmlns:o="urn:schemas-microsoft-com:office:office" xmlns:oel="http://schemas.microsoft.com/office/2019/extlst" xmlns:r="http://schemas.openxmlformats.org/officeDocument/2006/relationships" xmlns:m="http://schemas.openxmlformats.org/officeDocument/2006/math" xmlns:v="urn:schemas-microsoft-com:vml" xmlns:wp14="http://schemas.microsoft.com/office/word/2010/wordprocessingDrawing" xmlns:wp="http://schemas.openxmlformats.org/drawingml/2006/wordprocessingDrawing" xmlns:w10="urn:schemas-microsoft-com:office:word" xmlns:w="http://schemas.openxmlformats.org/wordprocessingml/2006/main" xmlns:w14="http://schemas.microsoft.com/office/word/2010/wordml" xmlns:w15="http://schemas.microsoft.com/office/word/2012/wordml" xmlns:w16cex="http://schemas.microsoft.com/office/word/2018/wordml/cex" xmlns:w16cid="http://schemas.microsoft.com/office/word/2016/wordml/cid" xmlns:w16="http://schemas.microsoft.com/office/word/2018/wordml" xmlns:w16du="http://schemas.microsoft.com/office/word/2023/wordml/word16du" xmlns:w16sdtdh="http://schemas.microsoft.com/office/word/2020/wordml/sdtdatahash" xmlns:w16sdtfl="http://schemas.microsoft.com/office/word/2024/wordml/sdtformatlock" xmlns:w16se="http://schemas.microsoft.com/office/word/2015/wordml/symex" xmlns:wpg="http://schemas.microsoft.com/office/word/2010/wordprocessingGroup" xmlns:wpi="http://schemas.microsoft.com/office/word/2010/wordprocessingInk" xmlns:wne="http://schemas.microsoft.com/office/word/2006/wordml" xmlns:wps="http://schemas.microsoft.com/office/word/2010/wordprocessingShape" mc:Ignorable="w14 w15 w16se w16cid w16 w16cex w16sdtdh w16sdtfl w16du wp14">
   <w:footnote w:type="separator" w:id="-1">
     <w:p>
       <w:pPr>
@@ -12874,7 +11701,7 @@
 </file>
 
 <file path=word/numbering.xml><?xml version="1.0" encoding="utf-8"?>
-<w:numbering xmlns:wpc="http://schemas.microsoft.com/office/word/2010/wordprocessingCanvas" xmlns:cx="http://schemas.microsoft.com/office/drawing/2014/chartex" xmlns:cx1="http://schemas.microsoft.com/office/drawing/2015/9/8/chartex" xmlns:cx2="http://schemas.microsoft.com/office/drawing/2015/10/21/chartex" xmlns:cx3="http://schemas.microsoft.com/office/drawing/2016/5/9/chartex" xmlns:cx4="http://schemas.microsoft.com/office/drawing/2016/5/10/chartex" xmlns:cx5="http://schemas.microsoft.com/office/drawing/2016/5/11/chartex" xmlns:cx6="http://schemas.microsoft.com/office/drawing/2016/5/12/chartex" xmlns:cx7="http://schemas.microsoft.com/office/drawing/2016/5/13/chartex" xmlns:cx8="http://schemas.microsoft.com/office/drawing/2016/5/14/chartex" xmlns:mc="http://schemas.openxmlformats.org/markup-compatibility/2006" xmlns:aink="http://schemas.microsoft.com/office/drawing/2016/ink" xmlns:am3d="http://schemas.microsoft.com/office/drawing/2017/model3d" xmlns:o="urn:schemas-microsoft-com:office:office" xmlns:oel="http://schemas.microsoft.com/office/2019/extlst" xmlns:r="http://schemas.openxmlformats.org/officeDocument/2006/relationships" xmlns:m="http://schemas.openxmlformats.org/officeDocument/2006/math" xmlns:v="urn:schemas-microsoft-com:vml" xmlns:wp14="http://schemas.microsoft.com/office/word/2010/wordprocessingDrawing" xmlns:wp="http://schemas.openxmlformats.org/drawingml/2006/wordprocessingDrawing" xmlns:w10="urn:schemas-microsoft-com:office:word" xmlns:w="http://schemas.openxmlformats.org/wordprocessingml/2006/main" xmlns:w14="http://schemas.microsoft.com/office/word/2010/wordml" xmlns:w15="http://schemas.microsoft.com/office/word/2012/wordml" xmlns:w16cex="http://schemas.microsoft.com/office/word/2018/wordml/cex" xmlns:w16cid="http://schemas.microsoft.com/office/word/2016/wordml/cid" xmlns:w16="http://schemas.microsoft.com/office/word/2018/wordml" xmlns:w16sdtdh="http://schemas.microsoft.com/office/word/2020/wordml/sdtdatahash" xmlns:w16se="http://schemas.microsoft.com/office/word/2015/wordml/symex" xmlns:wpg="http://schemas.microsoft.com/office/word/2010/wordprocessingGroup" xmlns:wpi="http://schemas.microsoft.com/office/word/2010/wordprocessingInk" xmlns:wne="http://schemas.microsoft.com/office/word/2006/wordml" xmlns:wps="http://schemas.microsoft.com/office/word/2010/wordprocessingShape" mc:Ignorable="w14 w15 w16se w16cid w16 w16cex w16sdtdh wp14">
+<w:numbering xmlns:wpc="http://schemas.microsoft.com/office/word/2010/wordprocessingCanvas" xmlns:cx="http://schemas.microsoft.com/office/drawing/2014/chartex" xmlns:cx1="http://schemas.microsoft.com/office/drawing/2015/9/8/chartex" xmlns:cx2="http://schemas.microsoft.com/office/drawing/2015/10/21/chartex" xmlns:cx3="http://schemas.microsoft.com/office/drawing/2016/5/9/chartex" xmlns:cx4="http://schemas.microsoft.com/office/drawing/2016/5/10/chartex" xmlns:cx5="http://schemas.microsoft.com/office/drawing/2016/5/11/chartex" xmlns:cx6="http://schemas.microsoft.com/office/drawing/2016/5/12/chartex" xmlns:cx7="http://schemas.microsoft.com/office/drawing/2016/5/13/chartex" xmlns:cx8="http://schemas.microsoft.com/office/drawing/2016/5/14/chartex" xmlns:mc="http://schemas.openxmlformats.org/markup-compatibility/2006" xmlns:aink="http://schemas.microsoft.com/office/drawing/2016/ink" xmlns:am3d="http://schemas.microsoft.com/office/drawing/2017/model3d" xmlns:o="urn:schemas-microsoft-com:office:office" xmlns:oel="http://schemas.microsoft.com/office/2019/extlst" xmlns:r="http://schemas.openxmlformats.org/officeDocument/2006/relationships" xmlns:m="http://schemas.openxmlformats.org/officeDocument/2006/math" xmlns:v="urn:schemas-microsoft-com:vml" xmlns:wp14="http://schemas.microsoft.com/office/word/2010/wordprocessingDrawing" xmlns:wp="http://schemas.openxmlformats.org/drawingml/2006/wordprocessingDrawing" xmlns:w10="urn:schemas-microsoft-com:office:word" xmlns:w="http://schemas.openxmlformats.org/wordprocessingml/2006/main" xmlns:w14="http://schemas.microsoft.com/office/word/2010/wordml" xmlns:w15="http://schemas.microsoft.com/office/word/2012/wordml" xmlns:w16cex="http://schemas.microsoft.com/office/word/2018/wordml/cex" xmlns:w16cid="http://schemas.microsoft.com/office/word/2016/wordml/cid" xmlns:w16="http://schemas.microsoft.com/office/word/2018/wordml" xmlns:w16du="http://schemas.microsoft.com/office/word/2023/wordml/word16du" xmlns:w16sdtdh="http://schemas.microsoft.com/office/word/2020/wordml/sdtdatahash" xmlns:w16sdtfl="http://schemas.microsoft.com/office/word/2024/wordml/sdtformatlock" xmlns:w16se="http://schemas.microsoft.com/office/word/2015/wordml/symex" xmlns:wpg="http://schemas.microsoft.com/office/word/2010/wordprocessingGroup" xmlns:wpi="http://schemas.microsoft.com/office/word/2010/wordprocessingInk" xmlns:wne="http://schemas.microsoft.com/office/word/2006/wordml" xmlns:wps="http://schemas.microsoft.com/office/word/2010/wordprocessingShape" mc:Ignorable="w14 w15 w16se w16cid w16 w16cex w16sdtdh w16sdtfl w16du wp14">
   <w:abstractNum w:abstractNumId="0" w15:restartNumberingAfterBreak="0">
     <w:nsid w:val="05E96921"/>
     <w:multiLevelType w:val="hybridMultilevel"/>
@@ -15215,7 +14042,7 @@
 </file>
 
 <file path=word/styles.xml><?xml version="1.0" encoding="utf-8"?>
-<w:styles xmlns:mc="http://schemas.openxmlformats.org/markup-compatibility/2006" xmlns:r="http://schemas.openxmlformats.org/officeDocument/2006/relationships" xmlns:w="http://schemas.openxmlformats.org/wordprocessingml/2006/main" xmlns:w14="http://schemas.microsoft.com/office/word/2010/wordml" xmlns:w15="http://schemas.microsoft.com/office/word/2012/wordml" xmlns:w16cex="http://schemas.microsoft.com/office/word/2018/wordml/cex" xmlns:w16cid="http://schemas.microsoft.com/office/word/2016/wordml/cid" xmlns:w16="http://schemas.microsoft.com/office/word/2018/wordml" xmlns:w16sdtdh="http://schemas.microsoft.com/office/word/2020/wordml/sdtdatahash" xmlns:w16se="http://schemas.microsoft.com/office/word/2015/wordml/symex" mc:Ignorable="w14 w15 w16se w16cid w16 w16cex w16sdtdh">
+<w:styles xmlns:mc="http://schemas.openxmlformats.org/markup-compatibility/2006" xmlns:r="http://schemas.openxmlformats.org/officeDocument/2006/relationships" xmlns:w="http://schemas.openxmlformats.org/wordprocessingml/2006/main" xmlns:w14="http://schemas.microsoft.com/office/word/2010/wordml" xmlns:w15="http://schemas.microsoft.com/office/word/2012/wordml" xmlns:w16cex="http://schemas.microsoft.com/office/word/2018/wordml/cex" xmlns:w16cid="http://schemas.microsoft.com/office/word/2016/wordml/cid" xmlns:w16="http://schemas.microsoft.com/office/word/2018/wordml" xmlns:w16du="http://schemas.microsoft.com/office/word/2023/wordml/word16du" xmlns:w16sdtdh="http://schemas.microsoft.com/office/word/2020/wordml/sdtdatahash" xmlns:w16sdtfl="http://schemas.microsoft.com/office/word/2024/wordml/sdtformatlock" xmlns:w16se="http://schemas.microsoft.com/office/word/2015/wordml/symex" mc:Ignorable="w14 w15 w16se w16cid w16 w16cex w16sdtdh w16sdtfl w16du">
   <w:docDefaults>
     <w:rPrDefault>
       <w:rPr>

--- a/진척 관리.docx
+++ b/진척 관리.docx
@@ -210,6 +210,7 @@
                 <w:szCs w:val="20"/>
               </w:rPr>
             </w:pPr>
+            <w:proofErr w:type="spellStart"/>
             <w:r>
               <w:rPr>
                 <w:b/>
@@ -227,7 +228,18 @@
                 <w:sz w:val="20"/>
                 <w:szCs w:val="20"/>
               </w:rPr>
-              <w:t>rotocol.h 파일 생성</w:t>
+              <w:t>rotocol.h</w:t>
+            </w:r>
+            <w:proofErr w:type="spellEnd"/>
+            <w:r>
+              <w:rPr>
+                <w:rFonts w:hint="eastAsia"/>
+                <w:b/>
+                <w:bCs/>
+                <w:sz w:val="20"/>
+                <w:szCs w:val="20"/>
+              </w:rPr>
+              <w:t xml:space="preserve"> 파일 생성</w:t>
             </w:r>
           </w:p>
         </w:tc>
@@ -402,7 +414,25 @@
                 <w:sz w:val="20"/>
                 <w:szCs w:val="20"/>
               </w:rPr>
-              <w:t>메인 함수 및 메인쓰레드 생성</w:t>
+              <w:t xml:space="preserve">메인 함수 및 </w:t>
+            </w:r>
+            <w:proofErr w:type="spellStart"/>
+            <w:r>
+              <w:rPr>
+                <w:rFonts w:hint="eastAsia"/>
+                <w:sz w:val="20"/>
+                <w:szCs w:val="20"/>
+              </w:rPr>
+              <w:t>메인쓰레드</w:t>
+            </w:r>
+            <w:proofErr w:type="spellEnd"/>
+            <w:r>
+              <w:rPr>
+                <w:rFonts w:hint="eastAsia"/>
+                <w:sz w:val="20"/>
+                <w:szCs w:val="20"/>
+              </w:rPr>
+              <w:t xml:space="preserve"> 생성</w:t>
             </w:r>
           </w:p>
         </w:tc>
@@ -423,6 +453,7 @@
                 <w:szCs w:val="20"/>
               </w:rPr>
             </w:pPr>
+            <w:proofErr w:type="spellStart"/>
             <w:r>
               <w:rPr>
                 <w:rFonts w:hint="eastAsia"/>
@@ -433,6 +464,7 @@
               </w:rPr>
               <w:t>ServerMain</w:t>
             </w:r>
+            <w:proofErr w:type="spellEnd"/>
           </w:p>
         </w:tc>
         <w:tc>
@@ -519,6 +551,7 @@
                 <w:szCs w:val="20"/>
               </w:rPr>
             </w:pPr>
+            <w:proofErr w:type="gramStart"/>
             <w:r>
               <w:rPr>
                 <w:rFonts w:hint="eastAsia"/>
@@ -529,14 +562,46 @@
               </w:rPr>
               <w:t>Player::</w:t>
             </w:r>
-            <w:r>
-              <w:rPr>
-                <w:b/>
-                <w:bCs/>
-                <w:sz w:val="20"/>
-                <w:szCs w:val="20"/>
-              </w:rPr>
-              <w:t>recv_packet();</w:t>
+            <w:proofErr w:type="spellStart"/>
+            <w:proofErr w:type="gramEnd"/>
+            <w:r>
+              <w:rPr>
+                <w:b/>
+                <w:bCs/>
+                <w:sz w:val="20"/>
+                <w:szCs w:val="20"/>
+              </w:rPr>
+              <w:t>recv_</w:t>
+            </w:r>
+            <w:proofErr w:type="gramStart"/>
+            <w:r>
+              <w:rPr>
+                <w:b/>
+                <w:bCs/>
+                <w:sz w:val="20"/>
+                <w:szCs w:val="20"/>
+              </w:rPr>
+              <w:t>packet</w:t>
+            </w:r>
+            <w:proofErr w:type="spellEnd"/>
+            <w:r>
+              <w:rPr>
+                <w:b/>
+                <w:bCs/>
+                <w:sz w:val="20"/>
+                <w:szCs w:val="20"/>
+              </w:rPr>
+              <w:t>(</w:t>
+            </w:r>
+            <w:proofErr w:type="gramEnd"/>
+            <w:r>
+              <w:rPr>
+                <w:b/>
+                <w:bCs/>
+                <w:sz w:val="20"/>
+                <w:szCs w:val="20"/>
+              </w:rPr>
+              <w:t>);</w:t>
             </w:r>
           </w:p>
         </w:tc>
@@ -624,24 +689,67 @@
                 <w:szCs w:val="20"/>
               </w:rPr>
             </w:pPr>
-            <w:r>
-              <w:rPr>
-                <w:rFonts w:hint="eastAsia"/>
-                <w:b/>
-                <w:bCs/>
-                <w:sz w:val="20"/>
-                <w:szCs w:val="20"/>
-              </w:rPr>
-              <w:t>Player::send</w:t>
-            </w:r>
-            <w:r>
-              <w:rPr>
-                <w:b/>
-                <w:bCs/>
-                <w:sz w:val="20"/>
-                <w:szCs w:val="20"/>
-              </w:rPr>
-              <w:t>_packet();</w:t>
+            <w:proofErr w:type="gramStart"/>
+            <w:r>
+              <w:rPr>
+                <w:rFonts w:hint="eastAsia"/>
+                <w:b/>
+                <w:bCs/>
+                <w:sz w:val="20"/>
+                <w:szCs w:val="20"/>
+              </w:rPr>
+              <w:t>Player::</w:t>
+            </w:r>
+            <w:proofErr w:type="spellStart"/>
+            <w:proofErr w:type="gramEnd"/>
+            <w:r>
+              <w:rPr>
+                <w:rFonts w:hint="eastAsia"/>
+                <w:b/>
+                <w:bCs/>
+                <w:sz w:val="20"/>
+                <w:szCs w:val="20"/>
+              </w:rPr>
+              <w:t>send</w:t>
+            </w:r>
+            <w:r>
+              <w:rPr>
+                <w:b/>
+                <w:bCs/>
+                <w:sz w:val="20"/>
+                <w:szCs w:val="20"/>
+              </w:rPr>
+              <w:t>_</w:t>
+            </w:r>
+            <w:proofErr w:type="gramStart"/>
+            <w:r>
+              <w:rPr>
+                <w:b/>
+                <w:bCs/>
+                <w:sz w:val="20"/>
+                <w:szCs w:val="20"/>
+              </w:rPr>
+              <w:t>packet</w:t>
+            </w:r>
+            <w:proofErr w:type="spellEnd"/>
+            <w:r>
+              <w:rPr>
+                <w:b/>
+                <w:bCs/>
+                <w:sz w:val="20"/>
+                <w:szCs w:val="20"/>
+              </w:rPr>
+              <w:t>(</w:t>
+            </w:r>
+            <w:proofErr w:type="gramEnd"/>
+            <w:r>
+              <w:rPr>
+                <w:b/>
+                <w:bCs/>
+                <w:sz w:val="20"/>
+                <w:szCs w:val="20"/>
+              </w:rPr>
+              <w:t>);</w:t>
             </w:r>
           </w:p>
         </w:tc>
@@ -737,28 +845,92 @@
                 <w:sz w:val="20"/>
                 <w:szCs w:val="20"/>
               </w:rPr>
-              <w:t>void send_playerInfo_packet();</w:t>
-            </w:r>
-          </w:p>
-          <w:p>
-            <w:pPr>
-              <w:widowControl/>
-              <w:wordWrap/>
-              <w:autoSpaceDE/>
-              <w:autoSpaceDN/>
+              <w:t xml:space="preserve">void </w:t>
+            </w:r>
+            <w:proofErr w:type="spellStart"/>
+            <w:r>
               <w:rPr>
                 <w:rFonts w:eastAsiaTheme="minorHAnsi"/>
                 <w:sz w:val="20"/>
                 <w:szCs w:val="20"/>
               </w:rPr>
-            </w:pPr>
+              <w:t>send_playerInfo_</w:t>
+            </w:r>
+            <w:proofErr w:type="gramStart"/>
             <w:r>
               <w:rPr>
                 <w:rFonts w:eastAsiaTheme="minorHAnsi"/>
                 <w:sz w:val="20"/>
                 <w:szCs w:val="20"/>
               </w:rPr>
-              <w:t>void send_login_fail_packet();</w:t>
+              <w:t>packet</w:t>
+            </w:r>
+            <w:proofErr w:type="spellEnd"/>
+            <w:r>
+              <w:rPr>
+                <w:rFonts w:eastAsiaTheme="minorHAnsi"/>
+                <w:sz w:val="20"/>
+                <w:szCs w:val="20"/>
+              </w:rPr>
+              <w:t>();</w:t>
+            </w:r>
+            <w:proofErr w:type="gramEnd"/>
+          </w:p>
+          <w:p>
+            <w:pPr>
+              <w:widowControl/>
+              <w:wordWrap/>
+              <w:autoSpaceDE/>
+              <w:autoSpaceDN/>
+              <w:rPr>
+                <w:rFonts w:eastAsiaTheme="minorHAnsi"/>
+                <w:sz w:val="20"/>
+                <w:szCs w:val="20"/>
+              </w:rPr>
+            </w:pPr>
+            <w:r>
+              <w:rPr>
+                <w:rFonts w:eastAsiaTheme="minorHAnsi"/>
+                <w:sz w:val="20"/>
+                <w:szCs w:val="20"/>
+              </w:rPr>
+              <w:t xml:space="preserve">void </w:t>
+            </w:r>
+            <w:proofErr w:type="spellStart"/>
+            <w:r>
+              <w:rPr>
+                <w:rFonts w:eastAsiaTheme="minorHAnsi"/>
+                <w:sz w:val="20"/>
+                <w:szCs w:val="20"/>
+              </w:rPr>
+              <w:t>send_login_fail_</w:t>
+            </w:r>
+            <w:proofErr w:type="gramStart"/>
+            <w:r>
+              <w:rPr>
+                <w:rFonts w:eastAsiaTheme="minorHAnsi"/>
+                <w:sz w:val="20"/>
+                <w:szCs w:val="20"/>
+              </w:rPr>
+              <w:t>packet</w:t>
+            </w:r>
+            <w:proofErr w:type="spellEnd"/>
+            <w:r>
+              <w:rPr>
+                <w:rFonts w:eastAsiaTheme="minorHAnsi"/>
+                <w:sz w:val="20"/>
+                <w:szCs w:val="20"/>
+              </w:rPr>
+              <w:t>(</w:t>
+            </w:r>
+            <w:proofErr w:type="gramEnd"/>
+            <w:r>
+              <w:rPr>
+                <w:rFonts w:eastAsiaTheme="minorHAnsi"/>
+                <w:sz w:val="20"/>
+                <w:szCs w:val="20"/>
+              </w:rPr>
+              <w:t>);</w:t>
             </w:r>
           </w:p>
         </w:tc>
@@ -858,28 +1030,142 @@
                 <w:sz w:val="20"/>
                 <w:szCs w:val="20"/>
               </w:rPr>
-              <w:t>void send_enter_room_packet(int target_id);</w:t>
-            </w:r>
-          </w:p>
-          <w:p>
-            <w:pPr>
-              <w:widowControl/>
-              <w:wordWrap/>
-              <w:autoSpaceDE/>
-              <w:autoSpaceDN/>
+              <w:t xml:space="preserve">void </w:t>
+            </w:r>
+            <w:proofErr w:type="spellStart"/>
+            <w:r>
               <w:rPr>
                 <w:rFonts w:eastAsiaTheme="minorHAnsi"/>
-                <w:sz w:val="20"/>
-                <w:szCs w:val="20"/>
-              </w:rPr>
-            </w:pPr>
+                <w:b/>
+                <w:bCs/>
+                <w:sz w:val="20"/>
+                <w:szCs w:val="20"/>
+              </w:rPr>
+              <w:t>send_enter_room_</w:t>
+            </w:r>
+            <w:proofErr w:type="gramStart"/>
             <w:r>
               <w:rPr>
                 <w:rFonts w:eastAsiaTheme="minorHAnsi"/>
-                <w:sz w:val="20"/>
-                <w:szCs w:val="20"/>
-              </w:rPr>
-              <w:t>void send_ready_packet(target_id);</w:t>
+                <w:b/>
+                <w:bCs/>
+                <w:sz w:val="20"/>
+                <w:szCs w:val="20"/>
+              </w:rPr>
+              <w:t>packet</w:t>
+            </w:r>
+            <w:proofErr w:type="spellEnd"/>
+            <w:r>
+              <w:rPr>
+                <w:rFonts w:eastAsiaTheme="minorHAnsi"/>
+                <w:b/>
+                <w:bCs/>
+                <w:sz w:val="20"/>
+                <w:szCs w:val="20"/>
+              </w:rPr>
+              <w:t>(</w:t>
+            </w:r>
+            <w:proofErr w:type="gramEnd"/>
+            <w:r>
+              <w:rPr>
+                <w:rFonts w:eastAsiaTheme="minorHAnsi"/>
+                <w:b/>
+                <w:bCs/>
+                <w:sz w:val="20"/>
+                <w:szCs w:val="20"/>
+              </w:rPr>
+              <w:t xml:space="preserve">int </w:t>
+            </w:r>
+            <w:proofErr w:type="spellStart"/>
+            <w:r>
+              <w:rPr>
+                <w:rFonts w:eastAsiaTheme="minorHAnsi"/>
+                <w:b/>
+                <w:bCs/>
+                <w:sz w:val="20"/>
+                <w:szCs w:val="20"/>
+              </w:rPr>
+              <w:t>target_id</w:t>
+            </w:r>
+            <w:proofErr w:type="spellEnd"/>
+            <w:proofErr w:type="gramStart"/>
+            <w:r>
+              <w:rPr>
+                <w:rFonts w:eastAsiaTheme="minorHAnsi"/>
+                <w:b/>
+                <w:bCs/>
+                <w:sz w:val="20"/>
+                <w:szCs w:val="20"/>
+              </w:rPr>
+              <w:t>);</w:t>
+            </w:r>
+            <w:proofErr w:type="gramEnd"/>
+          </w:p>
+          <w:p>
+            <w:pPr>
+              <w:widowControl/>
+              <w:wordWrap/>
+              <w:autoSpaceDE/>
+              <w:autoSpaceDN/>
+              <w:rPr>
+                <w:rFonts w:eastAsiaTheme="minorHAnsi"/>
+                <w:sz w:val="20"/>
+                <w:szCs w:val="20"/>
+              </w:rPr>
+            </w:pPr>
+            <w:r>
+              <w:rPr>
+                <w:rFonts w:eastAsiaTheme="minorHAnsi"/>
+                <w:sz w:val="20"/>
+                <w:szCs w:val="20"/>
+              </w:rPr>
+              <w:t xml:space="preserve">void </w:t>
+            </w:r>
+            <w:proofErr w:type="spellStart"/>
+            <w:r>
+              <w:rPr>
+                <w:rFonts w:eastAsiaTheme="minorHAnsi"/>
+                <w:sz w:val="20"/>
+                <w:szCs w:val="20"/>
+              </w:rPr>
+              <w:t>send_ready_packet</w:t>
+            </w:r>
+            <w:proofErr w:type="spellEnd"/>
+            <w:r>
+              <w:rPr>
+                <w:rFonts w:eastAsiaTheme="minorHAnsi"/>
+                <w:sz w:val="20"/>
+                <w:szCs w:val="20"/>
+              </w:rPr>
+              <w:t>(</w:t>
+            </w:r>
+            <w:proofErr w:type="spellStart"/>
+            <w:proofErr w:type="gramStart"/>
+            <w:r>
+              <w:rPr>
+                <w:rFonts w:eastAsiaTheme="minorHAnsi"/>
+                <w:sz w:val="20"/>
+                <w:szCs w:val="20"/>
+              </w:rPr>
+              <w:t>target</w:t>
+            </w:r>
+            <w:proofErr w:type="gramEnd"/>
+            <w:r>
+              <w:rPr>
+                <w:rFonts w:eastAsiaTheme="minorHAnsi"/>
+                <w:sz w:val="20"/>
+                <w:szCs w:val="20"/>
+              </w:rPr>
+              <w:t>_id</w:t>
+            </w:r>
+            <w:proofErr w:type="spellEnd"/>
+            <w:r>
+              <w:rPr>
+                <w:rFonts w:eastAsiaTheme="minorHAnsi"/>
+                <w:sz w:val="20"/>
+                <w:szCs w:val="20"/>
+              </w:rPr>
+              <w:t>);</w:t>
             </w:r>
           </w:p>
         </w:tc>
@@ -972,7 +1258,43 @@
                 <w:sz w:val="20"/>
                 <w:szCs w:val="20"/>
               </w:rPr>
-              <w:t>void send_booster_packet(target_id);</w:t>
+              <w:t xml:space="preserve">void </w:t>
+            </w:r>
+            <w:proofErr w:type="spellStart"/>
+            <w:r>
+              <w:rPr>
+                <w:rFonts w:eastAsiaTheme="minorHAnsi"/>
+                <w:sz w:val="20"/>
+                <w:szCs w:val="20"/>
+              </w:rPr>
+              <w:t>send_booster_packet</w:t>
+            </w:r>
+            <w:proofErr w:type="spellEnd"/>
+            <w:r>
+              <w:rPr>
+                <w:rFonts w:eastAsiaTheme="minorHAnsi"/>
+                <w:sz w:val="20"/>
+                <w:szCs w:val="20"/>
+              </w:rPr>
+              <w:t>(</w:t>
+            </w:r>
+            <w:proofErr w:type="spellStart"/>
+            <w:r>
+              <w:rPr>
+                <w:rFonts w:eastAsiaTheme="minorHAnsi"/>
+                <w:sz w:val="20"/>
+                <w:szCs w:val="20"/>
+              </w:rPr>
+              <w:t>target_id</w:t>
+            </w:r>
+            <w:proofErr w:type="spellEnd"/>
+            <w:r>
+              <w:rPr>
+                <w:rFonts w:eastAsiaTheme="minorHAnsi"/>
+                <w:sz w:val="20"/>
+                <w:szCs w:val="20"/>
+              </w:rPr>
+              <w:t>);</w:t>
             </w:r>
           </w:p>
         </w:tc>
@@ -1064,7 +1386,61 @@
                 <w:sz w:val="20"/>
                 <w:szCs w:val="20"/>
               </w:rPr>
-              <w:t>void send_rank_packet(int target_id);</w:t>
+              <w:t xml:space="preserve">void </w:t>
+            </w:r>
+            <w:proofErr w:type="spellStart"/>
+            <w:r>
+              <w:rPr>
+                <w:rFonts w:eastAsiaTheme="minorHAnsi"/>
+                <w:sz w:val="20"/>
+                <w:szCs w:val="20"/>
+              </w:rPr>
+              <w:t>send_rank_</w:t>
+            </w:r>
+            <w:proofErr w:type="gramStart"/>
+            <w:r>
+              <w:rPr>
+                <w:rFonts w:eastAsiaTheme="minorHAnsi"/>
+                <w:sz w:val="20"/>
+                <w:szCs w:val="20"/>
+              </w:rPr>
+              <w:t>packet</w:t>
+            </w:r>
+            <w:proofErr w:type="spellEnd"/>
+            <w:r>
+              <w:rPr>
+                <w:rFonts w:eastAsiaTheme="minorHAnsi"/>
+                <w:sz w:val="20"/>
+                <w:szCs w:val="20"/>
+              </w:rPr>
+              <w:t>(</w:t>
+            </w:r>
+            <w:proofErr w:type="gramEnd"/>
+            <w:r>
+              <w:rPr>
+                <w:rFonts w:eastAsiaTheme="minorHAnsi"/>
+                <w:sz w:val="20"/>
+                <w:szCs w:val="20"/>
+              </w:rPr>
+              <w:t xml:space="preserve">int </w:t>
+            </w:r>
+            <w:proofErr w:type="spellStart"/>
+            <w:r>
+              <w:rPr>
+                <w:rFonts w:eastAsiaTheme="minorHAnsi"/>
+                <w:sz w:val="20"/>
+                <w:szCs w:val="20"/>
+              </w:rPr>
+              <w:t>target_id</w:t>
+            </w:r>
+            <w:proofErr w:type="spellEnd"/>
+            <w:r>
+              <w:rPr>
+                <w:rFonts w:eastAsiaTheme="minorHAnsi"/>
+                <w:sz w:val="20"/>
+                <w:szCs w:val="20"/>
+              </w:rPr>
+              <w:t>);</w:t>
             </w:r>
           </w:p>
         </w:tc>
@@ -1131,7 +1507,25 @@
                 <w:sz w:val="20"/>
                 <w:szCs w:val="20"/>
               </w:rPr>
-              <w:t>게임 시작.게임 종료</w:t>
+              <w:t xml:space="preserve">게임 </w:t>
+            </w:r>
+            <w:proofErr w:type="gramStart"/>
+            <w:r>
+              <w:rPr>
+                <w:rFonts w:hint="eastAsia"/>
+                <w:sz w:val="20"/>
+                <w:szCs w:val="20"/>
+              </w:rPr>
+              <w:t>시작.게임</w:t>
+            </w:r>
+            <w:proofErr w:type="gramEnd"/>
+            <w:r>
+              <w:rPr>
+                <w:rFonts w:hint="eastAsia"/>
+                <w:sz w:val="20"/>
+                <w:szCs w:val="20"/>
+              </w:rPr>
+              <w:t xml:space="preserve"> 종료</w:t>
             </w:r>
           </w:p>
         </w:tc>
@@ -1165,7 +1559,61 @@
                 <w:sz w:val="20"/>
                 <w:szCs w:val="20"/>
               </w:rPr>
-              <w:t>oid send_Game_Start_Packet(int target_id)</w:t>
+              <w:t xml:space="preserve">oid </w:t>
+            </w:r>
+            <w:proofErr w:type="spellStart"/>
+            <w:r>
+              <w:rPr>
+                <w:rFonts w:eastAsiaTheme="minorHAnsi" w:hint="eastAsia"/>
+                <w:sz w:val="20"/>
+                <w:szCs w:val="20"/>
+              </w:rPr>
+              <w:t>send_Game_Start_</w:t>
+            </w:r>
+            <w:proofErr w:type="gramStart"/>
+            <w:r>
+              <w:rPr>
+                <w:rFonts w:eastAsiaTheme="minorHAnsi" w:hint="eastAsia"/>
+                <w:sz w:val="20"/>
+                <w:szCs w:val="20"/>
+              </w:rPr>
+              <w:t>Packet</w:t>
+            </w:r>
+            <w:proofErr w:type="spellEnd"/>
+            <w:r>
+              <w:rPr>
+                <w:rFonts w:eastAsiaTheme="minorHAnsi" w:hint="eastAsia"/>
+                <w:sz w:val="20"/>
+                <w:szCs w:val="20"/>
+              </w:rPr>
+              <w:t>(</w:t>
+            </w:r>
+            <w:proofErr w:type="gramEnd"/>
+            <w:r>
+              <w:rPr>
+                <w:rFonts w:eastAsiaTheme="minorHAnsi" w:hint="eastAsia"/>
+                <w:sz w:val="20"/>
+                <w:szCs w:val="20"/>
+              </w:rPr>
+              <w:t xml:space="preserve">int </w:t>
+            </w:r>
+            <w:proofErr w:type="spellStart"/>
+            <w:r>
+              <w:rPr>
+                <w:rFonts w:eastAsiaTheme="minorHAnsi" w:hint="eastAsia"/>
+                <w:sz w:val="20"/>
+                <w:szCs w:val="20"/>
+              </w:rPr>
+              <w:t>target_id</w:t>
+            </w:r>
+            <w:proofErr w:type="spellEnd"/>
+            <w:r>
+              <w:rPr>
+                <w:rFonts w:eastAsiaTheme="minorHAnsi" w:hint="eastAsia"/>
+                <w:sz w:val="20"/>
+                <w:szCs w:val="20"/>
+              </w:rPr>
+              <w:t>)</w:t>
             </w:r>
           </w:p>
           <w:p>
@@ -1185,7 +1633,16 @@
                 <w:sz w:val="20"/>
                 <w:szCs w:val="20"/>
               </w:rPr>
-              <w:t>void send_</w:t>
+              <w:t xml:space="preserve">void </w:t>
+            </w:r>
+            <w:proofErr w:type="spellStart"/>
+            <w:r>
+              <w:rPr>
+                <w:rFonts w:eastAsiaTheme="minorHAnsi"/>
+                <w:sz w:val="20"/>
+                <w:szCs w:val="20"/>
+              </w:rPr>
+              <w:t>send_</w:t>
             </w:r>
             <w:r>
               <w:rPr>
@@ -1201,7 +1658,52 @@
                 <w:sz w:val="20"/>
                 <w:szCs w:val="20"/>
               </w:rPr>
-              <w:t>_packet(int target_id);</w:t>
+              <w:t>_</w:t>
+            </w:r>
+            <w:proofErr w:type="gramStart"/>
+            <w:r>
+              <w:rPr>
+                <w:rFonts w:eastAsiaTheme="minorHAnsi"/>
+                <w:sz w:val="20"/>
+                <w:szCs w:val="20"/>
+              </w:rPr>
+              <w:t>packet</w:t>
+            </w:r>
+            <w:proofErr w:type="spellEnd"/>
+            <w:r>
+              <w:rPr>
+                <w:rFonts w:eastAsiaTheme="minorHAnsi"/>
+                <w:sz w:val="20"/>
+                <w:szCs w:val="20"/>
+              </w:rPr>
+              <w:t>(</w:t>
+            </w:r>
+            <w:proofErr w:type="gramEnd"/>
+            <w:r>
+              <w:rPr>
+                <w:rFonts w:eastAsiaTheme="minorHAnsi"/>
+                <w:sz w:val="20"/>
+                <w:szCs w:val="20"/>
+              </w:rPr>
+              <w:t xml:space="preserve">int </w:t>
+            </w:r>
+            <w:proofErr w:type="spellStart"/>
+            <w:r>
+              <w:rPr>
+                <w:rFonts w:eastAsiaTheme="minorHAnsi"/>
+                <w:sz w:val="20"/>
+                <w:szCs w:val="20"/>
+              </w:rPr>
+              <w:t>target_id</w:t>
+            </w:r>
+            <w:proofErr w:type="spellEnd"/>
+            <w:r>
+              <w:rPr>
+                <w:rFonts w:eastAsiaTheme="minorHAnsi"/>
+                <w:sz w:val="20"/>
+                <w:szCs w:val="20"/>
+              </w:rPr>
+              <w:t>);</w:t>
             </w:r>
           </w:p>
         </w:tc>
@@ -1288,13 +1790,23 @@
                 <w:szCs w:val="20"/>
               </w:rPr>
             </w:pPr>
-            <w:r>
-              <w:rPr>
-                <w:rFonts w:hint="eastAsia"/>
-                <w:sz w:val="20"/>
-                <w:szCs w:val="20"/>
-              </w:rPr>
-              <w:t>UpdatePosition Thread</w:t>
+            <w:proofErr w:type="spellStart"/>
+            <w:r>
+              <w:rPr>
+                <w:rFonts w:hint="eastAsia"/>
+                <w:sz w:val="20"/>
+                <w:szCs w:val="20"/>
+              </w:rPr>
+              <w:t>UpdatePosition</w:t>
+            </w:r>
+            <w:proofErr w:type="spellEnd"/>
+            <w:r>
+              <w:rPr>
+                <w:rFonts w:hint="eastAsia"/>
+                <w:sz w:val="20"/>
+                <w:szCs w:val="20"/>
+              </w:rPr>
+              <w:t xml:space="preserve"> Thread</w:t>
             </w:r>
             <w:r>
               <w:rPr>
@@ -1323,7 +1835,43 @@
                 <w:sz w:val="20"/>
                 <w:szCs w:val="20"/>
               </w:rPr>
-              <w:t>void send_move_packet(target_id);</w:t>
+              <w:t xml:space="preserve">void </w:t>
+            </w:r>
+            <w:proofErr w:type="spellStart"/>
+            <w:r>
+              <w:rPr>
+                <w:rFonts w:eastAsiaTheme="minorHAnsi"/>
+                <w:sz w:val="20"/>
+                <w:szCs w:val="20"/>
+              </w:rPr>
+              <w:t>send_move_packet</w:t>
+            </w:r>
+            <w:proofErr w:type="spellEnd"/>
+            <w:r>
+              <w:rPr>
+                <w:rFonts w:eastAsiaTheme="minorHAnsi"/>
+                <w:sz w:val="20"/>
+                <w:szCs w:val="20"/>
+              </w:rPr>
+              <w:t>(</w:t>
+            </w:r>
+            <w:proofErr w:type="spellStart"/>
+            <w:r>
+              <w:rPr>
+                <w:rFonts w:eastAsiaTheme="minorHAnsi"/>
+                <w:sz w:val="20"/>
+                <w:szCs w:val="20"/>
+              </w:rPr>
+              <w:t>target_id</w:t>
+            </w:r>
+            <w:proofErr w:type="spellEnd"/>
+            <w:r>
+              <w:rPr>
+                <w:rFonts w:eastAsiaTheme="minorHAnsi"/>
+                <w:sz w:val="20"/>
+                <w:szCs w:val="20"/>
+              </w:rPr>
+              <w:t>);</w:t>
             </w:r>
           </w:p>
         </w:tc>
@@ -1424,28 +1972,84 @@
                 <w:sz w:val="20"/>
                 <w:szCs w:val="20"/>
               </w:rPr>
-              <w:t>bool CollisionCheck()</w:t>
-            </w:r>
-          </w:p>
-          <w:p>
-            <w:pPr>
-              <w:widowControl/>
-              <w:wordWrap/>
-              <w:autoSpaceDE/>
-              <w:autoSpaceDN/>
+              <w:t xml:space="preserve">bool </w:t>
+            </w:r>
+            <w:proofErr w:type="spellStart"/>
+            <w:proofErr w:type="gramStart"/>
+            <w:r>
               <w:rPr>
                 <w:rFonts w:eastAsiaTheme="minorHAnsi"/>
                 <w:sz w:val="20"/>
                 <w:szCs w:val="20"/>
               </w:rPr>
-            </w:pPr>
+              <w:t>CollisionCheck</w:t>
+            </w:r>
+            <w:proofErr w:type="spellEnd"/>
             <w:r>
               <w:rPr>
                 <w:rFonts w:eastAsiaTheme="minorHAnsi"/>
                 <w:sz w:val="20"/>
                 <w:szCs w:val="20"/>
               </w:rPr>
-              <w:t>void PlayerCollisionCheck()</w:t>
+              <w:t>(</w:t>
+            </w:r>
+            <w:proofErr w:type="gramEnd"/>
+            <w:r>
+              <w:rPr>
+                <w:rFonts w:eastAsiaTheme="minorHAnsi"/>
+                <w:sz w:val="20"/>
+                <w:szCs w:val="20"/>
+              </w:rPr>
+              <w:t>)</w:t>
+            </w:r>
+          </w:p>
+          <w:p>
+            <w:pPr>
+              <w:widowControl/>
+              <w:wordWrap/>
+              <w:autoSpaceDE/>
+              <w:autoSpaceDN/>
+              <w:rPr>
+                <w:rFonts w:eastAsiaTheme="minorHAnsi"/>
+                <w:sz w:val="20"/>
+                <w:szCs w:val="20"/>
+              </w:rPr>
+            </w:pPr>
+            <w:r>
+              <w:rPr>
+                <w:rFonts w:eastAsiaTheme="minorHAnsi"/>
+                <w:sz w:val="20"/>
+                <w:szCs w:val="20"/>
+              </w:rPr>
+              <w:t xml:space="preserve">void </w:t>
+            </w:r>
+            <w:proofErr w:type="spellStart"/>
+            <w:proofErr w:type="gramStart"/>
+            <w:r>
+              <w:rPr>
+                <w:rFonts w:eastAsiaTheme="minorHAnsi"/>
+                <w:sz w:val="20"/>
+                <w:szCs w:val="20"/>
+              </w:rPr>
+              <w:t>PlayerCollisionCheck</w:t>
+            </w:r>
+            <w:proofErr w:type="spellEnd"/>
+            <w:r>
+              <w:rPr>
+                <w:rFonts w:eastAsiaTheme="minorHAnsi"/>
+                <w:sz w:val="20"/>
+                <w:szCs w:val="20"/>
+              </w:rPr>
+              <w:t>(</w:t>
+            </w:r>
+            <w:proofErr w:type="gramEnd"/>
+            <w:r>
+              <w:rPr>
+                <w:rFonts w:eastAsiaTheme="minorHAnsi"/>
+                <w:sz w:val="20"/>
+                <w:szCs w:val="20"/>
+              </w:rPr>
+              <w:t>)</w:t>
             </w:r>
           </w:p>
         </w:tc>
@@ -1464,6 +2068,7 @@
                 <w:szCs w:val="20"/>
               </w:rPr>
             </w:pPr>
+            <w:proofErr w:type="spellStart"/>
             <w:r>
               <w:rPr>
                 <w:rFonts w:hint="eastAsia"/>
@@ -1472,6 +2077,7 @@
               </w:rPr>
               <w:t>유영빈</w:t>
             </w:r>
+            <w:proofErr w:type="spellEnd"/>
           </w:p>
         </w:tc>
       </w:tr>
@@ -1538,7 +2144,35 @@
                 <w:sz w:val="20"/>
                 <w:szCs w:val="20"/>
               </w:rPr>
-              <w:t>void WallCollisionCheck()</w:t>
+              <w:t xml:space="preserve">void </w:t>
+            </w:r>
+            <w:proofErr w:type="spellStart"/>
+            <w:proofErr w:type="gramStart"/>
+            <w:r>
+              <w:rPr>
+                <w:rFonts w:eastAsiaTheme="minorHAnsi"/>
+                <w:sz w:val="20"/>
+                <w:szCs w:val="20"/>
+              </w:rPr>
+              <w:t>WallCollisionCheck</w:t>
+            </w:r>
+            <w:proofErr w:type="spellEnd"/>
+            <w:r>
+              <w:rPr>
+                <w:rFonts w:eastAsiaTheme="minorHAnsi"/>
+                <w:sz w:val="20"/>
+                <w:szCs w:val="20"/>
+              </w:rPr>
+              <w:t>(</w:t>
+            </w:r>
+            <w:proofErr w:type="gramEnd"/>
+            <w:r>
+              <w:rPr>
+                <w:rFonts w:eastAsiaTheme="minorHAnsi"/>
+                <w:sz w:val="20"/>
+                <w:szCs w:val="20"/>
+              </w:rPr>
+              <w:t>)</w:t>
             </w:r>
             <w:r>
               <w:rPr>
@@ -1565,6 +2199,7 @@
                 <w:szCs w:val="20"/>
               </w:rPr>
             </w:pPr>
+            <w:proofErr w:type="spellStart"/>
             <w:r>
               <w:rPr>
                 <w:rFonts w:hint="eastAsia"/>
@@ -1573,6 +2208,7 @@
               </w:rPr>
               <w:t>유영빈</w:t>
             </w:r>
+            <w:proofErr w:type="spellEnd"/>
           </w:p>
         </w:tc>
       </w:tr>
@@ -1607,13 +2243,23 @@
                 <w:szCs w:val="20"/>
               </w:rPr>
             </w:pPr>
-            <w:r>
-              <w:rPr>
-                <w:rFonts w:hint="eastAsia"/>
-                <w:sz w:val="20"/>
-                <w:szCs w:val="20"/>
-              </w:rPr>
-              <w:t>클라에서 받은</w:t>
+            <w:proofErr w:type="spellStart"/>
+            <w:r>
+              <w:rPr>
+                <w:rFonts w:hint="eastAsia"/>
+                <w:sz w:val="20"/>
+                <w:szCs w:val="20"/>
+              </w:rPr>
+              <w:t>클라에서</w:t>
+            </w:r>
+            <w:proofErr w:type="spellEnd"/>
+            <w:r>
+              <w:rPr>
+                <w:rFonts w:hint="eastAsia"/>
+                <w:sz w:val="20"/>
+                <w:szCs w:val="20"/>
+              </w:rPr>
+              <w:t xml:space="preserve"> 받은</w:t>
             </w:r>
             <w:r>
               <w:rPr>
@@ -1643,6 +2289,7 @@
                 <w:szCs w:val="20"/>
               </w:rPr>
             </w:pPr>
+            <w:proofErr w:type="spellStart"/>
             <w:r>
               <w:rPr>
                 <w:rFonts w:hint="eastAsia"/>
@@ -1653,6 +2300,7 @@
               </w:rPr>
               <w:t>ClientThread</w:t>
             </w:r>
+            <w:proofErr w:type="spellEnd"/>
           </w:p>
         </w:tc>
         <w:tc>
@@ -1740,6 +2388,7 @@
                 <w:szCs w:val="20"/>
               </w:rPr>
             </w:pPr>
+            <w:proofErr w:type="spellStart"/>
             <w:r>
               <w:rPr>
                 <w:rFonts w:eastAsiaTheme="minorHAnsi"/>
@@ -1760,6 +2409,7 @@
               </w:rPr>
               <w:t>rocess_packet</w:t>
             </w:r>
+            <w:proofErr w:type="spellEnd"/>
           </w:p>
         </w:tc>
         <w:tc>
@@ -1900,13 +2550,23 @@
                 <w:szCs w:val="20"/>
               </w:rPr>
             </w:pPr>
-            <w:r>
-              <w:rPr>
-                <w:rFonts w:hint="eastAsia"/>
-                <w:sz w:val="20"/>
-                <w:szCs w:val="20"/>
-              </w:rPr>
-              <w:t>유영빈, 양현서</w:t>
+            <w:proofErr w:type="spellStart"/>
+            <w:r>
+              <w:rPr>
+                <w:rFonts w:hint="eastAsia"/>
+                <w:sz w:val="20"/>
+                <w:szCs w:val="20"/>
+              </w:rPr>
+              <w:t>유영빈</w:t>
+            </w:r>
+            <w:proofErr w:type="spellEnd"/>
+            <w:r>
+              <w:rPr>
+                <w:rFonts w:hint="eastAsia"/>
+                <w:sz w:val="20"/>
+                <w:szCs w:val="20"/>
+              </w:rPr>
+              <w:t>, 양현서</w:t>
             </w:r>
           </w:p>
         </w:tc>
@@ -1983,6 +2643,7 @@
               </w:rPr>
               <w:t xml:space="preserve">lass </w:t>
             </w:r>
+            <w:proofErr w:type="spellStart"/>
             <w:r>
               <w:rPr>
                 <w:rFonts w:asciiTheme="majorEastAsia" w:eastAsiaTheme="majorEastAsia" w:hAnsiTheme="majorEastAsia" w:hint="eastAsia"/>
@@ -1991,6 +2652,7 @@
               </w:rPr>
               <w:t>NetworkMgr</w:t>
             </w:r>
+            <w:proofErr w:type="spellEnd"/>
             <w:r>
               <w:rPr>
                 <w:rFonts w:asciiTheme="majorEastAsia" w:eastAsiaTheme="majorEastAsia" w:hAnsiTheme="majorEastAsia" w:hint="eastAsia"/>
@@ -2016,26 +2678,85 @@
                 <w:sz w:val="20"/>
                 <w:szCs w:val="20"/>
               </w:rPr>
-              <w:t>bool NetworkMgr::Init()</w:t>
-            </w:r>
-          </w:p>
-          <w:p>
-            <w:pPr>
-              <w:widowControl/>
-              <w:wordWrap/>
-              <w:autoSpaceDE/>
-              <w:autoSpaceDN/>
-              <w:rPr>
-                <w:sz w:val="20"/>
-                <w:szCs w:val="20"/>
-              </w:rPr>
-            </w:pPr>
-            <w:r>
-              <w:rPr>
-                <w:sz w:val="20"/>
-                <w:szCs w:val="20"/>
-              </w:rPr>
-              <w:t>NetworkMgr::SendPacket()</w:t>
+              <w:t xml:space="preserve">bool </w:t>
+            </w:r>
+            <w:proofErr w:type="spellStart"/>
+            <w:proofErr w:type="gramStart"/>
+            <w:r>
+              <w:rPr>
+                <w:sz w:val="20"/>
+                <w:szCs w:val="20"/>
+              </w:rPr>
+              <w:t>NetworkMgr</w:t>
+            </w:r>
+            <w:proofErr w:type="spellEnd"/>
+            <w:r>
+              <w:rPr>
+                <w:sz w:val="20"/>
+                <w:szCs w:val="20"/>
+              </w:rPr>
+              <w:t>::Init(</w:t>
+            </w:r>
+            <w:proofErr w:type="gramEnd"/>
+            <w:r>
+              <w:rPr>
+                <w:sz w:val="20"/>
+                <w:szCs w:val="20"/>
+              </w:rPr>
+              <w:t>)</w:t>
+            </w:r>
+          </w:p>
+          <w:p>
+            <w:pPr>
+              <w:widowControl/>
+              <w:wordWrap/>
+              <w:autoSpaceDE/>
+              <w:autoSpaceDN/>
+              <w:rPr>
+                <w:sz w:val="20"/>
+                <w:szCs w:val="20"/>
+              </w:rPr>
+            </w:pPr>
+            <w:proofErr w:type="spellStart"/>
+            <w:proofErr w:type="gramStart"/>
+            <w:r>
+              <w:rPr>
+                <w:sz w:val="20"/>
+                <w:szCs w:val="20"/>
+              </w:rPr>
+              <w:t>NetworkMgr</w:t>
+            </w:r>
+            <w:proofErr w:type="spellEnd"/>
+            <w:r>
+              <w:rPr>
+                <w:sz w:val="20"/>
+                <w:szCs w:val="20"/>
+              </w:rPr>
+              <w:t>::</w:t>
+            </w:r>
+            <w:proofErr w:type="spellStart"/>
+            <w:r>
+              <w:rPr>
+                <w:sz w:val="20"/>
+                <w:szCs w:val="20"/>
+              </w:rPr>
+              <w:t>SendPacket</w:t>
+            </w:r>
+            <w:proofErr w:type="spellEnd"/>
+            <w:r>
+              <w:rPr>
+                <w:sz w:val="20"/>
+                <w:szCs w:val="20"/>
+              </w:rPr>
+              <w:t>(</w:t>
+            </w:r>
+            <w:proofErr w:type="gramEnd"/>
+            <w:r>
+              <w:rPr>
+                <w:sz w:val="20"/>
+                <w:szCs w:val="20"/>
+              </w:rPr>
+              <w:t>)</w:t>
             </w:r>
           </w:p>
         </w:tc>
@@ -2166,6 +2887,7 @@
                 <w:szCs w:val="20"/>
               </w:rPr>
             </w:pPr>
+            <w:proofErr w:type="spellStart"/>
             <w:r>
               <w:rPr>
                 <w:rFonts w:hint="eastAsia"/>
@@ -2174,6 +2896,7 @@
               </w:rPr>
               <w:t>유영빈</w:t>
             </w:r>
+            <w:proofErr w:type="spellEnd"/>
           </w:p>
         </w:tc>
       </w:tr>
@@ -2258,6 +2981,7 @@
                 <w:szCs w:val="20"/>
               </w:rPr>
             </w:pPr>
+            <w:proofErr w:type="spellStart"/>
             <w:r>
               <w:rPr>
                 <w:rFonts w:hint="eastAsia"/>
@@ -2266,6 +2990,7 @@
               </w:rPr>
               <w:t>유영빈</w:t>
             </w:r>
+            <w:proofErr w:type="spellEnd"/>
           </w:p>
         </w:tc>
       </w:tr>
@@ -2334,6 +3059,7 @@
                 <w:szCs w:val="20"/>
               </w:rPr>
             </w:pPr>
+            <w:proofErr w:type="spellStart"/>
             <w:r>
               <w:rPr>
                 <w:rFonts w:asciiTheme="majorEastAsia" w:eastAsiaTheme="majorEastAsia" w:hAnsiTheme="majorEastAsia"/>
@@ -2342,6 +3068,7 @@
               </w:rPr>
               <w:t>RecvThread</w:t>
             </w:r>
+            <w:proofErr w:type="spellEnd"/>
           </w:p>
           <w:p>
             <w:pPr>
@@ -2355,6 +3082,7 @@
                 <w:szCs w:val="20"/>
               </w:rPr>
             </w:pPr>
+            <w:proofErr w:type="spellStart"/>
             <w:r>
               <w:rPr>
                 <w:rFonts w:asciiTheme="majorEastAsia" w:eastAsiaTheme="majorEastAsia" w:hAnsiTheme="majorEastAsia" w:hint="eastAsia"/>
@@ -2363,6 +3091,7 @@
               </w:rPr>
               <w:t>ProcessPacket</w:t>
             </w:r>
+            <w:proofErr w:type="spellEnd"/>
           </w:p>
         </w:tc>
         <w:tc>
@@ -2386,8 +3115,18 @@
                 <w:sz w:val="20"/>
                 <w:szCs w:val="20"/>
               </w:rPr>
-              <w:t>양현서, 유영빈</w:t>
-            </w:r>
+              <w:t xml:space="preserve">양현서, </w:t>
+            </w:r>
+            <w:proofErr w:type="spellStart"/>
+            <w:r>
+              <w:rPr>
+                <w:rFonts w:hint="eastAsia"/>
+                <w:sz w:val="20"/>
+                <w:szCs w:val="20"/>
+              </w:rPr>
+              <w:t>유영빈</w:t>
+            </w:r>
+            <w:proofErr w:type="spellEnd"/>
           </w:p>
         </w:tc>
       </w:tr>
@@ -2977,6 +3716,7 @@
                 <w:szCs w:val="16"/>
               </w:rPr>
             </w:pPr>
+            <w:proofErr w:type="spellStart"/>
             <w:r>
               <w:rPr>
                 <w:b/>
@@ -2994,7 +3734,18 @@
                 <w:sz w:val="16"/>
                 <w:szCs w:val="16"/>
               </w:rPr>
-              <w:t>rotocol.h 작성</w:t>
+              <w:t>rotocol.h</w:t>
+            </w:r>
+            <w:proofErr w:type="spellEnd"/>
+            <w:r>
+              <w:rPr>
+                <w:rFonts w:hint="eastAsia"/>
+                <w:b/>
+                <w:bCs/>
+                <w:sz w:val="16"/>
+                <w:szCs w:val="16"/>
+              </w:rPr>
+              <w:t xml:space="preserve"> 작성</w:t>
             </w:r>
           </w:p>
           <w:p>
@@ -3047,39 +3798,73 @@
                 <w:szCs w:val="16"/>
               </w:rPr>
             </w:pPr>
-            <w:r>
-              <w:rPr>
-                <w:rFonts w:hint="eastAsia"/>
-                <w:b/>
-                <w:bCs/>
-                <w:sz w:val="16"/>
-                <w:szCs w:val="16"/>
-              </w:rPr>
-              <w:t>Player()</w:t>
-            </w:r>
-          </w:p>
-          <w:p>
-            <w:pPr>
-              <w:widowControl/>
-              <w:wordWrap/>
-              <w:autoSpaceDE/>
-              <w:autoSpaceDN/>
-              <w:rPr>
-                <w:b/>
-                <w:bCs/>
-                <w:sz w:val="16"/>
-                <w:szCs w:val="16"/>
-              </w:rPr>
-            </w:pPr>
-            <w:r>
-              <w:rPr>
-                <w:rFonts w:hint="eastAsia"/>
-                <w:b/>
-                <w:bCs/>
-                <w:sz w:val="16"/>
-                <w:szCs w:val="16"/>
-              </w:rPr>
-              <w:t>~Player()</w:t>
+            <w:proofErr w:type="gramStart"/>
+            <w:r>
+              <w:rPr>
+                <w:rFonts w:hint="eastAsia"/>
+                <w:b/>
+                <w:bCs/>
+                <w:sz w:val="16"/>
+                <w:szCs w:val="16"/>
+              </w:rPr>
+              <w:t>Player(</w:t>
+            </w:r>
+            <w:proofErr w:type="gramEnd"/>
+            <w:r>
+              <w:rPr>
+                <w:rFonts w:hint="eastAsia"/>
+                <w:b/>
+                <w:bCs/>
+                <w:sz w:val="16"/>
+                <w:szCs w:val="16"/>
+              </w:rPr>
+              <w:t>)</w:t>
+            </w:r>
+          </w:p>
+          <w:p>
+            <w:pPr>
+              <w:widowControl/>
+              <w:wordWrap/>
+              <w:autoSpaceDE/>
+              <w:autoSpaceDN/>
+              <w:rPr>
+                <w:b/>
+                <w:bCs/>
+                <w:sz w:val="16"/>
+                <w:szCs w:val="16"/>
+              </w:rPr>
+            </w:pPr>
+            <w:r>
+              <w:rPr>
+                <w:rFonts w:hint="eastAsia"/>
+                <w:b/>
+                <w:bCs/>
+                <w:sz w:val="16"/>
+                <w:szCs w:val="16"/>
+              </w:rPr>
+              <w:t>~</w:t>
+            </w:r>
+            <w:proofErr w:type="gramStart"/>
+            <w:r>
+              <w:rPr>
+                <w:rFonts w:hint="eastAsia"/>
+                <w:b/>
+                <w:bCs/>
+                <w:sz w:val="16"/>
+                <w:szCs w:val="16"/>
+              </w:rPr>
+              <w:t>Player(</w:t>
+            </w:r>
+            <w:proofErr w:type="gramEnd"/>
+            <w:r>
+              <w:rPr>
+                <w:rFonts w:hint="eastAsia"/>
+                <w:b/>
+                <w:bCs/>
+                <w:sz w:val="16"/>
+                <w:szCs w:val="16"/>
+              </w:rPr>
+              <w:t>)</w:t>
             </w:r>
           </w:p>
           <w:p>
@@ -3112,7 +3897,29 @@
                 <w:sz w:val="16"/>
                 <w:szCs w:val="16"/>
               </w:rPr>
-              <w:t>erver main()</w:t>
+              <w:t xml:space="preserve">erver </w:t>
+            </w:r>
+            <w:proofErr w:type="gramStart"/>
+            <w:r>
+              <w:rPr>
+                <w:rFonts w:hint="eastAsia"/>
+                <w:b/>
+                <w:bCs/>
+                <w:sz w:val="16"/>
+                <w:szCs w:val="16"/>
+              </w:rPr>
+              <w:t>main(</w:t>
+            </w:r>
+            <w:proofErr w:type="gramEnd"/>
+            <w:r>
+              <w:rPr>
+                <w:rFonts w:hint="eastAsia"/>
+                <w:b/>
+                <w:bCs/>
+                <w:sz w:val="16"/>
+                <w:szCs w:val="16"/>
+              </w:rPr>
+              <w:t>)</w:t>
             </w:r>
           </w:p>
           <w:p>
@@ -3301,6 +4108,7 @@
                 <w:szCs w:val="14"/>
               </w:rPr>
             </w:pPr>
+            <w:proofErr w:type="gramStart"/>
             <w:r>
               <w:rPr>
                 <w:rFonts w:hint="eastAsia"/>
@@ -3311,6 +4119,8 @@
               </w:rPr>
               <w:t>Player::</w:t>
             </w:r>
+            <w:proofErr w:type="spellStart"/>
+            <w:proofErr w:type="gramEnd"/>
             <w:r>
               <w:rPr>
                 <w:b/>
@@ -3318,55 +4128,56 @@
                 <w:sz w:val="14"/>
                 <w:szCs w:val="14"/>
               </w:rPr>
-              <w:t>recv_packet();</w:t>
-            </w:r>
-          </w:p>
-          <w:p>
-            <w:pPr>
-              <w:widowControl/>
-              <w:wordWrap/>
-              <w:autoSpaceDE/>
-              <w:autoSpaceDN/>
+              <w:t>recv_</w:t>
+            </w:r>
+            <w:proofErr w:type="gramStart"/>
+            <w:r>
               <w:rPr>
                 <w:b/>
                 <w:bCs/>
                 <w:sz w:val="14"/>
                 <w:szCs w:val="14"/>
               </w:rPr>
-            </w:pPr>
-            <w:r>
-              <w:rPr>
-                <w:rFonts w:hint="eastAsia"/>
+              <w:t>packet</w:t>
+            </w:r>
+            <w:proofErr w:type="spellEnd"/>
+            <w:r>
+              <w:rPr>
                 <w:b/>
                 <w:bCs/>
                 <w:sz w:val="14"/>
                 <w:szCs w:val="14"/>
               </w:rPr>
-              <w:t>Player::send</w:t>
-            </w:r>
-            <w:r>
+              <w:t>();</w:t>
+            </w:r>
+            <w:proofErr w:type="gramEnd"/>
+          </w:p>
+          <w:p>
+            <w:pPr>
+              <w:widowControl/>
+              <w:wordWrap/>
+              <w:autoSpaceDE/>
+              <w:autoSpaceDN/>
               <w:rPr>
                 <w:b/>
                 <w:bCs/>
                 <w:sz w:val="14"/>
                 <w:szCs w:val="14"/>
               </w:rPr>
-              <w:t>_packet();</w:t>
-            </w:r>
-          </w:p>
-          <w:p>
-            <w:pPr>
-              <w:widowControl/>
-              <w:wordWrap/>
-              <w:autoSpaceDE/>
-              <w:autoSpaceDN/>
-              <w:rPr>
+            </w:pPr>
+            <w:proofErr w:type="gramStart"/>
+            <w:r>
+              <w:rPr>
+                <w:rFonts w:hint="eastAsia"/>
                 <w:b/>
                 <w:bCs/>
                 <w:sz w:val="14"/>
                 <w:szCs w:val="14"/>
               </w:rPr>
-            </w:pPr>
+              <w:t>Player::</w:t>
+            </w:r>
+            <w:proofErr w:type="spellStart"/>
+            <w:proofErr w:type="gramEnd"/>
             <w:r>
               <w:rPr>
                 <w:rFonts w:hint="eastAsia"/>
@@ -3375,18 +4186,18 @@
                 <w:sz w:val="14"/>
                 <w:szCs w:val="14"/>
               </w:rPr>
-              <w:t>Player::</w:t>
-            </w:r>
-            <w:r>
-              <w:rPr>
-                <w:rFonts w:hint="eastAsia"/>
+              <w:t>send</w:t>
+            </w:r>
+            <w:r>
+              <w:rPr>
                 <w:b/>
                 <w:bCs/>
                 <w:sz w:val="14"/>
                 <w:szCs w:val="14"/>
               </w:rPr>
-              <w:t>disconnect</w:t>
-            </w:r>
+              <w:t>_</w:t>
+            </w:r>
+            <w:proofErr w:type="gramStart"/>
             <w:r>
               <w:rPr>
                 <w:b/>
@@ -3394,51 +4205,143 @@
                 <w:sz w:val="14"/>
                 <w:szCs w:val="14"/>
               </w:rPr>
-              <w:t>();</w:t>
-            </w:r>
-          </w:p>
-          <w:p>
-            <w:pPr>
-              <w:widowControl/>
-              <w:wordWrap/>
-              <w:autoSpaceDE/>
-              <w:autoSpaceDN/>
+              <w:t>packet</w:t>
+            </w:r>
+            <w:proofErr w:type="spellEnd"/>
+            <w:r>
               <w:rPr>
                 <w:b/>
                 <w:bCs/>
                 <w:sz w:val="14"/>
                 <w:szCs w:val="14"/>
               </w:rPr>
-            </w:pPr>
-            <w:r>
-              <w:rPr>
-                <w:rFonts w:hint="eastAsia"/>
+              <w:t>();</w:t>
+            </w:r>
+            <w:proofErr w:type="gramEnd"/>
+          </w:p>
+          <w:p>
+            <w:pPr>
+              <w:widowControl/>
+              <w:wordWrap/>
+              <w:autoSpaceDE/>
+              <w:autoSpaceDN/>
+              <w:rPr>
                 <w:b/>
                 <w:bCs/>
                 <w:sz w:val="14"/>
                 <w:szCs w:val="14"/>
               </w:rPr>
-              <w:t>Player::</w:t>
-            </w:r>
-            <w:r>
-              <w:rPr>
-                <w:rFonts w:eastAsiaTheme="minorHAnsi"/>
-                <w:b/>
-                <w:bCs/>
-                <w:sz w:val="16"/>
-                <w:szCs w:val="16"/>
-              </w:rPr>
-              <w:t xml:space="preserve"> </w:t>
-            </w:r>
-            <w:r>
-              <w:rPr>
-                <w:rFonts w:eastAsiaTheme="minorHAnsi" w:hint="eastAsia"/>
+            </w:pPr>
+            <w:proofErr w:type="gramStart"/>
+            <w:r>
+              <w:rPr>
+                <w:rFonts w:hint="eastAsia"/>
                 <w:b/>
                 <w:bCs/>
                 <w:sz w:val="14"/>
                 <w:szCs w:val="14"/>
               </w:rPr>
-              <w:t>process_packet()</w:t>
+              <w:t>Player::</w:t>
+            </w:r>
+            <w:r>
+              <w:rPr>
+                <w:rFonts w:hint="eastAsia"/>
+                <w:b/>
+                <w:bCs/>
+                <w:sz w:val="14"/>
+                <w:szCs w:val="14"/>
+              </w:rPr>
+              <w:t>disconnect</w:t>
+            </w:r>
+            <w:r>
+              <w:rPr>
+                <w:b/>
+                <w:bCs/>
+                <w:sz w:val="14"/>
+                <w:szCs w:val="14"/>
+              </w:rPr>
+              <w:t>();</w:t>
+            </w:r>
+            <w:proofErr w:type="gramEnd"/>
+          </w:p>
+          <w:p>
+            <w:pPr>
+              <w:widowControl/>
+              <w:wordWrap/>
+              <w:autoSpaceDE/>
+              <w:autoSpaceDN/>
+              <w:rPr>
+                <w:b/>
+                <w:bCs/>
+                <w:sz w:val="14"/>
+                <w:szCs w:val="14"/>
+              </w:rPr>
+            </w:pPr>
+            <w:proofErr w:type="gramStart"/>
+            <w:r>
+              <w:rPr>
+                <w:rFonts w:hint="eastAsia"/>
+                <w:b/>
+                <w:bCs/>
+                <w:sz w:val="14"/>
+                <w:szCs w:val="14"/>
+              </w:rPr>
+              <w:t>Player::</w:t>
+            </w:r>
+            <w:proofErr w:type="gramEnd"/>
+            <w:r>
+              <w:rPr>
+                <w:rFonts w:eastAsiaTheme="minorHAnsi"/>
+                <w:b/>
+                <w:bCs/>
+                <w:sz w:val="16"/>
+                <w:szCs w:val="16"/>
+              </w:rPr>
+              <w:t xml:space="preserve"> </w:t>
+            </w:r>
+            <w:proofErr w:type="spellStart"/>
+            <w:r>
+              <w:rPr>
+                <w:rFonts w:eastAsiaTheme="minorHAnsi" w:hint="eastAsia"/>
+                <w:b/>
+                <w:bCs/>
+                <w:sz w:val="14"/>
+                <w:szCs w:val="14"/>
+              </w:rPr>
+              <w:t>process_</w:t>
+            </w:r>
+            <w:proofErr w:type="gramStart"/>
+            <w:r>
+              <w:rPr>
+                <w:rFonts w:eastAsiaTheme="minorHAnsi" w:hint="eastAsia"/>
+                <w:b/>
+                <w:bCs/>
+                <w:sz w:val="14"/>
+                <w:szCs w:val="14"/>
+              </w:rPr>
+              <w:t>packet</w:t>
+            </w:r>
+            <w:proofErr w:type="spellEnd"/>
+            <w:r>
+              <w:rPr>
+                <w:rFonts w:eastAsiaTheme="minorHAnsi" w:hint="eastAsia"/>
+                <w:b/>
+                <w:bCs/>
+                <w:sz w:val="14"/>
+                <w:szCs w:val="14"/>
+              </w:rPr>
+              <w:t>(</w:t>
+            </w:r>
+            <w:proofErr w:type="gramEnd"/>
+            <w:r>
+              <w:rPr>
+                <w:rFonts w:eastAsiaTheme="minorHAnsi" w:hint="eastAsia"/>
+                <w:b/>
+                <w:bCs/>
+                <w:sz w:val="14"/>
+                <w:szCs w:val="14"/>
+              </w:rPr>
+              <w:t>)</w:t>
             </w:r>
           </w:p>
         </w:tc>
@@ -3516,6 +4419,7 @@
                 <w:szCs w:val="16"/>
               </w:rPr>
             </w:pPr>
+            <w:proofErr w:type="spellStart"/>
             <w:r>
               <w:rPr>
                 <w:rFonts w:hint="eastAsia"/>
@@ -3525,6 +4429,7 @@
               </w:rPr>
               <w:t>패킷테스트</w:t>
             </w:r>
+            <w:proofErr w:type="spellEnd"/>
           </w:p>
           <w:p>
             <w:pPr>
@@ -3642,7 +4547,41 @@
                 <w:sz w:val="16"/>
                 <w:szCs w:val="16"/>
               </w:rPr>
-              <w:t>lient sendEnterRoomPacket()</w:t>
+              <w:t xml:space="preserve">lient </w:t>
+            </w:r>
+            <w:proofErr w:type="spellStart"/>
+            <w:proofErr w:type="gramStart"/>
+            <w:r>
+              <w:rPr>
+                <w:rFonts w:hint="eastAsia"/>
+                <w:b/>
+                <w:bCs/>
+                <w:sz w:val="16"/>
+                <w:szCs w:val="16"/>
+              </w:rPr>
+              <w:t>sendEnterRoomPacket</w:t>
+            </w:r>
+            <w:proofErr w:type="spellEnd"/>
+            <w:r>
+              <w:rPr>
+                <w:rFonts w:hint="eastAsia"/>
+                <w:b/>
+                <w:bCs/>
+                <w:sz w:val="16"/>
+                <w:szCs w:val="16"/>
+              </w:rPr>
+              <w:t>(</w:t>
+            </w:r>
+            <w:proofErr w:type="gramEnd"/>
+            <w:r>
+              <w:rPr>
+                <w:rFonts w:hint="eastAsia"/>
+                <w:b/>
+                <w:bCs/>
+                <w:sz w:val="16"/>
+                <w:szCs w:val="16"/>
+              </w:rPr>
+              <w:t>)</w:t>
             </w:r>
           </w:p>
         </w:tc>
@@ -3831,6 +4770,7 @@
                 <w:szCs w:val="16"/>
               </w:rPr>
             </w:pPr>
+            <w:proofErr w:type="spellStart"/>
             <w:r>
               <w:rPr>
                 <w:rFonts w:hint="eastAsia"/>
@@ -3840,6 +4780,7 @@
               </w:rPr>
               <w:t>패킷테스트</w:t>
             </w:r>
+            <w:proofErr w:type="spellEnd"/>
           </w:p>
           <w:p>
             <w:pPr>
@@ -3921,6 +4862,7 @@
               </w:rPr>
               <w:t xml:space="preserve">erver </w:t>
             </w:r>
+            <w:proofErr w:type="spellStart"/>
             <w:r>
               <w:rPr>
                 <w:rFonts w:eastAsiaTheme="minorHAnsi"/>
@@ -3939,7 +4881,18 @@
                 <w:sz w:val="16"/>
                 <w:szCs w:val="16"/>
               </w:rPr>
-              <w:t>rocess_packet() 업데이트</w:t>
+              <w:t>rocess_packet</w:t>
+            </w:r>
+            <w:proofErr w:type="spellEnd"/>
+            <w:r>
+              <w:rPr>
+                <w:rFonts w:eastAsiaTheme="minorHAnsi" w:hint="eastAsia"/>
+                <w:b/>
+                <w:bCs/>
+                <w:sz w:val="16"/>
+                <w:szCs w:val="16"/>
+              </w:rPr>
+              <w:t>() 업데이트</w:t>
             </w:r>
           </w:p>
         </w:tc>
@@ -4202,6 +5155,7 @@
                 <w:szCs w:val="16"/>
               </w:rPr>
             </w:pPr>
+            <w:proofErr w:type="spellStart"/>
             <w:r>
               <w:rPr>
                 <w:rFonts w:hint="eastAsia"/>
@@ -4211,6 +5165,7 @@
               </w:rPr>
               <w:t>패킷테스트</w:t>
             </w:r>
+            <w:proofErr w:type="spellEnd"/>
           </w:p>
           <w:p>
             <w:pPr>
@@ -4285,6 +5240,7 @@
               </w:rPr>
               <w:t xml:space="preserve">erver </w:t>
             </w:r>
+            <w:proofErr w:type="spellStart"/>
             <w:r>
               <w:rPr>
                 <w:rFonts w:eastAsiaTheme="minorHAnsi"/>
@@ -4299,7 +5255,16 @@
                 <w:sz w:val="16"/>
                 <w:szCs w:val="16"/>
               </w:rPr>
-              <w:t>rocess_packet() 업데이트</w:t>
+              <w:t>rocess_packet</w:t>
+            </w:r>
+            <w:proofErr w:type="spellEnd"/>
+            <w:r>
+              <w:rPr>
+                <w:rFonts w:eastAsiaTheme="minorHAnsi" w:hint="eastAsia"/>
+                <w:sz w:val="16"/>
+                <w:szCs w:val="16"/>
+              </w:rPr>
+              <w:t>() 업데이트</w:t>
             </w:r>
           </w:p>
         </w:tc>
@@ -4514,6 +5479,7 @@
                 <w:szCs w:val="16"/>
               </w:rPr>
             </w:pPr>
+            <w:proofErr w:type="spellStart"/>
             <w:r>
               <w:rPr>
                 <w:rFonts w:hint="eastAsia"/>
@@ -4523,6 +5489,7 @@
               </w:rPr>
               <w:t>패킷테스트</w:t>
             </w:r>
+            <w:proofErr w:type="spellEnd"/>
           </w:p>
           <w:p>
             <w:pPr>
@@ -4597,6 +5564,7 @@
               </w:rPr>
               <w:t xml:space="preserve">erver </w:t>
             </w:r>
+            <w:proofErr w:type="spellStart"/>
             <w:r>
               <w:rPr>
                 <w:rFonts w:eastAsiaTheme="minorHAnsi"/>
@@ -4611,7 +5579,16 @@
                 <w:sz w:val="16"/>
                 <w:szCs w:val="16"/>
               </w:rPr>
-              <w:t>rocess_packet() 업데이트</w:t>
+              <w:t>rocess_packet</w:t>
+            </w:r>
+            <w:proofErr w:type="spellEnd"/>
+            <w:r>
+              <w:rPr>
+                <w:rFonts w:eastAsiaTheme="minorHAnsi" w:hint="eastAsia"/>
+                <w:sz w:val="16"/>
+                <w:szCs w:val="16"/>
+              </w:rPr>
+              <w:t>() 업데이트</w:t>
             </w:r>
           </w:p>
         </w:tc>
@@ -4811,6 +5788,7 @@
                 <w:szCs w:val="16"/>
               </w:rPr>
             </w:pPr>
+            <w:proofErr w:type="spellStart"/>
             <w:r>
               <w:rPr>
                 <w:rFonts w:hint="eastAsia"/>
@@ -4820,6 +5798,7 @@
               </w:rPr>
               <w:t>패킷테스트</w:t>
             </w:r>
+            <w:proofErr w:type="spellEnd"/>
           </w:p>
           <w:p>
             <w:pPr>
@@ -5335,12 +6314,14 @@
         <w:autoSpaceDE/>
         <w:autoSpaceDN/>
       </w:pPr>
+      <w:proofErr w:type="spellStart"/>
       <w:r>
         <w:rPr>
           <w:rFonts w:hint="eastAsia"/>
         </w:rPr>
         <w:t>유영빈</w:t>
       </w:r>
+      <w:proofErr w:type="spellEnd"/>
     </w:p>
     <w:tbl>
       <w:tblPr>
@@ -5788,6 +6769,7 @@
               </w:rPr>
               <w:t xml:space="preserve">client </w:t>
             </w:r>
+            <w:proofErr w:type="spellStart"/>
             <w:r>
               <w:rPr>
                 <w:rFonts w:eastAsiaTheme="minorHAnsi" w:hint="eastAsia"/>
@@ -5798,6 +6780,7 @@
               </w:rPr>
               <w:t>RecvThread</w:t>
             </w:r>
+            <w:proofErr w:type="spellEnd"/>
           </w:p>
           <w:p>
             <w:pPr>
@@ -5930,7 +6913,27 @@
                 <w:sz w:val="16"/>
                 <w:szCs w:val="16"/>
               </w:rPr>
-              <w:t>로그인/로비 화면 ui 구현</w:t>
+              <w:t xml:space="preserve">로그인/로비 화면 </w:t>
+            </w:r>
+            <w:proofErr w:type="spellStart"/>
+            <w:r>
+              <w:rPr>
+                <w:rFonts w:hint="eastAsia"/>
+                <w:strike/>
+                <w:sz w:val="16"/>
+                <w:szCs w:val="16"/>
+              </w:rPr>
+              <w:t>ui</w:t>
+            </w:r>
+            <w:proofErr w:type="spellEnd"/>
+            <w:r>
+              <w:rPr>
+                <w:rFonts w:hint="eastAsia"/>
+                <w:strike/>
+                <w:sz w:val="16"/>
+                <w:szCs w:val="16"/>
+              </w:rPr>
+              <w:t xml:space="preserve"> 구현</w:t>
             </w:r>
           </w:p>
         </w:tc>
@@ -6069,6 +7072,7 @@
                 <w:szCs w:val="16"/>
               </w:rPr>
             </w:pPr>
+            <w:proofErr w:type="spellStart"/>
             <w:r>
               <w:rPr>
                 <w:rFonts w:hint="eastAsia"/>
@@ -6078,6 +7082,7 @@
               </w:rPr>
               <w:t>패킷테스트</w:t>
             </w:r>
+            <w:proofErr w:type="spellEnd"/>
           </w:p>
           <w:p>
             <w:pPr>
@@ -6156,7 +7161,29 @@
                 <w:sz w:val="16"/>
                 <w:szCs w:val="16"/>
               </w:rPr>
-              <w:t>p입력 -&gt; 로그인 입력-&gt; 맵모드로 이동 구현</w:t>
+              <w:t xml:space="preserve">p입력 -&gt; 로그인 입력-&gt; </w:t>
+            </w:r>
+            <w:proofErr w:type="spellStart"/>
+            <w:r>
+              <w:rPr>
+                <w:rFonts w:hint="eastAsia"/>
+                <w:b/>
+                <w:bCs/>
+                <w:sz w:val="16"/>
+                <w:szCs w:val="16"/>
+              </w:rPr>
+              <w:t>맵모드로</w:t>
+            </w:r>
+            <w:proofErr w:type="spellEnd"/>
+            <w:r>
+              <w:rPr>
+                <w:rFonts w:hint="eastAsia"/>
+                <w:b/>
+                <w:bCs/>
+                <w:sz w:val="16"/>
+                <w:szCs w:val="16"/>
+              </w:rPr>
+              <w:t xml:space="preserve"> 이동 구현</w:t>
             </w:r>
           </w:p>
         </w:tc>
@@ -6437,6 +7464,7 @@
                 <w:szCs w:val="16"/>
               </w:rPr>
             </w:pPr>
+            <w:proofErr w:type="spellStart"/>
             <w:r>
               <w:rPr>
                 <w:rFonts w:hint="eastAsia"/>
@@ -6446,6 +7474,7 @@
               </w:rPr>
               <w:t>패킷테스트</w:t>
             </w:r>
+            <w:proofErr w:type="spellEnd"/>
           </w:p>
           <w:p>
             <w:pPr>
@@ -6499,26 +7528,69 @@
               <w:wordWrap/>
               <w:autoSpaceDE/>
               <w:autoSpaceDN/>
+              <w:rPr>
+                <w:rFonts w:eastAsiaTheme="minorHAnsi"/>
+                <w:strike/>
+                <w:sz w:val="16"/>
+                <w:szCs w:val="16"/>
+              </w:rPr>
+            </w:pPr>
+            <w:proofErr w:type="spellStart"/>
+            <w:r>
+              <w:rPr>
+                <w:rFonts w:eastAsiaTheme="minorHAnsi"/>
+                <w:strike/>
+                <w:sz w:val="16"/>
+                <w:szCs w:val="16"/>
+              </w:rPr>
+              <w:t>CollisionCheck</w:t>
+            </w:r>
+            <w:proofErr w:type="spellEnd"/>
+            <w:r>
+              <w:rPr>
+                <w:rFonts w:eastAsiaTheme="minorHAnsi"/>
+                <w:strike/>
+                <w:sz w:val="16"/>
+                <w:szCs w:val="16"/>
+              </w:rPr>
+              <w:t>()</w:t>
+            </w:r>
+            <w:r>
               <w:rPr>
                 <w:rFonts w:eastAsiaTheme="minorHAnsi" w:hint="eastAsia"/>
                 <w:strike/>
                 <w:sz w:val="16"/>
                 <w:szCs w:val="16"/>
               </w:rPr>
-            </w:pPr>
-            <w:r>
-              <w:rPr>
-                <w:rFonts w:eastAsiaTheme="minorHAnsi"/>
-                <w:strike/>
-                <w:sz w:val="16"/>
-                <w:szCs w:val="16"/>
-              </w:rPr>
-              <w:t>CollisionCheck()</w:t>
+              <w:t xml:space="preserve"> </w:t>
             </w:r>
             <w:r>
               <w:rPr>
                 <w:rFonts w:eastAsiaTheme="minorHAnsi" w:hint="eastAsia"/>
-                <w:strike/>
+                <w:sz w:val="16"/>
+                <w:szCs w:val="16"/>
+              </w:rPr>
+              <w:t>1</w:t>
+            </w:r>
+            <w:r>
+              <w:rPr>
+                <w:rFonts w:eastAsiaTheme="minorHAnsi" w:hint="eastAsia"/>
+                <w:sz w:val="16"/>
+                <w:szCs w:val="16"/>
+              </w:rPr>
+              <w:t>5일로</w:t>
+            </w:r>
+            <w:r>
+              <w:rPr>
+                <w:rFonts w:eastAsiaTheme="minorHAnsi" w:hint="eastAsia"/>
+                <w:sz w:val="16"/>
+                <w:szCs w:val="16"/>
+              </w:rPr>
+              <w:t>?</w:t>
+            </w:r>
+            <w:r>
+              <w:rPr>
+                <w:rFonts w:eastAsiaTheme="minorHAnsi" w:hint="eastAsia"/>
                 <w:sz w:val="16"/>
                 <w:szCs w:val="16"/>
               </w:rPr>
@@ -6530,38 +7602,6 @@
                 <w:sz w:val="16"/>
                 <w:szCs w:val="16"/>
               </w:rPr>
-              <w:t>1</w:t>
-            </w:r>
-            <w:r>
-              <w:rPr>
-                <w:rFonts w:eastAsiaTheme="minorHAnsi" w:hint="eastAsia"/>
-                <w:sz w:val="16"/>
-                <w:szCs w:val="16"/>
-              </w:rPr>
-              <w:t>5일로</w:t>
-            </w:r>
-            <w:r>
-              <w:rPr>
-                <w:rFonts w:eastAsiaTheme="minorHAnsi" w:hint="eastAsia"/>
-                <w:sz w:val="16"/>
-                <w:szCs w:val="16"/>
-              </w:rPr>
-              <w:t>?</w:t>
-            </w:r>
-            <w:r>
-              <w:rPr>
-                <w:rFonts w:eastAsiaTheme="minorHAnsi" w:hint="eastAsia"/>
-                <w:sz w:val="16"/>
-                <w:szCs w:val="16"/>
-              </w:rPr>
-              <w:t xml:space="preserve"> </w:t>
-            </w:r>
-            <w:r>
-              <w:rPr>
-                <w:rFonts w:eastAsiaTheme="minorHAnsi" w:hint="eastAsia"/>
-                <w:sz w:val="16"/>
-                <w:szCs w:val="16"/>
-              </w:rPr>
               <w:t>아마도</w:t>
             </w:r>
           </w:p>
@@ -6578,30 +7618,43 @@
                 <w:szCs w:val="16"/>
               </w:rPr>
             </w:pPr>
-            <w:r>
-              <w:rPr>
-                <w:rFonts w:hint="eastAsia"/>
-                <w:b/>
-                <w:bCs/>
-                <w:sz w:val="16"/>
-                <w:szCs w:val="16"/>
-              </w:rPr>
-              <w:t>RoomMode 추가</w:t>
-            </w:r>
-          </w:p>
-          <w:p>
-            <w:pPr>
-              <w:widowControl/>
-              <w:wordWrap/>
-              <w:autoSpaceDE/>
-              <w:autoSpaceDN/>
-              <w:rPr>
-                <w:b/>
-                <w:bCs/>
-                <w:sz w:val="16"/>
-                <w:szCs w:val="16"/>
-              </w:rPr>
-            </w:pPr>
+            <w:proofErr w:type="spellStart"/>
+            <w:r>
+              <w:rPr>
+                <w:rFonts w:hint="eastAsia"/>
+                <w:b/>
+                <w:bCs/>
+                <w:sz w:val="16"/>
+                <w:szCs w:val="16"/>
+              </w:rPr>
+              <w:t>RoomMode</w:t>
+            </w:r>
+            <w:proofErr w:type="spellEnd"/>
+            <w:r>
+              <w:rPr>
+                <w:rFonts w:hint="eastAsia"/>
+                <w:b/>
+                <w:bCs/>
+                <w:sz w:val="16"/>
+                <w:szCs w:val="16"/>
+              </w:rPr>
+              <w:t xml:space="preserve"> 추가</w:t>
+            </w:r>
+          </w:p>
+          <w:p>
+            <w:pPr>
+              <w:widowControl/>
+              <w:wordWrap/>
+              <w:autoSpaceDE/>
+              <w:autoSpaceDN/>
+              <w:rPr>
+                <w:b/>
+                <w:bCs/>
+                <w:sz w:val="16"/>
+                <w:szCs w:val="16"/>
+              </w:rPr>
+            </w:pPr>
+            <w:proofErr w:type="spellStart"/>
             <w:r>
               <w:rPr>
                 <w:b/>
@@ -6619,31 +7672,63 @@
                 <w:sz w:val="16"/>
                 <w:szCs w:val="16"/>
               </w:rPr>
-              <w:t>endchangereadypacket()클라,서버 생성</w:t>
-            </w:r>
-          </w:p>
-          <w:p>
-            <w:pPr>
-              <w:widowControl/>
-              <w:wordWrap/>
-              <w:autoSpaceDE/>
-              <w:autoSpaceDN/>
-              <w:rPr>
-                <w:b/>
-                <w:bCs/>
-                <w:sz w:val="16"/>
-                <w:szCs w:val="16"/>
-              </w:rPr>
-            </w:pPr>
-          </w:p>
-          <w:p>
-            <w:pPr>
-              <w:widowControl/>
-              <w:wordWrap/>
-              <w:autoSpaceDE/>
-              <w:autoSpaceDN/>
-              <w:rPr>
-                <w:rFonts w:hint="eastAsia"/>
+              <w:t>endchangereadypacket</w:t>
+            </w:r>
+            <w:proofErr w:type="spellEnd"/>
+            <w:r>
+              <w:rPr>
+                <w:rFonts w:hint="eastAsia"/>
+                <w:b/>
+                <w:bCs/>
+                <w:sz w:val="16"/>
+                <w:szCs w:val="16"/>
+              </w:rPr>
+              <w:t>()</w:t>
+            </w:r>
+            <w:proofErr w:type="gramStart"/>
+            <w:r>
+              <w:rPr>
+                <w:rFonts w:hint="eastAsia"/>
+                <w:b/>
+                <w:bCs/>
+                <w:sz w:val="16"/>
+                <w:szCs w:val="16"/>
+              </w:rPr>
+              <w:t>클라,서버</w:t>
+            </w:r>
+            <w:proofErr w:type="gramEnd"/>
+            <w:r>
+              <w:rPr>
+                <w:rFonts w:hint="eastAsia"/>
+                <w:b/>
+                <w:bCs/>
+                <w:sz w:val="16"/>
+                <w:szCs w:val="16"/>
+              </w:rPr>
+              <w:t xml:space="preserve"> 생성</w:t>
+            </w:r>
+          </w:p>
+          <w:p>
+            <w:pPr>
+              <w:widowControl/>
+              <w:wordWrap/>
+              <w:autoSpaceDE/>
+              <w:autoSpaceDN/>
+              <w:rPr>
+                <w:b/>
+                <w:bCs/>
+                <w:sz w:val="16"/>
+                <w:szCs w:val="16"/>
+              </w:rPr>
+            </w:pPr>
+          </w:p>
+          <w:p>
+            <w:pPr>
+              <w:widowControl/>
+              <w:wordWrap/>
+              <w:autoSpaceDE/>
+              <w:autoSpaceDN/>
+              <w:rPr>
                 <w:sz w:val="16"/>
                 <w:szCs w:val="16"/>
               </w:rPr>
@@ -6784,7 +7869,25 @@
                 <w:sz w:val="16"/>
                 <w:szCs w:val="16"/>
               </w:rPr>
-              <w:t>대기실 화면 ui 구현</w:t>
+              <w:t xml:space="preserve">대기실 화면 </w:t>
+            </w:r>
+            <w:proofErr w:type="spellStart"/>
+            <w:r>
+              <w:rPr>
+                <w:rFonts w:hint="eastAsia"/>
+                <w:sz w:val="16"/>
+                <w:szCs w:val="16"/>
+              </w:rPr>
+              <w:t>ui</w:t>
+            </w:r>
+            <w:proofErr w:type="spellEnd"/>
+            <w:r>
+              <w:rPr>
+                <w:rFonts w:hint="eastAsia"/>
+                <w:sz w:val="16"/>
+                <w:szCs w:val="16"/>
+              </w:rPr>
+              <w:t xml:space="preserve"> 구현</w:t>
             </w:r>
           </w:p>
         </w:tc>
@@ -6823,13 +7926,33 @@
                 <w:szCs w:val="16"/>
               </w:rPr>
             </w:pPr>
+            <w:proofErr w:type="spellStart"/>
+            <w:proofErr w:type="gramStart"/>
             <w:r>
               <w:rPr>
                 <w:rFonts w:eastAsiaTheme="minorHAnsi"/>
                 <w:sz w:val="16"/>
                 <w:szCs w:val="16"/>
               </w:rPr>
-              <w:t>WallCollisionCheck() </w:t>
+              <w:t>WallCollisionCheck</w:t>
+            </w:r>
+            <w:proofErr w:type="spellEnd"/>
+            <w:r>
+              <w:rPr>
+                <w:rFonts w:eastAsiaTheme="minorHAnsi"/>
+                <w:sz w:val="16"/>
+                <w:szCs w:val="16"/>
+              </w:rPr>
+              <w:t>(</w:t>
+            </w:r>
+            <w:proofErr w:type="gramEnd"/>
+            <w:r>
+              <w:rPr>
+                <w:rFonts w:eastAsiaTheme="minorHAnsi"/>
+                <w:sz w:val="16"/>
+                <w:szCs w:val="16"/>
+              </w:rPr>
+              <w:t>) </w:t>
             </w:r>
           </w:p>
           <w:p>
@@ -6919,6 +8042,7 @@
                 <w:szCs w:val="16"/>
               </w:rPr>
             </w:pPr>
+            <w:proofErr w:type="spellStart"/>
             <w:r>
               <w:rPr>
                 <w:rFonts w:hint="eastAsia"/>
@@ -6928,6 +8052,7 @@
               </w:rPr>
               <w:t>패킷테스트</w:t>
             </w:r>
+            <w:proofErr w:type="spellEnd"/>
           </w:p>
           <w:p>
             <w:pPr>
@@ -6987,13 +8112,33 @@
                 <w:szCs w:val="16"/>
               </w:rPr>
             </w:pPr>
+            <w:proofErr w:type="spellStart"/>
+            <w:proofErr w:type="gramStart"/>
             <w:r>
               <w:rPr>
                 <w:rFonts w:eastAsiaTheme="minorHAnsi"/>
                 <w:sz w:val="16"/>
                 <w:szCs w:val="16"/>
               </w:rPr>
-              <w:t>PlayerCollisionCheck()</w:t>
+              <w:t>PlayerCollisionCheck</w:t>
+            </w:r>
+            <w:proofErr w:type="spellEnd"/>
+            <w:r>
+              <w:rPr>
+                <w:rFonts w:eastAsiaTheme="minorHAnsi"/>
+                <w:sz w:val="16"/>
+                <w:szCs w:val="16"/>
+              </w:rPr>
+              <w:t>(</w:t>
+            </w:r>
+            <w:proofErr w:type="gramEnd"/>
+            <w:r>
+              <w:rPr>
+                <w:rFonts w:eastAsiaTheme="minorHAnsi"/>
+                <w:sz w:val="16"/>
+                <w:szCs w:val="16"/>
+              </w:rPr>
+              <w:t>)</w:t>
             </w:r>
           </w:p>
           <w:p>
@@ -7237,6 +8382,7 @@
                 <w:szCs w:val="16"/>
               </w:rPr>
             </w:pPr>
+            <w:proofErr w:type="spellStart"/>
             <w:r>
               <w:rPr>
                 <w:rFonts w:hint="eastAsia"/>
@@ -7246,6 +8392,7 @@
               </w:rPr>
               <w:t>패킷테스트</w:t>
             </w:r>
+            <w:proofErr w:type="spellEnd"/>
           </w:p>
           <w:p>
             <w:pPr>
@@ -7528,6 +8675,7 @@
                 <w:szCs w:val="16"/>
               </w:rPr>
             </w:pPr>
+            <w:proofErr w:type="spellStart"/>
             <w:r>
               <w:rPr>
                 <w:rFonts w:hint="eastAsia"/>
@@ -7537,6 +8685,7 @@
               </w:rPr>
               <w:t>패킷테스트</w:t>
             </w:r>
+            <w:proofErr w:type="spellEnd"/>
           </w:p>
           <w:p>
             <w:pPr>
@@ -8587,6 +9736,7 @@
                 <w:szCs w:val="16"/>
               </w:rPr>
             </w:pPr>
+            <w:proofErr w:type="spellStart"/>
             <w:r>
               <w:rPr>
                 <w:rFonts w:hint="eastAsia"/>
@@ -8597,28 +9747,63 @@
               </w:rPr>
               <w:t>NetworkMgr</w:t>
             </w:r>
-          </w:p>
-          <w:p>
-            <w:pPr>
-              <w:widowControl/>
-              <w:wordWrap/>
-              <w:autoSpaceDE/>
-              <w:rPr>
-                <w:b/>
-                <w:bCs/>
-                <w:sz w:val="16"/>
-                <w:szCs w:val="16"/>
-              </w:rPr>
-            </w:pPr>
-            <w:r>
-              <w:rPr>
-                <w:rFonts w:hint="eastAsia"/>
-                <w:b/>
-                <w:bCs/>
-                <w:sz w:val="16"/>
-                <w:szCs w:val="16"/>
-              </w:rPr>
-              <w:t>::SendPacket()</w:t>
+            <w:proofErr w:type="spellEnd"/>
+          </w:p>
+          <w:p>
+            <w:pPr>
+              <w:widowControl/>
+              <w:wordWrap/>
+              <w:autoSpaceDE/>
+              <w:rPr>
+                <w:b/>
+                <w:bCs/>
+                <w:sz w:val="16"/>
+                <w:szCs w:val="16"/>
+              </w:rPr>
+            </w:pPr>
+            <w:proofErr w:type="gramStart"/>
+            <w:r>
+              <w:rPr>
+                <w:rFonts w:hint="eastAsia"/>
+                <w:b/>
+                <w:bCs/>
+                <w:sz w:val="16"/>
+                <w:szCs w:val="16"/>
+              </w:rPr>
+              <w:t>::</w:t>
+            </w:r>
+            <w:proofErr w:type="spellStart"/>
+            <w:r>
+              <w:rPr>
+                <w:rFonts w:hint="eastAsia"/>
+                <w:b/>
+                <w:bCs/>
+                <w:sz w:val="16"/>
+                <w:szCs w:val="16"/>
+              </w:rPr>
+              <w:t>SendPacket</w:t>
+            </w:r>
+            <w:proofErr w:type="spellEnd"/>
+            <w:r>
+              <w:rPr>
+                <w:rFonts w:hint="eastAsia"/>
+                <w:b/>
+                <w:bCs/>
+                <w:sz w:val="16"/>
+                <w:szCs w:val="16"/>
+              </w:rPr>
+              <w:t>(</w:t>
+            </w:r>
+            <w:proofErr w:type="gramEnd"/>
+            <w:r>
+              <w:rPr>
+                <w:rFonts w:hint="eastAsia"/>
+                <w:b/>
+                <w:bCs/>
+                <w:sz w:val="16"/>
+                <w:szCs w:val="16"/>
+              </w:rPr>
+              <w:t>)</w:t>
             </w:r>
             <w:r>
               <w:rPr>
@@ -8643,6 +9828,7 @@
                 <w:szCs w:val="16"/>
               </w:rPr>
             </w:pPr>
+            <w:proofErr w:type="spellStart"/>
             <w:r>
               <w:rPr>
                 <w:rFonts w:hint="eastAsia"/>
@@ -8653,26 +9839,39 @@
               </w:rPr>
               <w:t>NetworkMgr</w:t>
             </w:r>
-          </w:p>
-          <w:p>
-            <w:pPr>
-              <w:widowControl/>
-              <w:wordWrap/>
-              <w:autoSpaceDE/>
-              <w:rPr>
-                <w:sz w:val="16"/>
-                <w:szCs w:val="16"/>
-              </w:rPr>
-            </w:pPr>
-            <w:r>
-              <w:rPr>
-                <w:rFonts w:hint="eastAsia"/>
-                <w:b/>
-                <w:bCs/>
-                <w:sz w:val="16"/>
-                <w:szCs w:val="16"/>
-              </w:rPr>
-              <w:t>::Init()</w:t>
+            <w:proofErr w:type="spellEnd"/>
+          </w:p>
+          <w:p>
+            <w:pPr>
+              <w:widowControl/>
+              <w:wordWrap/>
+              <w:autoSpaceDE/>
+              <w:rPr>
+                <w:sz w:val="16"/>
+                <w:szCs w:val="16"/>
+              </w:rPr>
+            </w:pPr>
+            <w:proofErr w:type="gramStart"/>
+            <w:r>
+              <w:rPr>
+                <w:rFonts w:hint="eastAsia"/>
+                <w:b/>
+                <w:bCs/>
+                <w:sz w:val="16"/>
+                <w:szCs w:val="16"/>
+              </w:rPr>
+              <w:t>::Init(</w:t>
+            </w:r>
+            <w:proofErr w:type="gramEnd"/>
+            <w:r>
+              <w:rPr>
+                <w:rFonts w:hint="eastAsia"/>
+                <w:b/>
+                <w:bCs/>
+                <w:sz w:val="16"/>
+                <w:szCs w:val="16"/>
+              </w:rPr>
+              <w:t>)</w:t>
             </w:r>
           </w:p>
         </w:tc>
@@ -8840,7 +10039,29 @@
                 <w:sz w:val="16"/>
                 <w:szCs w:val="16"/>
               </w:rPr>
-              <w:t xml:space="preserve"> RecvThread()</w:t>
+              <w:t xml:space="preserve"> </w:t>
+            </w:r>
+            <w:proofErr w:type="spellStart"/>
+            <w:r>
+              <w:rPr>
+                <w:rFonts w:hint="eastAsia"/>
+                <w:b/>
+                <w:bCs/>
+                <w:sz w:val="16"/>
+                <w:szCs w:val="16"/>
+              </w:rPr>
+              <w:t>RecvThread</w:t>
+            </w:r>
+            <w:proofErr w:type="spellEnd"/>
+            <w:r>
+              <w:rPr>
+                <w:rFonts w:hint="eastAsia"/>
+                <w:b/>
+                <w:bCs/>
+                <w:sz w:val="16"/>
+                <w:szCs w:val="16"/>
+              </w:rPr>
+              <w:t>()</w:t>
             </w:r>
           </w:p>
           <w:p>
@@ -8944,6 +10165,8 @@
                 <w:szCs w:val="16"/>
               </w:rPr>
             </w:pPr>
+            <w:proofErr w:type="spellStart"/>
+            <w:proofErr w:type="gramStart"/>
             <w:r>
               <w:rPr>
                 <w:rFonts w:asciiTheme="majorEastAsia" w:eastAsiaTheme="majorEastAsia" w:hAnsiTheme="majorEastAsia" w:hint="eastAsia"/>
@@ -8952,7 +10175,29 @@
                 <w:sz w:val="16"/>
                 <w:szCs w:val="16"/>
               </w:rPr>
-              <w:t xml:space="preserve">RecvThread(), </w:t>
+              <w:t>RecvThread</w:t>
+            </w:r>
+            <w:proofErr w:type="spellEnd"/>
+            <w:r>
+              <w:rPr>
+                <w:rFonts w:asciiTheme="majorEastAsia" w:eastAsiaTheme="majorEastAsia" w:hAnsiTheme="majorEastAsia" w:hint="eastAsia"/>
+                <w:b/>
+                <w:bCs/>
+                <w:sz w:val="16"/>
+                <w:szCs w:val="16"/>
+              </w:rPr>
+              <w:t>(</w:t>
+            </w:r>
+            <w:proofErr w:type="gramEnd"/>
+            <w:r>
+              <w:rPr>
+                <w:rFonts w:asciiTheme="majorEastAsia" w:eastAsiaTheme="majorEastAsia" w:hAnsiTheme="majorEastAsia" w:hint="eastAsia"/>
+                <w:b/>
+                <w:bCs/>
+                <w:sz w:val="16"/>
+                <w:szCs w:val="16"/>
+              </w:rPr>
+              <w:t xml:space="preserve">), </w:t>
             </w:r>
           </w:p>
           <w:p>
@@ -8968,6 +10213,8 @@
                 <w:szCs w:val="16"/>
               </w:rPr>
             </w:pPr>
+            <w:proofErr w:type="spellStart"/>
+            <w:proofErr w:type="gramStart"/>
             <w:r>
               <w:rPr>
                 <w:rFonts w:asciiTheme="majorEastAsia" w:eastAsiaTheme="majorEastAsia" w:hAnsiTheme="majorEastAsia" w:hint="eastAsia"/>
@@ -8976,7 +10223,29 @@
                 <w:sz w:val="16"/>
                 <w:szCs w:val="16"/>
               </w:rPr>
-              <w:t>Processpacket()</w:t>
+              <w:t>Processpacket</w:t>
+            </w:r>
+            <w:proofErr w:type="spellEnd"/>
+            <w:r>
+              <w:rPr>
+                <w:rFonts w:asciiTheme="majorEastAsia" w:eastAsiaTheme="majorEastAsia" w:hAnsiTheme="majorEastAsia" w:hint="eastAsia"/>
+                <w:b/>
+                <w:bCs/>
+                <w:sz w:val="16"/>
+                <w:szCs w:val="16"/>
+              </w:rPr>
+              <w:t>(</w:t>
+            </w:r>
+            <w:proofErr w:type="gramEnd"/>
+            <w:r>
+              <w:rPr>
+                <w:rFonts w:asciiTheme="majorEastAsia" w:eastAsiaTheme="majorEastAsia" w:hAnsiTheme="majorEastAsia" w:hint="eastAsia"/>
+                <w:b/>
+                <w:bCs/>
+                <w:sz w:val="16"/>
+                <w:szCs w:val="16"/>
+              </w:rPr>
+              <w:t>)</w:t>
             </w:r>
           </w:p>
           <w:p>
@@ -9086,6 +10355,7 @@
                 <w:szCs w:val="16"/>
               </w:rPr>
             </w:pPr>
+            <w:proofErr w:type="spellStart"/>
             <w:r>
               <w:rPr>
                 <w:rFonts w:hint="eastAsia"/>
@@ -9095,6 +10365,7 @@
               </w:rPr>
               <w:t>패킷테스트</w:t>
             </w:r>
+            <w:proofErr w:type="spellEnd"/>
           </w:p>
           <w:p>
             <w:pPr>
@@ -9138,7 +10409,29 @@
                 <w:sz w:val="16"/>
                 <w:szCs w:val="16"/>
               </w:rPr>
-              <w:t>클라이언트, 서버 연결 성공, send, recv 성공</w:t>
+              <w:t xml:space="preserve">클라이언트, 서버 연결 성공, send, </w:t>
+            </w:r>
+            <w:proofErr w:type="spellStart"/>
+            <w:r>
+              <w:rPr>
+                <w:rFonts w:hint="eastAsia"/>
+                <w:b/>
+                <w:bCs/>
+                <w:sz w:val="16"/>
+                <w:szCs w:val="16"/>
+              </w:rPr>
+              <w:t>recv</w:t>
+            </w:r>
+            <w:proofErr w:type="spellEnd"/>
+            <w:r>
+              <w:rPr>
+                <w:rFonts w:hint="eastAsia"/>
+                <w:b/>
+                <w:bCs/>
+                <w:sz w:val="16"/>
+                <w:szCs w:val="16"/>
+              </w:rPr>
+              <w:t xml:space="preserve"> 성공</w:t>
             </w:r>
           </w:p>
         </w:tc>
@@ -9207,6 +10500,7 @@
                 <w:szCs w:val="16"/>
               </w:rPr>
             </w:pPr>
+            <w:proofErr w:type="spellStart"/>
             <w:r>
               <w:rPr>
                 <w:rFonts w:hint="eastAsia"/>
@@ -9217,6 +10511,7 @@
               </w:rPr>
               <w:t>UpdatePosition</w:t>
             </w:r>
+            <w:proofErr w:type="spellEnd"/>
           </w:p>
           <w:p>
             <w:pPr>
@@ -9277,6 +10572,7 @@
                 <w:szCs w:val="16"/>
               </w:rPr>
             </w:pPr>
+            <w:proofErr w:type="spellStart"/>
             <w:r>
               <w:rPr>
                 <w:rFonts w:asciiTheme="majorEastAsia" w:eastAsiaTheme="majorEastAsia" w:hAnsiTheme="majorEastAsia" w:hint="eastAsia"/>
@@ -9287,6 +10583,7 @@
               </w:rPr>
               <w:t>Processpacket</w:t>
             </w:r>
+            <w:proofErr w:type="spellEnd"/>
           </w:p>
           <w:p>
             <w:pPr>
@@ -9544,6 +10841,7 @@
                 <w:szCs w:val="16"/>
               </w:rPr>
             </w:pPr>
+            <w:proofErr w:type="spellStart"/>
             <w:r>
               <w:rPr>
                 <w:rFonts w:hint="eastAsia"/>
@@ -9554,28 +10852,73 @@
               </w:rPr>
               <w:t>send_Game</w:t>
             </w:r>
-          </w:p>
-          <w:p>
-            <w:pPr>
-              <w:widowControl/>
-              <w:wordWrap/>
-              <w:autoSpaceDE/>
-              <w:rPr>
-                <w:b/>
-                <w:bCs/>
-                <w:sz w:val="16"/>
-                <w:szCs w:val="16"/>
-              </w:rPr>
-            </w:pPr>
-            <w:r>
-              <w:rPr>
-                <w:rFonts w:hint="eastAsia"/>
-                <w:b/>
-                <w:bCs/>
-                <w:sz w:val="16"/>
-                <w:szCs w:val="16"/>
-              </w:rPr>
-              <w:t>_Start_Packet()</w:t>
+            <w:proofErr w:type="spellEnd"/>
+          </w:p>
+          <w:p>
+            <w:pPr>
+              <w:widowControl/>
+              <w:wordWrap/>
+              <w:autoSpaceDE/>
+              <w:rPr>
+                <w:b/>
+                <w:bCs/>
+                <w:sz w:val="16"/>
+                <w:szCs w:val="16"/>
+              </w:rPr>
+            </w:pPr>
+            <w:r>
+              <w:rPr>
+                <w:rFonts w:hint="eastAsia"/>
+                <w:b/>
+                <w:bCs/>
+                <w:sz w:val="16"/>
+                <w:szCs w:val="16"/>
+              </w:rPr>
+              <w:t>_</w:t>
+            </w:r>
+            <w:proofErr w:type="spellStart"/>
+            <w:r>
+              <w:rPr>
+                <w:rFonts w:hint="eastAsia"/>
+                <w:b/>
+                <w:bCs/>
+                <w:sz w:val="16"/>
+                <w:szCs w:val="16"/>
+              </w:rPr>
+              <w:t>Start_</w:t>
+            </w:r>
+            <w:proofErr w:type="gramStart"/>
+            <w:r>
+              <w:rPr>
+                <w:rFonts w:hint="eastAsia"/>
+                <w:b/>
+                <w:bCs/>
+                <w:sz w:val="16"/>
+                <w:szCs w:val="16"/>
+              </w:rPr>
+              <w:t>Packet</w:t>
+            </w:r>
+            <w:proofErr w:type="spellEnd"/>
+            <w:r>
+              <w:rPr>
+                <w:rFonts w:hint="eastAsia"/>
+                <w:b/>
+                <w:bCs/>
+                <w:sz w:val="16"/>
+                <w:szCs w:val="16"/>
+              </w:rPr>
+              <w:t>(</w:t>
+            </w:r>
+            <w:proofErr w:type="gramEnd"/>
+            <w:r>
+              <w:rPr>
+                <w:rFonts w:hint="eastAsia"/>
+                <w:b/>
+                <w:bCs/>
+                <w:sz w:val="16"/>
+                <w:szCs w:val="16"/>
+              </w:rPr>
+              <w:t>)</w:t>
             </w:r>
           </w:p>
           <w:p>
@@ -9637,6 +10980,7 @@
                 <w:szCs w:val="16"/>
               </w:rPr>
             </w:pPr>
+            <w:proofErr w:type="spellStart"/>
             <w:r>
               <w:rPr>
                 <w:rFonts w:asciiTheme="majorEastAsia" w:eastAsiaTheme="majorEastAsia" w:hAnsiTheme="majorEastAsia" w:hint="eastAsia"/>
@@ -9647,6 +10991,7 @@
               </w:rPr>
               <w:t>Processpacket</w:t>
             </w:r>
+            <w:proofErr w:type="spellEnd"/>
           </w:p>
           <w:p>
             <w:pPr>
@@ -9714,6 +11059,7 @@
                 <w:szCs w:val="16"/>
               </w:rPr>
             </w:pPr>
+            <w:proofErr w:type="spellStart"/>
             <w:r>
               <w:rPr>
                 <w:rFonts w:hint="eastAsia"/>
@@ -9723,6 +11069,7 @@
               </w:rPr>
               <w:t>패킷테스트</w:t>
             </w:r>
+            <w:proofErr w:type="spellEnd"/>
           </w:p>
           <w:p>
             <w:pPr>
@@ -9757,6 +11104,7 @@
                 <w:szCs w:val="16"/>
               </w:rPr>
             </w:pPr>
+            <w:proofErr w:type="spellStart"/>
             <w:r>
               <w:rPr>
                 <w:rFonts w:hint="eastAsia"/>
@@ -9767,6 +11115,7 @@
               </w:rPr>
               <w:t>ServerMain</w:t>
             </w:r>
+            <w:proofErr w:type="spellEnd"/>
           </w:p>
           <w:p>
             <w:pPr>
@@ -9834,18 +11183,182 @@
               <w:wordWrap/>
               <w:autoSpaceDE/>
               <w:rPr>
-                <w:sz w:val="16"/>
-                <w:szCs w:val="16"/>
-              </w:rPr>
-            </w:pPr>
-            <w:r>
-              <w:rPr>
-                <w:rFonts w:hint="eastAsia"/>
+                <w:b/>
+                <w:bCs/>
+                <w:sz w:val="16"/>
+                <w:szCs w:val="16"/>
+              </w:rPr>
+            </w:pPr>
+            <w:r>
+              <w:rPr>
+                <w:rFonts w:hint="eastAsia"/>
+                <w:b/>
+                <w:bCs/>
                 <w:sz w:val="16"/>
                 <w:szCs w:val="16"/>
               </w:rPr>
               <w:t xml:space="preserve"> </w:t>
             </w:r>
+            <w:proofErr w:type="spellStart"/>
+            <w:r>
+              <w:rPr>
+                <w:rFonts w:hint="eastAsia"/>
+                <w:b/>
+                <w:bCs/>
+                <w:sz w:val="16"/>
+                <w:szCs w:val="16"/>
+              </w:rPr>
+              <w:t>send_move</w:t>
+            </w:r>
+            <w:proofErr w:type="spellEnd"/>
+          </w:p>
+          <w:p>
+            <w:pPr>
+              <w:widowControl/>
+              <w:wordWrap/>
+              <w:autoSpaceDE/>
+              <w:rPr>
+                <w:b/>
+                <w:bCs/>
+                <w:sz w:val="16"/>
+                <w:szCs w:val="16"/>
+              </w:rPr>
+            </w:pPr>
+            <w:r>
+              <w:rPr>
+                <w:rFonts w:hint="eastAsia"/>
+                <w:b/>
+                <w:bCs/>
+                <w:sz w:val="16"/>
+                <w:szCs w:val="16"/>
+              </w:rPr>
+              <w:t>_</w:t>
+            </w:r>
+            <w:proofErr w:type="gramStart"/>
+            <w:r>
+              <w:rPr>
+                <w:rFonts w:hint="eastAsia"/>
+                <w:b/>
+                <w:bCs/>
+                <w:sz w:val="16"/>
+                <w:szCs w:val="16"/>
+              </w:rPr>
+              <w:t>packet(</w:t>
+            </w:r>
+            <w:proofErr w:type="gramEnd"/>
+            <w:r>
+              <w:rPr>
+                <w:rFonts w:hint="eastAsia"/>
+                <w:b/>
+                <w:bCs/>
+                <w:sz w:val="16"/>
+                <w:szCs w:val="16"/>
+              </w:rPr>
+              <w:t>)</w:t>
+            </w:r>
+          </w:p>
+          <w:p>
+            <w:pPr>
+              <w:widowControl/>
+              <w:wordWrap/>
+              <w:autoSpaceDE/>
+              <w:rPr>
+                <w:b/>
+                <w:bCs/>
+                <w:sz w:val="16"/>
+                <w:szCs w:val="16"/>
+              </w:rPr>
+            </w:pPr>
+            <w:r>
+              <w:rPr>
+                <w:rFonts w:hint="eastAsia"/>
+                <w:b/>
+                <w:bCs/>
+                <w:sz w:val="16"/>
+                <w:szCs w:val="16"/>
+              </w:rPr>
+              <w:t>구현</w:t>
+            </w:r>
+            <w:r>
+              <w:rPr>
+                <w:rFonts w:hint="eastAsia"/>
+                <w:b/>
+                <w:bCs/>
+                <w:sz w:val="16"/>
+                <w:szCs w:val="16"/>
+              </w:rPr>
+              <w:t>시작.</w:t>
+            </w:r>
+          </w:p>
+          <w:p>
+            <w:pPr>
+              <w:widowControl/>
+              <w:wordWrap/>
+              <w:autoSpaceDE/>
+              <w:rPr>
+                <w:b/>
+                <w:bCs/>
+                <w:sz w:val="16"/>
+                <w:szCs w:val="16"/>
+              </w:rPr>
+            </w:pPr>
+            <w:proofErr w:type="spellStart"/>
+            <w:r>
+              <w:rPr>
+                <w:rFonts w:hint="eastAsia"/>
+                <w:b/>
+                <w:bCs/>
+                <w:sz w:val="16"/>
+                <w:szCs w:val="16"/>
+              </w:rPr>
+              <w:t>Updatepositoin</w:t>
+            </w:r>
+            <w:proofErr w:type="spellEnd"/>
+            <w:r>
+              <w:rPr>
+                <w:rFonts w:hint="eastAsia"/>
+                <w:b/>
+                <w:bCs/>
+                <w:sz w:val="16"/>
+                <w:szCs w:val="16"/>
+              </w:rPr>
+              <w:t xml:space="preserve"> </w:t>
+            </w:r>
+          </w:p>
+          <w:p>
+            <w:pPr>
+              <w:widowControl/>
+              <w:wordWrap/>
+              <w:autoSpaceDE/>
+              <w:rPr>
+                <w:rFonts w:hint="eastAsia"/>
+                <w:b/>
+                <w:bCs/>
+                <w:sz w:val="16"/>
+                <w:szCs w:val="16"/>
+              </w:rPr>
+            </w:pPr>
+            <w:r>
+              <w:rPr>
+                <w:rFonts w:hint="eastAsia"/>
+                <w:b/>
+                <w:bCs/>
+                <w:sz w:val="16"/>
+                <w:szCs w:val="16"/>
+              </w:rPr>
+              <w:t>스레드 오류 수정</w:t>
+            </w:r>
+          </w:p>
+          <w:p>
+            <w:pPr>
+              <w:widowControl/>
+              <w:wordWrap/>
+              <w:autoSpaceDE/>
+              <w:rPr>
+                <w:sz w:val="16"/>
+                <w:szCs w:val="16"/>
+              </w:rPr>
+            </w:pPr>
           </w:p>
         </w:tc>
         <w:tc>
@@ -9888,63 +11401,6 @@
                 <w:szCs w:val="16"/>
               </w:rPr>
             </w:pPr>
-            <w:r>
-              <w:rPr>
-                <w:rFonts w:hint="eastAsia"/>
-                <w:sz w:val="16"/>
-                <w:szCs w:val="16"/>
-              </w:rPr>
-              <w:t>send_move</w:t>
-            </w:r>
-          </w:p>
-          <w:p>
-            <w:pPr>
-              <w:widowControl/>
-              <w:wordWrap/>
-              <w:autoSpaceDE/>
-              <w:rPr>
-                <w:sz w:val="16"/>
-                <w:szCs w:val="16"/>
-              </w:rPr>
-            </w:pPr>
-            <w:r>
-              <w:rPr>
-                <w:rFonts w:hint="eastAsia"/>
-                <w:sz w:val="16"/>
-                <w:szCs w:val="16"/>
-              </w:rPr>
-              <w:t>_packet()</w:t>
-            </w:r>
-          </w:p>
-          <w:p>
-            <w:pPr>
-              <w:widowControl/>
-              <w:wordWrap/>
-              <w:autoSpaceDE/>
-              <w:rPr>
-                <w:sz w:val="16"/>
-                <w:szCs w:val="16"/>
-              </w:rPr>
-            </w:pPr>
-            <w:r>
-              <w:rPr>
-                <w:rFonts w:hint="eastAsia"/>
-                <w:sz w:val="16"/>
-                <w:szCs w:val="16"/>
-              </w:rPr>
-              <w:t>구현</w:t>
-            </w:r>
-          </w:p>
-          <w:p>
-            <w:pPr>
-              <w:widowControl/>
-              <w:wordWrap/>
-              <w:autoSpaceDE/>
-              <w:rPr>
-                <w:sz w:val="16"/>
-                <w:szCs w:val="16"/>
-              </w:rPr>
-            </w:pPr>
           </w:p>
           <w:p>
             <w:pPr>
@@ -10035,53 +11491,6 @@
                 <w:szCs w:val="16"/>
               </w:rPr>
             </w:pPr>
-            <w:r>
-              <w:rPr>
-                <w:rFonts w:hint="eastAsia"/>
-                <w:sz w:val="16"/>
-                <w:szCs w:val="16"/>
-              </w:rPr>
-              <w:t>클라이언트</w:t>
-            </w:r>
-          </w:p>
-          <w:p>
-            <w:pPr>
-              <w:widowControl/>
-              <w:wordWrap/>
-              <w:autoSpaceDE/>
-              <w:rPr>
-                <w:rFonts w:asciiTheme="majorEastAsia" w:eastAsiaTheme="majorEastAsia" w:hAnsiTheme="majorEastAsia"/>
-                <w:sz w:val="16"/>
-                <w:szCs w:val="16"/>
-              </w:rPr>
-            </w:pPr>
-            <w:r>
-              <w:rPr>
-                <w:rFonts w:asciiTheme="majorEastAsia" w:eastAsiaTheme="majorEastAsia" w:hAnsiTheme="majorEastAsia" w:hint="eastAsia"/>
-                <w:sz w:val="16"/>
-                <w:szCs w:val="16"/>
-              </w:rPr>
-              <w:t>Processpacket</w:t>
-            </w:r>
-          </w:p>
-          <w:p>
-            <w:pPr>
-              <w:widowControl/>
-              <w:wordWrap/>
-              <w:autoSpaceDE/>
-              <w:rPr>
-                <w:sz w:val="16"/>
-                <w:szCs w:val="16"/>
-              </w:rPr>
-            </w:pPr>
-            <w:r>
-              <w:rPr>
-                <w:rFonts w:hint="eastAsia"/>
-                <w:sz w:val="16"/>
-                <w:szCs w:val="16"/>
-              </w:rPr>
-              <w:t>업데이트</w:t>
-            </w:r>
           </w:p>
         </w:tc>
         <w:tc>
@@ -10120,56 +11529,81 @@
               <w:wordWrap/>
               <w:autoSpaceDE/>
               <w:rPr>
-                <w:sz w:val="16"/>
-                <w:szCs w:val="16"/>
-              </w:rPr>
-            </w:pPr>
-            <w:r>
-              <w:rPr>
-                <w:rFonts w:hint="eastAsia"/>
-                <w:sz w:val="16"/>
-                <w:szCs w:val="16"/>
-              </w:rPr>
-              <w:t>send_</w:t>
-            </w:r>
-          </w:p>
-          <w:p>
-            <w:pPr>
-              <w:widowControl/>
-              <w:wordWrap/>
-              <w:autoSpaceDE/>
-              <w:rPr>
-                <w:sz w:val="16"/>
-                <w:szCs w:val="16"/>
-              </w:rPr>
-            </w:pPr>
-            <w:r>
-              <w:rPr>
-                <w:rFonts w:hint="eastAsia"/>
-                <w:sz w:val="16"/>
-                <w:szCs w:val="16"/>
-              </w:rPr>
-              <w:t>booster</w:t>
-            </w:r>
-          </w:p>
-          <w:p>
-            <w:pPr>
-              <w:widowControl/>
-              <w:wordWrap/>
-              <w:autoSpaceDE/>
-              <w:rPr>
-                <w:sz w:val="16"/>
-                <w:szCs w:val="16"/>
-              </w:rPr>
-            </w:pPr>
-            <w:r>
-              <w:rPr>
-                <w:rFonts w:hint="eastAsia"/>
-                <w:sz w:val="16"/>
-                <w:szCs w:val="16"/>
-              </w:rPr>
-              <w:t>_packet() 구현</w:t>
-            </w:r>
+                <w:b/>
+                <w:bCs/>
+                <w:sz w:val="16"/>
+                <w:szCs w:val="16"/>
+              </w:rPr>
+            </w:pPr>
+            <w:proofErr w:type="spellStart"/>
+            <w:r>
+              <w:rPr>
+                <w:rFonts w:hint="eastAsia"/>
+                <w:b/>
+                <w:bCs/>
+                <w:sz w:val="16"/>
+                <w:szCs w:val="16"/>
+              </w:rPr>
+              <w:t>move_packet</w:t>
+            </w:r>
+            <w:proofErr w:type="spellEnd"/>
+          </w:p>
+          <w:p>
+            <w:pPr>
+              <w:widowControl/>
+              <w:wordWrap/>
+              <w:autoSpaceDE/>
+              <w:rPr>
+                <w:b/>
+                <w:bCs/>
+                <w:sz w:val="16"/>
+                <w:szCs w:val="16"/>
+              </w:rPr>
+            </w:pPr>
+            <w:r>
+              <w:rPr>
+                <w:rFonts w:hint="eastAsia"/>
+                <w:b/>
+                <w:bCs/>
+                <w:sz w:val="16"/>
+                <w:szCs w:val="16"/>
+              </w:rPr>
+              <w:t>구현 완료.</w:t>
+            </w:r>
+          </w:p>
+          <w:p>
+            <w:pPr>
+              <w:widowControl/>
+              <w:wordWrap/>
+              <w:autoSpaceDE/>
+              <w:rPr>
+                <w:rFonts w:hint="eastAsia"/>
+                <w:sz w:val="16"/>
+                <w:szCs w:val="16"/>
+              </w:rPr>
+            </w:pPr>
+            <w:r>
+              <w:rPr>
+                <w:rFonts w:hint="eastAsia"/>
+                <w:b/>
+                <w:bCs/>
+                <w:sz w:val="16"/>
+                <w:szCs w:val="16"/>
+              </w:rPr>
+              <w:t xml:space="preserve">클라이언트에서 움직임 </w:t>
+            </w:r>
+            <w:proofErr w:type="spellStart"/>
+            <w:r>
+              <w:rPr>
+                <w:rFonts w:hint="eastAsia"/>
+                <w:b/>
+                <w:bCs/>
+                <w:sz w:val="16"/>
+                <w:szCs w:val="16"/>
+              </w:rPr>
+              <w:t>처리까지함</w:t>
+            </w:r>
+            <w:proofErr w:type="spellEnd"/>
           </w:p>
         </w:tc>
         <w:tc>
@@ -10202,6 +11636,63 @@
               <w:t>18</w:t>
             </w:r>
           </w:p>
+          <w:p>
+            <w:pPr>
+              <w:widowControl/>
+              <w:wordWrap/>
+              <w:autoSpaceDE/>
+              <w:rPr>
+                <w:sz w:val="16"/>
+                <w:szCs w:val="16"/>
+              </w:rPr>
+            </w:pPr>
+            <w:r>
+              <w:rPr>
+                <w:rFonts w:hint="eastAsia"/>
+                <w:sz w:val="16"/>
+                <w:szCs w:val="16"/>
+              </w:rPr>
+              <w:t>send_</w:t>
+            </w:r>
+          </w:p>
+          <w:p>
+            <w:pPr>
+              <w:widowControl/>
+              <w:wordWrap/>
+              <w:autoSpaceDE/>
+              <w:rPr>
+                <w:sz w:val="16"/>
+                <w:szCs w:val="16"/>
+              </w:rPr>
+            </w:pPr>
+            <w:r>
+              <w:rPr>
+                <w:rFonts w:hint="eastAsia"/>
+                <w:sz w:val="16"/>
+                <w:szCs w:val="16"/>
+              </w:rPr>
+              <w:t>booster</w:t>
+            </w:r>
+          </w:p>
+          <w:p>
+            <w:pPr>
+              <w:widowControl/>
+              <w:wordWrap/>
+              <w:autoSpaceDE/>
+              <w:rPr>
+                <w:sz w:val="16"/>
+                <w:szCs w:val="16"/>
+              </w:rPr>
+            </w:pPr>
+            <w:r>
+              <w:rPr>
+                <w:rFonts w:hint="eastAsia"/>
+                <w:sz w:val="16"/>
+                <w:szCs w:val="16"/>
+              </w:rPr>
+              <w:t>_packet() 구현</w:t>
+            </w:r>
+          </w:p>
         </w:tc>
         <w:tc>
           <w:tcPr>
@@ -10247,6 +11738,7 @@
                 <w:szCs w:val="16"/>
               </w:rPr>
             </w:pPr>
+            <w:proofErr w:type="spellStart"/>
             <w:r>
               <w:rPr>
                 <w:rFonts w:hint="eastAsia"/>
@@ -10256,6 +11748,7 @@
               </w:rPr>
               <w:t>패킷테스트</w:t>
             </w:r>
+            <w:proofErr w:type="spellEnd"/>
           </w:p>
           <w:p>
             <w:pPr>
@@ -10379,13 +11872,41 @@
                 <w:szCs w:val="16"/>
               </w:rPr>
             </w:pPr>
-            <w:r>
-              <w:rPr>
-                <w:rFonts w:hint="eastAsia"/>
-                <w:sz w:val="16"/>
-                <w:szCs w:val="16"/>
-              </w:rPr>
-              <w:t>Finish_packet()</w:t>
+            <w:proofErr w:type="spellStart"/>
+            <w:r>
+              <w:rPr>
+                <w:rFonts w:hint="eastAsia"/>
+                <w:sz w:val="16"/>
+                <w:szCs w:val="16"/>
+              </w:rPr>
+              <w:t>Finish_</w:t>
+            </w:r>
+            <w:proofErr w:type="gramStart"/>
+            <w:r>
+              <w:rPr>
+                <w:rFonts w:hint="eastAsia"/>
+                <w:sz w:val="16"/>
+                <w:szCs w:val="16"/>
+              </w:rPr>
+              <w:t>packet</w:t>
+            </w:r>
+            <w:proofErr w:type="spellEnd"/>
+            <w:r>
+              <w:rPr>
+                <w:rFonts w:hint="eastAsia"/>
+                <w:sz w:val="16"/>
+                <w:szCs w:val="16"/>
+              </w:rPr>
+              <w:t>(</w:t>
+            </w:r>
+            <w:proofErr w:type="gramEnd"/>
+            <w:r>
+              <w:rPr>
+                <w:rFonts w:hint="eastAsia"/>
+                <w:sz w:val="16"/>
+                <w:szCs w:val="16"/>
+              </w:rPr>
+              <w:t>)</w:t>
             </w:r>
           </w:p>
           <w:p>
@@ -10505,6 +12026,7 @@
                 <w:szCs w:val="16"/>
               </w:rPr>
             </w:pPr>
+            <w:proofErr w:type="spellStart"/>
             <w:r>
               <w:rPr>
                 <w:rFonts w:asciiTheme="majorEastAsia" w:eastAsiaTheme="majorEastAsia" w:hAnsiTheme="majorEastAsia" w:hint="eastAsia"/>
@@ -10513,6 +12035,7 @@
               </w:rPr>
               <w:t>Processpacket</w:t>
             </w:r>
+            <w:proofErr w:type="spellEnd"/>
           </w:p>
           <w:p>
             <w:pPr>
@@ -10573,6 +12096,7 @@
                 <w:szCs w:val="16"/>
               </w:rPr>
             </w:pPr>
+            <w:proofErr w:type="spellStart"/>
             <w:r>
               <w:rPr>
                 <w:rFonts w:hint="eastAsia"/>
@@ -10581,6 +12105,7 @@
               </w:rPr>
               <w:t>send_rank</w:t>
             </w:r>
+            <w:proofErr w:type="spellEnd"/>
           </w:p>
           <w:p>
             <w:pPr>
@@ -10689,6 +12214,7 @@
                 <w:szCs w:val="16"/>
               </w:rPr>
             </w:pPr>
+            <w:proofErr w:type="spellStart"/>
             <w:r>
               <w:rPr>
                 <w:rFonts w:hint="eastAsia"/>
@@ -10698,6 +12224,7 @@
               </w:rPr>
               <w:t>패킷테스트</w:t>
             </w:r>
+            <w:proofErr w:type="spellEnd"/>
           </w:p>
           <w:p>
             <w:pPr>
@@ -10760,6 +12287,7 @@
                 <w:szCs w:val="16"/>
               </w:rPr>
             </w:pPr>
+            <w:proofErr w:type="spellStart"/>
             <w:r>
               <w:rPr>
                 <w:rFonts w:hint="eastAsia"/>
@@ -10768,25 +12296,54 @@
               </w:rPr>
               <w:t>send_login</w:t>
             </w:r>
-          </w:p>
-          <w:p>
-            <w:pPr>
-              <w:widowControl/>
-              <w:wordWrap/>
-              <w:autoSpaceDE/>
-              <w:rPr>
-                <w:sz w:val="16"/>
-                <w:szCs w:val="16"/>
-              </w:rPr>
-            </w:pPr>
-            <w:r>
-              <w:rPr>
-                <w:rFonts w:hint="eastAsia"/>
-                <w:sz w:val="16"/>
-                <w:szCs w:val="16"/>
-              </w:rPr>
-              <w:t>_fail_packet();</w:t>
-            </w:r>
+            <w:proofErr w:type="spellEnd"/>
+          </w:p>
+          <w:p>
+            <w:pPr>
+              <w:widowControl/>
+              <w:wordWrap/>
+              <w:autoSpaceDE/>
+              <w:rPr>
+                <w:sz w:val="16"/>
+                <w:szCs w:val="16"/>
+              </w:rPr>
+            </w:pPr>
+            <w:r>
+              <w:rPr>
+                <w:rFonts w:hint="eastAsia"/>
+                <w:sz w:val="16"/>
+                <w:szCs w:val="16"/>
+              </w:rPr>
+              <w:t>_</w:t>
+            </w:r>
+            <w:proofErr w:type="spellStart"/>
+            <w:r>
+              <w:rPr>
+                <w:rFonts w:hint="eastAsia"/>
+                <w:sz w:val="16"/>
+                <w:szCs w:val="16"/>
+              </w:rPr>
+              <w:t>fail_</w:t>
+            </w:r>
+            <w:proofErr w:type="gramStart"/>
+            <w:r>
+              <w:rPr>
+                <w:rFonts w:hint="eastAsia"/>
+                <w:sz w:val="16"/>
+                <w:szCs w:val="16"/>
+              </w:rPr>
+              <w:t>packet</w:t>
+            </w:r>
+            <w:proofErr w:type="spellEnd"/>
+            <w:r>
+              <w:rPr>
+                <w:rFonts w:hint="eastAsia"/>
+                <w:sz w:val="16"/>
+                <w:szCs w:val="16"/>
+              </w:rPr>
+              <w:t>();</w:t>
+            </w:r>
+            <w:proofErr w:type="gramEnd"/>
           </w:p>
           <w:p>
             <w:pPr>
@@ -11036,6 +12593,7 @@
                 <w:szCs w:val="16"/>
               </w:rPr>
             </w:pPr>
+            <w:proofErr w:type="spellStart"/>
             <w:r>
               <w:rPr>
                 <w:rFonts w:hint="eastAsia"/>
@@ -11045,6 +12603,7 @@
               </w:rPr>
               <w:t>패킷테스트</w:t>
             </w:r>
+            <w:proofErr w:type="spellEnd"/>
           </w:p>
           <w:p>
             <w:pPr>

--- a/진척 관리.docx
+++ b/진척 관리.docx
@@ -2068,7 +2068,6 @@
                 <w:szCs w:val="20"/>
               </w:rPr>
             </w:pPr>
-            <w:proofErr w:type="spellStart"/>
             <w:r>
               <w:rPr>
                 <w:rFonts w:hint="eastAsia"/>
@@ -2077,7 +2076,6 @@
               </w:rPr>
               <w:t>유영빈</w:t>
             </w:r>
-            <w:proofErr w:type="spellEnd"/>
           </w:p>
         </w:tc>
       </w:tr>
@@ -2199,7 +2197,6 @@
                 <w:szCs w:val="20"/>
               </w:rPr>
             </w:pPr>
-            <w:proofErr w:type="spellStart"/>
             <w:r>
               <w:rPr>
                 <w:rFonts w:hint="eastAsia"/>
@@ -2208,7 +2205,6 @@
               </w:rPr>
               <w:t>유영빈</w:t>
             </w:r>
-            <w:proofErr w:type="spellEnd"/>
           </w:p>
         </w:tc>
       </w:tr>
@@ -2550,23 +2546,13 @@
                 <w:szCs w:val="20"/>
               </w:rPr>
             </w:pPr>
-            <w:proofErr w:type="spellStart"/>
-            <w:r>
-              <w:rPr>
-                <w:rFonts w:hint="eastAsia"/>
-                <w:sz w:val="20"/>
-                <w:szCs w:val="20"/>
-              </w:rPr>
-              <w:t>유영빈</w:t>
-            </w:r>
-            <w:proofErr w:type="spellEnd"/>
-            <w:r>
-              <w:rPr>
-                <w:rFonts w:hint="eastAsia"/>
-                <w:sz w:val="20"/>
-                <w:szCs w:val="20"/>
-              </w:rPr>
-              <w:t>, 양현서</w:t>
+            <w:r>
+              <w:rPr>
+                <w:rFonts w:hint="eastAsia"/>
+                <w:sz w:val="20"/>
+                <w:szCs w:val="20"/>
+              </w:rPr>
+              <w:t>유영빈, 양현서</w:t>
             </w:r>
           </w:p>
         </w:tc>
@@ -2887,7 +2873,6 @@
                 <w:szCs w:val="20"/>
               </w:rPr>
             </w:pPr>
-            <w:proofErr w:type="spellStart"/>
             <w:r>
               <w:rPr>
                 <w:rFonts w:hint="eastAsia"/>
@@ -2896,7 +2881,6 @@
               </w:rPr>
               <w:t>유영빈</w:t>
             </w:r>
-            <w:proofErr w:type="spellEnd"/>
           </w:p>
         </w:tc>
       </w:tr>
@@ -2981,7 +2965,6 @@
                 <w:szCs w:val="20"/>
               </w:rPr>
             </w:pPr>
-            <w:proofErr w:type="spellStart"/>
             <w:r>
               <w:rPr>
                 <w:rFonts w:hint="eastAsia"/>
@@ -2990,7 +2973,6 @@
               </w:rPr>
               <w:t>유영빈</w:t>
             </w:r>
-            <w:proofErr w:type="spellEnd"/>
           </w:p>
         </w:tc>
       </w:tr>
@@ -3115,18 +3097,8 @@
                 <w:sz w:val="20"/>
                 <w:szCs w:val="20"/>
               </w:rPr>
-              <w:t xml:space="preserve">양현서, </w:t>
-            </w:r>
-            <w:proofErr w:type="spellStart"/>
-            <w:r>
-              <w:rPr>
-                <w:rFonts w:hint="eastAsia"/>
-                <w:sz w:val="20"/>
-                <w:szCs w:val="20"/>
-              </w:rPr>
-              <w:t>유영빈</w:t>
-            </w:r>
-            <w:proofErr w:type="spellEnd"/>
+              <w:t>양현서, 유영빈</w:t>
+            </w:r>
           </w:p>
         </w:tc>
       </w:tr>
@@ -6314,14 +6286,12 @@
         <w:autoSpaceDE/>
         <w:autoSpaceDN/>
       </w:pPr>
-      <w:proofErr w:type="spellStart"/>
       <w:r>
         <w:rPr>
           <w:rFonts w:hint="eastAsia"/>
         </w:rPr>
         <w:t>유영빈</w:t>
       </w:r>
-      <w:proofErr w:type="spellEnd"/>
     </w:p>
     <w:tbl>
       <w:tblPr>
@@ -6331,12 +6301,12 @@
         <w:tblLook w:val="04A0" w:firstRow="1" w:lastRow="0" w:firstColumn="1" w:lastColumn="0" w:noHBand="0" w:noVBand="1"/>
       </w:tblPr>
       <w:tblGrid>
-        <w:gridCol w:w="1477"/>
+        <w:gridCol w:w="1400"/>
         <w:gridCol w:w="1757"/>
-        <w:gridCol w:w="1338"/>
-        <w:gridCol w:w="1453"/>
+        <w:gridCol w:w="1571"/>
+        <w:gridCol w:w="1370"/>
         <w:gridCol w:w="2863"/>
-        <w:gridCol w:w="1484"/>
+        <w:gridCol w:w="1411"/>
         <w:gridCol w:w="544"/>
       </w:tblGrid>
       <w:tr>
@@ -7859,13 +7829,15 @@
               <w:autoSpaceDE/>
               <w:autoSpaceDN/>
               <w:rPr>
-                <w:sz w:val="16"/>
-                <w:szCs w:val="16"/>
-              </w:rPr>
-            </w:pPr>
-            <w:r>
-              <w:rPr>
-                <w:rFonts w:hint="eastAsia"/>
+                <w:strike/>
+                <w:sz w:val="16"/>
+                <w:szCs w:val="16"/>
+              </w:rPr>
+            </w:pPr>
+            <w:r>
+              <w:rPr>
+                <w:rFonts w:hint="eastAsia"/>
+                <w:strike/>
                 <w:sz w:val="16"/>
                 <w:szCs w:val="16"/>
               </w:rPr>
@@ -7875,6 +7847,7 @@
             <w:r>
               <w:rPr>
                 <w:rFonts w:hint="eastAsia"/>
+                <w:strike/>
                 <w:sz w:val="16"/>
                 <w:szCs w:val="16"/>
               </w:rPr>
@@ -7884,6 +7857,7 @@
             <w:r>
               <w:rPr>
                 <w:rFonts w:hint="eastAsia"/>
+                <w:strike/>
                 <w:sz w:val="16"/>
                 <w:szCs w:val="16"/>
               </w:rPr>
@@ -7922,6 +7896,7 @@
               <w:autoSpaceDE/>
               <w:autoSpaceDN/>
               <w:rPr>
+                <w:strike/>
                 <w:sz w:val="16"/>
                 <w:szCs w:val="16"/>
               </w:rPr>
@@ -7931,6 +7906,7 @@
             <w:r>
               <w:rPr>
                 <w:rFonts w:eastAsiaTheme="minorHAnsi"/>
+                <w:strike/>
                 <w:sz w:val="16"/>
                 <w:szCs w:val="16"/>
               </w:rPr>
@@ -7940,6 +7916,7 @@
             <w:r>
               <w:rPr>
                 <w:rFonts w:eastAsiaTheme="minorHAnsi"/>
+                <w:strike/>
                 <w:sz w:val="16"/>
                 <w:szCs w:val="16"/>
               </w:rPr>
@@ -7949,6 +7926,7 @@
             <w:r>
               <w:rPr>
                 <w:rFonts w:eastAsiaTheme="minorHAnsi"/>
+                <w:strike/>
                 <w:sz w:val="16"/>
                 <w:szCs w:val="16"/>
               </w:rPr>
@@ -7999,10 +7977,193 @@
               <w:autoSpaceDE/>
               <w:autoSpaceDN/>
               <w:rPr>
-                <w:sz w:val="16"/>
-                <w:szCs w:val="16"/>
-              </w:rPr>
-            </w:pPr>
+                <w:rFonts w:eastAsiaTheme="minorHAnsi" w:hint="eastAsia"/>
+                <w:b/>
+                <w:bCs/>
+                <w:sz w:val="16"/>
+                <w:szCs w:val="16"/>
+              </w:rPr>
+            </w:pPr>
+            <w:proofErr w:type="spellStart"/>
+            <w:r>
+              <w:rPr>
+                <w:rFonts w:eastAsiaTheme="minorHAnsi"/>
+                <w:b/>
+                <w:bCs/>
+                <w:sz w:val="16"/>
+                <w:szCs w:val="16"/>
+              </w:rPr>
+              <w:t>CollisionCheck</w:t>
+            </w:r>
+            <w:proofErr w:type="spellEnd"/>
+            <w:r>
+              <w:rPr>
+                <w:rFonts w:eastAsiaTheme="minorHAnsi" w:hint="eastAsia"/>
+                <w:b/>
+                <w:bCs/>
+                <w:sz w:val="16"/>
+                <w:szCs w:val="16"/>
+              </w:rPr>
+              <w:t>()</w:t>
+            </w:r>
+            <w:r>
+              <w:rPr>
+                <w:rFonts w:eastAsiaTheme="minorHAnsi" w:hint="eastAsia"/>
+                <w:b/>
+                <w:bCs/>
+                <w:sz w:val="16"/>
+                <w:szCs w:val="16"/>
+              </w:rPr>
+              <w:t xml:space="preserve"> </w:t>
+            </w:r>
+            <w:r>
+              <w:rPr>
+                <w:rFonts w:eastAsiaTheme="minorHAnsi"/>
+                <w:b/>
+                <w:bCs/>
+                <w:sz w:val="16"/>
+                <w:szCs w:val="16"/>
+              </w:rPr>
+              <w:br/>
+            </w:r>
+            <w:r>
+              <w:rPr>
+                <w:rFonts w:eastAsiaTheme="minorHAnsi" w:hint="eastAsia"/>
+                <w:b/>
+                <w:bCs/>
+                <w:sz w:val="16"/>
+                <w:szCs w:val="16"/>
+              </w:rPr>
+              <w:t xml:space="preserve">(일단 </w:t>
+            </w:r>
+            <w:proofErr w:type="spellStart"/>
+            <w:r>
+              <w:rPr>
+                <w:rFonts w:eastAsiaTheme="minorHAnsi" w:hint="eastAsia"/>
+                <w:b/>
+                <w:bCs/>
+                <w:sz w:val="16"/>
+                <w:szCs w:val="16"/>
+              </w:rPr>
+              <w:t>못움직이도록</w:t>
+            </w:r>
+            <w:proofErr w:type="spellEnd"/>
+            <w:r>
+              <w:rPr>
+                <w:rFonts w:eastAsiaTheme="minorHAnsi" w:hint="eastAsia"/>
+                <w:b/>
+                <w:bCs/>
+                <w:sz w:val="16"/>
+                <w:szCs w:val="16"/>
+              </w:rPr>
+              <w:t xml:space="preserve"> </w:t>
+            </w:r>
+            <w:proofErr w:type="spellStart"/>
+            <w:r>
+              <w:rPr>
+                <w:rFonts w:eastAsiaTheme="minorHAnsi" w:hint="eastAsia"/>
+                <w:b/>
+                <w:bCs/>
+                <w:sz w:val="16"/>
+                <w:szCs w:val="16"/>
+              </w:rPr>
+              <w:t>만듬</w:t>
+            </w:r>
+            <w:proofErr w:type="spellEnd"/>
+            <w:r>
+              <w:rPr>
+                <w:rFonts w:eastAsiaTheme="minorHAnsi" w:hint="eastAsia"/>
+                <w:b/>
+                <w:bCs/>
+                <w:sz w:val="16"/>
+                <w:szCs w:val="16"/>
+              </w:rPr>
+              <w:t>)</w:t>
+            </w:r>
+          </w:p>
+          <w:p>
+            <w:pPr>
+              <w:widowControl/>
+              <w:wordWrap/>
+              <w:autoSpaceDE/>
+              <w:autoSpaceDN/>
+              <w:rPr>
+                <w:rFonts w:eastAsiaTheme="minorHAnsi"/>
+                <w:b/>
+                <w:bCs/>
+                <w:sz w:val="16"/>
+                <w:szCs w:val="16"/>
+              </w:rPr>
+            </w:pPr>
+          </w:p>
+          <w:p>
+            <w:pPr>
+              <w:widowControl/>
+              <w:wordWrap/>
+              <w:autoSpaceDE/>
+              <w:autoSpaceDN/>
+              <w:rPr>
+                <w:rFonts w:eastAsiaTheme="minorHAnsi" w:hint="eastAsia"/>
+                <w:b/>
+                <w:bCs/>
+                <w:sz w:val="16"/>
+                <w:szCs w:val="16"/>
+              </w:rPr>
+            </w:pPr>
+            <w:r>
+              <w:rPr>
+                <w:rFonts w:eastAsiaTheme="minorHAnsi" w:hint="eastAsia"/>
+                <w:b/>
+                <w:bCs/>
+                <w:sz w:val="16"/>
+                <w:szCs w:val="16"/>
+              </w:rPr>
+              <w:t xml:space="preserve">서버에서 </w:t>
+            </w:r>
+            <w:proofErr w:type="spellStart"/>
+            <w:r>
+              <w:rPr>
+                <w:rFonts w:eastAsiaTheme="minorHAnsi" w:hint="eastAsia"/>
+                <w:b/>
+                <w:bCs/>
+                <w:sz w:val="16"/>
+                <w:szCs w:val="16"/>
+              </w:rPr>
+              <w:t>xyz</w:t>
+            </w:r>
+            <w:proofErr w:type="spellEnd"/>
+            <w:r>
+              <w:rPr>
+                <w:rFonts w:eastAsiaTheme="minorHAnsi" w:hint="eastAsia"/>
+                <w:b/>
+                <w:bCs/>
+                <w:sz w:val="16"/>
+                <w:szCs w:val="16"/>
+              </w:rPr>
+              <w:t xml:space="preserve">를 사용해서 움직임 처리하고, </w:t>
+            </w:r>
+            <w:proofErr w:type="spellStart"/>
+            <w:r>
+              <w:rPr>
+                <w:rFonts w:eastAsiaTheme="minorHAnsi" w:hint="eastAsia"/>
+                <w:b/>
+                <w:bCs/>
+                <w:sz w:val="16"/>
+                <w:szCs w:val="16"/>
+              </w:rPr>
+              <w:t>클라에</w:t>
+            </w:r>
+            <w:proofErr w:type="spellEnd"/>
+            <w:r>
+              <w:rPr>
+                <w:rFonts w:eastAsiaTheme="minorHAnsi" w:hint="eastAsia"/>
+                <w:b/>
+                <w:bCs/>
+                <w:sz w:val="16"/>
+                <w:szCs w:val="16"/>
+              </w:rPr>
+              <w:t xml:space="preserve"> 전송해서 렌더링하도록 코드 수정</w:t>
+            </w:r>
           </w:p>
         </w:tc>
         <w:tc>
@@ -9161,6 +9322,7 @@
         <w:autoSpaceDN/>
       </w:pPr>
       <w:r>
+        <w:lastRenderedPageBreak/>
         <w:br w:type="page"/>
       </w:r>
     </w:p>
@@ -11277,17 +11439,7 @@
                 <w:sz w:val="16"/>
                 <w:szCs w:val="16"/>
               </w:rPr>
-              <w:t>구현</w:t>
-            </w:r>
-            <w:r>
-              <w:rPr>
-                <w:rFonts w:hint="eastAsia"/>
-                <w:b/>
-                <w:bCs/>
-                <w:sz w:val="16"/>
-                <w:szCs w:val="16"/>
-              </w:rPr>
-              <w:t>시작.</w:t>
+              <w:t>구현시작.</w:t>
             </w:r>
           </w:p>
           <w:p>
@@ -11331,7 +11483,6 @@
               <w:wordWrap/>
               <w:autoSpaceDE/>
               <w:rPr>
-                <w:rFonts w:hint="eastAsia"/>
                 <w:b/>
                 <w:bCs/>
                 <w:sz w:val="16"/>
@@ -11577,7 +11728,6 @@
               <w:wordWrap/>
               <w:autoSpaceDE/>
               <w:rPr>
-                <w:rFonts w:hint="eastAsia"/>
                 <w:sz w:val="16"/>
                 <w:szCs w:val="16"/>
               </w:rPr>

--- a/진척 관리.docx
+++ b/진척 관리.docx
@@ -1,6 +1,6 @@
 
 <file path=word/document.xml><?xml version="1.0" encoding="utf-8"?>
-<w:document xmlns:wpc="http://schemas.microsoft.com/office/word/2010/wordprocessingCanvas" xmlns:cx="http://schemas.microsoft.com/office/drawing/2014/chartex" xmlns:cx1="http://schemas.microsoft.com/office/drawing/2015/9/8/chartex" xmlns:cx2="http://schemas.microsoft.com/office/drawing/2015/10/21/chartex" xmlns:cx3="http://schemas.microsoft.com/office/drawing/2016/5/9/chartex" xmlns:cx4="http://schemas.microsoft.com/office/drawing/2016/5/10/chartex" xmlns:cx5="http://schemas.microsoft.com/office/drawing/2016/5/11/chartex" xmlns:cx6="http://schemas.microsoft.com/office/drawing/2016/5/12/chartex" xmlns:cx7="http://schemas.microsoft.com/office/drawing/2016/5/13/chartex" xmlns:cx8="http://schemas.microsoft.com/office/drawing/2016/5/14/chartex" xmlns:mc="http://schemas.openxmlformats.org/markup-compatibility/2006" xmlns:aink="http://schemas.microsoft.com/office/drawing/2016/ink" xmlns:am3d="http://schemas.microsoft.com/office/drawing/2017/model3d" xmlns:o="urn:schemas-microsoft-com:office:office" xmlns:oel="http://schemas.microsoft.com/office/2019/extlst" xmlns:r="http://schemas.openxmlformats.org/officeDocument/2006/relationships" xmlns:m="http://schemas.openxmlformats.org/officeDocument/2006/math" xmlns:v="urn:schemas-microsoft-com:vml" xmlns:wp14="http://schemas.microsoft.com/office/word/2010/wordprocessingDrawing" xmlns:wp="http://schemas.openxmlformats.org/drawingml/2006/wordprocessingDrawing" xmlns:w10="urn:schemas-microsoft-com:office:word" xmlns:w="http://schemas.openxmlformats.org/wordprocessingml/2006/main" xmlns:w14="http://schemas.microsoft.com/office/word/2010/wordml" xmlns:w15="http://schemas.microsoft.com/office/word/2012/wordml" xmlns:w16cex="http://schemas.microsoft.com/office/word/2018/wordml/cex" xmlns:w16cid="http://schemas.microsoft.com/office/word/2016/wordml/cid" xmlns:w16="http://schemas.microsoft.com/office/word/2018/wordml" xmlns:w16du="http://schemas.microsoft.com/office/word/2023/wordml/word16du" xmlns:w16sdtdh="http://schemas.microsoft.com/office/word/2020/wordml/sdtdatahash" xmlns:w16sdtfl="http://schemas.microsoft.com/office/word/2024/wordml/sdtformatlock" xmlns:w16se="http://schemas.microsoft.com/office/word/2015/wordml/symex" xmlns:wpg="http://schemas.microsoft.com/office/word/2010/wordprocessingGroup" xmlns:wpi="http://schemas.microsoft.com/office/word/2010/wordprocessingInk" xmlns:wne="http://schemas.microsoft.com/office/word/2006/wordml" xmlns:wps="http://schemas.microsoft.com/office/word/2010/wordprocessingShape" mc:Ignorable="w14 w15 w16se w16cid w16 w16cex w16sdtdh w16sdtfl w16du wp14">
+<w:document xmlns:wpc="http://schemas.microsoft.com/office/word/2010/wordprocessingCanvas" xmlns:cx="http://schemas.microsoft.com/office/drawing/2014/chartex" xmlns:cx1="http://schemas.microsoft.com/office/drawing/2015/9/8/chartex" xmlns:cx2="http://schemas.microsoft.com/office/drawing/2015/10/21/chartex" xmlns:cx3="http://schemas.microsoft.com/office/drawing/2016/5/9/chartex" xmlns:cx4="http://schemas.microsoft.com/office/drawing/2016/5/10/chartex" xmlns:cx5="http://schemas.microsoft.com/office/drawing/2016/5/11/chartex" xmlns:cx6="http://schemas.microsoft.com/office/drawing/2016/5/12/chartex" xmlns:cx7="http://schemas.microsoft.com/office/drawing/2016/5/13/chartex" xmlns:cx8="http://schemas.microsoft.com/office/drawing/2016/5/14/chartex" xmlns:mc="http://schemas.openxmlformats.org/markup-compatibility/2006" xmlns:aink="http://schemas.microsoft.com/office/drawing/2016/ink" xmlns:am3d="http://schemas.microsoft.com/office/drawing/2017/model3d" xmlns:o="urn:schemas-microsoft-com:office:office" xmlns:oel="http://schemas.microsoft.com/office/2019/extlst" xmlns:r="http://schemas.openxmlformats.org/officeDocument/2006/relationships" xmlns:m="http://schemas.openxmlformats.org/officeDocument/2006/math" xmlns:v="urn:schemas-microsoft-com:vml" xmlns:wp14="http://schemas.microsoft.com/office/word/2010/wordprocessingDrawing" xmlns:wp="http://schemas.openxmlformats.org/drawingml/2006/wordprocessingDrawing" xmlns:w10="urn:schemas-microsoft-com:office:word" xmlns:w="http://schemas.openxmlformats.org/wordprocessingml/2006/main" xmlns:w14="http://schemas.microsoft.com/office/word/2010/wordml" xmlns:w15="http://schemas.microsoft.com/office/word/2012/wordml" xmlns:w16cex="http://schemas.microsoft.com/office/word/2018/wordml/cex" xmlns:w16cid="http://schemas.microsoft.com/office/word/2016/wordml/cid" xmlns:w16="http://schemas.microsoft.com/office/word/2018/wordml" xmlns:w16sdtdh="http://schemas.microsoft.com/office/word/2020/wordml/sdtdatahash" xmlns:w16se="http://schemas.microsoft.com/office/word/2015/wordml/symex" xmlns:wpg="http://schemas.microsoft.com/office/word/2010/wordprocessingGroup" xmlns:wpi="http://schemas.microsoft.com/office/word/2010/wordprocessingInk" xmlns:wne="http://schemas.microsoft.com/office/word/2006/wordml" xmlns:wps="http://schemas.microsoft.com/office/word/2010/wordprocessingShape" mc:Ignorable="w14 w15 w16se w16cid w16 w16cex w16sdtdh wp14">
   <w:body>
     <w:p>
       <w:pPr>
@@ -571,17 +571,7 @@
                 <w:sz w:val="20"/>
                 <w:szCs w:val="20"/>
               </w:rPr>
-              <w:t>recv_</w:t>
-            </w:r>
-            <w:proofErr w:type="gramStart"/>
-            <w:r>
-              <w:rPr>
-                <w:b/>
-                <w:bCs/>
-                <w:sz w:val="20"/>
-                <w:szCs w:val="20"/>
-              </w:rPr>
-              <w:t>packet</w:t>
+              <w:t>recv_packet</w:t>
             </w:r>
             <w:proofErr w:type="spellEnd"/>
             <w:r>
@@ -591,17 +581,7 @@
                 <w:sz w:val="20"/>
                 <w:szCs w:val="20"/>
               </w:rPr>
-              <w:t>(</w:t>
-            </w:r>
-            <w:proofErr w:type="gramEnd"/>
-            <w:r>
-              <w:rPr>
-                <w:b/>
-                <w:bCs/>
-                <w:sz w:val="20"/>
-                <w:szCs w:val="20"/>
-              </w:rPr>
-              <w:t>);</w:t>
+              <w:t>();</w:t>
             </w:r>
           </w:p>
         </w:tc>
@@ -719,17 +699,7 @@
                 <w:sz w:val="20"/>
                 <w:szCs w:val="20"/>
               </w:rPr>
-              <w:t>_</w:t>
-            </w:r>
-            <w:proofErr w:type="gramStart"/>
-            <w:r>
-              <w:rPr>
-                <w:b/>
-                <w:bCs/>
-                <w:sz w:val="20"/>
-                <w:szCs w:val="20"/>
-              </w:rPr>
-              <w:t>packet</w:t>
+              <w:t>_packet</w:t>
             </w:r>
             <w:proofErr w:type="spellEnd"/>
             <w:r>
@@ -739,17 +709,7 @@
                 <w:sz w:val="20"/>
                 <w:szCs w:val="20"/>
               </w:rPr>
-              <w:t>(</w:t>
-            </w:r>
-            <w:proofErr w:type="gramEnd"/>
-            <w:r>
-              <w:rPr>
-                <w:b/>
-                <w:bCs/>
-                <w:sz w:val="20"/>
-                <w:szCs w:val="20"/>
-              </w:rPr>
-              <w:t>);</w:t>
+              <w:t>();</w:t>
             </w:r>
           </w:p>
         </w:tc>
@@ -872,9 +832,17 @@
                 <w:sz w:val="20"/>
                 <w:szCs w:val="20"/>
               </w:rPr>
-              <w:t>();</w:t>
+              <w:t>(</w:t>
             </w:r>
             <w:proofErr w:type="gramEnd"/>
+            <w:r>
+              <w:rPr>
+                <w:rFonts w:eastAsiaTheme="minorHAnsi"/>
+                <w:sz w:val="20"/>
+                <w:szCs w:val="20"/>
+              </w:rPr>
+              <w:t>);</w:t>
+            </w:r>
           </w:p>
           <w:p>
             <w:pPr>
@@ -1088,7 +1056,6 @@
               <w:t>target_id</w:t>
             </w:r>
             <w:proofErr w:type="spellEnd"/>
-            <w:proofErr w:type="gramStart"/>
             <w:r>
               <w:rPr>
                 <w:rFonts w:eastAsiaTheme="minorHAnsi"/>
@@ -1099,7 +1066,6 @@
               </w:rPr>
               <w:t>);</w:t>
             </w:r>
-            <w:proofErr w:type="gramEnd"/>
           </w:p>
           <w:p>
             <w:pPr>
@@ -1140,23 +1106,13 @@
               <w:t>(</w:t>
             </w:r>
             <w:proofErr w:type="spellStart"/>
-            <w:proofErr w:type="gramStart"/>
             <w:r>
               <w:rPr>
                 <w:rFonts w:eastAsiaTheme="minorHAnsi"/>
                 <w:sz w:val="20"/>
                 <w:szCs w:val="20"/>
               </w:rPr>
-              <w:t>target</w:t>
-            </w:r>
-            <w:proofErr w:type="gramEnd"/>
-            <w:r>
-              <w:rPr>
-                <w:rFonts w:eastAsiaTheme="minorHAnsi"/>
-                <w:sz w:val="20"/>
-                <w:szCs w:val="20"/>
-              </w:rPr>
-              <w:t>_id</w:t>
+              <w:t>target_id</w:t>
             </w:r>
             <w:proofErr w:type="spellEnd"/>
             <w:r>
@@ -1455,17 +1411,18 @@
               <w:autoSpaceDE/>
               <w:autoSpaceDN/>
               <w:rPr>
-                <w:sz w:val="20"/>
-                <w:szCs w:val="20"/>
-              </w:rPr>
-            </w:pPr>
-            <w:r>
-              <w:rPr>
-                <w:rFonts w:hint="eastAsia"/>
-                <w:sz w:val="20"/>
-                <w:szCs w:val="20"/>
-              </w:rPr>
-              <w:t>양현서</w:t>
+                <w:rFonts w:hint="eastAsia"/>
+                <w:sz w:val="20"/>
+                <w:szCs w:val="20"/>
+              </w:rPr>
+            </w:pPr>
+            <w:r>
+              <w:rPr>
+                <w:rFonts w:hint="eastAsia"/>
+                <w:sz w:val="20"/>
+                <w:szCs w:val="20"/>
+              </w:rPr>
+              <w:t>이소민</w:t>
             </w:r>
           </w:p>
         </w:tc>
@@ -2681,7 +2638,7 @@
                 <w:sz w:val="20"/>
                 <w:szCs w:val="20"/>
               </w:rPr>
-              <w:t>::Init(</w:t>
+              <w:t>::</w:t>
             </w:r>
             <w:proofErr w:type="gramEnd"/>
             <w:r>
@@ -2689,7 +2646,7 @@
                 <w:sz w:val="20"/>
                 <w:szCs w:val="20"/>
               </w:rPr>
-              <w:t>)</w:t>
+              <w:t>Init()</w:t>
             </w:r>
           </w:p>
           <w:p>
@@ -2721,6 +2678,7 @@
               <w:t>::</w:t>
             </w:r>
             <w:proofErr w:type="spellStart"/>
+            <w:proofErr w:type="gramEnd"/>
             <w:r>
               <w:rPr>
                 <w:sz w:val="20"/>
@@ -2734,15 +2692,7 @@
                 <w:sz w:val="20"/>
                 <w:szCs w:val="20"/>
               </w:rPr>
-              <w:t>(</w:t>
-            </w:r>
-            <w:proofErr w:type="gramEnd"/>
-            <w:r>
-              <w:rPr>
-                <w:sz w:val="20"/>
-                <w:szCs w:val="20"/>
-              </w:rPr>
-              <w:t>)</w:t>
+              <w:t>()</w:t>
             </w:r>
           </w:p>
         </w:tc>
@@ -4100,9 +4050,9 @@
                 <w:sz w:val="14"/>
                 <w:szCs w:val="14"/>
               </w:rPr>
-              <w:t>recv_</w:t>
-            </w:r>
-            <w:proofErr w:type="gramStart"/>
+              <w:t>recv_packet</w:t>
+            </w:r>
+            <w:proofErr w:type="spellEnd"/>
             <w:r>
               <w:rPr>
                 <w:b/>
@@ -4110,34 +4060,35 @@
                 <w:sz w:val="14"/>
                 <w:szCs w:val="14"/>
               </w:rPr>
-              <w:t>packet</w:t>
-            </w:r>
-            <w:proofErr w:type="spellEnd"/>
-            <w:r>
+              <w:t>();</w:t>
+            </w:r>
+          </w:p>
+          <w:p>
+            <w:pPr>
+              <w:widowControl/>
+              <w:wordWrap/>
+              <w:autoSpaceDE/>
+              <w:autoSpaceDN/>
               <w:rPr>
                 <w:b/>
                 <w:bCs/>
                 <w:sz w:val="14"/>
                 <w:szCs w:val="14"/>
               </w:rPr>
-              <w:t>();</w:t>
-            </w:r>
-            <w:proofErr w:type="gramEnd"/>
-          </w:p>
-          <w:p>
-            <w:pPr>
-              <w:widowControl/>
-              <w:wordWrap/>
-              <w:autoSpaceDE/>
-              <w:autoSpaceDN/>
-              <w:rPr>
+            </w:pPr>
+            <w:proofErr w:type="gramStart"/>
+            <w:r>
+              <w:rPr>
+                <w:rFonts w:hint="eastAsia"/>
                 <w:b/>
                 <w:bCs/>
                 <w:sz w:val="14"/>
                 <w:szCs w:val="14"/>
               </w:rPr>
-            </w:pPr>
-            <w:proofErr w:type="gramStart"/>
+              <w:t>Player::</w:t>
+            </w:r>
+            <w:proofErr w:type="spellStart"/>
+            <w:proofErr w:type="gramEnd"/>
             <w:r>
               <w:rPr>
                 <w:rFonts w:hint="eastAsia"/>
@@ -4146,20 +4097,18 @@
                 <w:sz w:val="14"/>
                 <w:szCs w:val="14"/>
               </w:rPr>
-              <w:t>Player::</w:t>
-            </w:r>
-            <w:proofErr w:type="spellStart"/>
-            <w:proofErr w:type="gramEnd"/>
-            <w:r>
-              <w:rPr>
-                <w:rFonts w:hint="eastAsia"/>
+              <w:t>send</w:t>
+            </w:r>
+            <w:r>
+              <w:rPr>
                 <w:b/>
                 <w:bCs/>
                 <w:sz w:val="14"/>
                 <w:szCs w:val="14"/>
               </w:rPr>
-              <w:t>send</w:t>
-            </w:r>
+              <w:t>_packet</w:t>
+            </w:r>
+            <w:proofErr w:type="spellEnd"/>
             <w:r>
               <w:rPr>
                 <w:b/>
@@ -4167,153 +4116,110 @@
                 <w:sz w:val="14"/>
                 <w:szCs w:val="14"/>
               </w:rPr>
-              <w:t>_</w:t>
-            </w:r>
-            <w:proofErr w:type="gramStart"/>
-            <w:r>
+              <w:t>();</w:t>
+            </w:r>
+          </w:p>
+          <w:p>
+            <w:pPr>
+              <w:widowControl/>
+              <w:wordWrap/>
+              <w:autoSpaceDE/>
+              <w:autoSpaceDN/>
               <w:rPr>
                 <w:b/>
                 <w:bCs/>
                 <w:sz w:val="14"/>
                 <w:szCs w:val="14"/>
               </w:rPr>
-              <w:t>packet</w:t>
-            </w:r>
-            <w:proofErr w:type="spellEnd"/>
-            <w:r>
-              <w:rPr>
+            </w:pPr>
+            <w:proofErr w:type="gramStart"/>
+            <w:r>
+              <w:rPr>
+                <w:rFonts w:hint="eastAsia"/>
                 <w:b/>
                 <w:bCs/>
                 <w:sz w:val="14"/>
                 <w:szCs w:val="14"/>
               </w:rPr>
-              <w:t>();</w:t>
+              <w:t>Player::</w:t>
             </w:r>
             <w:proofErr w:type="gramEnd"/>
-          </w:p>
-          <w:p>
-            <w:pPr>
-              <w:widowControl/>
-              <w:wordWrap/>
-              <w:autoSpaceDE/>
-              <w:autoSpaceDN/>
-              <w:rPr>
+            <w:r>
+              <w:rPr>
+                <w:rFonts w:hint="eastAsia"/>
                 <w:b/>
                 <w:bCs/>
                 <w:sz w:val="14"/>
                 <w:szCs w:val="14"/>
               </w:rPr>
-            </w:pPr>
-            <w:proofErr w:type="gramStart"/>
-            <w:r>
-              <w:rPr>
-                <w:rFonts w:hint="eastAsia"/>
+              <w:t>disconnect</w:t>
+            </w:r>
+            <w:r>
+              <w:rPr>
                 <w:b/>
                 <w:bCs/>
                 <w:sz w:val="14"/>
                 <w:szCs w:val="14"/>
               </w:rPr>
-              <w:t>Player::</w:t>
-            </w:r>
-            <w:r>
-              <w:rPr>
-                <w:rFonts w:hint="eastAsia"/>
+              <w:t>();</w:t>
+            </w:r>
+          </w:p>
+          <w:p>
+            <w:pPr>
+              <w:widowControl/>
+              <w:wordWrap/>
+              <w:autoSpaceDE/>
+              <w:autoSpaceDN/>
+              <w:rPr>
                 <w:b/>
                 <w:bCs/>
                 <w:sz w:val="14"/>
                 <w:szCs w:val="14"/>
               </w:rPr>
-              <w:t>disconnect</w:t>
-            </w:r>
-            <w:r>
-              <w:rPr>
+            </w:pPr>
+            <w:proofErr w:type="gramStart"/>
+            <w:r>
+              <w:rPr>
+                <w:rFonts w:hint="eastAsia"/>
                 <w:b/>
                 <w:bCs/>
                 <w:sz w:val="14"/>
                 <w:szCs w:val="14"/>
               </w:rPr>
-              <w:t>();</w:t>
+              <w:t>Player::</w:t>
             </w:r>
             <w:proofErr w:type="gramEnd"/>
-          </w:p>
-          <w:p>
-            <w:pPr>
-              <w:widowControl/>
-              <w:wordWrap/>
-              <w:autoSpaceDE/>
-              <w:autoSpaceDN/>
-              <w:rPr>
+            <w:r>
+              <w:rPr>
+                <w:rFonts w:eastAsiaTheme="minorHAnsi"/>
+                <w:b/>
+                <w:bCs/>
+                <w:sz w:val="16"/>
+                <w:szCs w:val="16"/>
+              </w:rPr>
+              <w:t xml:space="preserve"> </w:t>
+            </w:r>
+            <w:proofErr w:type="spellStart"/>
+            <w:r>
+              <w:rPr>
+                <w:rFonts w:eastAsiaTheme="minorHAnsi" w:hint="eastAsia"/>
                 <w:b/>
                 <w:bCs/>
                 <w:sz w:val="14"/>
                 <w:szCs w:val="14"/>
               </w:rPr>
-            </w:pPr>
-            <w:proofErr w:type="gramStart"/>
-            <w:r>
-              <w:rPr>
-                <w:rFonts w:hint="eastAsia"/>
+              <w:t>process_packet</w:t>
+            </w:r>
+            <w:proofErr w:type="spellEnd"/>
+            <w:r>
+              <w:rPr>
+                <w:rFonts w:eastAsiaTheme="minorHAnsi" w:hint="eastAsia"/>
                 <w:b/>
                 <w:bCs/>
                 <w:sz w:val="14"/>
                 <w:szCs w:val="14"/>
               </w:rPr>
-              <w:t>Player::</w:t>
-            </w:r>
-            <w:proofErr w:type="gramEnd"/>
-            <w:r>
-              <w:rPr>
-                <w:rFonts w:eastAsiaTheme="minorHAnsi"/>
-                <w:b/>
-                <w:bCs/>
-                <w:sz w:val="16"/>
-                <w:szCs w:val="16"/>
-              </w:rPr>
-              <w:t xml:space="preserve"> </w:t>
-            </w:r>
-            <w:proofErr w:type="spellStart"/>
-            <w:r>
-              <w:rPr>
-                <w:rFonts w:eastAsiaTheme="minorHAnsi" w:hint="eastAsia"/>
-                <w:b/>
-                <w:bCs/>
-                <w:sz w:val="14"/>
-                <w:szCs w:val="14"/>
-              </w:rPr>
-              <w:t>process_</w:t>
-            </w:r>
-            <w:proofErr w:type="gramStart"/>
-            <w:r>
-              <w:rPr>
-                <w:rFonts w:eastAsiaTheme="minorHAnsi" w:hint="eastAsia"/>
-                <w:b/>
-                <w:bCs/>
-                <w:sz w:val="14"/>
-                <w:szCs w:val="14"/>
-              </w:rPr>
-              <w:t>packet</w:t>
-            </w:r>
-            <w:proofErr w:type="spellEnd"/>
-            <w:r>
-              <w:rPr>
-                <w:rFonts w:eastAsiaTheme="minorHAnsi" w:hint="eastAsia"/>
-                <w:b/>
-                <w:bCs/>
-                <w:sz w:val="14"/>
-                <w:szCs w:val="14"/>
-              </w:rPr>
-              <w:t>(</w:t>
-            </w:r>
-            <w:proofErr w:type="gramEnd"/>
-            <w:r>
-              <w:rPr>
-                <w:rFonts w:eastAsiaTheme="minorHAnsi" w:hint="eastAsia"/>
-                <w:b/>
-                <w:bCs/>
-                <w:sz w:val="14"/>
-                <w:szCs w:val="14"/>
-              </w:rPr>
-              <w:t>)</w:t>
+              <w:t>()</w:t>
             </w:r>
           </w:p>
         </w:tc>
@@ -5015,53 +4921,43 @@
               <w:autoSpaceDE/>
               <w:autoSpaceDN/>
               <w:rPr>
-                <w:sz w:val="16"/>
-                <w:szCs w:val="16"/>
-              </w:rPr>
-            </w:pPr>
-            <w:r>
-              <w:rPr>
-                <w:rFonts w:hint="eastAsia"/>
-                <w:sz w:val="16"/>
-                <w:szCs w:val="16"/>
-              </w:rPr>
-              <w:t xml:space="preserve">개인 순위 화면 </w:t>
-            </w:r>
-            <w:r>
-              <w:rPr>
-                <w:rFonts w:hint="eastAsia"/>
-                <w:sz w:val="16"/>
-                <w:szCs w:val="16"/>
-              </w:rPr>
-              <w:t>작성</w:t>
-            </w:r>
-          </w:p>
-          <w:p>
-            <w:pPr>
-              <w:widowControl/>
-              <w:wordWrap/>
-              <w:autoSpaceDE/>
-              <w:autoSpaceDN/>
-              <w:rPr>
-                <w:sz w:val="16"/>
-                <w:szCs w:val="16"/>
-              </w:rPr>
-            </w:pPr>
-            <w:r>
-              <w:rPr>
-                <w:rFonts w:hint="eastAsia"/>
-                <w:sz w:val="16"/>
-                <w:szCs w:val="16"/>
-              </w:rPr>
-              <w:t xml:space="preserve">전체 순위 화면 </w:t>
-            </w:r>
-            <w:r>
-              <w:rPr>
-                <w:rFonts w:hint="eastAsia"/>
-                <w:sz w:val="16"/>
-                <w:szCs w:val="16"/>
-              </w:rPr>
-              <w:t>작성</w:t>
+                <w:b/>
+                <w:bCs/>
+                <w:sz w:val="16"/>
+                <w:szCs w:val="16"/>
+              </w:rPr>
+            </w:pPr>
+            <w:r>
+              <w:rPr>
+                <w:rFonts w:hint="eastAsia"/>
+                <w:b/>
+                <w:bCs/>
+                <w:sz w:val="16"/>
+                <w:szCs w:val="16"/>
+              </w:rPr>
+              <w:t>개인 순위 화면 작성</w:t>
+            </w:r>
+          </w:p>
+          <w:p>
+            <w:pPr>
+              <w:widowControl/>
+              <w:wordWrap/>
+              <w:autoSpaceDE/>
+              <w:autoSpaceDN/>
+              <w:rPr>
+                <w:sz w:val="16"/>
+                <w:szCs w:val="16"/>
+              </w:rPr>
+            </w:pPr>
+            <w:r>
+              <w:rPr>
+                <w:rFonts w:hint="eastAsia"/>
+                <w:b/>
+                <w:bCs/>
+                <w:sz w:val="16"/>
+                <w:szCs w:val="16"/>
+              </w:rPr>
+              <w:t>전체 순위 화면 작성</w:t>
             </w:r>
           </w:p>
         </w:tc>
@@ -5088,6 +4984,111 @@
               </w:rPr>
               <w:t>18</w:t>
             </w:r>
+          </w:p>
+          <w:p>
+            <w:pPr>
+              <w:widowControl/>
+              <w:wordWrap/>
+              <w:autoSpaceDE/>
+              <w:autoSpaceDN/>
+              <w:rPr>
+                <w:rFonts w:eastAsiaTheme="minorHAnsi"/>
+                <w:sz w:val="14"/>
+                <w:szCs w:val="14"/>
+              </w:rPr>
+            </w:pPr>
+            <w:r>
+              <w:rPr>
+                <w:rFonts w:eastAsiaTheme="minorHAnsi"/>
+                <w:sz w:val="14"/>
+                <w:szCs w:val="14"/>
+              </w:rPr>
+              <w:t xml:space="preserve">void </w:t>
+            </w:r>
+            <w:proofErr w:type="spellStart"/>
+            <w:r>
+              <w:rPr>
+                <w:rFonts w:eastAsiaTheme="minorHAnsi"/>
+                <w:sz w:val="14"/>
+                <w:szCs w:val="14"/>
+              </w:rPr>
+              <w:t>send_rank_</w:t>
+            </w:r>
+            <w:proofErr w:type="gramStart"/>
+            <w:r>
+              <w:rPr>
+                <w:rFonts w:eastAsiaTheme="minorHAnsi"/>
+                <w:sz w:val="14"/>
+                <w:szCs w:val="14"/>
+              </w:rPr>
+              <w:t>packet</w:t>
+            </w:r>
+            <w:proofErr w:type="spellEnd"/>
+            <w:r>
+              <w:rPr>
+                <w:rFonts w:eastAsiaTheme="minorHAnsi"/>
+                <w:sz w:val="14"/>
+                <w:szCs w:val="14"/>
+              </w:rPr>
+              <w:t>(</w:t>
+            </w:r>
+            <w:proofErr w:type="gramEnd"/>
+            <w:r>
+              <w:rPr>
+                <w:rFonts w:eastAsiaTheme="minorHAnsi"/>
+                <w:sz w:val="14"/>
+                <w:szCs w:val="14"/>
+              </w:rPr>
+              <w:t xml:space="preserve">int </w:t>
+            </w:r>
+            <w:proofErr w:type="spellStart"/>
+            <w:r>
+              <w:rPr>
+                <w:rFonts w:eastAsiaTheme="minorHAnsi"/>
+                <w:sz w:val="14"/>
+                <w:szCs w:val="14"/>
+              </w:rPr>
+              <w:t>target_id</w:t>
+            </w:r>
+            <w:proofErr w:type="spellEnd"/>
+            <w:r>
+              <w:rPr>
+                <w:rFonts w:eastAsiaTheme="minorHAnsi"/>
+                <w:sz w:val="14"/>
+                <w:szCs w:val="14"/>
+              </w:rPr>
+              <w:t>);</w:t>
+            </w:r>
+          </w:p>
+          <w:p>
+            <w:pPr>
+              <w:widowControl/>
+              <w:wordWrap/>
+              <w:autoSpaceDE/>
+              <w:autoSpaceDN/>
+              <w:rPr>
+                <w:sz w:val="16"/>
+                <w:szCs w:val="16"/>
+              </w:rPr>
+            </w:pPr>
+            <w:r>
+              <w:rPr>
+                <w:rFonts w:eastAsiaTheme="minorHAnsi" w:hint="eastAsia"/>
+                <w:sz w:val="14"/>
+                <w:szCs w:val="14"/>
+              </w:rPr>
+              <w:t xml:space="preserve">순위 및 시간 </w:t>
+            </w:r>
+            <w:proofErr w:type="spellStart"/>
+            <w:r>
+              <w:rPr>
+                <w:rFonts w:eastAsiaTheme="minorHAnsi" w:hint="eastAsia"/>
+                <w:sz w:val="14"/>
+                <w:szCs w:val="14"/>
+              </w:rPr>
+              <w:t>랜더링</w:t>
+            </w:r>
+            <w:proofErr w:type="spellEnd"/>
           </w:p>
         </w:tc>
         <w:tc>
@@ -6301,12 +6302,12 @@
         <w:tblLook w:val="04A0" w:firstRow="1" w:lastRow="0" w:firstColumn="1" w:lastColumn="0" w:noHBand="0" w:noVBand="1"/>
       </w:tblPr>
       <w:tblGrid>
-        <w:gridCol w:w="1400"/>
-        <w:gridCol w:w="1757"/>
-        <w:gridCol w:w="1571"/>
-        <w:gridCol w:w="1370"/>
+        <w:gridCol w:w="1407"/>
+        <w:gridCol w:w="1734"/>
+        <w:gridCol w:w="1574"/>
+        <w:gridCol w:w="1377"/>
         <w:gridCol w:w="2863"/>
-        <w:gridCol w:w="1411"/>
+        <w:gridCol w:w="1417"/>
         <w:gridCol w:w="544"/>
       </w:tblGrid>
       <w:tr>
@@ -7977,133 +7978,133 @@
               <w:autoSpaceDE/>
               <w:autoSpaceDN/>
               <w:rPr>
+                <w:rFonts w:eastAsiaTheme="minorHAnsi"/>
+                <w:b/>
+                <w:bCs/>
+                <w:sz w:val="16"/>
+                <w:szCs w:val="16"/>
+              </w:rPr>
+            </w:pPr>
+            <w:proofErr w:type="spellStart"/>
+            <w:r>
+              <w:rPr>
+                <w:rFonts w:eastAsiaTheme="minorHAnsi"/>
+                <w:b/>
+                <w:bCs/>
+                <w:sz w:val="16"/>
+                <w:szCs w:val="16"/>
+              </w:rPr>
+              <w:t>CollisionCheck</w:t>
+            </w:r>
+            <w:proofErr w:type="spellEnd"/>
+            <w:r>
+              <w:rPr>
                 <w:rFonts w:eastAsiaTheme="minorHAnsi" w:hint="eastAsia"/>
                 <w:b/>
                 <w:bCs/>
                 <w:sz w:val="16"/>
                 <w:szCs w:val="16"/>
               </w:rPr>
-            </w:pPr>
+              <w:t>()</w:t>
+            </w:r>
+            <w:r>
+              <w:rPr>
+                <w:rFonts w:eastAsiaTheme="minorHAnsi" w:hint="eastAsia"/>
+                <w:b/>
+                <w:bCs/>
+                <w:sz w:val="16"/>
+                <w:szCs w:val="16"/>
+              </w:rPr>
+              <w:t xml:space="preserve"> </w:t>
+            </w:r>
+            <w:r>
+              <w:rPr>
+                <w:rFonts w:eastAsiaTheme="minorHAnsi"/>
+                <w:b/>
+                <w:bCs/>
+                <w:sz w:val="16"/>
+                <w:szCs w:val="16"/>
+              </w:rPr>
+              <w:br/>
+            </w:r>
+            <w:r>
+              <w:rPr>
+                <w:rFonts w:eastAsiaTheme="minorHAnsi" w:hint="eastAsia"/>
+                <w:b/>
+                <w:bCs/>
+                <w:sz w:val="16"/>
+                <w:szCs w:val="16"/>
+              </w:rPr>
+              <w:t xml:space="preserve">(일단 </w:t>
+            </w:r>
             <w:proofErr w:type="spellStart"/>
             <w:r>
               <w:rPr>
+                <w:rFonts w:eastAsiaTheme="minorHAnsi" w:hint="eastAsia"/>
+                <w:b/>
+                <w:bCs/>
+                <w:sz w:val="16"/>
+                <w:szCs w:val="16"/>
+              </w:rPr>
+              <w:t>못움직이도록</w:t>
+            </w:r>
+            <w:proofErr w:type="spellEnd"/>
+            <w:r>
+              <w:rPr>
+                <w:rFonts w:eastAsiaTheme="minorHAnsi" w:hint="eastAsia"/>
+                <w:b/>
+                <w:bCs/>
+                <w:sz w:val="16"/>
+                <w:szCs w:val="16"/>
+              </w:rPr>
+              <w:t xml:space="preserve"> </w:t>
+            </w:r>
+            <w:proofErr w:type="spellStart"/>
+            <w:r>
+              <w:rPr>
+                <w:rFonts w:eastAsiaTheme="minorHAnsi" w:hint="eastAsia"/>
+                <w:b/>
+                <w:bCs/>
+                <w:sz w:val="16"/>
+                <w:szCs w:val="16"/>
+              </w:rPr>
+              <w:t>만듬</w:t>
+            </w:r>
+            <w:proofErr w:type="spellEnd"/>
+            <w:r>
+              <w:rPr>
+                <w:rFonts w:eastAsiaTheme="minorHAnsi" w:hint="eastAsia"/>
+                <w:b/>
+                <w:bCs/>
+                <w:sz w:val="16"/>
+                <w:szCs w:val="16"/>
+              </w:rPr>
+              <w:t>)</w:t>
+            </w:r>
+          </w:p>
+          <w:p>
+            <w:pPr>
+              <w:widowControl/>
+              <w:wordWrap/>
+              <w:autoSpaceDE/>
+              <w:autoSpaceDN/>
+              <w:rPr>
                 <w:rFonts w:eastAsiaTheme="minorHAnsi"/>
                 <w:b/>
                 <w:bCs/>
                 <w:sz w:val="16"/>
                 <w:szCs w:val="16"/>
               </w:rPr>
-              <w:t>CollisionCheck</w:t>
-            </w:r>
-            <w:proofErr w:type="spellEnd"/>
-            <w:r>
-              <w:rPr>
-                <w:rFonts w:eastAsiaTheme="minorHAnsi" w:hint="eastAsia"/>
-                <w:b/>
-                <w:bCs/>
-                <w:sz w:val="16"/>
-                <w:szCs w:val="16"/>
-              </w:rPr>
-              <w:t>()</w:t>
-            </w:r>
-            <w:r>
-              <w:rPr>
-                <w:rFonts w:eastAsiaTheme="minorHAnsi" w:hint="eastAsia"/>
-                <w:b/>
-                <w:bCs/>
-                <w:sz w:val="16"/>
-                <w:szCs w:val="16"/>
-              </w:rPr>
-              <w:t xml:space="preserve"> </w:t>
-            </w:r>
-            <w:r>
+            </w:pPr>
+          </w:p>
+          <w:p>
+            <w:pPr>
+              <w:widowControl/>
+              <w:wordWrap/>
+              <w:autoSpaceDE/>
+              <w:autoSpaceDN/>
               <w:rPr>
                 <w:rFonts w:eastAsiaTheme="minorHAnsi"/>
-                <w:b/>
-                <w:bCs/>
-                <w:sz w:val="16"/>
-                <w:szCs w:val="16"/>
-              </w:rPr>
-              <w:br/>
-            </w:r>
-            <w:r>
-              <w:rPr>
-                <w:rFonts w:eastAsiaTheme="minorHAnsi" w:hint="eastAsia"/>
-                <w:b/>
-                <w:bCs/>
-                <w:sz w:val="16"/>
-                <w:szCs w:val="16"/>
-              </w:rPr>
-              <w:t xml:space="preserve">(일단 </w:t>
-            </w:r>
-            <w:proofErr w:type="spellStart"/>
-            <w:r>
-              <w:rPr>
-                <w:rFonts w:eastAsiaTheme="minorHAnsi" w:hint="eastAsia"/>
-                <w:b/>
-                <w:bCs/>
-                <w:sz w:val="16"/>
-                <w:szCs w:val="16"/>
-              </w:rPr>
-              <w:t>못움직이도록</w:t>
-            </w:r>
-            <w:proofErr w:type="spellEnd"/>
-            <w:r>
-              <w:rPr>
-                <w:rFonts w:eastAsiaTheme="minorHAnsi" w:hint="eastAsia"/>
-                <w:b/>
-                <w:bCs/>
-                <w:sz w:val="16"/>
-                <w:szCs w:val="16"/>
-              </w:rPr>
-              <w:t xml:space="preserve"> </w:t>
-            </w:r>
-            <w:proofErr w:type="spellStart"/>
-            <w:r>
-              <w:rPr>
-                <w:rFonts w:eastAsiaTheme="minorHAnsi" w:hint="eastAsia"/>
-                <w:b/>
-                <w:bCs/>
-                <w:sz w:val="16"/>
-                <w:szCs w:val="16"/>
-              </w:rPr>
-              <w:t>만듬</w:t>
-            </w:r>
-            <w:proofErr w:type="spellEnd"/>
-            <w:r>
-              <w:rPr>
-                <w:rFonts w:eastAsiaTheme="minorHAnsi" w:hint="eastAsia"/>
-                <w:b/>
-                <w:bCs/>
-                <w:sz w:val="16"/>
-                <w:szCs w:val="16"/>
-              </w:rPr>
-              <w:t>)</w:t>
-            </w:r>
-          </w:p>
-          <w:p>
-            <w:pPr>
-              <w:widowControl/>
-              <w:wordWrap/>
-              <w:autoSpaceDE/>
-              <w:autoSpaceDN/>
-              <w:rPr>
-                <w:rFonts w:eastAsiaTheme="minorHAnsi"/>
-                <w:b/>
-                <w:bCs/>
-                <w:sz w:val="16"/>
-                <w:szCs w:val="16"/>
-              </w:rPr>
-            </w:pPr>
-          </w:p>
-          <w:p>
-            <w:pPr>
-              <w:widowControl/>
-              <w:wordWrap/>
-              <w:autoSpaceDE/>
-              <w:autoSpaceDN/>
-              <w:rPr>
-                <w:rFonts w:eastAsiaTheme="minorHAnsi" w:hint="eastAsia"/>
                 <w:b/>
                 <w:bCs/>
                 <w:sz w:val="16"/>
@@ -9935,6 +9936,7 @@
               <w:t>::</w:t>
             </w:r>
             <w:proofErr w:type="spellStart"/>
+            <w:proofErr w:type="gramEnd"/>
             <w:r>
               <w:rPr>
                 <w:rFonts w:hint="eastAsia"/>
@@ -9954,7 +9956,64 @@
                 <w:sz w:val="16"/>
                 <w:szCs w:val="16"/>
               </w:rPr>
-              <w:t>(</w:t>
+              <w:t>()</w:t>
+            </w:r>
+            <w:r>
+              <w:rPr>
+                <w:rFonts w:hint="eastAsia"/>
+                <w:b/>
+                <w:bCs/>
+                <w:sz w:val="16"/>
+                <w:szCs w:val="16"/>
+              </w:rPr>
+              <w:t>,</w:t>
+            </w:r>
+          </w:p>
+          <w:p>
+            <w:pPr>
+              <w:widowControl/>
+              <w:wordWrap/>
+              <w:autoSpaceDE/>
+              <w:rPr>
+                <w:b/>
+                <w:bCs/>
+                <w:sz w:val="16"/>
+                <w:szCs w:val="16"/>
+              </w:rPr>
+            </w:pPr>
+            <w:proofErr w:type="spellStart"/>
+            <w:r>
+              <w:rPr>
+                <w:rFonts w:hint="eastAsia"/>
+                <w:b/>
+                <w:bCs/>
+                <w:sz w:val="16"/>
+                <w:szCs w:val="16"/>
+              </w:rPr>
+              <w:t>NetworkMgr</w:t>
+            </w:r>
+            <w:proofErr w:type="spellEnd"/>
+          </w:p>
+          <w:p>
+            <w:pPr>
+              <w:widowControl/>
+              <w:wordWrap/>
+              <w:autoSpaceDE/>
+              <w:rPr>
+                <w:sz w:val="16"/>
+                <w:szCs w:val="16"/>
+              </w:rPr>
+            </w:pPr>
+            <w:proofErr w:type="gramStart"/>
+            <w:r>
+              <w:rPr>
+                <w:rFonts w:hint="eastAsia"/>
+                <w:b/>
+                <w:bCs/>
+                <w:sz w:val="16"/>
+                <w:szCs w:val="16"/>
+              </w:rPr>
+              <w:t>::</w:t>
             </w:r>
             <w:proofErr w:type="gramEnd"/>
             <w:r>
@@ -9965,75 +10024,7 @@
                 <w:sz w:val="16"/>
                 <w:szCs w:val="16"/>
               </w:rPr>
-              <w:t>)</w:t>
-            </w:r>
-            <w:r>
-              <w:rPr>
-                <w:rFonts w:hint="eastAsia"/>
-                <w:b/>
-                <w:bCs/>
-                <w:sz w:val="16"/>
-                <w:szCs w:val="16"/>
-              </w:rPr>
-              <w:t>,</w:t>
-            </w:r>
-          </w:p>
-          <w:p>
-            <w:pPr>
-              <w:widowControl/>
-              <w:wordWrap/>
-              <w:autoSpaceDE/>
-              <w:rPr>
-                <w:b/>
-                <w:bCs/>
-                <w:sz w:val="16"/>
-                <w:szCs w:val="16"/>
-              </w:rPr>
-            </w:pPr>
-            <w:proofErr w:type="spellStart"/>
-            <w:r>
-              <w:rPr>
-                <w:rFonts w:hint="eastAsia"/>
-                <w:b/>
-                <w:bCs/>
-                <w:sz w:val="16"/>
-                <w:szCs w:val="16"/>
-              </w:rPr>
-              <w:t>NetworkMgr</w:t>
-            </w:r>
-            <w:proofErr w:type="spellEnd"/>
-          </w:p>
-          <w:p>
-            <w:pPr>
-              <w:widowControl/>
-              <w:wordWrap/>
-              <w:autoSpaceDE/>
-              <w:rPr>
-                <w:sz w:val="16"/>
-                <w:szCs w:val="16"/>
-              </w:rPr>
-            </w:pPr>
-            <w:proofErr w:type="gramStart"/>
-            <w:r>
-              <w:rPr>
-                <w:rFonts w:hint="eastAsia"/>
-                <w:b/>
-                <w:bCs/>
-                <w:sz w:val="16"/>
-                <w:szCs w:val="16"/>
-              </w:rPr>
-              <w:t>::Init(</w:t>
-            </w:r>
-            <w:proofErr w:type="gramEnd"/>
-            <w:r>
-              <w:rPr>
-                <w:rFonts w:hint="eastAsia"/>
-                <w:b/>
-                <w:bCs/>
-                <w:sz w:val="16"/>
-                <w:szCs w:val="16"/>
-              </w:rPr>
-              <w:t>)</w:t>
+              <w:t>Init()</w:t>
             </w:r>
           </w:p>
         </w:tc>
@@ -12491,9 +12482,17 @@
                 <w:sz w:val="16"/>
                 <w:szCs w:val="16"/>
               </w:rPr>
-              <w:t>();</w:t>
+              <w:t>(</w:t>
             </w:r>
             <w:proofErr w:type="gramEnd"/>
+            <w:r>
+              <w:rPr>
+                <w:rFonts w:hint="eastAsia"/>
+                <w:sz w:val="16"/>
+                <w:szCs w:val="16"/>
+              </w:rPr>
+              <w:t>);</w:t>
+            </w:r>
           </w:p>
           <w:p>
             <w:pPr>
@@ -13315,7 +13314,7 @@
 </file>
 
 <file path=word/endnotes.xml><?xml version="1.0" encoding="utf-8"?>
-<w:endnotes xmlns:wpc="http://schemas.microsoft.com/office/word/2010/wordprocessingCanvas" xmlns:cx="http://schemas.microsoft.com/office/drawing/2014/chartex" xmlns:cx1="http://schemas.microsoft.com/office/drawing/2015/9/8/chartex" xmlns:cx2="http://schemas.microsoft.com/office/drawing/2015/10/21/chartex" xmlns:cx3="http://schemas.microsoft.com/office/drawing/2016/5/9/chartex" xmlns:cx4="http://schemas.microsoft.com/office/drawing/2016/5/10/chartex" xmlns:cx5="http://schemas.microsoft.com/office/drawing/2016/5/11/chartex" xmlns:cx6="http://schemas.microsoft.com/office/drawing/2016/5/12/chartex" xmlns:cx7="http://schemas.microsoft.com/office/drawing/2016/5/13/chartex" xmlns:cx8="http://schemas.microsoft.com/office/drawing/2016/5/14/chartex" xmlns:mc="http://schemas.openxmlformats.org/markup-compatibility/2006" xmlns:aink="http://schemas.microsoft.com/office/drawing/2016/ink" xmlns:am3d="http://schemas.microsoft.com/office/drawing/2017/model3d" xmlns:o="urn:schemas-microsoft-com:office:office" xmlns:oel="http://schemas.microsoft.com/office/2019/extlst" xmlns:r="http://schemas.openxmlformats.org/officeDocument/2006/relationships" xmlns:m="http://schemas.openxmlformats.org/officeDocument/2006/math" xmlns:v="urn:schemas-microsoft-com:vml" xmlns:wp14="http://schemas.microsoft.com/office/word/2010/wordprocessingDrawing" xmlns:wp="http://schemas.openxmlformats.org/drawingml/2006/wordprocessingDrawing" xmlns:w10="urn:schemas-microsoft-com:office:word" xmlns:w="http://schemas.openxmlformats.org/wordprocessingml/2006/main" xmlns:w14="http://schemas.microsoft.com/office/word/2010/wordml" xmlns:w15="http://schemas.microsoft.com/office/word/2012/wordml" xmlns:w16cex="http://schemas.microsoft.com/office/word/2018/wordml/cex" xmlns:w16cid="http://schemas.microsoft.com/office/word/2016/wordml/cid" xmlns:w16="http://schemas.microsoft.com/office/word/2018/wordml" xmlns:w16du="http://schemas.microsoft.com/office/word/2023/wordml/word16du" xmlns:w16sdtdh="http://schemas.microsoft.com/office/word/2020/wordml/sdtdatahash" xmlns:w16sdtfl="http://schemas.microsoft.com/office/word/2024/wordml/sdtformatlock" xmlns:w16se="http://schemas.microsoft.com/office/word/2015/wordml/symex" xmlns:wpg="http://schemas.microsoft.com/office/word/2010/wordprocessingGroup" xmlns:wpi="http://schemas.microsoft.com/office/word/2010/wordprocessingInk" xmlns:wne="http://schemas.microsoft.com/office/word/2006/wordml" xmlns:wps="http://schemas.microsoft.com/office/word/2010/wordprocessingShape" mc:Ignorable="w14 w15 w16se w16cid w16 w16cex w16sdtdh w16sdtfl w16du wp14">
+<w:endnotes xmlns:wpc="http://schemas.microsoft.com/office/word/2010/wordprocessingCanvas" xmlns:cx="http://schemas.microsoft.com/office/drawing/2014/chartex" xmlns:cx1="http://schemas.microsoft.com/office/drawing/2015/9/8/chartex" xmlns:cx2="http://schemas.microsoft.com/office/drawing/2015/10/21/chartex" xmlns:cx3="http://schemas.microsoft.com/office/drawing/2016/5/9/chartex" xmlns:cx4="http://schemas.microsoft.com/office/drawing/2016/5/10/chartex" xmlns:cx5="http://schemas.microsoft.com/office/drawing/2016/5/11/chartex" xmlns:cx6="http://schemas.microsoft.com/office/drawing/2016/5/12/chartex" xmlns:cx7="http://schemas.microsoft.com/office/drawing/2016/5/13/chartex" xmlns:cx8="http://schemas.microsoft.com/office/drawing/2016/5/14/chartex" xmlns:mc="http://schemas.openxmlformats.org/markup-compatibility/2006" xmlns:aink="http://schemas.microsoft.com/office/drawing/2016/ink" xmlns:am3d="http://schemas.microsoft.com/office/drawing/2017/model3d" xmlns:o="urn:schemas-microsoft-com:office:office" xmlns:oel="http://schemas.microsoft.com/office/2019/extlst" xmlns:r="http://schemas.openxmlformats.org/officeDocument/2006/relationships" xmlns:m="http://schemas.openxmlformats.org/officeDocument/2006/math" xmlns:v="urn:schemas-microsoft-com:vml" xmlns:wp14="http://schemas.microsoft.com/office/word/2010/wordprocessingDrawing" xmlns:wp="http://schemas.openxmlformats.org/drawingml/2006/wordprocessingDrawing" xmlns:w10="urn:schemas-microsoft-com:office:word" xmlns:w="http://schemas.openxmlformats.org/wordprocessingml/2006/main" xmlns:w14="http://schemas.microsoft.com/office/word/2010/wordml" xmlns:w15="http://schemas.microsoft.com/office/word/2012/wordml" xmlns:w16cex="http://schemas.microsoft.com/office/word/2018/wordml/cex" xmlns:w16cid="http://schemas.microsoft.com/office/word/2016/wordml/cid" xmlns:w16="http://schemas.microsoft.com/office/word/2018/wordml" xmlns:w16sdtdh="http://schemas.microsoft.com/office/word/2020/wordml/sdtdatahash" xmlns:w16se="http://schemas.microsoft.com/office/word/2015/wordml/symex" xmlns:wpg="http://schemas.microsoft.com/office/word/2010/wordprocessingGroup" xmlns:wpi="http://schemas.microsoft.com/office/word/2010/wordprocessingInk" xmlns:wne="http://schemas.microsoft.com/office/word/2006/wordml" xmlns:wps="http://schemas.microsoft.com/office/word/2010/wordprocessingShape" mc:Ignorable="w14 w15 w16se w16cid w16 w16cex w16sdtdh wp14">
   <w:endnote w:type="separator" w:id="-1">
     <w:p>
       <w:pPr>
@@ -13340,7 +13339,7 @@
 </file>
 
 <file path=word/footer1.xml><?xml version="1.0" encoding="utf-8"?>
-<w:ftr xmlns:wpc="http://schemas.microsoft.com/office/word/2010/wordprocessingCanvas" xmlns:cx="http://schemas.microsoft.com/office/drawing/2014/chartex" xmlns:cx1="http://schemas.microsoft.com/office/drawing/2015/9/8/chartex" xmlns:cx2="http://schemas.microsoft.com/office/drawing/2015/10/21/chartex" xmlns:cx3="http://schemas.microsoft.com/office/drawing/2016/5/9/chartex" xmlns:cx4="http://schemas.microsoft.com/office/drawing/2016/5/10/chartex" xmlns:cx5="http://schemas.microsoft.com/office/drawing/2016/5/11/chartex" xmlns:cx6="http://schemas.microsoft.com/office/drawing/2016/5/12/chartex" xmlns:cx7="http://schemas.microsoft.com/office/drawing/2016/5/13/chartex" xmlns:cx8="http://schemas.microsoft.com/office/drawing/2016/5/14/chartex" xmlns:mc="http://schemas.openxmlformats.org/markup-compatibility/2006" xmlns:aink="http://schemas.microsoft.com/office/drawing/2016/ink" xmlns:am3d="http://schemas.microsoft.com/office/drawing/2017/model3d" xmlns:o="urn:schemas-microsoft-com:office:office" xmlns:oel="http://schemas.microsoft.com/office/2019/extlst" xmlns:r="http://schemas.openxmlformats.org/officeDocument/2006/relationships" xmlns:m="http://schemas.openxmlformats.org/officeDocument/2006/math" xmlns:v="urn:schemas-microsoft-com:vml" xmlns:wp14="http://schemas.microsoft.com/office/word/2010/wordprocessingDrawing" xmlns:wp="http://schemas.openxmlformats.org/drawingml/2006/wordprocessingDrawing" xmlns:w10="urn:schemas-microsoft-com:office:word" xmlns:w="http://schemas.openxmlformats.org/wordprocessingml/2006/main" xmlns:w14="http://schemas.microsoft.com/office/word/2010/wordml" xmlns:w15="http://schemas.microsoft.com/office/word/2012/wordml" xmlns:w16cex="http://schemas.microsoft.com/office/word/2018/wordml/cex" xmlns:w16cid="http://schemas.microsoft.com/office/word/2016/wordml/cid" xmlns:w16="http://schemas.microsoft.com/office/word/2018/wordml" xmlns:w16du="http://schemas.microsoft.com/office/word/2023/wordml/word16du" xmlns:w16sdtdh="http://schemas.microsoft.com/office/word/2020/wordml/sdtdatahash" xmlns:w16sdtfl="http://schemas.microsoft.com/office/word/2024/wordml/sdtformatlock" xmlns:w16se="http://schemas.microsoft.com/office/word/2015/wordml/symex" xmlns:wpg="http://schemas.microsoft.com/office/word/2010/wordprocessingGroup" xmlns:wpi="http://schemas.microsoft.com/office/word/2010/wordprocessingInk" xmlns:wne="http://schemas.microsoft.com/office/word/2006/wordml" xmlns:wps="http://schemas.microsoft.com/office/word/2010/wordprocessingShape" mc:Ignorable="w14 w15 w16se w16cid w16 w16cex w16sdtdh w16sdtfl w16du wp14">
+<w:ftr xmlns:wpc="http://schemas.microsoft.com/office/word/2010/wordprocessingCanvas" xmlns:cx="http://schemas.microsoft.com/office/drawing/2014/chartex" xmlns:cx1="http://schemas.microsoft.com/office/drawing/2015/9/8/chartex" xmlns:cx2="http://schemas.microsoft.com/office/drawing/2015/10/21/chartex" xmlns:cx3="http://schemas.microsoft.com/office/drawing/2016/5/9/chartex" xmlns:cx4="http://schemas.microsoft.com/office/drawing/2016/5/10/chartex" xmlns:cx5="http://schemas.microsoft.com/office/drawing/2016/5/11/chartex" xmlns:cx6="http://schemas.microsoft.com/office/drawing/2016/5/12/chartex" xmlns:cx7="http://schemas.microsoft.com/office/drawing/2016/5/13/chartex" xmlns:cx8="http://schemas.microsoft.com/office/drawing/2016/5/14/chartex" xmlns:mc="http://schemas.openxmlformats.org/markup-compatibility/2006" xmlns:aink="http://schemas.microsoft.com/office/drawing/2016/ink" xmlns:am3d="http://schemas.microsoft.com/office/drawing/2017/model3d" xmlns:o="urn:schemas-microsoft-com:office:office" xmlns:oel="http://schemas.microsoft.com/office/2019/extlst" xmlns:r="http://schemas.openxmlformats.org/officeDocument/2006/relationships" xmlns:m="http://schemas.openxmlformats.org/officeDocument/2006/math" xmlns:v="urn:schemas-microsoft-com:vml" xmlns:wp14="http://schemas.microsoft.com/office/word/2010/wordprocessingDrawing" xmlns:wp="http://schemas.openxmlformats.org/drawingml/2006/wordprocessingDrawing" xmlns:w10="urn:schemas-microsoft-com:office:word" xmlns:w="http://schemas.openxmlformats.org/wordprocessingml/2006/main" xmlns:w14="http://schemas.microsoft.com/office/word/2010/wordml" xmlns:w15="http://schemas.microsoft.com/office/word/2012/wordml" xmlns:w16cex="http://schemas.microsoft.com/office/word/2018/wordml/cex" xmlns:w16cid="http://schemas.microsoft.com/office/word/2016/wordml/cid" xmlns:w16="http://schemas.microsoft.com/office/word/2018/wordml" xmlns:w16sdtdh="http://schemas.microsoft.com/office/word/2020/wordml/sdtdatahash" xmlns:w16se="http://schemas.microsoft.com/office/word/2015/wordml/symex" xmlns:wpg="http://schemas.microsoft.com/office/word/2010/wordprocessingGroup" xmlns:wpi="http://schemas.microsoft.com/office/word/2010/wordprocessingInk" xmlns:wne="http://schemas.microsoft.com/office/word/2006/wordml" xmlns:wps="http://schemas.microsoft.com/office/word/2010/wordprocessingShape" mc:Ignorable="w14 w15 w16se w16cid w16 w16cex w16sdtdh wp14">
   <w:sdt>
     <w:sdtPr>
       <w:id w:val="1471174885"/>
@@ -13385,7 +13384,7 @@
 </file>
 
 <file path=word/footnotes.xml><?xml version="1.0" encoding="utf-8"?>
-<w:footnotes xmlns:wpc="http://schemas.microsoft.com/office/word/2010/wordprocessingCanvas" xmlns:cx="http://schemas.microsoft.com/office/drawing/2014/chartex" xmlns:cx1="http://schemas.microsoft.com/office/drawing/2015/9/8/chartex" xmlns:cx2="http://schemas.microsoft.com/office/drawing/2015/10/21/chartex" xmlns:cx3="http://schemas.microsoft.com/office/drawing/2016/5/9/chartex" xmlns:cx4="http://schemas.microsoft.com/office/drawing/2016/5/10/chartex" xmlns:cx5="http://schemas.microsoft.com/office/drawing/2016/5/11/chartex" xmlns:cx6="http://schemas.microsoft.com/office/drawing/2016/5/12/chartex" xmlns:cx7="http://schemas.microsoft.com/office/drawing/2016/5/13/chartex" xmlns:cx8="http://schemas.microsoft.com/office/drawing/2016/5/14/chartex" xmlns:mc="http://schemas.openxmlformats.org/markup-compatibility/2006" xmlns:aink="http://schemas.microsoft.com/office/drawing/2016/ink" xmlns:am3d="http://schemas.microsoft.com/office/drawing/2017/model3d" xmlns:o="urn:schemas-microsoft-com:office:office" xmlns:oel="http://schemas.microsoft.com/office/2019/extlst" xmlns:r="http://schemas.openxmlformats.org/officeDocument/2006/relationships" xmlns:m="http://schemas.openxmlformats.org/officeDocument/2006/math" xmlns:v="urn:schemas-microsoft-com:vml" xmlns:wp14="http://schemas.microsoft.com/office/word/2010/wordprocessingDrawing" xmlns:wp="http://schemas.openxmlformats.org/drawingml/2006/wordprocessingDrawing" xmlns:w10="urn:schemas-microsoft-com:office:word" xmlns:w="http://schemas.openxmlformats.org/wordprocessingml/2006/main" xmlns:w14="http://schemas.microsoft.com/office/word/2010/wordml" xmlns:w15="http://schemas.microsoft.com/office/word/2012/wordml" xmlns:w16cex="http://schemas.microsoft.com/office/word/2018/wordml/cex" xmlns:w16cid="http://schemas.microsoft.com/office/word/2016/wordml/cid" xmlns:w16="http://schemas.microsoft.com/office/word/2018/wordml" xmlns:w16du="http://schemas.microsoft.com/office/word/2023/wordml/word16du" xmlns:w16sdtdh="http://schemas.microsoft.com/office/word/2020/wordml/sdtdatahash" xmlns:w16sdtfl="http://schemas.microsoft.com/office/word/2024/wordml/sdtformatlock" xmlns:w16se="http://schemas.microsoft.com/office/word/2015/wordml/symex" xmlns:wpg="http://schemas.microsoft.com/office/word/2010/wordprocessingGroup" xmlns:wpi="http://schemas.microsoft.com/office/word/2010/wordprocessingInk" xmlns:wne="http://schemas.microsoft.com/office/word/2006/wordml" xmlns:wps="http://schemas.microsoft.com/office/word/2010/wordprocessingShape" mc:Ignorable="w14 w15 w16se w16cid w16 w16cex w16sdtdh w16sdtfl w16du wp14">
+<w:footnotes xmlns:wpc="http://schemas.microsoft.com/office/word/2010/wordprocessingCanvas" xmlns:cx="http://schemas.microsoft.com/office/drawing/2014/chartex" xmlns:cx1="http://schemas.microsoft.com/office/drawing/2015/9/8/chartex" xmlns:cx2="http://schemas.microsoft.com/office/drawing/2015/10/21/chartex" xmlns:cx3="http://schemas.microsoft.com/office/drawing/2016/5/9/chartex" xmlns:cx4="http://schemas.microsoft.com/office/drawing/2016/5/10/chartex" xmlns:cx5="http://schemas.microsoft.com/office/drawing/2016/5/11/chartex" xmlns:cx6="http://schemas.microsoft.com/office/drawing/2016/5/12/chartex" xmlns:cx7="http://schemas.microsoft.com/office/drawing/2016/5/13/chartex" xmlns:cx8="http://schemas.microsoft.com/office/drawing/2016/5/14/chartex" xmlns:mc="http://schemas.openxmlformats.org/markup-compatibility/2006" xmlns:aink="http://schemas.microsoft.com/office/drawing/2016/ink" xmlns:am3d="http://schemas.microsoft.com/office/drawing/2017/model3d" xmlns:o="urn:schemas-microsoft-com:office:office" xmlns:oel="http://schemas.microsoft.com/office/2019/extlst" xmlns:r="http://schemas.openxmlformats.org/officeDocument/2006/relationships" xmlns:m="http://schemas.openxmlformats.org/officeDocument/2006/math" xmlns:v="urn:schemas-microsoft-com:vml" xmlns:wp14="http://schemas.microsoft.com/office/word/2010/wordprocessingDrawing" xmlns:wp="http://schemas.openxmlformats.org/drawingml/2006/wordprocessingDrawing" xmlns:w10="urn:schemas-microsoft-com:office:word" xmlns:w="http://schemas.openxmlformats.org/wordprocessingml/2006/main" xmlns:w14="http://schemas.microsoft.com/office/word/2010/wordml" xmlns:w15="http://schemas.microsoft.com/office/word/2012/wordml" xmlns:w16cex="http://schemas.microsoft.com/office/word/2018/wordml/cex" xmlns:w16cid="http://schemas.microsoft.com/office/word/2016/wordml/cid" xmlns:w16="http://schemas.microsoft.com/office/word/2018/wordml" xmlns:w16sdtdh="http://schemas.microsoft.com/office/word/2020/wordml/sdtdatahash" xmlns:w16se="http://schemas.microsoft.com/office/word/2015/wordml/symex" xmlns:wpg="http://schemas.microsoft.com/office/word/2010/wordprocessingGroup" xmlns:wpi="http://schemas.microsoft.com/office/word/2010/wordprocessingInk" xmlns:wne="http://schemas.microsoft.com/office/word/2006/wordml" xmlns:wps="http://schemas.microsoft.com/office/word/2010/wordprocessingShape" mc:Ignorable="w14 w15 w16se w16cid w16 w16cex w16sdtdh wp14">
   <w:footnote w:type="separator" w:id="-1">
     <w:p>
       <w:pPr>
@@ -13410,7 +13409,7 @@
 </file>
 
 <file path=word/numbering.xml><?xml version="1.0" encoding="utf-8"?>
-<w:numbering xmlns:wpc="http://schemas.microsoft.com/office/word/2010/wordprocessingCanvas" xmlns:cx="http://schemas.microsoft.com/office/drawing/2014/chartex" xmlns:cx1="http://schemas.microsoft.com/office/drawing/2015/9/8/chartex" xmlns:cx2="http://schemas.microsoft.com/office/drawing/2015/10/21/chartex" xmlns:cx3="http://schemas.microsoft.com/office/drawing/2016/5/9/chartex" xmlns:cx4="http://schemas.microsoft.com/office/drawing/2016/5/10/chartex" xmlns:cx5="http://schemas.microsoft.com/office/drawing/2016/5/11/chartex" xmlns:cx6="http://schemas.microsoft.com/office/drawing/2016/5/12/chartex" xmlns:cx7="http://schemas.microsoft.com/office/drawing/2016/5/13/chartex" xmlns:cx8="http://schemas.microsoft.com/office/drawing/2016/5/14/chartex" xmlns:mc="http://schemas.openxmlformats.org/markup-compatibility/2006" xmlns:aink="http://schemas.microsoft.com/office/drawing/2016/ink" xmlns:am3d="http://schemas.microsoft.com/office/drawing/2017/model3d" xmlns:o="urn:schemas-microsoft-com:office:office" xmlns:oel="http://schemas.microsoft.com/office/2019/extlst" xmlns:r="http://schemas.openxmlformats.org/officeDocument/2006/relationships" xmlns:m="http://schemas.openxmlformats.org/officeDocument/2006/math" xmlns:v="urn:schemas-microsoft-com:vml" xmlns:wp14="http://schemas.microsoft.com/office/word/2010/wordprocessingDrawing" xmlns:wp="http://schemas.openxmlformats.org/drawingml/2006/wordprocessingDrawing" xmlns:w10="urn:schemas-microsoft-com:office:word" xmlns:w="http://schemas.openxmlformats.org/wordprocessingml/2006/main" xmlns:w14="http://schemas.microsoft.com/office/word/2010/wordml" xmlns:w15="http://schemas.microsoft.com/office/word/2012/wordml" xmlns:w16cex="http://schemas.microsoft.com/office/word/2018/wordml/cex" xmlns:w16cid="http://schemas.microsoft.com/office/word/2016/wordml/cid" xmlns:w16="http://schemas.microsoft.com/office/word/2018/wordml" xmlns:w16du="http://schemas.microsoft.com/office/word/2023/wordml/word16du" xmlns:w16sdtdh="http://schemas.microsoft.com/office/word/2020/wordml/sdtdatahash" xmlns:w16sdtfl="http://schemas.microsoft.com/office/word/2024/wordml/sdtformatlock" xmlns:w16se="http://schemas.microsoft.com/office/word/2015/wordml/symex" xmlns:wpg="http://schemas.microsoft.com/office/word/2010/wordprocessingGroup" xmlns:wpi="http://schemas.microsoft.com/office/word/2010/wordprocessingInk" xmlns:wne="http://schemas.microsoft.com/office/word/2006/wordml" xmlns:wps="http://schemas.microsoft.com/office/word/2010/wordprocessingShape" mc:Ignorable="w14 w15 w16se w16cid w16 w16cex w16sdtdh w16sdtfl w16du wp14">
+<w:numbering xmlns:wpc="http://schemas.microsoft.com/office/word/2010/wordprocessingCanvas" xmlns:cx="http://schemas.microsoft.com/office/drawing/2014/chartex" xmlns:cx1="http://schemas.microsoft.com/office/drawing/2015/9/8/chartex" xmlns:cx2="http://schemas.microsoft.com/office/drawing/2015/10/21/chartex" xmlns:cx3="http://schemas.microsoft.com/office/drawing/2016/5/9/chartex" xmlns:cx4="http://schemas.microsoft.com/office/drawing/2016/5/10/chartex" xmlns:cx5="http://schemas.microsoft.com/office/drawing/2016/5/11/chartex" xmlns:cx6="http://schemas.microsoft.com/office/drawing/2016/5/12/chartex" xmlns:cx7="http://schemas.microsoft.com/office/drawing/2016/5/13/chartex" xmlns:cx8="http://schemas.microsoft.com/office/drawing/2016/5/14/chartex" xmlns:mc="http://schemas.openxmlformats.org/markup-compatibility/2006" xmlns:aink="http://schemas.microsoft.com/office/drawing/2016/ink" xmlns:am3d="http://schemas.microsoft.com/office/drawing/2017/model3d" xmlns:o="urn:schemas-microsoft-com:office:office" xmlns:oel="http://schemas.microsoft.com/office/2019/extlst" xmlns:r="http://schemas.openxmlformats.org/officeDocument/2006/relationships" xmlns:m="http://schemas.openxmlformats.org/officeDocument/2006/math" xmlns:v="urn:schemas-microsoft-com:vml" xmlns:wp14="http://schemas.microsoft.com/office/word/2010/wordprocessingDrawing" xmlns:wp="http://schemas.openxmlformats.org/drawingml/2006/wordprocessingDrawing" xmlns:w10="urn:schemas-microsoft-com:office:word" xmlns:w="http://schemas.openxmlformats.org/wordprocessingml/2006/main" xmlns:w14="http://schemas.microsoft.com/office/word/2010/wordml" xmlns:w15="http://schemas.microsoft.com/office/word/2012/wordml" xmlns:w16cex="http://schemas.microsoft.com/office/word/2018/wordml/cex" xmlns:w16cid="http://schemas.microsoft.com/office/word/2016/wordml/cid" xmlns:w16="http://schemas.microsoft.com/office/word/2018/wordml" xmlns:w16sdtdh="http://schemas.microsoft.com/office/word/2020/wordml/sdtdatahash" xmlns:w16se="http://schemas.microsoft.com/office/word/2015/wordml/symex" xmlns:wpg="http://schemas.microsoft.com/office/word/2010/wordprocessingGroup" xmlns:wpi="http://schemas.microsoft.com/office/word/2010/wordprocessingInk" xmlns:wne="http://schemas.microsoft.com/office/word/2006/wordml" xmlns:wps="http://schemas.microsoft.com/office/word/2010/wordprocessingShape" mc:Ignorable="w14 w15 w16se w16cid w16 w16cex w16sdtdh wp14">
   <w:abstractNum w:abstractNumId="0" w15:restartNumberingAfterBreak="0">
     <w:nsid w:val="05E96921"/>
     <w:multiLevelType w:val="hybridMultilevel"/>
@@ -15751,7 +15750,7 @@
 </file>
 
 <file path=word/styles.xml><?xml version="1.0" encoding="utf-8"?>
-<w:styles xmlns:mc="http://schemas.openxmlformats.org/markup-compatibility/2006" xmlns:r="http://schemas.openxmlformats.org/officeDocument/2006/relationships" xmlns:w="http://schemas.openxmlformats.org/wordprocessingml/2006/main" xmlns:w14="http://schemas.microsoft.com/office/word/2010/wordml" xmlns:w15="http://schemas.microsoft.com/office/word/2012/wordml" xmlns:w16cex="http://schemas.microsoft.com/office/word/2018/wordml/cex" xmlns:w16cid="http://schemas.microsoft.com/office/word/2016/wordml/cid" xmlns:w16="http://schemas.microsoft.com/office/word/2018/wordml" xmlns:w16du="http://schemas.microsoft.com/office/word/2023/wordml/word16du" xmlns:w16sdtdh="http://schemas.microsoft.com/office/word/2020/wordml/sdtdatahash" xmlns:w16sdtfl="http://schemas.microsoft.com/office/word/2024/wordml/sdtformatlock" xmlns:w16se="http://schemas.microsoft.com/office/word/2015/wordml/symex" mc:Ignorable="w14 w15 w16se w16cid w16 w16cex w16sdtdh w16sdtfl w16du">
+<w:styles xmlns:mc="http://schemas.openxmlformats.org/markup-compatibility/2006" xmlns:r="http://schemas.openxmlformats.org/officeDocument/2006/relationships" xmlns:w="http://schemas.openxmlformats.org/wordprocessingml/2006/main" xmlns:w14="http://schemas.microsoft.com/office/word/2010/wordml" xmlns:w15="http://schemas.microsoft.com/office/word/2012/wordml" xmlns:w16cex="http://schemas.microsoft.com/office/word/2018/wordml/cex" xmlns:w16cid="http://schemas.microsoft.com/office/word/2016/wordml/cid" xmlns:w16="http://schemas.microsoft.com/office/word/2018/wordml" xmlns:w16sdtdh="http://schemas.microsoft.com/office/word/2020/wordml/sdtdatahash" xmlns:w16se="http://schemas.microsoft.com/office/word/2015/wordml/symex" mc:Ignorable="w14 w15 w16se w16cid w16 w16cex w16sdtdh">
   <w:docDefaults>
     <w:rPrDefault>
       <w:rPr>

--- a/진척 관리.docx
+++ b/진척 관리.docx
@@ -1,6 +1,6 @@
 
 <file path=word/document.xml><?xml version="1.0" encoding="utf-8"?>
-<w:document xmlns:wpc="http://schemas.microsoft.com/office/word/2010/wordprocessingCanvas" xmlns:cx="http://schemas.microsoft.com/office/drawing/2014/chartex" xmlns:cx1="http://schemas.microsoft.com/office/drawing/2015/9/8/chartex" xmlns:cx2="http://schemas.microsoft.com/office/drawing/2015/10/21/chartex" xmlns:cx3="http://schemas.microsoft.com/office/drawing/2016/5/9/chartex" xmlns:cx4="http://schemas.microsoft.com/office/drawing/2016/5/10/chartex" xmlns:cx5="http://schemas.microsoft.com/office/drawing/2016/5/11/chartex" xmlns:cx6="http://schemas.microsoft.com/office/drawing/2016/5/12/chartex" xmlns:cx7="http://schemas.microsoft.com/office/drawing/2016/5/13/chartex" xmlns:cx8="http://schemas.microsoft.com/office/drawing/2016/5/14/chartex" xmlns:mc="http://schemas.openxmlformats.org/markup-compatibility/2006" xmlns:aink="http://schemas.microsoft.com/office/drawing/2016/ink" xmlns:am3d="http://schemas.microsoft.com/office/drawing/2017/model3d" xmlns:o="urn:schemas-microsoft-com:office:office" xmlns:oel="http://schemas.microsoft.com/office/2019/extlst" xmlns:r="http://schemas.openxmlformats.org/officeDocument/2006/relationships" xmlns:m="http://schemas.openxmlformats.org/officeDocument/2006/math" xmlns:v="urn:schemas-microsoft-com:vml" xmlns:wp14="http://schemas.microsoft.com/office/word/2010/wordprocessingDrawing" xmlns:wp="http://schemas.openxmlformats.org/drawingml/2006/wordprocessingDrawing" xmlns:w10="urn:schemas-microsoft-com:office:word" xmlns:w="http://schemas.openxmlformats.org/wordprocessingml/2006/main" xmlns:w14="http://schemas.microsoft.com/office/word/2010/wordml" xmlns:w15="http://schemas.microsoft.com/office/word/2012/wordml" xmlns:w16cex="http://schemas.microsoft.com/office/word/2018/wordml/cex" xmlns:w16cid="http://schemas.microsoft.com/office/word/2016/wordml/cid" xmlns:w16="http://schemas.microsoft.com/office/word/2018/wordml" xmlns:w16sdtdh="http://schemas.microsoft.com/office/word/2020/wordml/sdtdatahash" xmlns:w16se="http://schemas.microsoft.com/office/word/2015/wordml/symex" xmlns:wpg="http://schemas.microsoft.com/office/word/2010/wordprocessingGroup" xmlns:wpi="http://schemas.microsoft.com/office/word/2010/wordprocessingInk" xmlns:wne="http://schemas.microsoft.com/office/word/2006/wordml" xmlns:wps="http://schemas.microsoft.com/office/word/2010/wordprocessingShape" mc:Ignorable="w14 w15 w16se w16cid w16 w16cex w16sdtdh wp14">
+<w:document xmlns:wpc="http://schemas.microsoft.com/office/word/2010/wordprocessingCanvas" xmlns:cx="http://schemas.microsoft.com/office/drawing/2014/chartex" xmlns:cx1="http://schemas.microsoft.com/office/drawing/2015/9/8/chartex" xmlns:cx2="http://schemas.microsoft.com/office/drawing/2015/10/21/chartex" xmlns:cx3="http://schemas.microsoft.com/office/drawing/2016/5/9/chartex" xmlns:cx4="http://schemas.microsoft.com/office/drawing/2016/5/10/chartex" xmlns:cx5="http://schemas.microsoft.com/office/drawing/2016/5/11/chartex" xmlns:cx6="http://schemas.microsoft.com/office/drawing/2016/5/12/chartex" xmlns:cx7="http://schemas.microsoft.com/office/drawing/2016/5/13/chartex" xmlns:cx8="http://schemas.microsoft.com/office/drawing/2016/5/14/chartex" xmlns:mc="http://schemas.openxmlformats.org/markup-compatibility/2006" xmlns:aink="http://schemas.microsoft.com/office/drawing/2016/ink" xmlns:am3d="http://schemas.microsoft.com/office/drawing/2017/model3d" xmlns:o="urn:schemas-microsoft-com:office:office" xmlns:oel="http://schemas.microsoft.com/office/2019/extlst" xmlns:r="http://schemas.openxmlformats.org/officeDocument/2006/relationships" xmlns:m="http://schemas.openxmlformats.org/officeDocument/2006/math" xmlns:v="urn:schemas-microsoft-com:vml" xmlns:wp14="http://schemas.microsoft.com/office/word/2010/wordprocessingDrawing" xmlns:wp="http://schemas.openxmlformats.org/drawingml/2006/wordprocessingDrawing" xmlns:w10="urn:schemas-microsoft-com:office:word" xmlns:w="http://schemas.openxmlformats.org/wordprocessingml/2006/main" xmlns:w14="http://schemas.microsoft.com/office/word/2010/wordml" xmlns:w15="http://schemas.microsoft.com/office/word/2012/wordml" xmlns:w16cex="http://schemas.microsoft.com/office/word/2018/wordml/cex" xmlns:w16cid="http://schemas.microsoft.com/office/word/2016/wordml/cid" xmlns:w16="http://schemas.microsoft.com/office/word/2018/wordml" xmlns:w16du="http://schemas.microsoft.com/office/word/2023/wordml/word16du" xmlns:w16sdtdh="http://schemas.microsoft.com/office/word/2020/wordml/sdtdatahash" xmlns:w16sdtfl="http://schemas.microsoft.com/office/word/2024/wordml/sdtformatlock" xmlns:w16se="http://schemas.microsoft.com/office/word/2015/wordml/symex" xmlns:wpg="http://schemas.microsoft.com/office/word/2010/wordprocessingGroup" xmlns:wpi="http://schemas.microsoft.com/office/word/2010/wordprocessingInk" xmlns:wne="http://schemas.microsoft.com/office/word/2006/wordml" xmlns:wps="http://schemas.microsoft.com/office/word/2010/wordprocessingShape" mc:Ignorable="w14 w15 w16se w16cid w16 w16cex w16sdtdh w16sdtfl w16du wp14">
   <w:body>
     <w:p>
       <w:pPr>
@@ -571,7 +571,17 @@
                 <w:sz w:val="20"/>
                 <w:szCs w:val="20"/>
               </w:rPr>
-              <w:t>recv_packet</w:t>
+              <w:t>recv_</w:t>
+            </w:r>
+            <w:proofErr w:type="gramStart"/>
+            <w:r>
+              <w:rPr>
+                <w:b/>
+                <w:bCs/>
+                <w:sz w:val="20"/>
+                <w:szCs w:val="20"/>
+              </w:rPr>
+              <w:t>packet</w:t>
             </w:r>
             <w:proofErr w:type="spellEnd"/>
             <w:r>
@@ -581,7 +591,17 @@
                 <w:sz w:val="20"/>
                 <w:szCs w:val="20"/>
               </w:rPr>
-              <w:t>();</w:t>
+              <w:t>(</w:t>
+            </w:r>
+            <w:proofErr w:type="gramEnd"/>
+            <w:r>
+              <w:rPr>
+                <w:b/>
+                <w:bCs/>
+                <w:sz w:val="20"/>
+                <w:szCs w:val="20"/>
+              </w:rPr>
+              <w:t>);</w:t>
             </w:r>
           </w:p>
         </w:tc>
@@ -699,7 +719,17 @@
                 <w:sz w:val="20"/>
                 <w:szCs w:val="20"/>
               </w:rPr>
-              <w:t>_packet</w:t>
+              <w:t>_</w:t>
+            </w:r>
+            <w:proofErr w:type="gramStart"/>
+            <w:r>
+              <w:rPr>
+                <w:b/>
+                <w:bCs/>
+                <w:sz w:val="20"/>
+                <w:szCs w:val="20"/>
+              </w:rPr>
+              <w:t>packet</w:t>
             </w:r>
             <w:proofErr w:type="spellEnd"/>
             <w:r>
@@ -709,7 +739,17 @@
                 <w:sz w:val="20"/>
                 <w:szCs w:val="20"/>
               </w:rPr>
-              <w:t>();</w:t>
+              <w:t>(</w:t>
+            </w:r>
+            <w:proofErr w:type="gramEnd"/>
+            <w:r>
+              <w:rPr>
+                <w:b/>
+                <w:bCs/>
+                <w:sz w:val="20"/>
+                <w:szCs w:val="20"/>
+              </w:rPr>
+              <w:t>);</w:t>
             </w:r>
           </w:p>
         </w:tc>
@@ -832,17 +872,9 @@
                 <w:sz w:val="20"/>
                 <w:szCs w:val="20"/>
               </w:rPr>
-              <w:t>(</w:t>
+              <w:t>();</w:t>
             </w:r>
             <w:proofErr w:type="gramEnd"/>
-            <w:r>
-              <w:rPr>
-                <w:rFonts w:eastAsiaTheme="minorHAnsi"/>
-                <w:sz w:val="20"/>
-                <w:szCs w:val="20"/>
-              </w:rPr>
-              <w:t>);</w:t>
-            </w:r>
           </w:p>
           <w:p>
             <w:pPr>
@@ -1056,6 +1088,7 @@
               <w:t>target_id</w:t>
             </w:r>
             <w:proofErr w:type="spellEnd"/>
+            <w:proofErr w:type="gramStart"/>
             <w:r>
               <w:rPr>
                 <w:rFonts w:eastAsiaTheme="minorHAnsi"/>
@@ -1066,6 +1099,7 @@
               </w:rPr>
               <w:t>);</w:t>
             </w:r>
+            <w:proofErr w:type="gramEnd"/>
           </w:p>
           <w:p>
             <w:pPr>
@@ -1411,7 +1445,6 @@
               <w:autoSpaceDE/>
               <w:autoSpaceDN/>
               <w:rPr>
-                <w:rFonts w:hint="eastAsia"/>
                 <w:sz w:val="20"/>
                 <w:szCs w:val="20"/>
               </w:rPr>
@@ -2638,7 +2671,7 @@
                 <w:sz w:val="20"/>
                 <w:szCs w:val="20"/>
               </w:rPr>
-              <w:t>::</w:t>
+              <w:t>::Init(</w:t>
             </w:r>
             <w:proofErr w:type="gramEnd"/>
             <w:r>
@@ -2646,7 +2679,7 @@
                 <w:sz w:val="20"/>
                 <w:szCs w:val="20"/>
               </w:rPr>
-              <w:t>Init()</w:t>
+              <w:t>)</w:t>
             </w:r>
           </w:p>
           <w:p>
@@ -2678,21 +2711,28 @@
               <w:t>::</w:t>
             </w:r>
             <w:proofErr w:type="spellStart"/>
+            <w:r>
+              <w:rPr>
+                <w:sz w:val="20"/>
+                <w:szCs w:val="20"/>
+              </w:rPr>
+              <w:t>SendPacket</w:t>
+            </w:r>
+            <w:proofErr w:type="spellEnd"/>
+            <w:r>
+              <w:rPr>
+                <w:sz w:val="20"/>
+                <w:szCs w:val="20"/>
+              </w:rPr>
+              <w:t>(</w:t>
+            </w:r>
             <w:proofErr w:type="gramEnd"/>
             <w:r>
               <w:rPr>
                 <w:sz w:val="20"/>
                 <w:szCs w:val="20"/>
               </w:rPr>
-              <w:t>SendPacket</w:t>
-            </w:r>
-            <w:proofErr w:type="spellEnd"/>
-            <w:r>
-              <w:rPr>
-                <w:sz w:val="20"/>
-                <w:szCs w:val="20"/>
-              </w:rPr>
-              <w:t>()</w:t>
+              <w:t>)</w:t>
             </w:r>
           </w:p>
         </w:tc>
@@ -4050,9 +4090,9 @@
                 <w:sz w:val="14"/>
                 <w:szCs w:val="14"/>
               </w:rPr>
-              <w:t>recv_packet</w:t>
-            </w:r>
-            <w:proofErr w:type="spellEnd"/>
+              <w:t>recv_</w:t>
+            </w:r>
+            <w:proofErr w:type="gramStart"/>
             <w:r>
               <w:rPr>
                 <w:b/>
@@ -4060,31 +4100,42 @@
                 <w:sz w:val="14"/>
                 <w:szCs w:val="14"/>
               </w:rPr>
-              <w:t>();</w:t>
-            </w:r>
-          </w:p>
-          <w:p>
-            <w:pPr>
-              <w:widowControl/>
-              <w:wordWrap/>
-              <w:autoSpaceDE/>
-              <w:autoSpaceDN/>
+              <w:t>packet</w:t>
+            </w:r>
+            <w:proofErr w:type="spellEnd"/>
+            <w:r>
               <w:rPr>
                 <w:b/>
                 <w:bCs/>
                 <w:sz w:val="14"/>
                 <w:szCs w:val="14"/>
               </w:rPr>
-            </w:pPr>
-            <w:proofErr w:type="gramStart"/>
-            <w:r>
-              <w:rPr>
-                <w:rFonts w:hint="eastAsia"/>
+              <w:t>();</w:t>
+            </w:r>
+            <w:proofErr w:type="gramEnd"/>
+          </w:p>
+          <w:p>
+            <w:pPr>
+              <w:widowControl/>
+              <w:wordWrap/>
+              <w:autoSpaceDE/>
+              <w:autoSpaceDN/>
+              <w:rPr>
                 <w:b/>
                 <w:bCs/>
                 <w:sz w:val="14"/>
                 <w:szCs w:val="14"/>
               </w:rPr>
+            </w:pPr>
+            <w:proofErr w:type="gramStart"/>
+            <w:r>
+              <w:rPr>
+                <w:rFonts w:hint="eastAsia"/>
+                <w:b/>
+                <w:bCs/>
+                <w:sz w:val="14"/>
+                <w:szCs w:val="14"/>
+              </w:rPr>
               <w:t>Player::</w:t>
             </w:r>
             <w:proofErr w:type="spellStart"/>
@@ -4106,9 +4157,9 @@
                 <w:sz w:val="14"/>
                 <w:szCs w:val="14"/>
               </w:rPr>
-              <w:t>_packet</w:t>
-            </w:r>
-            <w:proofErr w:type="spellEnd"/>
+              <w:t>_</w:t>
+            </w:r>
+            <w:proofErr w:type="gramStart"/>
             <w:r>
               <w:rPr>
                 <w:b/>
@@ -4116,34 +4167,34 @@
                 <w:sz w:val="14"/>
                 <w:szCs w:val="14"/>
               </w:rPr>
-              <w:t>();</w:t>
-            </w:r>
-          </w:p>
-          <w:p>
-            <w:pPr>
-              <w:widowControl/>
-              <w:wordWrap/>
-              <w:autoSpaceDE/>
-              <w:autoSpaceDN/>
+              <w:t>packet</w:t>
+            </w:r>
+            <w:proofErr w:type="spellEnd"/>
+            <w:r>
               <w:rPr>
                 <w:b/>
                 <w:bCs/>
                 <w:sz w:val="14"/>
                 <w:szCs w:val="14"/>
               </w:rPr>
-            </w:pPr>
-            <w:proofErr w:type="gramStart"/>
-            <w:r>
-              <w:rPr>
-                <w:rFonts w:hint="eastAsia"/>
+              <w:t>();</w:t>
+            </w:r>
+            <w:proofErr w:type="gramEnd"/>
+          </w:p>
+          <w:p>
+            <w:pPr>
+              <w:widowControl/>
+              <w:wordWrap/>
+              <w:autoSpaceDE/>
+              <w:autoSpaceDN/>
+              <w:rPr>
                 <w:b/>
                 <w:bCs/>
                 <w:sz w:val="14"/>
                 <w:szCs w:val="14"/>
               </w:rPr>
-              <w:t>Player::</w:t>
-            </w:r>
-            <w:proofErr w:type="gramEnd"/>
+            </w:pPr>
+            <w:proofErr w:type="gramStart"/>
             <w:r>
               <w:rPr>
                 <w:rFonts w:hint="eastAsia"/>
@@ -4152,65 +4203,65 @@
                 <w:sz w:val="14"/>
                 <w:szCs w:val="14"/>
               </w:rPr>
-              <w:t>disconnect</w:t>
-            </w:r>
-            <w:r>
-              <w:rPr>
+              <w:t>Player::</w:t>
+            </w:r>
+            <w:r>
+              <w:rPr>
+                <w:rFonts w:hint="eastAsia"/>
                 <w:b/>
                 <w:bCs/>
                 <w:sz w:val="14"/>
                 <w:szCs w:val="14"/>
               </w:rPr>
-              <w:t>();</w:t>
-            </w:r>
-          </w:p>
-          <w:p>
-            <w:pPr>
-              <w:widowControl/>
-              <w:wordWrap/>
-              <w:autoSpaceDE/>
-              <w:autoSpaceDN/>
+              <w:t>disconnect</w:t>
+            </w:r>
+            <w:r>
               <w:rPr>
                 <w:b/>
                 <w:bCs/>
                 <w:sz w:val="14"/>
                 <w:szCs w:val="14"/>
               </w:rPr>
-            </w:pPr>
-            <w:proofErr w:type="gramStart"/>
-            <w:r>
-              <w:rPr>
-                <w:rFonts w:hint="eastAsia"/>
+              <w:t>();</w:t>
+            </w:r>
+            <w:proofErr w:type="gramEnd"/>
+          </w:p>
+          <w:p>
+            <w:pPr>
+              <w:widowControl/>
+              <w:wordWrap/>
+              <w:autoSpaceDE/>
+              <w:autoSpaceDN/>
+              <w:rPr>
                 <w:b/>
                 <w:bCs/>
                 <w:sz w:val="14"/>
                 <w:szCs w:val="14"/>
               </w:rPr>
-              <w:t>Player::</w:t>
-            </w:r>
-            <w:proofErr w:type="gramEnd"/>
-            <w:r>
-              <w:rPr>
-                <w:rFonts w:eastAsiaTheme="minorHAnsi"/>
-                <w:b/>
-                <w:bCs/>
-                <w:sz w:val="16"/>
-                <w:szCs w:val="16"/>
-              </w:rPr>
-              <w:t xml:space="preserve"> </w:t>
-            </w:r>
-            <w:proofErr w:type="spellStart"/>
-            <w:r>
-              <w:rPr>
-                <w:rFonts w:eastAsiaTheme="minorHAnsi" w:hint="eastAsia"/>
+            </w:pPr>
+            <w:proofErr w:type="gramStart"/>
+            <w:r>
+              <w:rPr>
+                <w:rFonts w:hint="eastAsia"/>
                 <w:b/>
                 <w:bCs/>
                 <w:sz w:val="14"/>
                 <w:szCs w:val="14"/>
               </w:rPr>
-              <w:t>process_packet</w:t>
-            </w:r>
-            <w:proofErr w:type="spellEnd"/>
+              <w:t>Player::</w:t>
+            </w:r>
+            <w:proofErr w:type="gramEnd"/>
+            <w:r>
+              <w:rPr>
+                <w:rFonts w:eastAsiaTheme="minorHAnsi"/>
+                <w:b/>
+                <w:bCs/>
+                <w:sz w:val="16"/>
+                <w:szCs w:val="16"/>
+              </w:rPr>
+              <w:t xml:space="preserve"> </w:t>
+            </w:r>
+            <w:proofErr w:type="spellStart"/>
             <w:r>
               <w:rPr>
                 <w:rFonts w:eastAsiaTheme="minorHAnsi" w:hint="eastAsia"/>
@@ -4219,7 +4270,40 @@
                 <w:sz w:val="14"/>
                 <w:szCs w:val="14"/>
               </w:rPr>
-              <w:t>()</w:t>
+              <w:t>process_</w:t>
+            </w:r>
+            <w:proofErr w:type="gramStart"/>
+            <w:r>
+              <w:rPr>
+                <w:rFonts w:eastAsiaTheme="minorHAnsi" w:hint="eastAsia"/>
+                <w:b/>
+                <w:bCs/>
+                <w:sz w:val="14"/>
+                <w:szCs w:val="14"/>
+              </w:rPr>
+              <w:t>packet</w:t>
+            </w:r>
+            <w:proofErr w:type="spellEnd"/>
+            <w:r>
+              <w:rPr>
+                <w:rFonts w:eastAsiaTheme="minorHAnsi" w:hint="eastAsia"/>
+                <w:b/>
+                <w:bCs/>
+                <w:sz w:val="14"/>
+                <w:szCs w:val="14"/>
+              </w:rPr>
+              <w:t>(</w:t>
+            </w:r>
+            <w:proofErr w:type="gramEnd"/>
+            <w:r>
+              <w:rPr>
+                <w:rFonts w:eastAsiaTheme="minorHAnsi" w:hint="eastAsia"/>
+                <w:b/>
+                <w:bCs/>
+                <w:sz w:val="14"/>
+                <w:szCs w:val="14"/>
+              </w:rPr>
+              <w:t>)</w:t>
             </w:r>
           </w:p>
         </w:tc>
@@ -5051,6 +5135,7 @@
               <w:t>target_id</w:t>
             </w:r>
             <w:proofErr w:type="spellEnd"/>
+            <w:proofErr w:type="gramStart"/>
             <w:r>
               <w:rPr>
                 <w:rFonts w:eastAsiaTheme="minorHAnsi"/>
@@ -5059,6 +5144,7 @@
               </w:rPr>
               <w:t>);</w:t>
             </w:r>
+            <w:proofErr w:type="gramEnd"/>
           </w:p>
           <w:p>
             <w:pPr>
@@ -6302,12 +6388,12 @@
         <w:tblLook w:val="04A0" w:firstRow="1" w:lastRow="0" w:firstColumn="1" w:lastColumn="0" w:noHBand="0" w:noVBand="1"/>
       </w:tblPr>
       <w:tblGrid>
-        <w:gridCol w:w="1407"/>
-        <w:gridCol w:w="1734"/>
-        <w:gridCol w:w="1574"/>
-        <w:gridCol w:w="1377"/>
+        <w:gridCol w:w="1400"/>
+        <w:gridCol w:w="1757"/>
+        <w:gridCol w:w="1571"/>
+        <w:gridCol w:w="1370"/>
         <w:gridCol w:w="2863"/>
-        <w:gridCol w:w="1417"/>
+        <w:gridCol w:w="1411"/>
         <w:gridCol w:w="544"/>
       </w:tblGrid>
       <w:tr>
@@ -9936,6 +10022,27 @@
               <w:t>::</w:t>
             </w:r>
             <w:proofErr w:type="spellStart"/>
+            <w:r>
+              <w:rPr>
+                <w:rFonts w:hint="eastAsia"/>
+                <w:b/>
+                <w:bCs/>
+                <w:sz w:val="16"/>
+                <w:szCs w:val="16"/>
+              </w:rPr>
+              <w:t>SendPacket</w:t>
+            </w:r>
+            <w:proofErr w:type="spellEnd"/>
+            <w:r>
+              <w:rPr>
+                <w:rFonts w:hint="eastAsia"/>
+                <w:b/>
+                <w:bCs/>
+                <w:sz w:val="16"/>
+                <w:szCs w:val="16"/>
+              </w:rPr>
+              <w:t>(</w:t>
+            </w:r>
             <w:proofErr w:type="gramEnd"/>
             <w:r>
               <w:rPr>
@@ -9945,54 +10052,43 @@
                 <w:sz w:val="16"/>
                 <w:szCs w:val="16"/>
               </w:rPr>
-              <w:t>SendPacket</w:t>
+              <w:t>)</w:t>
+            </w:r>
+            <w:r>
+              <w:rPr>
+                <w:rFonts w:hint="eastAsia"/>
+                <w:b/>
+                <w:bCs/>
+                <w:sz w:val="16"/>
+                <w:szCs w:val="16"/>
+              </w:rPr>
+              <w:t>,</w:t>
+            </w:r>
+          </w:p>
+          <w:p>
+            <w:pPr>
+              <w:widowControl/>
+              <w:wordWrap/>
+              <w:autoSpaceDE/>
+              <w:rPr>
+                <w:b/>
+                <w:bCs/>
+                <w:sz w:val="16"/>
+                <w:szCs w:val="16"/>
+              </w:rPr>
+            </w:pPr>
+            <w:proofErr w:type="spellStart"/>
+            <w:r>
+              <w:rPr>
+                <w:rFonts w:hint="eastAsia"/>
+                <w:b/>
+                <w:bCs/>
+                <w:sz w:val="16"/>
+                <w:szCs w:val="16"/>
+              </w:rPr>
+              <w:t>NetworkMgr</w:t>
             </w:r>
             <w:proofErr w:type="spellEnd"/>
-            <w:r>
-              <w:rPr>
-                <w:rFonts w:hint="eastAsia"/>
-                <w:b/>
-                <w:bCs/>
-                <w:sz w:val="16"/>
-                <w:szCs w:val="16"/>
-              </w:rPr>
-              <w:t>()</w:t>
-            </w:r>
-            <w:r>
-              <w:rPr>
-                <w:rFonts w:hint="eastAsia"/>
-                <w:b/>
-                <w:bCs/>
-                <w:sz w:val="16"/>
-                <w:szCs w:val="16"/>
-              </w:rPr>
-              <w:t>,</w:t>
-            </w:r>
-          </w:p>
-          <w:p>
-            <w:pPr>
-              <w:widowControl/>
-              <w:wordWrap/>
-              <w:autoSpaceDE/>
-              <w:rPr>
-                <w:b/>
-                <w:bCs/>
-                <w:sz w:val="16"/>
-                <w:szCs w:val="16"/>
-              </w:rPr>
-            </w:pPr>
-            <w:proofErr w:type="spellStart"/>
-            <w:r>
-              <w:rPr>
-                <w:rFonts w:hint="eastAsia"/>
-                <w:b/>
-                <w:bCs/>
-                <w:sz w:val="16"/>
-                <w:szCs w:val="16"/>
-              </w:rPr>
-              <w:t>NetworkMgr</w:t>
-            </w:r>
-            <w:proofErr w:type="spellEnd"/>
           </w:p>
           <w:p>
             <w:pPr>
@@ -10013,7 +10109,7 @@
                 <w:sz w:val="16"/>
                 <w:szCs w:val="16"/>
               </w:rPr>
-              <w:t>::</w:t>
+              <w:t>::Init(</w:t>
             </w:r>
             <w:proofErr w:type="gramEnd"/>
             <w:r>
@@ -10024,7 +10120,7 @@
                 <w:sz w:val="16"/>
                 <w:szCs w:val="16"/>
               </w:rPr>
-              <w:t>Init()</w:t>
+              <w:t>)</w:t>
             </w:r>
           </w:p>
         </w:tc>
@@ -11783,56 +11879,58 @@
               <w:wordWrap/>
               <w:autoSpaceDE/>
               <w:rPr>
-                <w:sz w:val="16"/>
-                <w:szCs w:val="16"/>
-              </w:rPr>
-            </w:pPr>
-            <w:r>
-              <w:rPr>
-                <w:rFonts w:hint="eastAsia"/>
-                <w:sz w:val="16"/>
-                <w:szCs w:val="16"/>
-              </w:rPr>
-              <w:t>send_</w:t>
-            </w:r>
-          </w:p>
-          <w:p>
-            <w:pPr>
-              <w:widowControl/>
-              <w:wordWrap/>
-              <w:autoSpaceDE/>
-              <w:rPr>
-                <w:sz w:val="16"/>
-                <w:szCs w:val="16"/>
-              </w:rPr>
-            </w:pPr>
-            <w:r>
-              <w:rPr>
-                <w:rFonts w:hint="eastAsia"/>
-                <w:sz w:val="16"/>
-                <w:szCs w:val="16"/>
-              </w:rPr>
-              <w:t>booster</w:t>
-            </w:r>
-          </w:p>
-          <w:p>
-            <w:pPr>
-              <w:widowControl/>
-              <w:wordWrap/>
-              <w:autoSpaceDE/>
-              <w:rPr>
-                <w:sz w:val="16"/>
-                <w:szCs w:val="16"/>
-              </w:rPr>
-            </w:pPr>
-            <w:r>
-              <w:rPr>
-                <w:rFonts w:hint="eastAsia"/>
-                <w:sz w:val="16"/>
-                <w:szCs w:val="16"/>
-              </w:rPr>
-              <w:t>_packet() 구현</w:t>
-            </w:r>
+                <w:b/>
+                <w:bCs/>
+                <w:sz w:val="16"/>
+                <w:szCs w:val="16"/>
+              </w:rPr>
+            </w:pPr>
+            <w:proofErr w:type="spellStart"/>
+            <w:r>
+              <w:rPr>
+                <w:rFonts w:hint="eastAsia"/>
+                <w:b/>
+                <w:bCs/>
+                <w:sz w:val="16"/>
+                <w:szCs w:val="16"/>
+              </w:rPr>
+              <w:t>move_packet</w:t>
+            </w:r>
+            <w:proofErr w:type="spellEnd"/>
+          </w:p>
+          <w:p>
+            <w:pPr>
+              <w:widowControl/>
+              <w:wordWrap/>
+              <w:autoSpaceDE/>
+              <w:rPr>
+                <w:b/>
+                <w:bCs/>
+                <w:sz w:val="16"/>
+                <w:szCs w:val="16"/>
+              </w:rPr>
+            </w:pPr>
+            <w:r>
+              <w:rPr>
+                <w:rFonts w:hint="eastAsia"/>
+                <w:b/>
+                <w:bCs/>
+                <w:sz w:val="16"/>
+                <w:szCs w:val="16"/>
+              </w:rPr>
+              <w:t>업데이트 방식 변경</w:t>
+            </w:r>
+          </w:p>
+          <w:p>
+            <w:pPr>
+              <w:widowControl/>
+              <w:wordWrap/>
+              <w:autoSpaceDE/>
+              <w:rPr>
+                <w:sz w:val="16"/>
+                <w:szCs w:val="16"/>
+              </w:rPr>
+            </w:pPr>
           </w:p>
         </w:tc>
         <w:tc>
@@ -11897,18 +11995,125 @@
               <w:wordWrap/>
               <w:autoSpaceDE/>
               <w:rPr>
-                <w:sz w:val="16"/>
-                <w:szCs w:val="16"/>
-              </w:rPr>
-            </w:pPr>
-            <w:r>
-              <w:rPr>
-                <w:rFonts w:hint="eastAsia"/>
                 <w:color w:val="960000"/>
                 <w:sz w:val="16"/>
                 <w:szCs w:val="16"/>
               </w:rPr>
+            </w:pPr>
+            <w:r>
+              <w:rPr>
+                <w:rFonts w:hint="eastAsia"/>
+                <w:color w:val="960000"/>
+                <w:sz w:val="16"/>
+                <w:szCs w:val="16"/>
+              </w:rPr>
               <w:t>진행 보고</w:t>
+            </w:r>
+          </w:p>
+          <w:p>
+            <w:pPr>
+              <w:widowControl/>
+              <w:wordWrap/>
+              <w:autoSpaceDE/>
+              <w:rPr>
+                <w:rFonts w:hint="eastAsia"/>
+                <w:b/>
+                <w:bCs/>
+                <w:sz w:val="16"/>
+                <w:szCs w:val="16"/>
+              </w:rPr>
+            </w:pPr>
+            <w:proofErr w:type="spellStart"/>
+            <w:r>
+              <w:rPr>
+                <w:rFonts w:hint="eastAsia"/>
+                <w:b/>
+                <w:bCs/>
+                <w:sz w:val="16"/>
+                <w:szCs w:val="16"/>
+              </w:rPr>
+              <w:t>move_packet</w:t>
+            </w:r>
+            <w:proofErr w:type="spellEnd"/>
+            <w:r>
+              <w:rPr>
+                <w:rFonts w:hint="eastAsia"/>
+                <w:b/>
+                <w:bCs/>
+                <w:sz w:val="16"/>
+                <w:szCs w:val="16"/>
+              </w:rPr>
+              <w:t xml:space="preserve"> 오류 수정</w:t>
+            </w:r>
+          </w:p>
+          <w:p>
+            <w:pPr>
+              <w:widowControl/>
+              <w:wordWrap/>
+              <w:autoSpaceDE/>
+              <w:rPr>
+                <w:b/>
+                <w:bCs/>
+                <w:sz w:val="16"/>
+                <w:szCs w:val="16"/>
+              </w:rPr>
+            </w:pPr>
+            <w:r>
+              <w:rPr>
+                <w:rFonts w:hint="eastAsia"/>
+                <w:b/>
+                <w:bCs/>
+                <w:sz w:val="16"/>
+                <w:szCs w:val="16"/>
+              </w:rPr>
+              <w:t>send_</w:t>
+            </w:r>
+          </w:p>
+          <w:p>
+            <w:pPr>
+              <w:widowControl/>
+              <w:wordWrap/>
+              <w:autoSpaceDE/>
+              <w:rPr>
+                <w:b/>
+                <w:bCs/>
+                <w:sz w:val="16"/>
+                <w:szCs w:val="16"/>
+              </w:rPr>
+            </w:pPr>
+            <w:r>
+              <w:rPr>
+                <w:rFonts w:hint="eastAsia"/>
+                <w:b/>
+                <w:bCs/>
+                <w:sz w:val="16"/>
+                <w:szCs w:val="16"/>
+              </w:rPr>
+              <w:t>booster</w:t>
+            </w:r>
+          </w:p>
+          <w:p>
+            <w:pPr>
+              <w:widowControl/>
+              <w:wordWrap/>
+              <w:autoSpaceDE/>
+              <w:rPr>
+                <w:rFonts w:hint="eastAsia"/>
+                <w:b/>
+                <w:bCs/>
+                <w:sz w:val="16"/>
+                <w:szCs w:val="16"/>
+              </w:rPr>
+            </w:pPr>
+            <w:r>
+              <w:rPr>
+                <w:rFonts w:hint="eastAsia"/>
+                <w:b/>
+                <w:bCs/>
+                <w:sz w:val="16"/>
+                <w:szCs w:val="16"/>
+              </w:rPr>
+              <w:t>_packet() 구현</w:t>
             </w:r>
           </w:p>
         </w:tc>
@@ -12350,6 +12555,8 @@
               <w:autoSpaceDE/>
               <w:autoSpaceDN/>
               <w:rPr>
+                <w:b/>
+                <w:bCs/>
                 <w:color w:val="960000"/>
                 <w:sz w:val="16"/>
                 <w:szCs w:val="16"/>
@@ -12359,6 +12566,8 @@
             <w:r>
               <w:rPr>
                 <w:rFonts w:hint="eastAsia"/>
+                <w:b/>
+                <w:bCs/>
                 <w:color w:val="960000"/>
                 <w:sz w:val="16"/>
                 <w:szCs w:val="16"/>
@@ -12373,13 +12582,17 @@
               <w:wordWrap/>
               <w:autoSpaceDE/>
               <w:rPr>
-                <w:sz w:val="16"/>
-                <w:szCs w:val="16"/>
-              </w:rPr>
-            </w:pPr>
-            <w:r>
-              <w:rPr>
-                <w:rFonts w:hint="eastAsia"/>
+                <w:b/>
+                <w:bCs/>
+                <w:sz w:val="16"/>
+                <w:szCs w:val="16"/>
+              </w:rPr>
+            </w:pPr>
+            <w:r>
+              <w:rPr>
+                <w:rFonts w:hint="eastAsia"/>
+                <w:b/>
+                <w:bCs/>
                 <w:color w:val="960000"/>
                 <w:sz w:val="16"/>
                 <w:szCs w:val="16"/>
@@ -12482,17 +12695,9 @@
                 <w:sz w:val="16"/>
                 <w:szCs w:val="16"/>
               </w:rPr>
-              <w:t>(</w:t>
+              <w:t>();</w:t>
             </w:r>
             <w:proofErr w:type="gramEnd"/>
-            <w:r>
-              <w:rPr>
-                <w:rFonts w:hint="eastAsia"/>
-                <w:sz w:val="16"/>
-                <w:szCs w:val="16"/>
-              </w:rPr>
-              <w:t>);</w:t>
-            </w:r>
           </w:p>
           <w:p>
             <w:pPr>
@@ -13314,7 +13519,7 @@
 </file>
 
 <file path=word/endnotes.xml><?xml version="1.0" encoding="utf-8"?>
-<w:endnotes xmlns:wpc="http://schemas.microsoft.com/office/word/2010/wordprocessingCanvas" xmlns:cx="http://schemas.microsoft.com/office/drawing/2014/chartex" xmlns:cx1="http://schemas.microsoft.com/office/drawing/2015/9/8/chartex" xmlns:cx2="http://schemas.microsoft.com/office/drawing/2015/10/21/chartex" xmlns:cx3="http://schemas.microsoft.com/office/drawing/2016/5/9/chartex" xmlns:cx4="http://schemas.microsoft.com/office/drawing/2016/5/10/chartex" xmlns:cx5="http://schemas.microsoft.com/office/drawing/2016/5/11/chartex" xmlns:cx6="http://schemas.microsoft.com/office/drawing/2016/5/12/chartex" xmlns:cx7="http://schemas.microsoft.com/office/drawing/2016/5/13/chartex" xmlns:cx8="http://schemas.microsoft.com/office/drawing/2016/5/14/chartex" xmlns:mc="http://schemas.openxmlformats.org/markup-compatibility/2006" xmlns:aink="http://schemas.microsoft.com/office/drawing/2016/ink" xmlns:am3d="http://schemas.microsoft.com/office/drawing/2017/model3d" xmlns:o="urn:schemas-microsoft-com:office:office" xmlns:oel="http://schemas.microsoft.com/office/2019/extlst" xmlns:r="http://schemas.openxmlformats.org/officeDocument/2006/relationships" xmlns:m="http://schemas.openxmlformats.org/officeDocument/2006/math" xmlns:v="urn:schemas-microsoft-com:vml" xmlns:wp14="http://schemas.microsoft.com/office/word/2010/wordprocessingDrawing" xmlns:wp="http://schemas.openxmlformats.org/drawingml/2006/wordprocessingDrawing" xmlns:w10="urn:schemas-microsoft-com:office:word" xmlns:w="http://schemas.openxmlformats.org/wordprocessingml/2006/main" xmlns:w14="http://schemas.microsoft.com/office/word/2010/wordml" xmlns:w15="http://schemas.microsoft.com/office/word/2012/wordml" xmlns:w16cex="http://schemas.microsoft.com/office/word/2018/wordml/cex" xmlns:w16cid="http://schemas.microsoft.com/office/word/2016/wordml/cid" xmlns:w16="http://schemas.microsoft.com/office/word/2018/wordml" xmlns:w16sdtdh="http://schemas.microsoft.com/office/word/2020/wordml/sdtdatahash" xmlns:w16se="http://schemas.microsoft.com/office/word/2015/wordml/symex" xmlns:wpg="http://schemas.microsoft.com/office/word/2010/wordprocessingGroup" xmlns:wpi="http://schemas.microsoft.com/office/word/2010/wordprocessingInk" xmlns:wne="http://schemas.microsoft.com/office/word/2006/wordml" xmlns:wps="http://schemas.microsoft.com/office/word/2010/wordprocessingShape" mc:Ignorable="w14 w15 w16se w16cid w16 w16cex w16sdtdh wp14">
+<w:endnotes xmlns:wpc="http://schemas.microsoft.com/office/word/2010/wordprocessingCanvas" xmlns:cx="http://schemas.microsoft.com/office/drawing/2014/chartex" xmlns:cx1="http://schemas.microsoft.com/office/drawing/2015/9/8/chartex" xmlns:cx2="http://schemas.microsoft.com/office/drawing/2015/10/21/chartex" xmlns:cx3="http://schemas.microsoft.com/office/drawing/2016/5/9/chartex" xmlns:cx4="http://schemas.microsoft.com/office/drawing/2016/5/10/chartex" xmlns:cx5="http://schemas.microsoft.com/office/drawing/2016/5/11/chartex" xmlns:cx6="http://schemas.microsoft.com/office/drawing/2016/5/12/chartex" xmlns:cx7="http://schemas.microsoft.com/office/drawing/2016/5/13/chartex" xmlns:cx8="http://schemas.microsoft.com/office/drawing/2016/5/14/chartex" xmlns:mc="http://schemas.openxmlformats.org/markup-compatibility/2006" xmlns:aink="http://schemas.microsoft.com/office/drawing/2016/ink" xmlns:am3d="http://schemas.microsoft.com/office/drawing/2017/model3d" xmlns:o="urn:schemas-microsoft-com:office:office" xmlns:oel="http://schemas.microsoft.com/office/2019/extlst" xmlns:r="http://schemas.openxmlformats.org/officeDocument/2006/relationships" xmlns:m="http://schemas.openxmlformats.org/officeDocument/2006/math" xmlns:v="urn:schemas-microsoft-com:vml" xmlns:wp14="http://schemas.microsoft.com/office/word/2010/wordprocessingDrawing" xmlns:wp="http://schemas.openxmlformats.org/drawingml/2006/wordprocessingDrawing" xmlns:w10="urn:schemas-microsoft-com:office:word" xmlns:w="http://schemas.openxmlformats.org/wordprocessingml/2006/main" xmlns:w14="http://schemas.microsoft.com/office/word/2010/wordml" xmlns:w15="http://schemas.microsoft.com/office/word/2012/wordml" xmlns:w16cex="http://schemas.microsoft.com/office/word/2018/wordml/cex" xmlns:w16cid="http://schemas.microsoft.com/office/word/2016/wordml/cid" xmlns:w16="http://schemas.microsoft.com/office/word/2018/wordml" xmlns:w16du="http://schemas.microsoft.com/office/word/2023/wordml/word16du" xmlns:w16sdtdh="http://schemas.microsoft.com/office/word/2020/wordml/sdtdatahash" xmlns:w16sdtfl="http://schemas.microsoft.com/office/word/2024/wordml/sdtformatlock" xmlns:w16se="http://schemas.microsoft.com/office/word/2015/wordml/symex" xmlns:wpg="http://schemas.microsoft.com/office/word/2010/wordprocessingGroup" xmlns:wpi="http://schemas.microsoft.com/office/word/2010/wordprocessingInk" xmlns:wne="http://schemas.microsoft.com/office/word/2006/wordml" xmlns:wps="http://schemas.microsoft.com/office/word/2010/wordprocessingShape" mc:Ignorable="w14 w15 w16se w16cid w16 w16cex w16sdtdh w16sdtfl w16du wp14">
   <w:endnote w:type="separator" w:id="-1">
     <w:p>
       <w:pPr>
@@ -13339,7 +13544,7 @@
 </file>
 
 <file path=word/footer1.xml><?xml version="1.0" encoding="utf-8"?>
-<w:ftr xmlns:wpc="http://schemas.microsoft.com/office/word/2010/wordprocessingCanvas" xmlns:cx="http://schemas.microsoft.com/office/drawing/2014/chartex" xmlns:cx1="http://schemas.microsoft.com/office/drawing/2015/9/8/chartex" xmlns:cx2="http://schemas.microsoft.com/office/drawing/2015/10/21/chartex" xmlns:cx3="http://schemas.microsoft.com/office/drawing/2016/5/9/chartex" xmlns:cx4="http://schemas.microsoft.com/office/drawing/2016/5/10/chartex" xmlns:cx5="http://schemas.microsoft.com/office/drawing/2016/5/11/chartex" xmlns:cx6="http://schemas.microsoft.com/office/drawing/2016/5/12/chartex" xmlns:cx7="http://schemas.microsoft.com/office/drawing/2016/5/13/chartex" xmlns:cx8="http://schemas.microsoft.com/office/drawing/2016/5/14/chartex" xmlns:mc="http://schemas.openxmlformats.org/markup-compatibility/2006" xmlns:aink="http://schemas.microsoft.com/office/drawing/2016/ink" xmlns:am3d="http://schemas.microsoft.com/office/drawing/2017/model3d" xmlns:o="urn:schemas-microsoft-com:office:office" xmlns:oel="http://schemas.microsoft.com/office/2019/extlst" xmlns:r="http://schemas.openxmlformats.org/officeDocument/2006/relationships" xmlns:m="http://schemas.openxmlformats.org/officeDocument/2006/math" xmlns:v="urn:schemas-microsoft-com:vml" xmlns:wp14="http://schemas.microsoft.com/office/word/2010/wordprocessingDrawing" xmlns:wp="http://schemas.openxmlformats.org/drawingml/2006/wordprocessingDrawing" xmlns:w10="urn:schemas-microsoft-com:office:word" xmlns:w="http://schemas.openxmlformats.org/wordprocessingml/2006/main" xmlns:w14="http://schemas.microsoft.com/office/word/2010/wordml" xmlns:w15="http://schemas.microsoft.com/office/word/2012/wordml" xmlns:w16cex="http://schemas.microsoft.com/office/word/2018/wordml/cex" xmlns:w16cid="http://schemas.microsoft.com/office/word/2016/wordml/cid" xmlns:w16="http://schemas.microsoft.com/office/word/2018/wordml" xmlns:w16sdtdh="http://schemas.microsoft.com/office/word/2020/wordml/sdtdatahash" xmlns:w16se="http://schemas.microsoft.com/office/word/2015/wordml/symex" xmlns:wpg="http://schemas.microsoft.com/office/word/2010/wordprocessingGroup" xmlns:wpi="http://schemas.microsoft.com/office/word/2010/wordprocessingInk" xmlns:wne="http://schemas.microsoft.com/office/word/2006/wordml" xmlns:wps="http://schemas.microsoft.com/office/word/2010/wordprocessingShape" mc:Ignorable="w14 w15 w16se w16cid w16 w16cex w16sdtdh wp14">
+<w:ftr xmlns:wpc="http://schemas.microsoft.com/office/word/2010/wordprocessingCanvas" xmlns:cx="http://schemas.microsoft.com/office/drawing/2014/chartex" xmlns:cx1="http://schemas.microsoft.com/office/drawing/2015/9/8/chartex" xmlns:cx2="http://schemas.microsoft.com/office/drawing/2015/10/21/chartex" xmlns:cx3="http://schemas.microsoft.com/office/drawing/2016/5/9/chartex" xmlns:cx4="http://schemas.microsoft.com/office/drawing/2016/5/10/chartex" xmlns:cx5="http://schemas.microsoft.com/office/drawing/2016/5/11/chartex" xmlns:cx6="http://schemas.microsoft.com/office/drawing/2016/5/12/chartex" xmlns:cx7="http://schemas.microsoft.com/office/drawing/2016/5/13/chartex" xmlns:cx8="http://schemas.microsoft.com/office/drawing/2016/5/14/chartex" xmlns:mc="http://schemas.openxmlformats.org/markup-compatibility/2006" xmlns:aink="http://schemas.microsoft.com/office/drawing/2016/ink" xmlns:am3d="http://schemas.microsoft.com/office/drawing/2017/model3d" xmlns:o="urn:schemas-microsoft-com:office:office" xmlns:oel="http://schemas.microsoft.com/office/2019/extlst" xmlns:r="http://schemas.openxmlformats.org/officeDocument/2006/relationships" xmlns:m="http://schemas.openxmlformats.org/officeDocument/2006/math" xmlns:v="urn:schemas-microsoft-com:vml" xmlns:wp14="http://schemas.microsoft.com/office/word/2010/wordprocessingDrawing" xmlns:wp="http://schemas.openxmlformats.org/drawingml/2006/wordprocessingDrawing" xmlns:w10="urn:schemas-microsoft-com:office:word" xmlns:w="http://schemas.openxmlformats.org/wordprocessingml/2006/main" xmlns:w14="http://schemas.microsoft.com/office/word/2010/wordml" xmlns:w15="http://schemas.microsoft.com/office/word/2012/wordml" xmlns:w16cex="http://schemas.microsoft.com/office/word/2018/wordml/cex" xmlns:w16cid="http://schemas.microsoft.com/office/word/2016/wordml/cid" xmlns:w16="http://schemas.microsoft.com/office/word/2018/wordml" xmlns:w16du="http://schemas.microsoft.com/office/word/2023/wordml/word16du" xmlns:w16sdtdh="http://schemas.microsoft.com/office/word/2020/wordml/sdtdatahash" xmlns:w16sdtfl="http://schemas.microsoft.com/office/word/2024/wordml/sdtformatlock" xmlns:w16se="http://schemas.microsoft.com/office/word/2015/wordml/symex" xmlns:wpg="http://schemas.microsoft.com/office/word/2010/wordprocessingGroup" xmlns:wpi="http://schemas.microsoft.com/office/word/2010/wordprocessingInk" xmlns:wne="http://schemas.microsoft.com/office/word/2006/wordml" xmlns:wps="http://schemas.microsoft.com/office/word/2010/wordprocessingShape" mc:Ignorable="w14 w15 w16se w16cid w16 w16cex w16sdtdh w16sdtfl w16du wp14">
   <w:sdt>
     <w:sdtPr>
       <w:id w:val="1471174885"/>
@@ -13384,7 +13589,7 @@
 </file>
 
 <file path=word/footnotes.xml><?xml version="1.0" encoding="utf-8"?>
-<w:footnotes xmlns:wpc="http://schemas.microsoft.com/office/word/2010/wordprocessingCanvas" xmlns:cx="http://schemas.microsoft.com/office/drawing/2014/chartex" xmlns:cx1="http://schemas.microsoft.com/office/drawing/2015/9/8/chartex" xmlns:cx2="http://schemas.microsoft.com/office/drawing/2015/10/21/chartex" xmlns:cx3="http://schemas.microsoft.com/office/drawing/2016/5/9/chartex" xmlns:cx4="http://schemas.microsoft.com/office/drawing/2016/5/10/chartex" xmlns:cx5="http://schemas.microsoft.com/office/drawing/2016/5/11/chartex" xmlns:cx6="http://schemas.microsoft.com/office/drawing/2016/5/12/chartex" xmlns:cx7="http://schemas.microsoft.com/office/drawing/2016/5/13/chartex" xmlns:cx8="http://schemas.microsoft.com/office/drawing/2016/5/14/chartex" xmlns:mc="http://schemas.openxmlformats.org/markup-compatibility/2006" xmlns:aink="http://schemas.microsoft.com/office/drawing/2016/ink" xmlns:am3d="http://schemas.microsoft.com/office/drawing/2017/model3d" xmlns:o="urn:schemas-microsoft-com:office:office" xmlns:oel="http://schemas.microsoft.com/office/2019/extlst" xmlns:r="http://schemas.openxmlformats.org/officeDocument/2006/relationships" xmlns:m="http://schemas.openxmlformats.org/officeDocument/2006/math" xmlns:v="urn:schemas-microsoft-com:vml" xmlns:wp14="http://schemas.microsoft.com/office/word/2010/wordprocessingDrawing" xmlns:wp="http://schemas.openxmlformats.org/drawingml/2006/wordprocessingDrawing" xmlns:w10="urn:schemas-microsoft-com:office:word" xmlns:w="http://schemas.openxmlformats.org/wordprocessingml/2006/main" xmlns:w14="http://schemas.microsoft.com/office/word/2010/wordml" xmlns:w15="http://schemas.microsoft.com/office/word/2012/wordml" xmlns:w16cex="http://schemas.microsoft.com/office/word/2018/wordml/cex" xmlns:w16cid="http://schemas.microsoft.com/office/word/2016/wordml/cid" xmlns:w16="http://schemas.microsoft.com/office/word/2018/wordml" xmlns:w16sdtdh="http://schemas.microsoft.com/office/word/2020/wordml/sdtdatahash" xmlns:w16se="http://schemas.microsoft.com/office/word/2015/wordml/symex" xmlns:wpg="http://schemas.microsoft.com/office/word/2010/wordprocessingGroup" xmlns:wpi="http://schemas.microsoft.com/office/word/2010/wordprocessingInk" xmlns:wne="http://schemas.microsoft.com/office/word/2006/wordml" xmlns:wps="http://schemas.microsoft.com/office/word/2010/wordprocessingShape" mc:Ignorable="w14 w15 w16se w16cid w16 w16cex w16sdtdh wp14">
+<w:footnotes xmlns:wpc="http://schemas.microsoft.com/office/word/2010/wordprocessingCanvas" xmlns:cx="http://schemas.microsoft.com/office/drawing/2014/chartex" xmlns:cx1="http://schemas.microsoft.com/office/drawing/2015/9/8/chartex" xmlns:cx2="http://schemas.microsoft.com/office/drawing/2015/10/21/chartex" xmlns:cx3="http://schemas.microsoft.com/office/drawing/2016/5/9/chartex" xmlns:cx4="http://schemas.microsoft.com/office/drawing/2016/5/10/chartex" xmlns:cx5="http://schemas.microsoft.com/office/drawing/2016/5/11/chartex" xmlns:cx6="http://schemas.microsoft.com/office/drawing/2016/5/12/chartex" xmlns:cx7="http://schemas.microsoft.com/office/drawing/2016/5/13/chartex" xmlns:cx8="http://schemas.microsoft.com/office/drawing/2016/5/14/chartex" xmlns:mc="http://schemas.openxmlformats.org/markup-compatibility/2006" xmlns:aink="http://schemas.microsoft.com/office/drawing/2016/ink" xmlns:am3d="http://schemas.microsoft.com/office/drawing/2017/model3d" xmlns:o="urn:schemas-microsoft-com:office:office" xmlns:oel="http://schemas.microsoft.com/office/2019/extlst" xmlns:r="http://schemas.openxmlformats.org/officeDocument/2006/relationships" xmlns:m="http://schemas.openxmlformats.org/officeDocument/2006/math" xmlns:v="urn:schemas-microsoft-com:vml" xmlns:wp14="http://schemas.microsoft.com/office/word/2010/wordprocessingDrawing" xmlns:wp="http://schemas.openxmlformats.org/drawingml/2006/wordprocessingDrawing" xmlns:w10="urn:schemas-microsoft-com:office:word" xmlns:w="http://schemas.openxmlformats.org/wordprocessingml/2006/main" xmlns:w14="http://schemas.microsoft.com/office/word/2010/wordml" xmlns:w15="http://schemas.microsoft.com/office/word/2012/wordml" xmlns:w16cex="http://schemas.microsoft.com/office/word/2018/wordml/cex" xmlns:w16cid="http://schemas.microsoft.com/office/word/2016/wordml/cid" xmlns:w16="http://schemas.microsoft.com/office/word/2018/wordml" xmlns:w16du="http://schemas.microsoft.com/office/word/2023/wordml/word16du" xmlns:w16sdtdh="http://schemas.microsoft.com/office/word/2020/wordml/sdtdatahash" xmlns:w16sdtfl="http://schemas.microsoft.com/office/word/2024/wordml/sdtformatlock" xmlns:w16se="http://schemas.microsoft.com/office/word/2015/wordml/symex" xmlns:wpg="http://schemas.microsoft.com/office/word/2010/wordprocessingGroup" xmlns:wpi="http://schemas.microsoft.com/office/word/2010/wordprocessingInk" xmlns:wne="http://schemas.microsoft.com/office/word/2006/wordml" xmlns:wps="http://schemas.microsoft.com/office/word/2010/wordprocessingShape" mc:Ignorable="w14 w15 w16se w16cid w16 w16cex w16sdtdh w16sdtfl w16du wp14">
   <w:footnote w:type="separator" w:id="-1">
     <w:p>
       <w:pPr>
@@ -13409,7 +13614,7 @@
 </file>
 
 <file path=word/numbering.xml><?xml version="1.0" encoding="utf-8"?>
-<w:numbering xmlns:wpc="http://schemas.microsoft.com/office/word/2010/wordprocessingCanvas" xmlns:cx="http://schemas.microsoft.com/office/drawing/2014/chartex" xmlns:cx1="http://schemas.microsoft.com/office/drawing/2015/9/8/chartex" xmlns:cx2="http://schemas.microsoft.com/office/drawing/2015/10/21/chartex" xmlns:cx3="http://schemas.microsoft.com/office/drawing/2016/5/9/chartex" xmlns:cx4="http://schemas.microsoft.com/office/drawing/2016/5/10/chartex" xmlns:cx5="http://schemas.microsoft.com/office/drawing/2016/5/11/chartex" xmlns:cx6="http://schemas.microsoft.com/office/drawing/2016/5/12/chartex" xmlns:cx7="http://schemas.microsoft.com/office/drawing/2016/5/13/chartex" xmlns:cx8="http://schemas.microsoft.com/office/drawing/2016/5/14/chartex" xmlns:mc="http://schemas.openxmlformats.org/markup-compatibility/2006" xmlns:aink="http://schemas.microsoft.com/office/drawing/2016/ink" xmlns:am3d="http://schemas.microsoft.com/office/drawing/2017/model3d" xmlns:o="urn:schemas-microsoft-com:office:office" xmlns:oel="http://schemas.microsoft.com/office/2019/extlst" xmlns:r="http://schemas.openxmlformats.org/officeDocument/2006/relationships" xmlns:m="http://schemas.openxmlformats.org/officeDocument/2006/math" xmlns:v="urn:schemas-microsoft-com:vml" xmlns:wp14="http://schemas.microsoft.com/office/word/2010/wordprocessingDrawing" xmlns:wp="http://schemas.openxmlformats.org/drawingml/2006/wordprocessingDrawing" xmlns:w10="urn:schemas-microsoft-com:office:word" xmlns:w="http://schemas.openxmlformats.org/wordprocessingml/2006/main" xmlns:w14="http://schemas.microsoft.com/office/word/2010/wordml" xmlns:w15="http://schemas.microsoft.com/office/word/2012/wordml" xmlns:w16cex="http://schemas.microsoft.com/office/word/2018/wordml/cex" xmlns:w16cid="http://schemas.microsoft.com/office/word/2016/wordml/cid" xmlns:w16="http://schemas.microsoft.com/office/word/2018/wordml" xmlns:w16sdtdh="http://schemas.microsoft.com/office/word/2020/wordml/sdtdatahash" xmlns:w16se="http://schemas.microsoft.com/office/word/2015/wordml/symex" xmlns:wpg="http://schemas.microsoft.com/office/word/2010/wordprocessingGroup" xmlns:wpi="http://schemas.microsoft.com/office/word/2010/wordprocessingInk" xmlns:wne="http://schemas.microsoft.com/office/word/2006/wordml" xmlns:wps="http://schemas.microsoft.com/office/word/2010/wordprocessingShape" mc:Ignorable="w14 w15 w16se w16cid w16 w16cex w16sdtdh wp14">
+<w:numbering xmlns:wpc="http://schemas.microsoft.com/office/word/2010/wordprocessingCanvas" xmlns:cx="http://schemas.microsoft.com/office/drawing/2014/chartex" xmlns:cx1="http://schemas.microsoft.com/office/drawing/2015/9/8/chartex" xmlns:cx2="http://schemas.microsoft.com/office/drawing/2015/10/21/chartex" xmlns:cx3="http://schemas.microsoft.com/office/drawing/2016/5/9/chartex" xmlns:cx4="http://schemas.microsoft.com/office/drawing/2016/5/10/chartex" xmlns:cx5="http://schemas.microsoft.com/office/drawing/2016/5/11/chartex" xmlns:cx6="http://schemas.microsoft.com/office/drawing/2016/5/12/chartex" xmlns:cx7="http://schemas.microsoft.com/office/drawing/2016/5/13/chartex" xmlns:cx8="http://schemas.microsoft.com/office/drawing/2016/5/14/chartex" xmlns:mc="http://schemas.openxmlformats.org/markup-compatibility/2006" xmlns:aink="http://schemas.microsoft.com/office/drawing/2016/ink" xmlns:am3d="http://schemas.microsoft.com/office/drawing/2017/model3d" xmlns:o="urn:schemas-microsoft-com:office:office" xmlns:oel="http://schemas.microsoft.com/office/2019/extlst" xmlns:r="http://schemas.openxmlformats.org/officeDocument/2006/relationships" xmlns:m="http://schemas.openxmlformats.org/officeDocument/2006/math" xmlns:v="urn:schemas-microsoft-com:vml" xmlns:wp14="http://schemas.microsoft.com/office/word/2010/wordprocessingDrawing" xmlns:wp="http://schemas.openxmlformats.org/drawingml/2006/wordprocessingDrawing" xmlns:w10="urn:schemas-microsoft-com:office:word" xmlns:w="http://schemas.openxmlformats.org/wordprocessingml/2006/main" xmlns:w14="http://schemas.microsoft.com/office/word/2010/wordml" xmlns:w15="http://schemas.microsoft.com/office/word/2012/wordml" xmlns:w16cex="http://schemas.microsoft.com/office/word/2018/wordml/cex" xmlns:w16cid="http://schemas.microsoft.com/office/word/2016/wordml/cid" xmlns:w16="http://schemas.microsoft.com/office/word/2018/wordml" xmlns:w16du="http://schemas.microsoft.com/office/word/2023/wordml/word16du" xmlns:w16sdtdh="http://schemas.microsoft.com/office/word/2020/wordml/sdtdatahash" xmlns:w16sdtfl="http://schemas.microsoft.com/office/word/2024/wordml/sdtformatlock" xmlns:w16se="http://schemas.microsoft.com/office/word/2015/wordml/symex" xmlns:wpg="http://schemas.microsoft.com/office/word/2010/wordprocessingGroup" xmlns:wpi="http://schemas.microsoft.com/office/word/2010/wordprocessingInk" xmlns:wne="http://schemas.microsoft.com/office/word/2006/wordml" xmlns:wps="http://schemas.microsoft.com/office/word/2010/wordprocessingShape" mc:Ignorable="w14 w15 w16se w16cid w16 w16cex w16sdtdh w16sdtfl w16du wp14">
   <w:abstractNum w:abstractNumId="0" w15:restartNumberingAfterBreak="0">
     <w:nsid w:val="05E96921"/>
     <w:multiLevelType w:val="hybridMultilevel"/>
@@ -15750,7 +15955,7 @@
 </file>
 
 <file path=word/styles.xml><?xml version="1.0" encoding="utf-8"?>
-<w:styles xmlns:mc="http://schemas.openxmlformats.org/markup-compatibility/2006" xmlns:r="http://schemas.openxmlformats.org/officeDocument/2006/relationships" xmlns:w="http://schemas.openxmlformats.org/wordprocessingml/2006/main" xmlns:w14="http://schemas.microsoft.com/office/word/2010/wordml" xmlns:w15="http://schemas.microsoft.com/office/word/2012/wordml" xmlns:w16cex="http://schemas.microsoft.com/office/word/2018/wordml/cex" xmlns:w16cid="http://schemas.microsoft.com/office/word/2016/wordml/cid" xmlns:w16="http://schemas.microsoft.com/office/word/2018/wordml" xmlns:w16sdtdh="http://schemas.microsoft.com/office/word/2020/wordml/sdtdatahash" xmlns:w16se="http://schemas.microsoft.com/office/word/2015/wordml/symex" mc:Ignorable="w14 w15 w16se w16cid w16 w16cex w16sdtdh">
+<w:styles xmlns:mc="http://schemas.openxmlformats.org/markup-compatibility/2006" xmlns:r="http://schemas.openxmlformats.org/officeDocument/2006/relationships" xmlns:w="http://schemas.openxmlformats.org/wordprocessingml/2006/main" xmlns:w14="http://schemas.microsoft.com/office/word/2010/wordml" xmlns:w15="http://schemas.microsoft.com/office/word/2012/wordml" xmlns:w16cex="http://schemas.microsoft.com/office/word/2018/wordml/cex" xmlns:w16cid="http://schemas.microsoft.com/office/word/2016/wordml/cid" xmlns:w16="http://schemas.microsoft.com/office/word/2018/wordml" xmlns:w16du="http://schemas.microsoft.com/office/word/2023/wordml/word16du" xmlns:w16sdtdh="http://schemas.microsoft.com/office/word/2020/wordml/sdtdatahash" xmlns:w16sdtfl="http://schemas.microsoft.com/office/word/2024/wordml/sdtformatlock" xmlns:w16se="http://schemas.microsoft.com/office/word/2015/wordml/symex" mc:Ignorable="w14 w15 w16se w16cid w16 w16cex w16sdtdh w16sdtfl w16du">
   <w:docDefaults>
     <w:rPrDefault>
       <w:rPr>

--- a/진척 관리.docx
+++ b/진척 관리.docx
@@ -5077,6 +5077,8 @@
               <w:autoSpaceDN/>
               <w:rPr>
                 <w:rFonts w:eastAsiaTheme="minorHAnsi"/>
+                <w:b/>
+                <w:bCs/>
                 <w:sz w:val="14"/>
                 <w:szCs w:val="14"/>
               </w:rPr>
@@ -5084,6 +5086,8 @@
             <w:r>
               <w:rPr>
                 <w:rFonts w:eastAsiaTheme="minorHAnsi"/>
+                <w:b/>
+                <w:bCs/>
                 <w:sz w:val="14"/>
                 <w:szCs w:val="14"/>
               </w:rPr>
@@ -5093,6 +5097,8 @@
             <w:r>
               <w:rPr>
                 <w:rFonts w:eastAsiaTheme="minorHAnsi"/>
+                <w:b/>
+                <w:bCs/>
                 <w:sz w:val="14"/>
                 <w:szCs w:val="14"/>
               </w:rPr>
@@ -5102,6 +5108,8 @@
             <w:r>
               <w:rPr>
                 <w:rFonts w:eastAsiaTheme="minorHAnsi"/>
+                <w:b/>
+                <w:bCs/>
                 <w:sz w:val="14"/>
                 <w:szCs w:val="14"/>
               </w:rPr>
@@ -5111,6 +5119,8 @@
             <w:r>
               <w:rPr>
                 <w:rFonts w:eastAsiaTheme="minorHAnsi"/>
+                <w:b/>
+                <w:bCs/>
                 <w:sz w:val="14"/>
                 <w:szCs w:val="14"/>
               </w:rPr>
@@ -5120,6 +5130,8 @@
             <w:r>
               <w:rPr>
                 <w:rFonts w:eastAsiaTheme="minorHAnsi"/>
+                <w:b/>
+                <w:bCs/>
                 <w:sz w:val="14"/>
                 <w:szCs w:val="14"/>
               </w:rPr>
@@ -5129,6 +5141,8 @@
             <w:r>
               <w:rPr>
                 <w:rFonts w:eastAsiaTheme="minorHAnsi"/>
+                <w:b/>
+                <w:bCs/>
                 <w:sz w:val="14"/>
                 <w:szCs w:val="14"/>
               </w:rPr>
@@ -5139,6 +5153,8 @@
             <w:r>
               <w:rPr>
                 <w:rFonts w:eastAsiaTheme="minorHAnsi"/>
+                <w:b/>
+                <w:bCs/>
                 <w:sz w:val="14"/>
                 <w:szCs w:val="14"/>
               </w:rPr>
@@ -5160,6 +5176,8 @@
             <w:r>
               <w:rPr>
                 <w:rFonts w:eastAsiaTheme="minorHAnsi" w:hint="eastAsia"/>
+                <w:b/>
+                <w:bCs/>
                 <w:sz w:val="14"/>
                 <w:szCs w:val="14"/>
               </w:rPr>
@@ -5169,6 +5187,8 @@
             <w:r>
               <w:rPr>
                 <w:rFonts w:eastAsiaTheme="minorHAnsi" w:hint="eastAsia"/>
+                <w:b/>
+                <w:bCs/>
                 <w:sz w:val="14"/>
                 <w:szCs w:val="14"/>
               </w:rPr>
@@ -12016,7 +12036,6 @@
               <w:wordWrap/>
               <w:autoSpaceDE/>
               <w:rPr>
-                <w:rFonts w:hint="eastAsia"/>
                 <w:b/>
                 <w:bCs/>
                 <w:sz w:val="16"/>
@@ -12098,7 +12117,6 @@
               <w:wordWrap/>
               <w:autoSpaceDE/>
               <w:rPr>
-                <w:rFonts w:hint="eastAsia"/>
                 <w:b/>
                 <w:bCs/>
                 <w:sz w:val="16"/>

--- a/진척 관리.docx
+++ b/진척 관리.docx
@@ -6408,13 +6408,13 @@
         <w:tblLook w:val="04A0" w:firstRow="1" w:lastRow="0" w:firstColumn="1" w:lastColumn="0" w:noHBand="0" w:noVBand="1"/>
       </w:tblPr>
       <w:tblGrid>
-        <w:gridCol w:w="1400"/>
-        <w:gridCol w:w="1757"/>
-        <w:gridCol w:w="1571"/>
-        <w:gridCol w:w="1370"/>
+        <w:gridCol w:w="1162"/>
+        <w:gridCol w:w="1798"/>
+        <w:gridCol w:w="1468"/>
+        <w:gridCol w:w="1107"/>
         <w:gridCol w:w="2863"/>
-        <w:gridCol w:w="1411"/>
-        <w:gridCol w:w="544"/>
+        <w:gridCol w:w="1180"/>
+        <w:gridCol w:w="1338"/>
       </w:tblGrid>
       <w:tr>
         <w:trPr>
@@ -8376,6 +8376,7 @@
               <w:autoSpaceDN/>
               <w:rPr>
                 <w:rFonts w:eastAsiaTheme="minorHAnsi"/>
+                <w:strike/>
                 <w:sz w:val="16"/>
                 <w:szCs w:val="16"/>
               </w:rPr>
@@ -8385,6 +8386,7 @@
             <w:r>
               <w:rPr>
                 <w:rFonts w:eastAsiaTheme="minorHAnsi"/>
+                <w:strike/>
                 <w:sz w:val="16"/>
                 <w:szCs w:val="16"/>
               </w:rPr>
@@ -8394,6 +8396,7 @@
             <w:r>
               <w:rPr>
                 <w:rFonts w:eastAsiaTheme="minorHAnsi"/>
+                <w:strike/>
                 <w:sz w:val="16"/>
                 <w:szCs w:val="16"/>
               </w:rPr>
@@ -8403,6 +8406,7 @@
             <w:r>
               <w:rPr>
                 <w:rFonts w:eastAsiaTheme="minorHAnsi"/>
+                <w:strike/>
                 <w:sz w:val="16"/>
                 <w:szCs w:val="16"/>
               </w:rPr>
@@ -8411,15 +8415,29 @@
           </w:p>
           <w:p>
             <w:pPr>
-              <w:widowControl/>
-              <w:wordWrap/>
-              <w:autoSpaceDE/>
-              <w:autoSpaceDN/>
-              <w:rPr>
-                <w:sz w:val="16"/>
-                <w:szCs w:val="16"/>
-              </w:rPr>
-            </w:pPr>
+              <w:pStyle w:val="a6"/>
+              <w:widowControl/>
+              <w:numPr>
+                <w:ilvl w:val="0"/>
+                <w:numId w:val="22"/>
+              </w:numPr>
+              <w:wordWrap/>
+              <w:autoSpaceDE/>
+              <w:autoSpaceDN/>
+              <w:rPr>
+                <w:rFonts w:hint="eastAsia"/>
+                <w:sz w:val="16"/>
+                <w:szCs w:val="16"/>
+              </w:rPr>
+            </w:pPr>
+            <w:r>
+              <w:rPr>
+                <w:rFonts w:hint="eastAsia"/>
+                <w:sz w:val="16"/>
+                <w:szCs w:val="16"/>
+              </w:rPr>
+              <w:t>플레이어 렌더링 후 collision 해야함 11.24로..</w:t>
+            </w:r>
           </w:p>
         </w:tc>
         <w:tc>
@@ -8485,6 +8503,65 @@
                 <w:szCs w:val="16"/>
               </w:rPr>
               <w:t>22</w:t>
+            </w:r>
+          </w:p>
+          <w:p>
+            <w:pPr>
+              <w:widowControl/>
+              <w:wordWrap/>
+              <w:autoSpaceDE/>
+              <w:autoSpaceDN/>
+              <w:rPr>
+                <w:b/>
+                <w:bCs/>
+                <w:sz w:val="16"/>
+                <w:szCs w:val="16"/>
+              </w:rPr>
+            </w:pPr>
+            <w:r>
+              <w:rPr>
+                <w:rFonts w:hint="eastAsia"/>
+                <w:b/>
+                <w:bCs/>
+                <w:sz w:val="16"/>
+                <w:szCs w:val="16"/>
+              </w:rPr>
+              <w:t>모든 클라이언트 캐릭터 렌더링 완료</w:t>
+            </w:r>
+          </w:p>
+          <w:p>
+            <w:pPr>
+              <w:widowControl/>
+              <w:wordWrap/>
+              <w:autoSpaceDE/>
+              <w:autoSpaceDN/>
+              <w:rPr>
+                <w:rFonts w:hint="eastAsia"/>
+                <w:sz w:val="16"/>
+                <w:szCs w:val="16"/>
+              </w:rPr>
+            </w:pPr>
+            <w:proofErr w:type="spellStart"/>
+            <w:r>
+              <w:rPr>
+                <w:rFonts w:hint="eastAsia"/>
+                <w:b/>
+                <w:bCs/>
+                <w:sz w:val="16"/>
+                <w:szCs w:val="16"/>
+              </w:rPr>
+              <w:t>RenderPlayer</w:t>
+            </w:r>
+            <w:proofErr w:type="spellEnd"/>
+            <w:r>
+              <w:rPr>
+                <w:rFonts w:hint="eastAsia"/>
+                <w:b/>
+                <w:bCs/>
+                <w:sz w:val="16"/>
+                <w:szCs w:val="16"/>
+              </w:rPr>
+              <w:t>() 추가</w:t>
             </w:r>
           </w:p>
         </w:tc>
@@ -8561,6 +8638,47 @@
                 <w:szCs w:val="16"/>
               </w:rPr>
               <w:t>24</w:t>
+            </w:r>
+          </w:p>
+          <w:p>
+            <w:pPr>
+              <w:widowControl/>
+              <w:wordWrap/>
+              <w:autoSpaceDE/>
+              <w:autoSpaceDN/>
+              <w:rPr>
+                <w:rFonts w:eastAsiaTheme="minorHAnsi"/>
+                <w:sz w:val="16"/>
+                <w:szCs w:val="16"/>
+              </w:rPr>
+            </w:pPr>
+            <w:proofErr w:type="spellStart"/>
+            <w:proofErr w:type="gramStart"/>
+            <w:r>
+              <w:rPr>
+                <w:rFonts w:eastAsiaTheme="minorHAnsi"/>
+                <w:sz w:val="16"/>
+                <w:szCs w:val="16"/>
+              </w:rPr>
+              <w:t>PlayerCollisionCheck</w:t>
+            </w:r>
+            <w:proofErr w:type="spellEnd"/>
+            <w:r>
+              <w:rPr>
+                <w:rFonts w:eastAsiaTheme="minorHAnsi"/>
+                <w:sz w:val="16"/>
+                <w:szCs w:val="16"/>
+              </w:rPr>
+              <w:t>(</w:t>
+            </w:r>
+            <w:proofErr w:type="gramEnd"/>
+            <w:r>
+              <w:rPr>
+                <w:rFonts w:eastAsiaTheme="minorHAnsi"/>
+                <w:sz w:val="16"/>
+                <w:szCs w:val="16"/>
+              </w:rPr>
+              <w:t>)</w:t>
             </w:r>
           </w:p>
           <w:p>
@@ -15591,6 +15709,118 @@
     </w:lvl>
   </w:abstractNum>
   <w:abstractNum w:abstractNumId="18" w15:restartNumberingAfterBreak="0">
+    <w:nsid w:val="65FD764F"/>
+    <w:multiLevelType w:val="hybridMultilevel"/>
+    <w:tmpl w:val="EF926E28"/>
+    <w:lvl w:ilvl="0" w:tplc="619CFD02">
+      <w:numFmt w:val="bullet"/>
+      <w:lvlText w:val=""/>
+      <w:lvlJc w:val="left"/>
+      <w:pPr>
+        <w:ind w:left="435" w:hanging="360"/>
+      </w:pPr>
+      <w:rPr>
+        <w:rFonts w:ascii="Wingdings" w:eastAsiaTheme="minorEastAsia" w:hAnsi="Wingdings" w:cstheme="minorBidi" w:hint="default"/>
+      </w:rPr>
+    </w:lvl>
+    <w:lvl w:ilvl="1" w:tplc="04090003" w:tentative="1">
+      <w:start w:val="1"/>
+      <w:numFmt w:val="bullet"/>
+      <w:lvlText w:val=""/>
+      <w:lvlJc w:val="left"/>
+      <w:pPr>
+        <w:ind w:left="955" w:hanging="440"/>
+      </w:pPr>
+      <w:rPr>
+        <w:rFonts w:ascii="Wingdings" w:hAnsi="Wingdings" w:hint="default"/>
+      </w:rPr>
+    </w:lvl>
+    <w:lvl w:ilvl="2" w:tplc="04090005" w:tentative="1">
+      <w:start w:val="1"/>
+      <w:numFmt w:val="bullet"/>
+      <w:lvlText w:val=""/>
+      <w:lvlJc w:val="left"/>
+      <w:pPr>
+        <w:ind w:left="1395" w:hanging="440"/>
+      </w:pPr>
+      <w:rPr>
+        <w:rFonts w:ascii="Wingdings" w:hAnsi="Wingdings" w:hint="default"/>
+      </w:rPr>
+    </w:lvl>
+    <w:lvl w:ilvl="3" w:tplc="04090001" w:tentative="1">
+      <w:start w:val="1"/>
+      <w:numFmt w:val="bullet"/>
+      <w:lvlText w:val=""/>
+      <w:lvlJc w:val="left"/>
+      <w:pPr>
+        <w:ind w:left="1835" w:hanging="440"/>
+      </w:pPr>
+      <w:rPr>
+        <w:rFonts w:ascii="Wingdings" w:hAnsi="Wingdings" w:hint="default"/>
+      </w:rPr>
+    </w:lvl>
+    <w:lvl w:ilvl="4" w:tplc="04090003" w:tentative="1">
+      <w:start w:val="1"/>
+      <w:numFmt w:val="bullet"/>
+      <w:lvlText w:val=""/>
+      <w:lvlJc w:val="left"/>
+      <w:pPr>
+        <w:ind w:left="2275" w:hanging="440"/>
+      </w:pPr>
+      <w:rPr>
+        <w:rFonts w:ascii="Wingdings" w:hAnsi="Wingdings" w:hint="default"/>
+      </w:rPr>
+    </w:lvl>
+    <w:lvl w:ilvl="5" w:tplc="04090005" w:tentative="1">
+      <w:start w:val="1"/>
+      <w:numFmt w:val="bullet"/>
+      <w:lvlText w:val=""/>
+      <w:lvlJc w:val="left"/>
+      <w:pPr>
+        <w:ind w:left="2715" w:hanging="440"/>
+      </w:pPr>
+      <w:rPr>
+        <w:rFonts w:ascii="Wingdings" w:hAnsi="Wingdings" w:hint="default"/>
+      </w:rPr>
+    </w:lvl>
+    <w:lvl w:ilvl="6" w:tplc="04090001" w:tentative="1">
+      <w:start w:val="1"/>
+      <w:numFmt w:val="bullet"/>
+      <w:lvlText w:val=""/>
+      <w:lvlJc w:val="left"/>
+      <w:pPr>
+        <w:ind w:left="3155" w:hanging="440"/>
+      </w:pPr>
+      <w:rPr>
+        <w:rFonts w:ascii="Wingdings" w:hAnsi="Wingdings" w:hint="default"/>
+      </w:rPr>
+    </w:lvl>
+    <w:lvl w:ilvl="7" w:tplc="04090003" w:tentative="1">
+      <w:start w:val="1"/>
+      <w:numFmt w:val="bullet"/>
+      <w:lvlText w:val=""/>
+      <w:lvlJc w:val="left"/>
+      <w:pPr>
+        <w:ind w:left="3595" w:hanging="440"/>
+      </w:pPr>
+      <w:rPr>
+        <w:rFonts w:ascii="Wingdings" w:hAnsi="Wingdings" w:hint="default"/>
+      </w:rPr>
+    </w:lvl>
+    <w:lvl w:ilvl="8" w:tplc="04090005" w:tentative="1">
+      <w:start w:val="1"/>
+      <w:numFmt w:val="bullet"/>
+      <w:lvlText w:val=""/>
+      <w:lvlJc w:val="left"/>
+      <w:pPr>
+        <w:ind w:left="4035" w:hanging="440"/>
+      </w:pPr>
+      <w:rPr>
+        <w:rFonts w:ascii="Wingdings" w:hAnsi="Wingdings" w:hint="default"/>
+      </w:rPr>
+    </w:lvl>
+  </w:abstractNum>
+  <w:abstractNum w:abstractNumId="19" w15:restartNumberingAfterBreak="0">
     <w:nsid w:val="6A5479B1"/>
     <w:multiLevelType w:val="hybridMultilevel"/>
     <w:tmpl w:val="7AD257A6"/>
@@ -15703,7 +15933,7 @@
       </w:rPr>
     </w:lvl>
   </w:abstractNum>
-  <w:abstractNum w:abstractNumId="19" w15:restartNumberingAfterBreak="0">
+  <w:abstractNum w:abstractNumId="20" w15:restartNumberingAfterBreak="0">
     <w:nsid w:val="6CE4479F"/>
     <w:multiLevelType w:val="hybridMultilevel"/>
     <w:tmpl w:val="DB806ECE"/>
@@ -15792,7 +16022,7 @@
       </w:pPr>
     </w:lvl>
   </w:abstractNum>
-  <w:abstractNum w:abstractNumId="20" w15:restartNumberingAfterBreak="0">
+  <w:abstractNum w:abstractNumId="21" w15:restartNumberingAfterBreak="0">
     <w:nsid w:val="72423199"/>
     <w:multiLevelType w:val="hybridMultilevel"/>
     <w:tmpl w:val="015A4FE4"/>
@@ -15918,13 +16148,13 @@
     <w:abstractNumId w:val="13"/>
   </w:num>
   <w:num w:numId="5" w16cid:durableId="1128161050">
-    <w:abstractNumId w:val="18"/>
+    <w:abstractNumId w:val="19"/>
   </w:num>
   <w:num w:numId="6" w16cid:durableId="957878167">
     <w:abstractNumId w:val="6"/>
   </w:num>
   <w:num w:numId="7" w16cid:durableId="1031222928">
-    <w:abstractNumId w:val="20"/>
+    <w:abstractNumId w:val="21"/>
   </w:num>
   <w:num w:numId="8" w16cid:durableId="866941131">
     <w:abstractNumId w:val="15"/>
@@ -15939,7 +16169,7 @@
     <w:abstractNumId w:val="2"/>
   </w:num>
   <w:num w:numId="12" w16cid:durableId="985160205">
-    <w:abstractNumId w:val="19"/>
+    <w:abstractNumId w:val="20"/>
   </w:num>
   <w:num w:numId="13" w16cid:durableId="1837914962">
     <w:abstractNumId w:val="10"/>
@@ -15967,6 +16197,9 @@
   </w:num>
   <w:num w:numId="21" w16cid:durableId="1512455789">
     <w:abstractNumId w:val="5"/>
+  </w:num>
+  <w:num w:numId="22" w16cid:durableId="2027051171">
+    <w:abstractNumId w:val="18"/>
   </w:num>
   <w:numIdMacAtCleanup w:val="17"/>
 </w:numbering>

--- a/진척 관리.docx
+++ b/진척 관리.docx
@@ -1969,6 +1969,8 @@
             <w:r>
               <w:rPr>
                 <w:rFonts w:eastAsiaTheme="minorHAnsi"/>
+                <w:b/>
+                <w:bCs/>
                 <w:sz w:val="20"/>
                 <w:szCs w:val="20"/>
               </w:rPr>
@@ -1978,6 +1980,8 @@
             <w:r>
               <w:rPr>
                 <w:rFonts w:eastAsiaTheme="minorHAnsi"/>
+                <w:b/>
+                <w:bCs/>
                 <w:sz w:val="20"/>
                 <w:szCs w:val="20"/>
               </w:rPr>
@@ -1987,6 +1991,8 @@
             <w:r>
               <w:rPr>
                 <w:rFonts w:eastAsiaTheme="minorHAnsi"/>
+                <w:b/>
+                <w:bCs/>
                 <w:sz w:val="20"/>
                 <w:szCs w:val="20"/>
               </w:rPr>
@@ -2018,6 +2024,8 @@
             <w:r>
               <w:rPr>
                 <w:rFonts w:eastAsiaTheme="minorHAnsi"/>
+                <w:b/>
+                <w:bCs/>
                 <w:sz w:val="20"/>
                 <w:szCs w:val="20"/>
               </w:rPr>
@@ -2027,6 +2035,8 @@
             <w:r>
               <w:rPr>
                 <w:rFonts w:eastAsiaTheme="minorHAnsi"/>
+                <w:b/>
+                <w:bCs/>
                 <w:sz w:val="20"/>
                 <w:szCs w:val="20"/>
               </w:rPr>
@@ -2036,6 +2046,8 @@
             <w:r>
               <w:rPr>
                 <w:rFonts w:eastAsiaTheme="minorHAnsi"/>
+                <w:b/>
+                <w:bCs/>
                 <w:sz w:val="20"/>
                 <w:szCs w:val="20"/>
               </w:rPr>
@@ -6408,12 +6420,12 @@
         <w:tblLook w:val="04A0" w:firstRow="1" w:lastRow="0" w:firstColumn="1" w:lastColumn="0" w:noHBand="0" w:noVBand="1"/>
       </w:tblPr>
       <w:tblGrid>
-        <w:gridCol w:w="1162"/>
-        <w:gridCol w:w="1798"/>
-        <w:gridCol w:w="1468"/>
-        <w:gridCol w:w="1107"/>
+        <w:gridCol w:w="1134"/>
+        <w:gridCol w:w="1898"/>
+        <w:gridCol w:w="1455"/>
+        <w:gridCol w:w="1075"/>
         <w:gridCol w:w="2863"/>
-        <w:gridCol w:w="1180"/>
+        <w:gridCol w:w="1153"/>
         <w:gridCol w:w="1338"/>
       </w:tblGrid>
       <w:tr>
@@ -8425,7 +8437,6 @@
               <w:autoSpaceDE/>
               <w:autoSpaceDN/>
               <w:rPr>
-                <w:rFonts w:hint="eastAsia"/>
                 <w:sz w:val="16"/>
                 <w:szCs w:val="16"/>
               </w:rPr>
@@ -8536,7 +8547,6 @@
               <w:autoSpaceDE/>
               <w:autoSpaceDN/>
               <w:rPr>
-                <w:rFonts w:hint="eastAsia"/>
                 <w:sz w:val="16"/>
                 <w:szCs w:val="16"/>
               </w:rPr>
@@ -8648,6 +8658,8 @@
               <w:autoSpaceDN/>
               <w:rPr>
                 <w:rFonts w:eastAsiaTheme="minorHAnsi"/>
+                <w:b/>
+                <w:bCs/>
                 <w:sz w:val="16"/>
                 <w:szCs w:val="16"/>
               </w:rPr>
@@ -8657,6 +8669,8 @@
             <w:r>
               <w:rPr>
                 <w:rFonts w:eastAsiaTheme="minorHAnsi"/>
+                <w:b/>
+                <w:bCs/>
                 <w:sz w:val="16"/>
                 <w:szCs w:val="16"/>
               </w:rPr>
@@ -8666,6 +8680,8 @@
             <w:r>
               <w:rPr>
                 <w:rFonts w:eastAsiaTheme="minorHAnsi"/>
+                <w:b/>
+                <w:bCs/>
                 <w:sz w:val="16"/>
                 <w:szCs w:val="16"/>
               </w:rPr>
@@ -8675,6 +8691,8 @@
             <w:r>
               <w:rPr>
                 <w:rFonts w:eastAsiaTheme="minorHAnsi"/>
+                <w:b/>
+                <w:bCs/>
                 <w:sz w:val="16"/>
                 <w:szCs w:val="16"/>
               </w:rPr>
@@ -8688,6 +8706,43 @@
               <w:autoSpaceDE/>
               <w:autoSpaceDN/>
               <w:rPr>
+                <w:b/>
+                <w:bCs/>
+                <w:sz w:val="16"/>
+                <w:szCs w:val="16"/>
+              </w:rPr>
+            </w:pPr>
+            <w:proofErr w:type="gramStart"/>
+            <w:r>
+              <w:rPr>
+                <w:rFonts w:hint="eastAsia"/>
+                <w:b/>
+                <w:bCs/>
+                <w:sz w:val="16"/>
+                <w:szCs w:val="16"/>
+              </w:rPr>
+              <w:t>플레이어 끼리</w:t>
+            </w:r>
+            <w:proofErr w:type="gramEnd"/>
+            <w:r>
+              <w:rPr>
+                <w:rFonts w:hint="eastAsia"/>
+                <w:b/>
+                <w:bCs/>
+                <w:sz w:val="16"/>
+                <w:szCs w:val="16"/>
+              </w:rPr>
+              <w:t xml:space="preserve"> 충돌 시 이동 감속 효과 적용</w:t>
+            </w:r>
+          </w:p>
+          <w:p>
+            <w:pPr>
+              <w:widowControl/>
+              <w:wordWrap/>
+              <w:autoSpaceDE/>
+              <w:autoSpaceDN/>
+              <w:rPr>
+                <w:rFonts w:hint="eastAsia"/>
                 <w:sz w:val="16"/>
                 <w:szCs w:val="16"/>
               </w:rPr>

--- a/진척 관리.docx
+++ b/진척 관리.docx
@@ -6420,12 +6420,12 @@
         <w:tblLook w:val="04A0" w:firstRow="1" w:lastRow="0" w:firstColumn="1" w:lastColumn="0" w:noHBand="0" w:noVBand="1"/>
       </w:tblPr>
       <w:tblGrid>
-        <w:gridCol w:w="1134"/>
+        <w:gridCol w:w="1115"/>
         <w:gridCol w:w="1898"/>
-        <w:gridCol w:w="1455"/>
-        <w:gridCol w:w="1075"/>
+        <w:gridCol w:w="1513"/>
+        <w:gridCol w:w="1054"/>
         <w:gridCol w:w="2863"/>
-        <w:gridCol w:w="1153"/>
+        <w:gridCol w:w="1135"/>
         <w:gridCol w:w="1338"/>
       </w:tblGrid>
       <w:tr>
@@ -8742,7 +8742,6 @@
               <w:autoSpaceDE/>
               <w:autoSpaceDN/>
               <w:rPr>
-                <w:rFonts w:hint="eastAsia"/>
                 <w:sz w:val="16"/>
                 <w:szCs w:val="16"/>
               </w:rPr>
@@ -8780,10 +8779,56 @@
               <w:autoSpaceDE/>
               <w:autoSpaceDN/>
               <w:rPr>
-                <w:sz w:val="16"/>
-                <w:szCs w:val="16"/>
-              </w:rPr>
-            </w:pPr>
+                <w:rFonts w:hint="eastAsia"/>
+                <w:b/>
+                <w:bCs/>
+                <w:sz w:val="16"/>
+                <w:szCs w:val="16"/>
+              </w:rPr>
+            </w:pPr>
+            <w:proofErr w:type="spellStart"/>
+            <w:proofErr w:type="gramStart"/>
+            <w:r>
+              <w:rPr>
+                <w:b/>
+                <w:bCs/>
+                <w:sz w:val="16"/>
+                <w:szCs w:val="16"/>
+              </w:rPr>
+              <w:t>U</w:t>
+            </w:r>
+            <w:r>
+              <w:rPr>
+                <w:rFonts w:hint="eastAsia"/>
+                <w:b/>
+                <w:bCs/>
+                <w:sz w:val="16"/>
+                <w:szCs w:val="16"/>
+              </w:rPr>
+              <w:t>pdatePosition</w:t>
+            </w:r>
+            <w:proofErr w:type="spellEnd"/>
+            <w:r>
+              <w:rPr>
+                <w:rFonts w:hint="eastAsia"/>
+                <w:b/>
+                <w:bCs/>
+                <w:sz w:val="16"/>
+                <w:szCs w:val="16"/>
+              </w:rPr>
+              <w:t>(</w:t>
+            </w:r>
+            <w:proofErr w:type="gramEnd"/>
+            <w:r>
+              <w:rPr>
+                <w:rFonts w:hint="eastAsia"/>
+                <w:b/>
+                <w:bCs/>
+                <w:sz w:val="16"/>
+                <w:szCs w:val="16"/>
+              </w:rPr>
+              <w:t>) bug fix</w:t>
+            </w:r>
           </w:p>
         </w:tc>
         <w:tc>

--- a/진척 관리.docx
+++ b/진척 관리.docx
@@ -1,6 +1,6 @@
 
 <file path=word/document.xml><?xml version="1.0" encoding="utf-8"?>
-<w:document xmlns:wpc="http://schemas.microsoft.com/office/word/2010/wordprocessingCanvas" xmlns:cx="http://schemas.microsoft.com/office/drawing/2014/chartex" xmlns:cx1="http://schemas.microsoft.com/office/drawing/2015/9/8/chartex" xmlns:cx2="http://schemas.microsoft.com/office/drawing/2015/10/21/chartex" xmlns:cx3="http://schemas.microsoft.com/office/drawing/2016/5/9/chartex" xmlns:cx4="http://schemas.microsoft.com/office/drawing/2016/5/10/chartex" xmlns:cx5="http://schemas.microsoft.com/office/drawing/2016/5/11/chartex" xmlns:cx6="http://schemas.microsoft.com/office/drawing/2016/5/12/chartex" xmlns:cx7="http://schemas.microsoft.com/office/drawing/2016/5/13/chartex" xmlns:cx8="http://schemas.microsoft.com/office/drawing/2016/5/14/chartex" xmlns:mc="http://schemas.openxmlformats.org/markup-compatibility/2006" xmlns:aink="http://schemas.microsoft.com/office/drawing/2016/ink" xmlns:am3d="http://schemas.microsoft.com/office/drawing/2017/model3d" xmlns:o="urn:schemas-microsoft-com:office:office" xmlns:oel="http://schemas.microsoft.com/office/2019/extlst" xmlns:r="http://schemas.openxmlformats.org/officeDocument/2006/relationships" xmlns:m="http://schemas.openxmlformats.org/officeDocument/2006/math" xmlns:v="urn:schemas-microsoft-com:vml" xmlns:wp14="http://schemas.microsoft.com/office/word/2010/wordprocessingDrawing" xmlns:wp="http://schemas.openxmlformats.org/drawingml/2006/wordprocessingDrawing" xmlns:w10="urn:schemas-microsoft-com:office:word" xmlns:w="http://schemas.openxmlformats.org/wordprocessingml/2006/main" xmlns:w14="http://schemas.microsoft.com/office/word/2010/wordml" xmlns:w15="http://schemas.microsoft.com/office/word/2012/wordml" xmlns:w16cex="http://schemas.microsoft.com/office/word/2018/wordml/cex" xmlns:w16cid="http://schemas.microsoft.com/office/word/2016/wordml/cid" xmlns:w16="http://schemas.microsoft.com/office/word/2018/wordml" xmlns:w16du="http://schemas.microsoft.com/office/word/2023/wordml/word16du" xmlns:w16sdtdh="http://schemas.microsoft.com/office/word/2020/wordml/sdtdatahash" xmlns:w16sdtfl="http://schemas.microsoft.com/office/word/2024/wordml/sdtformatlock" xmlns:w16se="http://schemas.microsoft.com/office/word/2015/wordml/symex" xmlns:wpg="http://schemas.microsoft.com/office/word/2010/wordprocessingGroup" xmlns:wpi="http://schemas.microsoft.com/office/word/2010/wordprocessingInk" xmlns:wne="http://schemas.microsoft.com/office/word/2006/wordml" xmlns:wps="http://schemas.microsoft.com/office/word/2010/wordprocessingShape" mc:Ignorable="w14 w15 w16se w16cid w16 w16cex w16sdtdh w16sdtfl w16du wp14">
+<w:document xmlns:wpc="http://schemas.microsoft.com/office/word/2010/wordprocessingCanvas" xmlns:cx="http://schemas.microsoft.com/office/drawing/2014/chartex" xmlns:cx1="http://schemas.microsoft.com/office/drawing/2015/9/8/chartex" xmlns:cx2="http://schemas.microsoft.com/office/drawing/2015/10/21/chartex" xmlns:cx3="http://schemas.microsoft.com/office/drawing/2016/5/9/chartex" xmlns:cx4="http://schemas.microsoft.com/office/drawing/2016/5/10/chartex" xmlns:cx5="http://schemas.microsoft.com/office/drawing/2016/5/11/chartex" xmlns:cx6="http://schemas.microsoft.com/office/drawing/2016/5/12/chartex" xmlns:cx7="http://schemas.microsoft.com/office/drawing/2016/5/13/chartex" xmlns:cx8="http://schemas.microsoft.com/office/drawing/2016/5/14/chartex" xmlns:mc="http://schemas.openxmlformats.org/markup-compatibility/2006" xmlns:aink="http://schemas.microsoft.com/office/drawing/2016/ink" xmlns:am3d="http://schemas.microsoft.com/office/drawing/2017/model3d" xmlns:o="urn:schemas-microsoft-com:office:office" xmlns:oel="http://schemas.microsoft.com/office/2019/extlst" xmlns:r="http://schemas.openxmlformats.org/officeDocument/2006/relationships" xmlns:m="http://schemas.openxmlformats.org/officeDocument/2006/math" xmlns:v="urn:schemas-microsoft-com:vml" xmlns:wp14="http://schemas.microsoft.com/office/word/2010/wordprocessingDrawing" xmlns:wp="http://schemas.openxmlformats.org/drawingml/2006/wordprocessingDrawing" xmlns:w10="urn:schemas-microsoft-com:office:word" xmlns:w="http://schemas.openxmlformats.org/wordprocessingml/2006/main" xmlns:w14="http://schemas.microsoft.com/office/word/2010/wordml" xmlns:w15="http://schemas.microsoft.com/office/word/2012/wordml" xmlns:w16cex="http://schemas.microsoft.com/office/word/2018/wordml/cex" xmlns:w16cid="http://schemas.microsoft.com/office/word/2016/wordml/cid" xmlns:w16="http://schemas.microsoft.com/office/word/2018/wordml" xmlns:w16sdtdh="http://schemas.microsoft.com/office/word/2020/wordml/sdtdatahash" xmlns:w16se="http://schemas.microsoft.com/office/word/2015/wordml/symex" xmlns:wpg="http://schemas.microsoft.com/office/word/2010/wordprocessingGroup" xmlns:wpi="http://schemas.microsoft.com/office/word/2010/wordprocessingInk" xmlns:wne="http://schemas.microsoft.com/office/word/2006/wordml" xmlns:wps="http://schemas.microsoft.com/office/word/2010/wordprocessingShape" mc:Ignorable="w14 w15 w16se w16cid w16 w16cex w16sdtdh wp14">
   <w:body>
     <w:p>
       <w:pPr>
@@ -571,17 +571,7 @@
                 <w:sz w:val="20"/>
                 <w:szCs w:val="20"/>
               </w:rPr>
-              <w:t>recv_</w:t>
-            </w:r>
-            <w:proofErr w:type="gramStart"/>
-            <w:r>
-              <w:rPr>
-                <w:b/>
-                <w:bCs/>
-                <w:sz w:val="20"/>
-                <w:szCs w:val="20"/>
-              </w:rPr>
-              <w:t>packet</w:t>
+              <w:t>recv_packet</w:t>
             </w:r>
             <w:proofErr w:type="spellEnd"/>
             <w:r>
@@ -591,17 +581,7 @@
                 <w:sz w:val="20"/>
                 <w:szCs w:val="20"/>
               </w:rPr>
-              <w:t>(</w:t>
-            </w:r>
-            <w:proofErr w:type="gramEnd"/>
-            <w:r>
-              <w:rPr>
-                <w:b/>
-                <w:bCs/>
-                <w:sz w:val="20"/>
-                <w:szCs w:val="20"/>
-              </w:rPr>
-              <w:t>);</w:t>
+              <w:t>();</w:t>
             </w:r>
           </w:p>
         </w:tc>
@@ -719,17 +699,7 @@
                 <w:sz w:val="20"/>
                 <w:szCs w:val="20"/>
               </w:rPr>
-              <w:t>_</w:t>
-            </w:r>
-            <w:proofErr w:type="gramStart"/>
-            <w:r>
-              <w:rPr>
-                <w:b/>
-                <w:bCs/>
-                <w:sz w:val="20"/>
-                <w:szCs w:val="20"/>
-              </w:rPr>
-              <w:t>packet</w:t>
+              <w:t>_packet</w:t>
             </w:r>
             <w:proofErr w:type="spellEnd"/>
             <w:r>
@@ -739,17 +709,7 @@
                 <w:sz w:val="20"/>
                 <w:szCs w:val="20"/>
               </w:rPr>
-              <w:t>(</w:t>
-            </w:r>
-            <w:proofErr w:type="gramEnd"/>
-            <w:r>
-              <w:rPr>
-                <w:b/>
-                <w:bCs/>
-                <w:sz w:val="20"/>
-                <w:szCs w:val="20"/>
-              </w:rPr>
-              <w:t>);</w:t>
+              <w:t>();</w:t>
             </w:r>
           </w:p>
         </w:tc>
@@ -872,9 +832,17 @@
                 <w:sz w:val="20"/>
                 <w:szCs w:val="20"/>
               </w:rPr>
-              <w:t>();</w:t>
+              <w:t>(</w:t>
             </w:r>
             <w:proofErr w:type="gramEnd"/>
+            <w:r>
+              <w:rPr>
+                <w:rFonts w:eastAsiaTheme="minorHAnsi"/>
+                <w:sz w:val="20"/>
+                <w:szCs w:val="20"/>
+              </w:rPr>
+              <w:t>);</w:t>
+            </w:r>
           </w:p>
           <w:p>
             <w:pPr>
@@ -1088,7 +1056,6 @@
               <w:t>target_id</w:t>
             </w:r>
             <w:proofErr w:type="spellEnd"/>
-            <w:proofErr w:type="gramStart"/>
             <w:r>
               <w:rPr>
                 <w:rFonts w:eastAsiaTheme="minorHAnsi"/>
@@ -1099,7 +1066,6 @@
               </w:rPr>
               <w:t>);</w:t>
             </w:r>
-            <w:proofErr w:type="gramEnd"/>
           </w:p>
           <w:p>
             <w:pPr>
@@ -2683,7 +2649,7 @@
                 <w:sz w:val="20"/>
                 <w:szCs w:val="20"/>
               </w:rPr>
-              <w:t>::Init(</w:t>
+              <w:t>::</w:t>
             </w:r>
             <w:proofErr w:type="gramEnd"/>
             <w:r>
@@ -2691,7 +2657,7 @@
                 <w:sz w:val="20"/>
                 <w:szCs w:val="20"/>
               </w:rPr>
-              <w:t>)</w:t>
+              <w:t>Init()</w:t>
             </w:r>
           </w:p>
           <w:p>
@@ -2723,6 +2689,7 @@
               <w:t>::</w:t>
             </w:r>
             <w:proofErr w:type="spellStart"/>
+            <w:proofErr w:type="gramEnd"/>
             <w:r>
               <w:rPr>
                 <w:sz w:val="20"/>
@@ -2736,15 +2703,7 @@
                 <w:sz w:val="20"/>
                 <w:szCs w:val="20"/>
               </w:rPr>
-              <w:t>(</w:t>
-            </w:r>
-            <w:proofErr w:type="gramEnd"/>
-            <w:r>
-              <w:rPr>
-                <w:sz w:val="20"/>
-                <w:szCs w:val="20"/>
-              </w:rPr>
-              <w:t>)</w:t>
+              <w:t>()</w:t>
             </w:r>
           </w:p>
         </w:tc>
@@ -4102,9 +4061,9 @@
                 <w:sz w:val="14"/>
                 <w:szCs w:val="14"/>
               </w:rPr>
-              <w:t>recv_</w:t>
-            </w:r>
-            <w:proofErr w:type="gramStart"/>
+              <w:t>recv_packet</w:t>
+            </w:r>
+            <w:proofErr w:type="spellEnd"/>
             <w:r>
               <w:rPr>
                 <w:b/>
@@ -4112,34 +4071,35 @@
                 <w:sz w:val="14"/>
                 <w:szCs w:val="14"/>
               </w:rPr>
-              <w:t>packet</w:t>
-            </w:r>
-            <w:proofErr w:type="spellEnd"/>
-            <w:r>
+              <w:t>();</w:t>
+            </w:r>
+          </w:p>
+          <w:p>
+            <w:pPr>
+              <w:widowControl/>
+              <w:wordWrap/>
+              <w:autoSpaceDE/>
+              <w:autoSpaceDN/>
               <w:rPr>
                 <w:b/>
                 <w:bCs/>
                 <w:sz w:val="14"/>
                 <w:szCs w:val="14"/>
               </w:rPr>
-              <w:t>();</w:t>
-            </w:r>
-            <w:proofErr w:type="gramEnd"/>
-          </w:p>
-          <w:p>
-            <w:pPr>
-              <w:widowControl/>
-              <w:wordWrap/>
-              <w:autoSpaceDE/>
-              <w:autoSpaceDN/>
-              <w:rPr>
+            </w:pPr>
+            <w:proofErr w:type="gramStart"/>
+            <w:r>
+              <w:rPr>
+                <w:rFonts w:hint="eastAsia"/>
                 <w:b/>
                 <w:bCs/>
                 <w:sz w:val="14"/>
                 <w:szCs w:val="14"/>
               </w:rPr>
-            </w:pPr>
-            <w:proofErr w:type="gramStart"/>
+              <w:t>Player::</w:t>
+            </w:r>
+            <w:proofErr w:type="spellStart"/>
+            <w:proofErr w:type="gramEnd"/>
             <w:r>
               <w:rPr>
                 <w:rFonts w:hint="eastAsia"/>
@@ -4148,20 +4108,18 @@
                 <w:sz w:val="14"/>
                 <w:szCs w:val="14"/>
               </w:rPr>
-              <w:t>Player::</w:t>
-            </w:r>
-            <w:proofErr w:type="spellStart"/>
-            <w:proofErr w:type="gramEnd"/>
-            <w:r>
-              <w:rPr>
-                <w:rFonts w:hint="eastAsia"/>
+              <w:t>send</w:t>
+            </w:r>
+            <w:r>
+              <w:rPr>
                 <w:b/>
                 <w:bCs/>
                 <w:sz w:val="14"/>
                 <w:szCs w:val="14"/>
               </w:rPr>
-              <w:t>send</w:t>
-            </w:r>
+              <w:t>_packet</w:t>
+            </w:r>
+            <w:proofErr w:type="spellEnd"/>
             <w:r>
               <w:rPr>
                 <w:b/>
@@ -4169,153 +4127,110 @@
                 <w:sz w:val="14"/>
                 <w:szCs w:val="14"/>
               </w:rPr>
-              <w:t>_</w:t>
-            </w:r>
-            <w:proofErr w:type="gramStart"/>
-            <w:r>
+              <w:t>();</w:t>
+            </w:r>
+          </w:p>
+          <w:p>
+            <w:pPr>
+              <w:widowControl/>
+              <w:wordWrap/>
+              <w:autoSpaceDE/>
+              <w:autoSpaceDN/>
               <w:rPr>
                 <w:b/>
                 <w:bCs/>
                 <w:sz w:val="14"/>
                 <w:szCs w:val="14"/>
               </w:rPr>
-              <w:t>packet</w:t>
-            </w:r>
-            <w:proofErr w:type="spellEnd"/>
-            <w:r>
-              <w:rPr>
+            </w:pPr>
+            <w:proofErr w:type="gramStart"/>
+            <w:r>
+              <w:rPr>
+                <w:rFonts w:hint="eastAsia"/>
                 <w:b/>
                 <w:bCs/>
                 <w:sz w:val="14"/>
                 <w:szCs w:val="14"/>
               </w:rPr>
-              <w:t>();</w:t>
+              <w:t>Player::</w:t>
             </w:r>
             <w:proofErr w:type="gramEnd"/>
-          </w:p>
-          <w:p>
-            <w:pPr>
-              <w:widowControl/>
-              <w:wordWrap/>
-              <w:autoSpaceDE/>
-              <w:autoSpaceDN/>
-              <w:rPr>
+            <w:r>
+              <w:rPr>
+                <w:rFonts w:hint="eastAsia"/>
                 <w:b/>
                 <w:bCs/>
                 <w:sz w:val="14"/>
                 <w:szCs w:val="14"/>
               </w:rPr>
-            </w:pPr>
-            <w:proofErr w:type="gramStart"/>
-            <w:r>
-              <w:rPr>
-                <w:rFonts w:hint="eastAsia"/>
+              <w:t>disconnect</w:t>
+            </w:r>
+            <w:r>
+              <w:rPr>
                 <w:b/>
                 <w:bCs/>
                 <w:sz w:val="14"/>
                 <w:szCs w:val="14"/>
               </w:rPr>
-              <w:t>Player::</w:t>
-            </w:r>
-            <w:r>
-              <w:rPr>
-                <w:rFonts w:hint="eastAsia"/>
+              <w:t>();</w:t>
+            </w:r>
+          </w:p>
+          <w:p>
+            <w:pPr>
+              <w:widowControl/>
+              <w:wordWrap/>
+              <w:autoSpaceDE/>
+              <w:autoSpaceDN/>
+              <w:rPr>
                 <w:b/>
                 <w:bCs/>
                 <w:sz w:val="14"/>
                 <w:szCs w:val="14"/>
               </w:rPr>
-              <w:t>disconnect</w:t>
-            </w:r>
-            <w:r>
-              <w:rPr>
+            </w:pPr>
+            <w:proofErr w:type="gramStart"/>
+            <w:r>
+              <w:rPr>
+                <w:rFonts w:hint="eastAsia"/>
                 <w:b/>
                 <w:bCs/>
                 <w:sz w:val="14"/>
                 <w:szCs w:val="14"/>
               </w:rPr>
-              <w:t>();</w:t>
+              <w:t>Player::</w:t>
             </w:r>
             <w:proofErr w:type="gramEnd"/>
-          </w:p>
-          <w:p>
-            <w:pPr>
-              <w:widowControl/>
-              <w:wordWrap/>
-              <w:autoSpaceDE/>
-              <w:autoSpaceDN/>
-              <w:rPr>
+            <w:r>
+              <w:rPr>
+                <w:rFonts w:eastAsiaTheme="minorHAnsi"/>
+                <w:b/>
+                <w:bCs/>
+                <w:sz w:val="16"/>
+                <w:szCs w:val="16"/>
+              </w:rPr>
+              <w:t xml:space="preserve"> </w:t>
+            </w:r>
+            <w:proofErr w:type="spellStart"/>
+            <w:r>
+              <w:rPr>
+                <w:rFonts w:eastAsiaTheme="minorHAnsi" w:hint="eastAsia"/>
                 <w:b/>
                 <w:bCs/>
                 <w:sz w:val="14"/>
                 <w:szCs w:val="14"/>
               </w:rPr>
-            </w:pPr>
-            <w:proofErr w:type="gramStart"/>
-            <w:r>
-              <w:rPr>
-                <w:rFonts w:hint="eastAsia"/>
+              <w:t>process_packet</w:t>
+            </w:r>
+            <w:proofErr w:type="spellEnd"/>
+            <w:r>
+              <w:rPr>
+                <w:rFonts w:eastAsiaTheme="minorHAnsi" w:hint="eastAsia"/>
                 <w:b/>
                 <w:bCs/>
                 <w:sz w:val="14"/>
                 <w:szCs w:val="14"/>
               </w:rPr>
-              <w:t>Player::</w:t>
-            </w:r>
-            <w:proofErr w:type="gramEnd"/>
-            <w:r>
-              <w:rPr>
-                <w:rFonts w:eastAsiaTheme="minorHAnsi"/>
-                <w:b/>
-                <w:bCs/>
-                <w:sz w:val="16"/>
-                <w:szCs w:val="16"/>
-              </w:rPr>
-              <w:t xml:space="preserve"> </w:t>
-            </w:r>
-            <w:proofErr w:type="spellStart"/>
-            <w:r>
-              <w:rPr>
-                <w:rFonts w:eastAsiaTheme="minorHAnsi" w:hint="eastAsia"/>
-                <w:b/>
-                <w:bCs/>
-                <w:sz w:val="14"/>
-                <w:szCs w:val="14"/>
-              </w:rPr>
-              <w:t>process_</w:t>
-            </w:r>
-            <w:proofErr w:type="gramStart"/>
-            <w:r>
-              <w:rPr>
-                <w:rFonts w:eastAsiaTheme="minorHAnsi" w:hint="eastAsia"/>
-                <w:b/>
-                <w:bCs/>
-                <w:sz w:val="14"/>
-                <w:szCs w:val="14"/>
-              </w:rPr>
-              <w:t>packet</w:t>
-            </w:r>
-            <w:proofErr w:type="spellEnd"/>
-            <w:r>
-              <w:rPr>
-                <w:rFonts w:eastAsiaTheme="minorHAnsi" w:hint="eastAsia"/>
-                <w:b/>
-                <w:bCs/>
-                <w:sz w:val="14"/>
-                <w:szCs w:val="14"/>
-              </w:rPr>
-              <w:t>(</w:t>
-            </w:r>
-            <w:proofErr w:type="gramEnd"/>
-            <w:r>
-              <w:rPr>
-                <w:rFonts w:eastAsiaTheme="minorHAnsi" w:hint="eastAsia"/>
-                <w:b/>
-                <w:bCs/>
-                <w:sz w:val="14"/>
-                <w:szCs w:val="14"/>
-              </w:rPr>
-              <w:t>)</w:t>
+              <w:t>()</w:t>
             </w:r>
           </w:p>
         </w:tc>
@@ -5161,7 +5076,6 @@
               <w:t>target_id</w:t>
             </w:r>
             <w:proofErr w:type="spellEnd"/>
-            <w:proofErr w:type="gramStart"/>
             <w:r>
               <w:rPr>
                 <w:rFonts w:eastAsiaTheme="minorHAnsi"/>
@@ -5172,7 +5086,6 @@
               </w:rPr>
               <w:t>);</w:t>
             </w:r>
-            <w:proofErr w:type="gramEnd"/>
           </w:p>
           <w:p>
             <w:pPr>
@@ -5494,17 +5407,21 @@
               <w:autoSpaceDE/>
               <w:autoSpaceDN/>
               <w:rPr>
-                <w:sz w:val="16"/>
-                <w:szCs w:val="16"/>
-              </w:rPr>
-            </w:pPr>
-            <w:r>
-              <w:rPr>
-                <w:rFonts w:hint="eastAsia"/>
-                <w:sz w:val="16"/>
-                <w:szCs w:val="16"/>
-              </w:rPr>
-              <w:t>순위 화면 렌더링</w:t>
+                <w:b/>
+                <w:bCs/>
+                <w:sz w:val="16"/>
+                <w:szCs w:val="16"/>
+              </w:rPr>
+            </w:pPr>
+            <w:r>
+              <w:rPr>
+                <w:rFonts w:hint="eastAsia"/>
+                <w:b/>
+                <w:bCs/>
+                <w:sz w:val="16"/>
+                <w:szCs w:val="16"/>
+              </w:rPr>
+              <w:t>게임 시작 및 로그인 화면 렌더링</w:t>
             </w:r>
           </w:p>
         </w:tc>
@@ -8779,7 +8696,6 @@
               <w:autoSpaceDE/>
               <w:autoSpaceDN/>
               <w:rPr>
-                <w:rFonts w:hint="eastAsia"/>
                 <w:b/>
                 <w:bCs/>
                 <w:sz w:val="16"/>
@@ -10260,6 +10176,7 @@
               <w:t>::</w:t>
             </w:r>
             <w:proofErr w:type="spellStart"/>
+            <w:proofErr w:type="gramEnd"/>
             <w:r>
               <w:rPr>
                 <w:rFonts w:hint="eastAsia"/>
@@ -10279,7 +10196,64 @@
                 <w:sz w:val="16"/>
                 <w:szCs w:val="16"/>
               </w:rPr>
-              <w:t>(</w:t>
+              <w:t>()</w:t>
+            </w:r>
+            <w:r>
+              <w:rPr>
+                <w:rFonts w:hint="eastAsia"/>
+                <w:b/>
+                <w:bCs/>
+                <w:sz w:val="16"/>
+                <w:szCs w:val="16"/>
+              </w:rPr>
+              <w:t>,</w:t>
+            </w:r>
+          </w:p>
+          <w:p>
+            <w:pPr>
+              <w:widowControl/>
+              <w:wordWrap/>
+              <w:autoSpaceDE/>
+              <w:rPr>
+                <w:b/>
+                <w:bCs/>
+                <w:sz w:val="16"/>
+                <w:szCs w:val="16"/>
+              </w:rPr>
+            </w:pPr>
+            <w:proofErr w:type="spellStart"/>
+            <w:r>
+              <w:rPr>
+                <w:rFonts w:hint="eastAsia"/>
+                <w:b/>
+                <w:bCs/>
+                <w:sz w:val="16"/>
+                <w:szCs w:val="16"/>
+              </w:rPr>
+              <w:t>NetworkMgr</w:t>
+            </w:r>
+            <w:proofErr w:type="spellEnd"/>
+          </w:p>
+          <w:p>
+            <w:pPr>
+              <w:widowControl/>
+              <w:wordWrap/>
+              <w:autoSpaceDE/>
+              <w:rPr>
+                <w:sz w:val="16"/>
+                <w:szCs w:val="16"/>
+              </w:rPr>
+            </w:pPr>
+            <w:proofErr w:type="gramStart"/>
+            <w:r>
+              <w:rPr>
+                <w:rFonts w:hint="eastAsia"/>
+                <w:b/>
+                <w:bCs/>
+                <w:sz w:val="16"/>
+                <w:szCs w:val="16"/>
+              </w:rPr>
+              <w:t>::</w:t>
             </w:r>
             <w:proofErr w:type="gramEnd"/>
             <w:r>
@@ -10290,75 +10264,7 @@
                 <w:sz w:val="16"/>
                 <w:szCs w:val="16"/>
               </w:rPr>
-              <w:t>)</w:t>
-            </w:r>
-            <w:r>
-              <w:rPr>
-                <w:rFonts w:hint="eastAsia"/>
-                <w:b/>
-                <w:bCs/>
-                <w:sz w:val="16"/>
-                <w:szCs w:val="16"/>
-              </w:rPr>
-              <w:t>,</w:t>
-            </w:r>
-          </w:p>
-          <w:p>
-            <w:pPr>
-              <w:widowControl/>
-              <w:wordWrap/>
-              <w:autoSpaceDE/>
-              <w:rPr>
-                <w:b/>
-                <w:bCs/>
-                <w:sz w:val="16"/>
-                <w:szCs w:val="16"/>
-              </w:rPr>
-            </w:pPr>
-            <w:proofErr w:type="spellStart"/>
-            <w:r>
-              <w:rPr>
-                <w:rFonts w:hint="eastAsia"/>
-                <w:b/>
-                <w:bCs/>
-                <w:sz w:val="16"/>
-                <w:szCs w:val="16"/>
-              </w:rPr>
-              <w:t>NetworkMgr</w:t>
-            </w:r>
-            <w:proofErr w:type="spellEnd"/>
-          </w:p>
-          <w:p>
-            <w:pPr>
-              <w:widowControl/>
-              <w:wordWrap/>
-              <w:autoSpaceDE/>
-              <w:rPr>
-                <w:sz w:val="16"/>
-                <w:szCs w:val="16"/>
-              </w:rPr>
-            </w:pPr>
-            <w:proofErr w:type="gramStart"/>
-            <w:r>
-              <w:rPr>
-                <w:rFonts w:hint="eastAsia"/>
-                <w:b/>
-                <w:bCs/>
-                <w:sz w:val="16"/>
-                <w:szCs w:val="16"/>
-              </w:rPr>
-              <w:t>::Init(</w:t>
-            </w:r>
-            <w:proofErr w:type="gramEnd"/>
-            <w:r>
-              <w:rPr>
-                <w:rFonts w:hint="eastAsia"/>
-                <w:b/>
-                <w:bCs/>
-                <w:sz w:val="16"/>
-                <w:szCs w:val="16"/>
-              </w:rPr>
-              <w:t>)</w:t>
+              <w:t>Init()</w:t>
             </w:r>
           </w:p>
         </w:tc>
@@ -12931,9 +12837,17 @@
                 <w:sz w:val="16"/>
                 <w:szCs w:val="16"/>
               </w:rPr>
-              <w:t>();</w:t>
+              <w:t>(</w:t>
             </w:r>
             <w:proofErr w:type="gramEnd"/>
+            <w:r>
+              <w:rPr>
+                <w:rFonts w:hint="eastAsia"/>
+                <w:sz w:val="16"/>
+                <w:szCs w:val="16"/>
+              </w:rPr>
+              <w:t>);</w:t>
+            </w:r>
           </w:p>
           <w:p>
             <w:pPr>
@@ -13755,7 +13669,7 @@
 </file>
 
 <file path=word/endnotes.xml><?xml version="1.0" encoding="utf-8"?>
-<w:endnotes xmlns:wpc="http://schemas.microsoft.com/office/word/2010/wordprocessingCanvas" xmlns:cx="http://schemas.microsoft.com/office/drawing/2014/chartex" xmlns:cx1="http://schemas.microsoft.com/office/drawing/2015/9/8/chartex" xmlns:cx2="http://schemas.microsoft.com/office/drawing/2015/10/21/chartex" xmlns:cx3="http://schemas.microsoft.com/office/drawing/2016/5/9/chartex" xmlns:cx4="http://schemas.microsoft.com/office/drawing/2016/5/10/chartex" xmlns:cx5="http://schemas.microsoft.com/office/drawing/2016/5/11/chartex" xmlns:cx6="http://schemas.microsoft.com/office/drawing/2016/5/12/chartex" xmlns:cx7="http://schemas.microsoft.com/office/drawing/2016/5/13/chartex" xmlns:cx8="http://schemas.microsoft.com/office/drawing/2016/5/14/chartex" xmlns:mc="http://schemas.openxmlformats.org/markup-compatibility/2006" xmlns:aink="http://schemas.microsoft.com/office/drawing/2016/ink" xmlns:am3d="http://schemas.microsoft.com/office/drawing/2017/model3d" xmlns:o="urn:schemas-microsoft-com:office:office" xmlns:oel="http://schemas.microsoft.com/office/2019/extlst" xmlns:r="http://schemas.openxmlformats.org/officeDocument/2006/relationships" xmlns:m="http://schemas.openxmlformats.org/officeDocument/2006/math" xmlns:v="urn:schemas-microsoft-com:vml" xmlns:wp14="http://schemas.microsoft.com/office/word/2010/wordprocessingDrawing" xmlns:wp="http://schemas.openxmlformats.org/drawingml/2006/wordprocessingDrawing" xmlns:w10="urn:schemas-microsoft-com:office:word" xmlns:w="http://schemas.openxmlformats.org/wordprocessingml/2006/main" xmlns:w14="http://schemas.microsoft.com/office/word/2010/wordml" xmlns:w15="http://schemas.microsoft.com/office/word/2012/wordml" xmlns:w16cex="http://schemas.microsoft.com/office/word/2018/wordml/cex" xmlns:w16cid="http://schemas.microsoft.com/office/word/2016/wordml/cid" xmlns:w16="http://schemas.microsoft.com/office/word/2018/wordml" xmlns:w16du="http://schemas.microsoft.com/office/word/2023/wordml/word16du" xmlns:w16sdtdh="http://schemas.microsoft.com/office/word/2020/wordml/sdtdatahash" xmlns:w16sdtfl="http://schemas.microsoft.com/office/word/2024/wordml/sdtformatlock" xmlns:w16se="http://schemas.microsoft.com/office/word/2015/wordml/symex" xmlns:wpg="http://schemas.microsoft.com/office/word/2010/wordprocessingGroup" xmlns:wpi="http://schemas.microsoft.com/office/word/2010/wordprocessingInk" xmlns:wne="http://schemas.microsoft.com/office/word/2006/wordml" xmlns:wps="http://schemas.microsoft.com/office/word/2010/wordprocessingShape" mc:Ignorable="w14 w15 w16se w16cid w16 w16cex w16sdtdh w16sdtfl w16du wp14">
+<w:endnotes xmlns:wpc="http://schemas.microsoft.com/office/word/2010/wordprocessingCanvas" xmlns:cx="http://schemas.microsoft.com/office/drawing/2014/chartex" xmlns:cx1="http://schemas.microsoft.com/office/drawing/2015/9/8/chartex" xmlns:cx2="http://schemas.microsoft.com/office/drawing/2015/10/21/chartex" xmlns:cx3="http://schemas.microsoft.com/office/drawing/2016/5/9/chartex" xmlns:cx4="http://schemas.microsoft.com/office/drawing/2016/5/10/chartex" xmlns:cx5="http://schemas.microsoft.com/office/drawing/2016/5/11/chartex" xmlns:cx6="http://schemas.microsoft.com/office/drawing/2016/5/12/chartex" xmlns:cx7="http://schemas.microsoft.com/office/drawing/2016/5/13/chartex" xmlns:cx8="http://schemas.microsoft.com/office/drawing/2016/5/14/chartex" xmlns:mc="http://schemas.openxmlformats.org/markup-compatibility/2006" xmlns:aink="http://schemas.microsoft.com/office/drawing/2016/ink" xmlns:am3d="http://schemas.microsoft.com/office/drawing/2017/model3d" xmlns:o="urn:schemas-microsoft-com:office:office" xmlns:oel="http://schemas.microsoft.com/office/2019/extlst" xmlns:r="http://schemas.openxmlformats.org/officeDocument/2006/relationships" xmlns:m="http://schemas.openxmlformats.org/officeDocument/2006/math" xmlns:v="urn:schemas-microsoft-com:vml" xmlns:wp14="http://schemas.microsoft.com/office/word/2010/wordprocessingDrawing" xmlns:wp="http://schemas.openxmlformats.org/drawingml/2006/wordprocessingDrawing" xmlns:w10="urn:schemas-microsoft-com:office:word" xmlns:w="http://schemas.openxmlformats.org/wordprocessingml/2006/main" xmlns:w14="http://schemas.microsoft.com/office/word/2010/wordml" xmlns:w15="http://schemas.microsoft.com/office/word/2012/wordml" xmlns:w16cex="http://schemas.microsoft.com/office/word/2018/wordml/cex" xmlns:w16cid="http://schemas.microsoft.com/office/word/2016/wordml/cid" xmlns:w16="http://schemas.microsoft.com/office/word/2018/wordml" xmlns:w16sdtdh="http://schemas.microsoft.com/office/word/2020/wordml/sdtdatahash" xmlns:w16se="http://schemas.microsoft.com/office/word/2015/wordml/symex" xmlns:wpg="http://schemas.microsoft.com/office/word/2010/wordprocessingGroup" xmlns:wpi="http://schemas.microsoft.com/office/word/2010/wordprocessingInk" xmlns:wne="http://schemas.microsoft.com/office/word/2006/wordml" xmlns:wps="http://schemas.microsoft.com/office/word/2010/wordprocessingShape" mc:Ignorable="w14 w15 w16se w16cid w16 w16cex w16sdtdh wp14">
   <w:endnote w:type="separator" w:id="-1">
     <w:p>
       <w:pPr>
@@ -13780,7 +13694,7 @@
 </file>
 
 <file path=word/footer1.xml><?xml version="1.0" encoding="utf-8"?>
-<w:ftr xmlns:wpc="http://schemas.microsoft.com/office/word/2010/wordprocessingCanvas" xmlns:cx="http://schemas.microsoft.com/office/drawing/2014/chartex" xmlns:cx1="http://schemas.microsoft.com/office/drawing/2015/9/8/chartex" xmlns:cx2="http://schemas.microsoft.com/office/drawing/2015/10/21/chartex" xmlns:cx3="http://schemas.microsoft.com/office/drawing/2016/5/9/chartex" xmlns:cx4="http://schemas.microsoft.com/office/drawing/2016/5/10/chartex" xmlns:cx5="http://schemas.microsoft.com/office/drawing/2016/5/11/chartex" xmlns:cx6="http://schemas.microsoft.com/office/drawing/2016/5/12/chartex" xmlns:cx7="http://schemas.microsoft.com/office/drawing/2016/5/13/chartex" xmlns:cx8="http://schemas.microsoft.com/office/drawing/2016/5/14/chartex" xmlns:mc="http://schemas.openxmlformats.org/markup-compatibility/2006" xmlns:aink="http://schemas.microsoft.com/office/drawing/2016/ink" xmlns:am3d="http://schemas.microsoft.com/office/drawing/2017/model3d" xmlns:o="urn:schemas-microsoft-com:office:office" xmlns:oel="http://schemas.microsoft.com/office/2019/extlst" xmlns:r="http://schemas.openxmlformats.org/officeDocument/2006/relationships" xmlns:m="http://schemas.openxmlformats.org/officeDocument/2006/math" xmlns:v="urn:schemas-microsoft-com:vml" xmlns:wp14="http://schemas.microsoft.com/office/word/2010/wordprocessingDrawing" xmlns:wp="http://schemas.openxmlformats.org/drawingml/2006/wordprocessingDrawing" xmlns:w10="urn:schemas-microsoft-com:office:word" xmlns:w="http://schemas.openxmlformats.org/wordprocessingml/2006/main" xmlns:w14="http://schemas.microsoft.com/office/word/2010/wordml" xmlns:w15="http://schemas.microsoft.com/office/word/2012/wordml" xmlns:w16cex="http://schemas.microsoft.com/office/word/2018/wordml/cex" xmlns:w16cid="http://schemas.microsoft.com/office/word/2016/wordml/cid" xmlns:w16="http://schemas.microsoft.com/office/word/2018/wordml" xmlns:w16du="http://schemas.microsoft.com/office/word/2023/wordml/word16du" xmlns:w16sdtdh="http://schemas.microsoft.com/office/word/2020/wordml/sdtdatahash" xmlns:w16sdtfl="http://schemas.microsoft.com/office/word/2024/wordml/sdtformatlock" xmlns:w16se="http://schemas.microsoft.com/office/word/2015/wordml/symex" xmlns:wpg="http://schemas.microsoft.com/office/word/2010/wordprocessingGroup" xmlns:wpi="http://schemas.microsoft.com/office/word/2010/wordprocessingInk" xmlns:wne="http://schemas.microsoft.com/office/word/2006/wordml" xmlns:wps="http://schemas.microsoft.com/office/word/2010/wordprocessingShape" mc:Ignorable="w14 w15 w16se w16cid w16 w16cex w16sdtdh w16sdtfl w16du wp14">
+<w:ftr xmlns:wpc="http://schemas.microsoft.com/office/word/2010/wordprocessingCanvas" xmlns:cx="http://schemas.microsoft.com/office/drawing/2014/chartex" xmlns:cx1="http://schemas.microsoft.com/office/drawing/2015/9/8/chartex" xmlns:cx2="http://schemas.microsoft.com/office/drawing/2015/10/21/chartex" xmlns:cx3="http://schemas.microsoft.com/office/drawing/2016/5/9/chartex" xmlns:cx4="http://schemas.microsoft.com/office/drawing/2016/5/10/chartex" xmlns:cx5="http://schemas.microsoft.com/office/drawing/2016/5/11/chartex" xmlns:cx6="http://schemas.microsoft.com/office/drawing/2016/5/12/chartex" xmlns:cx7="http://schemas.microsoft.com/office/drawing/2016/5/13/chartex" xmlns:cx8="http://schemas.microsoft.com/office/drawing/2016/5/14/chartex" xmlns:mc="http://schemas.openxmlformats.org/markup-compatibility/2006" xmlns:aink="http://schemas.microsoft.com/office/drawing/2016/ink" xmlns:am3d="http://schemas.microsoft.com/office/drawing/2017/model3d" xmlns:o="urn:schemas-microsoft-com:office:office" xmlns:oel="http://schemas.microsoft.com/office/2019/extlst" xmlns:r="http://schemas.openxmlformats.org/officeDocument/2006/relationships" xmlns:m="http://schemas.openxmlformats.org/officeDocument/2006/math" xmlns:v="urn:schemas-microsoft-com:vml" xmlns:wp14="http://schemas.microsoft.com/office/word/2010/wordprocessingDrawing" xmlns:wp="http://schemas.openxmlformats.org/drawingml/2006/wordprocessingDrawing" xmlns:w10="urn:schemas-microsoft-com:office:word" xmlns:w="http://schemas.openxmlformats.org/wordprocessingml/2006/main" xmlns:w14="http://schemas.microsoft.com/office/word/2010/wordml" xmlns:w15="http://schemas.microsoft.com/office/word/2012/wordml" xmlns:w16cex="http://schemas.microsoft.com/office/word/2018/wordml/cex" xmlns:w16cid="http://schemas.microsoft.com/office/word/2016/wordml/cid" xmlns:w16="http://schemas.microsoft.com/office/word/2018/wordml" xmlns:w16sdtdh="http://schemas.microsoft.com/office/word/2020/wordml/sdtdatahash" xmlns:w16se="http://schemas.microsoft.com/office/word/2015/wordml/symex" xmlns:wpg="http://schemas.microsoft.com/office/word/2010/wordprocessingGroup" xmlns:wpi="http://schemas.microsoft.com/office/word/2010/wordprocessingInk" xmlns:wne="http://schemas.microsoft.com/office/word/2006/wordml" xmlns:wps="http://schemas.microsoft.com/office/word/2010/wordprocessingShape" mc:Ignorable="w14 w15 w16se w16cid w16 w16cex w16sdtdh wp14">
   <w:sdt>
     <w:sdtPr>
       <w:id w:val="1471174885"/>
@@ -13825,7 +13739,7 @@
 </file>
 
 <file path=word/footnotes.xml><?xml version="1.0" encoding="utf-8"?>
-<w:footnotes xmlns:wpc="http://schemas.microsoft.com/office/word/2010/wordprocessingCanvas" xmlns:cx="http://schemas.microsoft.com/office/drawing/2014/chartex" xmlns:cx1="http://schemas.microsoft.com/office/drawing/2015/9/8/chartex" xmlns:cx2="http://schemas.microsoft.com/office/drawing/2015/10/21/chartex" xmlns:cx3="http://schemas.microsoft.com/office/drawing/2016/5/9/chartex" xmlns:cx4="http://schemas.microsoft.com/office/drawing/2016/5/10/chartex" xmlns:cx5="http://schemas.microsoft.com/office/drawing/2016/5/11/chartex" xmlns:cx6="http://schemas.microsoft.com/office/drawing/2016/5/12/chartex" xmlns:cx7="http://schemas.microsoft.com/office/drawing/2016/5/13/chartex" xmlns:cx8="http://schemas.microsoft.com/office/drawing/2016/5/14/chartex" xmlns:mc="http://schemas.openxmlformats.org/markup-compatibility/2006" xmlns:aink="http://schemas.microsoft.com/office/drawing/2016/ink" xmlns:am3d="http://schemas.microsoft.com/office/drawing/2017/model3d" xmlns:o="urn:schemas-microsoft-com:office:office" xmlns:oel="http://schemas.microsoft.com/office/2019/extlst" xmlns:r="http://schemas.openxmlformats.org/officeDocument/2006/relationships" xmlns:m="http://schemas.openxmlformats.org/officeDocument/2006/math" xmlns:v="urn:schemas-microsoft-com:vml" xmlns:wp14="http://schemas.microsoft.com/office/word/2010/wordprocessingDrawing" xmlns:wp="http://schemas.openxmlformats.org/drawingml/2006/wordprocessingDrawing" xmlns:w10="urn:schemas-microsoft-com:office:word" xmlns:w="http://schemas.openxmlformats.org/wordprocessingml/2006/main" xmlns:w14="http://schemas.microsoft.com/office/word/2010/wordml" xmlns:w15="http://schemas.microsoft.com/office/word/2012/wordml" xmlns:w16cex="http://schemas.microsoft.com/office/word/2018/wordml/cex" xmlns:w16cid="http://schemas.microsoft.com/office/word/2016/wordml/cid" xmlns:w16="http://schemas.microsoft.com/office/word/2018/wordml" xmlns:w16du="http://schemas.microsoft.com/office/word/2023/wordml/word16du" xmlns:w16sdtdh="http://schemas.microsoft.com/office/word/2020/wordml/sdtdatahash" xmlns:w16sdtfl="http://schemas.microsoft.com/office/word/2024/wordml/sdtformatlock" xmlns:w16se="http://schemas.microsoft.com/office/word/2015/wordml/symex" xmlns:wpg="http://schemas.microsoft.com/office/word/2010/wordprocessingGroup" xmlns:wpi="http://schemas.microsoft.com/office/word/2010/wordprocessingInk" xmlns:wne="http://schemas.microsoft.com/office/word/2006/wordml" xmlns:wps="http://schemas.microsoft.com/office/word/2010/wordprocessingShape" mc:Ignorable="w14 w15 w16se w16cid w16 w16cex w16sdtdh w16sdtfl w16du wp14">
+<w:footnotes xmlns:wpc="http://schemas.microsoft.com/office/word/2010/wordprocessingCanvas" xmlns:cx="http://schemas.microsoft.com/office/drawing/2014/chartex" xmlns:cx1="http://schemas.microsoft.com/office/drawing/2015/9/8/chartex" xmlns:cx2="http://schemas.microsoft.com/office/drawing/2015/10/21/chartex" xmlns:cx3="http://schemas.microsoft.com/office/drawing/2016/5/9/chartex" xmlns:cx4="http://schemas.microsoft.com/office/drawing/2016/5/10/chartex" xmlns:cx5="http://schemas.microsoft.com/office/drawing/2016/5/11/chartex" xmlns:cx6="http://schemas.microsoft.com/office/drawing/2016/5/12/chartex" xmlns:cx7="http://schemas.microsoft.com/office/drawing/2016/5/13/chartex" xmlns:cx8="http://schemas.microsoft.com/office/drawing/2016/5/14/chartex" xmlns:mc="http://schemas.openxmlformats.org/markup-compatibility/2006" xmlns:aink="http://schemas.microsoft.com/office/drawing/2016/ink" xmlns:am3d="http://schemas.microsoft.com/office/drawing/2017/model3d" xmlns:o="urn:schemas-microsoft-com:office:office" xmlns:oel="http://schemas.microsoft.com/office/2019/extlst" xmlns:r="http://schemas.openxmlformats.org/officeDocument/2006/relationships" xmlns:m="http://schemas.openxmlformats.org/officeDocument/2006/math" xmlns:v="urn:schemas-microsoft-com:vml" xmlns:wp14="http://schemas.microsoft.com/office/word/2010/wordprocessingDrawing" xmlns:wp="http://schemas.openxmlformats.org/drawingml/2006/wordprocessingDrawing" xmlns:w10="urn:schemas-microsoft-com:office:word" xmlns:w="http://schemas.openxmlformats.org/wordprocessingml/2006/main" xmlns:w14="http://schemas.microsoft.com/office/word/2010/wordml" xmlns:w15="http://schemas.microsoft.com/office/word/2012/wordml" xmlns:w16cex="http://schemas.microsoft.com/office/word/2018/wordml/cex" xmlns:w16cid="http://schemas.microsoft.com/office/word/2016/wordml/cid" xmlns:w16="http://schemas.microsoft.com/office/word/2018/wordml" xmlns:w16sdtdh="http://schemas.microsoft.com/office/word/2020/wordml/sdtdatahash" xmlns:w16se="http://schemas.microsoft.com/office/word/2015/wordml/symex" xmlns:wpg="http://schemas.microsoft.com/office/word/2010/wordprocessingGroup" xmlns:wpi="http://schemas.microsoft.com/office/word/2010/wordprocessingInk" xmlns:wne="http://schemas.microsoft.com/office/word/2006/wordml" xmlns:wps="http://schemas.microsoft.com/office/word/2010/wordprocessingShape" mc:Ignorable="w14 w15 w16se w16cid w16 w16cex w16sdtdh wp14">
   <w:footnote w:type="separator" w:id="-1">
     <w:p>
       <w:pPr>
@@ -13850,7 +13764,7 @@
 </file>
 
 <file path=word/numbering.xml><?xml version="1.0" encoding="utf-8"?>
-<w:numbering xmlns:wpc="http://schemas.microsoft.com/office/word/2010/wordprocessingCanvas" xmlns:cx="http://schemas.microsoft.com/office/drawing/2014/chartex" xmlns:cx1="http://schemas.microsoft.com/office/drawing/2015/9/8/chartex" xmlns:cx2="http://schemas.microsoft.com/office/drawing/2015/10/21/chartex" xmlns:cx3="http://schemas.microsoft.com/office/drawing/2016/5/9/chartex" xmlns:cx4="http://schemas.microsoft.com/office/drawing/2016/5/10/chartex" xmlns:cx5="http://schemas.microsoft.com/office/drawing/2016/5/11/chartex" xmlns:cx6="http://schemas.microsoft.com/office/drawing/2016/5/12/chartex" xmlns:cx7="http://schemas.microsoft.com/office/drawing/2016/5/13/chartex" xmlns:cx8="http://schemas.microsoft.com/office/drawing/2016/5/14/chartex" xmlns:mc="http://schemas.openxmlformats.org/markup-compatibility/2006" xmlns:aink="http://schemas.microsoft.com/office/drawing/2016/ink" xmlns:am3d="http://schemas.microsoft.com/office/drawing/2017/model3d" xmlns:o="urn:schemas-microsoft-com:office:office" xmlns:oel="http://schemas.microsoft.com/office/2019/extlst" xmlns:r="http://schemas.openxmlformats.org/officeDocument/2006/relationships" xmlns:m="http://schemas.openxmlformats.org/officeDocument/2006/math" xmlns:v="urn:schemas-microsoft-com:vml" xmlns:wp14="http://schemas.microsoft.com/office/word/2010/wordprocessingDrawing" xmlns:wp="http://schemas.openxmlformats.org/drawingml/2006/wordprocessingDrawing" xmlns:w10="urn:schemas-microsoft-com:office:word" xmlns:w="http://schemas.openxmlformats.org/wordprocessingml/2006/main" xmlns:w14="http://schemas.microsoft.com/office/word/2010/wordml" xmlns:w15="http://schemas.microsoft.com/office/word/2012/wordml" xmlns:w16cex="http://schemas.microsoft.com/office/word/2018/wordml/cex" xmlns:w16cid="http://schemas.microsoft.com/office/word/2016/wordml/cid" xmlns:w16="http://schemas.microsoft.com/office/word/2018/wordml" xmlns:w16du="http://schemas.microsoft.com/office/word/2023/wordml/word16du" xmlns:w16sdtdh="http://schemas.microsoft.com/office/word/2020/wordml/sdtdatahash" xmlns:w16sdtfl="http://schemas.microsoft.com/office/word/2024/wordml/sdtformatlock" xmlns:w16se="http://schemas.microsoft.com/office/word/2015/wordml/symex" xmlns:wpg="http://schemas.microsoft.com/office/word/2010/wordprocessingGroup" xmlns:wpi="http://schemas.microsoft.com/office/word/2010/wordprocessingInk" xmlns:wne="http://schemas.microsoft.com/office/word/2006/wordml" xmlns:wps="http://schemas.microsoft.com/office/word/2010/wordprocessingShape" mc:Ignorable="w14 w15 w16se w16cid w16 w16cex w16sdtdh w16sdtfl w16du wp14">
+<w:numbering xmlns:wpc="http://schemas.microsoft.com/office/word/2010/wordprocessingCanvas" xmlns:cx="http://schemas.microsoft.com/office/drawing/2014/chartex" xmlns:cx1="http://schemas.microsoft.com/office/drawing/2015/9/8/chartex" xmlns:cx2="http://schemas.microsoft.com/office/drawing/2015/10/21/chartex" xmlns:cx3="http://schemas.microsoft.com/office/drawing/2016/5/9/chartex" xmlns:cx4="http://schemas.microsoft.com/office/drawing/2016/5/10/chartex" xmlns:cx5="http://schemas.microsoft.com/office/drawing/2016/5/11/chartex" xmlns:cx6="http://schemas.microsoft.com/office/drawing/2016/5/12/chartex" xmlns:cx7="http://schemas.microsoft.com/office/drawing/2016/5/13/chartex" xmlns:cx8="http://schemas.microsoft.com/office/drawing/2016/5/14/chartex" xmlns:mc="http://schemas.openxmlformats.org/markup-compatibility/2006" xmlns:aink="http://schemas.microsoft.com/office/drawing/2016/ink" xmlns:am3d="http://schemas.microsoft.com/office/drawing/2017/model3d" xmlns:o="urn:schemas-microsoft-com:office:office" xmlns:oel="http://schemas.microsoft.com/office/2019/extlst" xmlns:r="http://schemas.openxmlformats.org/officeDocument/2006/relationships" xmlns:m="http://schemas.openxmlformats.org/officeDocument/2006/math" xmlns:v="urn:schemas-microsoft-com:vml" xmlns:wp14="http://schemas.microsoft.com/office/word/2010/wordprocessingDrawing" xmlns:wp="http://schemas.openxmlformats.org/drawingml/2006/wordprocessingDrawing" xmlns:w10="urn:schemas-microsoft-com:office:word" xmlns:w="http://schemas.openxmlformats.org/wordprocessingml/2006/main" xmlns:w14="http://schemas.microsoft.com/office/word/2010/wordml" xmlns:w15="http://schemas.microsoft.com/office/word/2012/wordml" xmlns:w16cex="http://schemas.microsoft.com/office/word/2018/wordml/cex" xmlns:w16cid="http://schemas.microsoft.com/office/word/2016/wordml/cid" xmlns:w16="http://schemas.microsoft.com/office/word/2018/wordml" xmlns:w16sdtdh="http://schemas.microsoft.com/office/word/2020/wordml/sdtdatahash" xmlns:w16se="http://schemas.microsoft.com/office/word/2015/wordml/symex" xmlns:wpg="http://schemas.microsoft.com/office/word/2010/wordprocessingGroup" xmlns:wpi="http://schemas.microsoft.com/office/word/2010/wordprocessingInk" xmlns:wne="http://schemas.microsoft.com/office/word/2006/wordml" xmlns:wps="http://schemas.microsoft.com/office/word/2010/wordprocessingShape" mc:Ignorable="w14 w15 w16se w16cid w16 w16cex w16sdtdh wp14">
   <w:abstractNum w:abstractNumId="0" w15:restartNumberingAfterBreak="0">
     <w:nsid w:val="05E96921"/>
     <w:multiLevelType w:val="hybridMultilevel"/>
@@ -16306,7 +16220,7 @@
 </file>
 
 <file path=word/styles.xml><?xml version="1.0" encoding="utf-8"?>
-<w:styles xmlns:mc="http://schemas.openxmlformats.org/markup-compatibility/2006" xmlns:r="http://schemas.openxmlformats.org/officeDocument/2006/relationships" xmlns:w="http://schemas.openxmlformats.org/wordprocessingml/2006/main" xmlns:w14="http://schemas.microsoft.com/office/word/2010/wordml" xmlns:w15="http://schemas.microsoft.com/office/word/2012/wordml" xmlns:w16cex="http://schemas.microsoft.com/office/word/2018/wordml/cex" xmlns:w16cid="http://schemas.microsoft.com/office/word/2016/wordml/cid" xmlns:w16="http://schemas.microsoft.com/office/word/2018/wordml" xmlns:w16du="http://schemas.microsoft.com/office/word/2023/wordml/word16du" xmlns:w16sdtdh="http://schemas.microsoft.com/office/word/2020/wordml/sdtdatahash" xmlns:w16sdtfl="http://schemas.microsoft.com/office/word/2024/wordml/sdtformatlock" xmlns:w16se="http://schemas.microsoft.com/office/word/2015/wordml/symex" mc:Ignorable="w14 w15 w16se w16cid w16 w16cex w16sdtdh w16sdtfl w16du">
+<w:styles xmlns:mc="http://schemas.openxmlformats.org/markup-compatibility/2006" xmlns:r="http://schemas.openxmlformats.org/officeDocument/2006/relationships" xmlns:w="http://schemas.openxmlformats.org/wordprocessingml/2006/main" xmlns:w14="http://schemas.microsoft.com/office/word/2010/wordml" xmlns:w15="http://schemas.microsoft.com/office/word/2012/wordml" xmlns:w16cex="http://schemas.microsoft.com/office/word/2018/wordml/cex" xmlns:w16cid="http://schemas.microsoft.com/office/word/2016/wordml/cid" xmlns:w16="http://schemas.microsoft.com/office/word/2018/wordml" xmlns:w16sdtdh="http://schemas.microsoft.com/office/word/2020/wordml/sdtdatahash" xmlns:w16se="http://schemas.microsoft.com/office/word/2015/wordml/symex" mc:Ignorable="w14 w15 w16se w16cid w16 w16cex w16sdtdh">
   <w:docDefaults>
     <w:rPrDefault>
       <w:rPr>

--- a/진척 관리.docx
+++ b/진척 관리.docx
@@ -1,6 +1,6 @@
 
 <file path=word/document.xml><?xml version="1.0" encoding="utf-8"?>
-<w:document xmlns:wpc="http://schemas.microsoft.com/office/word/2010/wordprocessingCanvas" xmlns:cx="http://schemas.microsoft.com/office/drawing/2014/chartex" xmlns:cx1="http://schemas.microsoft.com/office/drawing/2015/9/8/chartex" xmlns:cx2="http://schemas.microsoft.com/office/drawing/2015/10/21/chartex" xmlns:cx3="http://schemas.microsoft.com/office/drawing/2016/5/9/chartex" xmlns:cx4="http://schemas.microsoft.com/office/drawing/2016/5/10/chartex" xmlns:cx5="http://schemas.microsoft.com/office/drawing/2016/5/11/chartex" xmlns:cx6="http://schemas.microsoft.com/office/drawing/2016/5/12/chartex" xmlns:cx7="http://schemas.microsoft.com/office/drawing/2016/5/13/chartex" xmlns:cx8="http://schemas.microsoft.com/office/drawing/2016/5/14/chartex" xmlns:mc="http://schemas.openxmlformats.org/markup-compatibility/2006" xmlns:aink="http://schemas.microsoft.com/office/drawing/2016/ink" xmlns:am3d="http://schemas.microsoft.com/office/drawing/2017/model3d" xmlns:o="urn:schemas-microsoft-com:office:office" xmlns:oel="http://schemas.microsoft.com/office/2019/extlst" xmlns:r="http://schemas.openxmlformats.org/officeDocument/2006/relationships" xmlns:m="http://schemas.openxmlformats.org/officeDocument/2006/math" xmlns:v="urn:schemas-microsoft-com:vml" xmlns:wp14="http://schemas.microsoft.com/office/word/2010/wordprocessingDrawing" xmlns:wp="http://schemas.openxmlformats.org/drawingml/2006/wordprocessingDrawing" xmlns:w10="urn:schemas-microsoft-com:office:word" xmlns:w="http://schemas.openxmlformats.org/wordprocessingml/2006/main" xmlns:w14="http://schemas.microsoft.com/office/word/2010/wordml" xmlns:w15="http://schemas.microsoft.com/office/word/2012/wordml" xmlns:w16cex="http://schemas.microsoft.com/office/word/2018/wordml/cex" xmlns:w16cid="http://schemas.microsoft.com/office/word/2016/wordml/cid" xmlns:w16="http://schemas.microsoft.com/office/word/2018/wordml" xmlns:w16sdtdh="http://schemas.microsoft.com/office/word/2020/wordml/sdtdatahash" xmlns:w16se="http://schemas.microsoft.com/office/word/2015/wordml/symex" xmlns:wpg="http://schemas.microsoft.com/office/word/2010/wordprocessingGroup" xmlns:wpi="http://schemas.microsoft.com/office/word/2010/wordprocessingInk" xmlns:wne="http://schemas.microsoft.com/office/word/2006/wordml" xmlns:wps="http://schemas.microsoft.com/office/word/2010/wordprocessingShape" mc:Ignorable="w14 w15 w16se w16cid w16 w16cex w16sdtdh wp14">
+<w:document xmlns:wpc="http://schemas.microsoft.com/office/word/2010/wordprocessingCanvas" xmlns:cx="http://schemas.microsoft.com/office/drawing/2014/chartex" xmlns:cx1="http://schemas.microsoft.com/office/drawing/2015/9/8/chartex" xmlns:cx2="http://schemas.microsoft.com/office/drawing/2015/10/21/chartex" xmlns:cx3="http://schemas.microsoft.com/office/drawing/2016/5/9/chartex" xmlns:cx4="http://schemas.microsoft.com/office/drawing/2016/5/10/chartex" xmlns:cx5="http://schemas.microsoft.com/office/drawing/2016/5/11/chartex" xmlns:cx6="http://schemas.microsoft.com/office/drawing/2016/5/12/chartex" xmlns:cx7="http://schemas.microsoft.com/office/drawing/2016/5/13/chartex" xmlns:cx8="http://schemas.microsoft.com/office/drawing/2016/5/14/chartex" xmlns:mc="http://schemas.openxmlformats.org/markup-compatibility/2006" xmlns:aink="http://schemas.microsoft.com/office/drawing/2016/ink" xmlns:am3d="http://schemas.microsoft.com/office/drawing/2017/model3d" xmlns:o="urn:schemas-microsoft-com:office:office" xmlns:oel="http://schemas.microsoft.com/office/2019/extlst" xmlns:r="http://schemas.openxmlformats.org/officeDocument/2006/relationships" xmlns:m="http://schemas.openxmlformats.org/officeDocument/2006/math" xmlns:v="urn:schemas-microsoft-com:vml" xmlns:wp14="http://schemas.microsoft.com/office/word/2010/wordprocessingDrawing" xmlns:wp="http://schemas.openxmlformats.org/drawingml/2006/wordprocessingDrawing" xmlns:w10="urn:schemas-microsoft-com:office:word" xmlns:w="http://schemas.openxmlformats.org/wordprocessingml/2006/main" xmlns:w14="http://schemas.microsoft.com/office/word/2010/wordml" xmlns:w15="http://schemas.microsoft.com/office/word/2012/wordml" xmlns:w16cex="http://schemas.microsoft.com/office/word/2018/wordml/cex" xmlns:w16cid="http://schemas.microsoft.com/office/word/2016/wordml/cid" xmlns:w16="http://schemas.microsoft.com/office/word/2018/wordml" xmlns:w16du="http://schemas.microsoft.com/office/word/2023/wordml/word16du" xmlns:w16sdtdh="http://schemas.microsoft.com/office/word/2020/wordml/sdtdatahash" xmlns:w16sdtfl="http://schemas.microsoft.com/office/word/2024/wordml/sdtformatlock" xmlns:w16se="http://schemas.microsoft.com/office/word/2015/wordml/symex" xmlns:wpg="http://schemas.microsoft.com/office/word/2010/wordprocessingGroup" xmlns:wpi="http://schemas.microsoft.com/office/word/2010/wordprocessingInk" xmlns:wne="http://schemas.microsoft.com/office/word/2006/wordml" xmlns:wps="http://schemas.microsoft.com/office/word/2010/wordprocessingShape" mc:Ignorable="w14 w15 w16se w16cid w16 w16cex w16sdtdh w16sdtfl w16du wp14">
   <w:body>
     <w:p>
       <w:pPr>
@@ -571,7 +571,17 @@
                 <w:sz w:val="20"/>
                 <w:szCs w:val="20"/>
               </w:rPr>
-              <w:t>recv_packet</w:t>
+              <w:t>recv_</w:t>
+            </w:r>
+            <w:proofErr w:type="gramStart"/>
+            <w:r>
+              <w:rPr>
+                <w:b/>
+                <w:bCs/>
+                <w:sz w:val="20"/>
+                <w:szCs w:val="20"/>
+              </w:rPr>
+              <w:t>packet</w:t>
             </w:r>
             <w:proofErr w:type="spellEnd"/>
             <w:r>
@@ -581,7 +591,17 @@
                 <w:sz w:val="20"/>
                 <w:szCs w:val="20"/>
               </w:rPr>
-              <w:t>();</w:t>
+              <w:t>(</w:t>
+            </w:r>
+            <w:proofErr w:type="gramEnd"/>
+            <w:r>
+              <w:rPr>
+                <w:b/>
+                <w:bCs/>
+                <w:sz w:val="20"/>
+                <w:szCs w:val="20"/>
+              </w:rPr>
+              <w:t>);</w:t>
             </w:r>
           </w:p>
         </w:tc>
@@ -699,7 +719,17 @@
                 <w:sz w:val="20"/>
                 <w:szCs w:val="20"/>
               </w:rPr>
-              <w:t>_packet</w:t>
+              <w:t>_</w:t>
+            </w:r>
+            <w:proofErr w:type="gramStart"/>
+            <w:r>
+              <w:rPr>
+                <w:b/>
+                <w:bCs/>
+                <w:sz w:val="20"/>
+                <w:szCs w:val="20"/>
+              </w:rPr>
+              <w:t>packet</w:t>
             </w:r>
             <w:proofErr w:type="spellEnd"/>
             <w:r>
@@ -709,7 +739,17 @@
                 <w:sz w:val="20"/>
                 <w:szCs w:val="20"/>
               </w:rPr>
-              <w:t>();</w:t>
+              <w:t>(</w:t>
+            </w:r>
+            <w:proofErr w:type="gramEnd"/>
+            <w:r>
+              <w:rPr>
+                <w:b/>
+                <w:bCs/>
+                <w:sz w:val="20"/>
+                <w:szCs w:val="20"/>
+              </w:rPr>
+              <w:t>);</w:t>
             </w:r>
           </w:p>
         </w:tc>
@@ -832,17 +872,9 @@
                 <w:sz w:val="20"/>
                 <w:szCs w:val="20"/>
               </w:rPr>
-              <w:t>(</w:t>
+              <w:t>();</w:t>
             </w:r>
             <w:proofErr w:type="gramEnd"/>
-            <w:r>
-              <w:rPr>
-                <w:rFonts w:eastAsiaTheme="minorHAnsi"/>
-                <w:sz w:val="20"/>
-                <w:szCs w:val="20"/>
-              </w:rPr>
-              <w:t>);</w:t>
-            </w:r>
           </w:p>
           <w:p>
             <w:pPr>
@@ -1056,6 +1088,7 @@
               <w:t>target_id</w:t>
             </w:r>
             <w:proofErr w:type="spellEnd"/>
+            <w:proofErr w:type="gramStart"/>
             <w:r>
               <w:rPr>
                 <w:rFonts w:eastAsiaTheme="minorHAnsi"/>
@@ -1066,6 +1099,7 @@
               </w:rPr>
               <w:t>);</w:t>
             </w:r>
+            <w:proofErr w:type="gramEnd"/>
           </w:p>
           <w:p>
             <w:pPr>
@@ -2649,7 +2683,7 @@
                 <w:sz w:val="20"/>
                 <w:szCs w:val="20"/>
               </w:rPr>
-              <w:t>::</w:t>
+              <w:t>::Init(</w:t>
             </w:r>
             <w:proofErr w:type="gramEnd"/>
             <w:r>
@@ -2657,7 +2691,7 @@
                 <w:sz w:val="20"/>
                 <w:szCs w:val="20"/>
               </w:rPr>
-              <w:t>Init()</w:t>
+              <w:t>)</w:t>
             </w:r>
           </w:p>
           <w:p>
@@ -2689,21 +2723,28 @@
               <w:t>::</w:t>
             </w:r>
             <w:proofErr w:type="spellStart"/>
+            <w:r>
+              <w:rPr>
+                <w:sz w:val="20"/>
+                <w:szCs w:val="20"/>
+              </w:rPr>
+              <w:t>SendPacket</w:t>
+            </w:r>
+            <w:proofErr w:type="spellEnd"/>
+            <w:r>
+              <w:rPr>
+                <w:sz w:val="20"/>
+                <w:szCs w:val="20"/>
+              </w:rPr>
+              <w:t>(</w:t>
+            </w:r>
             <w:proofErr w:type="gramEnd"/>
             <w:r>
               <w:rPr>
                 <w:sz w:val="20"/>
                 <w:szCs w:val="20"/>
               </w:rPr>
-              <w:t>SendPacket</w:t>
-            </w:r>
-            <w:proofErr w:type="spellEnd"/>
-            <w:r>
-              <w:rPr>
-                <w:sz w:val="20"/>
-                <w:szCs w:val="20"/>
-              </w:rPr>
-              <w:t>()</w:t>
+              <w:t>)</w:t>
             </w:r>
           </w:p>
         </w:tc>
@@ -3181,6 +3222,20 @@
     <w:p>
       <w:pPr>
         <w:pStyle w:val="aa"/>
+      </w:pPr>
+      <w:r>
+        <w:rPr>
+          <w:rFonts w:hint="eastAsia"/>
+        </w:rPr>
+        <w:t>12월 4일 학교 컴퓨터로 최종 점검 (컴퓨터 3대로)</w:t>
+      </w:r>
+    </w:p>
+    <w:p>
+      <w:pPr>
+        <w:pStyle w:val="aa"/>
+        <w:rPr>
+          <w:rFonts w:hint="eastAsia"/>
+        </w:rPr>
       </w:pPr>
     </w:p>
     <w:p>
@@ -4061,9 +4116,9 @@
                 <w:sz w:val="14"/>
                 <w:szCs w:val="14"/>
               </w:rPr>
-              <w:t>recv_packet</w:t>
-            </w:r>
-            <w:proofErr w:type="spellEnd"/>
+              <w:t>recv_</w:t>
+            </w:r>
+            <w:proofErr w:type="gramStart"/>
             <w:r>
               <w:rPr>
                 <w:b/>
@@ -4071,31 +4126,42 @@
                 <w:sz w:val="14"/>
                 <w:szCs w:val="14"/>
               </w:rPr>
-              <w:t>();</w:t>
-            </w:r>
-          </w:p>
-          <w:p>
-            <w:pPr>
-              <w:widowControl/>
-              <w:wordWrap/>
-              <w:autoSpaceDE/>
-              <w:autoSpaceDN/>
+              <w:t>packet</w:t>
+            </w:r>
+            <w:proofErr w:type="spellEnd"/>
+            <w:r>
               <w:rPr>
                 <w:b/>
                 <w:bCs/>
                 <w:sz w:val="14"/>
                 <w:szCs w:val="14"/>
               </w:rPr>
-            </w:pPr>
-            <w:proofErr w:type="gramStart"/>
-            <w:r>
-              <w:rPr>
-                <w:rFonts w:hint="eastAsia"/>
+              <w:t>();</w:t>
+            </w:r>
+            <w:proofErr w:type="gramEnd"/>
+          </w:p>
+          <w:p>
+            <w:pPr>
+              <w:widowControl/>
+              <w:wordWrap/>
+              <w:autoSpaceDE/>
+              <w:autoSpaceDN/>
+              <w:rPr>
                 <w:b/>
                 <w:bCs/>
                 <w:sz w:val="14"/>
                 <w:szCs w:val="14"/>
               </w:rPr>
+            </w:pPr>
+            <w:proofErr w:type="gramStart"/>
+            <w:r>
+              <w:rPr>
+                <w:rFonts w:hint="eastAsia"/>
+                <w:b/>
+                <w:bCs/>
+                <w:sz w:val="14"/>
+                <w:szCs w:val="14"/>
+              </w:rPr>
               <w:t>Player::</w:t>
             </w:r>
             <w:proofErr w:type="spellStart"/>
@@ -4117,9 +4183,9 @@
                 <w:sz w:val="14"/>
                 <w:szCs w:val="14"/>
               </w:rPr>
-              <w:t>_packet</w:t>
-            </w:r>
-            <w:proofErr w:type="spellEnd"/>
+              <w:t>_</w:t>
+            </w:r>
+            <w:proofErr w:type="gramStart"/>
             <w:r>
               <w:rPr>
                 <w:b/>
@@ -4127,34 +4193,34 @@
                 <w:sz w:val="14"/>
                 <w:szCs w:val="14"/>
               </w:rPr>
-              <w:t>();</w:t>
-            </w:r>
-          </w:p>
-          <w:p>
-            <w:pPr>
-              <w:widowControl/>
-              <w:wordWrap/>
-              <w:autoSpaceDE/>
-              <w:autoSpaceDN/>
+              <w:t>packet</w:t>
+            </w:r>
+            <w:proofErr w:type="spellEnd"/>
+            <w:r>
               <w:rPr>
                 <w:b/>
                 <w:bCs/>
                 <w:sz w:val="14"/>
                 <w:szCs w:val="14"/>
               </w:rPr>
-            </w:pPr>
-            <w:proofErr w:type="gramStart"/>
-            <w:r>
-              <w:rPr>
-                <w:rFonts w:hint="eastAsia"/>
+              <w:t>();</w:t>
+            </w:r>
+            <w:proofErr w:type="gramEnd"/>
+          </w:p>
+          <w:p>
+            <w:pPr>
+              <w:widowControl/>
+              <w:wordWrap/>
+              <w:autoSpaceDE/>
+              <w:autoSpaceDN/>
+              <w:rPr>
                 <w:b/>
                 <w:bCs/>
                 <w:sz w:val="14"/>
                 <w:szCs w:val="14"/>
               </w:rPr>
-              <w:t>Player::</w:t>
-            </w:r>
-            <w:proofErr w:type="gramEnd"/>
+            </w:pPr>
+            <w:proofErr w:type="gramStart"/>
             <w:r>
               <w:rPr>
                 <w:rFonts w:hint="eastAsia"/>
@@ -4163,65 +4229,65 @@
                 <w:sz w:val="14"/>
                 <w:szCs w:val="14"/>
               </w:rPr>
-              <w:t>disconnect</w:t>
-            </w:r>
-            <w:r>
-              <w:rPr>
+              <w:t>Player::</w:t>
+            </w:r>
+            <w:r>
+              <w:rPr>
+                <w:rFonts w:hint="eastAsia"/>
                 <w:b/>
                 <w:bCs/>
                 <w:sz w:val="14"/>
                 <w:szCs w:val="14"/>
               </w:rPr>
-              <w:t>();</w:t>
-            </w:r>
-          </w:p>
-          <w:p>
-            <w:pPr>
-              <w:widowControl/>
-              <w:wordWrap/>
-              <w:autoSpaceDE/>
-              <w:autoSpaceDN/>
+              <w:t>disconnect</w:t>
+            </w:r>
+            <w:r>
               <w:rPr>
                 <w:b/>
                 <w:bCs/>
                 <w:sz w:val="14"/>
                 <w:szCs w:val="14"/>
               </w:rPr>
-            </w:pPr>
-            <w:proofErr w:type="gramStart"/>
-            <w:r>
-              <w:rPr>
-                <w:rFonts w:hint="eastAsia"/>
+              <w:t>();</w:t>
+            </w:r>
+            <w:proofErr w:type="gramEnd"/>
+          </w:p>
+          <w:p>
+            <w:pPr>
+              <w:widowControl/>
+              <w:wordWrap/>
+              <w:autoSpaceDE/>
+              <w:autoSpaceDN/>
+              <w:rPr>
                 <w:b/>
                 <w:bCs/>
                 <w:sz w:val="14"/>
                 <w:szCs w:val="14"/>
               </w:rPr>
-              <w:t>Player::</w:t>
-            </w:r>
-            <w:proofErr w:type="gramEnd"/>
-            <w:r>
-              <w:rPr>
-                <w:rFonts w:eastAsiaTheme="minorHAnsi"/>
-                <w:b/>
-                <w:bCs/>
-                <w:sz w:val="16"/>
-                <w:szCs w:val="16"/>
-              </w:rPr>
-              <w:t xml:space="preserve"> </w:t>
-            </w:r>
-            <w:proofErr w:type="spellStart"/>
-            <w:r>
-              <w:rPr>
-                <w:rFonts w:eastAsiaTheme="minorHAnsi" w:hint="eastAsia"/>
+            </w:pPr>
+            <w:proofErr w:type="gramStart"/>
+            <w:r>
+              <w:rPr>
+                <w:rFonts w:hint="eastAsia"/>
                 <w:b/>
                 <w:bCs/>
                 <w:sz w:val="14"/>
                 <w:szCs w:val="14"/>
               </w:rPr>
-              <w:t>process_packet</w:t>
-            </w:r>
-            <w:proofErr w:type="spellEnd"/>
+              <w:t>Player::</w:t>
+            </w:r>
+            <w:proofErr w:type="gramEnd"/>
+            <w:r>
+              <w:rPr>
+                <w:rFonts w:eastAsiaTheme="minorHAnsi"/>
+                <w:b/>
+                <w:bCs/>
+                <w:sz w:val="16"/>
+                <w:szCs w:val="16"/>
+              </w:rPr>
+              <w:t xml:space="preserve"> </w:t>
+            </w:r>
+            <w:proofErr w:type="spellStart"/>
             <w:r>
               <w:rPr>
                 <w:rFonts w:eastAsiaTheme="minorHAnsi" w:hint="eastAsia"/>
@@ -4230,7 +4296,40 @@
                 <w:sz w:val="14"/>
                 <w:szCs w:val="14"/>
               </w:rPr>
-              <w:t>()</w:t>
+              <w:t>process_</w:t>
+            </w:r>
+            <w:proofErr w:type="gramStart"/>
+            <w:r>
+              <w:rPr>
+                <w:rFonts w:eastAsiaTheme="minorHAnsi" w:hint="eastAsia"/>
+                <w:b/>
+                <w:bCs/>
+                <w:sz w:val="14"/>
+                <w:szCs w:val="14"/>
+              </w:rPr>
+              <w:t>packet</w:t>
+            </w:r>
+            <w:proofErr w:type="spellEnd"/>
+            <w:r>
+              <w:rPr>
+                <w:rFonts w:eastAsiaTheme="minorHAnsi" w:hint="eastAsia"/>
+                <w:b/>
+                <w:bCs/>
+                <w:sz w:val="14"/>
+                <w:szCs w:val="14"/>
+              </w:rPr>
+              <w:t>(</w:t>
+            </w:r>
+            <w:proofErr w:type="gramEnd"/>
+            <w:r>
+              <w:rPr>
+                <w:rFonts w:eastAsiaTheme="minorHAnsi" w:hint="eastAsia"/>
+                <w:b/>
+                <w:bCs/>
+                <w:sz w:val="14"/>
+                <w:szCs w:val="14"/>
+              </w:rPr>
+              <w:t>)</w:t>
             </w:r>
           </w:p>
         </w:tc>
@@ -5076,6 +5175,7 @@
               <w:t>target_id</w:t>
             </w:r>
             <w:proofErr w:type="spellEnd"/>
+            <w:proofErr w:type="gramStart"/>
             <w:r>
               <w:rPr>
                 <w:rFonts w:eastAsiaTheme="minorHAnsi"/>
@@ -5086,6 +5186,7 @@
               </w:rPr>
               <w:t>);</w:t>
             </w:r>
+            <w:proofErr w:type="gramEnd"/>
           </w:p>
           <w:p>
             <w:pPr>
@@ -6337,12 +6438,12 @@
         <w:tblLook w:val="04A0" w:firstRow="1" w:lastRow="0" w:firstColumn="1" w:lastColumn="0" w:noHBand="0" w:noVBand="1"/>
       </w:tblPr>
       <w:tblGrid>
-        <w:gridCol w:w="1115"/>
+        <w:gridCol w:w="1080"/>
         <w:gridCol w:w="1898"/>
-        <w:gridCol w:w="1513"/>
-        <w:gridCol w:w="1054"/>
+        <w:gridCol w:w="1502"/>
+        <w:gridCol w:w="1016"/>
         <w:gridCol w:w="2863"/>
-        <w:gridCol w:w="1135"/>
+        <w:gridCol w:w="2072"/>
         <w:gridCol w:w="1338"/>
       </w:tblGrid>
       <w:tr>
@@ -8849,18 +8950,74 @@
               <w:autoSpaceDE/>
               <w:autoSpaceDN/>
               <w:rPr>
-                <w:sz w:val="16"/>
-                <w:szCs w:val="16"/>
-              </w:rPr>
-            </w:pPr>
-            <w:r>
-              <w:rPr>
-                <w:rFonts w:hint="eastAsia"/>
+                <w:strike/>
+                <w:sz w:val="16"/>
+                <w:szCs w:val="16"/>
+              </w:rPr>
+            </w:pPr>
+            <w:r>
+              <w:rPr>
+                <w:rFonts w:hint="eastAsia"/>
+                <w:strike/>
                 <w:sz w:val="16"/>
                 <w:szCs w:val="16"/>
               </w:rPr>
               <w:t>로비 화면 구현</w:t>
             </w:r>
+            <w:r>
+              <w:rPr>
+                <w:rFonts w:hint="eastAsia"/>
+                <w:strike/>
+                <w:sz w:val="16"/>
+                <w:szCs w:val="16"/>
+              </w:rPr>
+              <w:t xml:space="preserve"> -&gt; 11월30일 이동</w:t>
+            </w:r>
+          </w:p>
+          <w:p>
+            <w:pPr>
+              <w:widowControl/>
+              <w:wordWrap/>
+              <w:autoSpaceDE/>
+              <w:autoSpaceDN/>
+              <w:rPr>
+                <w:b/>
+                <w:bCs/>
+                <w:sz w:val="16"/>
+                <w:szCs w:val="16"/>
+              </w:rPr>
+            </w:pPr>
+            <w:proofErr w:type="spellStart"/>
+            <w:r>
+              <w:rPr>
+                <w:b/>
+                <w:bCs/>
+                <w:sz w:val="16"/>
+                <w:szCs w:val="16"/>
+              </w:rPr>
+              <w:t>P</w:t>
+            </w:r>
+            <w:r>
+              <w:rPr>
+                <w:rFonts w:hint="eastAsia"/>
+                <w:b/>
+                <w:bCs/>
+                <w:sz w:val="16"/>
+                <w:szCs w:val="16"/>
+              </w:rPr>
+              <w:t>layercollisionchek</w:t>
+            </w:r>
+            <w:proofErr w:type="spellEnd"/>
+            <w:r>
+              <w:rPr>
+                <w:rFonts w:hint="eastAsia"/>
+                <w:b/>
+                <w:bCs/>
+                <w:sz w:val="16"/>
+                <w:szCs w:val="16"/>
+              </w:rPr>
+              <w:t>() 자연스럽게 충돌하도록 업데이트</w:t>
+            </w:r>
           </w:p>
         </w:tc>
         <w:tc>
@@ -8894,6 +9051,8 @@
               <w:autoSpaceDE/>
               <w:autoSpaceDN/>
               <w:rPr>
+                <w:b/>
+                <w:bCs/>
                 <w:sz w:val="16"/>
                 <w:szCs w:val="16"/>
               </w:rPr>
@@ -8912,6 +9071,89 @@
                 <w:szCs w:val="16"/>
               </w:rPr>
               <w:t>() 업데이트</w:t>
+            </w:r>
+            <w:r>
+              <w:rPr>
+                <w:rFonts w:hint="eastAsia"/>
+                <w:sz w:val="16"/>
+                <w:szCs w:val="16"/>
+              </w:rPr>
+              <w:t>,</w:t>
+            </w:r>
+          </w:p>
+          <w:p>
+            <w:pPr>
+              <w:widowControl/>
+              <w:wordWrap/>
+              <w:autoSpaceDE/>
+              <w:autoSpaceDN/>
+              <w:rPr>
+                <w:sz w:val="16"/>
+                <w:szCs w:val="16"/>
+              </w:rPr>
+            </w:pPr>
+            <w:proofErr w:type="spellStart"/>
+            <w:r>
+              <w:rPr>
+                <w:rFonts w:hint="eastAsia"/>
+                <w:b/>
+                <w:bCs/>
+                <w:sz w:val="16"/>
+                <w:szCs w:val="16"/>
+              </w:rPr>
+              <w:t>wallCollisioncheck</w:t>
+            </w:r>
+            <w:proofErr w:type="spellEnd"/>
+            <w:r>
+              <w:rPr>
+                <w:rFonts w:hint="eastAsia"/>
+                <w:b/>
+                <w:bCs/>
+                <w:sz w:val="16"/>
+                <w:szCs w:val="16"/>
+              </w:rPr>
+              <w:t>()생성,</w:t>
+            </w:r>
+            <w:r>
+              <w:rPr>
+                <w:b/>
+                <w:bCs/>
+                <w:sz w:val="16"/>
+                <w:szCs w:val="16"/>
+              </w:rPr>
+              <w:br/>
+            </w:r>
+            <w:r>
+              <w:rPr>
+                <w:rFonts w:hint="eastAsia"/>
+                <w:b/>
+                <w:bCs/>
+                <w:sz w:val="16"/>
+                <w:szCs w:val="16"/>
+              </w:rPr>
+              <w:t xml:space="preserve">결승선 부분 </w:t>
+            </w:r>
+            <w:proofErr w:type="spellStart"/>
+            <w:r>
+              <w:rPr>
+                <w:rFonts w:hint="eastAsia"/>
+                <w:b/>
+                <w:bCs/>
+                <w:sz w:val="16"/>
+                <w:szCs w:val="16"/>
+              </w:rPr>
+              <w:t>콜리전</w:t>
+            </w:r>
+            <w:proofErr w:type="spellEnd"/>
+            <w:r>
+              <w:rPr>
+                <w:rFonts w:hint="eastAsia"/>
+                <w:b/>
+                <w:bCs/>
+                <w:sz w:val="16"/>
+                <w:szCs w:val="16"/>
+              </w:rPr>
+              <w:t xml:space="preserve"> 제거</w:t>
             </w:r>
           </w:p>
         </w:tc>
@@ -9017,6 +9259,14 @@
               </w:rPr>
               <w:br/>
             </w:r>
+            <w:r>
+              <w:rPr>
+                <w:rFonts w:hint="eastAsia"/>
+                <w:sz w:val="16"/>
+                <w:szCs w:val="16"/>
+              </w:rPr>
+              <w:t>로비 화면 구현</w:t>
+            </w:r>
           </w:p>
         </w:tc>
         <w:tc>
@@ -9563,7 +9813,6 @@
         <w:autoSpaceDN/>
       </w:pPr>
       <w:r>
-        <w:lastRenderedPageBreak/>
         <w:br w:type="page"/>
       </w:r>
     </w:p>
@@ -10176,6 +10425,27 @@
               <w:t>::</w:t>
             </w:r>
             <w:proofErr w:type="spellStart"/>
+            <w:r>
+              <w:rPr>
+                <w:rFonts w:hint="eastAsia"/>
+                <w:b/>
+                <w:bCs/>
+                <w:sz w:val="16"/>
+                <w:szCs w:val="16"/>
+              </w:rPr>
+              <w:t>SendPacket</w:t>
+            </w:r>
+            <w:proofErr w:type="spellEnd"/>
+            <w:r>
+              <w:rPr>
+                <w:rFonts w:hint="eastAsia"/>
+                <w:b/>
+                <w:bCs/>
+                <w:sz w:val="16"/>
+                <w:szCs w:val="16"/>
+              </w:rPr>
+              <w:t>(</w:t>
+            </w:r>
             <w:proofErr w:type="gramEnd"/>
             <w:r>
               <w:rPr>
@@ -10185,54 +10455,43 @@
                 <w:sz w:val="16"/>
                 <w:szCs w:val="16"/>
               </w:rPr>
-              <w:t>SendPacket</w:t>
+              <w:t>)</w:t>
+            </w:r>
+            <w:r>
+              <w:rPr>
+                <w:rFonts w:hint="eastAsia"/>
+                <w:b/>
+                <w:bCs/>
+                <w:sz w:val="16"/>
+                <w:szCs w:val="16"/>
+              </w:rPr>
+              <w:t>,</w:t>
+            </w:r>
+          </w:p>
+          <w:p>
+            <w:pPr>
+              <w:widowControl/>
+              <w:wordWrap/>
+              <w:autoSpaceDE/>
+              <w:rPr>
+                <w:b/>
+                <w:bCs/>
+                <w:sz w:val="16"/>
+                <w:szCs w:val="16"/>
+              </w:rPr>
+            </w:pPr>
+            <w:proofErr w:type="spellStart"/>
+            <w:r>
+              <w:rPr>
+                <w:rFonts w:hint="eastAsia"/>
+                <w:b/>
+                <w:bCs/>
+                <w:sz w:val="16"/>
+                <w:szCs w:val="16"/>
+              </w:rPr>
+              <w:t>NetworkMgr</w:t>
             </w:r>
             <w:proofErr w:type="spellEnd"/>
-            <w:r>
-              <w:rPr>
-                <w:rFonts w:hint="eastAsia"/>
-                <w:b/>
-                <w:bCs/>
-                <w:sz w:val="16"/>
-                <w:szCs w:val="16"/>
-              </w:rPr>
-              <w:t>()</w:t>
-            </w:r>
-            <w:r>
-              <w:rPr>
-                <w:rFonts w:hint="eastAsia"/>
-                <w:b/>
-                <w:bCs/>
-                <w:sz w:val="16"/>
-                <w:szCs w:val="16"/>
-              </w:rPr>
-              <w:t>,</w:t>
-            </w:r>
-          </w:p>
-          <w:p>
-            <w:pPr>
-              <w:widowControl/>
-              <w:wordWrap/>
-              <w:autoSpaceDE/>
-              <w:rPr>
-                <w:b/>
-                <w:bCs/>
-                <w:sz w:val="16"/>
-                <w:szCs w:val="16"/>
-              </w:rPr>
-            </w:pPr>
-            <w:proofErr w:type="spellStart"/>
-            <w:r>
-              <w:rPr>
-                <w:rFonts w:hint="eastAsia"/>
-                <w:b/>
-                <w:bCs/>
-                <w:sz w:val="16"/>
-                <w:szCs w:val="16"/>
-              </w:rPr>
-              <w:t>NetworkMgr</w:t>
-            </w:r>
-            <w:proofErr w:type="spellEnd"/>
           </w:p>
           <w:p>
             <w:pPr>
@@ -10253,7 +10512,7 @@
                 <w:sz w:val="16"/>
                 <w:szCs w:val="16"/>
               </w:rPr>
-              <w:t>::</w:t>
+              <w:t>::Init(</w:t>
             </w:r>
             <w:proofErr w:type="gramEnd"/>
             <w:r>
@@ -10264,7 +10523,7 @@
                 <w:sz w:val="16"/>
                 <w:szCs w:val="16"/>
               </w:rPr>
-              <w:t>Init()</w:t>
+              <w:t>)</w:t>
             </w:r>
           </w:p>
         </w:tc>
@@ -12837,17 +13096,9 @@
                 <w:sz w:val="16"/>
                 <w:szCs w:val="16"/>
               </w:rPr>
-              <w:t>(</w:t>
+              <w:t>();</w:t>
             </w:r>
             <w:proofErr w:type="gramEnd"/>
-            <w:r>
-              <w:rPr>
-                <w:rFonts w:hint="eastAsia"/>
-                <w:sz w:val="16"/>
-                <w:szCs w:val="16"/>
-              </w:rPr>
-              <w:t>);</w:t>
-            </w:r>
           </w:p>
           <w:p>
             <w:pPr>
@@ -13669,7 +13920,7 @@
 </file>
 
 <file path=word/endnotes.xml><?xml version="1.0" encoding="utf-8"?>
-<w:endnotes xmlns:wpc="http://schemas.microsoft.com/office/word/2010/wordprocessingCanvas" xmlns:cx="http://schemas.microsoft.com/office/drawing/2014/chartex" xmlns:cx1="http://schemas.microsoft.com/office/drawing/2015/9/8/chartex" xmlns:cx2="http://schemas.microsoft.com/office/drawing/2015/10/21/chartex" xmlns:cx3="http://schemas.microsoft.com/office/drawing/2016/5/9/chartex" xmlns:cx4="http://schemas.microsoft.com/office/drawing/2016/5/10/chartex" xmlns:cx5="http://schemas.microsoft.com/office/drawing/2016/5/11/chartex" xmlns:cx6="http://schemas.microsoft.com/office/drawing/2016/5/12/chartex" xmlns:cx7="http://schemas.microsoft.com/office/drawing/2016/5/13/chartex" xmlns:cx8="http://schemas.microsoft.com/office/drawing/2016/5/14/chartex" xmlns:mc="http://schemas.openxmlformats.org/markup-compatibility/2006" xmlns:aink="http://schemas.microsoft.com/office/drawing/2016/ink" xmlns:am3d="http://schemas.microsoft.com/office/drawing/2017/model3d" xmlns:o="urn:schemas-microsoft-com:office:office" xmlns:oel="http://schemas.microsoft.com/office/2019/extlst" xmlns:r="http://schemas.openxmlformats.org/officeDocument/2006/relationships" xmlns:m="http://schemas.openxmlformats.org/officeDocument/2006/math" xmlns:v="urn:schemas-microsoft-com:vml" xmlns:wp14="http://schemas.microsoft.com/office/word/2010/wordprocessingDrawing" xmlns:wp="http://schemas.openxmlformats.org/drawingml/2006/wordprocessingDrawing" xmlns:w10="urn:schemas-microsoft-com:office:word" xmlns:w="http://schemas.openxmlformats.org/wordprocessingml/2006/main" xmlns:w14="http://schemas.microsoft.com/office/word/2010/wordml" xmlns:w15="http://schemas.microsoft.com/office/word/2012/wordml" xmlns:w16cex="http://schemas.microsoft.com/office/word/2018/wordml/cex" xmlns:w16cid="http://schemas.microsoft.com/office/word/2016/wordml/cid" xmlns:w16="http://schemas.microsoft.com/office/word/2018/wordml" xmlns:w16sdtdh="http://schemas.microsoft.com/office/word/2020/wordml/sdtdatahash" xmlns:w16se="http://schemas.microsoft.com/office/word/2015/wordml/symex" xmlns:wpg="http://schemas.microsoft.com/office/word/2010/wordprocessingGroup" xmlns:wpi="http://schemas.microsoft.com/office/word/2010/wordprocessingInk" xmlns:wne="http://schemas.microsoft.com/office/word/2006/wordml" xmlns:wps="http://schemas.microsoft.com/office/word/2010/wordprocessingShape" mc:Ignorable="w14 w15 w16se w16cid w16 w16cex w16sdtdh wp14">
+<w:endnotes xmlns:wpc="http://schemas.microsoft.com/office/word/2010/wordprocessingCanvas" xmlns:cx="http://schemas.microsoft.com/office/drawing/2014/chartex" xmlns:cx1="http://schemas.microsoft.com/office/drawing/2015/9/8/chartex" xmlns:cx2="http://schemas.microsoft.com/office/drawing/2015/10/21/chartex" xmlns:cx3="http://schemas.microsoft.com/office/drawing/2016/5/9/chartex" xmlns:cx4="http://schemas.microsoft.com/office/drawing/2016/5/10/chartex" xmlns:cx5="http://schemas.microsoft.com/office/drawing/2016/5/11/chartex" xmlns:cx6="http://schemas.microsoft.com/office/drawing/2016/5/12/chartex" xmlns:cx7="http://schemas.microsoft.com/office/drawing/2016/5/13/chartex" xmlns:cx8="http://schemas.microsoft.com/office/drawing/2016/5/14/chartex" xmlns:mc="http://schemas.openxmlformats.org/markup-compatibility/2006" xmlns:aink="http://schemas.microsoft.com/office/drawing/2016/ink" xmlns:am3d="http://schemas.microsoft.com/office/drawing/2017/model3d" xmlns:o="urn:schemas-microsoft-com:office:office" xmlns:oel="http://schemas.microsoft.com/office/2019/extlst" xmlns:r="http://schemas.openxmlformats.org/officeDocument/2006/relationships" xmlns:m="http://schemas.openxmlformats.org/officeDocument/2006/math" xmlns:v="urn:schemas-microsoft-com:vml" xmlns:wp14="http://schemas.microsoft.com/office/word/2010/wordprocessingDrawing" xmlns:wp="http://schemas.openxmlformats.org/drawingml/2006/wordprocessingDrawing" xmlns:w10="urn:schemas-microsoft-com:office:word" xmlns:w="http://schemas.openxmlformats.org/wordprocessingml/2006/main" xmlns:w14="http://schemas.microsoft.com/office/word/2010/wordml" xmlns:w15="http://schemas.microsoft.com/office/word/2012/wordml" xmlns:w16cex="http://schemas.microsoft.com/office/word/2018/wordml/cex" xmlns:w16cid="http://schemas.microsoft.com/office/word/2016/wordml/cid" xmlns:w16="http://schemas.microsoft.com/office/word/2018/wordml" xmlns:w16du="http://schemas.microsoft.com/office/word/2023/wordml/word16du" xmlns:w16sdtdh="http://schemas.microsoft.com/office/word/2020/wordml/sdtdatahash" xmlns:w16sdtfl="http://schemas.microsoft.com/office/word/2024/wordml/sdtformatlock" xmlns:w16se="http://schemas.microsoft.com/office/word/2015/wordml/symex" xmlns:wpg="http://schemas.microsoft.com/office/word/2010/wordprocessingGroup" xmlns:wpi="http://schemas.microsoft.com/office/word/2010/wordprocessingInk" xmlns:wne="http://schemas.microsoft.com/office/word/2006/wordml" xmlns:wps="http://schemas.microsoft.com/office/word/2010/wordprocessingShape" mc:Ignorable="w14 w15 w16se w16cid w16 w16cex w16sdtdh w16sdtfl w16du wp14">
   <w:endnote w:type="separator" w:id="-1">
     <w:p>
       <w:pPr>
@@ -13694,7 +13945,7 @@
 </file>
 
 <file path=word/footer1.xml><?xml version="1.0" encoding="utf-8"?>
-<w:ftr xmlns:wpc="http://schemas.microsoft.com/office/word/2010/wordprocessingCanvas" xmlns:cx="http://schemas.microsoft.com/office/drawing/2014/chartex" xmlns:cx1="http://schemas.microsoft.com/office/drawing/2015/9/8/chartex" xmlns:cx2="http://schemas.microsoft.com/office/drawing/2015/10/21/chartex" xmlns:cx3="http://schemas.microsoft.com/office/drawing/2016/5/9/chartex" xmlns:cx4="http://schemas.microsoft.com/office/drawing/2016/5/10/chartex" xmlns:cx5="http://schemas.microsoft.com/office/drawing/2016/5/11/chartex" xmlns:cx6="http://schemas.microsoft.com/office/drawing/2016/5/12/chartex" xmlns:cx7="http://schemas.microsoft.com/office/drawing/2016/5/13/chartex" xmlns:cx8="http://schemas.microsoft.com/office/drawing/2016/5/14/chartex" xmlns:mc="http://schemas.openxmlformats.org/markup-compatibility/2006" xmlns:aink="http://schemas.microsoft.com/office/drawing/2016/ink" xmlns:am3d="http://schemas.microsoft.com/office/drawing/2017/model3d" xmlns:o="urn:schemas-microsoft-com:office:office" xmlns:oel="http://schemas.microsoft.com/office/2019/extlst" xmlns:r="http://schemas.openxmlformats.org/officeDocument/2006/relationships" xmlns:m="http://schemas.openxmlformats.org/officeDocument/2006/math" xmlns:v="urn:schemas-microsoft-com:vml" xmlns:wp14="http://schemas.microsoft.com/office/word/2010/wordprocessingDrawing" xmlns:wp="http://schemas.openxmlformats.org/drawingml/2006/wordprocessingDrawing" xmlns:w10="urn:schemas-microsoft-com:office:word" xmlns:w="http://schemas.openxmlformats.org/wordprocessingml/2006/main" xmlns:w14="http://schemas.microsoft.com/office/word/2010/wordml" xmlns:w15="http://schemas.microsoft.com/office/word/2012/wordml" xmlns:w16cex="http://schemas.microsoft.com/office/word/2018/wordml/cex" xmlns:w16cid="http://schemas.microsoft.com/office/word/2016/wordml/cid" xmlns:w16="http://schemas.microsoft.com/office/word/2018/wordml" xmlns:w16sdtdh="http://schemas.microsoft.com/office/word/2020/wordml/sdtdatahash" xmlns:w16se="http://schemas.microsoft.com/office/word/2015/wordml/symex" xmlns:wpg="http://schemas.microsoft.com/office/word/2010/wordprocessingGroup" xmlns:wpi="http://schemas.microsoft.com/office/word/2010/wordprocessingInk" xmlns:wne="http://schemas.microsoft.com/office/word/2006/wordml" xmlns:wps="http://schemas.microsoft.com/office/word/2010/wordprocessingShape" mc:Ignorable="w14 w15 w16se w16cid w16 w16cex w16sdtdh wp14">
+<w:ftr xmlns:wpc="http://schemas.microsoft.com/office/word/2010/wordprocessingCanvas" xmlns:cx="http://schemas.microsoft.com/office/drawing/2014/chartex" xmlns:cx1="http://schemas.microsoft.com/office/drawing/2015/9/8/chartex" xmlns:cx2="http://schemas.microsoft.com/office/drawing/2015/10/21/chartex" xmlns:cx3="http://schemas.microsoft.com/office/drawing/2016/5/9/chartex" xmlns:cx4="http://schemas.microsoft.com/office/drawing/2016/5/10/chartex" xmlns:cx5="http://schemas.microsoft.com/office/drawing/2016/5/11/chartex" xmlns:cx6="http://schemas.microsoft.com/office/drawing/2016/5/12/chartex" xmlns:cx7="http://schemas.microsoft.com/office/drawing/2016/5/13/chartex" xmlns:cx8="http://schemas.microsoft.com/office/drawing/2016/5/14/chartex" xmlns:mc="http://schemas.openxmlformats.org/markup-compatibility/2006" xmlns:aink="http://schemas.microsoft.com/office/drawing/2016/ink" xmlns:am3d="http://schemas.microsoft.com/office/drawing/2017/model3d" xmlns:o="urn:schemas-microsoft-com:office:office" xmlns:oel="http://schemas.microsoft.com/office/2019/extlst" xmlns:r="http://schemas.openxmlformats.org/officeDocument/2006/relationships" xmlns:m="http://schemas.openxmlformats.org/officeDocument/2006/math" xmlns:v="urn:schemas-microsoft-com:vml" xmlns:wp14="http://schemas.microsoft.com/office/word/2010/wordprocessingDrawing" xmlns:wp="http://schemas.openxmlformats.org/drawingml/2006/wordprocessingDrawing" xmlns:w10="urn:schemas-microsoft-com:office:word" xmlns:w="http://schemas.openxmlformats.org/wordprocessingml/2006/main" xmlns:w14="http://schemas.microsoft.com/office/word/2010/wordml" xmlns:w15="http://schemas.microsoft.com/office/word/2012/wordml" xmlns:w16cex="http://schemas.microsoft.com/office/word/2018/wordml/cex" xmlns:w16cid="http://schemas.microsoft.com/office/word/2016/wordml/cid" xmlns:w16="http://schemas.microsoft.com/office/word/2018/wordml" xmlns:w16du="http://schemas.microsoft.com/office/word/2023/wordml/word16du" xmlns:w16sdtdh="http://schemas.microsoft.com/office/word/2020/wordml/sdtdatahash" xmlns:w16sdtfl="http://schemas.microsoft.com/office/word/2024/wordml/sdtformatlock" xmlns:w16se="http://schemas.microsoft.com/office/word/2015/wordml/symex" xmlns:wpg="http://schemas.microsoft.com/office/word/2010/wordprocessingGroup" xmlns:wpi="http://schemas.microsoft.com/office/word/2010/wordprocessingInk" xmlns:wne="http://schemas.microsoft.com/office/word/2006/wordml" xmlns:wps="http://schemas.microsoft.com/office/word/2010/wordprocessingShape" mc:Ignorable="w14 w15 w16se w16cid w16 w16cex w16sdtdh w16sdtfl w16du wp14">
   <w:sdt>
     <w:sdtPr>
       <w:id w:val="1471174885"/>
@@ -13739,7 +13990,7 @@
 </file>
 
 <file path=word/footnotes.xml><?xml version="1.0" encoding="utf-8"?>
-<w:footnotes xmlns:wpc="http://schemas.microsoft.com/office/word/2010/wordprocessingCanvas" xmlns:cx="http://schemas.microsoft.com/office/drawing/2014/chartex" xmlns:cx1="http://schemas.microsoft.com/office/drawing/2015/9/8/chartex" xmlns:cx2="http://schemas.microsoft.com/office/drawing/2015/10/21/chartex" xmlns:cx3="http://schemas.microsoft.com/office/drawing/2016/5/9/chartex" xmlns:cx4="http://schemas.microsoft.com/office/drawing/2016/5/10/chartex" xmlns:cx5="http://schemas.microsoft.com/office/drawing/2016/5/11/chartex" xmlns:cx6="http://schemas.microsoft.com/office/drawing/2016/5/12/chartex" xmlns:cx7="http://schemas.microsoft.com/office/drawing/2016/5/13/chartex" xmlns:cx8="http://schemas.microsoft.com/office/drawing/2016/5/14/chartex" xmlns:mc="http://schemas.openxmlformats.org/markup-compatibility/2006" xmlns:aink="http://schemas.microsoft.com/office/drawing/2016/ink" xmlns:am3d="http://schemas.microsoft.com/office/drawing/2017/model3d" xmlns:o="urn:schemas-microsoft-com:office:office" xmlns:oel="http://schemas.microsoft.com/office/2019/extlst" xmlns:r="http://schemas.openxmlformats.org/officeDocument/2006/relationships" xmlns:m="http://schemas.openxmlformats.org/officeDocument/2006/math" xmlns:v="urn:schemas-microsoft-com:vml" xmlns:wp14="http://schemas.microsoft.com/office/word/2010/wordprocessingDrawing" xmlns:wp="http://schemas.openxmlformats.org/drawingml/2006/wordprocessingDrawing" xmlns:w10="urn:schemas-microsoft-com:office:word" xmlns:w="http://schemas.openxmlformats.org/wordprocessingml/2006/main" xmlns:w14="http://schemas.microsoft.com/office/word/2010/wordml" xmlns:w15="http://schemas.microsoft.com/office/word/2012/wordml" xmlns:w16cex="http://schemas.microsoft.com/office/word/2018/wordml/cex" xmlns:w16cid="http://schemas.microsoft.com/office/word/2016/wordml/cid" xmlns:w16="http://schemas.microsoft.com/office/word/2018/wordml" xmlns:w16sdtdh="http://schemas.microsoft.com/office/word/2020/wordml/sdtdatahash" xmlns:w16se="http://schemas.microsoft.com/office/word/2015/wordml/symex" xmlns:wpg="http://schemas.microsoft.com/office/word/2010/wordprocessingGroup" xmlns:wpi="http://schemas.microsoft.com/office/word/2010/wordprocessingInk" xmlns:wne="http://schemas.microsoft.com/office/word/2006/wordml" xmlns:wps="http://schemas.microsoft.com/office/word/2010/wordprocessingShape" mc:Ignorable="w14 w15 w16se w16cid w16 w16cex w16sdtdh wp14">
+<w:footnotes xmlns:wpc="http://schemas.microsoft.com/office/word/2010/wordprocessingCanvas" xmlns:cx="http://schemas.microsoft.com/office/drawing/2014/chartex" xmlns:cx1="http://schemas.microsoft.com/office/drawing/2015/9/8/chartex" xmlns:cx2="http://schemas.microsoft.com/office/drawing/2015/10/21/chartex" xmlns:cx3="http://schemas.microsoft.com/office/drawing/2016/5/9/chartex" xmlns:cx4="http://schemas.microsoft.com/office/drawing/2016/5/10/chartex" xmlns:cx5="http://schemas.microsoft.com/office/drawing/2016/5/11/chartex" xmlns:cx6="http://schemas.microsoft.com/office/drawing/2016/5/12/chartex" xmlns:cx7="http://schemas.microsoft.com/office/drawing/2016/5/13/chartex" xmlns:cx8="http://schemas.microsoft.com/office/drawing/2016/5/14/chartex" xmlns:mc="http://schemas.openxmlformats.org/markup-compatibility/2006" xmlns:aink="http://schemas.microsoft.com/office/drawing/2016/ink" xmlns:am3d="http://schemas.microsoft.com/office/drawing/2017/model3d" xmlns:o="urn:schemas-microsoft-com:office:office" xmlns:oel="http://schemas.microsoft.com/office/2019/extlst" xmlns:r="http://schemas.openxmlformats.org/officeDocument/2006/relationships" xmlns:m="http://schemas.openxmlformats.org/officeDocument/2006/math" xmlns:v="urn:schemas-microsoft-com:vml" xmlns:wp14="http://schemas.microsoft.com/office/word/2010/wordprocessingDrawing" xmlns:wp="http://schemas.openxmlformats.org/drawingml/2006/wordprocessingDrawing" xmlns:w10="urn:schemas-microsoft-com:office:word" xmlns:w="http://schemas.openxmlformats.org/wordprocessingml/2006/main" xmlns:w14="http://schemas.microsoft.com/office/word/2010/wordml" xmlns:w15="http://schemas.microsoft.com/office/word/2012/wordml" xmlns:w16cex="http://schemas.microsoft.com/office/word/2018/wordml/cex" xmlns:w16cid="http://schemas.microsoft.com/office/word/2016/wordml/cid" xmlns:w16="http://schemas.microsoft.com/office/word/2018/wordml" xmlns:w16du="http://schemas.microsoft.com/office/word/2023/wordml/word16du" xmlns:w16sdtdh="http://schemas.microsoft.com/office/word/2020/wordml/sdtdatahash" xmlns:w16sdtfl="http://schemas.microsoft.com/office/word/2024/wordml/sdtformatlock" xmlns:w16se="http://schemas.microsoft.com/office/word/2015/wordml/symex" xmlns:wpg="http://schemas.microsoft.com/office/word/2010/wordprocessingGroup" xmlns:wpi="http://schemas.microsoft.com/office/word/2010/wordprocessingInk" xmlns:wne="http://schemas.microsoft.com/office/word/2006/wordml" xmlns:wps="http://schemas.microsoft.com/office/word/2010/wordprocessingShape" mc:Ignorable="w14 w15 w16se w16cid w16 w16cex w16sdtdh w16sdtfl w16du wp14">
   <w:footnote w:type="separator" w:id="-1">
     <w:p>
       <w:pPr>
@@ -13764,7 +14015,7 @@
 </file>
 
 <file path=word/numbering.xml><?xml version="1.0" encoding="utf-8"?>
-<w:numbering xmlns:wpc="http://schemas.microsoft.com/office/word/2010/wordprocessingCanvas" xmlns:cx="http://schemas.microsoft.com/office/drawing/2014/chartex" xmlns:cx1="http://schemas.microsoft.com/office/drawing/2015/9/8/chartex" xmlns:cx2="http://schemas.microsoft.com/office/drawing/2015/10/21/chartex" xmlns:cx3="http://schemas.microsoft.com/office/drawing/2016/5/9/chartex" xmlns:cx4="http://schemas.microsoft.com/office/drawing/2016/5/10/chartex" xmlns:cx5="http://schemas.microsoft.com/office/drawing/2016/5/11/chartex" xmlns:cx6="http://schemas.microsoft.com/office/drawing/2016/5/12/chartex" xmlns:cx7="http://schemas.microsoft.com/office/drawing/2016/5/13/chartex" xmlns:cx8="http://schemas.microsoft.com/office/drawing/2016/5/14/chartex" xmlns:mc="http://schemas.openxmlformats.org/markup-compatibility/2006" xmlns:aink="http://schemas.microsoft.com/office/drawing/2016/ink" xmlns:am3d="http://schemas.microsoft.com/office/drawing/2017/model3d" xmlns:o="urn:schemas-microsoft-com:office:office" xmlns:oel="http://schemas.microsoft.com/office/2019/extlst" xmlns:r="http://schemas.openxmlformats.org/officeDocument/2006/relationships" xmlns:m="http://schemas.openxmlformats.org/officeDocument/2006/math" xmlns:v="urn:schemas-microsoft-com:vml" xmlns:wp14="http://schemas.microsoft.com/office/word/2010/wordprocessingDrawing" xmlns:wp="http://schemas.openxmlformats.org/drawingml/2006/wordprocessingDrawing" xmlns:w10="urn:schemas-microsoft-com:office:word" xmlns:w="http://schemas.openxmlformats.org/wordprocessingml/2006/main" xmlns:w14="http://schemas.microsoft.com/office/word/2010/wordml" xmlns:w15="http://schemas.microsoft.com/office/word/2012/wordml" xmlns:w16cex="http://schemas.microsoft.com/office/word/2018/wordml/cex" xmlns:w16cid="http://schemas.microsoft.com/office/word/2016/wordml/cid" xmlns:w16="http://schemas.microsoft.com/office/word/2018/wordml" xmlns:w16sdtdh="http://schemas.microsoft.com/office/word/2020/wordml/sdtdatahash" xmlns:w16se="http://schemas.microsoft.com/office/word/2015/wordml/symex" xmlns:wpg="http://schemas.microsoft.com/office/word/2010/wordprocessingGroup" xmlns:wpi="http://schemas.microsoft.com/office/word/2010/wordprocessingInk" xmlns:wne="http://schemas.microsoft.com/office/word/2006/wordml" xmlns:wps="http://schemas.microsoft.com/office/word/2010/wordprocessingShape" mc:Ignorable="w14 w15 w16se w16cid w16 w16cex w16sdtdh wp14">
+<w:numbering xmlns:wpc="http://schemas.microsoft.com/office/word/2010/wordprocessingCanvas" xmlns:cx="http://schemas.microsoft.com/office/drawing/2014/chartex" xmlns:cx1="http://schemas.microsoft.com/office/drawing/2015/9/8/chartex" xmlns:cx2="http://schemas.microsoft.com/office/drawing/2015/10/21/chartex" xmlns:cx3="http://schemas.microsoft.com/office/drawing/2016/5/9/chartex" xmlns:cx4="http://schemas.microsoft.com/office/drawing/2016/5/10/chartex" xmlns:cx5="http://schemas.microsoft.com/office/drawing/2016/5/11/chartex" xmlns:cx6="http://schemas.microsoft.com/office/drawing/2016/5/12/chartex" xmlns:cx7="http://schemas.microsoft.com/office/drawing/2016/5/13/chartex" xmlns:cx8="http://schemas.microsoft.com/office/drawing/2016/5/14/chartex" xmlns:mc="http://schemas.openxmlformats.org/markup-compatibility/2006" xmlns:aink="http://schemas.microsoft.com/office/drawing/2016/ink" xmlns:am3d="http://schemas.microsoft.com/office/drawing/2017/model3d" xmlns:o="urn:schemas-microsoft-com:office:office" xmlns:oel="http://schemas.microsoft.com/office/2019/extlst" xmlns:r="http://schemas.openxmlformats.org/officeDocument/2006/relationships" xmlns:m="http://schemas.openxmlformats.org/officeDocument/2006/math" xmlns:v="urn:schemas-microsoft-com:vml" xmlns:wp14="http://schemas.microsoft.com/office/word/2010/wordprocessingDrawing" xmlns:wp="http://schemas.openxmlformats.org/drawingml/2006/wordprocessingDrawing" xmlns:w10="urn:schemas-microsoft-com:office:word" xmlns:w="http://schemas.openxmlformats.org/wordprocessingml/2006/main" xmlns:w14="http://schemas.microsoft.com/office/word/2010/wordml" xmlns:w15="http://schemas.microsoft.com/office/word/2012/wordml" xmlns:w16cex="http://schemas.microsoft.com/office/word/2018/wordml/cex" xmlns:w16cid="http://schemas.microsoft.com/office/word/2016/wordml/cid" xmlns:w16="http://schemas.microsoft.com/office/word/2018/wordml" xmlns:w16du="http://schemas.microsoft.com/office/word/2023/wordml/word16du" xmlns:w16sdtdh="http://schemas.microsoft.com/office/word/2020/wordml/sdtdatahash" xmlns:w16sdtfl="http://schemas.microsoft.com/office/word/2024/wordml/sdtformatlock" xmlns:w16se="http://schemas.microsoft.com/office/word/2015/wordml/symex" xmlns:wpg="http://schemas.microsoft.com/office/word/2010/wordprocessingGroup" xmlns:wpi="http://schemas.microsoft.com/office/word/2010/wordprocessingInk" xmlns:wne="http://schemas.microsoft.com/office/word/2006/wordml" xmlns:wps="http://schemas.microsoft.com/office/word/2010/wordprocessingShape" mc:Ignorable="w14 w15 w16se w16cid w16 w16cex w16sdtdh w16sdtfl w16du wp14">
   <w:abstractNum w:abstractNumId="0" w15:restartNumberingAfterBreak="0">
     <w:nsid w:val="05E96921"/>
     <w:multiLevelType w:val="hybridMultilevel"/>
@@ -16220,7 +16471,7 @@
 </file>
 
 <file path=word/styles.xml><?xml version="1.0" encoding="utf-8"?>
-<w:styles xmlns:mc="http://schemas.openxmlformats.org/markup-compatibility/2006" xmlns:r="http://schemas.openxmlformats.org/officeDocument/2006/relationships" xmlns:w="http://schemas.openxmlformats.org/wordprocessingml/2006/main" xmlns:w14="http://schemas.microsoft.com/office/word/2010/wordml" xmlns:w15="http://schemas.microsoft.com/office/word/2012/wordml" xmlns:w16cex="http://schemas.microsoft.com/office/word/2018/wordml/cex" xmlns:w16cid="http://schemas.microsoft.com/office/word/2016/wordml/cid" xmlns:w16="http://schemas.microsoft.com/office/word/2018/wordml" xmlns:w16sdtdh="http://schemas.microsoft.com/office/word/2020/wordml/sdtdatahash" xmlns:w16se="http://schemas.microsoft.com/office/word/2015/wordml/symex" mc:Ignorable="w14 w15 w16se w16cid w16 w16cex w16sdtdh">
+<w:styles xmlns:mc="http://schemas.openxmlformats.org/markup-compatibility/2006" xmlns:r="http://schemas.openxmlformats.org/officeDocument/2006/relationships" xmlns:w="http://schemas.openxmlformats.org/wordprocessingml/2006/main" xmlns:w14="http://schemas.microsoft.com/office/word/2010/wordml" xmlns:w15="http://schemas.microsoft.com/office/word/2012/wordml" xmlns:w16cex="http://schemas.microsoft.com/office/word/2018/wordml/cex" xmlns:w16cid="http://schemas.microsoft.com/office/word/2016/wordml/cid" xmlns:w16="http://schemas.microsoft.com/office/word/2018/wordml" xmlns:w16du="http://schemas.microsoft.com/office/word/2023/wordml/word16du" xmlns:w16sdtdh="http://schemas.microsoft.com/office/word/2020/wordml/sdtdatahash" xmlns:w16sdtfl="http://schemas.microsoft.com/office/word/2024/wordml/sdtformatlock" xmlns:w16se="http://schemas.microsoft.com/office/word/2015/wordml/symex" mc:Ignorable="w14 w15 w16se w16cid w16 w16cex w16sdtdh w16sdtfl w16du">
   <w:docDefaults>
     <w:rPrDefault>
       <w:rPr>

--- a/진척 관리.docx
+++ b/진척 관리.docx
@@ -3233,9 +3233,6 @@
     <w:p>
       <w:pPr>
         <w:pStyle w:val="aa"/>
-        <w:rPr>
-          <w:rFonts w:hint="eastAsia"/>
-        </w:rPr>
       </w:pPr>
     </w:p>
     <w:p>
@@ -9088,6 +9085,8 @@
               <w:autoSpaceDE/>
               <w:autoSpaceDN/>
               <w:rPr>
+                <w:b/>
+                <w:bCs/>
                 <w:sz w:val="16"/>
                 <w:szCs w:val="16"/>
               </w:rPr>
@@ -9155,6 +9154,41 @@
               </w:rPr>
               <w:t xml:space="preserve"> 제거</w:t>
             </w:r>
+            <w:r>
+              <w:rPr>
+                <w:rFonts w:hint="eastAsia"/>
+                <w:b/>
+                <w:bCs/>
+                <w:sz w:val="16"/>
+                <w:szCs w:val="16"/>
+              </w:rPr>
+              <w:t>,</w:t>
+            </w:r>
+          </w:p>
+          <w:p>
+            <w:pPr>
+              <w:widowControl/>
+              <w:wordWrap/>
+              <w:autoSpaceDE/>
+              <w:autoSpaceDN/>
+              <w:rPr>
+                <w:rFonts w:hint="eastAsia"/>
+                <w:b/>
+                <w:bCs/>
+                <w:sz w:val="16"/>
+                <w:szCs w:val="16"/>
+              </w:rPr>
+            </w:pPr>
+            <w:r>
+              <w:rPr>
+                <w:rFonts w:hint="eastAsia"/>
+                <w:b/>
+                <w:bCs/>
+                <w:sz w:val="16"/>
+                <w:szCs w:val="16"/>
+              </w:rPr>
+              <w:t>맵 1,2에 따른 패킷 분리</w:t>
+            </w:r>
           </w:p>
         </w:tc>
         <w:tc>
@@ -9180,6 +9214,18 @@
               </w:rPr>
               <w:t>29</w:t>
             </w:r>
+          </w:p>
+          <w:p>
+            <w:pPr>
+              <w:widowControl/>
+              <w:wordWrap/>
+              <w:autoSpaceDE/>
+              <w:autoSpaceDN/>
+              <w:rPr>
+                <w:sz w:val="16"/>
+                <w:szCs w:val="16"/>
+              </w:rPr>
+            </w:pPr>
           </w:p>
         </w:tc>
       </w:tr>
@@ -9577,6 +9623,7 @@
                 <w:sz w:val="16"/>
                 <w:szCs w:val="16"/>
               </w:rPr>
+              <w:lastRenderedPageBreak/>
               <w:t>7</w:t>
             </w:r>
             <w:r>

--- a/진척 관리.docx
+++ b/진척 관리.docx
@@ -6430,7 +6430,7 @@
     <w:tbl>
       <w:tblPr>
         <w:tblStyle w:val="ab"/>
-        <w:tblW w:w="10916" w:type="dxa"/>
+        <w:tblW w:w="12084" w:type="dxa"/>
         <w:jc w:val="center"/>
         <w:tblLook w:val="04A0" w:firstRow="1" w:lastRow="0" w:firstColumn="1" w:lastColumn="0" w:noHBand="0" w:noVBand="1"/>
       </w:tblPr>
@@ -6441,7 +6441,7 @@
         <w:gridCol w:w="1016"/>
         <w:gridCol w:w="2863"/>
         <w:gridCol w:w="2072"/>
-        <w:gridCol w:w="1338"/>
+        <w:gridCol w:w="1653"/>
       </w:tblGrid>
       <w:tr>
         <w:trPr>
@@ -6450,7 +6450,7 @@
         </w:trPr>
         <w:tc>
           <w:tcPr>
-            <w:tcW w:w="1701" w:type="dxa"/>
+            <w:tcW w:w="1080" w:type="dxa"/>
             <w:shd w:val="clear" w:color="auto" w:fill="D0CECE" w:themeFill="background2" w:themeFillShade="E6"/>
           </w:tcPr>
           <w:p>
@@ -6477,7 +6477,7 @@
         </w:tc>
         <w:tc>
           <w:tcPr>
-            <w:tcW w:w="1701" w:type="dxa"/>
+            <w:tcW w:w="1898" w:type="dxa"/>
             <w:shd w:val="clear" w:color="auto" w:fill="D0CECE" w:themeFill="background2" w:themeFillShade="E6"/>
           </w:tcPr>
           <w:p>
@@ -6504,7 +6504,7 @@
         </w:tc>
         <w:tc>
           <w:tcPr>
-            <w:tcW w:w="1701" w:type="dxa"/>
+            <w:tcW w:w="1502" w:type="dxa"/>
             <w:shd w:val="clear" w:color="auto" w:fill="D0CECE" w:themeFill="background2" w:themeFillShade="E6"/>
           </w:tcPr>
           <w:p>
@@ -6531,7 +6531,7 @@
         </w:tc>
         <w:tc>
           <w:tcPr>
-            <w:tcW w:w="1701" w:type="dxa"/>
+            <w:tcW w:w="1016" w:type="dxa"/>
             <w:shd w:val="clear" w:color="auto" w:fill="D0CECE" w:themeFill="background2" w:themeFillShade="E6"/>
           </w:tcPr>
           <w:p>
@@ -6558,7 +6558,7 @@
         </w:tc>
         <w:tc>
           <w:tcPr>
-            <w:tcW w:w="1701" w:type="dxa"/>
+            <w:tcW w:w="2863" w:type="dxa"/>
             <w:shd w:val="clear" w:color="auto" w:fill="D0CECE" w:themeFill="background2" w:themeFillShade="E6"/>
           </w:tcPr>
           <w:p>
@@ -6585,7 +6585,7 @@
         </w:tc>
         <w:tc>
           <w:tcPr>
-            <w:tcW w:w="1701" w:type="dxa"/>
+            <w:tcW w:w="1275" w:type="dxa"/>
             <w:shd w:val="clear" w:color="auto" w:fill="D0CECE" w:themeFill="background2" w:themeFillShade="E6"/>
           </w:tcPr>
           <w:p>
@@ -6612,7 +6612,7 @@
         </w:tc>
         <w:tc>
           <w:tcPr>
-            <w:tcW w:w="289" w:type="dxa"/>
+            <w:tcW w:w="2450" w:type="dxa"/>
             <w:shd w:val="clear" w:color="auto" w:fill="D0CECE" w:themeFill="background2" w:themeFillShade="E6"/>
           </w:tcPr>
           <w:p>
@@ -6645,7 +6645,7 @@
         </w:trPr>
         <w:tc>
           <w:tcPr>
-            <w:tcW w:w="1701" w:type="dxa"/>
+            <w:tcW w:w="12084" w:type="dxa"/>
             <w:gridSpan w:val="7"/>
             <w:shd w:val="clear" w:color="auto" w:fill="F2F2F2" w:themeFill="background1" w:themeFillShade="F2"/>
           </w:tcPr>
@@ -6679,7 +6679,7 @@
         </w:trPr>
         <w:tc>
           <w:tcPr>
-            <w:tcW w:w="1701" w:type="dxa"/>
+            <w:tcW w:w="1080" w:type="dxa"/>
           </w:tcPr>
           <w:p>
             <w:pPr>
@@ -6704,7 +6704,7 @@
         </w:tc>
         <w:tc>
           <w:tcPr>
-            <w:tcW w:w="1701" w:type="dxa"/>
+            <w:tcW w:w="1898" w:type="dxa"/>
           </w:tcPr>
           <w:p>
             <w:pPr>
@@ -6729,7 +6729,7 @@
         </w:tc>
         <w:tc>
           <w:tcPr>
-            <w:tcW w:w="1701" w:type="dxa"/>
+            <w:tcW w:w="1502" w:type="dxa"/>
           </w:tcPr>
           <w:p>
             <w:pPr>
@@ -6754,7 +6754,7 @@
         </w:tc>
         <w:tc>
           <w:tcPr>
-            <w:tcW w:w="1701" w:type="dxa"/>
+            <w:tcW w:w="1016" w:type="dxa"/>
           </w:tcPr>
           <w:p>
             <w:pPr>
@@ -6791,7 +6791,7 @@
         </w:tc>
         <w:tc>
           <w:tcPr>
-            <w:tcW w:w="1701" w:type="dxa"/>
+            <w:tcW w:w="2863" w:type="dxa"/>
           </w:tcPr>
           <w:p>
             <w:pPr>
@@ -6828,7 +6828,7 @@
         </w:tc>
         <w:tc>
           <w:tcPr>
-            <w:tcW w:w="1701" w:type="dxa"/>
+            <w:tcW w:w="1275" w:type="dxa"/>
           </w:tcPr>
           <w:p>
             <w:pPr>
@@ -6910,7 +6910,7 @@
         </w:tc>
         <w:tc>
           <w:tcPr>
-            <w:tcW w:w="289" w:type="dxa"/>
+            <w:tcW w:w="2450" w:type="dxa"/>
           </w:tcPr>
           <w:p>
             <w:pPr>
@@ -6948,7 +6948,7 @@
         </w:trPr>
         <w:tc>
           <w:tcPr>
-            <w:tcW w:w="1701" w:type="dxa"/>
+            <w:tcW w:w="12084" w:type="dxa"/>
             <w:gridSpan w:val="7"/>
             <w:shd w:val="clear" w:color="auto" w:fill="F2F2F2" w:themeFill="background1" w:themeFillShade="F2"/>
           </w:tcPr>
@@ -6982,7 +6982,7 @@
         </w:trPr>
         <w:tc>
           <w:tcPr>
-            <w:tcW w:w="1701" w:type="dxa"/>
+            <w:tcW w:w="1080" w:type="dxa"/>
           </w:tcPr>
           <w:p>
             <w:pPr>
@@ -7043,7 +7043,7 @@
         </w:tc>
         <w:tc>
           <w:tcPr>
-            <w:tcW w:w="1701" w:type="dxa"/>
+            <w:tcW w:w="1898" w:type="dxa"/>
           </w:tcPr>
           <w:p>
             <w:pPr>
@@ -7104,7 +7104,7 @@
         </w:tc>
         <w:tc>
           <w:tcPr>
-            <w:tcW w:w="1701" w:type="dxa"/>
+            <w:tcW w:w="1502" w:type="dxa"/>
           </w:tcPr>
           <w:p>
             <w:pPr>
@@ -7141,7 +7141,7 @@
         </w:tc>
         <w:tc>
           <w:tcPr>
-            <w:tcW w:w="1701" w:type="dxa"/>
+            <w:tcW w:w="1016" w:type="dxa"/>
           </w:tcPr>
           <w:p>
             <w:pPr>
@@ -7213,7 +7213,7 @@
         </w:tc>
         <w:tc>
           <w:tcPr>
-            <w:tcW w:w="1701" w:type="dxa"/>
+            <w:tcW w:w="2863" w:type="dxa"/>
           </w:tcPr>
           <w:p>
             <w:pPr>
@@ -7293,7 +7293,7 @@
         </w:tc>
         <w:tc>
           <w:tcPr>
-            <w:tcW w:w="1701" w:type="dxa"/>
+            <w:tcW w:w="1275" w:type="dxa"/>
           </w:tcPr>
           <w:p>
             <w:pPr>
@@ -7345,7 +7345,7 @@
         </w:tc>
         <w:tc>
           <w:tcPr>
-            <w:tcW w:w="289" w:type="dxa"/>
+            <w:tcW w:w="2450" w:type="dxa"/>
           </w:tcPr>
           <w:p>
             <w:pPr>
@@ -7388,7 +7388,7 @@
         </w:trPr>
         <w:tc>
           <w:tcPr>
-            <w:tcW w:w="1701" w:type="dxa"/>
+            <w:tcW w:w="1080" w:type="dxa"/>
           </w:tcPr>
           <w:p>
             <w:pPr>
@@ -7459,7 +7459,7 @@
         </w:tc>
         <w:tc>
           <w:tcPr>
-            <w:tcW w:w="1701" w:type="dxa"/>
+            <w:tcW w:w="1898" w:type="dxa"/>
           </w:tcPr>
           <w:p>
             <w:pPr>
@@ -7496,7 +7496,7 @@
         </w:tc>
         <w:tc>
           <w:tcPr>
-            <w:tcW w:w="1701" w:type="dxa"/>
+            <w:tcW w:w="1502" w:type="dxa"/>
           </w:tcPr>
           <w:p>
             <w:pPr>
@@ -7533,7 +7533,7 @@
         </w:tc>
         <w:tc>
           <w:tcPr>
-            <w:tcW w:w="1701" w:type="dxa"/>
+            <w:tcW w:w="1016" w:type="dxa"/>
           </w:tcPr>
           <w:p>
             <w:pPr>
@@ -7604,7 +7604,7 @@
         </w:tc>
         <w:tc>
           <w:tcPr>
-            <w:tcW w:w="1701" w:type="dxa"/>
+            <w:tcW w:w="2863" w:type="dxa"/>
           </w:tcPr>
           <w:p>
             <w:pPr>
@@ -7851,7 +7851,7 @@
         </w:tc>
         <w:tc>
           <w:tcPr>
-            <w:tcW w:w="1701" w:type="dxa"/>
+            <w:tcW w:w="1275" w:type="dxa"/>
           </w:tcPr>
           <w:p>
             <w:pPr>
@@ -7903,7 +7903,7 @@
         </w:tc>
         <w:tc>
           <w:tcPr>
-            <w:tcW w:w="289" w:type="dxa"/>
+            <w:tcW w:w="2450" w:type="dxa"/>
           </w:tcPr>
           <w:p>
             <w:pPr>
@@ -7934,7 +7934,7 @@
         </w:trPr>
         <w:tc>
           <w:tcPr>
-            <w:tcW w:w="1701" w:type="dxa"/>
+            <w:tcW w:w="1080" w:type="dxa"/>
           </w:tcPr>
           <w:p>
             <w:pPr>
@@ -8001,7 +8001,7 @@
         </w:tc>
         <w:tc>
           <w:tcPr>
-            <w:tcW w:w="1701" w:type="dxa"/>
+            <w:tcW w:w="1898" w:type="dxa"/>
           </w:tcPr>
           <w:p>
             <w:pPr>
@@ -8082,7 +8082,7 @@
         </w:tc>
         <w:tc>
           <w:tcPr>
-            <w:tcW w:w="1701" w:type="dxa"/>
+            <w:tcW w:w="1502" w:type="dxa"/>
           </w:tcPr>
           <w:p>
             <w:pPr>
@@ -8302,7 +8302,7 @@
         </w:tc>
         <w:tc>
           <w:tcPr>
-            <w:tcW w:w="1701" w:type="dxa"/>
+            <w:tcW w:w="1016" w:type="dxa"/>
           </w:tcPr>
           <w:p>
             <w:pPr>
@@ -8373,7 +8373,7 @@
         </w:tc>
         <w:tc>
           <w:tcPr>
-            <w:tcW w:w="1701" w:type="dxa"/>
+            <w:tcW w:w="2863" w:type="dxa"/>
           </w:tcPr>
           <w:p>
             <w:pPr>
@@ -8468,7 +8468,7 @@
         </w:tc>
         <w:tc>
           <w:tcPr>
-            <w:tcW w:w="1701" w:type="dxa"/>
+            <w:tcW w:w="1275" w:type="dxa"/>
           </w:tcPr>
           <w:p>
             <w:pPr>
@@ -8509,7 +8509,7 @@
         </w:tc>
         <w:tc>
           <w:tcPr>
-            <w:tcW w:w="289" w:type="dxa"/>
+            <w:tcW w:w="2450" w:type="dxa"/>
           </w:tcPr>
           <w:p>
             <w:pPr>
@@ -8598,7 +8598,7 @@
         </w:trPr>
         <w:tc>
           <w:tcPr>
-            <w:tcW w:w="1701" w:type="dxa"/>
+            <w:tcW w:w="1080" w:type="dxa"/>
           </w:tcPr>
           <w:p>
             <w:pPr>
@@ -8643,7 +8643,7 @@
         </w:tc>
         <w:tc>
           <w:tcPr>
-            <w:tcW w:w="1701" w:type="dxa"/>
+            <w:tcW w:w="1898" w:type="dxa"/>
           </w:tcPr>
           <w:p>
             <w:pPr>
@@ -8765,7 +8765,7 @@
         </w:tc>
         <w:tc>
           <w:tcPr>
-            <w:tcW w:w="1701" w:type="dxa"/>
+            <w:tcW w:w="1502" w:type="dxa"/>
           </w:tcPr>
           <w:p>
             <w:pPr>
@@ -8847,7 +8847,7 @@
         </w:tc>
         <w:tc>
           <w:tcPr>
-            <w:tcW w:w="1701" w:type="dxa"/>
+            <w:tcW w:w="1016" w:type="dxa"/>
           </w:tcPr>
           <w:p>
             <w:pPr>
@@ -8918,7 +8918,7 @@
         </w:tc>
         <w:tc>
           <w:tcPr>
-            <w:tcW w:w="1701" w:type="dxa"/>
+            <w:tcW w:w="2863" w:type="dxa"/>
           </w:tcPr>
           <w:p>
             <w:pPr>
@@ -9019,7 +9019,7 @@
         </w:tc>
         <w:tc>
           <w:tcPr>
-            <w:tcW w:w="1701" w:type="dxa"/>
+            <w:tcW w:w="1275" w:type="dxa"/>
           </w:tcPr>
           <w:p>
             <w:pPr>
@@ -9172,7 +9172,6 @@
               <w:autoSpaceDE/>
               <w:autoSpaceDN/>
               <w:rPr>
-                <w:rFonts w:hint="eastAsia"/>
                 <w:b/>
                 <w:bCs/>
                 <w:sz w:val="16"/>
@@ -9193,7 +9192,7 @@
         </w:tc>
         <w:tc>
           <w:tcPr>
-            <w:tcW w:w="289" w:type="dxa"/>
+            <w:tcW w:w="2450" w:type="dxa"/>
           </w:tcPr>
           <w:p>
             <w:pPr>
@@ -9213,6 +9212,90 @@
                 <w:szCs w:val="16"/>
               </w:rPr>
               <w:t>29</w:t>
+            </w:r>
+          </w:p>
+          <w:p>
+            <w:pPr>
+              <w:widowControl/>
+              <w:wordWrap/>
+              <w:autoSpaceDE/>
+              <w:autoSpaceDN/>
+              <w:rPr>
+                <w:b/>
+                <w:bCs/>
+                <w:sz w:val="16"/>
+                <w:szCs w:val="16"/>
+              </w:rPr>
+            </w:pPr>
+            <w:r>
+              <w:rPr>
+                <w:b/>
+                <w:bCs/>
+                <w:sz w:val="16"/>
+                <w:szCs w:val="16"/>
+              </w:rPr>
+              <w:t>M</w:t>
+            </w:r>
+            <w:r>
+              <w:rPr>
+                <w:rFonts w:hint="eastAsia"/>
+                <w:b/>
+                <w:bCs/>
+                <w:sz w:val="16"/>
+                <w:szCs w:val="16"/>
+              </w:rPr>
+              <w:t>ap2 렌더링,</w:t>
+            </w:r>
+            <w:r>
+              <w:rPr>
+                <w:sz w:val="16"/>
+                <w:szCs w:val="16"/>
+              </w:rPr>
+              <w:br/>
+            </w:r>
+            <w:r>
+              <w:rPr>
+                <w:b/>
+                <w:bCs/>
+                <w:sz w:val="16"/>
+                <w:szCs w:val="16"/>
+              </w:rPr>
+              <w:t> C2S_Change_</w:t>
+            </w:r>
+          </w:p>
+          <w:p>
+            <w:pPr>
+              <w:widowControl/>
+              <w:wordWrap/>
+              <w:autoSpaceDE/>
+              <w:autoSpaceDN/>
+              <w:rPr>
+                <w:b/>
+                <w:bCs/>
+                <w:sz w:val="16"/>
+                <w:szCs w:val="16"/>
+              </w:rPr>
+            </w:pPr>
+            <w:proofErr w:type="spellStart"/>
+            <w:r>
+              <w:rPr>
+                <w:b/>
+                <w:bCs/>
+                <w:sz w:val="16"/>
+                <w:szCs w:val="16"/>
+              </w:rPr>
+              <w:t>Ready_Packet</w:t>
+            </w:r>
+            <w:proofErr w:type="spellEnd"/>
+            <w:r>
+              <w:rPr>
+                <w:rFonts w:hint="eastAsia"/>
+                <w:b/>
+                <w:bCs/>
+                <w:sz w:val="16"/>
+                <w:szCs w:val="16"/>
+              </w:rPr>
+              <w:t>수정,</w:t>
             </w:r>
           </w:p>
           <w:p>
@@ -9236,7 +9319,7 @@
         </w:trPr>
         <w:tc>
           <w:tcPr>
-            <w:tcW w:w="1701" w:type="dxa"/>
+            <w:tcW w:w="12084" w:type="dxa"/>
             <w:gridSpan w:val="7"/>
             <w:shd w:val="clear" w:color="auto" w:fill="F2F2F2" w:themeFill="background1" w:themeFillShade="F2"/>
           </w:tcPr>
@@ -9270,7 +9353,7 @@
         </w:trPr>
         <w:tc>
           <w:tcPr>
-            <w:tcW w:w="1701" w:type="dxa"/>
+            <w:tcW w:w="1080" w:type="dxa"/>
           </w:tcPr>
           <w:p>
             <w:pPr>
@@ -9317,7 +9400,7 @@
         </w:tc>
         <w:tc>
           <w:tcPr>
-            <w:tcW w:w="1701" w:type="dxa"/>
+            <w:tcW w:w="1898" w:type="dxa"/>
           </w:tcPr>
           <w:p>
             <w:pPr>
@@ -9418,7 +9501,7 @@
         </w:tc>
         <w:tc>
           <w:tcPr>
-            <w:tcW w:w="1701" w:type="dxa"/>
+            <w:tcW w:w="1502" w:type="dxa"/>
           </w:tcPr>
           <w:p>
             <w:pPr>
@@ -9464,7 +9547,7 @@
         </w:tc>
         <w:tc>
           <w:tcPr>
-            <w:tcW w:w="1701" w:type="dxa"/>
+            <w:tcW w:w="1016" w:type="dxa"/>
           </w:tcPr>
           <w:p>
             <w:pPr>
@@ -9511,7 +9594,7 @@
         </w:tc>
         <w:tc>
           <w:tcPr>
-            <w:tcW w:w="1701" w:type="dxa"/>
+            <w:tcW w:w="2863" w:type="dxa"/>
           </w:tcPr>
           <w:p>
             <w:pPr>
@@ -9548,7 +9631,7 @@
         </w:tc>
         <w:tc>
           <w:tcPr>
-            <w:tcW w:w="1701" w:type="dxa"/>
+            <w:tcW w:w="1275" w:type="dxa"/>
           </w:tcPr>
           <w:p>
             <w:pPr>
@@ -9573,7 +9656,7 @@
         </w:tc>
         <w:tc>
           <w:tcPr>
-            <w:tcW w:w="289" w:type="dxa"/>
+            <w:tcW w:w="2450" w:type="dxa"/>
           </w:tcPr>
           <w:p>
             <w:pPr>
@@ -9604,7 +9687,7 @@
         </w:trPr>
         <w:tc>
           <w:tcPr>
-            <w:tcW w:w="1701" w:type="dxa"/>
+            <w:tcW w:w="1080" w:type="dxa"/>
           </w:tcPr>
           <w:p>
             <w:pPr>
@@ -9656,7 +9739,7 @@
         </w:tc>
         <w:tc>
           <w:tcPr>
-            <w:tcW w:w="1701" w:type="dxa"/>
+            <w:tcW w:w="1898" w:type="dxa"/>
           </w:tcPr>
           <w:p>
             <w:pPr>
@@ -9693,7 +9776,7 @@
         </w:tc>
         <w:tc>
           <w:tcPr>
-            <w:tcW w:w="1701" w:type="dxa"/>
+            <w:tcW w:w="1502" w:type="dxa"/>
           </w:tcPr>
           <w:p>
             <w:pPr>
@@ -9718,7 +9801,7 @@
         </w:tc>
         <w:tc>
           <w:tcPr>
-            <w:tcW w:w="1701" w:type="dxa"/>
+            <w:tcW w:w="1016" w:type="dxa"/>
           </w:tcPr>
           <w:p>
             <w:pPr>
@@ -9756,7 +9839,7 @@
         </w:tc>
         <w:tc>
           <w:tcPr>
-            <w:tcW w:w="1701" w:type="dxa"/>
+            <w:tcW w:w="2863" w:type="dxa"/>
           </w:tcPr>
           <w:p>
             <w:pPr>
@@ -9793,7 +9876,7 @@
         </w:tc>
         <w:tc>
           <w:tcPr>
-            <w:tcW w:w="1701" w:type="dxa"/>
+            <w:tcW w:w="1275" w:type="dxa"/>
           </w:tcPr>
           <w:p>
             <w:pPr>
@@ -9818,7 +9901,7 @@
         </w:tc>
         <w:tc>
           <w:tcPr>
-            <w:tcW w:w="289" w:type="dxa"/>
+            <w:tcW w:w="2450" w:type="dxa"/>
           </w:tcPr>
           <w:p>
             <w:pPr>
@@ -17124,7 +17207,6 @@
   <w:style w:type="character" w:default="1" w:styleId="a0">
     <w:name w:val="Default Paragraph Font"/>
     <w:uiPriority w:val="1"/>
-    <w:semiHidden/>
     <w:unhideWhenUsed/>
   </w:style>
   <w:style w:type="table" w:default="1" w:styleId="a1">

--- a/진척 관리.docx
+++ b/진척 관리.docx
@@ -1,6 +1,6 @@
 
 <file path=word/document.xml><?xml version="1.0" encoding="utf-8"?>
-<w:document xmlns:wpc="http://schemas.microsoft.com/office/word/2010/wordprocessingCanvas" xmlns:cx="http://schemas.microsoft.com/office/drawing/2014/chartex" xmlns:cx1="http://schemas.microsoft.com/office/drawing/2015/9/8/chartex" xmlns:cx2="http://schemas.microsoft.com/office/drawing/2015/10/21/chartex" xmlns:cx3="http://schemas.microsoft.com/office/drawing/2016/5/9/chartex" xmlns:cx4="http://schemas.microsoft.com/office/drawing/2016/5/10/chartex" xmlns:cx5="http://schemas.microsoft.com/office/drawing/2016/5/11/chartex" xmlns:cx6="http://schemas.microsoft.com/office/drawing/2016/5/12/chartex" xmlns:cx7="http://schemas.microsoft.com/office/drawing/2016/5/13/chartex" xmlns:cx8="http://schemas.microsoft.com/office/drawing/2016/5/14/chartex" xmlns:mc="http://schemas.openxmlformats.org/markup-compatibility/2006" xmlns:aink="http://schemas.microsoft.com/office/drawing/2016/ink" xmlns:am3d="http://schemas.microsoft.com/office/drawing/2017/model3d" xmlns:o="urn:schemas-microsoft-com:office:office" xmlns:oel="http://schemas.microsoft.com/office/2019/extlst" xmlns:r="http://schemas.openxmlformats.org/officeDocument/2006/relationships" xmlns:m="http://schemas.openxmlformats.org/officeDocument/2006/math" xmlns:v="urn:schemas-microsoft-com:vml" xmlns:wp14="http://schemas.microsoft.com/office/word/2010/wordprocessingDrawing" xmlns:wp="http://schemas.openxmlformats.org/drawingml/2006/wordprocessingDrawing" xmlns:w10="urn:schemas-microsoft-com:office:word" xmlns:w="http://schemas.openxmlformats.org/wordprocessingml/2006/main" xmlns:w14="http://schemas.microsoft.com/office/word/2010/wordml" xmlns:w15="http://schemas.microsoft.com/office/word/2012/wordml" xmlns:w16cex="http://schemas.microsoft.com/office/word/2018/wordml/cex" xmlns:w16cid="http://schemas.microsoft.com/office/word/2016/wordml/cid" xmlns:w16="http://schemas.microsoft.com/office/word/2018/wordml" xmlns:w16du="http://schemas.microsoft.com/office/word/2023/wordml/word16du" xmlns:w16sdtdh="http://schemas.microsoft.com/office/word/2020/wordml/sdtdatahash" xmlns:w16sdtfl="http://schemas.microsoft.com/office/word/2024/wordml/sdtformatlock" xmlns:w16se="http://schemas.microsoft.com/office/word/2015/wordml/symex" xmlns:wpg="http://schemas.microsoft.com/office/word/2010/wordprocessingGroup" xmlns:wpi="http://schemas.microsoft.com/office/word/2010/wordprocessingInk" xmlns:wne="http://schemas.microsoft.com/office/word/2006/wordml" xmlns:wps="http://schemas.microsoft.com/office/word/2010/wordprocessingShape" mc:Ignorable="w14 w15 w16se w16cid w16 w16cex w16sdtdh w16sdtfl w16du wp14">
+<w:document xmlns:wpc="http://schemas.microsoft.com/office/word/2010/wordprocessingCanvas" xmlns:cx="http://schemas.microsoft.com/office/drawing/2014/chartex" xmlns:cx1="http://schemas.microsoft.com/office/drawing/2015/9/8/chartex" xmlns:cx2="http://schemas.microsoft.com/office/drawing/2015/10/21/chartex" xmlns:cx3="http://schemas.microsoft.com/office/drawing/2016/5/9/chartex" xmlns:cx4="http://schemas.microsoft.com/office/drawing/2016/5/10/chartex" xmlns:cx5="http://schemas.microsoft.com/office/drawing/2016/5/11/chartex" xmlns:cx6="http://schemas.microsoft.com/office/drawing/2016/5/12/chartex" xmlns:cx7="http://schemas.microsoft.com/office/drawing/2016/5/13/chartex" xmlns:cx8="http://schemas.microsoft.com/office/drawing/2016/5/14/chartex" xmlns:mc="http://schemas.openxmlformats.org/markup-compatibility/2006" xmlns:aink="http://schemas.microsoft.com/office/drawing/2016/ink" xmlns:am3d="http://schemas.microsoft.com/office/drawing/2017/model3d" xmlns:o="urn:schemas-microsoft-com:office:office" xmlns:oel="http://schemas.microsoft.com/office/2019/extlst" xmlns:r="http://schemas.openxmlformats.org/officeDocument/2006/relationships" xmlns:m="http://schemas.openxmlformats.org/officeDocument/2006/math" xmlns:v="urn:schemas-microsoft-com:vml" xmlns:wp14="http://schemas.microsoft.com/office/word/2010/wordprocessingDrawing" xmlns:wp="http://schemas.openxmlformats.org/drawingml/2006/wordprocessingDrawing" xmlns:w10="urn:schemas-microsoft-com:office:word" xmlns:w="http://schemas.openxmlformats.org/wordprocessingml/2006/main" xmlns:w14="http://schemas.microsoft.com/office/word/2010/wordml" xmlns:w15="http://schemas.microsoft.com/office/word/2012/wordml" xmlns:w16cex="http://schemas.microsoft.com/office/word/2018/wordml/cex" xmlns:w16cid="http://schemas.microsoft.com/office/word/2016/wordml/cid" xmlns:w16="http://schemas.microsoft.com/office/word/2018/wordml" xmlns:w16sdtdh="http://schemas.microsoft.com/office/word/2020/wordml/sdtdatahash" xmlns:w16se="http://schemas.microsoft.com/office/word/2015/wordml/symex" xmlns:wpg="http://schemas.microsoft.com/office/word/2010/wordprocessingGroup" xmlns:wpi="http://schemas.microsoft.com/office/word/2010/wordprocessingInk" xmlns:wne="http://schemas.microsoft.com/office/word/2006/wordml" xmlns:wps="http://schemas.microsoft.com/office/word/2010/wordprocessingShape" mc:Ignorable="w14 w15 w16se w16cid w16 w16cex w16sdtdh wp14">
   <w:body>
     <w:p>
       <w:pPr>
@@ -571,17 +571,7 @@
                 <w:sz w:val="20"/>
                 <w:szCs w:val="20"/>
               </w:rPr>
-              <w:t>recv_</w:t>
-            </w:r>
-            <w:proofErr w:type="gramStart"/>
-            <w:r>
-              <w:rPr>
-                <w:b/>
-                <w:bCs/>
-                <w:sz w:val="20"/>
-                <w:szCs w:val="20"/>
-              </w:rPr>
-              <w:t>packet</w:t>
+              <w:t>recv_packet</w:t>
             </w:r>
             <w:proofErr w:type="spellEnd"/>
             <w:r>
@@ -591,17 +581,7 @@
                 <w:sz w:val="20"/>
                 <w:szCs w:val="20"/>
               </w:rPr>
-              <w:t>(</w:t>
-            </w:r>
-            <w:proofErr w:type="gramEnd"/>
-            <w:r>
-              <w:rPr>
-                <w:b/>
-                <w:bCs/>
-                <w:sz w:val="20"/>
-                <w:szCs w:val="20"/>
-              </w:rPr>
-              <w:t>);</w:t>
+              <w:t>();</w:t>
             </w:r>
           </w:p>
         </w:tc>
@@ -719,17 +699,7 @@
                 <w:sz w:val="20"/>
                 <w:szCs w:val="20"/>
               </w:rPr>
-              <w:t>_</w:t>
-            </w:r>
-            <w:proofErr w:type="gramStart"/>
-            <w:r>
-              <w:rPr>
-                <w:b/>
-                <w:bCs/>
-                <w:sz w:val="20"/>
-                <w:szCs w:val="20"/>
-              </w:rPr>
-              <w:t>packet</w:t>
+              <w:t>_packet</w:t>
             </w:r>
             <w:proofErr w:type="spellEnd"/>
             <w:r>
@@ -739,17 +709,7 @@
                 <w:sz w:val="20"/>
                 <w:szCs w:val="20"/>
               </w:rPr>
-              <w:t>(</w:t>
-            </w:r>
-            <w:proofErr w:type="gramEnd"/>
-            <w:r>
-              <w:rPr>
-                <w:b/>
-                <w:bCs/>
-                <w:sz w:val="20"/>
-                <w:szCs w:val="20"/>
-              </w:rPr>
-              <w:t>);</w:t>
+              <w:t>();</w:t>
             </w:r>
           </w:p>
         </w:tc>
@@ -872,9 +832,17 @@
                 <w:sz w:val="20"/>
                 <w:szCs w:val="20"/>
               </w:rPr>
-              <w:t>();</w:t>
+              <w:t>(</w:t>
             </w:r>
             <w:proofErr w:type="gramEnd"/>
+            <w:r>
+              <w:rPr>
+                <w:rFonts w:eastAsiaTheme="minorHAnsi"/>
+                <w:sz w:val="20"/>
+                <w:szCs w:val="20"/>
+              </w:rPr>
+              <w:t>);</w:t>
+            </w:r>
           </w:p>
           <w:p>
             <w:pPr>
@@ -1088,7 +1056,6 @@
               <w:t>target_id</w:t>
             </w:r>
             <w:proofErr w:type="spellEnd"/>
-            <w:proofErr w:type="gramStart"/>
             <w:r>
               <w:rPr>
                 <w:rFonts w:eastAsiaTheme="minorHAnsi"/>
@@ -1099,7 +1066,6 @@
               </w:rPr>
               <w:t>);</w:t>
             </w:r>
-            <w:proofErr w:type="gramEnd"/>
           </w:p>
           <w:p>
             <w:pPr>
@@ -2683,7 +2649,7 @@
                 <w:sz w:val="20"/>
                 <w:szCs w:val="20"/>
               </w:rPr>
-              <w:t>::Init(</w:t>
+              <w:t>::</w:t>
             </w:r>
             <w:proofErr w:type="gramEnd"/>
             <w:r>
@@ -2691,7 +2657,7 @@
                 <w:sz w:val="20"/>
                 <w:szCs w:val="20"/>
               </w:rPr>
-              <w:t>)</w:t>
+              <w:t>Init()</w:t>
             </w:r>
           </w:p>
           <w:p>
@@ -2723,6 +2689,7 @@
               <w:t>::</w:t>
             </w:r>
             <w:proofErr w:type="spellStart"/>
+            <w:proofErr w:type="gramEnd"/>
             <w:r>
               <w:rPr>
                 <w:sz w:val="20"/>
@@ -2736,15 +2703,7 @@
                 <w:sz w:val="20"/>
                 <w:szCs w:val="20"/>
               </w:rPr>
-              <w:t>(</w:t>
-            </w:r>
-            <w:proofErr w:type="gramEnd"/>
-            <w:r>
-              <w:rPr>
-                <w:sz w:val="20"/>
-                <w:szCs w:val="20"/>
-              </w:rPr>
-              <w:t>)</w:t>
+              <w:t>()</w:t>
             </w:r>
           </w:p>
         </w:tc>
@@ -4113,9 +4072,9 @@
                 <w:sz w:val="14"/>
                 <w:szCs w:val="14"/>
               </w:rPr>
-              <w:t>recv_</w:t>
-            </w:r>
-            <w:proofErr w:type="gramStart"/>
+              <w:t>recv_packet</w:t>
+            </w:r>
+            <w:proofErr w:type="spellEnd"/>
             <w:r>
               <w:rPr>
                 <w:b/>
@@ -4123,34 +4082,35 @@
                 <w:sz w:val="14"/>
                 <w:szCs w:val="14"/>
               </w:rPr>
-              <w:t>packet</w:t>
-            </w:r>
-            <w:proofErr w:type="spellEnd"/>
-            <w:r>
+              <w:t>();</w:t>
+            </w:r>
+          </w:p>
+          <w:p>
+            <w:pPr>
+              <w:widowControl/>
+              <w:wordWrap/>
+              <w:autoSpaceDE/>
+              <w:autoSpaceDN/>
               <w:rPr>
                 <w:b/>
                 <w:bCs/>
                 <w:sz w:val="14"/>
                 <w:szCs w:val="14"/>
               </w:rPr>
-              <w:t>();</w:t>
-            </w:r>
-            <w:proofErr w:type="gramEnd"/>
-          </w:p>
-          <w:p>
-            <w:pPr>
-              <w:widowControl/>
-              <w:wordWrap/>
-              <w:autoSpaceDE/>
-              <w:autoSpaceDN/>
-              <w:rPr>
+            </w:pPr>
+            <w:proofErr w:type="gramStart"/>
+            <w:r>
+              <w:rPr>
+                <w:rFonts w:hint="eastAsia"/>
                 <w:b/>
                 <w:bCs/>
                 <w:sz w:val="14"/>
                 <w:szCs w:val="14"/>
               </w:rPr>
-            </w:pPr>
-            <w:proofErr w:type="gramStart"/>
+              <w:t>Player::</w:t>
+            </w:r>
+            <w:proofErr w:type="spellStart"/>
+            <w:proofErr w:type="gramEnd"/>
             <w:r>
               <w:rPr>
                 <w:rFonts w:hint="eastAsia"/>
@@ -4159,20 +4119,18 @@
                 <w:sz w:val="14"/>
                 <w:szCs w:val="14"/>
               </w:rPr>
-              <w:t>Player::</w:t>
-            </w:r>
-            <w:proofErr w:type="spellStart"/>
-            <w:proofErr w:type="gramEnd"/>
-            <w:r>
-              <w:rPr>
-                <w:rFonts w:hint="eastAsia"/>
+              <w:t>send</w:t>
+            </w:r>
+            <w:r>
+              <w:rPr>
                 <w:b/>
                 <w:bCs/>
                 <w:sz w:val="14"/>
                 <w:szCs w:val="14"/>
               </w:rPr>
-              <w:t>send</w:t>
-            </w:r>
+              <w:t>_packet</w:t>
+            </w:r>
+            <w:proofErr w:type="spellEnd"/>
             <w:r>
               <w:rPr>
                 <w:b/>
@@ -4180,153 +4138,110 @@
                 <w:sz w:val="14"/>
                 <w:szCs w:val="14"/>
               </w:rPr>
-              <w:t>_</w:t>
-            </w:r>
-            <w:proofErr w:type="gramStart"/>
-            <w:r>
+              <w:t>();</w:t>
+            </w:r>
+          </w:p>
+          <w:p>
+            <w:pPr>
+              <w:widowControl/>
+              <w:wordWrap/>
+              <w:autoSpaceDE/>
+              <w:autoSpaceDN/>
               <w:rPr>
                 <w:b/>
                 <w:bCs/>
                 <w:sz w:val="14"/>
                 <w:szCs w:val="14"/>
               </w:rPr>
-              <w:t>packet</w:t>
-            </w:r>
-            <w:proofErr w:type="spellEnd"/>
-            <w:r>
-              <w:rPr>
+            </w:pPr>
+            <w:proofErr w:type="gramStart"/>
+            <w:r>
+              <w:rPr>
+                <w:rFonts w:hint="eastAsia"/>
                 <w:b/>
                 <w:bCs/>
                 <w:sz w:val="14"/>
                 <w:szCs w:val="14"/>
               </w:rPr>
-              <w:t>();</w:t>
+              <w:t>Player::</w:t>
             </w:r>
             <w:proofErr w:type="gramEnd"/>
-          </w:p>
-          <w:p>
-            <w:pPr>
-              <w:widowControl/>
-              <w:wordWrap/>
-              <w:autoSpaceDE/>
-              <w:autoSpaceDN/>
-              <w:rPr>
+            <w:r>
+              <w:rPr>
+                <w:rFonts w:hint="eastAsia"/>
                 <w:b/>
                 <w:bCs/>
                 <w:sz w:val="14"/>
                 <w:szCs w:val="14"/>
               </w:rPr>
-            </w:pPr>
-            <w:proofErr w:type="gramStart"/>
-            <w:r>
-              <w:rPr>
-                <w:rFonts w:hint="eastAsia"/>
+              <w:t>disconnect</w:t>
+            </w:r>
+            <w:r>
+              <w:rPr>
                 <w:b/>
                 <w:bCs/>
                 <w:sz w:val="14"/>
                 <w:szCs w:val="14"/>
               </w:rPr>
-              <w:t>Player::</w:t>
-            </w:r>
-            <w:r>
-              <w:rPr>
-                <w:rFonts w:hint="eastAsia"/>
+              <w:t>();</w:t>
+            </w:r>
+          </w:p>
+          <w:p>
+            <w:pPr>
+              <w:widowControl/>
+              <w:wordWrap/>
+              <w:autoSpaceDE/>
+              <w:autoSpaceDN/>
+              <w:rPr>
                 <w:b/>
                 <w:bCs/>
                 <w:sz w:val="14"/>
                 <w:szCs w:val="14"/>
               </w:rPr>
-              <w:t>disconnect</w:t>
-            </w:r>
-            <w:r>
-              <w:rPr>
+            </w:pPr>
+            <w:proofErr w:type="gramStart"/>
+            <w:r>
+              <w:rPr>
+                <w:rFonts w:hint="eastAsia"/>
                 <w:b/>
                 <w:bCs/>
                 <w:sz w:val="14"/>
                 <w:szCs w:val="14"/>
               </w:rPr>
-              <w:t>();</w:t>
+              <w:t>Player::</w:t>
             </w:r>
             <w:proofErr w:type="gramEnd"/>
-          </w:p>
-          <w:p>
-            <w:pPr>
-              <w:widowControl/>
-              <w:wordWrap/>
-              <w:autoSpaceDE/>
-              <w:autoSpaceDN/>
-              <w:rPr>
+            <w:r>
+              <w:rPr>
+                <w:rFonts w:eastAsiaTheme="minorHAnsi"/>
+                <w:b/>
+                <w:bCs/>
+                <w:sz w:val="16"/>
+                <w:szCs w:val="16"/>
+              </w:rPr>
+              <w:t xml:space="preserve"> </w:t>
+            </w:r>
+            <w:proofErr w:type="spellStart"/>
+            <w:r>
+              <w:rPr>
+                <w:rFonts w:eastAsiaTheme="minorHAnsi" w:hint="eastAsia"/>
                 <w:b/>
                 <w:bCs/>
                 <w:sz w:val="14"/>
                 <w:szCs w:val="14"/>
               </w:rPr>
-            </w:pPr>
-            <w:proofErr w:type="gramStart"/>
-            <w:r>
-              <w:rPr>
-                <w:rFonts w:hint="eastAsia"/>
+              <w:t>process_packet</w:t>
+            </w:r>
+            <w:proofErr w:type="spellEnd"/>
+            <w:r>
+              <w:rPr>
+                <w:rFonts w:eastAsiaTheme="minorHAnsi" w:hint="eastAsia"/>
                 <w:b/>
                 <w:bCs/>
                 <w:sz w:val="14"/>
                 <w:szCs w:val="14"/>
               </w:rPr>
-              <w:t>Player::</w:t>
-            </w:r>
-            <w:proofErr w:type="gramEnd"/>
-            <w:r>
-              <w:rPr>
-                <w:rFonts w:eastAsiaTheme="minorHAnsi"/>
-                <w:b/>
-                <w:bCs/>
-                <w:sz w:val="16"/>
-                <w:szCs w:val="16"/>
-              </w:rPr>
-              <w:t xml:space="preserve"> </w:t>
-            </w:r>
-            <w:proofErr w:type="spellStart"/>
-            <w:r>
-              <w:rPr>
-                <w:rFonts w:eastAsiaTheme="minorHAnsi" w:hint="eastAsia"/>
-                <w:b/>
-                <w:bCs/>
-                <w:sz w:val="14"/>
-                <w:szCs w:val="14"/>
-              </w:rPr>
-              <w:t>process_</w:t>
-            </w:r>
-            <w:proofErr w:type="gramStart"/>
-            <w:r>
-              <w:rPr>
-                <w:rFonts w:eastAsiaTheme="minorHAnsi" w:hint="eastAsia"/>
-                <w:b/>
-                <w:bCs/>
-                <w:sz w:val="14"/>
-                <w:szCs w:val="14"/>
-              </w:rPr>
-              <w:t>packet</w:t>
-            </w:r>
-            <w:proofErr w:type="spellEnd"/>
-            <w:r>
-              <w:rPr>
-                <w:rFonts w:eastAsiaTheme="minorHAnsi" w:hint="eastAsia"/>
-                <w:b/>
-                <w:bCs/>
-                <w:sz w:val="14"/>
-                <w:szCs w:val="14"/>
-              </w:rPr>
-              <w:t>(</w:t>
-            </w:r>
-            <w:proofErr w:type="gramEnd"/>
-            <w:r>
-              <w:rPr>
-                <w:rFonts w:eastAsiaTheme="minorHAnsi" w:hint="eastAsia"/>
-                <w:b/>
-                <w:bCs/>
-                <w:sz w:val="14"/>
-                <w:szCs w:val="14"/>
-              </w:rPr>
-              <w:t>)</w:t>
+              <w:t>()</w:t>
             </w:r>
           </w:p>
         </w:tc>
@@ -5172,7 +5087,6 @@
               <w:t>target_id</w:t>
             </w:r>
             <w:proofErr w:type="spellEnd"/>
-            <w:proofErr w:type="gramStart"/>
             <w:r>
               <w:rPr>
                 <w:rFonts w:eastAsiaTheme="minorHAnsi"/>
@@ -5183,7 +5097,6 @@
               </w:rPr>
               <w:t>);</w:t>
             </w:r>
-            <w:proofErr w:type="gramEnd"/>
           </w:p>
           <w:p>
             <w:pPr>
@@ -5799,6 +5712,7 @@
               <w:autoSpaceDE/>
               <w:autoSpaceDN/>
               <w:rPr>
+                <w:color w:val="8E0000"/>
                 <w:sz w:val="16"/>
                 <w:szCs w:val="16"/>
               </w:rPr>
@@ -5833,6 +5747,27 @@
                 <w:szCs w:val="16"/>
               </w:rPr>
               <w:t>개발 진척 확인</w:t>
+            </w:r>
+          </w:p>
+          <w:p>
+            <w:pPr>
+              <w:widowControl/>
+              <w:wordWrap/>
+              <w:autoSpaceDE/>
+              <w:autoSpaceDN/>
+              <w:rPr>
+                <w:rFonts w:hint="eastAsia"/>
+                <w:sz w:val="16"/>
+                <w:szCs w:val="16"/>
+              </w:rPr>
+            </w:pPr>
+            <w:r>
+              <w:rPr>
+                <w:rFonts w:hint="eastAsia"/>
+                <w:sz w:val="16"/>
+                <w:szCs w:val="16"/>
+              </w:rPr>
+              <w:t>대기실 화면 렌더링</w:t>
             </w:r>
           </w:p>
         </w:tc>
@@ -10555,6 +10490,7 @@
               <w:t>::</w:t>
             </w:r>
             <w:proofErr w:type="spellStart"/>
+            <w:proofErr w:type="gramEnd"/>
             <w:r>
               <w:rPr>
                 <w:rFonts w:hint="eastAsia"/>
@@ -10574,7 +10510,64 @@
                 <w:sz w:val="16"/>
                 <w:szCs w:val="16"/>
               </w:rPr>
-              <w:t>(</w:t>
+              <w:t>()</w:t>
+            </w:r>
+            <w:r>
+              <w:rPr>
+                <w:rFonts w:hint="eastAsia"/>
+                <w:b/>
+                <w:bCs/>
+                <w:sz w:val="16"/>
+                <w:szCs w:val="16"/>
+              </w:rPr>
+              <w:t>,</w:t>
+            </w:r>
+          </w:p>
+          <w:p>
+            <w:pPr>
+              <w:widowControl/>
+              <w:wordWrap/>
+              <w:autoSpaceDE/>
+              <w:rPr>
+                <w:b/>
+                <w:bCs/>
+                <w:sz w:val="16"/>
+                <w:szCs w:val="16"/>
+              </w:rPr>
+            </w:pPr>
+            <w:proofErr w:type="spellStart"/>
+            <w:r>
+              <w:rPr>
+                <w:rFonts w:hint="eastAsia"/>
+                <w:b/>
+                <w:bCs/>
+                <w:sz w:val="16"/>
+                <w:szCs w:val="16"/>
+              </w:rPr>
+              <w:t>NetworkMgr</w:t>
+            </w:r>
+            <w:proofErr w:type="spellEnd"/>
+          </w:p>
+          <w:p>
+            <w:pPr>
+              <w:widowControl/>
+              <w:wordWrap/>
+              <w:autoSpaceDE/>
+              <w:rPr>
+                <w:sz w:val="16"/>
+                <w:szCs w:val="16"/>
+              </w:rPr>
+            </w:pPr>
+            <w:proofErr w:type="gramStart"/>
+            <w:r>
+              <w:rPr>
+                <w:rFonts w:hint="eastAsia"/>
+                <w:b/>
+                <w:bCs/>
+                <w:sz w:val="16"/>
+                <w:szCs w:val="16"/>
+              </w:rPr>
+              <w:t>::</w:t>
             </w:r>
             <w:proofErr w:type="gramEnd"/>
             <w:r>
@@ -10585,75 +10578,7 @@
                 <w:sz w:val="16"/>
                 <w:szCs w:val="16"/>
               </w:rPr>
-              <w:t>)</w:t>
-            </w:r>
-            <w:r>
-              <w:rPr>
-                <w:rFonts w:hint="eastAsia"/>
-                <w:b/>
-                <w:bCs/>
-                <w:sz w:val="16"/>
-                <w:szCs w:val="16"/>
-              </w:rPr>
-              <w:t>,</w:t>
-            </w:r>
-          </w:p>
-          <w:p>
-            <w:pPr>
-              <w:widowControl/>
-              <w:wordWrap/>
-              <w:autoSpaceDE/>
-              <w:rPr>
-                <w:b/>
-                <w:bCs/>
-                <w:sz w:val="16"/>
-                <w:szCs w:val="16"/>
-              </w:rPr>
-            </w:pPr>
-            <w:proofErr w:type="spellStart"/>
-            <w:r>
-              <w:rPr>
-                <w:rFonts w:hint="eastAsia"/>
-                <w:b/>
-                <w:bCs/>
-                <w:sz w:val="16"/>
-                <w:szCs w:val="16"/>
-              </w:rPr>
-              <w:t>NetworkMgr</w:t>
-            </w:r>
-            <w:proofErr w:type="spellEnd"/>
-          </w:p>
-          <w:p>
-            <w:pPr>
-              <w:widowControl/>
-              <w:wordWrap/>
-              <w:autoSpaceDE/>
-              <w:rPr>
-                <w:sz w:val="16"/>
-                <w:szCs w:val="16"/>
-              </w:rPr>
-            </w:pPr>
-            <w:proofErr w:type="gramStart"/>
-            <w:r>
-              <w:rPr>
-                <w:rFonts w:hint="eastAsia"/>
-                <w:b/>
-                <w:bCs/>
-                <w:sz w:val="16"/>
-                <w:szCs w:val="16"/>
-              </w:rPr>
-              <w:t>::Init(</w:t>
-            </w:r>
-            <w:proofErr w:type="gramEnd"/>
-            <w:r>
-              <w:rPr>
-                <w:rFonts w:hint="eastAsia"/>
-                <w:b/>
-                <w:bCs/>
-                <w:sz w:val="16"/>
-                <w:szCs w:val="16"/>
-              </w:rPr>
-              <w:t>)</w:t>
+              <w:t>Init()</w:t>
             </w:r>
           </w:p>
         </w:tc>
@@ -13226,9 +13151,17 @@
                 <w:sz w:val="16"/>
                 <w:szCs w:val="16"/>
               </w:rPr>
-              <w:t>();</w:t>
+              <w:t>(</w:t>
             </w:r>
             <w:proofErr w:type="gramEnd"/>
+            <w:r>
+              <w:rPr>
+                <w:rFonts w:hint="eastAsia"/>
+                <w:sz w:val="16"/>
+                <w:szCs w:val="16"/>
+              </w:rPr>
+              <w:t>);</w:t>
+            </w:r>
           </w:p>
           <w:p>
             <w:pPr>
@@ -14050,7 +13983,7 @@
 </file>
 
 <file path=word/endnotes.xml><?xml version="1.0" encoding="utf-8"?>
-<w:endnotes xmlns:wpc="http://schemas.microsoft.com/office/word/2010/wordprocessingCanvas" xmlns:cx="http://schemas.microsoft.com/office/drawing/2014/chartex" xmlns:cx1="http://schemas.microsoft.com/office/drawing/2015/9/8/chartex" xmlns:cx2="http://schemas.microsoft.com/office/drawing/2015/10/21/chartex" xmlns:cx3="http://schemas.microsoft.com/office/drawing/2016/5/9/chartex" xmlns:cx4="http://schemas.microsoft.com/office/drawing/2016/5/10/chartex" xmlns:cx5="http://schemas.microsoft.com/office/drawing/2016/5/11/chartex" xmlns:cx6="http://schemas.microsoft.com/office/drawing/2016/5/12/chartex" xmlns:cx7="http://schemas.microsoft.com/office/drawing/2016/5/13/chartex" xmlns:cx8="http://schemas.microsoft.com/office/drawing/2016/5/14/chartex" xmlns:mc="http://schemas.openxmlformats.org/markup-compatibility/2006" xmlns:aink="http://schemas.microsoft.com/office/drawing/2016/ink" xmlns:am3d="http://schemas.microsoft.com/office/drawing/2017/model3d" xmlns:o="urn:schemas-microsoft-com:office:office" xmlns:oel="http://schemas.microsoft.com/office/2019/extlst" xmlns:r="http://schemas.openxmlformats.org/officeDocument/2006/relationships" xmlns:m="http://schemas.openxmlformats.org/officeDocument/2006/math" xmlns:v="urn:schemas-microsoft-com:vml" xmlns:wp14="http://schemas.microsoft.com/office/word/2010/wordprocessingDrawing" xmlns:wp="http://schemas.openxmlformats.org/drawingml/2006/wordprocessingDrawing" xmlns:w10="urn:schemas-microsoft-com:office:word" xmlns:w="http://schemas.openxmlformats.org/wordprocessingml/2006/main" xmlns:w14="http://schemas.microsoft.com/office/word/2010/wordml" xmlns:w15="http://schemas.microsoft.com/office/word/2012/wordml" xmlns:w16cex="http://schemas.microsoft.com/office/word/2018/wordml/cex" xmlns:w16cid="http://schemas.microsoft.com/office/word/2016/wordml/cid" xmlns:w16="http://schemas.microsoft.com/office/word/2018/wordml" xmlns:w16du="http://schemas.microsoft.com/office/word/2023/wordml/word16du" xmlns:w16sdtdh="http://schemas.microsoft.com/office/word/2020/wordml/sdtdatahash" xmlns:w16sdtfl="http://schemas.microsoft.com/office/word/2024/wordml/sdtformatlock" xmlns:w16se="http://schemas.microsoft.com/office/word/2015/wordml/symex" xmlns:wpg="http://schemas.microsoft.com/office/word/2010/wordprocessingGroup" xmlns:wpi="http://schemas.microsoft.com/office/word/2010/wordprocessingInk" xmlns:wne="http://schemas.microsoft.com/office/word/2006/wordml" xmlns:wps="http://schemas.microsoft.com/office/word/2010/wordprocessingShape" mc:Ignorable="w14 w15 w16se w16cid w16 w16cex w16sdtdh w16sdtfl w16du wp14">
+<w:endnotes xmlns:wpc="http://schemas.microsoft.com/office/word/2010/wordprocessingCanvas" xmlns:cx="http://schemas.microsoft.com/office/drawing/2014/chartex" xmlns:cx1="http://schemas.microsoft.com/office/drawing/2015/9/8/chartex" xmlns:cx2="http://schemas.microsoft.com/office/drawing/2015/10/21/chartex" xmlns:cx3="http://schemas.microsoft.com/office/drawing/2016/5/9/chartex" xmlns:cx4="http://schemas.microsoft.com/office/drawing/2016/5/10/chartex" xmlns:cx5="http://schemas.microsoft.com/office/drawing/2016/5/11/chartex" xmlns:cx6="http://schemas.microsoft.com/office/drawing/2016/5/12/chartex" xmlns:cx7="http://schemas.microsoft.com/office/drawing/2016/5/13/chartex" xmlns:cx8="http://schemas.microsoft.com/office/drawing/2016/5/14/chartex" xmlns:mc="http://schemas.openxmlformats.org/markup-compatibility/2006" xmlns:aink="http://schemas.microsoft.com/office/drawing/2016/ink" xmlns:am3d="http://schemas.microsoft.com/office/drawing/2017/model3d" xmlns:o="urn:schemas-microsoft-com:office:office" xmlns:oel="http://schemas.microsoft.com/office/2019/extlst" xmlns:r="http://schemas.openxmlformats.org/officeDocument/2006/relationships" xmlns:m="http://schemas.openxmlformats.org/officeDocument/2006/math" xmlns:v="urn:schemas-microsoft-com:vml" xmlns:wp14="http://schemas.microsoft.com/office/word/2010/wordprocessingDrawing" xmlns:wp="http://schemas.openxmlformats.org/drawingml/2006/wordprocessingDrawing" xmlns:w10="urn:schemas-microsoft-com:office:word" xmlns:w="http://schemas.openxmlformats.org/wordprocessingml/2006/main" xmlns:w14="http://schemas.microsoft.com/office/word/2010/wordml" xmlns:w15="http://schemas.microsoft.com/office/word/2012/wordml" xmlns:w16cex="http://schemas.microsoft.com/office/word/2018/wordml/cex" xmlns:w16cid="http://schemas.microsoft.com/office/word/2016/wordml/cid" xmlns:w16="http://schemas.microsoft.com/office/word/2018/wordml" xmlns:w16sdtdh="http://schemas.microsoft.com/office/word/2020/wordml/sdtdatahash" xmlns:w16se="http://schemas.microsoft.com/office/word/2015/wordml/symex" xmlns:wpg="http://schemas.microsoft.com/office/word/2010/wordprocessingGroup" xmlns:wpi="http://schemas.microsoft.com/office/word/2010/wordprocessingInk" xmlns:wne="http://schemas.microsoft.com/office/word/2006/wordml" xmlns:wps="http://schemas.microsoft.com/office/word/2010/wordprocessingShape" mc:Ignorable="w14 w15 w16se w16cid w16 w16cex w16sdtdh wp14">
   <w:endnote w:type="separator" w:id="-1">
     <w:p>
       <w:pPr>
@@ -14075,7 +14008,7 @@
 </file>
 
 <file path=word/footer1.xml><?xml version="1.0" encoding="utf-8"?>
-<w:ftr xmlns:wpc="http://schemas.microsoft.com/office/word/2010/wordprocessingCanvas" xmlns:cx="http://schemas.microsoft.com/office/drawing/2014/chartex" xmlns:cx1="http://schemas.microsoft.com/office/drawing/2015/9/8/chartex" xmlns:cx2="http://schemas.microsoft.com/office/drawing/2015/10/21/chartex" xmlns:cx3="http://schemas.microsoft.com/office/drawing/2016/5/9/chartex" xmlns:cx4="http://schemas.microsoft.com/office/drawing/2016/5/10/chartex" xmlns:cx5="http://schemas.microsoft.com/office/drawing/2016/5/11/chartex" xmlns:cx6="http://schemas.microsoft.com/office/drawing/2016/5/12/chartex" xmlns:cx7="http://schemas.microsoft.com/office/drawing/2016/5/13/chartex" xmlns:cx8="http://schemas.microsoft.com/office/drawing/2016/5/14/chartex" xmlns:mc="http://schemas.openxmlformats.org/markup-compatibility/2006" xmlns:aink="http://schemas.microsoft.com/office/drawing/2016/ink" xmlns:am3d="http://schemas.microsoft.com/office/drawing/2017/model3d" xmlns:o="urn:schemas-microsoft-com:office:office" xmlns:oel="http://schemas.microsoft.com/office/2019/extlst" xmlns:r="http://schemas.openxmlformats.org/officeDocument/2006/relationships" xmlns:m="http://schemas.openxmlformats.org/officeDocument/2006/math" xmlns:v="urn:schemas-microsoft-com:vml" xmlns:wp14="http://schemas.microsoft.com/office/word/2010/wordprocessingDrawing" xmlns:wp="http://schemas.openxmlformats.org/drawingml/2006/wordprocessingDrawing" xmlns:w10="urn:schemas-microsoft-com:office:word" xmlns:w="http://schemas.openxmlformats.org/wordprocessingml/2006/main" xmlns:w14="http://schemas.microsoft.com/office/word/2010/wordml" xmlns:w15="http://schemas.microsoft.com/office/word/2012/wordml" xmlns:w16cex="http://schemas.microsoft.com/office/word/2018/wordml/cex" xmlns:w16cid="http://schemas.microsoft.com/office/word/2016/wordml/cid" xmlns:w16="http://schemas.microsoft.com/office/word/2018/wordml" xmlns:w16du="http://schemas.microsoft.com/office/word/2023/wordml/word16du" xmlns:w16sdtdh="http://schemas.microsoft.com/office/word/2020/wordml/sdtdatahash" xmlns:w16sdtfl="http://schemas.microsoft.com/office/word/2024/wordml/sdtformatlock" xmlns:w16se="http://schemas.microsoft.com/office/word/2015/wordml/symex" xmlns:wpg="http://schemas.microsoft.com/office/word/2010/wordprocessingGroup" xmlns:wpi="http://schemas.microsoft.com/office/word/2010/wordprocessingInk" xmlns:wne="http://schemas.microsoft.com/office/word/2006/wordml" xmlns:wps="http://schemas.microsoft.com/office/word/2010/wordprocessingShape" mc:Ignorable="w14 w15 w16se w16cid w16 w16cex w16sdtdh w16sdtfl w16du wp14">
+<w:ftr xmlns:wpc="http://schemas.microsoft.com/office/word/2010/wordprocessingCanvas" xmlns:cx="http://schemas.microsoft.com/office/drawing/2014/chartex" xmlns:cx1="http://schemas.microsoft.com/office/drawing/2015/9/8/chartex" xmlns:cx2="http://schemas.microsoft.com/office/drawing/2015/10/21/chartex" xmlns:cx3="http://schemas.microsoft.com/office/drawing/2016/5/9/chartex" xmlns:cx4="http://schemas.microsoft.com/office/drawing/2016/5/10/chartex" xmlns:cx5="http://schemas.microsoft.com/office/drawing/2016/5/11/chartex" xmlns:cx6="http://schemas.microsoft.com/office/drawing/2016/5/12/chartex" xmlns:cx7="http://schemas.microsoft.com/office/drawing/2016/5/13/chartex" xmlns:cx8="http://schemas.microsoft.com/office/drawing/2016/5/14/chartex" xmlns:mc="http://schemas.openxmlformats.org/markup-compatibility/2006" xmlns:aink="http://schemas.microsoft.com/office/drawing/2016/ink" xmlns:am3d="http://schemas.microsoft.com/office/drawing/2017/model3d" xmlns:o="urn:schemas-microsoft-com:office:office" xmlns:oel="http://schemas.microsoft.com/office/2019/extlst" xmlns:r="http://schemas.openxmlformats.org/officeDocument/2006/relationships" xmlns:m="http://schemas.openxmlformats.org/officeDocument/2006/math" xmlns:v="urn:schemas-microsoft-com:vml" xmlns:wp14="http://schemas.microsoft.com/office/word/2010/wordprocessingDrawing" xmlns:wp="http://schemas.openxmlformats.org/drawingml/2006/wordprocessingDrawing" xmlns:w10="urn:schemas-microsoft-com:office:word" xmlns:w="http://schemas.openxmlformats.org/wordprocessingml/2006/main" xmlns:w14="http://schemas.microsoft.com/office/word/2010/wordml" xmlns:w15="http://schemas.microsoft.com/office/word/2012/wordml" xmlns:w16cex="http://schemas.microsoft.com/office/word/2018/wordml/cex" xmlns:w16cid="http://schemas.microsoft.com/office/word/2016/wordml/cid" xmlns:w16="http://schemas.microsoft.com/office/word/2018/wordml" xmlns:w16sdtdh="http://schemas.microsoft.com/office/word/2020/wordml/sdtdatahash" xmlns:w16se="http://schemas.microsoft.com/office/word/2015/wordml/symex" xmlns:wpg="http://schemas.microsoft.com/office/word/2010/wordprocessingGroup" xmlns:wpi="http://schemas.microsoft.com/office/word/2010/wordprocessingInk" xmlns:wne="http://schemas.microsoft.com/office/word/2006/wordml" xmlns:wps="http://schemas.microsoft.com/office/word/2010/wordprocessingShape" mc:Ignorable="w14 w15 w16se w16cid w16 w16cex w16sdtdh wp14">
   <w:sdt>
     <w:sdtPr>
       <w:id w:val="1471174885"/>
@@ -14120,7 +14053,7 @@
 </file>
 
 <file path=word/footnotes.xml><?xml version="1.0" encoding="utf-8"?>
-<w:footnotes xmlns:wpc="http://schemas.microsoft.com/office/word/2010/wordprocessingCanvas" xmlns:cx="http://schemas.microsoft.com/office/drawing/2014/chartex" xmlns:cx1="http://schemas.microsoft.com/office/drawing/2015/9/8/chartex" xmlns:cx2="http://schemas.microsoft.com/office/drawing/2015/10/21/chartex" xmlns:cx3="http://schemas.microsoft.com/office/drawing/2016/5/9/chartex" xmlns:cx4="http://schemas.microsoft.com/office/drawing/2016/5/10/chartex" xmlns:cx5="http://schemas.microsoft.com/office/drawing/2016/5/11/chartex" xmlns:cx6="http://schemas.microsoft.com/office/drawing/2016/5/12/chartex" xmlns:cx7="http://schemas.microsoft.com/office/drawing/2016/5/13/chartex" xmlns:cx8="http://schemas.microsoft.com/office/drawing/2016/5/14/chartex" xmlns:mc="http://schemas.openxmlformats.org/markup-compatibility/2006" xmlns:aink="http://schemas.microsoft.com/office/drawing/2016/ink" xmlns:am3d="http://schemas.microsoft.com/office/drawing/2017/model3d" xmlns:o="urn:schemas-microsoft-com:office:office" xmlns:oel="http://schemas.microsoft.com/office/2019/extlst" xmlns:r="http://schemas.openxmlformats.org/officeDocument/2006/relationships" xmlns:m="http://schemas.openxmlformats.org/officeDocument/2006/math" xmlns:v="urn:schemas-microsoft-com:vml" xmlns:wp14="http://schemas.microsoft.com/office/word/2010/wordprocessingDrawing" xmlns:wp="http://schemas.openxmlformats.org/drawingml/2006/wordprocessingDrawing" xmlns:w10="urn:schemas-microsoft-com:office:word" xmlns:w="http://schemas.openxmlformats.org/wordprocessingml/2006/main" xmlns:w14="http://schemas.microsoft.com/office/word/2010/wordml" xmlns:w15="http://schemas.microsoft.com/office/word/2012/wordml" xmlns:w16cex="http://schemas.microsoft.com/office/word/2018/wordml/cex" xmlns:w16cid="http://schemas.microsoft.com/office/word/2016/wordml/cid" xmlns:w16="http://schemas.microsoft.com/office/word/2018/wordml" xmlns:w16du="http://schemas.microsoft.com/office/word/2023/wordml/word16du" xmlns:w16sdtdh="http://schemas.microsoft.com/office/word/2020/wordml/sdtdatahash" xmlns:w16sdtfl="http://schemas.microsoft.com/office/word/2024/wordml/sdtformatlock" xmlns:w16se="http://schemas.microsoft.com/office/word/2015/wordml/symex" xmlns:wpg="http://schemas.microsoft.com/office/word/2010/wordprocessingGroup" xmlns:wpi="http://schemas.microsoft.com/office/word/2010/wordprocessingInk" xmlns:wne="http://schemas.microsoft.com/office/word/2006/wordml" xmlns:wps="http://schemas.microsoft.com/office/word/2010/wordprocessingShape" mc:Ignorable="w14 w15 w16se w16cid w16 w16cex w16sdtdh w16sdtfl w16du wp14">
+<w:footnotes xmlns:wpc="http://schemas.microsoft.com/office/word/2010/wordprocessingCanvas" xmlns:cx="http://schemas.microsoft.com/office/drawing/2014/chartex" xmlns:cx1="http://schemas.microsoft.com/office/drawing/2015/9/8/chartex" xmlns:cx2="http://schemas.microsoft.com/office/drawing/2015/10/21/chartex" xmlns:cx3="http://schemas.microsoft.com/office/drawing/2016/5/9/chartex" xmlns:cx4="http://schemas.microsoft.com/office/drawing/2016/5/10/chartex" xmlns:cx5="http://schemas.microsoft.com/office/drawing/2016/5/11/chartex" xmlns:cx6="http://schemas.microsoft.com/office/drawing/2016/5/12/chartex" xmlns:cx7="http://schemas.microsoft.com/office/drawing/2016/5/13/chartex" xmlns:cx8="http://schemas.microsoft.com/office/drawing/2016/5/14/chartex" xmlns:mc="http://schemas.openxmlformats.org/markup-compatibility/2006" xmlns:aink="http://schemas.microsoft.com/office/drawing/2016/ink" xmlns:am3d="http://schemas.microsoft.com/office/drawing/2017/model3d" xmlns:o="urn:schemas-microsoft-com:office:office" xmlns:oel="http://schemas.microsoft.com/office/2019/extlst" xmlns:r="http://schemas.openxmlformats.org/officeDocument/2006/relationships" xmlns:m="http://schemas.openxmlformats.org/officeDocument/2006/math" xmlns:v="urn:schemas-microsoft-com:vml" xmlns:wp14="http://schemas.microsoft.com/office/word/2010/wordprocessingDrawing" xmlns:wp="http://schemas.openxmlformats.org/drawingml/2006/wordprocessingDrawing" xmlns:w10="urn:schemas-microsoft-com:office:word" xmlns:w="http://schemas.openxmlformats.org/wordprocessingml/2006/main" xmlns:w14="http://schemas.microsoft.com/office/word/2010/wordml" xmlns:w15="http://schemas.microsoft.com/office/word/2012/wordml" xmlns:w16cex="http://schemas.microsoft.com/office/word/2018/wordml/cex" xmlns:w16cid="http://schemas.microsoft.com/office/word/2016/wordml/cid" xmlns:w16="http://schemas.microsoft.com/office/word/2018/wordml" xmlns:w16sdtdh="http://schemas.microsoft.com/office/word/2020/wordml/sdtdatahash" xmlns:w16se="http://schemas.microsoft.com/office/word/2015/wordml/symex" xmlns:wpg="http://schemas.microsoft.com/office/word/2010/wordprocessingGroup" xmlns:wpi="http://schemas.microsoft.com/office/word/2010/wordprocessingInk" xmlns:wne="http://schemas.microsoft.com/office/word/2006/wordml" xmlns:wps="http://schemas.microsoft.com/office/word/2010/wordprocessingShape" mc:Ignorable="w14 w15 w16se w16cid w16 w16cex w16sdtdh wp14">
   <w:footnote w:type="separator" w:id="-1">
     <w:p>
       <w:pPr>
@@ -14145,7 +14078,7 @@
 </file>
 
 <file path=word/numbering.xml><?xml version="1.0" encoding="utf-8"?>
-<w:numbering xmlns:wpc="http://schemas.microsoft.com/office/word/2010/wordprocessingCanvas" xmlns:cx="http://schemas.microsoft.com/office/drawing/2014/chartex" xmlns:cx1="http://schemas.microsoft.com/office/drawing/2015/9/8/chartex" xmlns:cx2="http://schemas.microsoft.com/office/drawing/2015/10/21/chartex" xmlns:cx3="http://schemas.microsoft.com/office/drawing/2016/5/9/chartex" xmlns:cx4="http://schemas.microsoft.com/office/drawing/2016/5/10/chartex" xmlns:cx5="http://schemas.microsoft.com/office/drawing/2016/5/11/chartex" xmlns:cx6="http://schemas.microsoft.com/office/drawing/2016/5/12/chartex" xmlns:cx7="http://schemas.microsoft.com/office/drawing/2016/5/13/chartex" xmlns:cx8="http://schemas.microsoft.com/office/drawing/2016/5/14/chartex" xmlns:mc="http://schemas.openxmlformats.org/markup-compatibility/2006" xmlns:aink="http://schemas.microsoft.com/office/drawing/2016/ink" xmlns:am3d="http://schemas.microsoft.com/office/drawing/2017/model3d" xmlns:o="urn:schemas-microsoft-com:office:office" xmlns:oel="http://schemas.microsoft.com/office/2019/extlst" xmlns:r="http://schemas.openxmlformats.org/officeDocument/2006/relationships" xmlns:m="http://schemas.openxmlformats.org/officeDocument/2006/math" xmlns:v="urn:schemas-microsoft-com:vml" xmlns:wp14="http://schemas.microsoft.com/office/word/2010/wordprocessingDrawing" xmlns:wp="http://schemas.openxmlformats.org/drawingml/2006/wordprocessingDrawing" xmlns:w10="urn:schemas-microsoft-com:office:word" xmlns:w="http://schemas.openxmlformats.org/wordprocessingml/2006/main" xmlns:w14="http://schemas.microsoft.com/office/word/2010/wordml" xmlns:w15="http://schemas.microsoft.com/office/word/2012/wordml" xmlns:w16cex="http://schemas.microsoft.com/office/word/2018/wordml/cex" xmlns:w16cid="http://schemas.microsoft.com/office/word/2016/wordml/cid" xmlns:w16="http://schemas.microsoft.com/office/word/2018/wordml" xmlns:w16du="http://schemas.microsoft.com/office/word/2023/wordml/word16du" xmlns:w16sdtdh="http://schemas.microsoft.com/office/word/2020/wordml/sdtdatahash" xmlns:w16sdtfl="http://schemas.microsoft.com/office/word/2024/wordml/sdtformatlock" xmlns:w16se="http://schemas.microsoft.com/office/word/2015/wordml/symex" xmlns:wpg="http://schemas.microsoft.com/office/word/2010/wordprocessingGroup" xmlns:wpi="http://schemas.microsoft.com/office/word/2010/wordprocessingInk" xmlns:wne="http://schemas.microsoft.com/office/word/2006/wordml" xmlns:wps="http://schemas.microsoft.com/office/word/2010/wordprocessingShape" mc:Ignorable="w14 w15 w16se w16cid w16 w16cex w16sdtdh w16sdtfl w16du wp14">
+<w:numbering xmlns:wpc="http://schemas.microsoft.com/office/word/2010/wordprocessingCanvas" xmlns:cx="http://schemas.microsoft.com/office/drawing/2014/chartex" xmlns:cx1="http://schemas.microsoft.com/office/drawing/2015/9/8/chartex" xmlns:cx2="http://schemas.microsoft.com/office/drawing/2015/10/21/chartex" xmlns:cx3="http://schemas.microsoft.com/office/drawing/2016/5/9/chartex" xmlns:cx4="http://schemas.microsoft.com/office/drawing/2016/5/10/chartex" xmlns:cx5="http://schemas.microsoft.com/office/drawing/2016/5/11/chartex" xmlns:cx6="http://schemas.microsoft.com/office/drawing/2016/5/12/chartex" xmlns:cx7="http://schemas.microsoft.com/office/drawing/2016/5/13/chartex" xmlns:cx8="http://schemas.microsoft.com/office/drawing/2016/5/14/chartex" xmlns:mc="http://schemas.openxmlformats.org/markup-compatibility/2006" xmlns:aink="http://schemas.microsoft.com/office/drawing/2016/ink" xmlns:am3d="http://schemas.microsoft.com/office/drawing/2017/model3d" xmlns:o="urn:schemas-microsoft-com:office:office" xmlns:oel="http://schemas.microsoft.com/office/2019/extlst" xmlns:r="http://schemas.openxmlformats.org/officeDocument/2006/relationships" xmlns:m="http://schemas.openxmlformats.org/officeDocument/2006/math" xmlns:v="urn:schemas-microsoft-com:vml" xmlns:wp14="http://schemas.microsoft.com/office/word/2010/wordprocessingDrawing" xmlns:wp="http://schemas.openxmlformats.org/drawingml/2006/wordprocessingDrawing" xmlns:w10="urn:schemas-microsoft-com:office:word" xmlns:w="http://schemas.openxmlformats.org/wordprocessingml/2006/main" xmlns:w14="http://schemas.microsoft.com/office/word/2010/wordml" xmlns:w15="http://schemas.microsoft.com/office/word/2012/wordml" xmlns:w16cex="http://schemas.microsoft.com/office/word/2018/wordml/cex" xmlns:w16cid="http://schemas.microsoft.com/office/word/2016/wordml/cid" xmlns:w16="http://schemas.microsoft.com/office/word/2018/wordml" xmlns:w16sdtdh="http://schemas.microsoft.com/office/word/2020/wordml/sdtdatahash" xmlns:w16se="http://schemas.microsoft.com/office/word/2015/wordml/symex" xmlns:wpg="http://schemas.microsoft.com/office/word/2010/wordprocessingGroup" xmlns:wpi="http://schemas.microsoft.com/office/word/2010/wordprocessingInk" xmlns:wne="http://schemas.microsoft.com/office/word/2006/wordml" xmlns:wps="http://schemas.microsoft.com/office/word/2010/wordprocessingShape" mc:Ignorable="w14 w15 w16se w16cid w16 w16cex w16sdtdh wp14">
   <w:abstractNum w:abstractNumId="0" w15:restartNumberingAfterBreak="0">
     <w:nsid w:val="05E96921"/>
     <w:multiLevelType w:val="hybridMultilevel"/>
@@ -16601,7 +16534,7 @@
 </file>
 
 <file path=word/styles.xml><?xml version="1.0" encoding="utf-8"?>
-<w:styles xmlns:mc="http://schemas.openxmlformats.org/markup-compatibility/2006" xmlns:r="http://schemas.openxmlformats.org/officeDocument/2006/relationships" xmlns:w="http://schemas.openxmlformats.org/wordprocessingml/2006/main" xmlns:w14="http://schemas.microsoft.com/office/word/2010/wordml" xmlns:w15="http://schemas.microsoft.com/office/word/2012/wordml" xmlns:w16cex="http://schemas.microsoft.com/office/word/2018/wordml/cex" xmlns:w16cid="http://schemas.microsoft.com/office/word/2016/wordml/cid" xmlns:w16="http://schemas.microsoft.com/office/word/2018/wordml" xmlns:w16du="http://schemas.microsoft.com/office/word/2023/wordml/word16du" xmlns:w16sdtdh="http://schemas.microsoft.com/office/word/2020/wordml/sdtdatahash" xmlns:w16sdtfl="http://schemas.microsoft.com/office/word/2024/wordml/sdtformatlock" xmlns:w16se="http://schemas.microsoft.com/office/word/2015/wordml/symex" mc:Ignorable="w14 w15 w16se w16cid w16 w16cex w16sdtdh w16sdtfl w16du">
+<w:styles xmlns:mc="http://schemas.openxmlformats.org/markup-compatibility/2006" xmlns:r="http://schemas.openxmlformats.org/officeDocument/2006/relationships" xmlns:w="http://schemas.openxmlformats.org/wordprocessingml/2006/main" xmlns:w14="http://schemas.microsoft.com/office/word/2010/wordml" xmlns:w15="http://schemas.microsoft.com/office/word/2012/wordml" xmlns:w16cex="http://schemas.microsoft.com/office/word/2018/wordml/cex" xmlns:w16cid="http://schemas.microsoft.com/office/word/2016/wordml/cid" xmlns:w16="http://schemas.microsoft.com/office/word/2018/wordml" xmlns:w16sdtdh="http://schemas.microsoft.com/office/word/2020/wordml/sdtdatahash" xmlns:w16se="http://schemas.microsoft.com/office/word/2015/wordml/symex" mc:Ignorable="w14 w15 w16se w16cid w16 w16cex w16sdtdh">
   <w:docDefaults>
     <w:rPrDefault>
       <w:rPr>
@@ -17207,6 +17140,7 @@
   <w:style w:type="character" w:default="1" w:styleId="a0">
     <w:name w:val="Default Paragraph Font"/>
     <w:uiPriority w:val="1"/>
+    <w:semiHidden/>
     <w:unhideWhenUsed/>
   </w:style>
   <w:style w:type="table" w:default="1" w:styleId="a1">
